--- a/documentation/Primes.docx
+++ b/documentation/Primes.docx
@@ -574,7 +574,13 @@
         <w:jc w:val="center"/>
       </w:pPr>
       <w:r>
-        <w:t>Sofia, Jun. 2026</w:t>
+        <w:t>Sofia, Ju</w:t>
+      </w:r>
+      <w:r>
+        <w:t>l</w:t>
+      </w:r>
+      <w:r>
+        <w:t>. 2026</w:t>
       </w:r>
     </w:p>
     <w:p>
@@ -1598,21 +1604,7 @@
         <w:rPr>
           <w:rFonts w:eastAsiaTheme="minorEastAsia"/>
         </w:rPr>
-        <w:t>, where d is the size of the segme</w:t>
-      </w:r>
-      <w:proofErr w:type="spellStart"/>
-      <w:r>
-        <w:rPr>
-          <w:rFonts w:eastAsiaTheme="minorEastAsia"/>
-        </w:rPr>
-        <w:t>nts</w:t>
-      </w:r>
-      <w:proofErr w:type="spellEnd"/>
-      <w:r>
-        <w:rPr>
-          <w:rFonts w:eastAsiaTheme="minorEastAsia"/>
-        </w:rPr>
-        <w:t>.</w:t>
+        <w:t>, where d is the size of the segments.</w:t>
       </w:r>
     </w:p>
     <w:p>
@@ -2017,7 +2009,19 @@
         <w:rPr>
           <w:rFonts w:eastAsiaTheme="minorEastAsia"/>
         </w:rPr>
-        <w:t xml:space="preserve">un with different number of cores </w:t>
+        <w:t>un with different number of cores</w:t>
+      </w:r>
+      <w:r>
+        <w:rPr>
+          <w:rFonts w:eastAsiaTheme="minorEastAsia"/>
+        </w:rPr>
+        <w:t>; expecting limited speedup</w:t>
+      </w:r>
+      <w:r>
+        <w:rPr>
+          <w:rFonts w:eastAsiaTheme="minorEastAsia"/>
+        </w:rPr>
+        <w:t xml:space="preserve"> </w:t>
       </w:r>
     </w:p>
     <w:p>
@@ -2077,6 +2081,12 @@
         </w:rPr>
         <w:t xml:space="preserve"> segment could benefit from the smaller memory used</w:t>
       </w:r>
+      <w:r>
+        <w:rPr>
+          <w:rFonts w:eastAsiaTheme="minorEastAsia"/>
+        </w:rPr>
+        <w:t>.</w:t>
+      </w:r>
     </w:p>
     <w:p>
       <w:pPr>
@@ -2085,44 +2095,31 @@
           <w:ilvl w:val="1"/>
           <w:numId w:val="2"/>
         </w:numPr>
-        <w:rPr>
-          <w:rFonts w:eastAsiaTheme="minorEastAsia"/>
-        </w:rPr>
-      </w:pPr>
+        <w:spacing w:before="240"/>
+        <w:rPr>
+          <w:rFonts w:eastAsiaTheme="minorEastAsia"/>
+        </w:rPr>
+      </w:pPr>
+      <w:r>
+        <w:rPr>
+          <w:rFonts w:eastAsiaTheme="minorEastAsia"/>
+        </w:rPr>
+        <w:t xml:space="preserve">Maybe a version with fixed number of workers getting big chunks vs. the </w:t>
+      </w:r>
       <w:proofErr w:type="spellStart"/>
       <w:r>
         <w:rPr>
           <w:rFonts w:eastAsiaTheme="minorEastAsia"/>
         </w:rPr>
-        <w:t>Numba</w:t>
+        <w:t>sam</w:t>
       </w:r>
       <w:proofErr w:type="spellEnd"/>
-    </w:p>
-    <w:p>
-      <w:pPr>
-        <w:pStyle w:val="ListParagraph"/>
-        <w:numPr>
-          <w:ilvl w:val="2"/>
-          <w:numId w:val="2"/>
-        </w:numPr>
-        <w:rPr>
-          <w:rFonts w:eastAsiaTheme="minorEastAsia"/>
-        </w:rPr>
-      </w:pPr>
-      <w:r>
-        <w:rPr>
-          <w:rFonts w:eastAsiaTheme="minorEastAsia"/>
-        </w:rPr>
-        <w:t xml:space="preserve">Shared memory – sweet spot at the cache </w:t>
-      </w:r>
-      <w:proofErr w:type="gramStart"/>
-      <w:r>
-        <w:rPr>
-          <w:rFonts w:eastAsiaTheme="minorEastAsia"/>
-        </w:rPr>
-        <w:t>size ?</w:t>
-      </w:r>
-      <w:proofErr w:type="gramEnd"/>
+      <w:r>
+        <w:rPr>
+          <w:rFonts w:eastAsiaTheme="minorEastAsia"/>
+        </w:rPr>
+        <w:t xml:space="preserve"> number but getting smaller segments in a pool fashion.</w:t>
+      </w:r>
     </w:p>
     <w:p>
       <w:pPr>
@@ -2131,33 +2128,149 @@
           <w:ilvl w:val="1"/>
           <w:numId w:val="2"/>
         </w:numPr>
-        <w:rPr>
-          <w:rFonts w:eastAsiaTheme="minorEastAsia"/>
-        </w:rPr>
-      </w:pPr>
-      <w:r>
-        <w:rPr>
-          <w:rFonts w:eastAsiaTheme="minorEastAsia"/>
-        </w:rPr>
-        <w:t>Multiprocessing</w:t>
+        <w:spacing w:before="240"/>
+        <w:rPr>
+          <w:rFonts w:eastAsiaTheme="minorEastAsia"/>
+        </w:rPr>
+      </w:pPr>
+      <w:r>
+        <w:rPr>
+          <w:rFonts w:eastAsiaTheme="minorEastAsia"/>
+        </w:rPr>
+        <w:t xml:space="preserve">Make a version where the segments are so </w:t>
+      </w:r>
+      <w:proofErr w:type="spellStart"/>
+      <w:r>
+        <w:rPr>
+          <w:rFonts w:eastAsiaTheme="minorEastAsia"/>
+        </w:rPr>
+        <w:t>choosen</w:t>
+      </w:r>
+      <w:proofErr w:type="spellEnd"/>
+      <w:r>
+        <w:rPr>
+          <w:rFonts w:eastAsiaTheme="minorEastAsia"/>
+        </w:rPr>
+        <w:t xml:space="preserve"> that the workload is expected equal – see if there is any additional improvement</w:t>
       </w:r>
     </w:p>
     <w:p>
       <w:pPr>
         <w:pStyle w:val="ListParagraph"/>
         <w:numPr>
-          <w:ilvl w:val="2"/>
+          <w:ilvl w:val="1"/>
           <w:numId w:val="2"/>
         </w:numPr>
         <w:rPr>
           <w:rFonts w:eastAsiaTheme="minorEastAsia"/>
         </w:rPr>
       </w:pPr>
-      <w:r>
-        <w:rPr>
-          <w:rFonts w:eastAsiaTheme="minorEastAsia"/>
-        </w:rPr>
-        <w:t>Combo with run on diff nodes and on each do the inner || as well?</w:t>
+      <w:proofErr w:type="spellStart"/>
+      <w:r>
+        <w:rPr>
+          <w:rFonts w:eastAsiaTheme="minorEastAsia"/>
+        </w:rPr>
+        <w:t>Numba</w:t>
+      </w:r>
+      <w:proofErr w:type="spellEnd"/>
+      <w:r>
+        <w:rPr>
+          <w:rFonts w:eastAsiaTheme="minorEastAsia"/>
+        </w:rPr>
+        <w:t xml:space="preserve"> vs. Mu</w:t>
+      </w:r>
+      <w:r>
+        <w:rPr>
+          <w:rFonts w:eastAsiaTheme="minorEastAsia"/>
+        </w:rPr>
+        <w:t>ltiprocessing</w:t>
+      </w:r>
+      <w:r>
+        <w:rPr>
+          <w:rFonts w:eastAsiaTheme="minorEastAsia"/>
+        </w:rPr>
+        <w:t xml:space="preserve"> – not sure what the logical difference is? Do they also share memory or multiprocessing can be controller- workers patterns and </w:t>
+      </w:r>
+      <w:proofErr w:type="spellStart"/>
+      <w:r>
+        <w:rPr>
+          <w:rFonts w:eastAsiaTheme="minorEastAsia"/>
+        </w:rPr>
+        <w:t>eacg</w:t>
+      </w:r>
+      <w:proofErr w:type="spellEnd"/>
+      <w:r>
+        <w:rPr>
+          <w:rFonts w:eastAsiaTheme="minorEastAsia"/>
+        </w:rPr>
+        <w:t xml:space="preserve"> worker to have a copy? Is that of interest if it is possible? Or does multiprocessing </w:t>
+      </w:r>
+      <w:proofErr w:type="gramStart"/>
+      <w:r>
+        <w:rPr>
+          <w:rFonts w:eastAsiaTheme="minorEastAsia"/>
+        </w:rPr>
+        <w:t>allow  run</w:t>
+      </w:r>
+      <w:proofErr w:type="gramEnd"/>
+      <w:r>
+        <w:rPr>
+          <w:rFonts w:eastAsiaTheme="minorEastAsia"/>
+        </w:rPr>
+        <w:t xml:space="preserve"> over multiple nodes while </w:t>
+      </w:r>
+      <w:proofErr w:type="spellStart"/>
+      <w:r>
+        <w:rPr>
+          <w:rFonts w:eastAsiaTheme="minorEastAsia"/>
+        </w:rPr>
+        <w:t>numba</w:t>
+      </w:r>
+      <w:proofErr w:type="spellEnd"/>
+      <w:r>
+        <w:rPr>
+          <w:rFonts w:eastAsiaTheme="minorEastAsia"/>
+        </w:rPr>
+        <w:t xml:space="preserve"> does not? =&gt; need to research!</w:t>
+      </w:r>
+    </w:p>
+    <w:p>
+      <w:pPr>
+        <w:pStyle w:val="ListParagraph"/>
+        <w:ind w:left="1440"/>
+        <w:rPr>
+          <w:rFonts w:eastAsiaTheme="minorEastAsia"/>
+        </w:rPr>
+      </w:pPr>
+    </w:p>
+    <w:p>
+      <w:pPr>
+        <w:pStyle w:val="ListParagraph"/>
+        <w:numPr>
+          <w:ilvl w:val="1"/>
+          <w:numId w:val="2"/>
+        </w:numPr>
+        <w:rPr>
+          <w:rFonts w:eastAsiaTheme="minorEastAsia"/>
+        </w:rPr>
+      </w:pPr>
+      <w:r>
+        <w:rPr>
+          <w:rFonts w:eastAsiaTheme="minorEastAsia"/>
+        </w:rPr>
+        <w:t xml:space="preserve">Combo with run on diff nodes and on each do </w:t>
+      </w:r>
+      <w:r>
+        <w:rPr>
+          <w:rFonts w:eastAsiaTheme="minorEastAsia"/>
+        </w:rPr>
+        <w:t>the penalization of the work per prime</w:t>
+      </w:r>
+      <w:r>
+        <w:rPr>
+          <w:rFonts w:eastAsiaTheme="minorEastAsia"/>
+        </w:rPr>
+        <w:t xml:space="preserve"> as well?</w:t>
       </w:r>
     </w:p>
     <w:p>
@@ -2193,7 +2306,19 @@
         <w:rPr>
           <w:rFonts w:eastAsiaTheme="minorEastAsia"/>
         </w:rPr>
-        <w:t xml:space="preserve">Similar to the last multiprocessing option </w:t>
+        <w:t>Similar to the last multiprocessing option</w:t>
+      </w:r>
+      <w:r>
+        <w:rPr>
+          <w:rFonts w:eastAsiaTheme="minorEastAsia"/>
+        </w:rPr>
+        <w:t>?</w:t>
+      </w:r>
+      <w:r>
+        <w:rPr>
+          <w:rFonts w:eastAsiaTheme="minorEastAsia"/>
+        </w:rPr>
+        <w:t xml:space="preserve"> </w:t>
       </w:r>
     </w:p>
     <w:p>
@@ -2364,32 +2489,12 @@
             </m:r>
           </m:sup>
         </m:sSup>
-        <m:r>
-          <w:rPr>
-            <w:rFonts w:ascii="Cambria Math" w:eastAsiaTheme="minorEastAsia" w:hAnsi="Cambria Math"/>
-          </w:rPr>
-          <m:t>-1</m:t>
-        </m:r>
       </m:oMath>
       <w:r>
         <w:rPr>
           <w:rFonts w:eastAsiaTheme="minorEastAsia"/>
         </w:rPr>
-        <w:t xml:space="preserve"> are marked as not primes. The algorithm c</w:t>
-      </w:r>
-      <w:proofErr w:type="spellStart"/>
-      <w:r>
-        <w:rPr>
-          <w:rFonts w:eastAsiaTheme="minorEastAsia"/>
-        </w:rPr>
-        <w:t>oncludes</w:t>
-      </w:r>
-      <w:proofErr w:type="spellEnd"/>
-      <w:r>
-        <w:rPr>
-          <w:rFonts w:eastAsiaTheme="minorEastAsia"/>
-        </w:rPr>
-        <w:t xml:space="preserve"> </w:t>
+        <w:t xml:space="preserve"> are marked as not primes. The algorithm concludes </w:t>
       </w:r>
       <w:r>
         <w:rPr>
@@ -2621,10 +2726,31 @@
     <w:p>
       <w:pPr>
         <w:pStyle w:val="ListParagraph"/>
+        <w:rPr>
+          <w:rFonts w:eastAsiaTheme="minorEastAsia"/>
+          <w:b/>
+          <w:bCs/>
+          <w:sz w:val="32"/>
+          <w:szCs w:val="32"/>
+        </w:rPr>
+      </w:pPr>
+    </w:p>
+    <w:p>
+      <w:pPr>
+        <w:pStyle w:val="ListParagraph"/>
         <w:numPr>
-          <w:ilvl w:val="0"/>
-          <w:numId w:val="4"/>
+          <w:ilvl w:val="1"/>
+          <w:numId w:val="1"/>
         </w:numPr>
+        <w:rPr>
+          <w:rFonts w:eastAsiaTheme="minorEastAsia"/>
+          <w:b/>
+          <w:bCs/>
+          <w:sz w:val="32"/>
+          <w:szCs w:val="32"/>
+        </w:rPr>
+      </w:pPr>
+      <w:r>
         <w:rPr>
           <w:rFonts w:eastAsiaTheme="minorEastAsia"/>
           <w:b/>
@@ -2632,15 +2758,6 @@
           <w:sz w:val="24"/>
           <w:szCs w:val="24"/>
         </w:rPr>
-      </w:pPr>
-      <w:r>
-        <w:rPr>
-          <w:rFonts w:eastAsiaTheme="minorEastAsia"/>
-          <w:b/>
-          <w:bCs/>
-          <w:sz w:val="24"/>
-          <w:szCs w:val="24"/>
-        </w:rPr>
         <w:t>Main version – correctness and time complexity verification</w:t>
       </w:r>
     </w:p>
@@ -3409,6 +3526,15 @@
         <w:t>N_sqrt</w:t>
       </w:r>
       <w:proofErr w:type="spellEnd"/>
+      <w:r>
+        <w:rPr>
+          <w:rFonts w:ascii="Consolas" w:eastAsia="Times New Roman" w:hAnsi="Consolas" w:cs="Times New Roman"/>
+          <w:color w:val="268BD2"/>
+          <w:sz w:val="21"/>
+          <w:szCs w:val="21"/>
+        </w:rPr>
+        <w:t xml:space="preserve"> + 1</w:t>
+      </w:r>
       <w:r>
         <w:rPr>
           <w:rFonts w:ascii="Consolas" w:eastAsia="Times New Roman" w:hAnsi="Consolas" w:cs="Times New Roman"/>
@@ -4862,11 +4988,24 @@
         <w:rPr>
           <w:rFonts w:eastAsiaTheme="minorEastAsia"/>
         </w:rPr>
-        <w:t xml:space="preserve"> 10 times </w:t>
-      </w:r>
-    </w:p>
-    <w:p>
-      <w:pPr>
+        <w:t xml:space="preserve"> 10 times</w:t>
+      </w:r>
+      <w:r>
+        <w:rPr>
+          <w:rFonts w:eastAsiaTheme="minorEastAsia"/>
+        </w:rPr>
+        <w:t>.</w:t>
+      </w:r>
+      <w:r>
+        <w:rPr>
+          <w:rFonts w:eastAsiaTheme="minorEastAsia"/>
+        </w:rPr>
+        <w:t xml:space="preserve"> </w:t>
+      </w:r>
+    </w:p>
+    <w:p>
+      <w:pPr>
+        <w:ind w:firstLine="720"/>
         <w:rPr>
           <w:rFonts w:eastAsiaTheme="minorEastAsia"/>
         </w:rPr>
@@ -5057,13 +5196,13 @@
       <w:pPr>
         <w:jc w:val="center"/>
         <w:rPr>
-          <w:rFonts w:eastAsiaTheme="minorEastAsia"/>
-        </w:rPr>
-      </w:pPr>
-      <w:r>
-        <w:rPr>
           <w:color w:val="808080" w:themeColor="background1" w:themeShade="80"/>
         </w:rPr>
+      </w:pPr>
+      <w:r>
+        <w:rPr>
+          <w:color w:val="808080" w:themeColor="background1" w:themeShade="80"/>
+        </w:rPr>
         <w:t xml:space="preserve">Figure </w:t>
       </w:r>
       <w:r>
@@ -5082,7 +5221,367 @@
         <w:rPr>
           <w:color w:val="808080" w:themeColor="background1" w:themeShade="80"/>
         </w:rPr>
-        <w:t xml:space="preserve"> serial algorithm execution time and time complexity model fit</w:t>
+        <w:t xml:space="preserve"> </w:t>
+      </w:r>
+      <w:r>
+        <w:rPr>
+          <w:color w:val="808080" w:themeColor="background1" w:themeShade="80"/>
+        </w:rPr>
+        <w:t>Se</w:t>
+      </w:r>
+      <w:r>
+        <w:rPr>
+          <w:color w:val="808080" w:themeColor="background1" w:themeShade="80"/>
+        </w:rPr>
+        <w:t xml:space="preserve">rial algorithm </w:t>
+      </w:r>
+      <w:r>
+        <w:rPr>
+          <w:color w:val="808080" w:themeColor="background1" w:themeShade="80"/>
+        </w:rPr>
+        <w:t xml:space="preserve">with </w:t>
+      </w:r>
+      <w:proofErr w:type="spellStart"/>
+      <w:r>
+        <w:rPr>
+          <w:color w:val="808080" w:themeColor="background1" w:themeShade="80"/>
+        </w:rPr>
+        <w:t>bitarray</w:t>
+      </w:r>
+      <w:proofErr w:type="spellEnd"/>
+      <w:r>
+        <w:rPr>
+          <w:color w:val="808080" w:themeColor="background1" w:themeShade="80"/>
+        </w:rPr>
+        <w:t xml:space="preserve"> </w:t>
+      </w:r>
+      <w:r>
+        <w:rPr>
+          <w:color w:val="808080" w:themeColor="background1" w:themeShade="80"/>
+        </w:rPr>
+        <w:t>execution time and time complexity model fit</w:t>
+      </w:r>
+    </w:p>
+    <w:p>
+      <w:pPr>
+        <w:jc w:val="center"/>
+        <w:rPr>
+          <w:color w:val="808080" w:themeColor="background1" w:themeShade="80"/>
+        </w:rPr>
+      </w:pPr>
+    </w:p>
+    <w:p>
+      <w:pPr>
+        <w:ind w:firstLine="720"/>
+        <w:rPr>
+          <w:rFonts w:eastAsiaTheme="minorEastAsia"/>
+          <w:i/>
+          <w:iCs/>
+        </w:rPr>
+      </w:pPr>
+      <w:r>
+        <w:rPr>
+          <w:rFonts w:eastAsiaTheme="minorEastAsia"/>
+        </w:rPr>
+        <w:t xml:space="preserve">The data for this plot can be found in </w:t>
+      </w:r>
+      <w:proofErr w:type="spellStart"/>
+      <w:r>
+        <w:rPr>
+          <w:rFonts w:eastAsiaTheme="minorEastAsia"/>
+          <w:i/>
+          <w:iCs/>
+        </w:rPr>
+        <w:t>run_data</w:t>
+      </w:r>
+      <w:proofErr w:type="spellEnd"/>
+      <w:r>
+        <w:rPr>
+          <w:rFonts w:eastAsiaTheme="minorEastAsia"/>
+          <w:i/>
+          <w:iCs/>
+        </w:rPr>
+        <w:t>/serial_benchmark_results_for_model_fit_2.csv</w:t>
+      </w:r>
+      <w:r>
+        <w:rPr>
+          <w:rFonts w:eastAsiaTheme="minorEastAsia"/>
+        </w:rPr>
+        <w:t xml:space="preserve"> and the measuring testbench that generated is </w:t>
+      </w:r>
+      <w:r>
+        <w:rPr>
+          <w:rFonts w:eastAsiaTheme="minorEastAsia"/>
+          <w:i/>
+          <w:iCs/>
+        </w:rPr>
+        <w:t>measuring/time_meas_for_model_fit.py</w:t>
+      </w:r>
+      <w:r>
+        <w:rPr>
+          <w:rFonts w:eastAsiaTheme="minorEastAsia"/>
+        </w:rPr>
+        <w:t xml:space="preserve"> and the model fit code is </w:t>
+      </w:r>
+      <w:proofErr w:type="gramStart"/>
+      <w:r>
+        <w:rPr>
+          <w:rFonts w:eastAsiaTheme="minorEastAsia"/>
+        </w:rPr>
+        <w:t xml:space="preserve">in </w:t>
+      </w:r>
+      <w:r>
+        <w:rPr>
+          <w:rFonts w:eastAsiaTheme="minorEastAsia"/>
+          <w:i/>
+          <w:iCs/>
+        </w:rPr>
+        <w:t>.</w:t>
+      </w:r>
+      <w:proofErr w:type="gramEnd"/>
+      <w:r>
+        <w:rPr>
+          <w:rFonts w:eastAsiaTheme="minorEastAsia"/>
+          <w:i/>
+          <w:iCs/>
+        </w:rPr>
+        <w:t>/measuring/model_time_complexity.py</w:t>
+      </w:r>
+      <w:r>
+        <w:rPr>
+          <w:rFonts w:eastAsiaTheme="minorEastAsia"/>
+          <w:i/>
+          <w:iCs/>
+        </w:rPr>
+        <w:t xml:space="preserve"> </w:t>
+      </w:r>
+      <w:r>
+        <w:rPr>
+          <w:rFonts w:eastAsiaTheme="minorEastAsia"/>
+        </w:rPr>
+        <w:t xml:space="preserve">and the details for the used HW are in </w:t>
+      </w:r>
+      <w:proofErr w:type="spellStart"/>
+      <w:r>
+        <w:rPr>
+          <w:rFonts w:eastAsiaTheme="minorEastAsia"/>
+          <w:i/>
+          <w:iCs/>
+        </w:rPr>
+        <w:t>run_data</w:t>
+      </w:r>
+      <w:proofErr w:type="spellEnd"/>
+      <w:r>
+        <w:rPr>
+          <w:rFonts w:eastAsiaTheme="minorEastAsia"/>
+          <w:i/>
+          <w:iCs/>
+        </w:rPr>
+        <w:t>/</w:t>
+      </w:r>
+      <w:r>
+        <w:rPr>
+          <w:rFonts w:eastAsiaTheme="minorEastAsia"/>
+          <w:i/>
+          <w:iCs/>
+        </w:rPr>
+        <w:t>PC_AMD_Ryzen_7_7735HS_machine_info.json</w:t>
+      </w:r>
+      <w:r>
+        <w:rPr>
+          <w:rFonts w:eastAsiaTheme="minorEastAsia"/>
+          <w:i/>
+          <w:iCs/>
+        </w:rPr>
+        <w:t xml:space="preserve"> .</w:t>
+      </w:r>
+    </w:p>
+    <w:p>
+      <w:pPr>
+        <w:ind w:firstLine="720"/>
+        <w:rPr>
+          <w:rFonts w:eastAsiaTheme="minorEastAsia"/>
+        </w:rPr>
+      </w:pPr>
+      <w:r>
+        <w:rPr>
+          <w:rFonts w:eastAsiaTheme="minorEastAsia"/>
+          <w:b/>
+          <w:bCs/>
+        </w:rPr>
+        <w:t>Conclusion</w:t>
+      </w:r>
+      <w:r>
+        <w:rPr>
+          <w:rFonts w:eastAsiaTheme="minorEastAsia"/>
+          <w:b/>
+          <w:bCs/>
+        </w:rPr>
+        <w:t xml:space="preserve">: </w:t>
+      </w:r>
+      <w:r>
+        <w:rPr>
+          <w:rFonts w:eastAsiaTheme="minorEastAsia"/>
+        </w:rPr>
+        <w:t>The</w:t>
+      </w:r>
+      <w:r>
+        <w:rPr>
+          <w:rFonts w:eastAsiaTheme="minorEastAsia"/>
+          <w:b/>
+          <w:bCs/>
+        </w:rPr>
+        <w:t xml:space="preserve"> </w:t>
+      </w:r>
+      <w:r>
+        <w:rPr>
+          <w:rFonts w:eastAsiaTheme="minorEastAsia"/>
+        </w:rPr>
+        <w:t xml:space="preserve">time complexity </w:t>
+      </w:r>
+      <w:r>
+        <w:rPr>
+          <w:rFonts w:eastAsiaTheme="minorEastAsia"/>
+        </w:rPr>
+        <w:t>of this implementation corresponds well to the theoretical.</w:t>
+      </w:r>
+    </w:p>
+    <w:p>
+      <w:pPr>
+        <w:rPr>
+          <w:rFonts w:eastAsiaTheme="minorEastAsia"/>
+        </w:rPr>
+      </w:pPr>
+    </w:p>
+    <w:p>
+      <w:pPr>
+        <w:pStyle w:val="ListParagraph"/>
+        <w:numPr>
+          <w:ilvl w:val="1"/>
+          <w:numId w:val="1"/>
+        </w:numPr>
+        <w:rPr>
+          <w:rFonts w:eastAsiaTheme="minorEastAsia"/>
+          <w:b/>
+          <w:bCs/>
+          <w:sz w:val="24"/>
+          <w:szCs w:val="24"/>
+          <w:lang w:val="bg-BG"/>
+        </w:rPr>
+      </w:pPr>
+      <w:r>
+        <w:rPr>
+          <w:rFonts w:eastAsiaTheme="minorEastAsia"/>
+          <w:b/>
+          <w:bCs/>
+          <w:sz w:val="24"/>
+          <w:szCs w:val="24"/>
+        </w:rPr>
+        <w:t xml:space="preserve">Comparison of sieve data types </w:t>
+      </w:r>
+    </w:p>
+    <w:p>
+      <w:pPr>
+        <w:ind w:firstLine="720"/>
+        <w:rPr>
+          <w:rFonts w:eastAsiaTheme="minorEastAsia"/>
+        </w:rPr>
+      </w:pPr>
+      <w:r>
+        <w:rPr>
+          <w:rFonts w:eastAsiaTheme="minorEastAsia"/>
+        </w:rPr>
+        <w:t>As mentioned in the feasibly</w:t>
+      </w:r>
+      <w:r>
+        <w:rPr>
+          <w:rFonts w:eastAsiaTheme="minorEastAsia"/>
+        </w:rPr>
+        <w:t>,</w:t>
+      </w:r>
+      <w:r>
+        <w:rPr>
+          <w:rFonts w:eastAsiaTheme="minorEastAsia"/>
+        </w:rPr>
+        <w:t xml:space="preserve"> the sieve</w:t>
+      </w:r>
+      <w:r>
+        <w:rPr>
+          <w:rFonts w:eastAsiaTheme="minorEastAsia"/>
+        </w:rPr>
+        <w:t xml:space="preserve">’s size and type </w:t>
+      </w:r>
+      <w:r>
+        <w:rPr>
+          <w:rFonts w:eastAsiaTheme="minorEastAsia"/>
+        </w:rPr>
+        <w:t xml:space="preserve">determine the </w:t>
+      </w:r>
+      <w:r>
+        <w:rPr>
+          <w:rFonts w:eastAsiaTheme="minorEastAsia"/>
+        </w:rPr>
+        <w:t>memory used</w:t>
+      </w:r>
+      <w:r>
+        <w:rPr>
+          <w:rFonts w:eastAsiaTheme="minorEastAsia"/>
+        </w:rPr>
+        <w:t>. It c</w:t>
+      </w:r>
+      <w:r>
+        <w:rPr>
+          <w:rFonts w:eastAsiaTheme="minorEastAsia"/>
+        </w:rPr>
+        <w:t xml:space="preserve">ould be </w:t>
+      </w:r>
+      <w:r>
+        <w:rPr>
+          <w:rFonts w:eastAsiaTheme="minorEastAsia"/>
+        </w:rPr>
+        <w:t xml:space="preserve">implemented as a </w:t>
+      </w:r>
+      <w:proofErr w:type="spellStart"/>
+      <w:r>
+        <w:rPr>
+          <w:rFonts w:eastAsiaTheme="minorEastAsia"/>
+        </w:rPr>
+        <w:t>bitarray</w:t>
+      </w:r>
+      <w:proofErr w:type="spellEnd"/>
+      <w:r>
+        <w:rPr>
+          <w:rFonts w:eastAsiaTheme="minorEastAsia"/>
+        </w:rPr>
+        <w:t xml:space="preserve"> or as an </w:t>
+      </w:r>
+      <w:proofErr w:type="spellStart"/>
+      <w:proofErr w:type="gramStart"/>
+      <w:r>
+        <w:rPr>
+          <w:rFonts w:eastAsiaTheme="minorEastAsia"/>
+        </w:rPr>
+        <w:t>np.array</w:t>
+      </w:r>
+      <w:proofErr w:type="spellEnd"/>
+      <w:proofErr w:type="gramEnd"/>
+      <w:r>
+        <w:rPr>
+          <w:rFonts w:eastAsiaTheme="minorEastAsia"/>
+        </w:rPr>
+        <w:t>, a third variant (even more naïve) using integers</w:t>
+      </w:r>
+      <w:r>
+        <w:rPr>
+          <w:rFonts w:eastAsiaTheme="minorEastAsia"/>
+        </w:rPr>
+        <w:t xml:space="preserve"> (np.uint64) </w:t>
+      </w:r>
+      <w:r>
+        <w:rPr>
+          <w:rFonts w:eastAsiaTheme="minorEastAsia"/>
+        </w:rPr>
+        <w:t>is also added to make for a fuller comparison. The goal of this part of the project is that:</w:t>
       </w:r>
     </w:p>
     <w:p>
@@ -5094,120 +5593,19 @@
         </w:numPr>
         <w:rPr>
           <w:rFonts w:eastAsiaTheme="minorEastAsia"/>
-          <w:b/>
-          <w:bCs/>
-          <w:sz w:val="24"/>
-          <w:szCs w:val="24"/>
-          <w:lang w:val="bg-BG"/>
-        </w:rPr>
-      </w:pPr>
-      <w:r>
-        <w:rPr>
-          <w:rFonts w:eastAsiaTheme="minorEastAsia"/>
-          <w:b/>
-          <w:bCs/>
-          <w:sz w:val="24"/>
-          <w:szCs w:val="24"/>
-        </w:rPr>
-        <w:t xml:space="preserve">Comparison of sieve data types </w:t>
-      </w:r>
-    </w:p>
-    <w:p>
-      <w:pPr>
-        <w:ind w:firstLine="720"/>
-        <w:rPr>
-          <w:rFonts w:eastAsiaTheme="minorEastAsia"/>
-        </w:rPr>
-      </w:pPr>
-      <w:r>
-        <w:rPr>
-          <w:rFonts w:eastAsiaTheme="minorEastAsia"/>
-        </w:rPr>
-        <w:t>As mentioned in the feasibly</w:t>
-      </w:r>
-      <w:r>
-        <w:rPr>
-          <w:rFonts w:eastAsiaTheme="minorEastAsia"/>
-        </w:rPr>
-        <w:t>,</w:t>
-      </w:r>
-      <w:r>
-        <w:rPr>
-          <w:rFonts w:eastAsiaTheme="minorEastAsia"/>
-        </w:rPr>
-        <w:t xml:space="preserve"> the sieve determines the </w:t>
-      </w:r>
-      <w:r>
-        <w:rPr>
-          <w:rFonts w:eastAsiaTheme="minorEastAsia"/>
-        </w:rPr>
-        <w:t xml:space="preserve">memory used and </w:t>
-      </w:r>
-      <w:r>
-        <w:rPr>
-          <w:rFonts w:eastAsiaTheme="minorEastAsia"/>
-        </w:rPr>
-        <w:t xml:space="preserve">could be </w:t>
-      </w:r>
-      <w:r>
-        <w:rPr>
-          <w:rFonts w:eastAsiaTheme="minorEastAsia"/>
-        </w:rPr>
-        <w:t xml:space="preserve">implemented as a </w:t>
-      </w:r>
-      <w:proofErr w:type="spellStart"/>
-      <w:r>
-        <w:rPr>
-          <w:rFonts w:eastAsiaTheme="minorEastAsia"/>
-        </w:rPr>
-        <w:t>bitarray</w:t>
-      </w:r>
-      <w:proofErr w:type="spellEnd"/>
-      <w:r>
-        <w:rPr>
-          <w:rFonts w:eastAsiaTheme="minorEastAsia"/>
-        </w:rPr>
-        <w:t xml:space="preserve"> or as an </w:t>
-      </w:r>
-      <w:proofErr w:type="spellStart"/>
-      <w:proofErr w:type="gramStart"/>
-      <w:r>
-        <w:rPr>
-          <w:rFonts w:eastAsiaTheme="minorEastAsia"/>
-        </w:rPr>
-        <w:t>np.array</w:t>
-      </w:r>
-      <w:proofErr w:type="spellEnd"/>
-      <w:proofErr w:type="gramEnd"/>
-      <w:r>
-        <w:rPr>
-          <w:rFonts w:eastAsiaTheme="minorEastAsia"/>
-        </w:rPr>
-        <w:t>, both of these and even a third variant (even more naïve) using integers</w:t>
-      </w:r>
-      <w:r>
-        <w:rPr>
-          <w:rFonts w:eastAsiaTheme="minorEastAsia"/>
-        </w:rPr>
-        <w:t xml:space="preserve"> (np.uint64) </w:t>
-      </w:r>
-      <w:r>
-        <w:rPr>
-          <w:rFonts w:eastAsiaTheme="minorEastAsia"/>
-        </w:rPr>
-        <w:t>are implemented so that</w:t>
-      </w:r>
-      <w:r>
-        <w:rPr>
-          <w:rFonts w:eastAsiaTheme="minorEastAsia"/>
-        </w:rPr>
-        <w:t>:</w:t>
-      </w:r>
-      <w:r>
-        <w:rPr>
-          <w:rFonts w:eastAsiaTheme="minorEastAsia"/>
-        </w:rPr>
-        <w:t xml:space="preserve"> </w:t>
+        </w:rPr>
+      </w:pPr>
+      <w:r>
+        <w:rPr>
+          <w:rFonts w:eastAsiaTheme="minorEastAsia"/>
+        </w:rPr>
+        <w:t>a memory measurement is implemented</w:t>
+      </w:r>
+      <w:r>
+        <w:rPr>
+          <w:rFonts w:eastAsiaTheme="minorEastAsia"/>
+        </w:rPr>
+        <w:t xml:space="preserve"> and its reliability checked;</w:t>
       </w:r>
     </w:p>
     <w:p>
@@ -5225,13 +5623,7 @@
         <w:rPr>
           <w:rFonts w:eastAsiaTheme="minorEastAsia"/>
         </w:rPr>
-        <w:t>a memory measurement is implemented</w:t>
-      </w:r>
-      <w:r>
-        <w:rPr>
-          <w:rFonts w:eastAsiaTheme="minorEastAsia"/>
-        </w:rPr>
-        <w:t xml:space="preserve"> and its reliability checked;</w:t>
+        <w:t>the 3 methods usages are compared to the expected and between them;</w:t>
       </w:r>
     </w:p>
     <w:p>
@@ -5249,241 +5641,1079 @@
         <w:rPr>
           <w:rFonts w:eastAsiaTheme="minorEastAsia"/>
         </w:rPr>
-        <w:t>the 3 methods usages are compared to the expected and between them;</w:t>
-      </w:r>
+        <w:t>the effect of the memory use on the execution times</w:t>
+      </w:r>
+      <w:r>
+        <w:rPr>
+          <w:rFonts w:eastAsiaTheme="minorEastAsia"/>
+        </w:rPr>
+        <w:t xml:space="preserve"> can be observed (some improvement is expected if for the same problem the size is reduced, but clear how much);</w:t>
+      </w:r>
+    </w:p>
+    <w:p>
+      <w:pPr>
+        <w:ind w:firstLine="720"/>
+        <w:rPr>
+          <w:rFonts w:eastAsiaTheme="minorEastAsia"/>
+        </w:rPr>
+      </w:pPr>
+      <w:r>
+        <w:rPr>
+          <w:rFonts w:eastAsiaTheme="minorEastAsia"/>
+        </w:rPr>
+        <w:lastRenderedPageBreak/>
+        <w:t xml:space="preserve">To achieve this, the 3 versions are implemented without returning </w:t>
+      </w:r>
+      <w:r>
+        <w:rPr>
+          <w:rFonts w:eastAsiaTheme="minorEastAsia"/>
+        </w:rPr>
+        <w:t>the primes at all</w:t>
+      </w:r>
+      <w:r>
+        <w:rPr>
+          <w:rFonts w:eastAsiaTheme="minorEastAsia"/>
+        </w:rPr>
+        <w:t xml:space="preserve"> (</w:t>
+      </w:r>
+      <w:r>
+        <w:rPr>
+          <w:rFonts w:eastAsiaTheme="minorEastAsia"/>
+        </w:rPr>
+        <w:t xml:space="preserve">so that the expected </w:t>
+      </w:r>
+      <w:r>
+        <w:rPr>
+          <w:rFonts w:eastAsiaTheme="minorEastAsia"/>
+        </w:rPr>
+        <w:t>memor</w:t>
+      </w:r>
+      <w:r>
+        <w:rPr>
+          <w:rFonts w:eastAsiaTheme="minorEastAsia"/>
+        </w:rPr>
+        <w:t>y</w:t>
+      </w:r>
+      <w:r>
+        <w:rPr>
+          <w:rFonts w:eastAsiaTheme="minorEastAsia"/>
+        </w:rPr>
+        <w:t xml:space="preserve"> is directly proportional to </w:t>
+      </w:r>
+      <m:oMath>
+        <m:sSub>
+          <m:sSubPr>
+            <m:ctrlPr>
+              <w:rPr>
+                <w:rFonts w:ascii="Cambria Math" w:eastAsiaTheme="minorEastAsia" w:hAnsi="Cambria Math"/>
+                <w:i/>
+              </w:rPr>
+            </m:ctrlPr>
+          </m:sSubPr>
+          <m:e>
+            <m:r>
+              <w:rPr>
+                <w:rFonts w:ascii="Cambria Math" w:eastAsiaTheme="minorEastAsia" w:hAnsi="Cambria Math"/>
+              </w:rPr>
+              <m:t>N</m:t>
+            </m:r>
+          </m:e>
+          <m:sub>
+            <m:r>
+              <w:rPr>
+                <w:rFonts w:ascii="Cambria Math" w:eastAsiaTheme="minorEastAsia" w:hAnsi="Cambria Math"/>
+              </w:rPr>
+              <m:t>max</m:t>
+            </m:r>
+          </m:sub>
+        </m:sSub>
+      </m:oMath>
+      <w:r>
+        <w:rPr>
+          <w:rFonts w:eastAsiaTheme="minorEastAsia"/>
+        </w:rPr>
+        <w:t>)</w:t>
+      </w:r>
+      <w:r>
+        <w:rPr>
+          <w:rFonts w:eastAsiaTheme="minorEastAsia"/>
+        </w:rPr>
+        <w:t xml:space="preserve">. The memory is measured via </w:t>
+      </w:r>
+      <w:proofErr w:type="spellStart"/>
+      <w:r>
+        <w:rPr>
+          <w:rFonts w:eastAsiaTheme="minorEastAsia"/>
+        </w:rPr>
+        <w:t>psutil</w:t>
+      </w:r>
+      <w:proofErr w:type="spellEnd"/>
+      <w:r>
+        <w:rPr>
+          <w:rFonts w:eastAsiaTheme="minorEastAsia"/>
+        </w:rPr>
+        <w:t xml:space="preserve"> module</w:t>
+      </w:r>
+      <w:r>
+        <w:rPr>
+          <w:rFonts w:eastAsiaTheme="minorEastAsia"/>
+        </w:rPr>
+        <w:t xml:space="preserve">. </w:t>
+      </w:r>
+      <w:r>
+        <w:rPr>
+          <w:rFonts w:eastAsiaTheme="minorEastAsia"/>
+        </w:rPr>
+        <w:t xml:space="preserve">A process is started for each test combination (serial function and </w:t>
+      </w:r>
+      <m:oMath>
+        <m:sSub>
+          <m:sSubPr>
+            <m:ctrlPr>
+              <w:rPr>
+                <w:rFonts w:ascii="Cambria Math" w:eastAsiaTheme="minorEastAsia" w:hAnsi="Cambria Math"/>
+                <w:i/>
+              </w:rPr>
+            </m:ctrlPr>
+          </m:sSubPr>
+          <m:e>
+            <m:r>
+              <w:rPr>
+                <w:rFonts w:ascii="Cambria Math" w:eastAsiaTheme="minorEastAsia" w:hAnsi="Cambria Math"/>
+              </w:rPr>
+              <m:t>N</m:t>
+            </m:r>
+          </m:e>
+          <m:sub>
+            <m:r>
+              <w:rPr>
+                <w:rFonts w:ascii="Cambria Math" w:eastAsiaTheme="minorEastAsia" w:hAnsi="Cambria Math"/>
+              </w:rPr>
+              <m:t>max</m:t>
+            </m:r>
+          </m:sub>
+        </m:sSub>
+      </m:oMath>
+      <w:r>
+        <w:rPr>
+          <w:rFonts w:eastAsiaTheme="minorEastAsia"/>
+        </w:rPr>
+        <w:t>)</w:t>
+      </w:r>
+      <w:r>
+        <w:rPr>
+          <w:rFonts w:eastAsiaTheme="minorEastAsia"/>
+        </w:rPr>
+        <w:t xml:space="preserve"> </w:t>
+      </w:r>
+      <w:r>
+        <w:rPr>
+          <w:rFonts w:eastAsiaTheme="minorEastAsia"/>
+        </w:rPr>
+        <w:t>from which a</w:t>
+      </w:r>
+      <w:r>
+        <w:rPr>
+          <w:rFonts w:eastAsiaTheme="minorEastAsia"/>
+        </w:rPr>
+        <w:t xml:space="preserve"> sampler thread for </w:t>
+      </w:r>
+      <w:r>
+        <w:rPr>
+          <w:rFonts w:eastAsiaTheme="minorEastAsia"/>
+        </w:rPr>
+        <w:t>measuring</w:t>
+      </w:r>
+      <w:r>
+        <w:rPr>
+          <w:rFonts w:eastAsiaTheme="minorEastAsia"/>
+        </w:rPr>
+        <w:t xml:space="preserve"> the memory use</w:t>
+      </w:r>
+      <w:r>
+        <w:rPr>
+          <w:rFonts w:eastAsiaTheme="minorEastAsia"/>
+        </w:rPr>
+        <w:t xml:space="preserve"> is started alongside the calculating function. This way</w:t>
+      </w:r>
+      <w:r>
+        <w:rPr>
+          <w:rFonts w:eastAsiaTheme="minorEastAsia"/>
+        </w:rPr>
+        <w:t xml:space="preserve"> the peak as well as the average memory use are extracted</w:t>
+      </w:r>
+      <w:r>
+        <w:rPr>
+          <w:rFonts w:eastAsiaTheme="minorEastAsia"/>
+        </w:rPr>
+        <w:t xml:space="preserve">. The analysis shown here is with the peak memory. Each function is </w:t>
+      </w:r>
+      <w:proofErr w:type="gramStart"/>
+      <w:r>
+        <w:rPr>
+          <w:rFonts w:eastAsiaTheme="minorEastAsia"/>
+        </w:rPr>
+        <w:t>ran</w:t>
+      </w:r>
+      <w:proofErr w:type="gramEnd"/>
+      <w:r>
+        <w:rPr>
+          <w:rFonts w:eastAsiaTheme="minorEastAsia"/>
+        </w:rPr>
+        <w:t xml:space="preserve"> 5 times for </w:t>
+      </w:r>
+      <m:oMath>
+        <m:sSub>
+          <m:sSubPr>
+            <m:ctrlPr>
+              <w:rPr>
+                <w:rFonts w:ascii="Cambria Math" w:eastAsiaTheme="minorEastAsia" w:hAnsi="Cambria Math"/>
+                <w:i/>
+              </w:rPr>
+            </m:ctrlPr>
+          </m:sSubPr>
+          <m:e>
+            <m:r>
+              <w:rPr>
+                <w:rFonts w:ascii="Cambria Math" w:eastAsiaTheme="minorEastAsia" w:hAnsi="Cambria Math"/>
+              </w:rPr>
+              <m:t>N</m:t>
+            </m:r>
+          </m:e>
+          <m:sub>
+            <m:r>
+              <w:rPr>
+                <w:rFonts w:ascii="Cambria Math" w:eastAsiaTheme="minorEastAsia" w:hAnsi="Cambria Math"/>
+              </w:rPr>
+              <m:t>max</m:t>
+            </m:r>
+          </m:sub>
+        </m:sSub>
+        <m:r>
+          <w:rPr>
+            <w:rFonts w:ascii="Cambria Math" w:eastAsiaTheme="minorEastAsia" w:hAnsi="Cambria Math"/>
+          </w:rPr>
+          <m:t xml:space="preserve">= </m:t>
+        </m:r>
+        <m:r>
+          <w:rPr>
+            <w:rFonts w:ascii="Cambria Math" w:eastAsiaTheme="minorEastAsia" w:hAnsi="Cambria Math"/>
+          </w:rPr>
+          <m:t>[50_000_000, 100_000_000, 200_000_000, 300_000_000]</m:t>
+        </m:r>
+      </m:oMath>
+      <w:r>
+        <w:rPr>
+          <w:rFonts w:eastAsiaTheme="minorEastAsia"/>
+        </w:rPr>
+        <w:t>. Here is the raw data and the expected memories and ratios:</w:t>
+      </w:r>
+    </w:p>
+    <w:p>
+      <w:pPr>
+        <w:jc w:val="center"/>
+        <w:rPr>
+          <w:rFonts w:eastAsiaTheme="minorEastAsia"/>
+        </w:rPr>
+      </w:pPr>
+      <w:r>
+        <w:rPr>
+          <w:rFonts w:eastAsiaTheme="minorEastAsia"/>
+        </w:rPr>
+        <w:drawing>
+          <wp:inline distT="0" distB="0" distL="0" distR="0" wp14:anchorId="42FE3193" wp14:editId="6385FCEE">
+            <wp:extent cx="5943600" cy="1051560"/>
+            <wp:effectExtent l="0" t="0" r="0" b="0"/>
+            <wp:docPr id="2" name="Picture 2"/>
+            <wp:cNvGraphicFramePr>
+              <a:graphicFrameLocks xmlns:a="http://schemas.openxmlformats.org/drawingml/2006/main" noChangeAspect="1"/>
+            </wp:cNvGraphicFramePr>
+            <a:graphic xmlns:a="http://schemas.openxmlformats.org/drawingml/2006/main">
+              <a:graphicData uri="http://schemas.openxmlformats.org/drawingml/2006/picture">
+                <pic:pic xmlns:pic="http://schemas.openxmlformats.org/drawingml/2006/picture">
+                  <pic:nvPicPr>
+                    <pic:cNvPr id="1" name=""/>
+                    <pic:cNvPicPr/>
+                  </pic:nvPicPr>
+                  <pic:blipFill>
+                    <a:blip r:embed="rId11"/>
+                    <a:stretch>
+                      <a:fillRect/>
+                    </a:stretch>
+                  </pic:blipFill>
+                  <pic:spPr>
+                    <a:xfrm>
+                      <a:off x="0" y="0"/>
+                      <a:ext cx="5943600" cy="1051560"/>
+                    </a:xfrm>
+                    <a:prstGeom prst="rect">
+                      <a:avLst/>
+                    </a:prstGeom>
+                  </pic:spPr>
+                </pic:pic>
+              </a:graphicData>
+            </a:graphic>
+          </wp:inline>
+        </w:drawing>
+      </w:r>
+    </w:p>
+    <w:p>
+      <w:pPr>
+        <w:jc w:val="center"/>
+        <w:rPr>
+          <w:rFonts w:eastAsiaTheme="minorEastAsia"/>
+          <w:color w:val="808080" w:themeColor="background1" w:themeShade="80"/>
+        </w:rPr>
+      </w:pPr>
+      <w:r>
+        <w:rPr>
+          <w:rFonts w:eastAsiaTheme="minorEastAsia"/>
+          <w:color w:val="808080" w:themeColor="background1" w:themeShade="80"/>
+        </w:rPr>
+        <w:t>Figure 4</w:t>
+      </w:r>
+      <w:r>
+        <w:rPr>
+          <w:rFonts w:eastAsiaTheme="minorEastAsia"/>
+          <w:color w:val="808080" w:themeColor="background1" w:themeShade="80"/>
+        </w:rPr>
+        <w:t>, Serial algorithms memory compared to expectation</w:t>
+      </w:r>
+    </w:p>
+    <w:p>
+      <w:pPr>
+        <w:ind w:firstLine="720"/>
+        <w:rPr>
+          <w:rFonts w:eastAsiaTheme="minorEastAsia"/>
+        </w:rPr>
+      </w:pPr>
+      <w:r>
+        <w:rPr>
+          <w:rFonts w:eastAsiaTheme="minorEastAsia"/>
+        </w:rPr>
+        <w:t xml:space="preserve">We observe that all measured memory is more than the expected, but the ratio decreases as for the bigger inputs, hinting that the difference between the two is constant. In fact, we make the calculation to see that this memory difference is always 36.2MB. This is not surprising </w:t>
+      </w:r>
+      <w:r>
+        <w:rPr>
+          <w:rFonts w:eastAsiaTheme="minorEastAsia"/>
+        </w:rPr>
+        <w:t>as the process has some baseline memory needed for the interpreter and for the imported modules (</w:t>
+      </w:r>
+      <w:proofErr w:type="spellStart"/>
+      <w:r>
+        <w:rPr>
+          <w:rFonts w:eastAsiaTheme="minorEastAsia"/>
+        </w:rPr>
+        <w:t>numpy</w:t>
+      </w:r>
+      <w:proofErr w:type="spellEnd"/>
+      <w:r>
+        <w:rPr>
+          <w:rFonts w:eastAsiaTheme="minorEastAsia"/>
+        </w:rPr>
+        <w:t xml:space="preserve">, </w:t>
+      </w:r>
+      <w:proofErr w:type="spellStart"/>
+      <w:r>
+        <w:rPr>
+          <w:rFonts w:eastAsiaTheme="minorEastAsia"/>
+        </w:rPr>
+        <w:t>bitarray</w:t>
+      </w:r>
+      <w:proofErr w:type="spellEnd"/>
+      <w:r>
+        <w:rPr>
+          <w:rFonts w:eastAsiaTheme="minorEastAsia"/>
+        </w:rPr>
+        <w:t xml:space="preserve">, </w:t>
+      </w:r>
+      <w:proofErr w:type="spellStart"/>
+      <w:r>
+        <w:rPr>
+          <w:rFonts w:eastAsiaTheme="minorEastAsia"/>
+        </w:rPr>
+        <w:t>psutil</w:t>
+      </w:r>
+      <w:proofErr w:type="spellEnd"/>
+      <w:r>
+        <w:rPr>
+          <w:rFonts w:eastAsiaTheme="minorEastAsia"/>
+        </w:rPr>
+        <w:t xml:space="preserve">). After subtracting this memory from the measurements, we see the expected memories with quite a good accuracy: </w:t>
+      </w:r>
+    </w:p>
+    <w:p>
+      <w:pPr>
+        <w:jc w:val="center"/>
+        <w:rPr>
+          <w:rFonts w:eastAsiaTheme="minorEastAsia"/>
+        </w:rPr>
+      </w:pPr>
+      <w:r>
+        <w:rPr>
+          <w:rFonts w:eastAsiaTheme="minorEastAsia"/>
+        </w:rPr>
+        <w:drawing>
+          <wp:inline distT="0" distB="0" distL="0" distR="0" wp14:anchorId="3D5CA6F9" wp14:editId="62DCE3AF">
+            <wp:extent cx="5943600" cy="1310640"/>
+            <wp:effectExtent l="0" t="0" r="0" b="3810"/>
+            <wp:docPr id="3" name="Picture 3"/>
+            <wp:cNvGraphicFramePr>
+              <a:graphicFrameLocks xmlns:a="http://schemas.openxmlformats.org/drawingml/2006/main" noChangeAspect="1"/>
+            </wp:cNvGraphicFramePr>
+            <a:graphic xmlns:a="http://schemas.openxmlformats.org/drawingml/2006/main">
+              <a:graphicData uri="http://schemas.openxmlformats.org/drawingml/2006/picture">
+                <pic:pic xmlns:pic="http://schemas.openxmlformats.org/drawingml/2006/picture">
+                  <pic:nvPicPr>
+                    <pic:cNvPr id="1" name=""/>
+                    <pic:cNvPicPr/>
+                  </pic:nvPicPr>
+                  <pic:blipFill>
+                    <a:blip r:embed="rId12"/>
+                    <a:stretch>
+                      <a:fillRect/>
+                    </a:stretch>
+                  </pic:blipFill>
+                  <pic:spPr>
+                    <a:xfrm>
+                      <a:off x="0" y="0"/>
+                      <a:ext cx="5943600" cy="1310640"/>
+                    </a:xfrm>
+                    <a:prstGeom prst="rect">
+                      <a:avLst/>
+                    </a:prstGeom>
+                  </pic:spPr>
+                </pic:pic>
+              </a:graphicData>
+            </a:graphic>
+          </wp:inline>
+        </w:drawing>
+      </w:r>
+    </w:p>
+    <w:p>
+      <w:pPr>
+        <w:jc w:val="center"/>
+        <w:rPr>
+          <w:rFonts w:eastAsiaTheme="minorEastAsia"/>
+          <w:color w:val="808080" w:themeColor="background1" w:themeShade="80"/>
+        </w:rPr>
+      </w:pPr>
+      <w:r>
+        <w:rPr>
+          <w:rFonts w:eastAsiaTheme="minorEastAsia"/>
+          <w:color w:val="808080" w:themeColor="background1" w:themeShade="80"/>
+        </w:rPr>
+        <w:t xml:space="preserve">Figure 4, Serial algorithms memory </w:t>
+      </w:r>
+      <w:r>
+        <w:rPr>
+          <w:rFonts w:eastAsiaTheme="minorEastAsia"/>
+          <w:color w:val="808080" w:themeColor="background1" w:themeShade="80"/>
+        </w:rPr>
+        <w:t>after correction of baseline memory</w:t>
+      </w:r>
+    </w:p>
+    <w:p>
+      <w:pPr>
+        <w:rPr>
+          <w:rFonts w:eastAsiaTheme="minorEastAsia"/>
+        </w:rPr>
+      </w:pPr>
+      <w:r>
+        <w:rPr>
+          <w:rFonts w:eastAsiaTheme="minorEastAsia"/>
+        </w:rPr>
+        <w:tab/>
+        <w:t xml:space="preserve">We can also comment on the precision of the memory measurement by looking at the variance of the 5 repetitions of each </w:t>
+      </w:r>
+      <w:proofErr w:type="spellStart"/>
+      <w:r>
+        <w:rPr>
+          <w:rFonts w:eastAsiaTheme="minorEastAsia"/>
+        </w:rPr>
+        <w:t>testrun</w:t>
+      </w:r>
+      <w:proofErr w:type="spellEnd"/>
+      <w:r>
+        <w:rPr>
+          <w:rFonts w:eastAsiaTheme="minorEastAsia"/>
+        </w:rPr>
+        <w:t>. The standard deviation is at most 0.38% (and 0.08% at average) from the mean values. This is much more accurate than the time measurements for which the same variance metric is up to 7.5%.</w:t>
+      </w:r>
+      <w:r>
+        <w:rPr>
+          <w:rFonts w:eastAsiaTheme="minorEastAsia"/>
+        </w:rPr>
+        <w:t xml:space="preserve"> </w:t>
+      </w:r>
+    </w:p>
+    <w:p>
+      <w:pPr>
+        <w:rPr>
+          <w:rFonts w:eastAsiaTheme="minorEastAsia"/>
+        </w:rPr>
+      </w:pPr>
+      <w:r>
+        <w:rPr>
+          <w:rFonts w:eastAsiaTheme="minorEastAsia"/>
+        </w:rPr>
+        <w:tab/>
+        <w:t xml:space="preserve">Finally, we can compare </w:t>
+      </w:r>
+      <w:r>
+        <w:rPr>
+          <w:rFonts w:eastAsiaTheme="minorEastAsia"/>
+        </w:rPr>
+        <w:t>the run times of the 3 variants</w:t>
+      </w:r>
+      <w:r>
+        <w:rPr>
+          <w:rFonts w:eastAsiaTheme="minorEastAsia"/>
+        </w:rPr>
+        <w:t>:</w:t>
+      </w:r>
+    </w:p>
+    <w:p>
+      <w:pPr>
+        <w:jc w:val="center"/>
+        <w:rPr>
+          <w:noProof/>
+        </w:rPr>
+      </w:pPr>
+      <w:r>
+        <w:rPr>
+          <w:noProof/>
+        </w:rPr>
+        <w:lastRenderedPageBreak/>
+        <w:drawing>
+          <wp:inline distT="0" distB="0" distL="0" distR="0" wp14:anchorId="1497859E" wp14:editId="7459D32E">
+            <wp:extent cx="3810000" cy="2440305"/>
+            <wp:effectExtent l="0" t="0" r="0" b="17145"/>
+            <wp:docPr id="10" name="Chart 10">
+              <a:extLst xmlns:a="http://schemas.openxmlformats.org/drawingml/2006/main">
+                <a:ext uri="{FF2B5EF4-FFF2-40B4-BE49-F238E27FC236}">
+                  <a16:creationId xmlns:a16="http://schemas.microsoft.com/office/drawing/2014/main" id="{DCC9A3FA-9BA8-4779-BEBD-8EE35883A342}"/>
+                </a:ext>
+              </a:extLst>
+            </wp:docPr>
+            <wp:cNvGraphicFramePr/>
+            <a:graphic xmlns:a="http://schemas.openxmlformats.org/drawingml/2006/main">
+              <a:graphicData uri="http://schemas.openxmlformats.org/drawingml/2006/chart">
+                <c:chart xmlns:c="http://schemas.openxmlformats.org/drawingml/2006/chart" xmlns:r="http://schemas.openxmlformats.org/officeDocument/2006/relationships" r:id="rId13"/>
+              </a:graphicData>
+            </a:graphic>
+          </wp:inline>
+        </w:drawing>
+      </w:r>
+      <w:r>
+        <w:rPr>
+          <w:rFonts w:eastAsiaTheme="minorEastAsia"/>
+        </w:rPr>
+        <w:drawing>
+          <wp:inline distT="0" distB="0" distL="0" distR="0" wp14:anchorId="148051A2" wp14:editId="46EACA1D">
+            <wp:extent cx="4086222" cy="1257300"/>
+            <wp:effectExtent l="0" t="0" r="0" b="0"/>
+            <wp:docPr id="6" name="Picture 6"/>
+            <wp:cNvGraphicFramePr>
+              <a:graphicFrameLocks xmlns:a="http://schemas.openxmlformats.org/drawingml/2006/main" noChangeAspect="1"/>
+            </wp:cNvGraphicFramePr>
+            <a:graphic xmlns:a="http://schemas.openxmlformats.org/drawingml/2006/main">
+              <a:graphicData uri="http://schemas.openxmlformats.org/drawingml/2006/picture">
+                <pic:pic xmlns:pic="http://schemas.openxmlformats.org/drawingml/2006/picture">
+                  <pic:nvPicPr>
+                    <pic:cNvPr id="1" name=""/>
+                    <pic:cNvPicPr/>
+                  </pic:nvPicPr>
+                  <pic:blipFill>
+                    <a:blip r:embed="rId14"/>
+                    <a:stretch>
+                      <a:fillRect/>
+                    </a:stretch>
+                  </pic:blipFill>
+                  <pic:spPr>
+                    <a:xfrm>
+                      <a:off x="0" y="0"/>
+                      <a:ext cx="4089429" cy="1258287"/>
+                    </a:xfrm>
+                    <a:prstGeom prst="rect">
+                      <a:avLst/>
+                    </a:prstGeom>
+                  </pic:spPr>
+                </pic:pic>
+              </a:graphicData>
+            </a:graphic>
+          </wp:inline>
+        </w:drawing>
+      </w:r>
+    </w:p>
+    <w:p>
+      <w:pPr>
+        <w:jc w:val="center"/>
+        <w:rPr>
+          <w:rFonts w:eastAsiaTheme="minorEastAsia"/>
+          <w:i/>
+          <w:iCs/>
+          <w:color w:val="808080" w:themeColor="background1" w:themeShade="80"/>
+        </w:rPr>
+      </w:pPr>
+      <w:r>
+        <w:rPr>
+          <w:i/>
+          <w:iCs/>
+          <w:noProof/>
+          <w:color w:val="808080" w:themeColor="background1" w:themeShade="80"/>
+        </w:rPr>
+        <w:t xml:space="preserve">Figure 5, </w:t>
+      </w:r>
+      <w:r>
+        <w:rPr>
+          <w:i/>
+          <w:iCs/>
+          <w:noProof/>
+          <w:color w:val="808080" w:themeColor="background1" w:themeShade="80"/>
+        </w:rPr>
+        <w:t xml:space="preserve">Comparison of </w:t>
+      </w:r>
+      <w:r>
+        <w:rPr>
+          <w:i/>
+          <w:iCs/>
+          <w:noProof/>
+          <w:color w:val="808080" w:themeColor="background1" w:themeShade="80"/>
+        </w:rPr>
+        <w:t>sieves with different data types</w:t>
+      </w:r>
+    </w:p>
+    <w:p>
+      <w:pPr>
+        <w:ind w:firstLine="720"/>
+        <w:rPr>
+          <w:rFonts w:eastAsiaTheme="minorEastAsia"/>
+        </w:rPr>
+      </w:pPr>
+    </w:p>
+    <w:p>
+      <w:pPr>
+        <w:ind w:firstLine="720"/>
+        <w:rPr>
+          <w:rFonts w:eastAsiaTheme="minorEastAsia"/>
+        </w:rPr>
+      </w:pPr>
+      <w:r>
+        <w:rPr>
+          <w:rFonts w:eastAsiaTheme="minorEastAsia"/>
+        </w:rPr>
+        <w:t>We see that the switching from bit to byte increases the run time by roughly 1.6 times, while between byte and int there is practically no difference.</w:t>
+      </w:r>
+      <w:r>
+        <w:rPr>
+          <w:rFonts w:eastAsiaTheme="minorEastAsia"/>
+        </w:rPr>
+        <w:t xml:space="preserve"> </w:t>
+      </w:r>
+      <w:r>
+        <w:rPr>
+          <w:rFonts w:eastAsiaTheme="minorEastAsia"/>
+        </w:rPr>
+        <w:t>There are several factors related to memory that effect the time</w:t>
+      </w:r>
+      <w:r>
+        <w:rPr>
+          <w:rFonts w:eastAsiaTheme="minorEastAsia"/>
+        </w:rPr>
+        <w:t xml:space="preserve">.  We </w:t>
+      </w:r>
+      <w:r>
+        <w:rPr>
+          <w:rFonts w:eastAsiaTheme="minorEastAsia"/>
+        </w:rPr>
+        <w:t xml:space="preserve">could try to look </w:t>
+      </w:r>
+      <w:r>
+        <w:rPr>
+          <w:rFonts w:eastAsiaTheme="minorEastAsia"/>
+        </w:rPr>
+        <w:t>at</w:t>
+      </w:r>
+      <w:r>
+        <w:rPr>
+          <w:rFonts w:eastAsiaTheme="minorEastAsia"/>
+        </w:rPr>
+        <w:t xml:space="preserve"> what part of the arrays fit into memory</w:t>
+      </w:r>
+      <w:r>
+        <w:rPr>
+          <w:rFonts w:eastAsiaTheme="minorEastAsia"/>
+        </w:rPr>
+        <w:t>,</w:t>
+      </w:r>
+      <w:r>
+        <w:rPr>
+          <w:rFonts w:eastAsiaTheme="minorEastAsia"/>
+        </w:rPr>
+        <w:t xml:space="preserve"> </w:t>
+      </w:r>
+      <w:r>
+        <w:rPr>
+          <w:rFonts w:eastAsiaTheme="minorEastAsia"/>
+        </w:rPr>
+        <w:t xml:space="preserve">but as even the L3 cache of this machine is 16MiB only the smallest 2 </w:t>
+      </w:r>
+      <w:proofErr w:type="spellStart"/>
+      <w:r>
+        <w:rPr>
+          <w:rFonts w:eastAsiaTheme="minorEastAsia"/>
+        </w:rPr>
+        <w:t>bitarrays</w:t>
+      </w:r>
+      <w:proofErr w:type="spellEnd"/>
+      <w:r>
+        <w:rPr>
+          <w:rFonts w:eastAsiaTheme="minorEastAsia"/>
+        </w:rPr>
+        <w:t xml:space="preserve"> could fit there (assuming the other memory for the baseline mentioned above is not also occupying it). </w:t>
+      </w:r>
+      <w:r>
+        <w:rPr>
+          <w:rFonts w:eastAsiaTheme="minorEastAsia"/>
+        </w:rPr>
+        <w:t>So,</w:t>
+      </w:r>
+      <w:r>
+        <w:rPr>
+          <w:rFonts w:eastAsiaTheme="minorEastAsia"/>
+        </w:rPr>
+        <w:t xml:space="preserve"> in all cases </w:t>
+      </w:r>
+      <w:r>
+        <w:t>operate with frequent cache misses and sustained DRAM traffic.</w:t>
+      </w:r>
+      <w:r>
+        <w:rPr>
+          <w:rFonts w:eastAsiaTheme="minorEastAsia"/>
+        </w:rPr>
+        <w:t xml:space="preserve"> </w:t>
+      </w:r>
+      <w:r>
+        <w:rPr>
+          <w:rFonts w:eastAsiaTheme="minorEastAsia"/>
+        </w:rPr>
+        <w:t>T</w:t>
+      </w:r>
+      <w:r>
+        <w:rPr>
+          <w:rFonts w:eastAsiaTheme="minorEastAsia"/>
+        </w:rPr>
+        <w:t xml:space="preserve">here may be implementation differences (on C-level) between the </w:t>
+      </w:r>
+      <w:proofErr w:type="spellStart"/>
+      <w:r>
+        <w:rPr>
+          <w:rFonts w:eastAsiaTheme="minorEastAsia"/>
+        </w:rPr>
+        <w:t>bitarray</w:t>
+      </w:r>
+      <w:proofErr w:type="spellEnd"/>
+      <w:r>
+        <w:rPr>
+          <w:rFonts w:eastAsiaTheme="minorEastAsia"/>
+        </w:rPr>
+        <w:t xml:space="preserve"> and the </w:t>
+      </w:r>
+      <w:proofErr w:type="spellStart"/>
+      <w:r>
+        <w:rPr>
+          <w:rFonts w:eastAsiaTheme="minorEastAsia"/>
+        </w:rPr>
+        <w:t>numpy</w:t>
+      </w:r>
+      <w:proofErr w:type="spellEnd"/>
+      <w:r>
+        <w:rPr>
+          <w:rFonts w:eastAsiaTheme="minorEastAsia"/>
+        </w:rPr>
+        <w:t xml:space="preserve"> arrays.</w:t>
+      </w:r>
+      <w:r>
+        <w:rPr>
+          <w:rFonts w:eastAsiaTheme="minorEastAsia"/>
+        </w:rPr>
+        <w:t xml:space="preserve"> In conclusion the type of the sieve </w:t>
+      </w:r>
+      <w:r>
+        <w:rPr>
+          <w:rFonts w:eastAsiaTheme="minorEastAsia"/>
+        </w:rPr>
+        <w:t>has</w:t>
+      </w:r>
+      <w:r>
+        <w:rPr>
+          <w:rFonts w:eastAsiaTheme="minorEastAsia"/>
+        </w:rPr>
+        <w:t xml:space="preserve"> an effect on the execution time with benefit for the </w:t>
+      </w:r>
+      <w:proofErr w:type="spellStart"/>
+      <w:r>
+        <w:rPr>
+          <w:rFonts w:eastAsiaTheme="minorEastAsia"/>
+        </w:rPr>
+        <w:t>bitarray</w:t>
+      </w:r>
+      <w:proofErr w:type="spellEnd"/>
+      <w:r>
+        <w:rPr>
+          <w:rFonts w:eastAsiaTheme="minorEastAsia"/>
+        </w:rPr>
+        <w:t xml:space="preserve">, but it is much smaller </w:t>
+      </w:r>
+      <w:r>
+        <w:rPr>
+          <w:rFonts w:eastAsiaTheme="minorEastAsia"/>
+        </w:rPr>
+        <w:t>than</w:t>
+      </w:r>
+      <w:r>
+        <w:rPr>
+          <w:rFonts w:eastAsiaTheme="minorEastAsia"/>
+        </w:rPr>
+        <w:t xml:space="preserve"> the benefit on the memory, not present for the bool compared to int types and harder to explain.</w:t>
+      </w:r>
+    </w:p>
+    <w:p>
+      <w:pPr>
+        <w:ind w:firstLine="720"/>
+        <w:rPr>
+          <w:rFonts w:eastAsiaTheme="minorEastAsia"/>
+        </w:rPr>
+      </w:pPr>
+      <w:r>
+        <w:rPr>
+          <w:rFonts w:eastAsiaTheme="minorEastAsia"/>
+        </w:rPr>
+        <w:t>The relevant files are</w:t>
+      </w:r>
+      <w:r>
+        <w:rPr>
+          <w:rFonts w:eastAsiaTheme="minorEastAsia"/>
+        </w:rPr>
+        <w:t xml:space="preserve"> for this comparison are:</w:t>
+      </w:r>
+    </w:p>
+    <w:p>
+      <w:pPr>
+        <w:ind w:firstLine="720"/>
+        <w:rPr>
+          <w:rFonts w:eastAsiaTheme="minorEastAsia"/>
+        </w:rPr>
+      </w:pPr>
+      <w:r>
+        <w:rPr>
+          <w:rFonts w:eastAsiaTheme="minorEastAsia"/>
+        </w:rPr>
+        <w:tab/>
+        <w:t>- measuring/</w:t>
+      </w:r>
+      <w:r>
+        <w:t xml:space="preserve"> </w:t>
+      </w:r>
+      <w:r>
+        <w:rPr>
+          <w:rFonts w:eastAsiaTheme="minorEastAsia"/>
+        </w:rPr>
+        <w:t>time_and_memory_meas_for_comparison.py</w:t>
+      </w:r>
+    </w:p>
+    <w:p>
+      <w:pPr>
+        <w:ind w:firstLine="720"/>
+        <w:rPr>
+          <w:rFonts w:eastAsiaTheme="minorEastAsia"/>
+        </w:rPr>
+      </w:pPr>
+      <w:r>
+        <w:rPr>
+          <w:rFonts w:eastAsiaTheme="minorEastAsia"/>
+        </w:rPr>
+        <w:tab/>
+        <w:t xml:space="preserve">- </w:t>
+      </w:r>
+      <w:r>
+        <w:rPr>
+          <w:rFonts w:eastAsiaTheme="minorEastAsia"/>
+        </w:rPr>
+        <w:t>measuring/measure_peak_subprocess_psutil.py</w:t>
+      </w:r>
+    </w:p>
+    <w:p>
+      <w:pPr>
+        <w:ind w:firstLine="720"/>
+        <w:rPr>
+          <w:rFonts w:eastAsiaTheme="minorEastAsia"/>
+        </w:rPr>
+      </w:pPr>
+      <w:r>
+        <w:rPr>
+          <w:rFonts w:eastAsiaTheme="minorEastAsia"/>
+        </w:rPr>
+        <w:tab/>
+        <w:t xml:space="preserve">- </w:t>
+      </w:r>
+      <w:proofErr w:type="spellStart"/>
+      <w:r>
+        <w:rPr>
+          <w:rFonts w:eastAsiaTheme="minorEastAsia"/>
+        </w:rPr>
+        <w:t>run_data</w:t>
+      </w:r>
+      <w:proofErr w:type="spellEnd"/>
+      <w:r>
+        <w:rPr>
+          <w:rFonts w:eastAsiaTheme="minorEastAsia"/>
+        </w:rPr>
+        <w:t>/</w:t>
+      </w:r>
+      <w:r>
+        <w:t xml:space="preserve"> </w:t>
+      </w:r>
+      <w:r>
+        <w:rPr>
+          <w:rFonts w:eastAsiaTheme="minorEastAsia"/>
+        </w:rPr>
+        <w:t>mem_time_results_2026-07-02T20-47-14.csv</w:t>
+      </w:r>
+    </w:p>
+    <w:p>
+      <w:pPr>
+        <w:ind w:firstLine="720"/>
+        <w:rPr>
+          <w:rFonts w:eastAsiaTheme="minorEastAsia"/>
+        </w:rPr>
+      </w:pPr>
+      <w:r>
+        <w:rPr>
+          <w:rFonts w:eastAsiaTheme="minorEastAsia"/>
+        </w:rPr>
+        <w:tab/>
+        <w:t xml:space="preserve">- </w:t>
+      </w:r>
+      <w:proofErr w:type="spellStart"/>
+      <w:r>
+        <w:rPr>
+          <w:rFonts w:eastAsiaTheme="minorEastAsia"/>
+        </w:rPr>
+        <w:t>run_data</w:t>
+      </w:r>
+      <w:proofErr w:type="spellEnd"/>
+      <w:r>
+        <w:rPr>
+          <w:rFonts w:eastAsiaTheme="minorEastAsia"/>
+        </w:rPr>
+        <w:t>/</w:t>
+      </w:r>
+      <w:r>
+        <w:rPr>
+          <w:rFonts w:eastAsiaTheme="minorEastAsia"/>
+        </w:rPr>
+        <w:t>mem_time_results_analysed.xlsx</w:t>
+      </w:r>
+    </w:p>
+    <w:p>
+      <w:pPr>
+        <w:rPr>
+          <w:rFonts w:eastAsiaTheme="minorEastAsia"/>
+        </w:rPr>
+      </w:pPr>
+    </w:p>
+    <w:p>
+      <w:pPr>
+        <w:rPr>
+          <w:rFonts w:eastAsiaTheme="minorEastAsia"/>
+          <w:lang w:val="bg-BG"/>
+        </w:rPr>
+      </w:pPr>
     </w:p>
     <w:p>
       <w:pPr>
         <w:pStyle w:val="ListParagraph"/>
         <w:numPr>
           <w:ilvl w:val="0"/>
-          <w:numId w:val="3"/>
+          <w:numId w:val="1"/>
         </w:numPr>
-        <w:rPr>
-          <w:rFonts w:eastAsiaTheme="minorEastAsia"/>
-        </w:rPr>
-      </w:pPr>
-      <w:r>
-        <w:rPr>
-          <w:rFonts w:eastAsiaTheme="minorEastAsia"/>
-        </w:rPr>
-        <w:t>the effect of the memory use on the execution times</w:t>
-      </w:r>
-      <w:r>
-        <w:rPr>
-          <w:rFonts w:eastAsiaTheme="minorEastAsia"/>
-        </w:rPr>
-        <w:t xml:space="preserve"> can be observed (some improvement is expected if for the same problem the size is reduced, but clear how much);</w:t>
-      </w:r>
-    </w:p>
-    <w:p>
-      <w:pPr>
-        <w:ind w:left="720"/>
-        <w:rPr>
-          <w:rFonts w:eastAsiaTheme="minorEastAsia"/>
-        </w:rPr>
-      </w:pPr>
-      <w:r>
-        <w:rPr>
-          <w:rFonts w:eastAsiaTheme="minorEastAsia"/>
-        </w:rPr>
-        <w:t xml:space="preserve">To achieve this, the 3 versions are implemented without returning </w:t>
-      </w:r>
-      <w:r>
-        <w:rPr>
-          <w:rFonts w:eastAsiaTheme="minorEastAsia"/>
-        </w:rPr>
-        <w:t xml:space="preserve">the primes at all, so that the expected </w:t>
-      </w:r>
-      <w:r>
-        <w:rPr>
-          <w:rFonts w:eastAsiaTheme="minorEastAsia"/>
-        </w:rPr>
-        <w:t>memor</w:t>
-      </w:r>
-      <w:r>
-        <w:rPr>
-          <w:rFonts w:eastAsiaTheme="minorEastAsia"/>
-        </w:rPr>
-        <w:t>y</w:t>
-      </w:r>
-    </w:p>
-    <w:p>
-      <w:pPr>
-        <w:ind w:firstLine="720"/>
-        <w:rPr>
-          <w:rFonts w:eastAsiaTheme="minorEastAsia"/>
-        </w:rPr>
-      </w:pPr>
-      <w:r>
-        <w:rPr>
-          <w:rFonts w:eastAsiaTheme="minorEastAsia"/>
-        </w:rPr>
-        <w:t xml:space="preserve">A most naïve version is to follow the explanation of the of the algorithm </w:t>
-      </w:r>
-      <w:r>
-        <w:rPr>
-          <w:rFonts w:eastAsiaTheme="minorEastAsia"/>
-        </w:rPr>
-        <w:t xml:space="preserve">and create an array with the natural numbers as the sieve. </w:t>
-      </w:r>
-      <w:r>
-        <w:rPr>
-          <w:rFonts w:eastAsiaTheme="minorEastAsia"/>
-        </w:rPr>
-        <w:t xml:space="preserve">This </w:t>
-      </w:r>
-      <w:r>
-        <w:rPr>
-          <w:rFonts w:eastAsiaTheme="minorEastAsia"/>
-        </w:rPr>
-        <w:t>‘</w:t>
-      </w:r>
-      <w:r>
-        <w:rPr>
-          <w:rFonts w:eastAsiaTheme="minorEastAsia"/>
-        </w:rPr>
-        <w:t>mistake</w:t>
-      </w:r>
-      <w:r>
-        <w:rPr>
-          <w:rFonts w:eastAsiaTheme="minorEastAsia"/>
-        </w:rPr>
-        <w:t>’</w:t>
-      </w:r>
-      <w:r>
-        <w:rPr>
-          <w:rFonts w:eastAsiaTheme="minorEastAsia"/>
-        </w:rPr>
-        <w:t xml:space="preserve"> is i</w:t>
-      </w:r>
-      <w:r>
-        <w:rPr>
-          <w:rFonts w:eastAsiaTheme="minorEastAsia"/>
-        </w:rPr>
-        <w:t>ntentionally includ</w:t>
-      </w:r>
-      <w:r>
-        <w:rPr>
-          <w:rFonts w:eastAsiaTheme="minorEastAsia"/>
-        </w:rPr>
-        <w:t>ing</w:t>
-      </w:r>
-      <w:r>
-        <w:rPr>
-          <w:rFonts w:eastAsiaTheme="minorEastAsia"/>
-        </w:rPr>
-        <w:t xml:space="preserve"> </w:t>
-      </w:r>
-      <w:r>
-        <w:rPr>
-          <w:rFonts w:eastAsiaTheme="minorEastAsia"/>
-        </w:rPr>
-        <w:t>to have an additional comparison</w:t>
-      </w:r>
-      <w:r>
-        <w:rPr>
-          <w:rFonts w:eastAsiaTheme="minorEastAsia"/>
-        </w:rPr>
-        <w:t xml:space="preserve">. The other 2 included variants are </w:t>
-      </w:r>
-      <w:r>
-        <w:rPr>
-          <w:rFonts w:eastAsiaTheme="minorEastAsia"/>
-        </w:rPr>
-        <w:t xml:space="preserve">a Boolean type sieve (1 Byte per integer) and a variant using </w:t>
-      </w:r>
-      <w:proofErr w:type="spellStart"/>
-      <w:r>
-        <w:rPr>
-          <w:rFonts w:eastAsiaTheme="minorEastAsia"/>
-        </w:rPr>
-        <w:t>bitarray</w:t>
-      </w:r>
-      <w:proofErr w:type="spellEnd"/>
-      <w:r>
-        <w:rPr>
-          <w:rFonts w:eastAsiaTheme="minorEastAsia"/>
-        </w:rPr>
-        <w:t xml:space="preserve"> (1 bit per integer)</w:t>
-      </w:r>
-    </w:p>
-    <w:p>
-      <w:pPr>
-        <w:ind w:firstLine="720"/>
-        <w:rPr>
-          <w:rFonts w:eastAsiaTheme="minorEastAsia"/>
-        </w:rPr>
-      </w:pPr>
-      <w:r>
-        <w:rPr>
-          <w:rFonts w:eastAsiaTheme="minorEastAsia"/>
-        </w:rPr>
-        <w:t xml:space="preserve"> and to </w:t>
-      </w:r>
-      <w:r>
-        <w:rPr>
-          <w:rFonts w:eastAsiaTheme="minorEastAsia"/>
-        </w:rPr>
-        <w:t>confirm the memory pe</w:t>
-      </w:r>
-    </w:p>
-    <w:p>
-      <w:pPr>
-        <w:rPr>
-          <w:rFonts w:eastAsiaTheme="minorEastAsia"/>
-          <w:lang w:val="bg-BG"/>
-        </w:rPr>
-      </w:pPr>
-      <w:r>
-        <w:rPr>
-          <w:rFonts w:eastAsiaTheme="minorEastAsia"/>
-        </w:rPr>
-        <w:lastRenderedPageBreak/>
-        <w:t xml:space="preserve">Memory and time at a few </w:t>
-      </w:r>
-      <w:proofErr w:type="spellStart"/>
-      <w:r>
-        <w:rPr>
-          <w:rFonts w:eastAsiaTheme="minorEastAsia"/>
-        </w:rPr>
-        <w:t>N_max</w:t>
-      </w:r>
-      <w:proofErr w:type="spellEnd"/>
-    </w:p>
-    <w:p>
-      <w:pPr>
-        <w:rPr>
-          <w:rFonts w:eastAsiaTheme="minorEastAsia"/>
-        </w:rPr>
-      </w:pPr>
-    </w:p>
-    <w:p>
-      <w:pPr>
-        <w:rPr>
-          <w:rFonts w:eastAsiaTheme="minorEastAsia"/>
-        </w:rPr>
-      </w:pPr>
-      <w:r>
         <w:rPr>
           <w:rFonts w:eastAsiaTheme="minorEastAsia"/>
           <w:b/>
           <w:bCs/>
-        </w:rPr>
-        <w:t>Conclusion</w:t>
-      </w:r>
-      <w:r>
-        <w:rPr>
-          <w:rFonts w:eastAsiaTheme="minorEastAsia"/>
-        </w:rPr>
-        <w:t>:</w:t>
-      </w:r>
-    </w:p>
-    <w:p>
-      <w:pPr>
-        <w:rPr>
-          <w:rFonts w:eastAsiaTheme="minorEastAsia"/>
-          <w:lang w:val="bg-BG"/>
+          <w:sz w:val="32"/>
+          <w:szCs w:val="32"/>
+        </w:rPr>
+      </w:pPr>
+      <w:r>
+        <w:rPr>
+          <w:rFonts w:eastAsiaTheme="minorEastAsia"/>
+          <w:b/>
+          <w:bCs/>
+          <w:sz w:val="32"/>
+          <w:szCs w:val="32"/>
+        </w:rPr>
+        <w:lastRenderedPageBreak/>
+        <w:t>Pa</w:t>
+      </w:r>
+      <w:r>
+        <w:rPr>
+          <w:rFonts w:eastAsiaTheme="minorEastAsia"/>
+          <w:b/>
+          <w:bCs/>
+          <w:sz w:val="32"/>
+          <w:szCs w:val="32"/>
+        </w:rPr>
+        <w:t>rallel work per prime</w:t>
+      </w:r>
+    </w:p>
+    <w:p>
+      <w:pPr>
+        <w:pStyle w:val="ListParagraph"/>
+        <w:numPr>
+          <w:ilvl w:val="0"/>
+          <w:numId w:val="1"/>
+        </w:numPr>
+        <w:rPr>
+          <w:rFonts w:eastAsiaTheme="minorEastAsia"/>
+          <w:b/>
+          <w:bCs/>
+          <w:sz w:val="32"/>
+          <w:szCs w:val="32"/>
+        </w:rPr>
+      </w:pPr>
+      <w:r>
+        <w:rPr>
+          <w:rFonts w:eastAsiaTheme="minorEastAsia"/>
+          <w:b/>
+          <w:bCs/>
+          <w:sz w:val="32"/>
+          <w:szCs w:val="32"/>
+        </w:rPr>
+        <w:t xml:space="preserve">Segmented sieve algorithms </w:t>
+      </w:r>
+    </w:p>
+    <w:p>
+      <w:pPr>
+        <w:rPr>
+          <w:rFonts w:eastAsiaTheme="minorEastAsia"/>
+          <w:b/>
+          <w:bCs/>
+          <w:sz w:val="32"/>
+          <w:szCs w:val="32"/>
+        </w:rPr>
+      </w:pPr>
+    </w:p>
+    <w:p>
+      <w:pPr>
+        <w:rPr>
+          <w:rFonts w:eastAsiaTheme="minorEastAsia"/>
+          <w:b/>
+          <w:bCs/>
+          <w:sz w:val="32"/>
+          <w:szCs w:val="32"/>
         </w:rPr>
       </w:pPr>
     </w:p>
@@ -5908,6 +7138,119 @@
     </w:lvl>
   </w:abstractNum>
   <w:abstractNum w:abstractNumId="2" w15:restartNumberingAfterBreak="0">
+    <w:nsid w:val="190F139C"/>
+    <w:multiLevelType w:val="multilevel"/>
+    <w:tmpl w:val="076C0DE8"/>
+    <w:lvl w:ilvl="0">
+      <w:start w:val="3"/>
+      <w:numFmt w:val="decimal"/>
+      <w:lvlText w:val="%1"/>
+      <w:lvlJc w:val="left"/>
+      <w:pPr>
+        <w:ind w:left="360" w:hanging="360"/>
+      </w:pPr>
+      <w:rPr>
+        <w:rFonts w:hint="default"/>
+      </w:rPr>
+    </w:lvl>
+    <w:lvl w:ilvl="1">
+      <w:start w:val="1"/>
+      <w:numFmt w:val="decimal"/>
+      <w:lvlText w:val="%1.%2"/>
+      <w:lvlJc w:val="left"/>
+      <w:pPr>
+        <w:ind w:left="1440" w:hanging="360"/>
+      </w:pPr>
+      <w:rPr>
+        <w:rFonts w:hint="default"/>
+      </w:rPr>
+    </w:lvl>
+    <w:lvl w:ilvl="2">
+      <w:start w:val="1"/>
+      <w:numFmt w:val="decimal"/>
+      <w:lvlText w:val="%1.%2.%3"/>
+      <w:lvlJc w:val="left"/>
+      <w:pPr>
+        <w:ind w:left="2880" w:hanging="720"/>
+      </w:pPr>
+      <w:rPr>
+        <w:rFonts w:hint="default"/>
+      </w:rPr>
+    </w:lvl>
+    <w:lvl w:ilvl="3">
+      <w:start w:val="1"/>
+      <w:numFmt w:val="decimal"/>
+      <w:lvlText w:val="%1.%2.%3.%4"/>
+      <w:lvlJc w:val="left"/>
+      <w:pPr>
+        <w:ind w:left="3960" w:hanging="720"/>
+      </w:pPr>
+      <w:rPr>
+        <w:rFonts w:hint="default"/>
+      </w:rPr>
+    </w:lvl>
+    <w:lvl w:ilvl="4">
+      <w:start w:val="1"/>
+      <w:numFmt w:val="decimal"/>
+      <w:lvlText w:val="%1.%2.%3.%4.%5"/>
+      <w:lvlJc w:val="left"/>
+      <w:pPr>
+        <w:ind w:left="5400" w:hanging="1080"/>
+      </w:pPr>
+      <w:rPr>
+        <w:rFonts w:hint="default"/>
+      </w:rPr>
+    </w:lvl>
+    <w:lvl w:ilvl="5">
+      <w:start w:val="1"/>
+      <w:numFmt w:val="decimal"/>
+      <w:lvlText w:val="%1.%2.%3.%4.%5.%6"/>
+      <w:lvlJc w:val="left"/>
+      <w:pPr>
+        <w:ind w:left="6480" w:hanging="1080"/>
+      </w:pPr>
+      <w:rPr>
+        <w:rFonts w:hint="default"/>
+      </w:rPr>
+    </w:lvl>
+    <w:lvl w:ilvl="6">
+      <w:start w:val="1"/>
+      <w:numFmt w:val="decimal"/>
+      <w:lvlText w:val="%1.%2.%3.%4.%5.%6.%7"/>
+      <w:lvlJc w:val="left"/>
+      <w:pPr>
+        <w:ind w:left="7920" w:hanging="1440"/>
+      </w:pPr>
+      <w:rPr>
+        <w:rFonts w:hint="default"/>
+      </w:rPr>
+    </w:lvl>
+    <w:lvl w:ilvl="7">
+      <w:start w:val="1"/>
+      <w:numFmt w:val="decimal"/>
+      <w:lvlText w:val="%1.%2.%3.%4.%5.%6.%7.%8"/>
+      <w:lvlJc w:val="left"/>
+      <w:pPr>
+        <w:ind w:left="9000" w:hanging="1440"/>
+      </w:pPr>
+      <w:rPr>
+        <w:rFonts w:hint="default"/>
+      </w:rPr>
+    </w:lvl>
+    <w:lvl w:ilvl="8">
+      <w:start w:val="1"/>
+      <w:numFmt w:val="decimal"/>
+      <w:lvlText w:val="%1.%2.%3.%4.%5.%6.%7.%8.%9"/>
+      <w:lvlJc w:val="left"/>
+      <w:pPr>
+        <w:ind w:left="10440" w:hanging="1800"/>
+      </w:pPr>
+      <w:rPr>
+        <w:rFonts w:hint="default"/>
+      </w:rPr>
+    </w:lvl>
+  </w:abstractNum>
+  <w:abstractNum w:abstractNumId="3" w15:restartNumberingAfterBreak="0">
     <w:nsid w:val="2D8C08B2"/>
     <w:multiLevelType w:val="hybridMultilevel"/>
     <w:tmpl w:val="7CF2E81C"/>
@@ -6020,7 +7363,233 @@
       </w:rPr>
     </w:lvl>
   </w:abstractNum>
-  <w:abstractNum w:abstractNumId="3" w15:restartNumberingAfterBreak="0">
+  <w:abstractNum w:abstractNumId="4" w15:restartNumberingAfterBreak="0">
+    <w:nsid w:val="4E590078"/>
+    <w:multiLevelType w:val="multilevel"/>
+    <w:tmpl w:val="36C45FBA"/>
+    <w:lvl w:ilvl="0">
+      <w:start w:val="3"/>
+      <w:numFmt w:val="decimal"/>
+      <w:lvlText w:val="%1"/>
+      <w:lvlJc w:val="left"/>
+      <w:pPr>
+        <w:ind w:left="360" w:hanging="360"/>
+      </w:pPr>
+      <w:rPr>
+        <w:rFonts w:hint="default"/>
+      </w:rPr>
+    </w:lvl>
+    <w:lvl w:ilvl="1">
+      <w:start w:val="2"/>
+      <w:numFmt w:val="decimal"/>
+      <w:lvlText w:val="%1.%2"/>
+      <w:lvlJc w:val="left"/>
+      <w:pPr>
+        <w:ind w:left="720" w:hanging="360"/>
+      </w:pPr>
+      <w:rPr>
+        <w:rFonts w:hint="default"/>
+      </w:rPr>
+    </w:lvl>
+    <w:lvl w:ilvl="2">
+      <w:start w:val="1"/>
+      <w:numFmt w:val="decimal"/>
+      <w:lvlText w:val="%1.%2.%3"/>
+      <w:lvlJc w:val="left"/>
+      <w:pPr>
+        <w:ind w:left="1440" w:hanging="720"/>
+      </w:pPr>
+      <w:rPr>
+        <w:rFonts w:hint="default"/>
+      </w:rPr>
+    </w:lvl>
+    <w:lvl w:ilvl="3">
+      <w:start w:val="1"/>
+      <w:numFmt w:val="decimal"/>
+      <w:lvlText w:val="%1.%2.%3.%4"/>
+      <w:lvlJc w:val="left"/>
+      <w:pPr>
+        <w:ind w:left="1800" w:hanging="720"/>
+      </w:pPr>
+      <w:rPr>
+        <w:rFonts w:hint="default"/>
+      </w:rPr>
+    </w:lvl>
+    <w:lvl w:ilvl="4">
+      <w:start w:val="1"/>
+      <w:numFmt w:val="decimal"/>
+      <w:lvlText w:val="%1.%2.%3.%4.%5"/>
+      <w:lvlJc w:val="left"/>
+      <w:pPr>
+        <w:ind w:left="2520" w:hanging="1080"/>
+      </w:pPr>
+      <w:rPr>
+        <w:rFonts w:hint="default"/>
+      </w:rPr>
+    </w:lvl>
+    <w:lvl w:ilvl="5">
+      <w:start w:val="1"/>
+      <w:numFmt w:val="decimal"/>
+      <w:lvlText w:val="%1.%2.%3.%4.%5.%6"/>
+      <w:lvlJc w:val="left"/>
+      <w:pPr>
+        <w:ind w:left="2880" w:hanging="1080"/>
+      </w:pPr>
+      <w:rPr>
+        <w:rFonts w:hint="default"/>
+      </w:rPr>
+    </w:lvl>
+    <w:lvl w:ilvl="6">
+      <w:start w:val="1"/>
+      <w:numFmt w:val="decimal"/>
+      <w:lvlText w:val="%1.%2.%3.%4.%5.%6.%7"/>
+      <w:lvlJc w:val="left"/>
+      <w:pPr>
+        <w:ind w:left="3600" w:hanging="1440"/>
+      </w:pPr>
+      <w:rPr>
+        <w:rFonts w:hint="default"/>
+      </w:rPr>
+    </w:lvl>
+    <w:lvl w:ilvl="7">
+      <w:start w:val="1"/>
+      <w:numFmt w:val="decimal"/>
+      <w:lvlText w:val="%1.%2.%3.%4.%5.%6.%7.%8"/>
+      <w:lvlJc w:val="left"/>
+      <w:pPr>
+        <w:ind w:left="3960" w:hanging="1440"/>
+      </w:pPr>
+      <w:rPr>
+        <w:rFonts w:hint="default"/>
+      </w:rPr>
+    </w:lvl>
+    <w:lvl w:ilvl="8">
+      <w:start w:val="1"/>
+      <w:numFmt w:val="decimal"/>
+      <w:lvlText w:val="%1.%2.%3.%4.%5.%6.%7.%8.%9"/>
+      <w:lvlJc w:val="left"/>
+      <w:pPr>
+        <w:ind w:left="4680" w:hanging="1800"/>
+      </w:pPr>
+      <w:rPr>
+        <w:rFonts w:hint="default"/>
+      </w:rPr>
+    </w:lvl>
+  </w:abstractNum>
+  <w:abstractNum w:abstractNumId="5" w15:restartNumberingAfterBreak="0">
+    <w:nsid w:val="5C9918ED"/>
+    <w:multiLevelType w:val="multilevel"/>
+    <w:tmpl w:val="076C0DE8"/>
+    <w:lvl w:ilvl="0">
+      <w:start w:val="3"/>
+      <w:numFmt w:val="decimal"/>
+      <w:lvlText w:val="%1"/>
+      <w:lvlJc w:val="left"/>
+      <w:pPr>
+        <w:ind w:left="360" w:hanging="360"/>
+      </w:pPr>
+      <w:rPr>
+        <w:rFonts w:hint="default"/>
+      </w:rPr>
+    </w:lvl>
+    <w:lvl w:ilvl="1">
+      <w:start w:val="1"/>
+      <w:numFmt w:val="decimal"/>
+      <w:lvlText w:val="%1.%2"/>
+      <w:lvlJc w:val="left"/>
+      <w:pPr>
+        <w:ind w:left="1440" w:hanging="360"/>
+      </w:pPr>
+      <w:rPr>
+        <w:rFonts w:hint="default"/>
+      </w:rPr>
+    </w:lvl>
+    <w:lvl w:ilvl="2">
+      <w:start w:val="1"/>
+      <w:numFmt w:val="decimal"/>
+      <w:lvlText w:val="%1.%2.%3"/>
+      <w:lvlJc w:val="left"/>
+      <w:pPr>
+        <w:ind w:left="2880" w:hanging="720"/>
+      </w:pPr>
+      <w:rPr>
+        <w:rFonts w:hint="default"/>
+      </w:rPr>
+    </w:lvl>
+    <w:lvl w:ilvl="3">
+      <w:start w:val="1"/>
+      <w:numFmt w:val="decimal"/>
+      <w:lvlText w:val="%1.%2.%3.%4"/>
+      <w:lvlJc w:val="left"/>
+      <w:pPr>
+        <w:ind w:left="3960" w:hanging="720"/>
+      </w:pPr>
+      <w:rPr>
+        <w:rFonts w:hint="default"/>
+      </w:rPr>
+    </w:lvl>
+    <w:lvl w:ilvl="4">
+      <w:start w:val="1"/>
+      <w:numFmt w:val="decimal"/>
+      <w:lvlText w:val="%1.%2.%3.%4.%5"/>
+      <w:lvlJc w:val="left"/>
+      <w:pPr>
+        <w:ind w:left="5400" w:hanging="1080"/>
+      </w:pPr>
+      <w:rPr>
+        <w:rFonts w:hint="default"/>
+      </w:rPr>
+    </w:lvl>
+    <w:lvl w:ilvl="5">
+      <w:start w:val="1"/>
+      <w:numFmt w:val="decimal"/>
+      <w:lvlText w:val="%1.%2.%3.%4.%5.%6"/>
+      <w:lvlJc w:val="left"/>
+      <w:pPr>
+        <w:ind w:left="6480" w:hanging="1080"/>
+      </w:pPr>
+      <w:rPr>
+        <w:rFonts w:hint="default"/>
+      </w:rPr>
+    </w:lvl>
+    <w:lvl w:ilvl="6">
+      <w:start w:val="1"/>
+      <w:numFmt w:val="decimal"/>
+      <w:lvlText w:val="%1.%2.%3.%4.%5.%6.%7"/>
+      <w:lvlJc w:val="left"/>
+      <w:pPr>
+        <w:ind w:left="7920" w:hanging="1440"/>
+      </w:pPr>
+      <w:rPr>
+        <w:rFonts w:hint="default"/>
+      </w:rPr>
+    </w:lvl>
+    <w:lvl w:ilvl="7">
+      <w:start w:val="1"/>
+      <w:numFmt w:val="decimal"/>
+      <w:lvlText w:val="%1.%2.%3.%4.%5.%6.%7.%8"/>
+      <w:lvlJc w:val="left"/>
+      <w:pPr>
+        <w:ind w:left="9000" w:hanging="1440"/>
+      </w:pPr>
+      <w:rPr>
+        <w:rFonts w:hint="default"/>
+      </w:rPr>
+    </w:lvl>
+    <w:lvl w:ilvl="8">
+      <w:start w:val="1"/>
+      <w:numFmt w:val="decimal"/>
+      <w:lvlText w:val="%1.%2.%3.%4.%5.%6.%7.%8.%9"/>
+      <w:lvlJc w:val="left"/>
+      <w:pPr>
+        <w:ind w:left="10440" w:hanging="1800"/>
+      </w:pPr>
+      <w:rPr>
+        <w:rFonts w:hint="default"/>
+      </w:rPr>
+    </w:lvl>
+  </w:abstractNum>
+  <w:abstractNum w:abstractNumId="6" w15:restartNumberingAfterBreak="0">
     <w:nsid w:val="64462F44"/>
     <w:multiLevelType w:val="multilevel"/>
     <w:tmpl w:val="1E8A101E"/>
@@ -6139,7 +7708,7 @@
     </w:lvl>
   </w:abstractNum>
   <w:num w:numId="1">
-    <w:abstractNumId w:val="3"/>
+    <w:abstractNumId w:val="6"/>
   </w:num>
   <w:num w:numId="2">
     <w:abstractNumId w:val="1"/>
@@ -6148,7 +7717,16 @@
     <w:abstractNumId w:val="0"/>
   </w:num>
   <w:num w:numId="4">
+    <w:abstractNumId w:val="3"/>
+  </w:num>
+  <w:num w:numId="5">
+    <w:abstractNumId w:val="5"/>
+  </w:num>
+  <w:num w:numId="6">
     <w:abstractNumId w:val="2"/>
+  </w:num>
+  <w:num w:numId="7">
+    <w:abstractNumId w:val="4"/>
   </w:num>
 </w:numbering>
 </file>
@@ -7157,6 +8735,621 @@
 </c:chartSpace>
 </file>
 
+<file path=word/charts/chart2.xml><?xml version="1.0" encoding="utf-8"?>
+<c:chartSpace xmlns:c="http://schemas.openxmlformats.org/drawingml/2006/chart" xmlns:a="http://schemas.openxmlformats.org/drawingml/2006/main" xmlns:r="http://schemas.openxmlformats.org/officeDocument/2006/relationships" xmlns:c16r2="http://schemas.microsoft.com/office/drawing/2015/06/chart">
+  <c:date1904 val="0"/>
+  <c:lang val="en-US"/>
+  <c:roundedCorners val="0"/>
+  <mc:AlternateContent xmlns:mc="http://schemas.openxmlformats.org/markup-compatibility/2006">
+    <mc:Choice xmlns:c14="http://schemas.microsoft.com/office/drawing/2007/8/2/chart" Requires="c14">
+      <c14:style val="102"/>
+    </mc:Choice>
+    <mc:Fallback>
+      <c:style val="2"/>
+    </mc:Fallback>
+  </mc:AlternateContent>
+  <c:chart>
+    <c:autoTitleDeleted val="0"/>
+    <c:plotArea>
+      <c:layout>
+        <c:manualLayout>
+          <c:layoutTarget val="inner"/>
+          <c:xMode val="edge"/>
+          <c:yMode val="edge"/>
+          <c:x val="9.8789370078740155E-2"/>
+          <c:y val="5.0925925925925923E-2"/>
+          <c:w val="0.85287729658792655"/>
+          <c:h val="0.79968953621080319"/>
+        </c:manualLayout>
+      </c:layout>
+      <c:scatterChart>
+        <c:scatterStyle val="lineMarker"/>
+        <c:varyColors val="0"/>
+        <c:ser>
+          <c:idx val="0"/>
+          <c:order val="0"/>
+          <c:tx>
+            <c:v>bitarray</c:v>
+          </c:tx>
+          <c:spPr>
+            <a:ln w="19050" cap="rnd">
+              <a:noFill/>
+              <a:round/>
+            </a:ln>
+            <a:effectLst/>
+          </c:spPr>
+          <c:marker>
+            <c:symbol val="circle"/>
+            <c:size val="5"/>
+            <c:spPr>
+              <a:solidFill>
+                <a:schemeClr val="accent1"/>
+              </a:solidFill>
+              <a:ln w="9525">
+                <a:solidFill>
+                  <a:schemeClr val="accent1"/>
+                </a:solidFill>
+              </a:ln>
+              <a:effectLst/>
+            </c:spPr>
+          </c:marker>
+          <c:xVal>
+            <c:numRef>
+              <c:f>'mem_time_results_2026-07-02T19-'!$D$38:$D$41</c:f>
+              <c:numCache>
+                <c:formatCode>0</c:formatCode>
+                <c:ptCount val="4"/>
+                <c:pt idx="0">
+                  <c:v>6.2550399999999939</c:v>
+                </c:pt>
+                <c:pt idx="1">
+                  <c:v>12.510451199999999</c:v>
+                </c:pt>
+                <c:pt idx="2">
+                  <c:v>24.986047999999997</c:v>
+                </c:pt>
+                <c:pt idx="3">
+                  <c:v>37.564864</c:v>
+                </c:pt>
+              </c:numCache>
+            </c:numRef>
+          </c:xVal>
+          <c:yVal>
+            <c:numRef>
+              <c:f>'mem_time_results_2026-07-02T19-'!$E$38:$E$41</c:f>
+              <c:numCache>
+                <c:formatCode>0.0</c:formatCode>
+                <c:ptCount val="4"/>
+                <c:pt idx="0">
+                  <c:v>4.7516013150000003</c:v>
+                </c:pt>
+                <c:pt idx="1">
+                  <c:v>10.05151787</c:v>
+                </c:pt>
+                <c:pt idx="2">
+                  <c:v>21.308080289999999</c:v>
+                </c:pt>
+                <c:pt idx="3">
+                  <c:v>32.488548989999998</c:v>
+                </c:pt>
+              </c:numCache>
+            </c:numRef>
+          </c:yVal>
+          <c:smooth val="0"/>
+          <c:extLst>
+            <c:ext xmlns:c16="http://schemas.microsoft.com/office/drawing/2014/chart" uri="{C3380CC4-5D6E-409C-BE32-E72D297353CC}">
+              <c16:uniqueId val="{00000000-BAAC-4EB9-BA22-A4C1D6A66743}"/>
+            </c:ext>
+          </c:extLst>
+        </c:ser>
+        <c:ser>
+          <c:idx val="1"/>
+          <c:order val="1"/>
+          <c:tx>
+            <c:v>bool</c:v>
+          </c:tx>
+          <c:spPr>
+            <a:ln w="25400" cap="rnd">
+              <a:noFill/>
+              <a:round/>
+            </a:ln>
+            <a:effectLst/>
+          </c:spPr>
+          <c:marker>
+            <c:symbol val="circle"/>
+            <c:size val="5"/>
+            <c:spPr>
+              <a:solidFill>
+                <a:schemeClr val="accent2"/>
+              </a:solidFill>
+              <a:ln w="9525">
+                <a:solidFill>
+                  <a:schemeClr val="accent2"/>
+                </a:solidFill>
+              </a:ln>
+              <a:effectLst/>
+            </c:spPr>
+          </c:marker>
+          <c:xVal>
+            <c:numRef>
+              <c:f>'mem_time_results_2026-07-02T19-'!$D$42:$D$45</c:f>
+              <c:numCache>
+                <c:formatCode>0</c:formatCode>
+                <c:ptCount val="4"/>
+                <c:pt idx="0">
+                  <c:v>50.123199999999997</c:v>
+                </c:pt>
+                <c:pt idx="1">
+                  <c:v>100.11160319999998</c:v>
+                </c:pt>
+                <c:pt idx="2">
+                  <c:v>200.01304319999997</c:v>
+                </c:pt>
+                <c:pt idx="3">
+                  <c:v>300.06767360000003</c:v>
+                </c:pt>
+              </c:numCache>
+            </c:numRef>
+          </c:xVal>
+          <c:yVal>
+            <c:numRef>
+              <c:f>'mem_time_results_2026-07-02T19-'!$E$42:$E$45</c:f>
+              <c:numCache>
+                <c:formatCode>0.0</c:formatCode>
+                <c:ptCount val="4"/>
+                <c:pt idx="0">
+                  <c:v>8.354029894</c:v>
+                </c:pt>
+                <c:pt idx="1">
+                  <c:v>16.752499149999998</c:v>
+                </c:pt>
+                <c:pt idx="2">
+                  <c:v>34.964457080000003</c:v>
+                </c:pt>
+                <c:pt idx="3">
+                  <c:v>50.554069900000002</c:v>
+                </c:pt>
+              </c:numCache>
+            </c:numRef>
+          </c:yVal>
+          <c:smooth val="0"/>
+          <c:extLst>
+            <c:ext xmlns:c16="http://schemas.microsoft.com/office/drawing/2014/chart" uri="{C3380CC4-5D6E-409C-BE32-E72D297353CC}">
+              <c16:uniqueId val="{00000001-BAAC-4EB9-BA22-A4C1D6A66743}"/>
+            </c:ext>
+          </c:extLst>
+        </c:ser>
+        <c:ser>
+          <c:idx val="2"/>
+          <c:order val="2"/>
+          <c:tx>
+            <c:v>int</c:v>
+          </c:tx>
+          <c:spPr>
+            <a:ln w="25400" cap="rnd">
+              <a:noFill/>
+              <a:round/>
+            </a:ln>
+            <a:effectLst/>
+          </c:spPr>
+          <c:marker>
+            <c:symbol val="circle"/>
+            <c:size val="5"/>
+            <c:spPr>
+              <a:solidFill>
+                <a:schemeClr val="accent3"/>
+              </a:solidFill>
+              <a:ln w="9525">
+                <a:solidFill>
+                  <a:schemeClr val="accent3"/>
+                </a:solidFill>
+              </a:ln>
+              <a:effectLst/>
+            </c:spPr>
+          </c:marker>
+          <c:xVal>
+            <c:numRef>
+              <c:f>'mem_time_results_2026-07-02T19-'!$D$46:$D$49</c:f>
+              <c:numCache>
+                <c:formatCode>0</c:formatCode>
+                <c:ptCount val="4"/>
+                <c:pt idx="0">
+                  <c:v>399.98467840000001</c:v>
+                </c:pt>
+                <c:pt idx="1">
+                  <c:v>799.98856960000001</c:v>
+                </c:pt>
+                <c:pt idx="2">
+                  <c:v>1599.9873407999999</c:v>
+                </c:pt>
+                <c:pt idx="3">
+                  <c:v>2400.0237951999998</c:v>
+                </c:pt>
+              </c:numCache>
+            </c:numRef>
+          </c:xVal>
+          <c:yVal>
+            <c:numRef>
+              <c:f>'mem_time_results_2026-07-02T19-'!$E$46:$E$49</c:f>
+              <c:numCache>
+                <c:formatCode>0.0</c:formatCode>
+                <c:ptCount val="4"/>
+                <c:pt idx="0">
+                  <c:v>6.9352396970000001</c:v>
+                </c:pt>
+                <c:pt idx="1">
+                  <c:v>16.425710389999999</c:v>
+                </c:pt>
+                <c:pt idx="2">
+                  <c:v>33.938910870000001</c:v>
+                </c:pt>
+                <c:pt idx="3">
+                  <c:v>51.218771840000002</c:v>
+                </c:pt>
+              </c:numCache>
+            </c:numRef>
+          </c:yVal>
+          <c:smooth val="0"/>
+          <c:extLst>
+            <c:ext xmlns:c16="http://schemas.microsoft.com/office/drawing/2014/chart" uri="{C3380CC4-5D6E-409C-BE32-E72D297353CC}">
+              <c16:uniqueId val="{00000002-BAAC-4EB9-BA22-A4C1D6A66743}"/>
+            </c:ext>
+          </c:extLst>
+        </c:ser>
+        <c:dLbls>
+          <c:showLegendKey val="0"/>
+          <c:showVal val="0"/>
+          <c:showCatName val="0"/>
+          <c:showSerName val="0"/>
+          <c:showPercent val="0"/>
+          <c:showBubbleSize val="0"/>
+        </c:dLbls>
+        <c:axId val="362147040"/>
+        <c:axId val="362159520"/>
+      </c:scatterChart>
+      <c:valAx>
+        <c:axId val="362147040"/>
+        <c:scaling>
+          <c:logBase val="10"/>
+          <c:orientation val="minMax"/>
+        </c:scaling>
+        <c:delete val="0"/>
+        <c:axPos val="b"/>
+        <c:majorGridlines>
+          <c:spPr>
+            <a:ln w="9525" cap="flat" cmpd="sng" algn="ctr">
+              <a:solidFill>
+                <a:schemeClr val="tx1">
+                  <a:lumMod val="15000"/>
+                  <a:lumOff val="85000"/>
+                </a:schemeClr>
+              </a:solidFill>
+              <a:round/>
+            </a:ln>
+            <a:effectLst/>
+          </c:spPr>
+        </c:majorGridlines>
+        <c:title>
+          <c:tx>
+            <c:rich>
+              <a:bodyPr rot="0" spcFirstLastPara="1" vertOverflow="ellipsis" vert="horz" wrap="square" anchor="ctr" anchorCtr="1"/>
+              <a:lstStyle/>
+              <a:p>
+                <a:pPr>
+                  <a:defRPr sz="1000" b="0" i="0" u="none" strike="noStrike" kern="1200" baseline="0">
+                    <a:solidFill>
+                      <a:schemeClr val="tx1">
+                        <a:lumMod val="65000"/>
+                        <a:lumOff val="35000"/>
+                      </a:schemeClr>
+                    </a:solidFill>
+                    <a:latin typeface="+mn-lt"/>
+                    <a:ea typeface="+mn-ea"/>
+                    <a:cs typeface="+mn-cs"/>
+                  </a:defRPr>
+                </a:pPr>
+                <a:r>
+                  <a:rPr lang="en-US"/>
+                  <a:t>memory [MB]</a:t>
+                </a:r>
+              </a:p>
+            </c:rich>
+          </c:tx>
+          <c:layout>
+            <c:manualLayout>
+              <c:xMode val="edge"/>
+              <c:yMode val="edge"/>
+              <c:x val="0.75770013123359581"/>
+              <c:y val="0.90690880414209385"/>
+            </c:manualLayout>
+          </c:layout>
+          <c:overlay val="0"/>
+          <c:spPr>
+            <a:noFill/>
+            <a:ln>
+              <a:noFill/>
+            </a:ln>
+            <a:effectLst/>
+          </c:spPr>
+          <c:txPr>
+            <a:bodyPr rot="0" spcFirstLastPara="1" vertOverflow="ellipsis" vert="horz" wrap="square" anchor="ctr" anchorCtr="1"/>
+            <a:lstStyle/>
+            <a:p>
+              <a:pPr>
+                <a:defRPr sz="1000" b="0" i="0" u="none" strike="noStrike" kern="1200" baseline="0">
+                  <a:solidFill>
+                    <a:schemeClr val="tx1">
+                      <a:lumMod val="65000"/>
+                      <a:lumOff val="35000"/>
+                    </a:schemeClr>
+                  </a:solidFill>
+                  <a:latin typeface="+mn-lt"/>
+                  <a:ea typeface="+mn-ea"/>
+                  <a:cs typeface="+mn-cs"/>
+                </a:defRPr>
+              </a:pPr>
+              <a:endParaRPr lang="en-US"/>
+            </a:p>
+          </c:txPr>
+        </c:title>
+        <c:numFmt formatCode="0" sourceLinked="1"/>
+        <c:majorTickMark val="none"/>
+        <c:minorTickMark val="none"/>
+        <c:tickLblPos val="nextTo"/>
+        <c:spPr>
+          <a:noFill/>
+          <a:ln w="9525" cap="flat" cmpd="sng" algn="ctr">
+            <a:solidFill>
+              <a:schemeClr val="tx1">
+                <a:lumMod val="25000"/>
+                <a:lumOff val="75000"/>
+              </a:schemeClr>
+            </a:solidFill>
+            <a:round/>
+          </a:ln>
+          <a:effectLst/>
+        </c:spPr>
+        <c:txPr>
+          <a:bodyPr rot="-60000000" spcFirstLastPara="1" vertOverflow="ellipsis" vert="horz" wrap="square" anchor="ctr" anchorCtr="1"/>
+          <a:lstStyle/>
+          <a:p>
+            <a:pPr>
+              <a:defRPr sz="900" b="0" i="0" u="none" strike="noStrike" kern="1200" baseline="0">
+                <a:solidFill>
+                  <a:schemeClr val="tx1">
+                    <a:lumMod val="65000"/>
+                    <a:lumOff val="35000"/>
+                  </a:schemeClr>
+                </a:solidFill>
+                <a:latin typeface="+mn-lt"/>
+                <a:ea typeface="+mn-ea"/>
+                <a:cs typeface="+mn-cs"/>
+              </a:defRPr>
+            </a:pPr>
+            <a:endParaRPr lang="en-US"/>
+          </a:p>
+        </c:txPr>
+        <c:crossAx val="362159520"/>
+        <c:crosses val="autoZero"/>
+        <c:crossBetween val="midCat"/>
+      </c:valAx>
+      <c:valAx>
+        <c:axId val="362159520"/>
+        <c:scaling>
+          <c:logBase val="10"/>
+          <c:orientation val="minMax"/>
+        </c:scaling>
+        <c:delete val="0"/>
+        <c:axPos val="l"/>
+        <c:majorGridlines>
+          <c:spPr>
+            <a:ln w="9525" cap="flat" cmpd="sng" algn="ctr">
+              <a:solidFill>
+                <a:schemeClr val="tx1">
+                  <a:lumMod val="15000"/>
+                  <a:lumOff val="85000"/>
+                </a:schemeClr>
+              </a:solidFill>
+              <a:round/>
+            </a:ln>
+            <a:effectLst/>
+          </c:spPr>
+        </c:majorGridlines>
+        <c:title>
+          <c:tx>
+            <c:rich>
+              <a:bodyPr rot="-5400000" spcFirstLastPara="1" vertOverflow="ellipsis" vert="horz" wrap="square" anchor="ctr" anchorCtr="1"/>
+              <a:lstStyle/>
+              <a:p>
+                <a:pPr>
+                  <a:defRPr sz="1000" b="0" i="0" u="none" strike="noStrike" kern="1200" baseline="0">
+                    <a:solidFill>
+                      <a:schemeClr val="tx1">
+                        <a:lumMod val="65000"/>
+                        <a:lumOff val="35000"/>
+                      </a:schemeClr>
+                    </a:solidFill>
+                    <a:latin typeface="+mn-lt"/>
+                    <a:ea typeface="+mn-ea"/>
+                    <a:cs typeface="+mn-cs"/>
+                  </a:defRPr>
+                </a:pPr>
+                <a:r>
+                  <a:rPr lang="en-US"/>
+                  <a:t>time [s]</a:t>
+                </a:r>
+              </a:p>
+            </c:rich>
+          </c:tx>
+          <c:layout>
+            <c:manualLayout>
+              <c:xMode val="edge"/>
+              <c:yMode val="edge"/>
+              <c:x val="1.0173376215297039E-3"/>
+              <c:y val="0.14886467398514872"/>
+            </c:manualLayout>
+          </c:layout>
+          <c:overlay val="0"/>
+          <c:spPr>
+            <a:noFill/>
+            <a:ln>
+              <a:noFill/>
+            </a:ln>
+            <a:effectLst/>
+          </c:spPr>
+          <c:txPr>
+            <a:bodyPr rot="-5400000" spcFirstLastPara="1" vertOverflow="ellipsis" vert="horz" wrap="square" anchor="ctr" anchorCtr="1"/>
+            <a:lstStyle/>
+            <a:p>
+              <a:pPr>
+                <a:defRPr sz="1000" b="0" i="0" u="none" strike="noStrike" kern="1200" baseline="0">
+                  <a:solidFill>
+                    <a:schemeClr val="tx1">
+                      <a:lumMod val="65000"/>
+                      <a:lumOff val="35000"/>
+                    </a:schemeClr>
+                  </a:solidFill>
+                  <a:latin typeface="+mn-lt"/>
+                  <a:ea typeface="+mn-ea"/>
+                  <a:cs typeface="+mn-cs"/>
+                </a:defRPr>
+              </a:pPr>
+              <a:endParaRPr lang="en-US"/>
+            </a:p>
+          </c:txPr>
+        </c:title>
+        <c:numFmt formatCode="0.0" sourceLinked="1"/>
+        <c:majorTickMark val="none"/>
+        <c:minorTickMark val="none"/>
+        <c:tickLblPos val="nextTo"/>
+        <c:spPr>
+          <a:noFill/>
+          <a:ln w="9525" cap="flat" cmpd="sng" algn="ctr">
+            <a:solidFill>
+              <a:schemeClr val="tx1">
+                <a:lumMod val="25000"/>
+                <a:lumOff val="75000"/>
+              </a:schemeClr>
+            </a:solidFill>
+            <a:round/>
+          </a:ln>
+          <a:effectLst/>
+        </c:spPr>
+        <c:txPr>
+          <a:bodyPr rot="-60000000" spcFirstLastPara="1" vertOverflow="ellipsis" vert="horz" wrap="square" anchor="ctr" anchorCtr="1"/>
+          <a:lstStyle/>
+          <a:p>
+            <a:pPr>
+              <a:defRPr sz="900" b="0" i="0" u="none" strike="noStrike" kern="1200" baseline="0">
+                <a:solidFill>
+                  <a:schemeClr val="tx1">
+                    <a:lumMod val="65000"/>
+                    <a:lumOff val="35000"/>
+                  </a:schemeClr>
+                </a:solidFill>
+                <a:latin typeface="+mn-lt"/>
+                <a:ea typeface="+mn-ea"/>
+                <a:cs typeface="+mn-cs"/>
+              </a:defRPr>
+            </a:pPr>
+            <a:endParaRPr lang="en-US"/>
+          </a:p>
+        </c:txPr>
+        <c:crossAx val="362147040"/>
+        <c:crosses val="autoZero"/>
+        <c:crossBetween val="midCat"/>
+      </c:valAx>
+      <c:spPr>
+        <a:noFill/>
+        <a:ln>
+          <a:noFill/>
+        </a:ln>
+        <a:effectLst/>
+      </c:spPr>
+    </c:plotArea>
+    <c:legend>
+      <c:legendPos val="r"/>
+      <c:layout>
+        <c:manualLayout>
+          <c:xMode val="edge"/>
+          <c:yMode val="edge"/>
+          <c:x val="0.65404246851815007"/>
+          <c:y val="0.60629579759779095"/>
+          <c:w val="0.32480286534580288"/>
+          <c:h val="0.23893968105550256"/>
+        </c:manualLayout>
+      </c:layout>
+      <c:overlay val="0"/>
+      <c:spPr>
+        <a:noFill/>
+        <a:ln>
+          <a:noFill/>
+        </a:ln>
+        <a:effectLst/>
+      </c:spPr>
+      <c:txPr>
+        <a:bodyPr rot="0" spcFirstLastPara="1" vertOverflow="ellipsis" vert="horz" wrap="square" anchor="ctr" anchorCtr="1"/>
+        <a:lstStyle/>
+        <a:p>
+          <a:pPr>
+            <a:defRPr sz="900" b="0" i="0" u="none" strike="noStrike" kern="1200" baseline="0">
+              <a:solidFill>
+                <a:schemeClr val="tx1">
+                  <a:lumMod val="65000"/>
+                  <a:lumOff val="35000"/>
+                </a:schemeClr>
+              </a:solidFill>
+              <a:latin typeface="+mn-lt"/>
+              <a:ea typeface="+mn-ea"/>
+              <a:cs typeface="+mn-cs"/>
+            </a:defRPr>
+          </a:pPr>
+          <a:endParaRPr lang="en-US"/>
+        </a:p>
+      </c:txPr>
+    </c:legend>
+    <c:plotVisOnly val="1"/>
+    <c:dispBlanksAs val="gap"/>
+    <c:extLst>
+      <c:ext xmlns:c16r3="http://schemas.microsoft.com/office/drawing/2017/03/chart" uri="{56B9EC1D-385E-4148-901F-78D8002777C0}">
+        <c16r3:dataDisplayOptions16>
+          <c16r3:dispNaAsBlank val="1"/>
+        </c16r3:dataDisplayOptions16>
+      </c:ext>
+    </c:extLst>
+    <c:showDLblsOverMax val="0"/>
+  </c:chart>
+  <c:spPr>
+    <a:solidFill>
+      <a:schemeClr val="bg1"/>
+    </a:solidFill>
+    <a:ln w="9525" cap="flat" cmpd="sng" algn="ctr">
+      <a:solidFill>
+        <a:schemeClr val="tx1">
+          <a:lumMod val="15000"/>
+          <a:lumOff val="85000"/>
+        </a:schemeClr>
+      </a:solidFill>
+      <a:round/>
+    </a:ln>
+    <a:effectLst/>
+  </c:spPr>
+  <c:txPr>
+    <a:bodyPr/>
+    <a:lstStyle/>
+    <a:p>
+      <a:pPr>
+        <a:defRPr/>
+      </a:pPr>
+      <a:endParaRPr lang="en-US"/>
+    </a:p>
+  </c:txPr>
+  <c:externalData r:id="rId3">
+    <c:autoUpdate val="0"/>
+  </c:externalData>
+</c:chartSpace>
+</file>
+
 <file path=word/charts/colors1.xml><?xml version="1.0" encoding="utf-8"?>
 <cs:colorStyle xmlns:cs="http://schemas.microsoft.com/office/drawing/2012/chartStyle" xmlns:a="http://schemas.openxmlformats.org/drawingml/2006/main" meth="cycle" id="10">
   <a:schemeClr val="accent1"/>
@@ -7197,7 +9390,563 @@
 </cs:colorStyle>
 </file>
 
+<file path=word/charts/colors2.xml><?xml version="1.0" encoding="utf-8"?>
+<cs:colorStyle xmlns:cs="http://schemas.microsoft.com/office/drawing/2012/chartStyle" xmlns:a="http://schemas.openxmlformats.org/drawingml/2006/main" meth="cycle" id="10">
+  <a:schemeClr val="accent1"/>
+  <a:schemeClr val="accent2"/>
+  <a:schemeClr val="accent3"/>
+  <a:schemeClr val="accent4"/>
+  <a:schemeClr val="accent5"/>
+  <a:schemeClr val="accent6"/>
+  <cs:variation/>
+  <cs:variation>
+    <a:lumMod val="60000"/>
+  </cs:variation>
+  <cs:variation>
+    <a:lumMod val="80000"/>
+    <a:lumOff val="20000"/>
+  </cs:variation>
+  <cs:variation>
+    <a:lumMod val="80000"/>
+  </cs:variation>
+  <cs:variation>
+    <a:lumMod val="60000"/>
+    <a:lumOff val="40000"/>
+  </cs:variation>
+  <cs:variation>
+    <a:lumMod val="50000"/>
+  </cs:variation>
+  <cs:variation>
+    <a:lumMod val="70000"/>
+    <a:lumOff val="30000"/>
+  </cs:variation>
+  <cs:variation>
+    <a:lumMod val="70000"/>
+  </cs:variation>
+  <cs:variation>
+    <a:lumMod val="50000"/>
+    <a:lumOff val="50000"/>
+  </cs:variation>
+</cs:colorStyle>
+</file>
+
 <file path=word/charts/style1.xml><?xml version="1.0" encoding="utf-8"?>
+<cs:chartStyle xmlns:cs="http://schemas.microsoft.com/office/drawing/2012/chartStyle" xmlns:a="http://schemas.openxmlformats.org/drawingml/2006/main" id="240">
+  <cs:axisTitle>
+    <cs:lnRef idx="0"/>
+    <cs:fillRef idx="0"/>
+    <cs:effectRef idx="0"/>
+    <cs:fontRef idx="minor">
+      <a:schemeClr val="tx1">
+        <a:lumMod val="65000"/>
+        <a:lumOff val="35000"/>
+      </a:schemeClr>
+    </cs:fontRef>
+    <cs:defRPr sz="1000" kern="1200"/>
+  </cs:axisTitle>
+  <cs:categoryAxis>
+    <cs:lnRef idx="0"/>
+    <cs:fillRef idx="0"/>
+    <cs:effectRef idx="0"/>
+    <cs:fontRef idx="minor">
+      <a:schemeClr val="tx1">
+        <a:lumMod val="65000"/>
+        <a:lumOff val="35000"/>
+      </a:schemeClr>
+    </cs:fontRef>
+    <cs:spPr>
+      <a:ln w="9525" cap="flat" cmpd="sng" algn="ctr">
+        <a:solidFill>
+          <a:schemeClr val="tx1">
+            <a:lumMod val="25000"/>
+            <a:lumOff val="75000"/>
+          </a:schemeClr>
+        </a:solidFill>
+        <a:round/>
+      </a:ln>
+    </cs:spPr>
+    <cs:defRPr sz="900" kern="1200"/>
+  </cs:categoryAxis>
+  <cs:chartArea mods="allowNoFillOverride allowNoLineOverride">
+    <cs:lnRef idx="0"/>
+    <cs:fillRef idx="0"/>
+    <cs:effectRef idx="0"/>
+    <cs:fontRef idx="minor">
+      <a:schemeClr val="tx1"/>
+    </cs:fontRef>
+    <cs:spPr>
+      <a:solidFill>
+        <a:schemeClr val="bg1"/>
+      </a:solidFill>
+      <a:ln w="9525" cap="flat" cmpd="sng" algn="ctr">
+        <a:solidFill>
+          <a:schemeClr val="tx1">
+            <a:lumMod val="15000"/>
+            <a:lumOff val="85000"/>
+          </a:schemeClr>
+        </a:solidFill>
+        <a:round/>
+      </a:ln>
+    </cs:spPr>
+    <cs:defRPr sz="1000" kern="1200"/>
+  </cs:chartArea>
+  <cs:dataLabel>
+    <cs:lnRef idx="0"/>
+    <cs:fillRef idx="0"/>
+    <cs:effectRef idx="0"/>
+    <cs:fontRef idx="minor">
+      <a:schemeClr val="tx1">
+        <a:lumMod val="75000"/>
+        <a:lumOff val="25000"/>
+      </a:schemeClr>
+    </cs:fontRef>
+    <cs:defRPr sz="900" kern="1200"/>
+  </cs:dataLabel>
+  <cs:dataLabelCallout>
+    <cs:lnRef idx="0"/>
+    <cs:fillRef idx="0"/>
+    <cs:effectRef idx="0"/>
+    <cs:fontRef idx="minor">
+      <a:schemeClr val="dk1">
+        <a:lumMod val="65000"/>
+        <a:lumOff val="35000"/>
+      </a:schemeClr>
+    </cs:fontRef>
+    <cs:spPr>
+      <a:solidFill>
+        <a:schemeClr val="lt1"/>
+      </a:solidFill>
+      <a:ln>
+        <a:solidFill>
+          <a:schemeClr val="dk1">
+            <a:lumMod val="25000"/>
+            <a:lumOff val="75000"/>
+          </a:schemeClr>
+        </a:solidFill>
+      </a:ln>
+    </cs:spPr>
+    <cs:defRPr sz="900" kern="1200"/>
+    <cs:bodyPr rot="0" spcFirstLastPara="1" vertOverflow="clip" horzOverflow="clip" vert="horz" wrap="square" lIns="36576" tIns="18288" rIns="36576" bIns="18288" anchor="ctr" anchorCtr="1">
+      <a:spAutoFit/>
+    </cs:bodyPr>
+  </cs:dataLabelCallout>
+  <cs:dataPoint>
+    <cs:lnRef idx="0"/>
+    <cs:fillRef idx="1">
+      <cs:styleClr val="auto"/>
+    </cs:fillRef>
+    <cs:effectRef idx="0"/>
+    <cs:fontRef idx="minor">
+      <a:schemeClr val="tx1"/>
+    </cs:fontRef>
+  </cs:dataPoint>
+  <cs:dataPoint3D>
+    <cs:lnRef idx="0"/>
+    <cs:fillRef idx="1">
+      <cs:styleClr val="auto"/>
+    </cs:fillRef>
+    <cs:effectRef idx="0"/>
+    <cs:fontRef idx="minor">
+      <a:schemeClr val="tx1"/>
+    </cs:fontRef>
+  </cs:dataPoint3D>
+  <cs:dataPointLine>
+    <cs:lnRef idx="0">
+      <cs:styleClr val="auto"/>
+    </cs:lnRef>
+    <cs:fillRef idx="1"/>
+    <cs:effectRef idx="0"/>
+    <cs:fontRef idx="minor">
+      <a:schemeClr val="tx1"/>
+    </cs:fontRef>
+    <cs:spPr>
+      <a:ln w="19050" cap="rnd">
+        <a:solidFill>
+          <a:schemeClr val="phClr"/>
+        </a:solidFill>
+        <a:round/>
+      </a:ln>
+    </cs:spPr>
+  </cs:dataPointLine>
+  <cs:dataPointMarker>
+    <cs:lnRef idx="0">
+      <cs:styleClr val="auto"/>
+    </cs:lnRef>
+    <cs:fillRef idx="1">
+      <cs:styleClr val="auto"/>
+    </cs:fillRef>
+    <cs:effectRef idx="0"/>
+    <cs:fontRef idx="minor">
+      <a:schemeClr val="tx1"/>
+    </cs:fontRef>
+    <cs:spPr>
+      <a:ln w="9525">
+        <a:solidFill>
+          <a:schemeClr val="phClr"/>
+        </a:solidFill>
+      </a:ln>
+    </cs:spPr>
+  </cs:dataPointMarker>
+  <cs:dataPointMarkerLayout symbol="circle" size="5"/>
+  <cs:dataPointWireframe>
+    <cs:lnRef idx="0">
+      <cs:styleClr val="auto"/>
+    </cs:lnRef>
+    <cs:fillRef idx="0"/>
+    <cs:effectRef idx="0"/>
+    <cs:fontRef idx="minor">
+      <a:schemeClr val="dk1"/>
+    </cs:fontRef>
+    <cs:spPr>
+      <a:ln w="9525" cap="rnd">
+        <a:solidFill>
+          <a:schemeClr val="phClr"/>
+        </a:solidFill>
+        <a:round/>
+      </a:ln>
+    </cs:spPr>
+  </cs:dataPointWireframe>
+  <cs:dataTable>
+    <cs:lnRef idx="0"/>
+    <cs:fillRef idx="0"/>
+    <cs:effectRef idx="0"/>
+    <cs:fontRef idx="minor">
+      <a:schemeClr val="tx1">
+        <a:lumMod val="65000"/>
+        <a:lumOff val="35000"/>
+      </a:schemeClr>
+    </cs:fontRef>
+    <cs:spPr>
+      <a:noFill/>
+      <a:ln w="9525" cap="flat" cmpd="sng" algn="ctr">
+        <a:solidFill>
+          <a:schemeClr val="tx1">
+            <a:lumMod val="15000"/>
+            <a:lumOff val="85000"/>
+          </a:schemeClr>
+        </a:solidFill>
+        <a:round/>
+      </a:ln>
+    </cs:spPr>
+    <cs:defRPr sz="900" kern="1200"/>
+  </cs:dataTable>
+  <cs:downBar>
+    <cs:lnRef idx="0"/>
+    <cs:fillRef idx="0"/>
+    <cs:effectRef idx="0"/>
+    <cs:fontRef idx="minor">
+      <a:schemeClr val="tx1"/>
+    </cs:fontRef>
+    <cs:spPr>
+      <a:solidFill>
+        <a:schemeClr val="dk1">
+          <a:lumMod val="75000"/>
+          <a:lumOff val="25000"/>
+        </a:schemeClr>
+      </a:solidFill>
+      <a:ln w="9525" cap="flat" cmpd="sng" algn="ctr">
+        <a:solidFill>
+          <a:schemeClr val="tx1">
+            <a:lumMod val="65000"/>
+            <a:lumOff val="35000"/>
+          </a:schemeClr>
+        </a:solidFill>
+        <a:round/>
+      </a:ln>
+    </cs:spPr>
+  </cs:downBar>
+  <cs:dropLine>
+    <cs:lnRef idx="0"/>
+    <cs:fillRef idx="0"/>
+    <cs:effectRef idx="0"/>
+    <cs:fontRef idx="minor">
+      <a:schemeClr val="tx1"/>
+    </cs:fontRef>
+    <cs:spPr>
+      <a:ln w="9525" cap="flat" cmpd="sng" algn="ctr">
+        <a:solidFill>
+          <a:schemeClr val="tx1">
+            <a:lumMod val="35000"/>
+            <a:lumOff val="65000"/>
+          </a:schemeClr>
+        </a:solidFill>
+        <a:round/>
+      </a:ln>
+    </cs:spPr>
+  </cs:dropLine>
+  <cs:errorBar>
+    <cs:lnRef idx="0"/>
+    <cs:fillRef idx="0"/>
+    <cs:effectRef idx="0"/>
+    <cs:fontRef idx="minor">
+      <a:schemeClr val="tx1"/>
+    </cs:fontRef>
+    <cs:spPr>
+      <a:ln w="9525" cap="flat" cmpd="sng" algn="ctr">
+        <a:solidFill>
+          <a:schemeClr val="tx1">
+            <a:lumMod val="65000"/>
+            <a:lumOff val="35000"/>
+          </a:schemeClr>
+        </a:solidFill>
+        <a:round/>
+      </a:ln>
+    </cs:spPr>
+  </cs:errorBar>
+  <cs:floor>
+    <cs:lnRef idx="0"/>
+    <cs:fillRef idx="0"/>
+    <cs:effectRef idx="0"/>
+    <cs:fontRef idx="minor">
+      <a:schemeClr val="tx1"/>
+    </cs:fontRef>
+    <cs:spPr>
+      <a:noFill/>
+      <a:ln>
+        <a:noFill/>
+      </a:ln>
+    </cs:spPr>
+  </cs:floor>
+  <cs:gridlineMajor>
+    <cs:lnRef idx="0"/>
+    <cs:fillRef idx="0"/>
+    <cs:effectRef idx="0"/>
+    <cs:fontRef idx="minor">
+      <a:schemeClr val="tx1"/>
+    </cs:fontRef>
+    <cs:spPr>
+      <a:ln w="9525" cap="flat" cmpd="sng" algn="ctr">
+        <a:solidFill>
+          <a:schemeClr val="tx1">
+            <a:lumMod val="15000"/>
+            <a:lumOff val="85000"/>
+          </a:schemeClr>
+        </a:solidFill>
+        <a:round/>
+      </a:ln>
+    </cs:spPr>
+  </cs:gridlineMajor>
+  <cs:gridlineMinor>
+    <cs:lnRef idx="0"/>
+    <cs:fillRef idx="0"/>
+    <cs:effectRef idx="0"/>
+    <cs:fontRef idx="minor">
+      <a:schemeClr val="tx1"/>
+    </cs:fontRef>
+    <cs:spPr>
+      <a:ln w="9525" cap="flat" cmpd="sng" algn="ctr">
+        <a:solidFill>
+          <a:schemeClr val="tx1">
+            <a:lumMod val="5000"/>
+            <a:lumOff val="95000"/>
+          </a:schemeClr>
+        </a:solidFill>
+        <a:round/>
+      </a:ln>
+    </cs:spPr>
+  </cs:gridlineMinor>
+  <cs:hiLoLine>
+    <cs:lnRef idx="0"/>
+    <cs:fillRef idx="0"/>
+    <cs:effectRef idx="0"/>
+    <cs:fontRef idx="minor">
+      <a:schemeClr val="tx1"/>
+    </cs:fontRef>
+    <cs:spPr>
+      <a:ln w="9525" cap="flat" cmpd="sng" algn="ctr">
+        <a:solidFill>
+          <a:schemeClr val="tx1">
+            <a:lumMod val="50000"/>
+            <a:lumOff val="50000"/>
+          </a:schemeClr>
+        </a:solidFill>
+        <a:round/>
+      </a:ln>
+    </cs:spPr>
+  </cs:hiLoLine>
+  <cs:leaderLine>
+    <cs:lnRef idx="0"/>
+    <cs:fillRef idx="0"/>
+    <cs:effectRef idx="0"/>
+    <cs:fontRef idx="minor">
+      <a:schemeClr val="tx1"/>
+    </cs:fontRef>
+    <cs:spPr>
+      <a:ln w="9525" cap="flat" cmpd="sng" algn="ctr">
+        <a:solidFill>
+          <a:schemeClr val="tx1">
+            <a:lumMod val="35000"/>
+            <a:lumOff val="65000"/>
+          </a:schemeClr>
+        </a:solidFill>
+        <a:round/>
+      </a:ln>
+    </cs:spPr>
+  </cs:leaderLine>
+  <cs:legend>
+    <cs:lnRef idx="0"/>
+    <cs:fillRef idx="0"/>
+    <cs:effectRef idx="0"/>
+    <cs:fontRef idx="minor">
+      <a:schemeClr val="tx1">
+        <a:lumMod val="65000"/>
+        <a:lumOff val="35000"/>
+      </a:schemeClr>
+    </cs:fontRef>
+    <cs:defRPr sz="900" kern="1200"/>
+  </cs:legend>
+  <cs:plotArea mods="allowNoFillOverride allowNoLineOverride">
+    <cs:lnRef idx="0"/>
+    <cs:fillRef idx="0"/>
+    <cs:effectRef idx="0"/>
+    <cs:fontRef idx="minor">
+      <a:schemeClr val="tx1"/>
+    </cs:fontRef>
+  </cs:plotArea>
+  <cs:plotArea3D mods="allowNoFillOverride allowNoLineOverride">
+    <cs:lnRef idx="0"/>
+    <cs:fillRef idx="0"/>
+    <cs:effectRef idx="0"/>
+    <cs:fontRef idx="minor">
+      <a:schemeClr val="tx1"/>
+    </cs:fontRef>
+  </cs:plotArea3D>
+  <cs:seriesAxis>
+    <cs:lnRef idx="0"/>
+    <cs:fillRef idx="0"/>
+    <cs:effectRef idx="0"/>
+    <cs:fontRef idx="minor">
+      <a:schemeClr val="tx1">
+        <a:lumMod val="65000"/>
+        <a:lumOff val="35000"/>
+      </a:schemeClr>
+    </cs:fontRef>
+    <cs:defRPr sz="900" kern="1200"/>
+  </cs:seriesAxis>
+  <cs:seriesLine>
+    <cs:lnRef idx="0"/>
+    <cs:fillRef idx="0"/>
+    <cs:effectRef idx="0"/>
+    <cs:fontRef idx="minor">
+      <a:schemeClr val="tx1"/>
+    </cs:fontRef>
+    <cs:spPr>
+      <a:ln w="9525" cap="flat" cmpd="sng" algn="ctr">
+        <a:solidFill>
+          <a:schemeClr val="tx1">
+            <a:lumMod val="35000"/>
+            <a:lumOff val="65000"/>
+          </a:schemeClr>
+        </a:solidFill>
+        <a:round/>
+      </a:ln>
+    </cs:spPr>
+  </cs:seriesLine>
+  <cs:title>
+    <cs:lnRef idx="0"/>
+    <cs:fillRef idx="0"/>
+    <cs:effectRef idx="0"/>
+    <cs:fontRef idx="minor">
+      <a:schemeClr val="tx1">
+        <a:lumMod val="65000"/>
+        <a:lumOff val="35000"/>
+      </a:schemeClr>
+    </cs:fontRef>
+    <cs:defRPr sz="1400" b="0" kern="1200" spc="0" baseline="0"/>
+  </cs:title>
+  <cs:trendline>
+    <cs:lnRef idx="0">
+      <cs:styleClr val="auto"/>
+    </cs:lnRef>
+    <cs:fillRef idx="0"/>
+    <cs:effectRef idx="0"/>
+    <cs:fontRef idx="minor">
+      <a:schemeClr val="tx1"/>
+    </cs:fontRef>
+    <cs:spPr>
+      <a:ln w="19050" cap="rnd">
+        <a:solidFill>
+          <a:schemeClr val="phClr"/>
+        </a:solidFill>
+        <a:prstDash val="sysDot"/>
+      </a:ln>
+    </cs:spPr>
+  </cs:trendline>
+  <cs:trendlineLabel>
+    <cs:lnRef idx="0"/>
+    <cs:fillRef idx="0"/>
+    <cs:effectRef idx="0"/>
+    <cs:fontRef idx="minor">
+      <a:schemeClr val="tx1">
+        <a:lumMod val="65000"/>
+        <a:lumOff val="35000"/>
+      </a:schemeClr>
+    </cs:fontRef>
+    <cs:defRPr sz="900" kern="1200"/>
+  </cs:trendlineLabel>
+  <cs:upBar>
+    <cs:lnRef idx="0"/>
+    <cs:fillRef idx="0"/>
+    <cs:effectRef idx="0"/>
+    <cs:fontRef idx="minor">
+      <a:schemeClr val="tx1"/>
+    </cs:fontRef>
+    <cs:spPr>
+      <a:solidFill>
+        <a:schemeClr val="lt1"/>
+      </a:solidFill>
+      <a:ln w="9525" cap="flat" cmpd="sng" algn="ctr">
+        <a:solidFill>
+          <a:schemeClr val="tx1">
+            <a:lumMod val="65000"/>
+            <a:lumOff val="35000"/>
+          </a:schemeClr>
+        </a:solidFill>
+        <a:round/>
+      </a:ln>
+    </cs:spPr>
+  </cs:upBar>
+  <cs:valueAxis>
+    <cs:lnRef idx="0"/>
+    <cs:fillRef idx="0"/>
+    <cs:effectRef idx="0"/>
+    <cs:fontRef idx="minor">
+      <a:schemeClr val="tx1">
+        <a:lumMod val="65000"/>
+        <a:lumOff val="35000"/>
+      </a:schemeClr>
+    </cs:fontRef>
+    <cs:spPr>
+      <a:ln w="9525" cap="flat" cmpd="sng" algn="ctr">
+        <a:solidFill>
+          <a:schemeClr val="tx1">
+            <a:lumMod val="25000"/>
+            <a:lumOff val="75000"/>
+          </a:schemeClr>
+        </a:solidFill>
+        <a:round/>
+      </a:ln>
+    </cs:spPr>
+    <cs:defRPr sz="900" kern="1200"/>
+  </cs:valueAxis>
+  <cs:wall>
+    <cs:lnRef idx="0"/>
+    <cs:fillRef idx="0"/>
+    <cs:effectRef idx="0"/>
+    <cs:fontRef idx="minor">
+      <a:schemeClr val="tx1"/>
+    </cs:fontRef>
+    <cs:spPr>
+      <a:noFill/>
+      <a:ln>
+        <a:noFill/>
+      </a:ln>
+    </cs:spPr>
+  </cs:wall>
+</cs:chartStyle>
+</file>
+
+<file path=word/charts/style2.xml><?xml version="1.0" encoding="utf-8"?>
 <cs:chartStyle xmlns:cs="http://schemas.microsoft.com/office/drawing/2012/chartStyle" xmlns:a="http://schemas.openxmlformats.org/drawingml/2006/main" id="240">
   <cs:axisTitle>
     <cs:lnRef idx="0"/>

--- a/documentation/Primes.docx
+++ b/documentation/Primes.docx
@@ -1312,21 +1312,7 @@
         <w:rPr>
           <w:rFonts w:eastAsiaTheme="minorEastAsia"/>
         </w:rPr>
-        <w:t xml:space="preserve"> if a </w:t>
-      </w:r>
-      <w:proofErr w:type="gramStart"/>
-      <w:r>
-        <w:rPr>
-          <w:rFonts w:eastAsiaTheme="minorEastAsia"/>
-        </w:rPr>
-        <w:t>numpy.bool</w:t>
-      </w:r>
-      <w:proofErr w:type="gramEnd"/>
-      <w:r>
-        <w:rPr>
-          <w:rFonts w:eastAsiaTheme="minorEastAsia"/>
-        </w:rPr>
-        <w:t>_ type is used. A comparison of the two will be made as an exercise for memory measurement and to see how it affects the run time.</w:t>
+        <w:t xml:space="preserve"> if a numpy.bool_ type is used. A comparison of the two will be made as an exercise for memory measurement and to see how it affects the run time.</w:t>
       </w:r>
     </w:p>
     <w:p>
@@ -1435,21 +1421,7 @@
         <w:rPr>
           <w:rFonts w:eastAsiaTheme="minorEastAsia"/>
         </w:rPr>
-        <w:t xml:space="preserve"> we can work only 32-bit unsigned integers (</w:t>
-      </w:r>
-      <w:proofErr w:type="gramStart"/>
-      <w:r>
-        <w:rPr>
-          <w:rFonts w:eastAsiaTheme="minorEastAsia"/>
-        </w:rPr>
-        <w:t>np.uint</w:t>
-      </w:r>
-      <w:proofErr w:type="gramEnd"/>
-      <w:r>
-        <w:rPr>
-          <w:rFonts w:eastAsiaTheme="minorEastAsia"/>
-        </w:rPr>
-        <w:t xml:space="preserve">32). </w:t>
+        <w:t xml:space="preserve"> we can work only 32-bit unsigned integers (np.uint32). </w:t>
       </w:r>
       <w:r>
         <w:rPr>
@@ -2065,21 +2037,7 @@
         <w:rPr>
           <w:rFonts w:eastAsiaTheme="minorEastAsia"/>
         </w:rPr>
-        <w:t xml:space="preserve">) which could still yield a speedup </w:t>
-      </w:r>
-      <w:proofErr w:type="gramStart"/>
-      <w:r>
-        <w:rPr>
-          <w:rFonts w:eastAsiaTheme="minorEastAsia"/>
-        </w:rPr>
-        <w:t>a each</w:t>
-      </w:r>
-      <w:proofErr w:type="gramEnd"/>
-      <w:r>
-        <w:rPr>
-          <w:rFonts w:eastAsiaTheme="minorEastAsia"/>
-        </w:rPr>
-        <w:t xml:space="preserve"> segment could benefit from the smaller memory used</w:t>
+        <w:t>) which could still yield a speedup a each segment could benefit from the smaller memory used</w:t>
       </w:r>
       <w:r>
         <w:rPr>
@@ -2203,21 +2161,7 @@
         <w:rPr>
           <w:rFonts w:eastAsiaTheme="minorEastAsia"/>
         </w:rPr>
-        <w:t xml:space="preserve"> worker to have a copy? Is that of interest if it is possible? Or does multiprocessing </w:t>
-      </w:r>
-      <w:proofErr w:type="gramStart"/>
-      <w:r>
-        <w:rPr>
-          <w:rFonts w:eastAsiaTheme="minorEastAsia"/>
-        </w:rPr>
-        <w:t>allow  run</w:t>
-      </w:r>
-      <w:proofErr w:type="gramEnd"/>
-      <w:r>
-        <w:rPr>
-          <w:rFonts w:eastAsiaTheme="minorEastAsia"/>
-        </w:rPr>
-        <w:t xml:space="preserve"> over multiple nodes while </w:t>
+        <w:t xml:space="preserve"> worker to have a copy? Is that of interest if it is possible? Or does multiprocessing allow  run over multiple nodes while </w:t>
       </w:r>
       <w:proofErr w:type="spellStart"/>
       <w:r>
@@ -2977,7 +2921,6 @@
         <w:t xml:space="preserve">    </w:t>
       </w:r>
       <w:proofErr w:type="spellStart"/>
-      <w:proofErr w:type="gramStart"/>
       <w:r>
         <w:rPr>
           <w:rFonts w:ascii="Consolas" w:eastAsia="Times New Roman" w:hAnsi="Consolas" w:cs="Times New Roman"/>
@@ -3006,7 +2949,6 @@
         <w:t>setall</w:t>
       </w:r>
       <w:proofErr w:type="spellEnd"/>
-      <w:proofErr w:type="gramEnd"/>
       <w:r>
         <w:rPr>
           <w:rFonts w:ascii="Consolas" w:eastAsia="Times New Roman" w:hAnsi="Consolas" w:cs="Times New Roman"/>
@@ -3055,7 +2997,6 @@
         </w:rPr>
         <w:t xml:space="preserve">    </w:t>
       </w:r>
-      <w:proofErr w:type="gramStart"/>
       <w:r>
         <w:rPr>
           <w:rFonts w:ascii="Consolas" w:eastAsia="Times New Roman" w:hAnsi="Consolas" w:cs="Times New Roman"/>
@@ -3074,7 +3015,6 @@
         </w:rPr>
         <w:t>[</w:t>
       </w:r>
-      <w:proofErr w:type="gramEnd"/>
       <w:r>
         <w:rPr>
           <w:rFonts w:ascii="Consolas" w:eastAsia="Times New Roman" w:hAnsi="Consolas" w:cs="Times New Roman"/>
@@ -3291,7 +3231,6 @@
         <w:t>(</w:t>
       </w:r>
       <w:proofErr w:type="spellStart"/>
-      <w:proofErr w:type="gramStart"/>
       <w:r>
         <w:rPr>
           <w:rFonts w:ascii="Consolas" w:eastAsia="Times New Roman" w:hAnsi="Consolas" w:cs="Times New Roman"/>
@@ -3320,7 +3259,6 @@
         <w:t>floor</w:t>
       </w:r>
       <w:proofErr w:type="spellEnd"/>
-      <w:proofErr w:type="gramEnd"/>
       <w:r>
         <w:rPr>
           <w:rFonts w:ascii="Consolas" w:eastAsia="Times New Roman" w:hAnsi="Consolas" w:cs="Times New Roman"/>
@@ -3477,7 +3415,6 @@
         </w:rPr>
         <w:t xml:space="preserve"> </w:t>
       </w:r>
-      <w:proofErr w:type="gramStart"/>
       <w:r>
         <w:rPr>
           <w:rFonts w:ascii="Consolas" w:eastAsia="Times New Roman" w:hAnsi="Consolas" w:cs="Times New Roman"/>
@@ -3496,7 +3433,6 @@
         </w:rPr>
         <w:t>(</w:t>
       </w:r>
-      <w:proofErr w:type="gramEnd"/>
       <w:r>
         <w:rPr>
           <w:rFonts w:ascii="Consolas" w:eastAsia="Times New Roman" w:hAnsi="Consolas" w:cs="Times New Roman"/>
@@ -3612,7 +3548,6 @@
         <w:t>i</w:t>
       </w:r>
       <w:proofErr w:type="spellEnd"/>
-      <w:proofErr w:type="gramStart"/>
       <w:r>
         <w:rPr>
           <w:rFonts w:ascii="Consolas" w:eastAsia="Times New Roman" w:hAnsi="Consolas" w:cs="Times New Roman"/>
@@ -3629,17 +3564,7 @@
           <w:sz w:val="21"/>
           <w:szCs w:val="21"/>
         </w:rPr>
-        <w:t>!</w:t>
-      </w:r>
-      <w:proofErr w:type="gramEnd"/>
-      <w:r>
-        <w:rPr>
-          <w:rFonts w:ascii="Consolas" w:eastAsia="Times New Roman" w:hAnsi="Consolas" w:cs="Times New Roman"/>
-          <w:color w:val="859900"/>
-          <w:sz w:val="21"/>
-          <w:szCs w:val="21"/>
-        </w:rPr>
-        <w:t>=</w:t>
+        <w:t>!=</w:t>
       </w:r>
       <w:r>
         <w:rPr>
@@ -3743,7 +3668,6 @@
         </w:rPr>
         <w:t xml:space="preserve"> </w:t>
       </w:r>
-      <w:proofErr w:type="gramStart"/>
       <w:r>
         <w:rPr>
           <w:rFonts w:ascii="Consolas" w:eastAsia="Times New Roman" w:hAnsi="Consolas" w:cs="Times New Roman"/>
@@ -3763,7 +3687,6 @@
         <w:t>(</w:t>
       </w:r>
       <w:proofErr w:type="spellStart"/>
-      <w:proofErr w:type="gramEnd"/>
       <w:r>
         <w:rPr>
           <w:rFonts w:ascii="Consolas" w:eastAsia="Times New Roman" w:hAnsi="Consolas" w:cs="Times New Roman"/>
@@ -4004,7 +3927,6 @@
         <w:t xml:space="preserve"> </w:t>
       </w:r>
       <w:proofErr w:type="spellStart"/>
-      <w:proofErr w:type="gramStart"/>
       <w:r>
         <w:rPr>
           <w:rFonts w:ascii="Consolas" w:eastAsia="Times New Roman" w:hAnsi="Consolas" w:cs="Times New Roman"/>
@@ -4033,7 +3955,6 @@
         <w:t>count</w:t>
       </w:r>
       <w:proofErr w:type="spellEnd"/>
-      <w:proofErr w:type="gramEnd"/>
       <w:r>
         <w:rPr>
           <w:rFonts w:ascii="Consolas" w:eastAsia="Times New Roman" w:hAnsi="Consolas" w:cs="Times New Roman"/>
@@ -4101,7 +4022,6 @@
         <w:t xml:space="preserve"> </w:t>
       </w:r>
       <w:proofErr w:type="spellStart"/>
-      <w:proofErr w:type="gramStart"/>
       <w:r>
         <w:rPr>
           <w:rFonts w:ascii="Consolas" w:eastAsia="Times New Roman" w:hAnsi="Consolas" w:cs="Times New Roman"/>
@@ -4130,7 +4050,6 @@
         <w:t>zeros</w:t>
       </w:r>
       <w:proofErr w:type="spellEnd"/>
-      <w:proofErr w:type="gramEnd"/>
       <w:r>
         <w:rPr>
           <w:rFonts w:ascii="Consolas" w:eastAsia="Times New Roman" w:hAnsi="Consolas" w:cs="Times New Roman"/>
@@ -4360,7 +4279,6 @@
         <w:t xml:space="preserve"> </w:t>
       </w:r>
       <w:proofErr w:type="spellStart"/>
-      <w:proofErr w:type="gramStart"/>
       <w:r>
         <w:rPr>
           <w:rFonts w:ascii="Consolas" w:eastAsia="Times New Roman" w:hAnsi="Consolas" w:cs="Times New Roman"/>
@@ -4389,7 +4307,6 @@
         <w:t>search</w:t>
       </w:r>
       <w:proofErr w:type="spellEnd"/>
-      <w:proofErr w:type="gramEnd"/>
       <w:r>
         <w:rPr>
           <w:rFonts w:ascii="Consolas" w:eastAsia="Times New Roman" w:hAnsi="Consolas" w:cs="Times New Roman"/>
@@ -4793,28 +4710,14 @@
         <w:rPr>
           <w:rFonts w:eastAsiaTheme="minorEastAsia"/>
         </w:rPr>
-        <w:t>check_</w:t>
-      </w:r>
-      <w:proofErr w:type="gramStart"/>
-      <w:r>
-        <w:rPr>
-          <w:rFonts w:eastAsiaTheme="minorEastAsia"/>
-        </w:rPr>
-        <w:t>correctness</w:t>
+        <w:t>check_correctness</w:t>
       </w:r>
       <w:proofErr w:type="spellEnd"/>
       <w:r>
         <w:rPr>
           <w:rFonts w:eastAsiaTheme="minorEastAsia"/>
         </w:rPr>
-        <w:t>(</w:t>
-      </w:r>
-      <w:proofErr w:type="gramEnd"/>
-      <w:r>
-        <w:rPr>
-          <w:rFonts w:eastAsiaTheme="minorEastAsia"/>
-        </w:rPr>
-        <w:t>))</w:t>
+        <w:t>())</w:t>
       </w:r>
       <w:r>
         <w:rPr>
@@ -5321,14 +5224,7 @@
         <w:rPr>
           <w:rFonts w:eastAsiaTheme="minorEastAsia"/>
         </w:rPr>
-        <w:t xml:space="preserve"> and the model fit code is </w:t>
-      </w:r>
-      <w:proofErr w:type="gramStart"/>
-      <w:r>
-        <w:rPr>
-          <w:rFonts w:eastAsiaTheme="minorEastAsia"/>
-        </w:rPr>
-        <w:t xml:space="preserve">in </w:t>
+        <w:t xml:space="preserve"> and the model fit code is in </w:t>
       </w:r>
       <w:r>
         <w:rPr>
@@ -5336,16 +5232,7 @@
           <w:i/>
           <w:iCs/>
         </w:rPr>
-        <w:t>.</w:t>
-      </w:r>
-      <w:proofErr w:type="gramEnd"/>
-      <w:r>
-        <w:rPr>
-          <w:rFonts w:eastAsiaTheme="minorEastAsia"/>
-          <w:i/>
-          <w:iCs/>
-        </w:rPr>
-        <w:t>/measuring/model_time_complexity.py</w:t>
+        <w:t>./measuring/model_time_complexity.py</w:t>
       </w:r>
       <w:r>
         <w:rPr>
@@ -5556,7 +5443,6 @@
         <w:t xml:space="preserve"> or as an </w:t>
       </w:r>
       <w:proofErr w:type="spellStart"/>
-      <w:proofErr w:type="gramStart"/>
       <w:r>
         <w:rPr>
           <w:rFonts w:eastAsiaTheme="minorEastAsia"/>
@@ -5564,7 +5450,6 @@
         <w:t>np.array</w:t>
       </w:r>
       <w:proofErr w:type="spellEnd"/>
-      <w:proofErr w:type="gramEnd"/>
       <w:r>
         <w:rPr>
           <w:rFonts w:eastAsiaTheme="minorEastAsia"/>
@@ -5846,21 +5731,7 @@
         <w:rPr>
           <w:rFonts w:eastAsiaTheme="minorEastAsia"/>
         </w:rPr>
-        <w:t xml:space="preserve">. The analysis shown here is with the peak memory. Each function is </w:t>
-      </w:r>
-      <w:proofErr w:type="gramStart"/>
-      <w:r>
-        <w:rPr>
-          <w:rFonts w:eastAsiaTheme="minorEastAsia"/>
-        </w:rPr>
-        <w:t>ran</w:t>
-      </w:r>
-      <w:proofErr w:type="gramEnd"/>
-      <w:r>
-        <w:rPr>
-          <w:rFonts w:eastAsiaTheme="minorEastAsia"/>
-        </w:rPr>
-        <w:t xml:space="preserve"> 5 times for </w:t>
+        <w:t xml:space="preserve">. The analysis shown here is with the peak memory. Each function is ran 5 times for </w:t>
       </w:r>
       <m:oMath>
         <m:sSub>
@@ -6668,6 +6539,2523 @@
         </w:rPr>
         <w:t>rallel work per prime</w:t>
       </w:r>
+    </w:p>
+    <w:p>
+      <w:pPr>
+        <w:ind w:firstLine="360"/>
+        <w:rPr>
+          <w:rFonts w:eastAsiaTheme="minorEastAsia"/>
+        </w:rPr>
+      </w:pPr>
+      <w:r>
+        <w:rPr>
+          <w:rFonts w:eastAsiaTheme="minorEastAsia"/>
+        </w:rPr>
+        <w:t>Here</w:t>
+      </w:r>
+      <w:r>
+        <w:rPr>
+          <w:rFonts w:eastAsiaTheme="minorEastAsia"/>
+        </w:rPr>
+        <w:t xml:space="preserve"> we take a look a 2 very easy to add to the algorithm techniques, that </w:t>
+      </w:r>
+      <w:r>
+        <w:rPr>
+          <w:rFonts w:eastAsiaTheme="minorEastAsia"/>
+        </w:rPr>
+        <w:t xml:space="preserve">both rely on </w:t>
+      </w:r>
+      <w:proofErr w:type="spellStart"/>
+      <w:r>
+        <w:rPr>
+          <w:rFonts w:eastAsiaTheme="minorEastAsia"/>
+        </w:rPr>
+        <w:t>numpy</w:t>
+      </w:r>
+      <w:proofErr w:type="spellEnd"/>
+      <w:r>
+        <w:rPr>
+          <w:rFonts w:eastAsiaTheme="minorEastAsia"/>
+        </w:rPr>
+        <w:t xml:space="preserve"> data types so the work, so there speedup will be judged against </w:t>
+      </w:r>
+    </w:p>
+    <w:p>
+      <w:pPr>
+        <w:pStyle w:val="ListParagraph"/>
+        <w:numPr>
+          <w:ilvl w:val="1"/>
+          <w:numId w:val="1"/>
+        </w:numPr>
+        <w:rPr>
+          <w:rFonts w:eastAsiaTheme="minorEastAsia"/>
+          <w:b/>
+          <w:bCs/>
+          <w:sz w:val="24"/>
+          <w:szCs w:val="24"/>
+        </w:rPr>
+      </w:pPr>
+      <w:r>
+        <w:rPr>
+          <w:rFonts w:eastAsiaTheme="minorEastAsia"/>
+          <w:b/>
+          <w:bCs/>
+          <w:sz w:val="24"/>
+          <w:szCs w:val="24"/>
+        </w:rPr>
+        <w:t xml:space="preserve">Vectorization trough </w:t>
+      </w:r>
+      <w:proofErr w:type="spellStart"/>
+      <w:r>
+        <w:rPr>
+          <w:rFonts w:eastAsiaTheme="minorEastAsia"/>
+          <w:b/>
+          <w:bCs/>
+          <w:sz w:val="24"/>
+          <w:szCs w:val="24"/>
+        </w:rPr>
+        <w:t>Numpy</w:t>
+      </w:r>
+      <w:proofErr w:type="spellEnd"/>
+      <w:r>
+        <w:rPr>
+          <w:rFonts w:eastAsiaTheme="minorEastAsia"/>
+          <w:b/>
+          <w:bCs/>
+          <w:sz w:val="24"/>
+          <w:szCs w:val="24"/>
+        </w:rPr>
+        <w:t xml:space="preserve"> </w:t>
+      </w:r>
+      <w:r>
+        <w:rPr>
+          <w:rFonts w:eastAsiaTheme="minorEastAsia"/>
+          <w:b/>
+          <w:bCs/>
+          <w:sz w:val="24"/>
+          <w:szCs w:val="24"/>
+        </w:rPr>
+        <w:t>slicing</w:t>
+      </w:r>
+      <w:r>
+        <w:rPr>
+          <w:rFonts w:eastAsiaTheme="minorEastAsia"/>
+          <w:b/>
+          <w:bCs/>
+          <w:sz w:val="24"/>
+          <w:szCs w:val="24"/>
+        </w:rPr>
+        <w:t xml:space="preserve"> </w:t>
+      </w:r>
+    </w:p>
+    <w:p>
+      <w:pPr>
+        <w:ind w:left="360"/>
+        <w:rPr>
+          <w:rFonts w:eastAsiaTheme="minorEastAsia"/>
+        </w:rPr>
+      </w:pPr>
+      <w:r>
+        <w:rPr>
+          <w:rFonts w:eastAsiaTheme="minorEastAsia"/>
+          <w:noProof/>
+        </w:rPr>
+        <mc:AlternateContent>
+          <mc:Choice Requires="wps">
+            <w:drawing>
+              <wp:anchor distT="45720" distB="45720" distL="114300" distR="114300" simplePos="0" relativeHeight="251659264" behindDoc="0" locked="0" layoutInCell="1" allowOverlap="1" wp14:anchorId="15BBCFEE" wp14:editId="7278F9E4">
+                <wp:simplePos x="0" y="0"/>
+                <wp:positionH relativeFrom="margin">
+                  <wp:align>left</wp:align>
+                </wp:positionH>
+                <wp:positionV relativeFrom="paragraph">
+                  <wp:posOffset>414020</wp:posOffset>
+                </wp:positionV>
+                <wp:extent cx="3038475" cy="828675"/>
+                <wp:effectExtent l="0" t="0" r="28575" b="28575"/>
+                <wp:wrapTopAndBottom/>
+                <wp:docPr id="217" name="Text Box 2"/>
+                <wp:cNvGraphicFramePr>
+                  <a:graphicFrameLocks xmlns:a="http://schemas.openxmlformats.org/drawingml/2006/main"/>
+                </wp:cNvGraphicFramePr>
+                <a:graphic xmlns:a="http://schemas.openxmlformats.org/drawingml/2006/main">
+                  <a:graphicData uri="http://schemas.microsoft.com/office/word/2010/wordprocessingShape">
+                    <wps:wsp>
+                      <wps:cNvSpPr txBox="1">
+                        <a:spLocks noChangeArrowheads="1"/>
+                      </wps:cNvSpPr>
+                      <wps:spPr bwMode="auto">
+                        <a:xfrm>
+                          <a:off x="0" y="0"/>
+                          <a:ext cx="3038475" cy="828675"/>
+                        </a:xfrm>
+                        <a:prstGeom prst="rect">
+                          <a:avLst/>
+                        </a:prstGeom>
+                        <a:solidFill>
+                          <a:srgbClr val="FFFFFF"/>
+                        </a:solidFill>
+                        <a:ln w="9525">
+                          <a:solidFill>
+                            <a:srgbClr val="000000"/>
+                          </a:solidFill>
+                          <a:miter lim="800000"/>
+                          <a:headEnd/>
+                          <a:tailEnd/>
+                        </a:ln>
+                      </wps:spPr>
+                      <wps:txbx>
+                        <w:txbxContent>
+                          <w:p>
+                            <w:pPr>
+                              <w:shd w:val="clear" w:color="auto" w:fill="FDF6E3"/>
+                              <w:spacing w:after="0" w:line="285" w:lineRule="atLeast"/>
+                              <w:rPr>
+                                <w:rFonts w:ascii="Consolas" w:eastAsia="Times New Roman" w:hAnsi="Consolas" w:cs="Times New Roman"/>
+                                <w:color w:val="657B83"/>
+                                <w:sz w:val="20"/>
+                                <w:szCs w:val="20"/>
+                              </w:rPr>
+                            </w:pPr>
+                            <w:r>
+                              <w:rPr>
+                                <w:rFonts w:ascii="Consolas" w:eastAsia="Times New Roman" w:hAnsi="Consolas" w:cs="Times New Roman"/>
+                                <w:color w:val="859900"/>
+                                <w:sz w:val="20"/>
+                                <w:szCs w:val="20"/>
+                              </w:rPr>
+                              <w:t>for</w:t>
+                            </w:r>
+                            <w:r>
+                              <w:rPr>
+                                <w:rFonts w:ascii="Consolas" w:eastAsia="Times New Roman" w:hAnsi="Consolas" w:cs="Times New Roman"/>
+                                <w:color w:val="657B83"/>
+                                <w:sz w:val="20"/>
+                                <w:szCs w:val="20"/>
+                              </w:rPr>
+                              <w:t xml:space="preserve"> </w:t>
+                            </w:r>
+                            <w:proofErr w:type="spellStart"/>
+                            <w:r>
+                              <w:rPr>
+                                <w:rFonts w:ascii="Consolas" w:eastAsia="Times New Roman" w:hAnsi="Consolas" w:cs="Times New Roman"/>
+                                <w:color w:val="268BD2"/>
+                                <w:sz w:val="20"/>
+                                <w:szCs w:val="20"/>
+                              </w:rPr>
+                              <w:t>i</w:t>
+                            </w:r>
+                            <w:proofErr w:type="spellEnd"/>
+                            <w:r>
+                              <w:rPr>
+                                <w:rFonts w:ascii="Consolas" w:eastAsia="Times New Roman" w:hAnsi="Consolas" w:cs="Times New Roman"/>
+                                <w:color w:val="657B83"/>
+                                <w:sz w:val="20"/>
+                                <w:szCs w:val="20"/>
+                              </w:rPr>
+                              <w:t xml:space="preserve"> </w:t>
+                            </w:r>
+                            <w:r>
+                              <w:rPr>
+                                <w:rFonts w:ascii="Consolas" w:eastAsia="Times New Roman" w:hAnsi="Consolas" w:cs="Times New Roman"/>
+                                <w:color w:val="859900"/>
+                                <w:sz w:val="20"/>
+                                <w:szCs w:val="20"/>
+                              </w:rPr>
+                              <w:t>in</w:t>
+                            </w:r>
+                            <w:r>
+                              <w:rPr>
+                                <w:rFonts w:ascii="Consolas" w:eastAsia="Times New Roman" w:hAnsi="Consolas" w:cs="Times New Roman"/>
+                                <w:color w:val="657B83"/>
+                                <w:sz w:val="20"/>
+                                <w:szCs w:val="20"/>
+                              </w:rPr>
+                              <w:t xml:space="preserve"> </w:t>
+                            </w:r>
+                            <w:r>
+                              <w:rPr>
+                                <w:rFonts w:ascii="Consolas" w:eastAsia="Times New Roman" w:hAnsi="Consolas" w:cs="Times New Roman"/>
+                                <w:color w:val="CB4B16"/>
+                                <w:sz w:val="20"/>
+                                <w:szCs w:val="20"/>
+                              </w:rPr>
+                              <w:t>range</w:t>
+                            </w:r>
+                            <w:r>
+                              <w:rPr>
+                                <w:rFonts w:ascii="Consolas" w:eastAsia="Times New Roman" w:hAnsi="Consolas" w:cs="Times New Roman"/>
+                                <w:color w:val="657B83"/>
+                                <w:sz w:val="20"/>
+                                <w:szCs w:val="20"/>
+                              </w:rPr>
+                              <w:t>(</w:t>
+                            </w:r>
+                            <w:r>
+                              <w:rPr>
+                                <w:rFonts w:ascii="Consolas" w:eastAsia="Times New Roman" w:hAnsi="Consolas" w:cs="Times New Roman"/>
+                                <w:color w:val="D33682"/>
+                                <w:sz w:val="20"/>
+                                <w:szCs w:val="20"/>
+                              </w:rPr>
+                              <w:t>2</w:t>
+                            </w:r>
+                            <w:r>
+                              <w:rPr>
+                                <w:rFonts w:ascii="Consolas" w:eastAsia="Times New Roman" w:hAnsi="Consolas" w:cs="Times New Roman"/>
+                                <w:color w:val="657B83"/>
+                                <w:sz w:val="20"/>
+                                <w:szCs w:val="20"/>
+                              </w:rPr>
+                              <w:t xml:space="preserve">, </w:t>
+                            </w:r>
+                            <w:proofErr w:type="spellStart"/>
+                            <w:r>
+                              <w:rPr>
+                                <w:rFonts w:ascii="Consolas" w:eastAsia="Times New Roman" w:hAnsi="Consolas" w:cs="Times New Roman"/>
+                                <w:color w:val="268BD2"/>
+                                <w:sz w:val="20"/>
+                                <w:szCs w:val="20"/>
+                              </w:rPr>
+                              <w:t>N_sqrt</w:t>
+                            </w:r>
+                            <w:proofErr w:type="spellEnd"/>
+                            <w:r>
+                              <w:rPr>
+                                <w:rFonts w:ascii="Consolas" w:eastAsia="Times New Roman" w:hAnsi="Consolas" w:cs="Times New Roman"/>
+                                <w:color w:val="268BD2"/>
+                                <w:sz w:val="20"/>
+                                <w:szCs w:val="20"/>
+                              </w:rPr>
+                              <w:t xml:space="preserve"> + 1</w:t>
+                            </w:r>
+                            <w:r>
+                              <w:rPr>
+                                <w:rFonts w:ascii="Consolas" w:eastAsia="Times New Roman" w:hAnsi="Consolas" w:cs="Times New Roman"/>
+                                <w:color w:val="657B83"/>
+                                <w:sz w:val="20"/>
+                                <w:szCs w:val="20"/>
+                              </w:rPr>
+                              <w:t>):</w:t>
+                            </w:r>
+                          </w:p>
+                          <w:p>
+                            <w:pPr>
+                              <w:shd w:val="clear" w:color="auto" w:fill="FDF6E3"/>
+                              <w:spacing w:after="0" w:line="285" w:lineRule="atLeast"/>
+                              <w:rPr>
+                                <w:rFonts w:ascii="Consolas" w:eastAsia="Times New Roman" w:hAnsi="Consolas" w:cs="Times New Roman"/>
+                                <w:color w:val="657B83"/>
+                                <w:sz w:val="20"/>
+                                <w:szCs w:val="20"/>
+                              </w:rPr>
+                            </w:pPr>
+                            <w:r>
+                              <w:rPr>
+                                <w:rFonts w:ascii="Consolas" w:eastAsia="Times New Roman" w:hAnsi="Consolas" w:cs="Times New Roman"/>
+                                <w:color w:val="657B83"/>
+                                <w:sz w:val="20"/>
+                                <w:szCs w:val="20"/>
+                              </w:rPr>
+                              <w:t xml:space="preserve">    </w:t>
+                            </w:r>
+                            <w:r>
+                              <w:rPr>
+                                <w:rFonts w:ascii="Consolas" w:eastAsia="Times New Roman" w:hAnsi="Consolas" w:cs="Times New Roman"/>
+                                <w:color w:val="859900"/>
+                                <w:sz w:val="20"/>
+                                <w:szCs w:val="20"/>
+                              </w:rPr>
+                              <w:t>if</w:t>
+                            </w:r>
+                            <w:r>
+                              <w:rPr>
+                                <w:rFonts w:ascii="Consolas" w:eastAsia="Times New Roman" w:hAnsi="Consolas" w:cs="Times New Roman"/>
+                                <w:color w:val="657B83"/>
+                                <w:sz w:val="20"/>
+                                <w:szCs w:val="20"/>
+                              </w:rPr>
+                              <w:t> </w:t>
+                            </w:r>
+                            <w:r>
+                              <w:rPr>
+                                <w:rFonts w:ascii="Consolas" w:eastAsia="Times New Roman" w:hAnsi="Consolas" w:cs="Times New Roman"/>
+                                <w:color w:val="268BD2"/>
+                                <w:sz w:val="20"/>
+                                <w:szCs w:val="20"/>
+                              </w:rPr>
+                              <w:t>sieve</w:t>
+                            </w:r>
+                            <w:r>
+                              <w:rPr>
+                                <w:rFonts w:ascii="Consolas" w:eastAsia="Times New Roman" w:hAnsi="Consolas" w:cs="Times New Roman"/>
+                                <w:color w:val="657B83"/>
+                                <w:sz w:val="20"/>
+                                <w:szCs w:val="20"/>
+                              </w:rPr>
+                              <w:t>[</w:t>
+                            </w:r>
+                            <w:proofErr w:type="spellStart"/>
+                            <w:r>
+                              <w:rPr>
+                                <w:rFonts w:ascii="Consolas" w:eastAsia="Times New Roman" w:hAnsi="Consolas" w:cs="Times New Roman"/>
+                                <w:color w:val="268BD2"/>
+                                <w:sz w:val="20"/>
+                                <w:szCs w:val="20"/>
+                              </w:rPr>
+                              <w:t>i</w:t>
+                            </w:r>
+                            <w:proofErr w:type="spellEnd"/>
+                            <w:r>
+                              <w:rPr>
+                                <w:rFonts w:ascii="Consolas" w:eastAsia="Times New Roman" w:hAnsi="Consolas" w:cs="Times New Roman"/>
+                                <w:color w:val="657B83"/>
+                                <w:sz w:val="20"/>
+                                <w:szCs w:val="20"/>
+                              </w:rPr>
+                              <w:t xml:space="preserve">] </w:t>
+                            </w:r>
+                            <w:r>
+                              <w:rPr>
+                                <w:rFonts w:ascii="Consolas" w:eastAsia="Times New Roman" w:hAnsi="Consolas" w:cs="Times New Roman"/>
+                                <w:color w:val="859900"/>
+                                <w:sz w:val="20"/>
+                                <w:szCs w:val="20"/>
+                              </w:rPr>
+                              <w:t>!=</w:t>
+                            </w:r>
+                            <w:r>
+                              <w:rPr>
+                                <w:rFonts w:ascii="Consolas" w:eastAsia="Times New Roman" w:hAnsi="Consolas" w:cs="Times New Roman"/>
+                                <w:color w:val="657B83"/>
+                                <w:sz w:val="20"/>
+                                <w:szCs w:val="20"/>
+                              </w:rPr>
+                              <w:t xml:space="preserve"> </w:t>
+                            </w:r>
+                            <w:r>
+                              <w:rPr>
+                                <w:rFonts w:ascii="Consolas" w:eastAsia="Times New Roman" w:hAnsi="Consolas" w:cs="Times New Roman"/>
+                                <w:color w:val="D33682"/>
+                                <w:sz w:val="20"/>
+                                <w:szCs w:val="20"/>
+                              </w:rPr>
+                              <w:t>0</w:t>
+                            </w:r>
+                            <w:r>
+                              <w:rPr>
+                                <w:rFonts w:ascii="Consolas" w:eastAsia="Times New Roman" w:hAnsi="Consolas" w:cs="Times New Roman"/>
+                                <w:color w:val="657B83"/>
+                                <w:sz w:val="20"/>
+                                <w:szCs w:val="20"/>
+                              </w:rPr>
+                              <w:t>:</w:t>
+                            </w:r>
+                          </w:p>
+                          <w:p>
+                            <w:pPr>
+                              <w:shd w:val="clear" w:color="auto" w:fill="FDF6E3"/>
+                              <w:spacing w:after="0" w:line="285" w:lineRule="atLeast"/>
+                              <w:rPr>
+                                <w:rFonts w:ascii="Consolas" w:eastAsia="Times New Roman" w:hAnsi="Consolas" w:cs="Times New Roman"/>
+                                <w:color w:val="657B83"/>
+                                <w:sz w:val="20"/>
+                                <w:szCs w:val="20"/>
+                              </w:rPr>
+                            </w:pPr>
+                            <w:r>
+                              <w:rPr>
+                                <w:rFonts w:ascii="Consolas" w:eastAsia="Times New Roman" w:hAnsi="Consolas" w:cs="Times New Roman"/>
+                                <w:color w:val="657B83"/>
+                                <w:sz w:val="20"/>
+                                <w:szCs w:val="20"/>
+                              </w:rPr>
+                              <w:t xml:space="preserve">        </w:t>
+                            </w:r>
+                            <w:r>
+                              <w:rPr>
+                                <w:rFonts w:ascii="Consolas" w:eastAsia="Times New Roman" w:hAnsi="Consolas" w:cs="Times New Roman"/>
+                                <w:color w:val="859900"/>
+                                <w:sz w:val="20"/>
+                                <w:szCs w:val="20"/>
+                              </w:rPr>
+                              <w:t>for</w:t>
+                            </w:r>
+                            <w:r>
+                              <w:rPr>
+                                <w:rFonts w:ascii="Consolas" w:eastAsia="Times New Roman" w:hAnsi="Consolas" w:cs="Times New Roman"/>
+                                <w:color w:val="657B83"/>
+                                <w:sz w:val="20"/>
+                                <w:szCs w:val="20"/>
+                              </w:rPr>
+                              <w:t xml:space="preserve"> </w:t>
+                            </w:r>
+                            <w:r>
+                              <w:rPr>
+                                <w:rFonts w:ascii="Consolas" w:eastAsia="Times New Roman" w:hAnsi="Consolas" w:cs="Times New Roman"/>
+                                <w:color w:val="268BD2"/>
+                                <w:sz w:val="20"/>
+                                <w:szCs w:val="20"/>
+                              </w:rPr>
+                              <w:t>j</w:t>
+                            </w:r>
+                            <w:r>
+                              <w:rPr>
+                                <w:rFonts w:ascii="Consolas" w:eastAsia="Times New Roman" w:hAnsi="Consolas" w:cs="Times New Roman"/>
+                                <w:color w:val="657B83"/>
+                                <w:sz w:val="20"/>
+                                <w:szCs w:val="20"/>
+                              </w:rPr>
+                              <w:t xml:space="preserve"> </w:t>
+                            </w:r>
+                            <w:r>
+                              <w:rPr>
+                                <w:rFonts w:ascii="Consolas" w:eastAsia="Times New Roman" w:hAnsi="Consolas" w:cs="Times New Roman"/>
+                                <w:color w:val="859900"/>
+                                <w:sz w:val="20"/>
+                                <w:szCs w:val="20"/>
+                              </w:rPr>
+                              <w:t>in</w:t>
+                            </w:r>
+                            <w:r>
+                              <w:rPr>
+                                <w:rFonts w:ascii="Consolas" w:eastAsia="Times New Roman" w:hAnsi="Consolas" w:cs="Times New Roman"/>
+                                <w:color w:val="657B83"/>
+                                <w:sz w:val="20"/>
+                                <w:szCs w:val="20"/>
+                              </w:rPr>
+                              <w:t xml:space="preserve"> </w:t>
+                            </w:r>
+                            <w:r>
+                              <w:rPr>
+                                <w:rFonts w:ascii="Consolas" w:eastAsia="Times New Roman" w:hAnsi="Consolas" w:cs="Times New Roman"/>
+                                <w:color w:val="CB4B16"/>
+                                <w:sz w:val="20"/>
+                                <w:szCs w:val="20"/>
+                              </w:rPr>
+                              <w:t>range</w:t>
+                            </w:r>
+                            <w:r>
+                              <w:rPr>
+                                <w:rFonts w:ascii="Consolas" w:eastAsia="Times New Roman" w:hAnsi="Consolas" w:cs="Times New Roman"/>
+                                <w:color w:val="657B83"/>
+                                <w:sz w:val="20"/>
+                                <w:szCs w:val="20"/>
+                              </w:rPr>
+                              <w:t>(</w:t>
+                            </w:r>
+                            <w:proofErr w:type="spellStart"/>
+                            <w:r>
+                              <w:rPr>
+                                <w:rFonts w:ascii="Consolas" w:eastAsia="Times New Roman" w:hAnsi="Consolas" w:cs="Times New Roman"/>
+                                <w:color w:val="268BD2"/>
+                                <w:sz w:val="20"/>
+                                <w:szCs w:val="20"/>
+                              </w:rPr>
+                              <w:t>i</w:t>
+                            </w:r>
+                            <w:proofErr w:type="spellEnd"/>
+                            <w:r>
+                              <w:rPr>
+                                <w:rFonts w:ascii="Consolas" w:eastAsia="Times New Roman" w:hAnsi="Consolas" w:cs="Times New Roman"/>
+                                <w:color w:val="859900"/>
+                                <w:sz w:val="20"/>
+                                <w:szCs w:val="20"/>
+                              </w:rPr>
+                              <w:t>**</w:t>
+                            </w:r>
+                            <w:r>
+                              <w:rPr>
+                                <w:rFonts w:ascii="Consolas" w:eastAsia="Times New Roman" w:hAnsi="Consolas" w:cs="Times New Roman"/>
+                                <w:color w:val="D33682"/>
+                                <w:sz w:val="20"/>
+                                <w:szCs w:val="20"/>
+                              </w:rPr>
+                              <w:t>2</w:t>
+                            </w:r>
+                            <w:r>
+                              <w:rPr>
+                                <w:rFonts w:ascii="Consolas" w:eastAsia="Times New Roman" w:hAnsi="Consolas" w:cs="Times New Roman"/>
+                                <w:color w:val="657B83"/>
+                                <w:sz w:val="20"/>
+                                <w:szCs w:val="20"/>
+                              </w:rPr>
+                              <w:t xml:space="preserve">, </w:t>
+                            </w:r>
+                            <w:proofErr w:type="spellStart"/>
+                            <w:r>
+                              <w:rPr>
+                                <w:rFonts w:ascii="Consolas" w:eastAsia="Times New Roman" w:hAnsi="Consolas" w:cs="Times New Roman"/>
+                                <w:color w:val="657B83"/>
+                                <w:sz w:val="20"/>
+                                <w:szCs w:val="20"/>
+                              </w:rPr>
+                              <w:t>N_max</w:t>
+                            </w:r>
+                            <w:proofErr w:type="spellEnd"/>
+                            <w:r>
+                              <w:rPr>
+                                <w:rFonts w:ascii="Consolas" w:eastAsia="Times New Roman" w:hAnsi="Consolas" w:cs="Times New Roman"/>
+                                <w:color w:val="657B83"/>
+                                <w:sz w:val="20"/>
+                                <w:szCs w:val="20"/>
+                              </w:rPr>
+                              <w:t xml:space="preserve">, </w:t>
+                            </w:r>
+                            <w:proofErr w:type="spellStart"/>
+                            <w:r>
+                              <w:rPr>
+                                <w:rFonts w:ascii="Consolas" w:eastAsia="Times New Roman" w:hAnsi="Consolas" w:cs="Times New Roman"/>
+                                <w:color w:val="268BD2"/>
+                                <w:sz w:val="20"/>
+                                <w:szCs w:val="20"/>
+                              </w:rPr>
+                              <w:t>i</w:t>
+                            </w:r>
+                            <w:proofErr w:type="spellEnd"/>
+                            <w:r>
+                              <w:rPr>
+                                <w:rFonts w:ascii="Consolas" w:eastAsia="Times New Roman" w:hAnsi="Consolas" w:cs="Times New Roman"/>
+                                <w:color w:val="657B83"/>
+                                <w:sz w:val="20"/>
+                                <w:szCs w:val="20"/>
+                              </w:rPr>
+                              <w:t>):</w:t>
+                            </w:r>
+                          </w:p>
+                          <w:p>
+                            <w:pPr>
+                              <w:shd w:val="clear" w:color="auto" w:fill="FDF6E3"/>
+                              <w:spacing w:after="0" w:line="285" w:lineRule="atLeast"/>
+                              <w:rPr>
+                                <w:rFonts w:ascii="Consolas" w:eastAsia="Times New Roman" w:hAnsi="Consolas" w:cs="Times New Roman"/>
+                                <w:color w:val="657B83"/>
+                                <w:sz w:val="20"/>
+                                <w:szCs w:val="20"/>
+                              </w:rPr>
+                            </w:pPr>
+                            <w:r>
+                              <w:rPr>
+                                <w:rFonts w:ascii="Consolas" w:eastAsia="Times New Roman" w:hAnsi="Consolas" w:cs="Times New Roman"/>
+                                <w:color w:val="657B83"/>
+                                <w:sz w:val="20"/>
+                                <w:szCs w:val="20"/>
+                              </w:rPr>
+                              <w:t xml:space="preserve">            </w:t>
+                            </w:r>
+                            <w:r>
+                              <w:rPr>
+                                <w:rFonts w:ascii="Consolas" w:eastAsia="Times New Roman" w:hAnsi="Consolas" w:cs="Times New Roman"/>
+                                <w:color w:val="268BD2"/>
+                                <w:sz w:val="20"/>
+                                <w:szCs w:val="20"/>
+                              </w:rPr>
+                              <w:t>sieve</w:t>
+                            </w:r>
+                            <w:r>
+                              <w:rPr>
+                                <w:rFonts w:ascii="Consolas" w:eastAsia="Times New Roman" w:hAnsi="Consolas" w:cs="Times New Roman"/>
+                                <w:color w:val="657B83"/>
+                                <w:sz w:val="20"/>
+                                <w:szCs w:val="20"/>
+                              </w:rPr>
+                              <w:t>[</w:t>
+                            </w:r>
+                            <w:r>
+                              <w:rPr>
+                                <w:rFonts w:ascii="Consolas" w:eastAsia="Times New Roman" w:hAnsi="Consolas" w:cs="Times New Roman"/>
+                                <w:color w:val="268BD2"/>
+                                <w:sz w:val="20"/>
+                                <w:szCs w:val="20"/>
+                              </w:rPr>
+                              <w:t>j</w:t>
+                            </w:r>
+                            <w:r>
+                              <w:rPr>
+                                <w:rFonts w:ascii="Consolas" w:eastAsia="Times New Roman" w:hAnsi="Consolas" w:cs="Times New Roman"/>
+                                <w:color w:val="657B83"/>
+                                <w:sz w:val="20"/>
+                                <w:szCs w:val="20"/>
+                              </w:rPr>
+                              <w:t xml:space="preserve">] </w:t>
+                            </w:r>
+                            <w:r>
+                              <w:rPr>
+                                <w:rFonts w:ascii="Consolas" w:eastAsia="Times New Roman" w:hAnsi="Consolas" w:cs="Times New Roman"/>
+                                <w:color w:val="859900"/>
+                                <w:sz w:val="20"/>
+                                <w:szCs w:val="20"/>
+                              </w:rPr>
+                              <w:t>=</w:t>
+                            </w:r>
+                            <w:r>
+                              <w:rPr>
+                                <w:rFonts w:ascii="Consolas" w:eastAsia="Times New Roman" w:hAnsi="Consolas" w:cs="Times New Roman"/>
+                                <w:color w:val="657B83"/>
+                                <w:sz w:val="20"/>
+                                <w:szCs w:val="20"/>
+                              </w:rPr>
+                              <w:t xml:space="preserve"> </w:t>
+                            </w:r>
+                            <w:r>
+                              <w:rPr>
+                                <w:rFonts w:ascii="Consolas" w:eastAsia="Times New Roman" w:hAnsi="Consolas" w:cs="Times New Roman"/>
+                                <w:color w:val="B58900"/>
+                                <w:sz w:val="20"/>
+                                <w:szCs w:val="20"/>
+                              </w:rPr>
+                              <w:t>False</w:t>
+                            </w:r>
+                          </w:p>
+                          <w:p/>
+                        </w:txbxContent>
+                      </wps:txbx>
+                      <wps:bodyPr rot="0" vert="horz" wrap="square" lIns="91440" tIns="45720" rIns="91440" bIns="45720" anchor="t" anchorCtr="0">
+                        <a:noAutofit/>
+                      </wps:bodyPr>
+                    </wps:wsp>
+                  </a:graphicData>
+                </a:graphic>
+                <wp14:sizeRelH relativeFrom="margin">
+                  <wp14:pctWidth>0</wp14:pctWidth>
+                </wp14:sizeRelH>
+                <wp14:sizeRelV relativeFrom="margin">
+                  <wp14:pctHeight>0</wp14:pctHeight>
+                </wp14:sizeRelV>
+              </wp:anchor>
+            </w:drawing>
+          </mc:Choice>
+          <mc:Fallback>
+            <w:pict>
+              <v:shapetype w14:anchorId="15BBCFEE" id="_x0000_t202" coordsize="21600,21600" o:spt="202" path="m,l,21600r21600,l21600,xe">
+                <v:stroke joinstyle="miter"/>
+                <v:path gradientshapeok="t" o:connecttype="rect"/>
+              </v:shapetype>
+              <v:shape id="Text Box 2" o:spid="_x0000_s1026" type="#_x0000_t202" style="position:absolute;left:0;text-align:left;margin-left:0;margin-top:32.6pt;width:239.25pt;height:65.25pt;z-index:251659264;visibility:visible;mso-wrap-style:square;mso-width-percent:0;mso-height-percent:0;mso-wrap-distance-left:9pt;mso-wrap-distance-top:3.6pt;mso-wrap-distance-right:9pt;mso-wrap-distance-bottom:3.6pt;mso-position-horizontal:left;mso-position-horizontal-relative:margin;mso-position-vertical:absolute;mso-position-vertical-relative:text;mso-width-percent:0;mso-height-percent:0;mso-width-relative:margin;mso-height-relative:margin;v-text-anchor:top" o:gfxdata="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">
+                <v:textbox>
+                  <w:txbxContent>
+                    <w:p>
+                      <w:pPr>
+                        <w:shd w:val="clear" w:color="auto" w:fill="FDF6E3"/>
+                        <w:spacing w:after="0" w:line="285" w:lineRule="atLeast"/>
+                        <w:rPr>
+                          <w:rFonts w:ascii="Consolas" w:eastAsia="Times New Roman" w:hAnsi="Consolas" w:cs="Times New Roman"/>
+                          <w:color w:val="657B83"/>
+                          <w:sz w:val="20"/>
+                          <w:szCs w:val="20"/>
+                        </w:rPr>
+                      </w:pPr>
+                      <w:r>
+                        <w:rPr>
+                          <w:rFonts w:ascii="Consolas" w:eastAsia="Times New Roman" w:hAnsi="Consolas" w:cs="Times New Roman"/>
+                          <w:color w:val="859900"/>
+                          <w:sz w:val="20"/>
+                          <w:szCs w:val="20"/>
+                        </w:rPr>
+                        <w:t>for</w:t>
+                      </w:r>
+                      <w:r>
+                        <w:rPr>
+                          <w:rFonts w:ascii="Consolas" w:eastAsia="Times New Roman" w:hAnsi="Consolas" w:cs="Times New Roman"/>
+                          <w:color w:val="657B83"/>
+                          <w:sz w:val="20"/>
+                          <w:szCs w:val="20"/>
+                        </w:rPr>
+                        <w:t xml:space="preserve"> </w:t>
+                      </w:r>
+                      <w:proofErr w:type="spellStart"/>
+                      <w:r>
+                        <w:rPr>
+                          <w:rFonts w:ascii="Consolas" w:eastAsia="Times New Roman" w:hAnsi="Consolas" w:cs="Times New Roman"/>
+                          <w:color w:val="268BD2"/>
+                          <w:sz w:val="20"/>
+                          <w:szCs w:val="20"/>
+                        </w:rPr>
+                        <w:t>i</w:t>
+                      </w:r>
+                      <w:proofErr w:type="spellEnd"/>
+                      <w:r>
+                        <w:rPr>
+                          <w:rFonts w:ascii="Consolas" w:eastAsia="Times New Roman" w:hAnsi="Consolas" w:cs="Times New Roman"/>
+                          <w:color w:val="657B83"/>
+                          <w:sz w:val="20"/>
+                          <w:szCs w:val="20"/>
+                        </w:rPr>
+                        <w:t xml:space="preserve"> </w:t>
+                      </w:r>
+                      <w:r>
+                        <w:rPr>
+                          <w:rFonts w:ascii="Consolas" w:eastAsia="Times New Roman" w:hAnsi="Consolas" w:cs="Times New Roman"/>
+                          <w:color w:val="859900"/>
+                          <w:sz w:val="20"/>
+                          <w:szCs w:val="20"/>
+                        </w:rPr>
+                        <w:t>in</w:t>
+                      </w:r>
+                      <w:r>
+                        <w:rPr>
+                          <w:rFonts w:ascii="Consolas" w:eastAsia="Times New Roman" w:hAnsi="Consolas" w:cs="Times New Roman"/>
+                          <w:color w:val="657B83"/>
+                          <w:sz w:val="20"/>
+                          <w:szCs w:val="20"/>
+                        </w:rPr>
+                        <w:t xml:space="preserve"> </w:t>
+                      </w:r>
+                      <w:r>
+                        <w:rPr>
+                          <w:rFonts w:ascii="Consolas" w:eastAsia="Times New Roman" w:hAnsi="Consolas" w:cs="Times New Roman"/>
+                          <w:color w:val="CB4B16"/>
+                          <w:sz w:val="20"/>
+                          <w:szCs w:val="20"/>
+                        </w:rPr>
+                        <w:t>range</w:t>
+                      </w:r>
+                      <w:r>
+                        <w:rPr>
+                          <w:rFonts w:ascii="Consolas" w:eastAsia="Times New Roman" w:hAnsi="Consolas" w:cs="Times New Roman"/>
+                          <w:color w:val="657B83"/>
+                          <w:sz w:val="20"/>
+                          <w:szCs w:val="20"/>
+                        </w:rPr>
+                        <w:t>(</w:t>
+                      </w:r>
+                      <w:r>
+                        <w:rPr>
+                          <w:rFonts w:ascii="Consolas" w:eastAsia="Times New Roman" w:hAnsi="Consolas" w:cs="Times New Roman"/>
+                          <w:color w:val="D33682"/>
+                          <w:sz w:val="20"/>
+                          <w:szCs w:val="20"/>
+                        </w:rPr>
+                        <w:t>2</w:t>
+                      </w:r>
+                      <w:r>
+                        <w:rPr>
+                          <w:rFonts w:ascii="Consolas" w:eastAsia="Times New Roman" w:hAnsi="Consolas" w:cs="Times New Roman"/>
+                          <w:color w:val="657B83"/>
+                          <w:sz w:val="20"/>
+                          <w:szCs w:val="20"/>
+                        </w:rPr>
+                        <w:t xml:space="preserve">, </w:t>
+                      </w:r>
+                      <w:proofErr w:type="spellStart"/>
+                      <w:r>
+                        <w:rPr>
+                          <w:rFonts w:ascii="Consolas" w:eastAsia="Times New Roman" w:hAnsi="Consolas" w:cs="Times New Roman"/>
+                          <w:color w:val="268BD2"/>
+                          <w:sz w:val="20"/>
+                          <w:szCs w:val="20"/>
+                        </w:rPr>
+                        <w:t>N_sqrt</w:t>
+                      </w:r>
+                      <w:proofErr w:type="spellEnd"/>
+                      <w:r>
+                        <w:rPr>
+                          <w:rFonts w:ascii="Consolas" w:eastAsia="Times New Roman" w:hAnsi="Consolas" w:cs="Times New Roman"/>
+                          <w:color w:val="268BD2"/>
+                          <w:sz w:val="20"/>
+                          <w:szCs w:val="20"/>
+                        </w:rPr>
+                        <w:t xml:space="preserve"> + 1</w:t>
+                      </w:r>
+                      <w:r>
+                        <w:rPr>
+                          <w:rFonts w:ascii="Consolas" w:eastAsia="Times New Roman" w:hAnsi="Consolas" w:cs="Times New Roman"/>
+                          <w:color w:val="657B83"/>
+                          <w:sz w:val="20"/>
+                          <w:szCs w:val="20"/>
+                        </w:rPr>
+                        <w:t>):</w:t>
+                      </w:r>
+                    </w:p>
+                    <w:p>
+                      <w:pPr>
+                        <w:shd w:val="clear" w:color="auto" w:fill="FDF6E3"/>
+                        <w:spacing w:after="0" w:line="285" w:lineRule="atLeast"/>
+                        <w:rPr>
+                          <w:rFonts w:ascii="Consolas" w:eastAsia="Times New Roman" w:hAnsi="Consolas" w:cs="Times New Roman"/>
+                          <w:color w:val="657B83"/>
+                          <w:sz w:val="20"/>
+                          <w:szCs w:val="20"/>
+                        </w:rPr>
+                      </w:pPr>
+                      <w:r>
+                        <w:rPr>
+                          <w:rFonts w:ascii="Consolas" w:eastAsia="Times New Roman" w:hAnsi="Consolas" w:cs="Times New Roman"/>
+                          <w:color w:val="657B83"/>
+                          <w:sz w:val="20"/>
+                          <w:szCs w:val="20"/>
+                        </w:rPr>
+                        <w:t xml:space="preserve">    </w:t>
+                      </w:r>
+                      <w:r>
+                        <w:rPr>
+                          <w:rFonts w:ascii="Consolas" w:eastAsia="Times New Roman" w:hAnsi="Consolas" w:cs="Times New Roman"/>
+                          <w:color w:val="859900"/>
+                          <w:sz w:val="20"/>
+                          <w:szCs w:val="20"/>
+                        </w:rPr>
+                        <w:t>if</w:t>
+                      </w:r>
+                      <w:r>
+                        <w:rPr>
+                          <w:rFonts w:ascii="Consolas" w:eastAsia="Times New Roman" w:hAnsi="Consolas" w:cs="Times New Roman"/>
+                          <w:color w:val="657B83"/>
+                          <w:sz w:val="20"/>
+                          <w:szCs w:val="20"/>
+                        </w:rPr>
+                        <w:t> </w:t>
+                      </w:r>
+                      <w:r>
+                        <w:rPr>
+                          <w:rFonts w:ascii="Consolas" w:eastAsia="Times New Roman" w:hAnsi="Consolas" w:cs="Times New Roman"/>
+                          <w:color w:val="268BD2"/>
+                          <w:sz w:val="20"/>
+                          <w:szCs w:val="20"/>
+                        </w:rPr>
+                        <w:t>sieve</w:t>
+                      </w:r>
+                      <w:r>
+                        <w:rPr>
+                          <w:rFonts w:ascii="Consolas" w:eastAsia="Times New Roman" w:hAnsi="Consolas" w:cs="Times New Roman"/>
+                          <w:color w:val="657B83"/>
+                          <w:sz w:val="20"/>
+                          <w:szCs w:val="20"/>
+                        </w:rPr>
+                        <w:t>[</w:t>
+                      </w:r>
+                      <w:proofErr w:type="spellStart"/>
+                      <w:r>
+                        <w:rPr>
+                          <w:rFonts w:ascii="Consolas" w:eastAsia="Times New Roman" w:hAnsi="Consolas" w:cs="Times New Roman"/>
+                          <w:color w:val="268BD2"/>
+                          <w:sz w:val="20"/>
+                          <w:szCs w:val="20"/>
+                        </w:rPr>
+                        <w:t>i</w:t>
+                      </w:r>
+                      <w:proofErr w:type="spellEnd"/>
+                      <w:r>
+                        <w:rPr>
+                          <w:rFonts w:ascii="Consolas" w:eastAsia="Times New Roman" w:hAnsi="Consolas" w:cs="Times New Roman"/>
+                          <w:color w:val="657B83"/>
+                          <w:sz w:val="20"/>
+                          <w:szCs w:val="20"/>
+                        </w:rPr>
+                        <w:t xml:space="preserve">] </w:t>
+                      </w:r>
+                      <w:r>
+                        <w:rPr>
+                          <w:rFonts w:ascii="Consolas" w:eastAsia="Times New Roman" w:hAnsi="Consolas" w:cs="Times New Roman"/>
+                          <w:color w:val="859900"/>
+                          <w:sz w:val="20"/>
+                          <w:szCs w:val="20"/>
+                        </w:rPr>
+                        <w:t>!=</w:t>
+                      </w:r>
+                      <w:r>
+                        <w:rPr>
+                          <w:rFonts w:ascii="Consolas" w:eastAsia="Times New Roman" w:hAnsi="Consolas" w:cs="Times New Roman"/>
+                          <w:color w:val="657B83"/>
+                          <w:sz w:val="20"/>
+                          <w:szCs w:val="20"/>
+                        </w:rPr>
+                        <w:t xml:space="preserve"> </w:t>
+                      </w:r>
+                      <w:r>
+                        <w:rPr>
+                          <w:rFonts w:ascii="Consolas" w:eastAsia="Times New Roman" w:hAnsi="Consolas" w:cs="Times New Roman"/>
+                          <w:color w:val="D33682"/>
+                          <w:sz w:val="20"/>
+                          <w:szCs w:val="20"/>
+                        </w:rPr>
+                        <w:t>0</w:t>
+                      </w:r>
+                      <w:r>
+                        <w:rPr>
+                          <w:rFonts w:ascii="Consolas" w:eastAsia="Times New Roman" w:hAnsi="Consolas" w:cs="Times New Roman"/>
+                          <w:color w:val="657B83"/>
+                          <w:sz w:val="20"/>
+                          <w:szCs w:val="20"/>
+                        </w:rPr>
+                        <w:t>:</w:t>
+                      </w:r>
+                    </w:p>
+                    <w:p>
+                      <w:pPr>
+                        <w:shd w:val="clear" w:color="auto" w:fill="FDF6E3"/>
+                        <w:spacing w:after="0" w:line="285" w:lineRule="atLeast"/>
+                        <w:rPr>
+                          <w:rFonts w:ascii="Consolas" w:eastAsia="Times New Roman" w:hAnsi="Consolas" w:cs="Times New Roman"/>
+                          <w:color w:val="657B83"/>
+                          <w:sz w:val="20"/>
+                          <w:szCs w:val="20"/>
+                        </w:rPr>
+                      </w:pPr>
+                      <w:r>
+                        <w:rPr>
+                          <w:rFonts w:ascii="Consolas" w:eastAsia="Times New Roman" w:hAnsi="Consolas" w:cs="Times New Roman"/>
+                          <w:color w:val="657B83"/>
+                          <w:sz w:val="20"/>
+                          <w:szCs w:val="20"/>
+                        </w:rPr>
+                        <w:t xml:space="preserve">        </w:t>
+                      </w:r>
+                      <w:r>
+                        <w:rPr>
+                          <w:rFonts w:ascii="Consolas" w:eastAsia="Times New Roman" w:hAnsi="Consolas" w:cs="Times New Roman"/>
+                          <w:color w:val="859900"/>
+                          <w:sz w:val="20"/>
+                          <w:szCs w:val="20"/>
+                        </w:rPr>
+                        <w:t>for</w:t>
+                      </w:r>
+                      <w:r>
+                        <w:rPr>
+                          <w:rFonts w:ascii="Consolas" w:eastAsia="Times New Roman" w:hAnsi="Consolas" w:cs="Times New Roman"/>
+                          <w:color w:val="657B83"/>
+                          <w:sz w:val="20"/>
+                          <w:szCs w:val="20"/>
+                        </w:rPr>
+                        <w:t xml:space="preserve"> </w:t>
+                      </w:r>
+                      <w:r>
+                        <w:rPr>
+                          <w:rFonts w:ascii="Consolas" w:eastAsia="Times New Roman" w:hAnsi="Consolas" w:cs="Times New Roman"/>
+                          <w:color w:val="268BD2"/>
+                          <w:sz w:val="20"/>
+                          <w:szCs w:val="20"/>
+                        </w:rPr>
+                        <w:t>j</w:t>
+                      </w:r>
+                      <w:r>
+                        <w:rPr>
+                          <w:rFonts w:ascii="Consolas" w:eastAsia="Times New Roman" w:hAnsi="Consolas" w:cs="Times New Roman"/>
+                          <w:color w:val="657B83"/>
+                          <w:sz w:val="20"/>
+                          <w:szCs w:val="20"/>
+                        </w:rPr>
+                        <w:t xml:space="preserve"> </w:t>
+                      </w:r>
+                      <w:r>
+                        <w:rPr>
+                          <w:rFonts w:ascii="Consolas" w:eastAsia="Times New Roman" w:hAnsi="Consolas" w:cs="Times New Roman"/>
+                          <w:color w:val="859900"/>
+                          <w:sz w:val="20"/>
+                          <w:szCs w:val="20"/>
+                        </w:rPr>
+                        <w:t>in</w:t>
+                      </w:r>
+                      <w:r>
+                        <w:rPr>
+                          <w:rFonts w:ascii="Consolas" w:eastAsia="Times New Roman" w:hAnsi="Consolas" w:cs="Times New Roman"/>
+                          <w:color w:val="657B83"/>
+                          <w:sz w:val="20"/>
+                          <w:szCs w:val="20"/>
+                        </w:rPr>
+                        <w:t xml:space="preserve"> </w:t>
+                      </w:r>
+                      <w:r>
+                        <w:rPr>
+                          <w:rFonts w:ascii="Consolas" w:eastAsia="Times New Roman" w:hAnsi="Consolas" w:cs="Times New Roman"/>
+                          <w:color w:val="CB4B16"/>
+                          <w:sz w:val="20"/>
+                          <w:szCs w:val="20"/>
+                        </w:rPr>
+                        <w:t>range</w:t>
+                      </w:r>
+                      <w:r>
+                        <w:rPr>
+                          <w:rFonts w:ascii="Consolas" w:eastAsia="Times New Roman" w:hAnsi="Consolas" w:cs="Times New Roman"/>
+                          <w:color w:val="657B83"/>
+                          <w:sz w:val="20"/>
+                          <w:szCs w:val="20"/>
+                        </w:rPr>
+                        <w:t>(</w:t>
+                      </w:r>
+                      <w:proofErr w:type="spellStart"/>
+                      <w:r>
+                        <w:rPr>
+                          <w:rFonts w:ascii="Consolas" w:eastAsia="Times New Roman" w:hAnsi="Consolas" w:cs="Times New Roman"/>
+                          <w:color w:val="268BD2"/>
+                          <w:sz w:val="20"/>
+                          <w:szCs w:val="20"/>
+                        </w:rPr>
+                        <w:t>i</w:t>
+                      </w:r>
+                      <w:proofErr w:type="spellEnd"/>
+                      <w:r>
+                        <w:rPr>
+                          <w:rFonts w:ascii="Consolas" w:eastAsia="Times New Roman" w:hAnsi="Consolas" w:cs="Times New Roman"/>
+                          <w:color w:val="859900"/>
+                          <w:sz w:val="20"/>
+                          <w:szCs w:val="20"/>
+                        </w:rPr>
+                        <w:t>**</w:t>
+                      </w:r>
+                      <w:r>
+                        <w:rPr>
+                          <w:rFonts w:ascii="Consolas" w:eastAsia="Times New Roman" w:hAnsi="Consolas" w:cs="Times New Roman"/>
+                          <w:color w:val="D33682"/>
+                          <w:sz w:val="20"/>
+                          <w:szCs w:val="20"/>
+                        </w:rPr>
+                        <w:t>2</w:t>
+                      </w:r>
+                      <w:r>
+                        <w:rPr>
+                          <w:rFonts w:ascii="Consolas" w:eastAsia="Times New Roman" w:hAnsi="Consolas" w:cs="Times New Roman"/>
+                          <w:color w:val="657B83"/>
+                          <w:sz w:val="20"/>
+                          <w:szCs w:val="20"/>
+                        </w:rPr>
+                        <w:t xml:space="preserve">, </w:t>
+                      </w:r>
+                      <w:proofErr w:type="spellStart"/>
+                      <w:r>
+                        <w:rPr>
+                          <w:rFonts w:ascii="Consolas" w:eastAsia="Times New Roman" w:hAnsi="Consolas" w:cs="Times New Roman"/>
+                          <w:color w:val="657B83"/>
+                          <w:sz w:val="20"/>
+                          <w:szCs w:val="20"/>
+                        </w:rPr>
+                        <w:t>N_max</w:t>
+                      </w:r>
+                      <w:proofErr w:type="spellEnd"/>
+                      <w:r>
+                        <w:rPr>
+                          <w:rFonts w:ascii="Consolas" w:eastAsia="Times New Roman" w:hAnsi="Consolas" w:cs="Times New Roman"/>
+                          <w:color w:val="657B83"/>
+                          <w:sz w:val="20"/>
+                          <w:szCs w:val="20"/>
+                        </w:rPr>
+                        <w:t xml:space="preserve">, </w:t>
+                      </w:r>
+                      <w:proofErr w:type="spellStart"/>
+                      <w:r>
+                        <w:rPr>
+                          <w:rFonts w:ascii="Consolas" w:eastAsia="Times New Roman" w:hAnsi="Consolas" w:cs="Times New Roman"/>
+                          <w:color w:val="268BD2"/>
+                          <w:sz w:val="20"/>
+                          <w:szCs w:val="20"/>
+                        </w:rPr>
+                        <w:t>i</w:t>
+                      </w:r>
+                      <w:proofErr w:type="spellEnd"/>
+                      <w:r>
+                        <w:rPr>
+                          <w:rFonts w:ascii="Consolas" w:eastAsia="Times New Roman" w:hAnsi="Consolas" w:cs="Times New Roman"/>
+                          <w:color w:val="657B83"/>
+                          <w:sz w:val="20"/>
+                          <w:szCs w:val="20"/>
+                        </w:rPr>
+                        <w:t>):</w:t>
+                      </w:r>
+                    </w:p>
+                    <w:p>
+                      <w:pPr>
+                        <w:shd w:val="clear" w:color="auto" w:fill="FDF6E3"/>
+                        <w:spacing w:after="0" w:line="285" w:lineRule="atLeast"/>
+                        <w:rPr>
+                          <w:rFonts w:ascii="Consolas" w:eastAsia="Times New Roman" w:hAnsi="Consolas" w:cs="Times New Roman"/>
+                          <w:color w:val="657B83"/>
+                          <w:sz w:val="20"/>
+                          <w:szCs w:val="20"/>
+                        </w:rPr>
+                      </w:pPr>
+                      <w:r>
+                        <w:rPr>
+                          <w:rFonts w:ascii="Consolas" w:eastAsia="Times New Roman" w:hAnsi="Consolas" w:cs="Times New Roman"/>
+                          <w:color w:val="657B83"/>
+                          <w:sz w:val="20"/>
+                          <w:szCs w:val="20"/>
+                        </w:rPr>
+                        <w:t xml:space="preserve">            </w:t>
+                      </w:r>
+                      <w:r>
+                        <w:rPr>
+                          <w:rFonts w:ascii="Consolas" w:eastAsia="Times New Roman" w:hAnsi="Consolas" w:cs="Times New Roman"/>
+                          <w:color w:val="268BD2"/>
+                          <w:sz w:val="20"/>
+                          <w:szCs w:val="20"/>
+                        </w:rPr>
+                        <w:t>sieve</w:t>
+                      </w:r>
+                      <w:r>
+                        <w:rPr>
+                          <w:rFonts w:ascii="Consolas" w:eastAsia="Times New Roman" w:hAnsi="Consolas" w:cs="Times New Roman"/>
+                          <w:color w:val="657B83"/>
+                          <w:sz w:val="20"/>
+                          <w:szCs w:val="20"/>
+                        </w:rPr>
+                        <w:t>[</w:t>
+                      </w:r>
+                      <w:r>
+                        <w:rPr>
+                          <w:rFonts w:ascii="Consolas" w:eastAsia="Times New Roman" w:hAnsi="Consolas" w:cs="Times New Roman"/>
+                          <w:color w:val="268BD2"/>
+                          <w:sz w:val="20"/>
+                          <w:szCs w:val="20"/>
+                        </w:rPr>
+                        <w:t>j</w:t>
+                      </w:r>
+                      <w:r>
+                        <w:rPr>
+                          <w:rFonts w:ascii="Consolas" w:eastAsia="Times New Roman" w:hAnsi="Consolas" w:cs="Times New Roman"/>
+                          <w:color w:val="657B83"/>
+                          <w:sz w:val="20"/>
+                          <w:szCs w:val="20"/>
+                        </w:rPr>
+                        <w:t xml:space="preserve">] </w:t>
+                      </w:r>
+                      <w:r>
+                        <w:rPr>
+                          <w:rFonts w:ascii="Consolas" w:eastAsia="Times New Roman" w:hAnsi="Consolas" w:cs="Times New Roman"/>
+                          <w:color w:val="859900"/>
+                          <w:sz w:val="20"/>
+                          <w:szCs w:val="20"/>
+                        </w:rPr>
+                        <w:t>=</w:t>
+                      </w:r>
+                      <w:r>
+                        <w:rPr>
+                          <w:rFonts w:ascii="Consolas" w:eastAsia="Times New Roman" w:hAnsi="Consolas" w:cs="Times New Roman"/>
+                          <w:color w:val="657B83"/>
+                          <w:sz w:val="20"/>
+                          <w:szCs w:val="20"/>
+                        </w:rPr>
+                        <w:t xml:space="preserve"> </w:t>
+                      </w:r>
+                      <w:r>
+                        <w:rPr>
+                          <w:rFonts w:ascii="Consolas" w:eastAsia="Times New Roman" w:hAnsi="Consolas" w:cs="Times New Roman"/>
+                          <w:color w:val="B58900"/>
+                          <w:sz w:val="20"/>
+                          <w:szCs w:val="20"/>
+                        </w:rPr>
+                        <w:t>False</w:t>
+                      </w:r>
+                    </w:p>
+                    <w:p/>
+                  </w:txbxContent>
+                </v:textbox>
+                <w10:wrap type="topAndBottom" anchorx="margin"/>
+              </v:shape>
+            </w:pict>
+          </mc:Fallback>
+        </mc:AlternateContent>
+      </w:r>
+      <w:r>
+        <w:rPr>
+          <w:rFonts w:eastAsiaTheme="minorEastAsia"/>
+          <w:b/>
+          <w:bCs/>
+          <w:noProof/>
+          <w:sz w:val="32"/>
+          <w:szCs w:val="32"/>
+        </w:rPr>
+        <mc:AlternateContent>
+          <mc:Choice Requires="wps">
+            <w:drawing>
+              <wp:anchor distT="0" distB="0" distL="114300" distR="114300" simplePos="0" relativeHeight="251662336" behindDoc="0" locked="0" layoutInCell="1" allowOverlap="1" wp14:anchorId="496A5C28" wp14:editId="54588890">
+                <wp:simplePos x="0" y="0"/>
+                <wp:positionH relativeFrom="column">
+                  <wp:posOffset>3143250</wp:posOffset>
+                </wp:positionH>
+                <wp:positionV relativeFrom="paragraph">
+                  <wp:posOffset>842645</wp:posOffset>
+                </wp:positionV>
+                <wp:extent cx="228600" cy="0"/>
+                <wp:effectExtent l="0" t="76200" r="19050" b="95250"/>
+                <wp:wrapNone/>
+                <wp:docPr id="12" name="Straight Arrow Connector 12"/>
+                <wp:cNvGraphicFramePr/>
+                <a:graphic xmlns:a="http://schemas.openxmlformats.org/drawingml/2006/main">
+                  <a:graphicData uri="http://schemas.microsoft.com/office/word/2010/wordprocessingShape">
+                    <wps:wsp>
+                      <wps:cNvCnPr/>
+                      <wps:spPr>
+                        <a:xfrm>
+                          <a:off x="0" y="0"/>
+                          <a:ext cx="228600" cy="0"/>
+                        </a:xfrm>
+                        <a:prstGeom prst="straightConnector1">
+                          <a:avLst/>
+                        </a:prstGeom>
+                        <a:ln>
+                          <a:tailEnd type="triangle"/>
+                        </a:ln>
+                      </wps:spPr>
+                      <wps:style>
+                        <a:lnRef idx="1">
+                          <a:schemeClr val="accent1"/>
+                        </a:lnRef>
+                        <a:fillRef idx="0">
+                          <a:schemeClr val="accent1"/>
+                        </a:fillRef>
+                        <a:effectRef idx="0">
+                          <a:schemeClr val="accent1"/>
+                        </a:effectRef>
+                        <a:fontRef idx="minor">
+                          <a:schemeClr val="tx1"/>
+                        </a:fontRef>
+                      </wps:style>
+                      <wps:bodyPr/>
+                    </wps:wsp>
+                  </a:graphicData>
+                </a:graphic>
+                <wp14:sizeRelH relativeFrom="margin">
+                  <wp14:pctWidth>0</wp14:pctWidth>
+                </wp14:sizeRelH>
+                <wp14:sizeRelV relativeFrom="margin">
+                  <wp14:pctHeight>0</wp14:pctHeight>
+                </wp14:sizeRelV>
+              </wp:anchor>
+            </w:drawing>
+          </mc:Choice>
+          <mc:Fallback>
+            <w:pict>
+              <v:shapetype w14:anchorId="57F7CC9D" id="_x0000_t32" coordsize="21600,21600" o:spt="32" o:oned="t" path="m,l21600,21600e" filled="f">
+                <v:path arrowok="t" fillok="f" o:connecttype="none"/>
+                <o:lock v:ext="edit" shapetype="t"/>
+              </v:shapetype>
+              <v:shape id="Straight Arrow Connector 12" o:spid="_x0000_s1026" type="#_x0000_t32" style="position:absolute;margin-left:247.5pt;margin-top:66.35pt;width:18pt;height:0;z-index:251662336;visibility:visible;mso-wrap-style:square;mso-width-percent:0;mso-height-percent:0;mso-wrap-distance-left:9pt;mso-wrap-distance-top:0;mso-wrap-distance-right:9pt;mso-wrap-distance-bottom:0;mso-position-horizontal:absolute;mso-position-horizontal-relative:text;mso-position-vertical:absolute;mso-position-vertical-relative:text;mso-width-percent:0;mso-height-percent:0;mso-width-relative:margin;mso-height-relative:margin" o:gfxdata="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" strokecolor="#4472c4 [3204]" strokeweight=".5pt">
+                <v:stroke endarrow="block" joinstyle="miter"/>
+              </v:shape>
+            </w:pict>
+          </mc:Fallback>
+        </mc:AlternateContent>
+      </w:r>
+      <w:r>
+        <w:rPr>
+          <w:rFonts w:eastAsiaTheme="minorEastAsia"/>
+          <w:noProof/>
+        </w:rPr>
+        <mc:AlternateContent>
+          <mc:Choice Requires="wps">
+            <w:drawing>
+              <wp:anchor distT="45720" distB="45720" distL="114300" distR="114300" simplePos="0" relativeHeight="251661312" behindDoc="0" locked="0" layoutInCell="1" allowOverlap="1" wp14:anchorId="44BF9319" wp14:editId="31466101">
+                <wp:simplePos x="0" y="0"/>
+                <wp:positionH relativeFrom="column">
+                  <wp:posOffset>3438525</wp:posOffset>
+                </wp:positionH>
+                <wp:positionV relativeFrom="paragraph">
+                  <wp:posOffset>499745</wp:posOffset>
+                </wp:positionV>
+                <wp:extent cx="2714625" cy="685800"/>
+                <wp:effectExtent l="0" t="0" r="28575" b="19050"/>
+                <wp:wrapTopAndBottom/>
+                <wp:docPr id="11" name="Text Box 2"/>
+                <wp:cNvGraphicFramePr>
+                  <a:graphicFrameLocks xmlns:a="http://schemas.openxmlformats.org/drawingml/2006/main"/>
+                </wp:cNvGraphicFramePr>
+                <a:graphic xmlns:a="http://schemas.openxmlformats.org/drawingml/2006/main">
+                  <a:graphicData uri="http://schemas.microsoft.com/office/word/2010/wordprocessingShape">
+                    <wps:wsp>
+                      <wps:cNvSpPr txBox="1">
+                        <a:spLocks noChangeArrowheads="1"/>
+                      </wps:cNvSpPr>
+                      <wps:spPr bwMode="auto">
+                        <a:xfrm>
+                          <a:off x="0" y="0"/>
+                          <a:ext cx="2714625" cy="685800"/>
+                        </a:xfrm>
+                        <a:prstGeom prst="rect">
+                          <a:avLst/>
+                        </a:prstGeom>
+                        <a:solidFill>
+                          <a:srgbClr val="FFFFFF"/>
+                        </a:solidFill>
+                        <a:ln w="9525">
+                          <a:solidFill>
+                            <a:srgbClr val="000000"/>
+                          </a:solidFill>
+                          <a:miter lim="800000"/>
+                          <a:headEnd/>
+                          <a:tailEnd/>
+                        </a:ln>
+                      </wps:spPr>
+                      <wps:txbx>
+                        <w:txbxContent>
+                          <w:p>
+                            <w:pPr>
+                              <w:shd w:val="clear" w:color="auto" w:fill="FDF6E3"/>
+                              <w:spacing w:after="0" w:line="285" w:lineRule="atLeast"/>
+                              <w:rPr>
+                                <w:rFonts w:ascii="Consolas" w:eastAsia="Times New Roman" w:hAnsi="Consolas" w:cs="Times New Roman"/>
+                                <w:color w:val="657B83"/>
+                                <w:sz w:val="21"/>
+                                <w:szCs w:val="21"/>
+                              </w:rPr>
+                            </w:pPr>
+                            <w:r>
+                              <w:rPr>
+                                <w:rFonts w:ascii="Consolas" w:eastAsia="Times New Roman" w:hAnsi="Consolas" w:cs="Times New Roman"/>
+                                <w:color w:val="859900"/>
+                                <w:sz w:val="21"/>
+                                <w:szCs w:val="21"/>
+                              </w:rPr>
+                              <w:t>for</w:t>
+                            </w:r>
+                            <w:r>
+                              <w:rPr>
+                                <w:rFonts w:ascii="Consolas" w:eastAsia="Times New Roman" w:hAnsi="Consolas" w:cs="Times New Roman"/>
+                                <w:color w:val="657B83"/>
+                                <w:sz w:val="21"/>
+                                <w:szCs w:val="21"/>
+                              </w:rPr>
+                              <w:t xml:space="preserve"> </w:t>
+                            </w:r>
+                            <w:proofErr w:type="spellStart"/>
+                            <w:r>
+                              <w:rPr>
+                                <w:rFonts w:ascii="Consolas" w:eastAsia="Times New Roman" w:hAnsi="Consolas" w:cs="Times New Roman"/>
+                                <w:color w:val="268BD2"/>
+                                <w:sz w:val="21"/>
+                                <w:szCs w:val="21"/>
+                              </w:rPr>
+                              <w:t>i</w:t>
+                            </w:r>
+                            <w:proofErr w:type="spellEnd"/>
+                            <w:r>
+                              <w:rPr>
+                                <w:rFonts w:ascii="Consolas" w:eastAsia="Times New Roman" w:hAnsi="Consolas" w:cs="Times New Roman"/>
+                                <w:color w:val="657B83"/>
+                                <w:sz w:val="21"/>
+                                <w:szCs w:val="21"/>
+                              </w:rPr>
+                              <w:t xml:space="preserve"> </w:t>
+                            </w:r>
+                            <w:r>
+                              <w:rPr>
+                                <w:rFonts w:ascii="Consolas" w:eastAsia="Times New Roman" w:hAnsi="Consolas" w:cs="Times New Roman"/>
+                                <w:color w:val="859900"/>
+                                <w:sz w:val="21"/>
+                                <w:szCs w:val="21"/>
+                              </w:rPr>
+                              <w:t>in</w:t>
+                            </w:r>
+                            <w:r>
+                              <w:rPr>
+                                <w:rFonts w:ascii="Consolas" w:eastAsia="Times New Roman" w:hAnsi="Consolas" w:cs="Times New Roman"/>
+                                <w:color w:val="657B83"/>
+                                <w:sz w:val="21"/>
+                                <w:szCs w:val="21"/>
+                              </w:rPr>
+                              <w:t xml:space="preserve"> </w:t>
+                            </w:r>
+                            <w:r>
+                              <w:rPr>
+                                <w:rFonts w:ascii="Consolas" w:eastAsia="Times New Roman" w:hAnsi="Consolas" w:cs="Times New Roman"/>
+                                <w:color w:val="CB4B16"/>
+                                <w:sz w:val="21"/>
+                                <w:szCs w:val="21"/>
+                              </w:rPr>
+                              <w:t>range</w:t>
+                            </w:r>
+                            <w:r>
+                              <w:rPr>
+                                <w:rFonts w:ascii="Consolas" w:eastAsia="Times New Roman" w:hAnsi="Consolas" w:cs="Times New Roman"/>
+                                <w:color w:val="657B83"/>
+                                <w:sz w:val="21"/>
+                                <w:szCs w:val="21"/>
+                              </w:rPr>
+                              <w:t>(</w:t>
+                            </w:r>
+                            <w:r>
+                              <w:rPr>
+                                <w:rFonts w:ascii="Consolas" w:eastAsia="Times New Roman" w:hAnsi="Consolas" w:cs="Times New Roman"/>
+                                <w:color w:val="D33682"/>
+                                <w:sz w:val="21"/>
+                                <w:szCs w:val="21"/>
+                              </w:rPr>
+                              <w:t>2</w:t>
+                            </w:r>
+                            <w:r>
+                              <w:rPr>
+                                <w:rFonts w:ascii="Consolas" w:eastAsia="Times New Roman" w:hAnsi="Consolas" w:cs="Times New Roman"/>
+                                <w:color w:val="657B83"/>
+                                <w:sz w:val="21"/>
+                                <w:szCs w:val="21"/>
+                              </w:rPr>
+                              <w:t xml:space="preserve">, </w:t>
+                            </w:r>
+                            <w:proofErr w:type="spellStart"/>
+                            <w:r>
+                              <w:rPr>
+                                <w:rFonts w:ascii="Consolas" w:eastAsia="Times New Roman" w:hAnsi="Consolas" w:cs="Times New Roman"/>
+                                <w:color w:val="268BD2"/>
+                                <w:sz w:val="21"/>
+                                <w:szCs w:val="21"/>
+                              </w:rPr>
+                              <w:t>N_sqrt</w:t>
+                            </w:r>
+                            <w:proofErr w:type="spellEnd"/>
+                            <w:r>
+                              <w:rPr>
+                                <w:rFonts w:ascii="Consolas" w:eastAsia="Times New Roman" w:hAnsi="Consolas" w:cs="Times New Roman"/>
+                                <w:color w:val="268BD2"/>
+                                <w:sz w:val="21"/>
+                                <w:szCs w:val="21"/>
+                              </w:rPr>
+                              <w:t xml:space="preserve"> + 1</w:t>
+                            </w:r>
+                            <w:r>
+                              <w:rPr>
+                                <w:rFonts w:ascii="Consolas" w:eastAsia="Times New Roman" w:hAnsi="Consolas" w:cs="Times New Roman"/>
+                                <w:color w:val="657B83"/>
+                                <w:sz w:val="21"/>
+                                <w:szCs w:val="21"/>
+                              </w:rPr>
+                              <w:t>):</w:t>
+                            </w:r>
+                          </w:p>
+                          <w:p>
+                            <w:pPr>
+                              <w:shd w:val="clear" w:color="auto" w:fill="FDF6E3"/>
+                              <w:spacing w:after="0" w:line="285" w:lineRule="atLeast"/>
+                              <w:rPr>
+                                <w:rFonts w:ascii="Consolas" w:eastAsia="Times New Roman" w:hAnsi="Consolas" w:cs="Times New Roman"/>
+                                <w:color w:val="657B83"/>
+                                <w:sz w:val="21"/>
+                                <w:szCs w:val="21"/>
+                              </w:rPr>
+                            </w:pPr>
+                            <w:r>
+                              <w:rPr>
+                                <w:rFonts w:ascii="Consolas" w:eastAsia="Times New Roman" w:hAnsi="Consolas" w:cs="Times New Roman"/>
+                                <w:color w:val="657B83"/>
+                                <w:sz w:val="21"/>
+                                <w:szCs w:val="21"/>
+                              </w:rPr>
+                              <w:t xml:space="preserve">    </w:t>
+                            </w:r>
+                            <w:r>
+                              <w:rPr>
+                                <w:rFonts w:ascii="Consolas" w:eastAsia="Times New Roman" w:hAnsi="Consolas" w:cs="Times New Roman"/>
+                                <w:color w:val="859900"/>
+                                <w:sz w:val="21"/>
+                                <w:szCs w:val="21"/>
+                              </w:rPr>
+                              <w:t>if</w:t>
+                            </w:r>
+                            <w:r>
+                              <w:rPr>
+                                <w:rFonts w:ascii="Consolas" w:eastAsia="Times New Roman" w:hAnsi="Consolas" w:cs="Times New Roman"/>
+                                <w:color w:val="657B83"/>
+                                <w:sz w:val="21"/>
+                                <w:szCs w:val="21"/>
+                              </w:rPr>
+                              <w:t> </w:t>
+                            </w:r>
+                            <w:r>
+                              <w:rPr>
+                                <w:rFonts w:ascii="Consolas" w:eastAsia="Times New Roman" w:hAnsi="Consolas" w:cs="Times New Roman"/>
+                                <w:color w:val="268BD2"/>
+                                <w:sz w:val="21"/>
+                                <w:szCs w:val="21"/>
+                              </w:rPr>
+                              <w:t>sieve</w:t>
+                            </w:r>
+                            <w:r>
+                              <w:rPr>
+                                <w:rFonts w:ascii="Consolas" w:eastAsia="Times New Roman" w:hAnsi="Consolas" w:cs="Times New Roman"/>
+                                <w:color w:val="657B83"/>
+                                <w:sz w:val="21"/>
+                                <w:szCs w:val="21"/>
+                              </w:rPr>
+                              <w:t>[</w:t>
+                            </w:r>
+                            <w:proofErr w:type="spellStart"/>
+                            <w:r>
+                              <w:rPr>
+                                <w:rFonts w:ascii="Consolas" w:eastAsia="Times New Roman" w:hAnsi="Consolas" w:cs="Times New Roman"/>
+                                <w:color w:val="268BD2"/>
+                                <w:sz w:val="21"/>
+                                <w:szCs w:val="21"/>
+                              </w:rPr>
+                              <w:t>i</w:t>
+                            </w:r>
+                            <w:proofErr w:type="spellEnd"/>
+                            <w:r>
+                              <w:rPr>
+                                <w:rFonts w:ascii="Consolas" w:eastAsia="Times New Roman" w:hAnsi="Consolas" w:cs="Times New Roman"/>
+                                <w:color w:val="657B83"/>
+                                <w:sz w:val="21"/>
+                                <w:szCs w:val="21"/>
+                              </w:rPr>
+                              <w:t xml:space="preserve">] </w:t>
+                            </w:r>
+                            <w:r>
+                              <w:rPr>
+                                <w:rFonts w:ascii="Consolas" w:eastAsia="Times New Roman" w:hAnsi="Consolas" w:cs="Times New Roman"/>
+                                <w:color w:val="859900"/>
+                                <w:sz w:val="21"/>
+                                <w:szCs w:val="21"/>
+                              </w:rPr>
+                              <w:t>!=</w:t>
+                            </w:r>
+                            <w:r>
+                              <w:rPr>
+                                <w:rFonts w:ascii="Consolas" w:eastAsia="Times New Roman" w:hAnsi="Consolas" w:cs="Times New Roman"/>
+                                <w:color w:val="657B83"/>
+                                <w:sz w:val="21"/>
+                                <w:szCs w:val="21"/>
+                              </w:rPr>
+                              <w:t xml:space="preserve"> </w:t>
+                            </w:r>
+                            <w:r>
+                              <w:rPr>
+                                <w:rFonts w:ascii="Consolas" w:eastAsia="Times New Roman" w:hAnsi="Consolas" w:cs="Times New Roman"/>
+                                <w:color w:val="D33682"/>
+                                <w:sz w:val="21"/>
+                                <w:szCs w:val="21"/>
+                              </w:rPr>
+                              <w:t>0</w:t>
+                            </w:r>
+                            <w:r>
+                              <w:rPr>
+                                <w:rFonts w:ascii="Consolas" w:eastAsia="Times New Roman" w:hAnsi="Consolas" w:cs="Times New Roman"/>
+                                <w:color w:val="657B83"/>
+                                <w:sz w:val="21"/>
+                                <w:szCs w:val="21"/>
+                              </w:rPr>
+                              <w:t>:</w:t>
+                            </w:r>
+                          </w:p>
+                          <w:p>
+                            <w:pPr>
+                              <w:shd w:val="clear" w:color="auto" w:fill="FDF6E3"/>
+                              <w:spacing w:after="0" w:line="285" w:lineRule="atLeast"/>
+                              <w:rPr>
+                                <w:rFonts w:ascii="Consolas" w:eastAsia="Times New Roman" w:hAnsi="Consolas" w:cs="Times New Roman"/>
+                                <w:color w:val="657B83"/>
+                                <w:sz w:val="21"/>
+                                <w:szCs w:val="21"/>
+                              </w:rPr>
+                            </w:pPr>
+                            <w:r>
+                              <w:rPr>
+                                <w:rFonts w:ascii="Consolas" w:eastAsia="Times New Roman" w:hAnsi="Consolas" w:cs="Times New Roman"/>
+                                <w:color w:val="657B83"/>
+                                <w:sz w:val="21"/>
+                                <w:szCs w:val="21"/>
+                              </w:rPr>
+                              <w:t xml:space="preserve">            </w:t>
+                            </w:r>
+                            <w:r>
+                              <w:rPr>
+                                <w:rFonts w:ascii="Consolas" w:eastAsia="Times New Roman" w:hAnsi="Consolas" w:cs="Times New Roman"/>
+                                <w:color w:val="268BD2"/>
+                                <w:sz w:val="21"/>
+                                <w:szCs w:val="21"/>
+                              </w:rPr>
+                              <w:t>sieve</w:t>
+                            </w:r>
+                            <w:r>
+                              <w:rPr>
+                                <w:rFonts w:ascii="Consolas" w:eastAsia="Times New Roman" w:hAnsi="Consolas" w:cs="Times New Roman"/>
+                                <w:color w:val="657B83"/>
+                                <w:sz w:val="21"/>
+                                <w:szCs w:val="21"/>
+                              </w:rPr>
+                              <w:t>[</w:t>
+                            </w:r>
+                            <w:proofErr w:type="spellStart"/>
+                            <w:r>
+                              <w:rPr>
+                                <w:rFonts w:ascii="Consolas" w:eastAsia="Times New Roman" w:hAnsi="Consolas" w:cs="Times New Roman"/>
+                                <w:color w:val="268BD2"/>
+                                <w:sz w:val="21"/>
+                                <w:szCs w:val="21"/>
+                              </w:rPr>
+                              <w:t>i</w:t>
+                            </w:r>
+                            <w:proofErr w:type="spellEnd"/>
+                            <w:r>
+                              <w:rPr>
+                                <w:rFonts w:ascii="Consolas" w:eastAsia="Times New Roman" w:hAnsi="Consolas" w:cs="Times New Roman"/>
+                                <w:color w:val="268BD2"/>
+                                <w:sz w:val="21"/>
+                                <w:szCs w:val="21"/>
+                              </w:rPr>
+                              <w:t>*</w:t>
+                            </w:r>
+                            <w:proofErr w:type="spellStart"/>
+                            <w:r>
+                              <w:rPr>
+                                <w:rFonts w:ascii="Consolas" w:eastAsia="Times New Roman" w:hAnsi="Consolas" w:cs="Times New Roman"/>
+                                <w:color w:val="268BD2"/>
+                                <w:sz w:val="21"/>
+                                <w:szCs w:val="21"/>
+                              </w:rPr>
+                              <w:t>i</w:t>
+                            </w:r>
+                            <w:r>
+                              <w:rPr>
+                                <w:rFonts w:ascii="Cambria Math" w:eastAsia="Times New Roman" w:hAnsi="Cambria Math" w:cs="Cambria Math"/>
+                                <w:color w:val="268BD2"/>
+                                <w:sz w:val="21"/>
+                                <w:szCs w:val="21"/>
+                              </w:rPr>
+                              <w:t>∷</w:t>
+                            </w:r>
+                            <w:r>
+                              <w:rPr>
+                                <w:rFonts w:ascii="Consolas" w:eastAsia="Times New Roman" w:hAnsi="Consolas" w:cs="Times New Roman"/>
+                                <w:color w:val="268BD2"/>
+                                <w:sz w:val="21"/>
+                                <w:szCs w:val="21"/>
+                              </w:rPr>
+                              <w:t>i</w:t>
+                            </w:r>
+                            <w:proofErr w:type="spellEnd"/>
+                            <w:r>
+                              <w:rPr>
+                                <w:rFonts w:ascii="Consolas" w:eastAsia="Times New Roman" w:hAnsi="Consolas" w:cs="Times New Roman"/>
+                                <w:color w:val="657B83"/>
+                                <w:sz w:val="21"/>
+                                <w:szCs w:val="21"/>
+                              </w:rPr>
+                              <w:t xml:space="preserve">] </w:t>
+                            </w:r>
+                            <w:r>
+                              <w:rPr>
+                                <w:rFonts w:ascii="Consolas" w:eastAsia="Times New Roman" w:hAnsi="Consolas" w:cs="Times New Roman"/>
+                                <w:color w:val="859900"/>
+                                <w:sz w:val="21"/>
+                                <w:szCs w:val="21"/>
+                              </w:rPr>
+                              <w:t>=</w:t>
+                            </w:r>
+                            <w:r>
+                              <w:rPr>
+                                <w:rFonts w:ascii="Consolas" w:eastAsia="Times New Roman" w:hAnsi="Consolas" w:cs="Times New Roman"/>
+                                <w:color w:val="657B83"/>
+                                <w:sz w:val="21"/>
+                                <w:szCs w:val="21"/>
+                              </w:rPr>
+                              <w:t xml:space="preserve"> </w:t>
+                            </w:r>
+                            <w:r>
+                              <w:rPr>
+                                <w:rFonts w:ascii="Consolas" w:eastAsia="Times New Roman" w:hAnsi="Consolas" w:cs="Times New Roman"/>
+                                <w:color w:val="B58900"/>
+                                <w:sz w:val="21"/>
+                                <w:szCs w:val="21"/>
+                              </w:rPr>
+                              <w:t>False</w:t>
+                            </w:r>
+                          </w:p>
+                          <w:p/>
+                        </w:txbxContent>
+                      </wps:txbx>
+                      <wps:bodyPr rot="0" vert="horz" wrap="square" lIns="91440" tIns="45720" rIns="91440" bIns="45720" anchor="t" anchorCtr="0">
+                        <a:noAutofit/>
+                      </wps:bodyPr>
+                    </wps:wsp>
+                  </a:graphicData>
+                </a:graphic>
+                <wp14:sizeRelH relativeFrom="margin">
+                  <wp14:pctWidth>0</wp14:pctWidth>
+                </wp14:sizeRelH>
+                <wp14:sizeRelV relativeFrom="margin">
+                  <wp14:pctHeight>0</wp14:pctHeight>
+                </wp14:sizeRelV>
+              </wp:anchor>
+            </w:drawing>
+          </mc:Choice>
+          <mc:Fallback>
+            <w:pict>
+              <v:shape w14:anchorId="44BF9319" id="_x0000_s1027" type="#_x0000_t202" style="position:absolute;left:0;text-align:left;margin-left:270.75pt;margin-top:39.35pt;width:213.75pt;height:54pt;z-index:251661312;visibility:visible;mso-wrap-style:square;mso-width-percent:0;mso-height-percent:0;mso-wrap-distance-left:9pt;mso-wrap-distance-top:3.6pt;mso-wrap-distance-right:9pt;mso-wrap-distance-bottom:3.6pt;mso-position-horizontal:absolute;mso-position-horizontal-relative:text;mso-position-vertical:absolute;mso-position-vertical-relative:text;mso-width-percent:0;mso-height-percent:0;mso-width-relative:margin;mso-height-relative:margin;v-text-anchor:top" o:gfxdata="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">
+                <v:textbox>
+                  <w:txbxContent>
+                    <w:p>
+                      <w:pPr>
+                        <w:shd w:val="clear" w:color="auto" w:fill="FDF6E3"/>
+                        <w:spacing w:after="0" w:line="285" w:lineRule="atLeast"/>
+                        <w:rPr>
+                          <w:rFonts w:ascii="Consolas" w:eastAsia="Times New Roman" w:hAnsi="Consolas" w:cs="Times New Roman"/>
+                          <w:color w:val="657B83"/>
+                          <w:sz w:val="21"/>
+                          <w:szCs w:val="21"/>
+                        </w:rPr>
+                      </w:pPr>
+                      <w:r>
+                        <w:rPr>
+                          <w:rFonts w:ascii="Consolas" w:eastAsia="Times New Roman" w:hAnsi="Consolas" w:cs="Times New Roman"/>
+                          <w:color w:val="859900"/>
+                          <w:sz w:val="21"/>
+                          <w:szCs w:val="21"/>
+                        </w:rPr>
+                        <w:t>for</w:t>
+                      </w:r>
+                      <w:r>
+                        <w:rPr>
+                          <w:rFonts w:ascii="Consolas" w:eastAsia="Times New Roman" w:hAnsi="Consolas" w:cs="Times New Roman"/>
+                          <w:color w:val="657B83"/>
+                          <w:sz w:val="21"/>
+                          <w:szCs w:val="21"/>
+                        </w:rPr>
+                        <w:t xml:space="preserve"> </w:t>
+                      </w:r>
+                      <w:proofErr w:type="spellStart"/>
+                      <w:r>
+                        <w:rPr>
+                          <w:rFonts w:ascii="Consolas" w:eastAsia="Times New Roman" w:hAnsi="Consolas" w:cs="Times New Roman"/>
+                          <w:color w:val="268BD2"/>
+                          <w:sz w:val="21"/>
+                          <w:szCs w:val="21"/>
+                        </w:rPr>
+                        <w:t>i</w:t>
+                      </w:r>
+                      <w:proofErr w:type="spellEnd"/>
+                      <w:r>
+                        <w:rPr>
+                          <w:rFonts w:ascii="Consolas" w:eastAsia="Times New Roman" w:hAnsi="Consolas" w:cs="Times New Roman"/>
+                          <w:color w:val="657B83"/>
+                          <w:sz w:val="21"/>
+                          <w:szCs w:val="21"/>
+                        </w:rPr>
+                        <w:t xml:space="preserve"> </w:t>
+                      </w:r>
+                      <w:r>
+                        <w:rPr>
+                          <w:rFonts w:ascii="Consolas" w:eastAsia="Times New Roman" w:hAnsi="Consolas" w:cs="Times New Roman"/>
+                          <w:color w:val="859900"/>
+                          <w:sz w:val="21"/>
+                          <w:szCs w:val="21"/>
+                        </w:rPr>
+                        <w:t>in</w:t>
+                      </w:r>
+                      <w:r>
+                        <w:rPr>
+                          <w:rFonts w:ascii="Consolas" w:eastAsia="Times New Roman" w:hAnsi="Consolas" w:cs="Times New Roman"/>
+                          <w:color w:val="657B83"/>
+                          <w:sz w:val="21"/>
+                          <w:szCs w:val="21"/>
+                        </w:rPr>
+                        <w:t xml:space="preserve"> </w:t>
+                      </w:r>
+                      <w:r>
+                        <w:rPr>
+                          <w:rFonts w:ascii="Consolas" w:eastAsia="Times New Roman" w:hAnsi="Consolas" w:cs="Times New Roman"/>
+                          <w:color w:val="CB4B16"/>
+                          <w:sz w:val="21"/>
+                          <w:szCs w:val="21"/>
+                        </w:rPr>
+                        <w:t>range</w:t>
+                      </w:r>
+                      <w:r>
+                        <w:rPr>
+                          <w:rFonts w:ascii="Consolas" w:eastAsia="Times New Roman" w:hAnsi="Consolas" w:cs="Times New Roman"/>
+                          <w:color w:val="657B83"/>
+                          <w:sz w:val="21"/>
+                          <w:szCs w:val="21"/>
+                        </w:rPr>
+                        <w:t>(</w:t>
+                      </w:r>
+                      <w:r>
+                        <w:rPr>
+                          <w:rFonts w:ascii="Consolas" w:eastAsia="Times New Roman" w:hAnsi="Consolas" w:cs="Times New Roman"/>
+                          <w:color w:val="D33682"/>
+                          <w:sz w:val="21"/>
+                          <w:szCs w:val="21"/>
+                        </w:rPr>
+                        <w:t>2</w:t>
+                      </w:r>
+                      <w:r>
+                        <w:rPr>
+                          <w:rFonts w:ascii="Consolas" w:eastAsia="Times New Roman" w:hAnsi="Consolas" w:cs="Times New Roman"/>
+                          <w:color w:val="657B83"/>
+                          <w:sz w:val="21"/>
+                          <w:szCs w:val="21"/>
+                        </w:rPr>
+                        <w:t xml:space="preserve">, </w:t>
+                      </w:r>
+                      <w:proofErr w:type="spellStart"/>
+                      <w:r>
+                        <w:rPr>
+                          <w:rFonts w:ascii="Consolas" w:eastAsia="Times New Roman" w:hAnsi="Consolas" w:cs="Times New Roman"/>
+                          <w:color w:val="268BD2"/>
+                          <w:sz w:val="21"/>
+                          <w:szCs w:val="21"/>
+                        </w:rPr>
+                        <w:t>N_sqrt</w:t>
+                      </w:r>
+                      <w:proofErr w:type="spellEnd"/>
+                      <w:r>
+                        <w:rPr>
+                          <w:rFonts w:ascii="Consolas" w:eastAsia="Times New Roman" w:hAnsi="Consolas" w:cs="Times New Roman"/>
+                          <w:color w:val="268BD2"/>
+                          <w:sz w:val="21"/>
+                          <w:szCs w:val="21"/>
+                        </w:rPr>
+                        <w:t xml:space="preserve"> + 1</w:t>
+                      </w:r>
+                      <w:r>
+                        <w:rPr>
+                          <w:rFonts w:ascii="Consolas" w:eastAsia="Times New Roman" w:hAnsi="Consolas" w:cs="Times New Roman"/>
+                          <w:color w:val="657B83"/>
+                          <w:sz w:val="21"/>
+                          <w:szCs w:val="21"/>
+                        </w:rPr>
+                        <w:t>):</w:t>
+                      </w:r>
+                    </w:p>
+                    <w:p>
+                      <w:pPr>
+                        <w:shd w:val="clear" w:color="auto" w:fill="FDF6E3"/>
+                        <w:spacing w:after="0" w:line="285" w:lineRule="atLeast"/>
+                        <w:rPr>
+                          <w:rFonts w:ascii="Consolas" w:eastAsia="Times New Roman" w:hAnsi="Consolas" w:cs="Times New Roman"/>
+                          <w:color w:val="657B83"/>
+                          <w:sz w:val="21"/>
+                          <w:szCs w:val="21"/>
+                        </w:rPr>
+                      </w:pPr>
+                      <w:r>
+                        <w:rPr>
+                          <w:rFonts w:ascii="Consolas" w:eastAsia="Times New Roman" w:hAnsi="Consolas" w:cs="Times New Roman"/>
+                          <w:color w:val="657B83"/>
+                          <w:sz w:val="21"/>
+                          <w:szCs w:val="21"/>
+                        </w:rPr>
+                        <w:t xml:space="preserve">    </w:t>
+                      </w:r>
+                      <w:r>
+                        <w:rPr>
+                          <w:rFonts w:ascii="Consolas" w:eastAsia="Times New Roman" w:hAnsi="Consolas" w:cs="Times New Roman"/>
+                          <w:color w:val="859900"/>
+                          <w:sz w:val="21"/>
+                          <w:szCs w:val="21"/>
+                        </w:rPr>
+                        <w:t>if</w:t>
+                      </w:r>
+                      <w:r>
+                        <w:rPr>
+                          <w:rFonts w:ascii="Consolas" w:eastAsia="Times New Roman" w:hAnsi="Consolas" w:cs="Times New Roman"/>
+                          <w:color w:val="657B83"/>
+                          <w:sz w:val="21"/>
+                          <w:szCs w:val="21"/>
+                        </w:rPr>
+                        <w:t> </w:t>
+                      </w:r>
+                      <w:r>
+                        <w:rPr>
+                          <w:rFonts w:ascii="Consolas" w:eastAsia="Times New Roman" w:hAnsi="Consolas" w:cs="Times New Roman"/>
+                          <w:color w:val="268BD2"/>
+                          <w:sz w:val="21"/>
+                          <w:szCs w:val="21"/>
+                        </w:rPr>
+                        <w:t>sieve</w:t>
+                      </w:r>
+                      <w:r>
+                        <w:rPr>
+                          <w:rFonts w:ascii="Consolas" w:eastAsia="Times New Roman" w:hAnsi="Consolas" w:cs="Times New Roman"/>
+                          <w:color w:val="657B83"/>
+                          <w:sz w:val="21"/>
+                          <w:szCs w:val="21"/>
+                        </w:rPr>
+                        <w:t>[</w:t>
+                      </w:r>
+                      <w:proofErr w:type="spellStart"/>
+                      <w:r>
+                        <w:rPr>
+                          <w:rFonts w:ascii="Consolas" w:eastAsia="Times New Roman" w:hAnsi="Consolas" w:cs="Times New Roman"/>
+                          <w:color w:val="268BD2"/>
+                          <w:sz w:val="21"/>
+                          <w:szCs w:val="21"/>
+                        </w:rPr>
+                        <w:t>i</w:t>
+                      </w:r>
+                      <w:proofErr w:type="spellEnd"/>
+                      <w:r>
+                        <w:rPr>
+                          <w:rFonts w:ascii="Consolas" w:eastAsia="Times New Roman" w:hAnsi="Consolas" w:cs="Times New Roman"/>
+                          <w:color w:val="657B83"/>
+                          <w:sz w:val="21"/>
+                          <w:szCs w:val="21"/>
+                        </w:rPr>
+                        <w:t xml:space="preserve">] </w:t>
+                      </w:r>
+                      <w:r>
+                        <w:rPr>
+                          <w:rFonts w:ascii="Consolas" w:eastAsia="Times New Roman" w:hAnsi="Consolas" w:cs="Times New Roman"/>
+                          <w:color w:val="859900"/>
+                          <w:sz w:val="21"/>
+                          <w:szCs w:val="21"/>
+                        </w:rPr>
+                        <w:t>!=</w:t>
+                      </w:r>
+                      <w:r>
+                        <w:rPr>
+                          <w:rFonts w:ascii="Consolas" w:eastAsia="Times New Roman" w:hAnsi="Consolas" w:cs="Times New Roman"/>
+                          <w:color w:val="657B83"/>
+                          <w:sz w:val="21"/>
+                          <w:szCs w:val="21"/>
+                        </w:rPr>
+                        <w:t xml:space="preserve"> </w:t>
+                      </w:r>
+                      <w:r>
+                        <w:rPr>
+                          <w:rFonts w:ascii="Consolas" w:eastAsia="Times New Roman" w:hAnsi="Consolas" w:cs="Times New Roman"/>
+                          <w:color w:val="D33682"/>
+                          <w:sz w:val="21"/>
+                          <w:szCs w:val="21"/>
+                        </w:rPr>
+                        <w:t>0</w:t>
+                      </w:r>
+                      <w:r>
+                        <w:rPr>
+                          <w:rFonts w:ascii="Consolas" w:eastAsia="Times New Roman" w:hAnsi="Consolas" w:cs="Times New Roman"/>
+                          <w:color w:val="657B83"/>
+                          <w:sz w:val="21"/>
+                          <w:szCs w:val="21"/>
+                        </w:rPr>
+                        <w:t>:</w:t>
+                      </w:r>
+                    </w:p>
+                    <w:p>
+                      <w:pPr>
+                        <w:shd w:val="clear" w:color="auto" w:fill="FDF6E3"/>
+                        <w:spacing w:after="0" w:line="285" w:lineRule="atLeast"/>
+                        <w:rPr>
+                          <w:rFonts w:ascii="Consolas" w:eastAsia="Times New Roman" w:hAnsi="Consolas" w:cs="Times New Roman"/>
+                          <w:color w:val="657B83"/>
+                          <w:sz w:val="21"/>
+                          <w:szCs w:val="21"/>
+                        </w:rPr>
+                      </w:pPr>
+                      <w:r>
+                        <w:rPr>
+                          <w:rFonts w:ascii="Consolas" w:eastAsia="Times New Roman" w:hAnsi="Consolas" w:cs="Times New Roman"/>
+                          <w:color w:val="657B83"/>
+                          <w:sz w:val="21"/>
+                          <w:szCs w:val="21"/>
+                        </w:rPr>
+                        <w:t xml:space="preserve">            </w:t>
+                      </w:r>
+                      <w:r>
+                        <w:rPr>
+                          <w:rFonts w:ascii="Consolas" w:eastAsia="Times New Roman" w:hAnsi="Consolas" w:cs="Times New Roman"/>
+                          <w:color w:val="268BD2"/>
+                          <w:sz w:val="21"/>
+                          <w:szCs w:val="21"/>
+                        </w:rPr>
+                        <w:t>sieve</w:t>
+                      </w:r>
+                      <w:r>
+                        <w:rPr>
+                          <w:rFonts w:ascii="Consolas" w:eastAsia="Times New Roman" w:hAnsi="Consolas" w:cs="Times New Roman"/>
+                          <w:color w:val="657B83"/>
+                          <w:sz w:val="21"/>
+                          <w:szCs w:val="21"/>
+                        </w:rPr>
+                        <w:t>[</w:t>
+                      </w:r>
+                      <w:proofErr w:type="spellStart"/>
+                      <w:r>
+                        <w:rPr>
+                          <w:rFonts w:ascii="Consolas" w:eastAsia="Times New Roman" w:hAnsi="Consolas" w:cs="Times New Roman"/>
+                          <w:color w:val="268BD2"/>
+                          <w:sz w:val="21"/>
+                          <w:szCs w:val="21"/>
+                        </w:rPr>
+                        <w:t>i</w:t>
+                      </w:r>
+                      <w:proofErr w:type="spellEnd"/>
+                      <w:r>
+                        <w:rPr>
+                          <w:rFonts w:ascii="Consolas" w:eastAsia="Times New Roman" w:hAnsi="Consolas" w:cs="Times New Roman"/>
+                          <w:color w:val="268BD2"/>
+                          <w:sz w:val="21"/>
+                          <w:szCs w:val="21"/>
+                        </w:rPr>
+                        <w:t>*</w:t>
+                      </w:r>
+                      <w:proofErr w:type="spellStart"/>
+                      <w:r>
+                        <w:rPr>
+                          <w:rFonts w:ascii="Consolas" w:eastAsia="Times New Roman" w:hAnsi="Consolas" w:cs="Times New Roman"/>
+                          <w:color w:val="268BD2"/>
+                          <w:sz w:val="21"/>
+                          <w:szCs w:val="21"/>
+                        </w:rPr>
+                        <w:t>i</w:t>
+                      </w:r>
+                      <w:r>
+                        <w:rPr>
+                          <w:rFonts w:ascii="Cambria Math" w:eastAsia="Times New Roman" w:hAnsi="Cambria Math" w:cs="Cambria Math"/>
+                          <w:color w:val="268BD2"/>
+                          <w:sz w:val="21"/>
+                          <w:szCs w:val="21"/>
+                        </w:rPr>
+                        <w:t>∷</w:t>
+                      </w:r>
+                      <w:r>
+                        <w:rPr>
+                          <w:rFonts w:ascii="Consolas" w:eastAsia="Times New Roman" w:hAnsi="Consolas" w:cs="Times New Roman"/>
+                          <w:color w:val="268BD2"/>
+                          <w:sz w:val="21"/>
+                          <w:szCs w:val="21"/>
+                        </w:rPr>
+                        <w:t>i</w:t>
+                      </w:r>
+                      <w:proofErr w:type="spellEnd"/>
+                      <w:r>
+                        <w:rPr>
+                          <w:rFonts w:ascii="Consolas" w:eastAsia="Times New Roman" w:hAnsi="Consolas" w:cs="Times New Roman"/>
+                          <w:color w:val="657B83"/>
+                          <w:sz w:val="21"/>
+                          <w:szCs w:val="21"/>
+                        </w:rPr>
+                        <w:t xml:space="preserve">] </w:t>
+                      </w:r>
+                      <w:r>
+                        <w:rPr>
+                          <w:rFonts w:ascii="Consolas" w:eastAsia="Times New Roman" w:hAnsi="Consolas" w:cs="Times New Roman"/>
+                          <w:color w:val="859900"/>
+                          <w:sz w:val="21"/>
+                          <w:szCs w:val="21"/>
+                        </w:rPr>
+                        <w:t>=</w:t>
+                      </w:r>
+                      <w:r>
+                        <w:rPr>
+                          <w:rFonts w:ascii="Consolas" w:eastAsia="Times New Roman" w:hAnsi="Consolas" w:cs="Times New Roman"/>
+                          <w:color w:val="657B83"/>
+                          <w:sz w:val="21"/>
+                          <w:szCs w:val="21"/>
+                        </w:rPr>
+                        <w:t xml:space="preserve"> </w:t>
+                      </w:r>
+                      <w:r>
+                        <w:rPr>
+                          <w:rFonts w:ascii="Consolas" w:eastAsia="Times New Roman" w:hAnsi="Consolas" w:cs="Times New Roman"/>
+                          <w:color w:val="B58900"/>
+                          <w:sz w:val="21"/>
+                          <w:szCs w:val="21"/>
+                        </w:rPr>
+                        <w:t>False</w:t>
+                      </w:r>
+                    </w:p>
+                    <w:p/>
+                  </w:txbxContent>
+                </v:textbox>
+                <w10:wrap type="topAndBottom"/>
+              </v:shape>
+            </w:pict>
+          </mc:Fallback>
+        </mc:AlternateContent>
+      </w:r>
+      <w:r>
+        <w:rPr>
+          <w:rFonts w:eastAsiaTheme="minorEastAsia"/>
+        </w:rPr>
+        <w:t>The inner loop from</w:t>
+      </w:r>
+      <w:r>
+        <w:rPr>
+          <w:rFonts w:eastAsiaTheme="minorEastAsia"/>
+        </w:rPr>
+        <w:t xml:space="preserve"> the algorithm above could be replaced by </w:t>
+      </w:r>
+      <w:proofErr w:type="spellStart"/>
+      <w:r>
+        <w:rPr>
+          <w:rFonts w:eastAsiaTheme="minorEastAsia"/>
+        </w:rPr>
+        <w:t>Numpy</w:t>
+      </w:r>
+      <w:proofErr w:type="spellEnd"/>
+      <w:r>
+        <w:rPr>
+          <w:rFonts w:eastAsiaTheme="minorEastAsia"/>
+        </w:rPr>
+        <w:t xml:space="preserve"> </w:t>
+      </w:r>
+      <w:proofErr w:type="spellStart"/>
+      <w:r>
+        <w:rPr>
+          <w:rFonts w:eastAsiaTheme="minorEastAsia"/>
+        </w:rPr>
+        <w:t>strided</w:t>
+      </w:r>
+      <w:proofErr w:type="spellEnd"/>
+      <w:r>
+        <w:rPr>
+          <w:rFonts w:eastAsiaTheme="minorEastAsia"/>
+        </w:rPr>
+        <w:t xml:space="preserve"> assignment</w:t>
+      </w:r>
+      <w:r>
+        <w:rPr>
+          <w:rFonts w:eastAsiaTheme="minorEastAsia"/>
+        </w:rPr>
+        <w:t>:</w:t>
+      </w:r>
+    </w:p>
+    <w:p>
+      <w:pPr>
+        <w:rPr>
+          <w:rFonts w:eastAsiaTheme="minorEastAsia"/>
+        </w:rPr>
+      </w:pPr>
+    </w:p>
+    <w:p>
+      <w:pPr>
+        <w:ind w:firstLine="360"/>
+        <w:rPr>
+          <w:rFonts w:eastAsiaTheme="minorEastAsia"/>
+        </w:rPr>
+      </w:pPr>
+      <w:r>
+        <w:rPr>
+          <w:rFonts w:eastAsiaTheme="minorEastAsia"/>
+        </w:rPr>
+        <w:t xml:space="preserve">The execution is still single threaded, but </w:t>
+      </w:r>
+      <w:r>
+        <w:rPr>
+          <w:rFonts w:eastAsiaTheme="minorEastAsia"/>
+        </w:rPr>
+        <w:t>it will make one call to the</w:t>
+      </w:r>
+      <w:r>
+        <w:rPr>
+          <w:rFonts w:eastAsiaTheme="minorEastAsia"/>
+        </w:rPr>
+        <w:t xml:space="preserve"> C-implementation</w:t>
+      </w:r>
+      <w:r>
+        <w:rPr>
+          <w:rFonts w:eastAsiaTheme="minorEastAsia"/>
+        </w:rPr>
+        <w:t xml:space="preserve"> of the </w:t>
+      </w:r>
+      <w:proofErr w:type="spellStart"/>
+      <w:r>
+        <w:rPr>
+          <w:rFonts w:eastAsiaTheme="minorEastAsia"/>
+        </w:rPr>
+        <w:t>strided</w:t>
+      </w:r>
+      <w:proofErr w:type="spellEnd"/>
+      <w:r>
+        <w:rPr>
+          <w:rFonts w:eastAsiaTheme="minorEastAsia"/>
+        </w:rPr>
+        <w:t xml:space="preserve"> assignment per prime</w:t>
+      </w:r>
+      <w:r>
+        <w:rPr>
+          <w:rFonts w:eastAsiaTheme="minorEastAsia"/>
+        </w:rPr>
+        <w:t xml:space="preserve">, </w:t>
+      </w:r>
+      <w:r>
+        <w:rPr>
+          <w:rFonts w:eastAsiaTheme="minorEastAsia"/>
+        </w:rPr>
+        <w:t xml:space="preserve">eliminating the overhead of the Python interpreter. As the stride changes through the problem the effect will be the biggest for the smaller primes where big chunks of the array are touched, while towards </w:t>
+      </w:r>
+      <w:proofErr w:type="spellStart"/>
+      <w:r>
+        <w:rPr>
+          <w:rFonts w:eastAsiaTheme="minorEastAsia"/>
+        </w:rPr>
+        <w:t>N_sqrt</w:t>
+      </w:r>
+      <w:proofErr w:type="spellEnd"/>
+      <w:r>
+        <w:rPr>
+          <w:rFonts w:eastAsiaTheme="minorEastAsia"/>
+        </w:rPr>
+        <w:t xml:space="preserve"> the effect will be smaller and the overhead of the </w:t>
+      </w:r>
+      <w:proofErr w:type="spellStart"/>
+      <w:r>
+        <w:rPr>
+          <w:rFonts w:eastAsiaTheme="minorEastAsia"/>
+        </w:rPr>
+        <w:t>strided</w:t>
+      </w:r>
+      <w:proofErr w:type="spellEnd"/>
+      <w:r>
+        <w:rPr>
+          <w:rFonts w:eastAsiaTheme="minorEastAsia"/>
+        </w:rPr>
+        <w:t xml:space="preserve"> assignment </w:t>
+      </w:r>
+      <w:r>
+        <w:rPr>
+          <w:rFonts w:eastAsiaTheme="minorEastAsia"/>
+        </w:rPr>
+        <w:t>may turn out to be more than</w:t>
+      </w:r>
+      <w:r>
+        <w:rPr>
+          <w:rFonts w:eastAsiaTheme="minorEastAsia"/>
+        </w:rPr>
+        <w:t xml:space="preserve"> that of the </w:t>
+      </w:r>
+      <w:r>
+        <w:rPr>
+          <w:rFonts w:eastAsiaTheme="minorEastAsia"/>
+        </w:rPr>
+        <w:t xml:space="preserve">python loop. </w:t>
+      </w:r>
+      <w:r>
+        <w:rPr>
+          <w:rFonts w:eastAsiaTheme="minorEastAsia"/>
+        </w:rPr>
+        <w:tab/>
+      </w:r>
+    </w:p>
+    <w:p>
+      <w:pPr>
+        <w:ind w:firstLine="360"/>
+        <w:jc w:val="center"/>
+        <w:rPr>
+          <w:rFonts w:eastAsiaTheme="minorEastAsia"/>
+          <w:color w:val="808080" w:themeColor="background1" w:themeShade="80"/>
+        </w:rPr>
+      </w:pPr>
+      <w:r>
+        <w:rPr>
+          <w:rFonts w:eastAsiaTheme="minorEastAsia"/>
+        </w:rPr>
+        <w:drawing>
+          <wp:inline distT="0" distB="0" distL="0" distR="0" wp14:anchorId="7EACA92B" wp14:editId="38B53B07">
+            <wp:extent cx="5943600" cy="4160520"/>
+            <wp:effectExtent l="0" t="0" r="0" b="0"/>
+            <wp:docPr id="13" name="Picture 13"/>
+            <wp:cNvGraphicFramePr>
+              <a:graphicFrameLocks xmlns:a="http://schemas.openxmlformats.org/drawingml/2006/main" noChangeAspect="1"/>
+            </wp:cNvGraphicFramePr>
+            <a:graphic xmlns:a="http://schemas.openxmlformats.org/drawingml/2006/main">
+              <a:graphicData uri="http://schemas.openxmlformats.org/drawingml/2006/picture">
+                <pic:pic xmlns:pic="http://schemas.openxmlformats.org/drawingml/2006/picture">
+                  <pic:nvPicPr>
+                    <pic:cNvPr id="1" name=""/>
+                    <pic:cNvPicPr/>
+                  </pic:nvPicPr>
+                  <pic:blipFill>
+                    <a:blip r:embed="rId15"/>
+                    <a:stretch>
+                      <a:fillRect/>
+                    </a:stretch>
+                  </pic:blipFill>
+                  <pic:spPr>
+                    <a:xfrm>
+                      <a:off x="0" y="0"/>
+                      <a:ext cx="5943600" cy="4160520"/>
+                    </a:xfrm>
+                    <a:prstGeom prst="rect">
+                      <a:avLst/>
+                    </a:prstGeom>
+                  </pic:spPr>
+                </pic:pic>
+              </a:graphicData>
+            </a:graphic>
+          </wp:inline>
+        </w:drawing>
+      </w:r>
+      <w:r>
+        <w:rPr>
+          <w:rFonts w:eastAsiaTheme="minorEastAsia"/>
+          <w:color w:val="808080" w:themeColor="background1" w:themeShade="80"/>
+        </w:rPr>
+        <w:t>Figure 6, Comparison of execution times between 2 loop versions and vectorized inner loop version</w:t>
+      </w:r>
+    </w:p>
+    <w:p>
+      <w:pPr>
+        <w:ind w:firstLine="360"/>
+        <w:rPr>
+          <w:rFonts w:eastAsiaTheme="minorEastAsia"/>
+          <w:color w:val="000000" w:themeColor="text1"/>
+        </w:rPr>
+      </w:pPr>
+      <w:r>
+        <w:rPr>
+          <w:rFonts w:eastAsiaTheme="minorEastAsia"/>
+          <w:color w:val="000000" w:themeColor="text1"/>
+        </w:rPr>
+        <w:lastRenderedPageBreak/>
+        <w:t>A</w:t>
+      </w:r>
+      <w:r>
+        <w:rPr>
+          <w:rFonts w:eastAsiaTheme="minorEastAsia"/>
+          <w:color w:val="000000" w:themeColor="text1"/>
+        </w:rPr>
+        <w:t xml:space="preserve"> significant</w:t>
+      </w:r>
+      <w:r>
+        <w:rPr>
+          <w:rFonts w:eastAsiaTheme="minorEastAsia"/>
+          <w:color w:val="000000" w:themeColor="text1"/>
+        </w:rPr>
+        <w:t xml:space="preserve"> speedup compared to the </w:t>
+      </w:r>
+      <w:proofErr w:type="spellStart"/>
+      <w:r>
+        <w:rPr>
+          <w:rFonts w:eastAsiaTheme="minorEastAsia"/>
+          <w:color w:val="000000" w:themeColor="text1"/>
+        </w:rPr>
+        <w:t>unvectorized</w:t>
+      </w:r>
+      <w:proofErr w:type="spellEnd"/>
+      <w:r>
+        <w:rPr>
+          <w:rFonts w:eastAsiaTheme="minorEastAsia"/>
+          <w:color w:val="000000" w:themeColor="text1"/>
+        </w:rPr>
+        <w:t xml:space="preserve"> </w:t>
+      </w:r>
+      <w:proofErr w:type="spellStart"/>
+      <w:r>
+        <w:rPr>
+          <w:rFonts w:eastAsiaTheme="minorEastAsia"/>
+          <w:color w:val="000000" w:themeColor="text1"/>
+        </w:rPr>
+        <w:t>np.bool</w:t>
+      </w:r>
+      <w:proofErr w:type="spellEnd"/>
+      <w:r>
+        <w:rPr>
+          <w:rFonts w:eastAsiaTheme="minorEastAsia"/>
+          <w:color w:val="000000" w:themeColor="text1"/>
+        </w:rPr>
+        <w:t xml:space="preserve">_ version is achieve for </w:t>
+      </w:r>
+      <w:r>
+        <w:rPr>
+          <w:rFonts w:eastAsiaTheme="minorEastAsia"/>
+          <w:color w:val="000000" w:themeColor="text1"/>
+        </w:rPr>
+        <w:t xml:space="preserve">               </w:t>
+      </w:r>
+      <w:r>
+        <w:rPr>
+          <w:rFonts w:eastAsiaTheme="minorEastAsia"/>
+        </w:rPr>
+        <w:t xml:space="preserve"> </w:t>
+      </w:r>
+      <m:oMath>
+        <m:sSub>
+          <m:sSubPr>
+            <m:ctrlPr>
+              <w:rPr>
+                <w:rFonts w:ascii="Cambria Math" w:eastAsiaTheme="minorEastAsia" w:hAnsi="Cambria Math"/>
+                <w:i/>
+              </w:rPr>
+            </m:ctrlPr>
+          </m:sSubPr>
+          <m:e>
+            <m:r>
+              <w:rPr>
+                <w:rFonts w:ascii="Cambria Math" w:eastAsiaTheme="minorEastAsia" w:hAnsi="Cambria Math"/>
+              </w:rPr>
+              <m:t>N</m:t>
+            </m:r>
+          </m:e>
+          <m:sub>
+            <m:r>
+              <w:rPr>
+                <w:rFonts w:ascii="Cambria Math" w:eastAsiaTheme="minorEastAsia" w:hAnsi="Cambria Math"/>
+              </w:rPr>
+              <m:t>max</m:t>
+            </m:r>
+          </m:sub>
+        </m:sSub>
+        <m:r>
+          <w:rPr>
+            <w:rFonts w:ascii="Cambria Math" w:eastAsiaTheme="minorEastAsia" w:hAnsi="Cambria Math"/>
+          </w:rPr>
+          <m:t>&gt;50_000</m:t>
+        </m:r>
+      </m:oMath>
+      <w:r>
+        <w:rPr>
+          <w:rFonts w:eastAsiaTheme="minorEastAsia"/>
+        </w:rPr>
+        <w:t xml:space="preserve"> is observed </w:t>
+      </w:r>
+    </w:p>
+    <w:p>
+      <w:pPr>
+        <w:pStyle w:val="ListParagraph"/>
+        <w:numPr>
+          <w:ilvl w:val="1"/>
+          <w:numId w:val="1"/>
+        </w:numPr>
+        <w:rPr>
+          <w:rFonts w:eastAsiaTheme="minorEastAsia"/>
+          <w:b/>
+          <w:bCs/>
+          <w:sz w:val="24"/>
+          <w:szCs w:val="24"/>
+        </w:rPr>
+      </w:pPr>
+      <w:r>
+        <w:rPr>
+          <w:rFonts w:eastAsiaTheme="minorEastAsia"/>
+          <w:b/>
+          <w:bCs/>
+          <w:sz w:val="24"/>
+          <w:szCs w:val="24"/>
+        </w:rPr>
+        <w:t xml:space="preserve">Parallelization of the inner loop with </w:t>
+      </w:r>
+      <w:proofErr w:type="spellStart"/>
+      <w:r>
+        <w:rPr>
+          <w:rFonts w:eastAsiaTheme="minorEastAsia"/>
+          <w:b/>
+          <w:bCs/>
+          <w:sz w:val="24"/>
+          <w:szCs w:val="24"/>
+        </w:rPr>
+        <w:t>numba</w:t>
+      </w:r>
+      <w:proofErr w:type="spellEnd"/>
+      <w:r>
+        <w:rPr>
+          <w:rFonts w:eastAsiaTheme="minorEastAsia"/>
+          <w:b/>
+          <w:bCs/>
+          <w:sz w:val="24"/>
+          <w:szCs w:val="24"/>
+        </w:rPr>
+        <w:t xml:space="preserve"> </w:t>
+      </w:r>
+    </w:p>
+    <w:p>
+      <w:pPr>
+        <w:pStyle w:val="ListParagraph"/>
+        <w:rPr>
+          <w:rFonts w:eastAsiaTheme="minorEastAsia"/>
+          <w:b/>
+          <w:bCs/>
+          <w:sz w:val="24"/>
+          <w:szCs w:val="24"/>
+        </w:rPr>
+      </w:pPr>
+    </w:p>
+    <w:p>
+      <w:pPr>
+        <w:pStyle w:val="ListParagraph"/>
+        <w:rPr>
+          <w:rFonts w:eastAsiaTheme="minorEastAsia"/>
+          <w:b/>
+          <w:bCs/>
+          <w:sz w:val="24"/>
+          <w:szCs w:val="24"/>
+        </w:rPr>
+      </w:pPr>
     </w:p>
     <w:p>
       <w:pPr>

--- a/documentation/Primes.docx
+++ b/documentation/Primes.docx
@@ -63,7 +63,7 @@
                           </pic:cNvPicPr>
                         </pic:nvPicPr>
                         <pic:blipFill>
-                          <a:blip r:embed="rId6" cstate="print">
+                          <a:blip r:embed="rId8" cstate="print">
                             <a:extLst>
                               <a:ext uri="{28A0092B-C50C-407E-A947-70E740481C1C}">
                                 <a14:useLocalDpi xmlns:a14="http://schemas.microsoft.com/office/drawing/2010/main" val="0"/>
@@ -898,7 +898,7 @@
                     <pic:cNvPicPr/>
                   </pic:nvPicPr>
                   <pic:blipFill>
-                    <a:blip r:embed="rId7"/>
+                    <a:blip r:embed="rId9"/>
                     <a:stretch>
                       <a:fillRect/>
                     </a:stretch>
@@ -1312,7 +1312,21 @@
         <w:rPr>
           <w:rFonts w:eastAsiaTheme="minorEastAsia"/>
         </w:rPr>
-        <w:t xml:space="preserve"> if a numpy.bool_ type is used. A comparison of the two will be made as an exercise for memory measurement and to see how it affects the run time.</w:t>
+        <w:t xml:space="preserve"> if a </w:t>
+      </w:r>
+      <w:proofErr w:type="gramStart"/>
+      <w:r>
+        <w:rPr>
+          <w:rFonts w:eastAsiaTheme="minorEastAsia"/>
+        </w:rPr>
+        <w:t>numpy.bool</w:t>
+      </w:r>
+      <w:proofErr w:type="gramEnd"/>
+      <w:r>
+        <w:rPr>
+          <w:rFonts w:eastAsiaTheme="minorEastAsia"/>
+        </w:rPr>
+        <w:t>_ type is used. A comparison of the two will be made as an exercise for memory measurement and to see how it affects the run time.</w:t>
       </w:r>
     </w:p>
     <w:p>
@@ -1421,7 +1435,21 @@
         <w:rPr>
           <w:rFonts w:eastAsiaTheme="minorEastAsia"/>
         </w:rPr>
-        <w:t xml:space="preserve"> we can work only 32-bit unsigned integers (np.uint32). </w:t>
+        <w:t xml:space="preserve"> we can work only 32-bit unsigned integers (</w:t>
+      </w:r>
+      <w:proofErr w:type="gramStart"/>
+      <w:r>
+        <w:rPr>
+          <w:rFonts w:eastAsiaTheme="minorEastAsia"/>
+        </w:rPr>
+        <w:t>np.uint</w:t>
+      </w:r>
+      <w:proofErr w:type="gramEnd"/>
+      <w:r>
+        <w:rPr>
+          <w:rFonts w:eastAsiaTheme="minorEastAsia"/>
+        </w:rPr>
+        <w:t xml:space="preserve">32). </w:t>
       </w:r>
       <w:r>
         <w:rPr>
@@ -1683,7 +1711,7 @@
             <wp:cNvGraphicFramePr/>
             <a:graphic xmlns:a="http://schemas.openxmlformats.org/drawingml/2006/main">
               <a:graphicData uri="http://schemas.openxmlformats.org/drawingml/2006/chart">
-                <c:chart xmlns:c="http://schemas.openxmlformats.org/drawingml/2006/chart" xmlns:r="http://schemas.openxmlformats.org/officeDocument/2006/relationships" r:id="rId8"/>
+                <c:chart xmlns:c="http://schemas.openxmlformats.org/drawingml/2006/chart" xmlns:r="http://schemas.openxmlformats.org/officeDocument/2006/relationships" r:id="rId10"/>
               </a:graphicData>
             </a:graphic>
           </wp:inline>
@@ -2037,7 +2065,21 @@
         <w:rPr>
           <w:rFonts w:eastAsiaTheme="minorEastAsia"/>
         </w:rPr>
-        <w:t>) which could still yield a speedup a each segment could benefit from the smaller memory used</w:t>
+        <w:t xml:space="preserve">) which could still yield a speedup </w:t>
+      </w:r>
+      <w:proofErr w:type="gramStart"/>
+      <w:r>
+        <w:rPr>
+          <w:rFonts w:eastAsiaTheme="minorEastAsia"/>
+        </w:rPr>
+        <w:t>a each</w:t>
+      </w:r>
+      <w:proofErr w:type="gramEnd"/>
+      <w:r>
+        <w:rPr>
+          <w:rFonts w:eastAsiaTheme="minorEastAsia"/>
+        </w:rPr>
+        <w:t xml:space="preserve"> segment could benefit from the smaller memory used</w:t>
       </w:r>
       <w:r>
         <w:rPr>
@@ -2161,7 +2203,21 @@
         <w:rPr>
           <w:rFonts w:eastAsiaTheme="minorEastAsia"/>
         </w:rPr>
-        <w:t xml:space="preserve"> worker to have a copy? Is that of interest if it is possible? Or does multiprocessing allow  run over multiple nodes while </w:t>
+        <w:t xml:space="preserve"> worker to have a copy? Is that of interest if it is possible? Or does multiprocessing </w:t>
+      </w:r>
+      <w:proofErr w:type="gramStart"/>
+      <w:r>
+        <w:rPr>
+          <w:rFonts w:eastAsiaTheme="minorEastAsia"/>
+        </w:rPr>
+        <w:t>allow  run</w:t>
+      </w:r>
+      <w:proofErr w:type="gramEnd"/>
+      <w:r>
+        <w:rPr>
+          <w:rFonts w:eastAsiaTheme="minorEastAsia"/>
+        </w:rPr>
+        <w:t xml:space="preserve"> over multiple nodes while </w:t>
       </w:r>
       <w:proofErr w:type="spellStart"/>
       <w:r>
@@ -2272,6 +2328,36 @@
           <w:rFonts w:eastAsiaTheme="minorEastAsia"/>
         </w:rPr>
       </w:pPr>
+    </w:p>
+    <w:p>
+      <w:pPr>
+        <w:pStyle w:val="ListParagraph"/>
+        <w:rPr>
+          <w:rFonts w:eastAsiaTheme="minorEastAsia"/>
+        </w:rPr>
+      </w:pPr>
+    </w:p>
+    <w:p>
+      <w:pPr>
+        <w:pStyle w:val="ListParagraph"/>
+        <w:rPr>
+          <w:rFonts w:eastAsiaTheme="minorEastAsia"/>
+        </w:rPr>
+      </w:pPr>
+    </w:p>
+    <w:p>
+      <w:pPr>
+        <w:pStyle w:val="ListParagraph"/>
+        <w:rPr>
+          <w:rFonts w:eastAsiaTheme="minorEastAsia"/>
+        </w:rPr>
+      </w:pPr>
+      <w:r>
+        <w:rPr>
+          <w:rFonts w:eastAsiaTheme="minorEastAsia"/>
+        </w:rPr>
+        <w:t>Note on the structure of this report – the implementation description, the expectations, the measurement/testbench details, the results and the analysis and conclusion are given in that order for each version in its corresponding part.</w:t>
+      </w:r>
     </w:p>
     <w:p>
       <w:pPr>
@@ -2562,7 +2648,7 @@
                     <pic:cNvPicPr/>
                   </pic:nvPicPr>
                   <pic:blipFill>
-                    <a:blip r:embed="rId9"/>
+                    <a:blip r:embed="rId11"/>
                     <a:stretch>
                       <a:fillRect/>
                     </a:stretch>
@@ -2921,6 +3007,7 @@
         <w:t xml:space="preserve">    </w:t>
       </w:r>
       <w:proofErr w:type="spellStart"/>
+      <w:proofErr w:type="gramStart"/>
       <w:r>
         <w:rPr>
           <w:rFonts w:ascii="Consolas" w:eastAsia="Times New Roman" w:hAnsi="Consolas" w:cs="Times New Roman"/>
@@ -2949,6 +3036,7 @@
         <w:t>setall</w:t>
       </w:r>
       <w:proofErr w:type="spellEnd"/>
+      <w:proofErr w:type="gramEnd"/>
       <w:r>
         <w:rPr>
           <w:rFonts w:ascii="Consolas" w:eastAsia="Times New Roman" w:hAnsi="Consolas" w:cs="Times New Roman"/>
@@ -2997,6 +3085,7 @@
         </w:rPr>
         <w:t xml:space="preserve">    </w:t>
       </w:r>
+      <w:proofErr w:type="gramStart"/>
       <w:r>
         <w:rPr>
           <w:rFonts w:ascii="Consolas" w:eastAsia="Times New Roman" w:hAnsi="Consolas" w:cs="Times New Roman"/>
@@ -3015,6 +3104,7 @@
         </w:rPr>
         <w:t>[</w:t>
       </w:r>
+      <w:proofErr w:type="gramEnd"/>
       <w:r>
         <w:rPr>
           <w:rFonts w:ascii="Consolas" w:eastAsia="Times New Roman" w:hAnsi="Consolas" w:cs="Times New Roman"/>
@@ -3231,6 +3321,7 @@
         <w:t>(</w:t>
       </w:r>
       <w:proofErr w:type="spellStart"/>
+      <w:proofErr w:type="gramStart"/>
       <w:r>
         <w:rPr>
           <w:rFonts w:ascii="Consolas" w:eastAsia="Times New Roman" w:hAnsi="Consolas" w:cs="Times New Roman"/>
@@ -3259,6 +3350,7 @@
         <w:t>floor</w:t>
       </w:r>
       <w:proofErr w:type="spellEnd"/>
+      <w:proofErr w:type="gramEnd"/>
       <w:r>
         <w:rPr>
           <w:rFonts w:ascii="Consolas" w:eastAsia="Times New Roman" w:hAnsi="Consolas" w:cs="Times New Roman"/>
@@ -3415,6 +3507,7 @@
         </w:rPr>
         <w:t xml:space="preserve"> </w:t>
       </w:r>
+      <w:proofErr w:type="gramStart"/>
       <w:r>
         <w:rPr>
           <w:rFonts w:ascii="Consolas" w:eastAsia="Times New Roman" w:hAnsi="Consolas" w:cs="Times New Roman"/>
@@ -3433,6 +3526,7 @@
         </w:rPr>
         <w:t>(</w:t>
       </w:r>
+      <w:proofErr w:type="gramEnd"/>
       <w:r>
         <w:rPr>
           <w:rFonts w:ascii="Consolas" w:eastAsia="Times New Roman" w:hAnsi="Consolas" w:cs="Times New Roman"/>
@@ -3548,6 +3642,7 @@
         <w:t>i</w:t>
       </w:r>
       <w:proofErr w:type="spellEnd"/>
+      <w:proofErr w:type="gramStart"/>
       <w:r>
         <w:rPr>
           <w:rFonts w:ascii="Consolas" w:eastAsia="Times New Roman" w:hAnsi="Consolas" w:cs="Times New Roman"/>
@@ -3564,7 +3659,17 @@
           <w:sz w:val="21"/>
           <w:szCs w:val="21"/>
         </w:rPr>
-        <w:t>!=</w:t>
+        <w:t>!</w:t>
+      </w:r>
+      <w:proofErr w:type="gramEnd"/>
+      <w:r>
+        <w:rPr>
+          <w:rFonts w:ascii="Consolas" w:eastAsia="Times New Roman" w:hAnsi="Consolas" w:cs="Times New Roman"/>
+          <w:color w:val="859900"/>
+          <w:sz w:val="21"/>
+          <w:szCs w:val="21"/>
+        </w:rPr>
+        <w:t>=</w:t>
       </w:r>
       <w:r>
         <w:rPr>
@@ -3668,6 +3773,7 @@
         </w:rPr>
         <w:t xml:space="preserve"> </w:t>
       </w:r>
+      <w:proofErr w:type="gramStart"/>
       <w:r>
         <w:rPr>
           <w:rFonts w:ascii="Consolas" w:eastAsia="Times New Roman" w:hAnsi="Consolas" w:cs="Times New Roman"/>
@@ -3687,6 +3793,7 @@
         <w:t>(</w:t>
       </w:r>
       <w:proofErr w:type="spellStart"/>
+      <w:proofErr w:type="gramEnd"/>
       <w:r>
         <w:rPr>
           <w:rFonts w:ascii="Consolas" w:eastAsia="Times New Roman" w:hAnsi="Consolas" w:cs="Times New Roman"/>
@@ -3927,6 +4034,7 @@
         <w:t xml:space="preserve"> </w:t>
       </w:r>
       <w:proofErr w:type="spellStart"/>
+      <w:proofErr w:type="gramStart"/>
       <w:r>
         <w:rPr>
           <w:rFonts w:ascii="Consolas" w:eastAsia="Times New Roman" w:hAnsi="Consolas" w:cs="Times New Roman"/>
@@ -3955,6 +4063,7 @@
         <w:t>count</w:t>
       </w:r>
       <w:proofErr w:type="spellEnd"/>
+      <w:proofErr w:type="gramEnd"/>
       <w:r>
         <w:rPr>
           <w:rFonts w:ascii="Consolas" w:eastAsia="Times New Roman" w:hAnsi="Consolas" w:cs="Times New Roman"/>
@@ -4022,6 +4131,7 @@
         <w:t xml:space="preserve"> </w:t>
       </w:r>
       <w:proofErr w:type="spellStart"/>
+      <w:proofErr w:type="gramStart"/>
       <w:r>
         <w:rPr>
           <w:rFonts w:ascii="Consolas" w:eastAsia="Times New Roman" w:hAnsi="Consolas" w:cs="Times New Roman"/>
@@ -4050,6 +4160,7 @@
         <w:t>zeros</w:t>
       </w:r>
       <w:proofErr w:type="spellEnd"/>
+      <w:proofErr w:type="gramEnd"/>
       <w:r>
         <w:rPr>
           <w:rFonts w:ascii="Consolas" w:eastAsia="Times New Roman" w:hAnsi="Consolas" w:cs="Times New Roman"/>
@@ -4279,6 +4390,7 @@
         <w:t xml:space="preserve"> </w:t>
       </w:r>
       <w:proofErr w:type="spellStart"/>
+      <w:proofErr w:type="gramStart"/>
       <w:r>
         <w:rPr>
           <w:rFonts w:ascii="Consolas" w:eastAsia="Times New Roman" w:hAnsi="Consolas" w:cs="Times New Roman"/>
@@ -4307,6 +4419,7 @@
         <w:t>search</w:t>
       </w:r>
       <w:proofErr w:type="spellEnd"/>
+      <w:proofErr w:type="gramEnd"/>
       <w:r>
         <w:rPr>
           <w:rFonts w:ascii="Consolas" w:eastAsia="Times New Roman" w:hAnsi="Consolas" w:cs="Times New Roman"/>
@@ -4710,14 +4823,28 @@
         <w:rPr>
           <w:rFonts w:eastAsiaTheme="minorEastAsia"/>
         </w:rPr>
-        <w:t>check_correctness</w:t>
+        <w:t>check_</w:t>
+      </w:r>
+      <w:proofErr w:type="gramStart"/>
+      <w:r>
+        <w:rPr>
+          <w:rFonts w:eastAsiaTheme="minorEastAsia"/>
+        </w:rPr>
+        <w:t>correctness</w:t>
       </w:r>
       <w:proofErr w:type="spellEnd"/>
       <w:r>
         <w:rPr>
           <w:rFonts w:eastAsiaTheme="minorEastAsia"/>
         </w:rPr>
-        <w:t>())</w:t>
+        <w:t>(</w:t>
+      </w:r>
+      <w:proofErr w:type="gramEnd"/>
+      <w:r>
+        <w:rPr>
+          <w:rFonts w:eastAsiaTheme="minorEastAsia"/>
+        </w:rPr>
+        <w:t>))</w:t>
       </w:r>
       <w:r>
         <w:rPr>
@@ -5074,7 +5201,7 @@
                     <pic:cNvPicPr/>
                   </pic:nvPicPr>
                   <pic:blipFill>
-                    <a:blip r:embed="rId10"/>
+                    <a:blip r:embed="rId12"/>
                     <a:stretch>
                       <a:fillRect/>
                     </a:stretch>
@@ -5224,7 +5351,14 @@
         <w:rPr>
           <w:rFonts w:eastAsiaTheme="minorEastAsia"/>
         </w:rPr>
-        <w:t xml:space="preserve"> and the model fit code is in </w:t>
+        <w:t xml:space="preserve"> and the model fit code is </w:t>
+      </w:r>
+      <w:proofErr w:type="gramStart"/>
+      <w:r>
+        <w:rPr>
+          <w:rFonts w:eastAsiaTheme="minorEastAsia"/>
+        </w:rPr>
+        <w:t xml:space="preserve">in </w:t>
       </w:r>
       <w:r>
         <w:rPr>
@@ -5232,7 +5366,16 @@
           <w:i/>
           <w:iCs/>
         </w:rPr>
-        <w:t>./measuring/model_time_complexity.py</w:t>
+        <w:t>.</w:t>
+      </w:r>
+      <w:proofErr w:type="gramEnd"/>
+      <w:r>
+        <w:rPr>
+          <w:rFonts w:eastAsiaTheme="minorEastAsia"/>
+          <w:i/>
+          <w:iCs/>
+        </w:rPr>
+        <w:t>/measuring/model_time_complexity.py</w:t>
       </w:r>
       <w:r>
         <w:rPr>
@@ -5443,6 +5586,7 @@
         <w:t xml:space="preserve"> or as an </w:t>
       </w:r>
       <w:proofErr w:type="spellStart"/>
+      <w:proofErr w:type="gramStart"/>
       <w:r>
         <w:rPr>
           <w:rFonts w:eastAsiaTheme="minorEastAsia"/>
@@ -5450,6 +5594,7 @@
         <w:t>np.array</w:t>
       </w:r>
       <w:proofErr w:type="spellEnd"/>
+      <w:proofErr w:type="gramEnd"/>
       <w:r>
         <w:rPr>
           <w:rFonts w:eastAsiaTheme="minorEastAsia"/>
@@ -5731,7 +5876,21 @@
         <w:rPr>
           <w:rFonts w:eastAsiaTheme="minorEastAsia"/>
         </w:rPr>
-        <w:t xml:space="preserve">. The analysis shown here is with the peak memory. Each function is ran 5 times for </w:t>
+        <w:t xml:space="preserve">. The analysis shown here is with the peak memory. Each function is </w:t>
+      </w:r>
+      <w:proofErr w:type="gramStart"/>
+      <w:r>
+        <w:rPr>
+          <w:rFonts w:eastAsiaTheme="minorEastAsia"/>
+        </w:rPr>
+        <w:t>ran</w:t>
+      </w:r>
+      <w:proofErr w:type="gramEnd"/>
+      <w:r>
+        <w:rPr>
+          <w:rFonts w:eastAsiaTheme="minorEastAsia"/>
+        </w:rPr>
+        <w:t xml:space="preserve"> 5 times for </w:t>
       </w:r>
       <m:oMath>
         <m:sSub>
@@ -5807,7 +5966,7 @@
                     <pic:cNvPicPr/>
                   </pic:nvPicPr>
                   <pic:blipFill>
-                    <a:blip r:embed="rId11"/>
+                    <a:blip r:embed="rId13"/>
                     <a:stretch>
                       <a:fillRect/>
                     </a:stretch>
@@ -5929,162 +6088,6 @@
             <wp:extent cx="5943600" cy="1310640"/>
             <wp:effectExtent l="0" t="0" r="0" b="3810"/>
             <wp:docPr id="3" name="Picture 3"/>
-            <wp:cNvGraphicFramePr>
-              <a:graphicFrameLocks xmlns:a="http://schemas.openxmlformats.org/drawingml/2006/main" noChangeAspect="1"/>
-            </wp:cNvGraphicFramePr>
-            <a:graphic xmlns:a="http://schemas.openxmlformats.org/drawingml/2006/main">
-              <a:graphicData uri="http://schemas.openxmlformats.org/drawingml/2006/picture">
-                <pic:pic xmlns:pic="http://schemas.openxmlformats.org/drawingml/2006/picture">
-                  <pic:nvPicPr>
-                    <pic:cNvPr id="1" name=""/>
-                    <pic:cNvPicPr/>
-                  </pic:nvPicPr>
-                  <pic:blipFill>
-                    <a:blip r:embed="rId12"/>
-                    <a:stretch>
-                      <a:fillRect/>
-                    </a:stretch>
-                  </pic:blipFill>
-                  <pic:spPr>
-                    <a:xfrm>
-                      <a:off x="0" y="0"/>
-                      <a:ext cx="5943600" cy="1310640"/>
-                    </a:xfrm>
-                    <a:prstGeom prst="rect">
-                      <a:avLst/>
-                    </a:prstGeom>
-                  </pic:spPr>
-                </pic:pic>
-              </a:graphicData>
-            </a:graphic>
-          </wp:inline>
-        </w:drawing>
-      </w:r>
-    </w:p>
-    <w:p>
-      <w:pPr>
-        <w:jc w:val="center"/>
-        <w:rPr>
-          <w:rFonts w:eastAsiaTheme="minorEastAsia"/>
-          <w:color w:val="808080" w:themeColor="background1" w:themeShade="80"/>
-        </w:rPr>
-      </w:pPr>
-      <w:r>
-        <w:rPr>
-          <w:rFonts w:eastAsiaTheme="minorEastAsia"/>
-          <w:color w:val="808080" w:themeColor="background1" w:themeShade="80"/>
-        </w:rPr>
-        <w:t xml:space="preserve">Figure 4, Serial algorithms memory </w:t>
-      </w:r>
-      <w:r>
-        <w:rPr>
-          <w:rFonts w:eastAsiaTheme="minorEastAsia"/>
-          <w:color w:val="808080" w:themeColor="background1" w:themeShade="80"/>
-        </w:rPr>
-        <w:t>after correction of baseline memory</w:t>
-      </w:r>
-    </w:p>
-    <w:p>
-      <w:pPr>
-        <w:rPr>
-          <w:rFonts w:eastAsiaTheme="minorEastAsia"/>
-        </w:rPr>
-      </w:pPr>
-      <w:r>
-        <w:rPr>
-          <w:rFonts w:eastAsiaTheme="minorEastAsia"/>
-        </w:rPr>
-        <w:tab/>
-        <w:t xml:space="preserve">We can also comment on the precision of the memory measurement by looking at the variance of the 5 repetitions of each </w:t>
-      </w:r>
-      <w:proofErr w:type="spellStart"/>
-      <w:r>
-        <w:rPr>
-          <w:rFonts w:eastAsiaTheme="minorEastAsia"/>
-        </w:rPr>
-        <w:t>testrun</w:t>
-      </w:r>
-      <w:proofErr w:type="spellEnd"/>
-      <w:r>
-        <w:rPr>
-          <w:rFonts w:eastAsiaTheme="minorEastAsia"/>
-        </w:rPr>
-        <w:t>. The standard deviation is at most 0.38% (and 0.08% at average) from the mean values. This is much more accurate than the time measurements for which the same variance metric is up to 7.5%.</w:t>
-      </w:r>
-      <w:r>
-        <w:rPr>
-          <w:rFonts w:eastAsiaTheme="minorEastAsia"/>
-        </w:rPr>
-        <w:t xml:space="preserve"> </w:t>
-      </w:r>
-    </w:p>
-    <w:p>
-      <w:pPr>
-        <w:rPr>
-          <w:rFonts w:eastAsiaTheme="minorEastAsia"/>
-        </w:rPr>
-      </w:pPr>
-      <w:r>
-        <w:rPr>
-          <w:rFonts w:eastAsiaTheme="minorEastAsia"/>
-        </w:rPr>
-        <w:tab/>
-        <w:t xml:space="preserve">Finally, we can compare </w:t>
-      </w:r>
-      <w:r>
-        <w:rPr>
-          <w:rFonts w:eastAsiaTheme="minorEastAsia"/>
-        </w:rPr>
-        <w:t>the run times of the 3 variants</w:t>
-      </w:r>
-      <w:r>
-        <w:rPr>
-          <w:rFonts w:eastAsiaTheme="minorEastAsia"/>
-        </w:rPr>
-        <w:t>:</w:t>
-      </w:r>
-    </w:p>
-    <w:p>
-      <w:pPr>
-        <w:jc w:val="center"/>
-        <w:rPr>
-          <w:noProof/>
-        </w:rPr>
-      </w:pPr>
-      <w:r>
-        <w:rPr>
-          <w:noProof/>
-        </w:rPr>
-        <w:lastRenderedPageBreak/>
-        <w:drawing>
-          <wp:inline distT="0" distB="0" distL="0" distR="0" wp14:anchorId="1497859E" wp14:editId="7459D32E">
-            <wp:extent cx="3810000" cy="2440305"/>
-            <wp:effectExtent l="0" t="0" r="0" b="17145"/>
-            <wp:docPr id="10" name="Chart 10">
-              <a:extLst xmlns:a="http://schemas.openxmlformats.org/drawingml/2006/main">
-                <a:ext uri="{FF2B5EF4-FFF2-40B4-BE49-F238E27FC236}">
-                  <a16:creationId xmlns:a16="http://schemas.microsoft.com/office/drawing/2014/main" id="{DCC9A3FA-9BA8-4779-BEBD-8EE35883A342}"/>
-                </a:ext>
-              </a:extLst>
-            </wp:docPr>
-            <wp:cNvGraphicFramePr/>
-            <a:graphic xmlns:a="http://schemas.openxmlformats.org/drawingml/2006/main">
-              <a:graphicData uri="http://schemas.openxmlformats.org/drawingml/2006/chart">
-                <c:chart xmlns:c="http://schemas.openxmlformats.org/drawingml/2006/chart" xmlns:r="http://schemas.openxmlformats.org/officeDocument/2006/relationships" r:id="rId13"/>
-              </a:graphicData>
-            </a:graphic>
-          </wp:inline>
-        </w:drawing>
-      </w:r>
-      <w:r>
-        <w:rPr>
-          <w:rFonts w:eastAsiaTheme="minorEastAsia"/>
-        </w:rPr>
-        <w:drawing>
-          <wp:inline distT="0" distB="0" distL="0" distR="0" wp14:anchorId="148051A2" wp14:editId="46EACA1D">
-            <wp:extent cx="4086222" cy="1257300"/>
-            <wp:effectExtent l="0" t="0" r="0" b="0"/>
-            <wp:docPr id="6" name="Picture 6"/>
             <wp:cNvGraphicFramePr>
               <a:graphicFrameLocks xmlns:a="http://schemas.openxmlformats.org/drawingml/2006/main" noChangeAspect="1"/>
             </wp:cNvGraphicFramePr>
@@ -6104,6 +6107,162 @@
                   <pic:spPr>
                     <a:xfrm>
                       <a:off x="0" y="0"/>
+                      <a:ext cx="5943600" cy="1310640"/>
+                    </a:xfrm>
+                    <a:prstGeom prst="rect">
+                      <a:avLst/>
+                    </a:prstGeom>
+                  </pic:spPr>
+                </pic:pic>
+              </a:graphicData>
+            </a:graphic>
+          </wp:inline>
+        </w:drawing>
+      </w:r>
+    </w:p>
+    <w:p>
+      <w:pPr>
+        <w:jc w:val="center"/>
+        <w:rPr>
+          <w:rFonts w:eastAsiaTheme="minorEastAsia"/>
+          <w:color w:val="808080" w:themeColor="background1" w:themeShade="80"/>
+        </w:rPr>
+      </w:pPr>
+      <w:r>
+        <w:rPr>
+          <w:rFonts w:eastAsiaTheme="minorEastAsia"/>
+          <w:color w:val="808080" w:themeColor="background1" w:themeShade="80"/>
+        </w:rPr>
+        <w:t xml:space="preserve">Figure 4, Serial algorithms memory </w:t>
+      </w:r>
+      <w:r>
+        <w:rPr>
+          <w:rFonts w:eastAsiaTheme="minorEastAsia"/>
+          <w:color w:val="808080" w:themeColor="background1" w:themeShade="80"/>
+        </w:rPr>
+        <w:t>after correction of baseline memory</w:t>
+      </w:r>
+    </w:p>
+    <w:p>
+      <w:pPr>
+        <w:rPr>
+          <w:rFonts w:eastAsiaTheme="minorEastAsia"/>
+        </w:rPr>
+      </w:pPr>
+      <w:r>
+        <w:rPr>
+          <w:rFonts w:eastAsiaTheme="minorEastAsia"/>
+        </w:rPr>
+        <w:tab/>
+        <w:t xml:space="preserve">We can also comment on the precision of the memory measurement by looking at the variance of the 5 repetitions of each </w:t>
+      </w:r>
+      <w:proofErr w:type="spellStart"/>
+      <w:r>
+        <w:rPr>
+          <w:rFonts w:eastAsiaTheme="minorEastAsia"/>
+        </w:rPr>
+        <w:t>testrun</w:t>
+      </w:r>
+      <w:proofErr w:type="spellEnd"/>
+      <w:r>
+        <w:rPr>
+          <w:rFonts w:eastAsiaTheme="minorEastAsia"/>
+        </w:rPr>
+        <w:t>. The standard deviation is at most 0.38% (and 0.08% at average) from the mean values. This is much more accurate than the time measurements for which the same variance metric is up to 7.5%.</w:t>
+      </w:r>
+      <w:r>
+        <w:rPr>
+          <w:rFonts w:eastAsiaTheme="minorEastAsia"/>
+        </w:rPr>
+        <w:t xml:space="preserve"> </w:t>
+      </w:r>
+    </w:p>
+    <w:p>
+      <w:pPr>
+        <w:rPr>
+          <w:rFonts w:eastAsiaTheme="minorEastAsia"/>
+        </w:rPr>
+      </w:pPr>
+      <w:r>
+        <w:rPr>
+          <w:rFonts w:eastAsiaTheme="minorEastAsia"/>
+        </w:rPr>
+        <w:tab/>
+        <w:t xml:space="preserve">Finally, we can compare </w:t>
+      </w:r>
+      <w:r>
+        <w:rPr>
+          <w:rFonts w:eastAsiaTheme="minorEastAsia"/>
+        </w:rPr>
+        <w:t>the run times of the 3 variants</w:t>
+      </w:r>
+      <w:r>
+        <w:rPr>
+          <w:rFonts w:eastAsiaTheme="minorEastAsia"/>
+        </w:rPr>
+        <w:t>:</w:t>
+      </w:r>
+    </w:p>
+    <w:p>
+      <w:pPr>
+        <w:jc w:val="center"/>
+        <w:rPr>
+          <w:noProof/>
+        </w:rPr>
+      </w:pPr>
+      <w:r>
+        <w:rPr>
+          <w:noProof/>
+        </w:rPr>
+        <w:lastRenderedPageBreak/>
+        <w:drawing>
+          <wp:inline distT="0" distB="0" distL="0" distR="0" wp14:anchorId="1497859E" wp14:editId="7459D32E">
+            <wp:extent cx="3810000" cy="2440305"/>
+            <wp:effectExtent l="0" t="0" r="0" b="17145"/>
+            <wp:docPr id="10" name="Chart 10">
+              <a:extLst xmlns:a="http://schemas.openxmlformats.org/drawingml/2006/main">
+                <a:ext uri="{FF2B5EF4-FFF2-40B4-BE49-F238E27FC236}">
+                  <a16:creationId xmlns:a16="http://schemas.microsoft.com/office/drawing/2014/main" id="{DCC9A3FA-9BA8-4779-BEBD-8EE35883A342}"/>
+                </a:ext>
+              </a:extLst>
+            </wp:docPr>
+            <wp:cNvGraphicFramePr/>
+            <a:graphic xmlns:a="http://schemas.openxmlformats.org/drawingml/2006/main">
+              <a:graphicData uri="http://schemas.openxmlformats.org/drawingml/2006/chart">
+                <c:chart xmlns:c="http://schemas.openxmlformats.org/drawingml/2006/chart" xmlns:r="http://schemas.openxmlformats.org/officeDocument/2006/relationships" r:id="rId15"/>
+              </a:graphicData>
+            </a:graphic>
+          </wp:inline>
+        </w:drawing>
+      </w:r>
+      <w:r>
+        <w:rPr>
+          <w:rFonts w:eastAsiaTheme="minorEastAsia"/>
+        </w:rPr>
+        <w:drawing>
+          <wp:inline distT="0" distB="0" distL="0" distR="0" wp14:anchorId="148051A2" wp14:editId="46EACA1D">
+            <wp:extent cx="4086222" cy="1257300"/>
+            <wp:effectExtent l="0" t="0" r="0" b="0"/>
+            <wp:docPr id="6" name="Picture 6"/>
+            <wp:cNvGraphicFramePr>
+              <a:graphicFrameLocks xmlns:a="http://schemas.openxmlformats.org/drawingml/2006/main" noChangeAspect="1"/>
+            </wp:cNvGraphicFramePr>
+            <a:graphic xmlns:a="http://schemas.openxmlformats.org/drawingml/2006/main">
+              <a:graphicData uri="http://schemas.openxmlformats.org/drawingml/2006/picture">
+                <pic:pic xmlns:pic="http://schemas.openxmlformats.org/drawingml/2006/picture">
+                  <pic:nvPicPr>
+                    <pic:cNvPr id="1" name=""/>
+                    <pic:cNvPicPr/>
+                  </pic:nvPicPr>
+                  <pic:blipFill>
+                    <a:blip r:embed="rId16"/>
+                    <a:stretch>
+                      <a:fillRect/>
+                    </a:stretch>
+                  </pic:blipFill>
+                  <pic:spPr>
+                    <a:xfrm>
+                      <a:off x="0" y="0"/>
                       <a:ext cx="4089429" cy="1258287"/>
                     </a:xfrm>
                     <a:prstGeom prst="rect">
@@ -6527,7 +6686,7 @@
           <w:szCs w:val="32"/>
         </w:rPr>
         <w:lastRenderedPageBreak/>
-        <w:t>Pa</w:t>
+        <w:t>Optimizing the</w:t>
       </w:r>
       <w:r>
         <w:rPr>
@@ -6537,7 +6696,17 @@
           <w:sz w:val="32"/>
           <w:szCs w:val="32"/>
         </w:rPr>
-        <w:t>rallel work per prime</w:t>
+        <w:t xml:space="preserve"> work per prime</w:t>
+      </w:r>
+      <w:r>
+        <w:rPr>
+          <w:rFonts w:eastAsiaTheme="minorEastAsia"/>
+          <w:b/>
+          <w:bCs/>
+          <w:sz w:val="32"/>
+          <w:szCs w:val="32"/>
+        </w:rPr>
+        <w:t xml:space="preserve"> (the inner loop)</w:t>
       </w:r>
     </w:p>
     <w:p>
@@ -6577,7 +6746,21 @@
         <w:rPr>
           <w:rFonts w:eastAsiaTheme="minorEastAsia"/>
         </w:rPr>
-        <w:t xml:space="preserve"> data types so the work, so there speedup will be judged against </w:t>
+        <w:t xml:space="preserve"> data types so the work, so </w:t>
+      </w:r>
+      <w:proofErr w:type="gramStart"/>
+      <w:r>
+        <w:rPr>
+          <w:rFonts w:eastAsiaTheme="minorEastAsia"/>
+        </w:rPr>
+        <w:t>there</w:t>
+      </w:r>
+      <w:proofErr w:type="gramEnd"/>
+      <w:r>
+        <w:rPr>
+          <w:rFonts w:eastAsiaTheme="minorEastAsia"/>
+        </w:rPr>
+        <w:t xml:space="preserve"> speedup will be judged against </w:t>
       </w:r>
     </w:p>
     <w:p>
@@ -6773,6 +6956,7 @@
                               </w:rPr>
                               <w:t xml:space="preserve"> </w:t>
                             </w:r>
+                            <w:proofErr w:type="gramStart"/>
                             <w:r>
                               <w:rPr>
                                 <w:rFonts w:ascii="Consolas" w:eastAsia="Times New Roman" w:hAnsi="Consolas" w:cs="Times New Roman"/>
@@ -6791,6 +6975,7 @@
                               </w:rPr>
                               <w:t>(</w:t>
                             </w:r>
+                            <w:proofErr w:type="gramEnd"/>
                             <w:r>
                               <w:rPr>
                                 <w:rFonts w:ascii="Consolas" w:eastAsia="Times New Roman" w:hAnsi="Consolas" w:cs="Times New Roman"/>
@@ -6906,6 +7091,7 @@
                               <w:t>i</w:t>
                             </w:r>
                             <w:proofErr w:type="spellEnd"/>
+                            <w:proofErr w:type="gramStart"/>
                             <w:r>
                               <w:rPr>
                                 <w:rFonts w:ascii="Consolas" w:eastAsia="Times New Roman" w:hAnsi="Consolas" w:cs="Times New Roman"/>
@@ -6922,7 +7108,17 @@
                                 <w:sz w:val="20"/>
                                 <w:szCs w:val="20"/>
                               </w:rPr>
-                              <w:t>!=</w:t>
+                              <w:t>!</w:t>
+                            </w:r>
+                            <w:proofErr w:type="gramEnd"/>
+                            <w:r>
+                              <w:rPr>
+                                <w:rFonts w:ascii="Consolas" w:eastAsia="Times New Roman" w:hAnsi="Consolas" w:cs="Times New Roman"/>
+                                <w:color w:val="859900"/>
+                                <w:sz w:val="20"/>
+                                <w:szCs w:val="20"/>
+                              </w:rPr>
+                              <w:t>=</w:t>
                             </w:r>
                             <w:r>
                               <w:rPr>
@@ -7026,6 +7222,7 @@
                               </w:rPr>
                               <w:t xml:space="preserve"> </w:t>
                             </w:r>
+                            <w:proofErr w:type="gramStart"/>
                             <w:r>
                               <w:rPr>
                                 <w:rFonts w:ascii="Consolas" w:eastAsia="Times New Roman" w:hAnsi="Consolas" w:cs="Times New Roman"/>
@@ -7045,6 +7242,7 @@
                               <w:t>(</w:t>
                             </w:r>
                             <w:proofErr w:type="spellStart"/>
+                            <w:proofErr w:type="gramEnd"/>
                             <w:r>
                               <w:rPr>
                                 <w:rFonts w:ascii="Consolas" w:eastAsia="Times New Roman" w:hAnsi="Consolas" w:cs="Times New Roman"/>
@@ -7301,6 +7499,7 @@
                         </w:rPr>
                         <w:t xml:space="preserve"> </w:t>
                       </w:r>
+                      <w:proofErr w:type="gramStart"/>
                       <w:r>
                         <w:rPr>
                           <w:rFonts w:ascii="Consolas" w:eastAsia="Times New Roman" w:hAnsi="Consolas" w:cs="Times New Roman"/>
@@ -7319,6 +7518,7 @@
                         </w:rPr>
                         <w:t>(</w:t>
                       </w:r>
+                      <w:proofErr w:type="gramEnd"/>
                       <w:r>
                         <w:rPr>
                           <w:rFonts w:ascii="Consolas" w:eastAsia="Times New Roman" w:hAnsi="Consolas" w:cs="Times New Roman"/>
@@ -7434,6 +7634,7 @@
                         <w:t>i</w:t>
                       </w:r>
                       <w:proofErr w:type="spellEnd"/>
+                      <w:proofErr w:type="gramStart"/>
                       <w:r>
                         <w:rPr>
                           <w:rFonts w:ascii="Consolas" w:eastAsia="Times New Roman" w:hAnsi="Consolas" w:cs="Times New Roman"/>
@@ -7450,7 +7651,17 @@
                           <w:sz w:val="20"/>
                           <w:szCs w:val="20"/>
                         </w:rPr>
-                        <w:t>!=</w:t>
+                        <w:t>!</w:t>
+                      </w:r>
+                      <w:proofErr w:type="gramEnd"/>
+                      <w:r>
+                        <w:rPr>
+                          <w:rFonts w:ascii="Consolas" w:eastAsia="Times New Roman" w:hAnsi="Consolas" w:cs="Times New Roman"/>
+                          <w:color w:val="859900"/>
+                          <w:sz w:val="20"/>
+                          <w:szCs w:val="20"/>
+                        </w:rPr>
+                        <w:t>=</w:t>
                       </w:r>
                       <w:r>
                         <w:rPr>
@@ -7554,6 +7765,7 @@
                         </w:rPr>
                         <w:t xml:space="preserve"> </w:t>
                       </w:r>
+                      <w:proofErr w:type="gramStart"/>
                       <w:r>
                         <w:rPr>
                           <w:rFonts w:ascii="Consolas" w:eastAsia="Times New Roman" w:hAnsi="Consolas" w:cs="Times New Roman"/>
@@ -7573,6 +7785,7 @@
                         <w:t>(</w:t>
                       </w:r>
                       <w:proofErr w:type="spellStart"/>
+                      <w:proofErr w:type="gramEnd"/>
                       <w:r>
                         <w:rPr>
                           <w:rFonts w:ascii="Consolas" w:eastAsia="Times New Roman" w:hAnsi="Consolas" w:cs="Times New Roman"/>
@@ -7814,7 +8027,7 @@
           </mc:Choice>
           <mc:Fallback>
             <w:pict>
-              <v:shapetype w14:anchorId="57F7CC9D" id="_x0000_t32" coordsize="21600,21600" o:spt="32" o:oned="t" path="m,l21600,21600e" filled="f">
+              <v:shapetype w14:anchorId="71C3C6C2" id="_x0000_t32" coordsize="21600,21600" o:spt="32" o:oned="t" path="m,l21600,21600e" filled="f">
                 <v:path arrowok="t" fillok="f" o:connecttype="none"/>
                 <o:lock v:ext="edit" shapetype="t"/>
               </v:shapetype>
@@ -7943,6 +8156,7 @@
                               </w:rPr>
                               <w:t xml:space="preserve"> </w:t>
                             </w:r>
+                            <w:proofErr w:type="gramStart"/>
                             <w:r>
                               <w:rPr>
                                 <w:rFonts w:ascii="Consolas" w:eastAsia="Times New Roman" w:hAnsi="Consolas" w:cs="Times New Roman"/>
@@ -7961,6 +8175,7 @@
                               </w:rPr>
                               <w:t>(</w:t>
                             </w:r>
+                            <w:proofErr w:type="gramEnd"/>
                             <w:r>
                               <w:rPr>
                                 <w:rFonts w:ascii="Consolas" w:eastAsia="Times New Roman" w:hAnsi="Consolas" w:cs="Times New Roman"/>
@@ -8076,6 +8291,7 @@
                               <w:t>i</w:t>
                             </w:r>
                             <w:proofErr w:type="spellEnd"/>
+                            <w:proofErr w:type="gramStart"/>
                             <w:r>
                               <w:rPr>
                                 <w:rFonts w:ascii="Consolas" w:eastAsia="Times New Roman" w:hAnsi="Consolas" w:cs="Times New Roman"/>
@@ -8092,7 +8308,17 @@
                                 <w:sz w:val="21"/>
                                 <w:szCs w:val="21"/>
                               </w:rPr>
-                              <w:t>!=</w:t>
+                              <w:t>!</w:t>
+                            </w:r>
+                            <w:proofErr w:type="gramEnd"/>
+                            <w:r>
+                              <w:rPr>
+                                <w:rFonts w:ascii="Consolas" w:eastAsia="Times New Roman" w:hAnsi="Consolas" w:cs="Times New Roman"/>
+                                <w:color w:val="859900"/>
+                                <w:sz w:val="21"/>
+                                <w:szCs w:val="21"/>
+                              </w:rPr>
+                              <w:t>=</w:t>
                             </w:r>
                             <w:r>
                               <w:rPr>
@@ -8336,6 +8562,7 @@
                         </w:rPr>
                         <w:t xml:space="preserve"> </w:t>
                       </w:r>
+                      <w:proofErr w:type="gramStart"/>
                       <w:r>
                         <w:rPr>
                           <w:rFonts w:ascii="Consolas" w:eastAsia="Times New Roman" w:hAnsi="Consolas" w:cs="Times New Roman"/>
@@ -8354,6 +8581,7 @@
                         </w:rPr>
                         <w:t>(</w:t>
                       </w:r>
+                      <w:proofErr w:type="gramEnd"/>
                       <w:r>
                         <w:rPr>
                           <w:rFonts w:ascii="Consolas" w:eastAsia="Times New Roman" w:hAnsi="Consolas" w:cs="Times New Roman"/>
@@ -8469,6 +8697,7 @@
                         <w:t>i</w:t>
                       </w:r>
                       <w:proofErr w:type="spellEnd"/>
+                      <w:proofErr w:type="gramStart"/>
                       <w:r>
                         <w:rPr>
                           <w:rFonts w:ascii="Consolas" w:eastAsia="Times New Roman" w:hAnsi="Consolas" w:cs="Times New Roman"/>
@@ -8485,7 +8714,17 @@
                           <w:sz w:val="21"/>
                           <w:szCs w:val="21"/>
                         </w:rPr>
-                        <w:t>!=</w:t>
+                        <w:t>!</w:t>
+                      </w:r>
+                      <w:proofErr w:type="gramEnd"/>
+                      <w:r>
+                        <w:rPr>
+                          <w:rFonts w:ascii="Consolas" w:eastAsia="Times New Roman" w:hAnsi="Consolas" w:cs="Times New Roman"/>
+                          <w:color w:val="859900"/>
+                          <w:sz w:val="21"/>
+                          <w:szCs w:val="21"/>
+                        </w:rPr>
+                        <w:t>=</w:t>
                       </w:r>
                       <w:r>
                         <w:rPr>
@@ -8771,50 +9010,18 @@
         <w:rPr>
           <w:rFonts w:eastAsiaTheme="minorEastAsia"/>
         </w:rPr>
-        <w:t xml:space="preserve"> the effect will be smaller and the overhead of the </w:t>
-      </w:r>
-      <w:proofErr w:type="spellStart"/>
-      <w:r>
-        <w:rPr>
-          <w:rFonts w:eastAsiaTheme="minorEastAsia"/>
-        </w:rPr>
-        <w:t>strided</w:t>
-      </w:r>
-      <w:proofErr w:type="spellEnd"/>
-      <w:r>
-        <w:rPr>
-          <w:rFonts w:eastAsiaTheme="minorEastAsia"/>
-        </w:rPr>
-        <w:t xml:space="preserve"> assignment </w:t>
-      </w:r>
-      <w:r>
-        <w:rPr>
-          <w:rFonts w:eastAsiaTheme="minorEastAsia"/>
-        </w:rPr>
-        <w:t>may turn out to be more than</w:t>
-      </w:r>
-      <w:r>
-        <w:rPr>
-          <w:rFonts w:eastAsiaTheme="minorEastAsia"/>
-        </w:rPr>
-        <w:t xml:space="preserve"> that of the </w:t>
-      </w:r>
-      <w:r>
-        <w:rPr>
-          <w:rFonts w:eastAsiaTheme="minorEastAsia"/>
-        </w:rPr>
-        <w:t xml:space="preserve">python loop. </w:t>
-      </w:r>
-      <w:r>
-        <w:rPr>
-          <w:rFonts w:eastAsiaTheme="minorEastAsia"/>
-        </w:rPr>
-        <w:tab/>
+        <w:t xml:space="preserve"> the effect will be smaller</w:t>
+      </w:r>
+      <w:r>
+        <w:rPr>
+          <w:rFonts w:eastAsiaTheme="minorEastAsia"/>
+        </w:rPr>
+        <w:t>.</w:t>
       </w:r>
     </w:p>
     <w:p>
       <w:pPr>
-        <w:ind w:firstLine="360"/>
+        <w:ind w:left="360"/>
         <w:jc w:val="center"/>
         <w:rPr>
           <w:rFonts w:eastAsiaTheme="minorEastAsia"/>
@@ -8841,7 +9048,7 @@
                     <pic:cNvPicPr/>
                   </pic:nvPicPr>
                   <pic:blipFill>
-                    <a:blip r:embed="rId15"/>
+                    <a:blip r:embed="rId17"/>
                     <a:stretch>
                       <a:fillRect/>
                     </a:stretch>
@@ -8866,7 +9073,701 @@
           <w:rFonts w:eastAsiaTheme="minorEastAsia"/>
           <w:color w:val="808080" w:themeColor="background1" w:themeShade="80"/>
         </w:rPr>
-        <w:t>Figure 6, Comparison of execution times between 2 loop versions and vectorized inner loop version</w:t>
+        <w:t xml:space="preserve">     </w:t>
+      </w:r>
+      <w:r>
+        <w:rPr>
+          <w:rFonts w:eastAsiaTheme="minorEastAsia"/>
+          <w:color w:val="808080" w:themeColor="background1" w:themeShade="80"/>
+        </w:rPr>
+        <w:t>Figure 6, Comparison of execution times between</w:t>
+      </w:r>
+      <w:r>
+        <w:rPr>
+          <w:rFonts w:eastAsiaTheme="minorEastAsia"/>
+          <w:color w:val="808080" w:themeColor="background1" w:themeShade="80"/>
+        </w:rPr>
+        <w:t xml:space="preserve"> the</w:t>
+      </w:r>
+      <w:r>
+        <w:rPr>
+          <w:rFonts w:eastAsiaTheme="minorEastAsia"/>
+          <w:color w:val="808080" w:themeColor="background1" w:themeShade="80"/>
+        </w:rPr>
+        <w:t xml:space="preserve"> 2</w:t>
+      </w:r>
+      <w:r>
+        <w:rPr>
+          <w:rFonts w:eastAsiaTheme="minorEastAsia"/>
+          <w:color w:val="808080" w:themeColor="background1" w:themeShade="80"/>
+        </w:rPr>
+        <w:t>-</w:t>
+      </w:r>
+      <w:r>
+        <w:rPr>
+          <w:rFonts w:eastAsiaTheme="minorEastAsia"/>
+          <w:color w:val="808080" w:themeColor="background1" w:themeShade="80"/>
+        </w:rPr>
+        <w:t xml:space="preserve">loop versions </w:t>
+      </w:r>
+      <w:r>
+        <w:rPr>
+          <w:rFonts w:eastAsiaTheme="minorEastAsia"/>
+          <w:color w:val="808080" w:themeColor="background1" w:themeShade="80"/>
+        </w:rPr>
+        <w:br/>
+      </w:r>
+      <w:r>
+        <w:rPr>
+          <w:rFonts w:eastAsiaTheme="minorEastAsia"/>
+          <w:color w:val="808080" w:themeColor="background1" w:themeShade="80"/>
+        </w:rPr>
+        <w:t>and vectorized inner loop version</w:t>
+      </w:r>
+    </w:p>
+    <w:tbl>
+      <w:tblPr>
+        <w:tblStyle w:val="TableGrid"/>
+        <w:tblW w:w="0" w:type="auto"/>
+        <w:jc w:val="center"/>
+        <w:tblLook w:val="04A0" w:firstRow="1" w:lastRow="0" w:firstColumn="1" w:lastColumn="0" w:noHBand="0" w:noVBand="1"/>
+      </w:tblPr>
+      <w:tblGrid>
+        <w:gridCol w:w="1880"/>
+        <w:gridCol w:w="2000"/>
+      </w:tblGrid>
+      <w:tr>
+        <w:trPr>
+          <w:trHeight w:val="600"/>
+          <w:jc w:val="center"/>
+        </w:trPr>
+        <w:tc>
+          <w:tcPr>
+            <w:tcW w:w="1880" w:type="dxa"/>
+            <w:noWrap/>
+            <w:hideMark/>
+          </w:tcPr>
+          <w:p>
+            <w:pPr>
+              <w:ind w:firstLine="360"/>
+              <w:rPr>
+                <w:rFonts w:eastAsiaTheme="minorEastAsia"/>
+                <w:b/>
+                <w:bCs/>
+                <w:color w:val="000000" w:themeColor="text1"/>
+              </w:rPr>
+            </w:pPr>
+            <w:r>
+              <w:rPr>
+                <w:rFonts w:eastAsiaTheme="minorEastAsia"/>
+                <w:b/>
+                <w:bCs/>
+                <w:color w:val="000000" w:themeColor="text1"/>
+              </w:rPr>
+              <w:lastRenderedPageBreak/>
+              <w:t>N</w:t>
+            </w:r>
+          </w:p>
+        </w:tc>
+        <w:tc>
+          <w:tcPr>
+            <w:tcW w:w="2000" w:type="dxa"/>
+            <w:hideMark/>
+          </w:tcPr>
+          <w:p>
+            <w:pPr>
+              <w:rPr>
+                <w:rFonts w:eastAsiaTheme="minorEastAsia"/>
+                <w:b/>
+                <w:bCs/>
+                <w:color w:val="000000" w:themeColor="text1"/>
+              </w:rPr>
+            </w:pPr>
+            <w:r>
+              <w:rPr>
+                <w:rFonts w:eastAsiaTheme="minorEastAsia"/>
+                <w:b/>
+                <w:bCs/>
+                <w:color w:val="000000" w:themeColor="text1"/>
+              </w:rPr>
+              <w:t>Speedup after vectorization</w:t>
+            </w:r>
+          </w:p>
+        </w:tc>
+      </w:tr>
+      <w:tr>
+        <w:trPr>
+          <w:trHeight w:val="300"/>
+          <w:jc w:val="center"/>
+        </w:trPr>
+        <w:tc>
+          <w:tcPr>
+            <w:tcW w:w="1880" w:type="dxa"/>
+            <w:noWrap/>
+            <w:hideMark/>
+          </w:tcPr>
+          <w:p>
+            <w:pPr>
+              <w:ind w:firstLine="360"/>
+              <w:rPr>
+                <w:rFonts w:eastAsiaTheme="minorEastAsia"/>
+                <w:color w:val="000000" w:themeColor="text1"/>
+              </w:rPr>
+            </w:pPr>
+            <w:r>
+              <w:rPr>
+                <w:rFonts w:eastAsiaTheme="minorEastAsia"/>
+                <w:color w:val="000000" w:themeColor="text1"/>
+              </w:rPr>
+              <w:t>10000</w:t>
+            </w:r>
+          </w:p>
+        </w:tc>
+        <w:tc>
+          <w:tcPr>
+            <w:tcW w:w="2000" w:type="dxa"/>
+            <w:noWrap/>
+            <w:hideMark/>
+          </w:tcPr>
+          <w:p>
+            <w:pPr>
+              <w:ind w:firstLine="360"/>
+              <w:rPr>
+                <w:rFonts w:eastAsiaTheme="minorEastAsia"/>
+                <w:b/>
+                <w:bCs/>
+                <w:color w:val="000000" w:themeColor="text1"/>
+              </w:rPr>
+            </w:pPr>
+            <w:r>
+              <w:rPr>
+                <w:rFonts w:eastAsiaTheme="minorEastAsia"/>
+                <w:b/>
+                <w:bCs/>
+                <w:color w:val="000000" w:themeColor="text1"/>
+              </w:rPr>
+              <w:t>6</w:t>
+            </w:r>
+          </w:p>
+        </w:tc>
+      </w:tr>
+      <w:tr>
+        <w:trPr>
+          <w:trHeight w:val="300"/>
+          <w:jc w:val="center"/>
+        </w:trPr>
+        <w:tc>
+          <w:tcPr>
+            <w:tcW w:w="1880" w:type="dxa"/>
+            <w:noWrap/>
+            <w:hideMark/>
+          </w:tcPr>
+          <w:p>
+            <w:pPr>
+              <w:ind w:firstLine="360"/>
+              <w:rPr>
+                <w:rFonts w:eastAsiaTheme="minorEastAsia"/>
+                <w:color w:val="000000" w:themeColor="text1"/>
+              </w:rPr>
+            </w:pPr>
+            <w:r>
+              <w:rPr>
+                <w:rFonts w:eastAsiaTheme="minorEastAsia"/>
+                <w:color w:val="000000" w:themeColor="text1"/>
+              </w:rPr>
+              <w:t>50000</w:t>
+            </w:r>
+          </w:p>
+        </w:tc>
+        <w:tc>
+          <w:tcPr>
+            <w:tcW w:w="2000" w:type="dxa"/>
+            <w:noWrap/>
+            <w:hideMark/>
+          </w:tcPr>
+          <w:p>
+            <w:pPr>
+              <w:ind w:firstLine="360"/>
+              <w:rPr>
+                <w:rFonts w:eastAsiaTheme="minorEastAsia"/>
+                <w:b/>
+                <w:bCs/>
+                <w:color w:val="000000" w:themeColor="text1"/>
+              </w:rPr>
+            </w:pPr>
+            <w:r>
+              <w:rPr>
+                <w:rFonts w:eastAsiaTheme="minorEastAsia"/>
+                <w:b/>
+                <w:bCs/>
+                <w:color w:val="000000" w:themeColor="text1"/>
+              </w:rPr>
+              <w:t>15</w:t>
+            </w:r>
+          </w:p>
+        </w:tc>
+      </w:tr>
+      <w:tr>
+        <w:trPr>
+          <w:trHeight w:val="300"/>
+          <w:jc w:val="center"/>
+        </w:trPr>
+        <w:tc>
+          <w:tcPr>
+            <w:tcW w:w="1880" w:type="dxa"/>
+            <w:noWrap/>
+            <w:hideMark/>
+          </w:tcPr>
+          <w:p>
+            <w:pPr>
+              <w:ind w:firstLine="360"/>
+              <w:rPr>
+                <w:rFonts w:eastAsiaTheme="minorEastAsia"/>
+                <w:color w:val="000000" w:themeColor="text1"/>
+              </w:rPr>
+            </w:pPr>
+            <w:r>
+              <w:rPr>
+                <w:rFonts w:eastAsiaTheme="minorEastAsia"/>
+                <w:color w:val="000000" w:themeColor="text1"/>
+              </w:rPr>
+              <w:t>100000</w:t>
+            </w:r>
+          </w:p>
+        </w:tc>
+        <w:tc>
+          <w:tcPr>
+            <w:tcW w:w="2000" w:type="dxa"/>
+            <w:noWrap/>
+            <w:hideMark/>
+          </w:tcPr>
+          <w:p>
+            <w:pPr>
+              <w:ind w:firstLine="360"/>
+              <w:rPr>
+                <w:rFonts w:eastAsiaTheme="minorEastAsia"/>
+                <w:b/>
+                <w:bCs/>
+                <w:color w:val="000000" w:themeColor="text1"/>
+              </w:rPr>
+            </w:pPr>
+            <w:r>
+              <w:rPr>
+                <w:rFonts w:eastAsiaTheme="minorEastAsia"/>
+                <w:b/>
+                <w:bCs/>
+                <w:color w:val="000000" w:themeColor="text1"/>
+              </w:rPr>
+              <w:t>18</w:t>
+            </w:r>
+          </w:p>
+        </w:tc>
+      </w:tr>
+      <w:tr>
+        <w:trPr>
+          <w:trHeight w:val="300"/>
+          <w:jc w:val="center"/>
+        </w:trPr>
+        <w:tc>
+          <w:tcPr>
+            <w:tcW w:w="1880" w:type="dxa"/>
+            <w:noWrap/>
+            <w:hideMark/>
+          </w:tcPr>
+          <w:p>
+            <w:pPr>
+              <w:ind w:firstLine="360"/>
+              <w:rPr>
+                <w:rFonts w:eastAsiaTheme="minorEastAsia"/>
+                <w:color w:val="000000" w:themeColor="text1"/>
+              </w:rPr>
+            </w:pPr>
+            <w:r>
+              <w:rPr>
+                <w:rFonts w:eastAsiaTheme="minorEastAsia"/>
+                <w:color w:val="000000" w:themeColor="text1"/>
+              </w:rPr>
+              <w:t>500000</w:t>
+            </w:r>
+          </w:p>
+        </w:tc>
+        <w:tc>
+          <w:tcPr>
+            <w:tcW w:w="2000" w:type="dxa"/>
+            <w:noWrap/>
+            <w:hideMark/>
+          </w:tcPr>
+          <w:p>
+            <w:pPr>
+              <w:ind w:firstLine="360"/>
+              <w:rPr>
+                <w:rFonts w:eastAsiaTheme="minorEastAsia"/>
+                <w:b/>
+                <w:bCs/>
+                <w:color w:val="000000" w:themeColor="text1"/>
+              </w:rPr>
+            </w:pPr>
+            <w:r>
+              <w:rPr>
+                <w:rFonts w:eastAsiaTheme="minorEastAsia"/>
+                <w:b/>
+                <w:bCs/>
+                <w:color w:val="000000" w:themeColor="text1"/>
+              </w:rPr>
+              <w:t>29</w:t>
+            </w:r>
+          </w:p>
+        </w:tc>
+      </w:tr>
+      <w:tr>
+        <w:trPr>
+          <w:trHeight w:val="300"/>
+          <w:jc w:val="center"/>
+        </w:trPr>
+        <w:tc>
+          <w:tcPr>
+            <w:tcW w:w="1880" w:type="dxa"/>
+            <w:noWrap/>
+            <w:hideMark/>
+          </w:tcPr>
+          <w:p>
+            <w:pPr>
+              <w:ind w:firstLine="360"/>
+              <w:rPr>
+                <w:rFonts w:eastAsiaTheme="minorEastAsia"/>
+                <w:color w:val="000000" w:themeColor="text1"/>
+              </w:rPr>
+            </w:pPr>
+            <w:r>
+              <w:rPr>
+                <w:rFonts w:eastAsiaTheme="minorEastAsia"/>
+                <w:color w:val="000000" w:themeColor="text1"/>
+              </w:rPr>
+              <w:t>1000000</w:t>
+            </w:r>
+          </w:p>
+        </w:tc>
+        <w:tc>
+          <w:tcPr>
+            <w:tcW w:w="2000" w:type="dxa"/>
+            <w:noWrap/>
+            <w:hideMark/>
+          </w:tcPr>
+          <w:p>
+            <w:pPr>
+              <w:ind w:firstLine="360"/>
+              <w:rPr>
+                <w:rFonts w:eastAsiaTheme="minorEastAsia"/>
+                <w:b/>
+                <w:bCs/>
+                <w:color w:val="00B050"/>
+              </w:rPr>
+            </w:pPr>
+            <w:r>
+              <w:rPr>
+                <w:rFonts w:eastAsiaTheme="minorEastAsia"/>
+                <w:b/>
+                <w:bCs/>
+                <w:color w:val="00B050"/>
+              </w:rPr>
+              <w:t>38</w:t>
+            </w:r>
+          </w:p>
+        </w:tc>
+      </w:tr>
+      <w:tr>
+        <w:trPr>
+          <w:trHeight w:val="300"/>
+          <w:jc w:val="center"/>
+        </w:trPr>
+        <w:tc>
+          <w:tcPr>
+            <w:tcW w:w="1880" w:type="dxa"/>
+            <w:noWrap/>
+            <w:hideMark/>
+          </w:tcPr>
+          <w:p>
+            <w:pPr>
+              <w:ind w:firstLine="360"/>
+              <w:rPr>
+                <w:rFonts w:eastAsiaTheme="minorEastAsia"/>
+                <w:color w:val="000000" w:themeColor="text1"/>
+              </w:rPr>
+            </w:pPr>
+            <w:r>
+              <w:rPr>
+                <w:rFonts w:eastAsiaTheme="minorEastAsia"/>
+                <w:color w:val="000000" w:themeColor="text1"/>
+              </w:rPr>
+              <w:t>5000000</w:t>
+            </w:r>
+          </w:p>
+        </w:tc>
+        <w:tc>
+          <w:tcPr>
+            <w:tcW w:w="2000" w:type="dxa"/>
+            <w:noWrap/>
+            <w:hideMark/>
+          </w:tcPr>
+          <w:p>
+            <w:pPr>
+              <w:ind w:firstLine="360"/>
+              <w:rPr>
+                <w:rFonts w:eastAsiaTheme="minorEastAsia"/>
+                <w:b/>
+                <w:bCs/>
+                <w:color w:val="00B050"/>
+              </w:rPr>
+            </w:pPr>
+            <w:r>
+              <w:rPr>
+                <w:rFonts w:eastAsiaTheme="minorEastAsia"/>
+                <w:b/>
+                <w:bCs/>
+                <w:color w:val="00B050"/>
+              </w:rPr>
+              <w:t>44</w:t>
+            </w:r>
+          </w:p>
+        </w:tc>
+      </w:tr>
+      <w:tr>
+        <w:trPr>
+          <w:trHeight w:val="300"/>
+          <w:jc w:val="center"/>
+        </w:trPr>
+        <w:tc>
+          <w:tcPr>
+            <w:tcW w:w="1880" w:type="dxa"/>
+            <w:noWrap/>
+            <w:hideMark/>
+          </w:tcPr>
+          <w:p>
+            <w:pPr>
+              <w:ind w:firstLine="360"/>
+              <w:rPr>
+                <w:rFonts w:eastAsiaTheme="minorEastAsia"/>
+                <w:color w:val="000000" w:themeColor="text1"/>
+              </w:rPr>
+            </w:pPr>
+            <w:r>
+              <w:rPr>
+                <w:rFonts w:eastAsiaTheme="minorEastAsia"/>
+                <w:color w:val="000000" w:themeColor="text1"/>
+              </w:rPr>
+              <w:t>10000000</w:t>
+            </w:r>
+          </w:p>
+        </w:tc>
+        <w:tc>
+          <w:tcPr>
+            <w:tcW w:w="2000" w:type="dxa"/>
+            <w:noWrap/>
+            <w:hideMark/>
+          </w:tcPr>
+          <w:p>
+            <w:pPr>
+              <w:ind w:firstLine="360"/>
+              <w:rPr>
+                <w:rFonts w:eastAsiaTheme="minorEastAsia"/>
+                <w:b/>
+                <w:bCs/>
+                <w:color w:val="00B050"/>
+              </w:rPr>
+            </w:pPr>
+            <w:r>
+              <w:rPr>
+                <w:rFonts w:eastAsiaTheme="minorEastAsia"/>
+                <w:b/>
+                <w:bCs/>
+                <w:color w:val="00B050"/>
+              </w:rPr>
+              <w:t>48</w:t>
+            </w:r>
+          </w:p>
+        </w:tc>
+      </w:tr>
+      <w:tr>
+        <w:trPr>
+          <w:trHeight w:val="300"/>
+          <w:jc w:val="center"/>
+        </w:trPr>
+        <w:tc>
+          <w:tcPr>
+            <w:tcW w:w="1880" w:type="dxa"/>
+            <w:noWrap/>
+            <w:hideMark/>
+          </w:tcPr>
+          <w:p>
+            <w:pPr>
+              <w:ind w:firstLine="360"/>
+              <w:rPr>
+                <w:rFonts w:eastAsiaTheme="minorEastAsia"/>
+                <w:color w:val="000000" w:themeColor="text1"/>
+              </w:rPr>
+            </w:pPr>
+            <w:r>
+              <w:rPr>
+                <w:rFonts w:eastAsiaTheme="minorEastAsia"/>
+                <w:color w:val="000000" w:themeColor="text1"/>
+              </w:rPr>
+              <w:t>50000000</w:t>
+            </w:r>
+          </w:p>
+        </w:tc>
+        <w:tc>
+          <w:tcPr>
+            <w:tcW w:w="2000" w:type="dxa"/>
+            <w:noWrap/>
+            <w:hideMark/>
+          </w:tcPr>
+          <w:p>
+            <w:pPr>
+              <w:ind w:firstLine="360"/>
+              <w:rPr>
+                <w:rFonts w:eastAsiaTheme="minorEastAsia"/>
+                <w:b/>
+                <w:bCs/>
+                <w:color w:val="FF0000"/>
+              </w:rPr>
+            </w:pPr>
+            <w:r>
+              <w:rPr>
+                <w:rFonts w:eastAsiaTheme="minorEastAsia"/>
+                <w:b/>
+                <w:bCs/>
+                <w:color w:val="FF0000"/>
+              </w:rPr>
+              <w:t>25</w:t>
+            </w:r>
+          </w:p>
+        </w:tc>
+      </w:tr>
+      <w:tr>
+        <w:trPr>
+          <w:trHeight w:val="300"/>
+          <w:jc w:val="center"/>
+        </w:trPr>
+        <w:tc>
+          <w:tcPr>
+            <w:tcW w:w="1880" w:type="dxa"/>
+            <w:noWrap/>
+            <w:hideMark/>
+          </w:tcPr>
+          <w:p>
+            <w:pPr>
+              <w:ind w:firstLine="360"/>
+              <w:rPr>
+                <w:rFonts w:eastAsiaTheme="minorEastAsia"/>
+                <w:color w:val="000000" w:themeColor="text1"/>
+              </w:rPr>
+            </w:pPr>
+            <w:r>
+              <w:rPr>
+                <w:rFonts w:eastAsiaTheme="minorEastAsia"/>
+                <w:color w:val="000000" w:themeColor="text1"/>
+              </w:rPr>
+              <w:t>100000000</w:t>
+            </w:r>
+          </w:p>
+        </w:tc>
+        <w:tc>
+          <w:tcPr>
+            <w:tcW w:w="2000" w:type="dxa"/>
+            <w:noWrap/>
+            <w:hideMark/>
+          </w:tcPr>
+          <w:p>
+            <w:pPr>
+              <w:ind w:firstLine="360"/>
+              <w:rPr>
+                <w:rFonts w:eastAsiaTheme="minorEastAsia"/>
+                <w:b/>
+                <w:bCs/>
+                <w:color w:val="FF0000"/>
+              </w:rPr>
+            </w:pPr>
+            <w:r>
+              <w:rPr>
+                <w:rFonts w:eastAsiaTheme="minorEastAsia"/>
+                <w:b/>
+                <w:bCs/>
+                <w:color w:val="FF0000"/>
+              </w:rPr>
+              <w:t>25</w:t>
+            </w:r>
+          </w:p>
+        </w:tc>
+      </w:tr>
+    </w:tbl>
+    <w:p>
+      <w:pPr>
+        <w:ind w:firstLine="360"/>
+        <w:jc w:val="center"/>
+        <w:rPr>
+          <w:rFonts w:eastAsiaTheme="minorEastAsia"/>
+          <w:i/>
+          <w:iCs/>
+          <w:color w:val="808080" w:themeColor="background1" w:themeShade="80"/>
+        </w:rPr>
+      </w:pPr>
+      <w:r>
+        <w:rPr>
+          <w:rFonts w:eastAsiaTheme="minorEastAsia"/>
+          <w:i/>
+          <w:iCs/>
+          <w:color w:val="808080" w:themeColor="background1" w:themeShade="80"/>
+        </w:rPr>
+        <w:t xml:space="preserve">Table </w:t>
+      </w:r>
+      <w:r>
+        <w:rPr>
+          <w:rFonts w:eastAsiaTheme="minorEastAsia"/>
+          <w:i/>
+          <w:iCs/>
+          <w:color w:val="808080" w:themeColor="background1" w:themeShade="80"/>
+        </w:rPr>
+        <w:t>2</w:t>
+      </w:r>
+      <w:r>
+        <w:rPr>
+          <w:rFonts w:eastAsiaTheme="minorEastAsia"/>
+          <w:i/>
+          <w:iCs/>
+          <w:color w:val="808080" w:themeColor="background1" w:themeShade="80"/>
+        </w:rPr>
+        <w:t xml:space="preserve">, Speedup of the </w:t>
+      </w:r>
+      <w:r>
+        <w:rPr>
+          <w:rFonts w:eastAsiaTheme="minorEastAsia"/>
+          <w:i/>
+          <w:iCs/>
+          <w:color w:val="808080" w:themeColor="background1" w:themeShade="80"/>
+        </w:rPr>
+        <w:t xml:space="preserve">vectorized version versus the serial </w:t>
+      </w:r>
+      <w:proofErr w:type="spellStart"/>
+      <w:proofErr w:type="gramStart"/>
+      <w:r>
+        <w:rPr>
+          <w:rFonts w:eastAsiaTheme="minorEastAsia"/>
+          <w:i/>
+          <w:iCs/>
+          <w:color w:val="808080" w:themeColor="background1" w:themeShade="80"/>
+        </w:rPr>
+        <w:t>np.bool</w:t>
+      </w:r>
+      <w:proofErr w:type="spellEnd"/>
+      <w:proofErr w:type="gramEnd"/>
+      <w:r>
+        <w:rPr>
+          <w:rFonts w:eastAsiaTheme="minorEastAsia"/>
+          <w:i/>
+          <w:iCs/>
+          <w:color w:val="808080" w:themeColor="background1" w:themeShade="80"/>
+        </w:rPr>
+        <w:t xml:space="preserve">_ one </w:t>
       </w:r>
     </w:p>
     <w:p>
@@ -8882,67 +9783,55 @@
           <w:rFonts w:eastAsiaTheme="minorEastAsia"/>
           <w:color w:val="000000" w:themeColor="text1"/>
         </w:rPr>
-        <w:lastRenderedPageBreak/>
-        <w:t>A</w:t>
-      </w:r>
+        <w:t xml:space="preserve">A significant speedup compared to the </w:t>
+      </w:r>
+      <w:proofErr w:type="spellStart"/>
       <w:r>
         <w:rPr>
           <w:rFonts w:eastAsiaTheme="minorEastAsia"/>
           <w:color w:val="000000" w:themeColor="text1"/>
         </w:rPr>
-        <w:t xml:space="preserve"> significant</w:t>
-      </w:r>
+        <w:t>unvectorized</w:t>
+      </w:r>
+      <w:proofErr w:type="spellEnd"/>
       <w:r>
         <w:rPr>
           <w:rFonts w:eastAsiaTheme="minorEastAsia"/>
           <w:color w:val="000000" w:themeColor="text1"/>
         </w:rPr>
-        <w:t xml:space="preserve"> speedup compared to the </w:t>
+        <w:t xml:space="preserve"> </w:t>
       </w:r>
       <w:proofErr w:type="spellStart"/>
+      <w:proofErr w:type="gramStart"/>
       <w:r>
         <w:rPr>
           <w:rFonts w:eastAsiaTheme="minorEastAsia"/>
           <w:color w:val="000000" w:themeColor="text1"/>
         </w:rPr>
-        <w:t>unvectorized</w:t>
+        <w:t>np.bool</w:t>
       </w:r>
       <w:proofErr w:type="spellEnd"/>
+      <w:proofErr w:type="gramEnd"/>
       <w:r>
         <w:rPr>
           <w:rFonts w:eastAsiaTheme="minorEastAsia"/>
           <w:color w:val="000000" w:themeColor="text1"/>
         </w:rPr>
+        <w:t>_ version is achieve.</w:t>
+      </w:r>
+      <w:r>
+        <w:rPr>
+          <w:rFonts w:eastAsiaTheme="minorEastAsia"/>
+          <w:color w:val="000000" w:themeColor="text1"/>
+        </w:rPr>
         <w:t xml:space="preserve"> </w:t>
       </w:r>
-      <w:proofErr w:type="spellStart"/>
       <w:r>
         <w:rPr>
           <w:rFonts w:eastAsiaTheme="minorEastAsia"/>
           <w:color w:val="000000" w:themeColor="text1"/>
         </w:rPr>
-        <w:t>np.bool</w:t>
-      </w:r>
-      <w:proofErr w:type="spellEnd"/>
-      <w:r>
-        <w:rPr>
-          <w:rFonts w:eastAsiaTheme="minorEastAsia"/>
-          <w:color w:val="000000" w:themeColor="text1"/>
-        </w:rPr>
-        <w:t xml:space="preserve">_ version is achieve for </w:t>
-      </w:r>
-      <w:r>
-        <w:rPr>
-          <w:rFonts w:eastAsiaTheme="minorEastAsia"/>
-          <w:color w:val="000000" w:themeColor="text1"/>
-        </w:rPr>
-        <w:t xml:space="preserve">               </w:t>
-      </w:r>
-      <w:r>
-        <w:rPr>
-          <w:rFonts w:eastAsiaTheme="minorEastAsia"/>
-        </w:rPr>
-        <w:t xml:space="preserve"> </w:t>
+        <w:t xml:space="preserve"> For </w:t>
       </w:r>
       <m:oMath>
         <m:sSub>
@@ -8975,14 +9864,179 @@
           <w:rPr>
             <w:rFonts w:ascii="Cambria Math" w:eastAsiaTheme="minorEastAsia" w:hAnsi="Cambria Math"/>
           </w:rPr>
-          <m:t>&gt;50_000</m:t>
+          <m:t>&lt; 50_000</m:t>
         </m:r>
       </m:oMath>
       <w:r>
         <w:rPr>
           <w:rFonts w:eastAsiaTheme="minorEastAsia"/>
         </w:rPr>
-        <w:t xml:space="preserve"> is observed </w:t>
+        <w:t xml:space="preserve"> the overhead of the initialization of the vectorization is seen</w:t>
+      </w:r>
+      <w:r>
+        <w:rPr>
+          <w:rFonts w:eastAsiaTheme="minorEastAsia"/>
+        </w:rPr>
+        <w:t xml:space="preserve"> and a</w:t>
+      </w:r>
+      <w:r>
+        <w:rPr>
+          <w:rFonts w:eastAsiaTheme="minorEastAsia"/>
+          <w:color w:val="000000" w:themeColor="text1"/>
+        </w:rPr>
+        <w:t xml:space="preserve">fter 10MB there is </w:t>
+      </w:r>
+      <w:r>
+        <w:rPr>
+          <w:rFonts w:eastAsiaTheme="minorEastAsia"/>
+          <w:color w:val="000000" w:themeColor="text1"/>
+        </w:rPr>
+        <w:t>a</w:t>
+      </w:r>
+      <w:r>
+        <w:rPr>
+          <w:rFonts w:eastAsiaTheme="minorEastAsia"/>
+          <w:color w:val="000000" w:themeColor="text1"/>
+        </w:rPr>
+        <w:t xml:space="preserve"> drop in the speedup. This may</w:t>
+      </w:r>
+      <w:r>
+        <w:rPr>
+          <w:rFonts w:eastAsiaTheme="minorEastAsia"/>
+          <w:color w:val="000000" w:themeColor="text1"/>
+        </w:rPr>
+        <w:t xml:space="preserve"> be due to surpassing the size of L3 of 16MiB. To investigate </w:t>
+      </w:r>
+      <w:r>
+        <w:rPr>
+          <w:rFonts w:eastAsiaTheme="minorEastAsia"/>
+          <w:color w:val="000000" w:themeColor="text1"/>
+        </w:rPr>
+        <w:t>this,</w:t>
+      </w:r>
+      <w:r>
+        <w:rPr>
+          <w:rFonts w:eastAsiaTheme="minorEastAsia"/>
+          <w:color w:val="000000" w:themeColor="text1"/>
+        </w:rPr>
+        <w:t xml:space="preserve"> we run 4 more finer sweeps of </w:t>
+      </w:r>
+      <w:proofErr w:type="spellStart"/>
+      <w:r>
+        <w:rPr>
+          <w:rFonts w:eastAsiaTheme="minorEastAsia"/>
+          <w:color w:val="000000" w:themeColor="text1"/>
+        </w:rPr>
+        <w:t>N_max</w:t>
+      </w:r>
+      <w:proofErr w:type="spellEnd"/>
+      <w:r>
+        <w:rPr>
+          <w:rFonts w:eastAsiaTheme="minorEastAsia"/>
+          <w:color w:val="000000" w:themeColor="text1"/>
+        </w:rPr>
+        <w:t xml:space="preserve"> around 16_000_000, each averaging over 20 repetitions at each point to increase the precision:</w:t>
+      </w:r>
+    </w:p>
+    <w:p>
+      <w:pPr>
+        <w:ind w:firstLine="360"/>
+        <w:jc w:val="center"/>
+        <w:rPr>
+          <w:rFonts w:eastAsiaTheme="minorEastAsia"/>
+        </w:rPr>
+      </w:pPr>
+      <w:r>
+        <w:rPr>
+          <w:noProof/>
+        </w:rPr>
+        <w:drawing>
+          <wp:inline distT="0" distB="0" distL="0" distR="0" wp14:anchorId="075473A9" wp14:editId="2D758629">
+            <wp:extent cx="5114925" cy="4048125"/>
+            <wp:effectExtent l="0" t="0" r="9525" b="9525"/>
+            <wp:docPr id="14" name="Chart 14">
+              <a:extLst xmlns:a="http://schemas.openxmlformats.org/drawingml/2006/main">
+                <a:ext uri="{FF2B5EF4-FFF2-40B4-BE49-F238E27FC236}">
+                  <a16:creationId xmlns:a16="http://schemas.microsoft.com/office/drawing/2014/main" id="{967F2DBC-5EA6-4908-8D84-8B8FABC0D096}"/>
+                </a:ext>
+              </a:extLst>
+            </wp:docPr>
+            <wp:cNvGraphicFramePr/>
+            <a:graphic xmlns:a="http://schemas.openxmlformats.org/drawingml/2006/main">
+              <a:graphicData uri="http://schemas.openxmlformats.org/drawingml/2006/chart">
+                <c:chart xmlns:c="http://schemas.openxmlformats.org/drawingml/2006/chart" xmlns:r="http://schemas.openxmlformats.org/officeDocument/2006/relationships" r:id="rId18"/>
+              </a:graphicData>
+            </a:graphic>
+          </wp:inline>
+        </w:drawing>
+      </w:r>
+    </w:p>
+    <w:p>
+      <w:pPr>
+        <w:ind w:firstLine="360"/>
+        <w:jc w:val="center"/>
+        <w:rPr>
+          <w:rFonts w:eastAsiaTheme="minorEastAsia"/>
+          <w:color w:val="808080" w:themeColor="background1" w:themeShade="80"/>
+        </w:rPr>
+      </w:pPr>
+      <w:r>
+        <w:rPr>
+          <w:rFonts w:eastAsiaTheme="minorEastAsia"/>
+          <w:color w:val="808080" w:themeColor="background1" w:themeShade="80"/>
+        </w:rPr>
+        <w:t>Figure 7,</w:t>
+      </w:r>
+      <w:r>
+        <w:rPr>
+          <w:rFonts w:eastAsiaTheme="minorEastAsia"/>
+          <w:color w:val="808080" w:themeColor="background1" w:themeShade="80"/>
+        </w:rPr>
+        <w:t xml:space="preserve"> Experiment of running the vectorized version with memory size in the vicinity of the L3 size</w:t>
+      </w:r>
+    </w:p>
+    <w:p>
+      <w:pPr>
+        <w:ind w:firstLine="360"/>
+        <w:rPr>
+          <w:rFonts w:eastAsiaTheme="minorEastAsia"/>
+        </w:rPr>
+      </w:pPr>
+      <w:r>
+        <w:rPr>
+          <w:rFonts w:eastAsiaTheme="minorEastAsia"/>
+        </w:rPr>
+        <w:t>I</w:t>
+      </w:r>
+      <w:r>
+        <w:rPr>
+          <w:rFonts w:eastAsiaTheme="minorEastAsia"/>
+        </w:rPr>
+        <w:t>ndeed,</w:t>
+      </w:r>
+      <w:r>
+        <w:rPr>
+          <w:rFonts w:eastAsiaTheme="minorEastAsia"/>
+        </w:rPr>
+        <w:t xml:space="preserve"> </w:t>
+      </w:r>
+      <w:r>
+        <w:rPr>
+          <w:rFonts w:eastAsiaTheme="minorEastAsia"/>
+        </w:rPr>
+        <w:t xml:space="preserve">we see that the after 16MB the average execution </w:t>
+      </w:r>
+      <w:r>
+        <w:rPr>
+          <w:rFonts w:eastAsiaTheme="minorEastAsia"/>
+        </w:rPr>
+        <w:t>time</w:t>
+      </w:r>
+      <w:r>
+        <w:rPr>
+          <w:rFonts w:eastAsiaTheme="minorEastAsia"/>
+        </w:rPr>
+        <w:t xml:space="preserve"> per byte is roughly doubled.</w:t>
       </w:r>
     </w:p>
     <w:p>
@@ -9008,6 +10062,7 @@
           <w:sz w:val="24"/>
           <w:szCs w:val="24"/>
         </w:rPr>
+        <w:lastRenderedPageBreak/>
         <w:t xml:space="preserve">Parallelization of the inner loop with </w:t>
       </w:r>
       <w:proofErr w:type="spellStart"/>
@@ -9019,9 +10074,8 @@
           <w:sz w:val="24"/>
           <w:szCs w:val="24"/>
         </w:rPr>
-        <w:t>numba</w:t>
-      </w:r>
-      <w:proofErr w:type="spellEnd"/>
+        <w:t>N</w:t>
+      </w:r>
       <w:r>
         <w:rPr>
           <w:rFonts w:eastAsiaTheme="minorEastAsia"/>
@@ -9030,12 +10084,10 @@
           <w:sz w:val="24"/>
           <w:szCs w:val="24"/>
         </w:rPr>
-        <w:t xml:space="preserve"> </w:t>
-      </w:r>
-    </w:p>
-    <w:p>
-      <w:pPr>
-        <w:pStyle w:val="ListParagraph"/>
+        <w:t>umba</w:t>
+      </w:r>
+      <w:proofErr w:type="spellEnd"/>
+      <w:r>
         <w:rPr>
           <w:rFonts w:eastAsiaTheme="minorEastAsia"/>
           <w:b/>
@@ -9043,11 +10095,3009 @@
           <w:sz w:val="24"/>
           <w:szCs w:val="24"/>
         </w:rPr>
-      </w:pPr>
+        <w:t xml:space="preserve"> </w:t>
+      </w:r>
     </w:p>
     <w:p>
       <w:pPr>
-        <w:pStyle w:val="ListParagraph"/>
+        <w:ind w:firstLine="360"/>
+        <w:rPr>
+          <w:rFonts w:eastAsiaTheme="minorEastAsia"/>
+          <w:color w:val="000000" w:themeColor="text1"/>
+        </w:rPr>
+      </w:pPr>
+      <w:r>
+        <w:rPr>
+          <w:rFonts w:eastAsiaTheme="minorEastAsia"/>
+          <w:noProof/>
+        </w:rPr>
+        <mc:AlternateContent>
+          <mc:Choice Requires="wps">
+            <w:drawing>
+              <wp:anchor distT="45720" distB="45720" distL="114300" distR="114300" simplePos="0" relativeHeight="251665408" behindDoc="0" locked="0" layoutInCell="1" allowOverlap="1" wp14:anchorId="11C2AA1C" wp14:editId="067D489A">
+                <wp:simplePos x="0" y="0"/>
+                <wp:positionH relativeFrom="column">
+                  <wp:posOffset>2923540</wp:posOffset>
+                </wp:positionH>
+                <wp:positionV relativeFrom="paragraph">
+                  <wp:posOffset>473710</wp:posOffset>
+                </wp:positionV>
+                <wp:extent cx="3773170" cy="685800"/>
+                <wp:effectExtent l="0" t="0" r="17780" b="19050"/>
+                <wp:wrapTopAndBottom/>
+                <wp:docPr id="17" name="Text Box 2"/>
+                <wp:cNvGraphicFramePr>
+                  <a:graphicFrameLocks xmlns:a="http://schemas.openxmlformats.org/drawingml/2006/main"/>
+                </wp:cNvGraphicFramePr>
+                <a:graphic xmlns:a="http://schemas.openxmlformats.org/drawingml/2006/main">
+                  <a:graphicData uri="http://schemas.microsoft.com/office/word/2010/wordprocessingShape">
+                    <wps:wsp>
+                      <wps:cNvSpPr txBox="1">
+                        <a:spLocks noChangeArrowheads="1"/>
+                      </wps:cNvSpPr>
+                      <wps:spPr bwMode="auto">
+                        <a:xfrm>
+                          <a:off x="0" y="0"/>
+                          <a:ext cx="3773170" cy="685800"/>
+                        </a:xfrm>
+                        <a:prstGeom prst="rect">
+                          <a:avLst/>
+                        </a:prstGeom>
+                        <a:solidFill>
+                          <a:srgbClr val="FFFFFF"/>
+                        </a:solidFill>
+                        <a:ln w="9525">
+                          <a:solidFill>
+                            <a:srgbClr val="000000"/>
+                          </a:solidFill>
+                          <a:miter lim="800000"/>
+                          <a:headEnd/>
+                          <a:tailEnd/>
+                        </a:ln>
+                      </wps:spPr>
+                      <wps:txbx>
+                        <w:txbxContent>
+                          <w:p>
+                            <w:pPr>
+                              <w:shd w:val="clear" w:color="auto" w:fill="FDF6E3"/>
+                              <w:spacing w:after="0" w:line="285" w:lineRule="atLeast"/>
+                              <w:rPr>
+                                <w:rFonts w:ascii="Consolas" w:eastAsia="Times New Roman" w:hAnsi="Consolas" w:cs="Times New Roman"/>
+                                <w:color w:val="657B83"/>
+                                <w:sz w:val="21"/>
+                                <w:szCs w:val="21"/>
+                              </w:rPr>
+                            </w:pPr>
+                            <w:r>
+                              <w:rPr>
+                                <w:rFonts w:ascii="Consolas" w:eastAsia="Times New Roman" w:hAnsi="Consolas" w:cs="Times New Roman"/>
+                                <w:color w:val="859900"/>
+                                <w:sz w:val="21"/>
+                                <w:szCs w:val="21"/>
+                              </w:rPr>
+                              <w:t>for</w:t>
+                            </w:r>
+                            <w:r>
+                              <w:rPr>
+                                <w:rFonts w:ascii="Consolas" w:eastAsia="Times New Roman" w:hAnsi="Consolas" w:cs="Times New Roman"/>
+                                <w:color w:val="657B83"/>
+                                <w:sz w:val="21"/>
+                                <w:szCs w:val="21"/>
+                              </w:rPr>
+                              <w:t xml:space="preserve"> </w:t>
+                            </w:r>
+                            <w:r>
+                              <w:rPr>
+                                <w:rFonts w:ascii="Consolas" w:eastAsia="Times New Roman" w:hAnsi="Consolas" w:cs="Times New Roman"/>
+                                <w:color w:val="268BD2"/>
+                                <w:sz w:val="21"/>
+                                <w:szCs w:val="21"/>
+                              </w:rPr>
+                              <w:t>p</w:t>
+                            </w:r>
+                            <w:r>
+                              <w:rPr>
+                                <w:rFonts w:ascii="Consolas" w:eastAsia="Times New Roman" w:hAnsi="Consolas" w:cs="Times New Roman"/>
+                                <w:color w:val="657B83"/>
+                                <w:sz w:val="21"/>
+                                <w:szCs w:val="21"/>
+                              </w:rPr>
+                              <w:t xml:space="preserve"> </w:t>
+                            </w:r>
+                            <w:r>
+                              <w:rPr>
+                                <w:rFonts w:ascii="Consolas" w:eastAsia="Times New Roman" w:hAnsi="Consolas" w:cs="Times New Roman"/>
+                                <w:color w:val="859900"/>
+                                <w:sz w:val="21"/>
+                                <w:szCs w:val="21"/>
+                              </w:rPr>
+                              <w:t>in</w:t>
+                            </w:r>
+                            <w:r>
+                              <w:rPr>
+                                <w:rFonts w:ascii="Consolas" w:eastAsia="Times New Roman" w:hAnsi="Consolas" w:cs="Times New Roman"/>
+                                <w:color w:val="657B83"/>
+                                <w:sz w:val="21"/>
+                                <w:szCs w:val="21"/>
+                              </w:rPr>
+                              <w:t xml:space="preserve"> </w:t>
+                            </w:r>
+                            <w:proofErr w:type="gramStart"/>
+                            <w:r>
+                              <w:rPr>
+                                <w:rFonts w:ascii="Consolas" w:eastAsia="Times New Roman" w:hAnsi="Consolas" w:cs="Times New Roman"/>
+                                <w:color w:val="CB4B16"/>
+                                <w:sz w:val="21"/>
+                                <w:szCs w:val="21"/>
+                              </w:rPr>
+                              <w:t>range</w:t>
+                            </w:r>
+                            <w:r>
+                              <w:rPr>
+                                <w:rFonts w:ascii="Consolas" w:eastAsia="Times New Roman" w:hAnsi="Consolas" w:cs="Times New Roman"/>
+                                <w:color w:val="657B83"/>
+                                <w:sz w:val="21"/>
+                                <w:szCs w:val="21"/>
+                              </w:rPr>
+                              <w:t>(</w:t>
+                            </w:r>
+                            <w:proofErr w:type="gramEnd"/>
+                            <w:r>
+                              <w:rPr>
+                                <w:rFonts w:ascii="Consolas" w:eastAsia="Times New Roman" w:hAnsi="Consolas" w:cs="Times New Roman"/>
+                                <w:color w:val="D33682"/>
+                                <w:sz w:val="21"/>
+                                <w:szCs w:val="21"/>
+                              </w:rPr>
+                              <w:t>2</w:t>
+                            </w:r>
+                            <w:r>
+                              <w:rPr>
+                                <w:rFonts w:ascii="Consolas" w:eastAsia="Times New Roman" w:hAnsi="Consolas" w:cs="Times New Roman"/>
+                                <w:color w:val="657B83"/>
+                                <w:sz w:val="21"/>
+                                <w:szCs w:val="21"/>
+                              </w:rPr>
+                              <w:t xml:space="preserve">, </w:t>
+                            </w:r>
+                            <w:proofErr w:type="spellStart"/>
+                            <w:r>
+                              <w:rPr>
+                                <w:rFonts w:ascii="Consolas" w:eastAsia="Times New Roman" w:hAnsi="Consolas" w:cs="Times New Roman"/>
+                                <w:color w:val="268BD2"/>
+                                <w:sz w:val="21"/>
+                                <w:szCs w:val="21"/>
+                              </w:rPr>
+                              <w:t>N_sqrt</w:t>
+                            </w:r>
+                            <w:proofErr w:type="spellEnd"/>
+                            <w:r>
+                              <w:rPr>
+                                <w:rFonts w:ascii="Consolas" w:eastAsia="Times New Roman" w:hAnsi="Consolas" w:cs="Times New Roman"/>
+                                <w:color w:val="657B83"/>
+                                <w:sz w:val="21"/>
+                                <w:szCs w:val="21"/>
+                              </w:rPr>
+                              <w:t xml:space="preserve"> </w:t>
+                            </w:r>
+                            <w:r>
+                              <w:rPr>
+                                <w:rFonts w:ascii="Consolas" w:eastAsia="Times New Roman" w:hAnsi="Consolas" w:cs="Times New Roman"/>
+                                <w:color w:val="859900"/>
+                                <w:sz w:val="21"/>
+                                <w:szCs w:val="21"/>
+                              </w:rPr>
+                              <w:t>+</w:t>
+                            </w:r>
+                            <w:r>
+                              <w:rPr>
+                                <w:rFonts w:ascii="Consolas" w:eastAsia="Times New Roman" w:hAnsi="Consolas" w:cs="Times New Roman"/>
+                                <w:color w:val="657B83"/>
+                                <w:sz w:val="21"/>
+                                <w:szCs w:val="21"/>
+                              </w:rPr>
+                              <w:t xml:space="preserve"> </w:t>
+                            </w:r>
+                            <w:r>
+                              <w:rPr>
+                                <w:rFonts w:ascii="Consolas" w:eastAsia="Times New Roman" w:hAnsi="Consolas" w:cs="Times New Roman"/>
+                                <w:color w:val="D33682"/>
+                                <w:sz w:val="21"/>
+                                <w:szCs w:val="21"/>
+                              </w:rPr>
+                              <w:t>1</w:t>
+                            </w:r>
+                            <w:r>
+                              <w:rPr>
+                                <w:rFonts w:ascii="Consolas" w:eastAsia="Times New Roman" w:hAnsi="Consolas" w:cs="Times New Roman"/>
+                                <w:color w:val="657B83"/>
+                                <w:sz w:val="21"/>
+                                <w:szCs w:val="21"/>
+                              </w:rPr>
+                              <w:t>):</w:t>
+                            </w:r>
+                          </w:p>
+                          <w:p>
+                            <w:pPr>
+                              <w:shd w:val="clear" w:color="auto" w:fill="FDF6E3"/>
+                              <w:spacing w:after="0" w:line="285" w:lineRule="atLeast"/>
+                              <w:rPr>
+                                <w:rFonts w:ascii="Consolas" w:eastAsia="Times New Roman" w:hAnsi="Consolas" w:cs="Times New Roman"/>
+                                <w:color w:val="657B83"/>
+                                <w:sz w:val="21"/>
+                                <w:szCs w:val="21"/>
+                              </w:rPr>
+                            </w:pPr>
+                            <w:r>
+                              <w:rPr>
+                                <w:rFonts w:ascii="Consolas" w:eastAsia="Times New Roman" w:hAnsi="Consolas" w:cs="Times New Roman"/>
+                                <w:color w:val="657B83"/>
+                                <w:sz w:val="21"/>
+                                <w:szCs w:val="21"/>
+                              </w:rPr>
+                              <w:t xml:space="preserve">    </w:t>
+                            </w:r>
+                            <w:r>
+                              <w:rPr>
+                                <w:rFonts w:ascii="Consolas" w:eastAsia="Times New Roman" w:hAnsi="Consolas" w:cs="Times New Roman"/>
+                                <w:color w:val="859900"/>
+                                <w:sz w:val="21"/>
+                                <w:szCs w:val="21"/>
+                              </w:rPr>
+                              <w:t>if</w:t>
+                            </w:r>
+                            <w:r>
+                              <w:rPr>
+                                <w:rFonts w:ascii="Consolas" w:eastAsia="Times New Roman" w:hAnsi="Consolas" w:cs="Times New Roman"/>
+                                <w:color w:val="657B83"/>
+                                <w:sz w:val="21"/>
+                                <w:szCs w:val="21"/>
+                              </w:rPr>
+                              <w:t xml:space="preserve"> </w:t>
+                            </w:r>
+                            <w:r>
+                              <w:rPr>
+                                <w:rFonts w:ascii="Consolas" w:eastAsia="Times New Roman" w:hAnsi="Consolas" w:cs="Times New Roman"/>
+                                <w:color w:val="268BD2"/>
+                                <w:sz w:val="21"/>
+                                <w:szCs w:val="21"/>
+                              </w:rPr>
+                              <w:t>sieve</w:t>
+                            </w:r>
+                            <w:r>
+                              <w:rPr>
+                                <w:rFonts w:ascii="Consolas" w:eastAsia="Times New Roman" w:hAnsi="Consolas" w:cs="Times New Roman"/>
+                                <w:color w:val="657B83"/>
+                                <w:sz w:val="21"/>
+                                <w:szCs w:val="21"/>
+                              </w:rPr>
+                              <w:t>[</w:t>
+                            </w:r>
+                            <w:r>
+                              <w:rPr>
+                                <w:rFonts w:ascii="Consolas" w:eastAsia="Times New Roman" w:hAnsi="Consolas" w:cs="Times New Roman"/>
+                                <w:color w:val="268BD2"/>
+                                <w:sz w:val="21"/>
+                                <w:szCs w:val="21"/>
+                              </w:rPr>
+                              <w:t>p</w:t>
+                            </w:r>
+                            <w:r>
+                              <w:rPr>
+                                <w:rFonts w:ascii="Consolas" w:eastAsia="Times New Roman" w:hAnsi="Consolas" w:cs="Times New Roman"/>
+                                <w:color w:val="657B83"/>
+                                <w:sz w:val="21"/>
+                                <w:szCs w:val="21"/>
+                              </w:rPr>
+                              <w:t>]:</w:t>
+                            </w:r>
+                          </w:p>
+                          <w:p>
+                            <w:pPr>
+                              <w:shd w:val="clear" w:color="auto" w:fill="FDF6E3"/>
+                              <w:spacing w:after="0" w:line="285" w:lineRule="atLeast"/>
+                              <w:rPr>
+                                <w:rFonts w:ascii="Consolas" w:eastAsia="Times New Roman" w:hAnsi="Consolas" w:cs="Times New Roman"/>
+                                <w:color w:val="657B83"/>
+                                <w:sz w:val="21"/>
+                                <w:szCs w:val="21"/>
+                              </w:rPr>
+                            </w:pPr>
+                            <w:r>
+                              <w:rPr>
+                                <w:rFonts w:ascii="Consolas" w:eastAsia="Times New Roman" w:hAnsi="Consolas" w:cs="Times New Roman"/>
+                                <w:color w:val="657B83"/>
+                                <w:sz w:val="21"/>
+                                <w:szCs w:val="21"/>
+                              </w:rPr>
+                              <w:t xml:space="preserve">        </w:t>
+                            </w:r>
+                            <w:proofErr w:type="spellStart"/>
+                            <w:r>
+                              <w:rPr>
+                                <w:rFonts w:ascii="Consolas" w:eastAsia="Times New Roman" w:hAnsi="Consolas" w:cs="Times New Roman"/>
+                                <w:color w:val="268BD2"/>
+                                <w:sz w:val="21"/>
+                                <w:szCs w:val="21"/>
+                              </w:rPr>
+                              <w:t>mark_multiples_</w:t>
+                            </w:r>
+                            <w:proofErr w:type="gramStart"/>
+                            <w:r>
+                              <w:rPr>
+                                <w:rFonts w:ascii="Consolas" w:eastAsia="Times New Roman" w:hAnsi="Consolas" w:cs="Times New Roman"/>
+                                <w:color w:val="268BD2"/>
+                                <w:sz w:val="21"/>
+                                <w:szCs w:val="21"/>
+                              </w:rPr>
+                              <w:t>parallel</w:t>
+                            </w:r>
+                            <w:proofErr w:type="spellEnd"/>
+                            <w:r>
+                              <w:rPr>
+                                <w:rFonts w:ascii="Consolas" w:eastAsia="Times New Roman" w:hAnsi="Consolas" w:cs="Times New Roman"/>
+                                <w:color w:val="657B83"/>
+                                <w:sz w:val="21"/>
+                                <w:szCs w:val="21"/>
+                              </w:rPr>
+                              <w:t>(</w:t>
+                            </w:r>
+                            <w:proofErr w:type="gramEnd"/>
+                            <w:r>
+                              <w:rPr>
+                                <w:rFonts w:ascii="Consolas" w:eastAsia="Times New Roman" w:hAnsi="Consolas" w:cs="Times New Roman"/>
+                                <w:color w:val="268BD2"/>
+                                <w:sz w:val="21"/>
+                                <w:szCs w:val="21"/>
+                              </w:rPr>
+                              <w:t>sieve</w:t>
+                            </w:r>
+                            <w:r>
+                              <w:rPr>
+                                <w:rFonts w:ascii="Consolas" w:eastAsia="Times New Roman" w:hAnsi="Consolas" w:cs="Times New Roman"/>
+                                <w:color w:val="657B83"/>
+                                <w:sz w:val="21"/>
+                                <w:szCs w:val="21"/>
+                              </w:rPr>
+                              <w:t xml:space="preserve">, </w:t>
+                            </w:r>
+                            <w:r>
+                              <w:rPr>
+                                <w:rFonts w:ascii="Consolas" w:eastAsia="Times New Roman" w:hAnsi="Consolas" w:cs="Times New Roman"/>
+                                <w:color w:val="268BD2"/>
+                                <w:sz w:val="21"/>
+                                <w:szCs w:val="21"/>
+                              </w:rPr>
+                              <w:t>p</w:t>
+                            </w:r>
+                            <w:r>
+                              <w:rPr>
+                                <w:rFonts w:ascii="Consolas" w:eastAsia="Times New Roman" w:hAnsi="Consolas" w:cs="Times New Roman"/>
+                                <w:color w:val="657B83"/>
+                                <w:sz w:val="21"/>
+                                <w:szCs w:val="21"/>
+                              </w:rPr>
+                              <w:t xml:space="preserve">, </w:t>
+                            </w:r>
+                            <w:proofErr w:type="spellStart"/>
+                            <w:r>
+                              <w:rPr>
+                                <w:rFonts w:ascii="Consolas" w:eastAsia="Times New Roman" w:hAnsi="Consolas" w:cs="Times New Roman"/>
+                                <w:color w:val="657B83"/>
+                                <w:sz w:val="21"/>
+                                <w:szCs w:val="21"/>
+                              </w:rPr>
+                              <w:t>N_max</w:t>
+                            </w:r>
+                            <w:proofErr w:type="spellEnd"/>
+                            <w:r>
+                              <w:rPr>
+                                <w:rFonts w:ascii="Consolas" w:eastAsia="Times New Roman" w:hAnsi="Consolas" w:cs="Times New Roman"/>
+                                <w:color w:val="657B83"/>
+                                <w:sz w:val="21"/>
+                                <w:szCs w:val="21"/>
+                              </w:rPr>
+                              <w:t>)</w:t>
+                            </w:r>
+                          </w:p>
+                          <w:p/>
+                        </w:txbxContent>
+                      </wps:txbx>
+                      <wps:bodyPr rot="0" vert="horz" wrap="square" lIns="91440" tIns="45720" rIns="91440" bIns="45720" anchor="t" anchorCtr="0">
+                        <a:noAutofit/>
+                      </wps:bodyPr>
+                    </wps:wsp>
+                  </a:graphicData>
+                </a:graphic>
+                <wp14:sizeRelH relativeFrom="margin">
+                  <wp14:pctWidth>0</wp14:pctWidth>
+                </wp14:sizeRelH>
+                <wp14:sizeRelV relativeFrom="margin">
+                  <wp14:pctHeight>0</wp14:pctHeight>
+                </wp14:sizeRelV>
+              </wp:anchor>
+            </w:drawing>
+          </mc:Choice>
+          <mc:Fallback>
+            <w:pict>
+              <v:shape w14:anchorId="11C2AA1C" id="_x0000_s1028" type="#_x0000_t202" style="position:absolute;left:0;text-align:left;margin-left:230.2pt;margin-top:37.3pt;width:297.1pt;height:54pt;z-index:251665408;visibility:visible;mso-wrap-style:square;mso-width-percent:0;mso-height-percent:0;mso-wrap-distance-left:9pt;mso-wrap-distance-top:3.6pt;mso-wrap-distance-right:9pt;mso-wrap-distance-bottom:3.6pt;mso-position-horizontal:absolute;mso-position-horizontal-relative:text;mso-position-vertical:absolute;mso-position-vertical-relative:text;mso-width-percent:0;mso-height-percent:0;mso-width-relative:margin;mso-height-relative:margin;v-text-anchor:top" o:gfxdata="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">
+                <v:textbox>
+                  <w:txbxContent>
+                    <w:p>
+                      <w:pPr>
+                        <w:shd w:val="clear" w:color="auto" w:fill="FDF6E3"/>
+                        <w:spacing w:after="0" w:line="285" w:lineRule="atLeast"/>
+                        <w:rPr>
+                          <w:rFonts w:ascii="Consolas" w:eastAsia="Times New Roman" w:hAnsi="Consolas" w:cs="Times New Roman"/>
+                          <w:color w:val="657B83"/>
+                          <w:sz w:val="21"/>
+                          <w:szCs w:val="21"/>
+                        </w:rPr>
+                      </w:pPr>
+                      <w:r>
+                        <w:rPr>
+                          <w:rFonts w:ascii="Consolas" w:eastAsia="Times New Roman" w:hAnsi="Consolas" w:cs="Times New Roman"/>
+                          <w:color w:val="859900"/>
+                          <w:sz w:val="21"/>
+                          <w:szCs w:val="21"/>
+                        </w:rPr>
+                        <w:t>for</w:t>
+                      </w:r>
+                      <w:r>
+                        <w:rPr>
+                          <w:rFonts w:ascii="Consolas" w:eastAsia="Times New Roman" w:hAnsi="Consolas" w:cs="Times New Roman"/>
+                          <w:color w:val="657B83"/>
+                          <w:sz w:val="21"/>
+                          <w:szCs w:val="21"/>
+                        </w:rPr>
+                        <w:t xml:space="preserve"> </w:t>
+                      </w:r>
+                      <w:r>
+                        <w:rPr>
+                          <w:rFonts w:ascii="Consolas" w:eastAsia="Times New Roman" w:hAnsi="Consolas" w:cs="Times New Roman"/>
+                          <w:color w:val="268BD2"/>
+                          <w:sz w:val="21"/>
+                          <w:szCs w:val="21"/>
+                        </w:rPr>
+                        <w:t>p</w:t>
+                      </w:r>
+                      <w:r>
+                        <w:rPr>
+                          <w:rFonts w:ascii="Consolas" w:eastAsia="Times New Roman" w:hAnsi="Consolas" w:cs="Times New Roman"/>
+                          <w:color w:val="657B83"/>
+                          <w:sz w:val="21"/>
+                          <w:szCs w:val="21"/>
+                        </w:rPr>
+                        <w:t xml:space="preserve"> </w:t>
+                      </w:r>
+                      <w:r>
+                        <w:rPr>
+                          <w:rFonts w:ascii="Consolas" w:eastAsia="Times New Roman" w:hAnsi="Consolas" w:cs="Times New Roman"/>
+                          <w:color w:val="859900"/>
+                          <w:sz w:val="21"/>
+                          <w:szCs w:val="21"/>
+                        </w:rPr>
+                        <w:t>in</w:t>
+                      </w:r>
+                      <w:r>
+                        <w:rPr>
+                          <w:rFonts w:ascii="Consolas" w:eastAsia="Times New Roman" w:hAnsi="Consolas" w:cs="Times New Roman"/>
+                          <w:color w:val="657B83"/>
+                          <w:sz w:val="21"/>
+                          <w:szCs w:val="21"/>
+                        </w:rPr>
+                        <w:t xml:space="preserve"> </w:t>
+                      </w:r>
+                      <w:proofErr w:type="gramStart"/>
+                      <w:r>
+                        <w:rPr>
+                          <w:rFonts w:ascii="Consolas" w:eastAsia="Times New Roman" w:hAnsi="Consolas" w:cs="Times New Roman"/>
+                          <w:color w:val="CB4B16"/>
+                          <w:sz w:val="21"/>
+                          <w:szCs w:val="21"/>
+                        </w:rPr>
+                        <w:t>range</w:t>
+                      </w:r>
+                      <w:r>
+                        <w:rPr>
+                          <w:rFonts w:ascii="Consolas" w:eastAsia="Times New Roman" w:hAnsi="Consolas" w:cs="Times New Roman"/>
+                          <w:color w:val="657B83"/>
+                          <w:sz w:val="21"/>
+                          <w:szCs w:val="21"/>
+                        </w:rPr>
+                        <w:t>(</w:t>
+                      </w:r>
+                      <w:proofErr w:type="gramEnd"/>
+                      <w:r>
+                        <w:rPr>
+                          <w:rFonts w:ascii="Consolas" w:eastAsia="Times New Roman" w:hAnsi="Consolas" w:cs="Times New Roman"/>
+                          <w:color w:val="D33682"/>
+                          <w:sz w:val="21"/>
+                          <w:szCs w:val="21"/>
+                        </w:rPr>
+                        <w:t>2</w:t>
+                      </w:r>
+                      <w:r>
+                        <w:rPr>
+                          <w:rFonts w:ascii="Consolas" w:eastAsia="Times New Roman" w:hAnsi="Consolas" w:cs="Times New Roman"/>
+                          <w:color w:val="657B83"/>
+                          <w:sz w:val="21"/>
+                          <w:szCs w:val="21"/>
+                        </w:rPr>
+                        <w:t xml:space="preserve">, </w:t>
+                      </w:r>
+                      <w:proofErr w:type="spellStart"/>
+                      <w:r>
+                        <w:rPr>
+                          <w:rFonts w:ascii="Consolas" w:eastAsia="Times New Roman" w:hAnsi="Consolas" w:cs="Times New Roman"/>
+                          <w:color w:val="268BD2"/>
+                          <w:sz w:val="21"/>
+                          <w:szCs w:val="21"/>
+                        </w:rPr>
+                        <w:t>N_sqrt</w:t>
+                      </w:r>
+                      <w:proofErr w:type="spellEnd"/>
+                      <w:r>
+                        <w:rPr>
+                          <w:rFonts w:ascii="Consolas" w:eastAsia="Times New Roman" w:hAnsi="Consolas" w:cs="Times New Roman"/>
+                          <w:color w:val="657B83"/>
+                          <w:sz w:val="21"/>
+                          <w:szCs w:val="21"/>
+                        </w:rPr>
+                        <w:t xml:space="preserve"> </w:t>
+                      </w:r>
+                      <w:r>
+                        <w:rPr>
+                          <w:rFonts w:ascii="Consolas" w:eastAsia="Times New Roman" w:hAnsi="Consolas" w:cs="Times New Roman"/>
+                          <w:color w:val="859900"/>
+                          <w:sz w:val="21"/>
+                          <w:szCs w:val="21"/>
+                        </w:rPr>
+                        <w:t>+</w:t>
+                      </w:r>
+                      <w:r>
+                        <w:rPr>
+                          <w:rFonts w:ascii="Consolas" w:eastAsia="Times New Roman" w:hAnsi="Consolas" w:cs="Times New Roman"/>
+                          <w:color w:val="657B83"/>
+                          <w:sz w:val="21"/>
+                          <w:szCs w:val="21"/>
+                        </w:rPr>
+                        <w:t xml:space="preserve"> </w:t>
+                      </w:r>
+                      <w:r>
+                        <w:rPr>
+                          <w:rFonts w:ascii="Consolas" w:eastAsia="Times New Roman" w:hAnsi="Consolas" w:cs="Times New Roman"/>
+                          <w:color w:val="D33682"/>
+                          <w:sz w:val="21"/>
+                          <w:szCs w:val="21"/>
+                        </w:rPr>
+                        <w:t>1</w:t>
+                      </w:r>
+                      <w:r>
+                        <w:rPr>
+                          <w:rFonts w:ascii="Consolas" w:eastAsia="Times New Roman" w:hAnsi="Consolas" w:cs="Times New Roman"/>
+                          <w:color w:val="657B83"/>
+                          <w:sz w:val="21"/>
+                          <w:szCs w:val="21"/>
+                        </w:rPr>
+                        <w:t>):</w:t>
+                      </w:r>
+                    </w:p>
+                    <w:p>
+                      <w:pPr>
+                        <w:shd w:val="clear" w:color="auto" w:fill="FDF6E3"/>
+                        <w:spacing w:after="0" w:line="285" w:lineRule="atLeast"/>
+                        <w:rPr>
+                          <w:rFonts w:ascii="Consolas" w:eastAsia="Times New Roman" w:hAnsi="Consolas" w:cs="Times New Roman"/>
+                          <w:color w:val="657B83"/>
+                          <w:sz w:val="21"/>
+                          <w:szCs w:val="21"/>
+                        </w:rPr>
+                      </w:pPr>
+                      <w:r>
+                        <w:rPr>
+                          <w:rFonts w:ascii="Consolas" w:eastAsia="Times New Roman" w:hAnsi="Consolas" w:cs="Times New Roman"/>
+                          <w:color w:val="657B83"/>
+                          <w:sz w:val="21"/>
+                          <w:szCs w:val="21"/>
+                        </w:rPr>
+                        <w:t xml:space="preserve">    </w:t>
+                      </w:r>
+                      <w:r>
+                        <w:rPr>
+                          <w:rFonts w:ascii="Consolas" w:eastAsia="Times New Roman" w:hAnsi="Consolas" w:cs="Times New Roman"/>
+                          <w:color w:val="859900"/>
+                          <w:sz w:val="21"/>
+                          <w:szCs w:val="21"/>
+                        </w:rPr>
+                        <w:t>if</w:t>
+                      </w:r>
+                      <w:r>
+                        <w:rPr>
+                          <w:rFonts w:ascii="Consolas" w:eastAsia="Times New Roman" w:hAnsi="Consolas" w:cs="Times New Roman"/>
+                          <w:color w:val="657B83"/>
+                          <w:sz w:val="21"/>
+                          <w:szCs w:val="21"/>
+                        </w:rPr>
+                        <w:t xml:space="preserve"> </w:t>
+                      </w:r>
+                      <w:r>
+                        <w:rPr>
+                          <w:rFonts w:ascii="Consolas" w:eastAsia="Times New Roman" w:hAnsi="Consolas" w:cs="Times New Roman"/>
+                          <w:color w:val="268BD2"/>
+                          <w:sz w:val="21"/>
+                          <w:szCs w:val="21"/>
+                        </w:rPr>
+                        <w:t>sieve</w:t>
+                      </w:r>
+                      <w:r>
+                        <w:rPr>
+                          <w:rFonts w:ascii="Consolas" w:eastAsia="Times New Roman" w:hAnsi="Consolas" w:cs="Times New Roman"/>
+                          <w:color w:val="657B83"/>
+                          <w:sz w:val="21"/>
+                          <w:szCs w:val="21"/>
+                        </w:rPr>
+                        <w:t>[</w:t>
+                      </w:r>
+                      <w:r>
+                        <w:rPr>
+                          <w:rFonts w:ascii="Consolas" w:eastAsia="Times New Roman" w:hAnsi="Consolas" w:cs="Times New Roman"/>
+                          <w:color w:val="268BD2"/>
+                          <w:sz w:val="21"/>
+                          <w:szCs w:val="21"/>
+                        </w:rPr>
+                        <w:t>p</w:t>
+                      </w:r>
+                      <w:r>
+                        <w:rPr>
+                          <w:rFonts w:ascii="Consolas" w:eastAsia="Times New Roman" w:hAnsi="Consolas" w:cs="Times New Roman"/>
+                          <w:color w:val="657B83"/>
+                          <w:sz w:val="21"/>
+                          <w:szCs w:val="21"/>
+                        </w:rPr>
+                        <w:t>]:</w:t>
+                      </w:r>
+                    </w:p>
+                    <w:p>
+                      <w:pPr>
+                        <w:shd w:val="clear" w:color="auto" w:fill="FDF6E3"/>
+                        <w:spacing w:after="0" w:line="285" w:lineRule="atLeast"/>
+                        <w:rPr>
+                          <w:rFonts w:ascii="Consolas" w:eastAsia="Times New Roman" w:hAnsi="Consolas" w:cs="Times New Roman"/>
+                          <w:color w:val="657B83"/>
+                          <w:sz w:val="21"/>
+                          <w:szCs w:val="21"/>
+                        </w:rPr>
+                      </w:pPr>
+                      <w:r>
+                        <w:rPr>
+                          <w:rFonts w:ascii="Consolas" w:eastAsia="Times New Roman" w:hAnsi="Consolas" w:cs="Times New Roman"/>
+                          <w:color w:val="657B83"/>
+                          <w:sz w:val="21"/>
+                          <w:szCs w:val="21"/>
+                        </w:rPr>
+                        <w:t xml:space="preserve">        </w:t>
+                      </w:r>
+                      <w:proofErr w:type="spellStart"/>
+                      <w:r>
+                        <w:rPr>
+                          <w:rFonts w:ascii="Consolas" w:eastAsia="Times New Roman" w:hAnsi="Consolas" w:cs="Times New Roman"/>
+                          <w:color w:val="268BD2"/>
+                          <w:sz w:val="21"/>
+                          <w:szCs w:val="21"/>
+                        </w:rPr>
+                        <w:t>mark_multiples_</w:t>
+                      </w:r>
+                      <w:proofErr w:type="gramStart"/>
+                      <w:r>
+                        <w:rPr>
+                          <w:rFonts w:ascii="Consolas" w:eastAsia="Times New Roman" w:hAnsi="Consolas" w:cs="Times New Roman"/>
+                          <w:color w:val="268BD2"/>
+                          <w:sz w:val="21"/>
+                          <w:szCs w:val="21"/>
+                        </w:rPr>
+                        <w:t>parallel</w:t>
+                      </w:r>
+                      <w:proofErr w:type="spellEnd"/>
+                      <w:r>
+                        <w:rPr>
+                          <w:rFonts w:ascii="Consolas" w:eastAsia="Times New Roman" w:hAnsi="Consolas" w:cs="Times New Roman"/>
+                          <w:color w:val="657B83"/>
+                          <w:sz w:val="21"/>
+                          <w:szCs w:val="21"/>
+                        </w:rPr>
+                        <w:t>(</w:t>
+                      </w:r>
+                      <w:proofErr w:type="gramEnd"/>
+                      <w:r>
+                        <w:rPr>
+                          <w:rFonts w:ascii="Consolas" w:eastAsia="Times New Roman" w:hAnsi="Consolas" w:cs="Times New Roman"/>
+                          <w:color w:val="268BD2"/>
+                          <w:sz w:val="21"/>
+                          <w:szCs w:val="21"/>
+                        </w:rPr>
+                        <w:t>sieve</w:t>
+                      </w:r>
+                      <w:r>
+                        <w:rPr>
+                          <w:rFonts w:ascii="Consolas" w:eastAsia="Times New Roman" w:hAnsi="Consolas" w:cs="Times New Roman"/>
+                          <w:color w:val="657B83"/>
+                          <w:sz w:val="21"/>
+                          <w:szCs w:val="21"/>
+                        </w:rPr>
+                        <w:t xml:space="preserve">, </w:t>
+                      </w:r>
+                      <w:r>
+                        <w:rPr>
+                          <w:rFonts w:ascii="Consolas" w:eastAsia="Times New Roman" w:hAnsi="Consolas" w:cs="Times New Roman"/>
+                          <w:color w:val="268BD2"/>
+                          <w:sz w:val="21"/>
+                          <w:szCs w:val="21"/>
+                        </w:rPr>
+                        <w:t>p</w:t>
+                      </w:r>
+                      <w:r>
+                        <w:rPr>
+                          <w:rFonts w:ascii="Consolas" w:eastAsia="Times New Roman" w:hAnsi="Consolas" w:cs="Times New Roman"/>
+                          <w:color w:val="657B83"/>
+                          <w:sz w:val="21"/>
+                          <w:szCs w:val="21"/>
+                        </w:rPr>
+                        <w:t xml:space="preserve">, </w:t>
+                      </w:r>
+                      <w:proofErr w:type="spellStart"/>
+                      <w:r>
+                        <w:rPr>
+                          <w:rFonts w:ascii="Consolas" w:eastAsia="Times New Roman" w:hAnsi="Consolas" w:cs="Times New Roman"/>
+                          <w:color w:val="657B83"/>
+                          <w:sz w:val="21"/>
+                          <w:szCs w:val="21"/>
+                        </w:rPr>
+                        <w:t>N_max</w:t>
+                      </w:r>
+                      <w:proofErr w:type="spellEnd"/>
+                      <w:r>
+                        <w:rPr>
+                          <w:rFonts w:ascii="Consolas" w:eastAsia="Times New Roman" w:hAnsi="Consolas" w:cs="Times New Roman"/>
+                          <w:color w:val="657B83"/>
+                          <w:sz w:val="21"/>
+                          <w:szCs w:val="21"/>
+                        </w:rPr>
+                        <w:t>)</w:t>
+                      </w:r>
+                    </w:p>
+                    <w:p/>
+                  </w:txbxContent>
+                </v:textbox>
+                <w10:wrap type="topAndBottom"/>
+              </v:shape>
+            </w:pict>
+          </mc:Fallback>
+        </mc:AlternateContent>
+      </w:r>
+      <w:r>
+        <w:rPr>
+          <w:rFonts w:eastAsiaTheme="minorEastAsia"/>
+          <w:b/>
+          <w:bCs/>
+          <w:noProof/>
+          <w:sz w:val="32"/>
+          <w:szCs w:val="32"/>
+        </w:rPr>
+        <mc:AlternateContent>
+          <mc:Choice Requires="wps">
+            <w:drawing>
+              <wp:anchor distT="0" distB="0" distL="114300" distR="114300" simplePos="0" relativeHeight="251666432" behindDoc="0" locked="0" layoutInCell="1" allowOverlap="1" wp14:anchorId="1033E605" wp14:editId="297A4F15">
+                <wp:simplePos x="0" y="0"/>
+                <wp:positionH relativeFrom="margin">
+                  <wp:posOffset>2675255</wp:posOffset>
+                </wp:positionH>
+                <wp:positionV relativeFrom="paragraph">
+                  <wp:posOffset>821055</wp:posOffset>
+                </wp:positionV>
+                <wp:extent cx="228600" cy="0"/>
+                <wp:effectExtent l="0" t="76200" r="19050" b="95250"/>
+                <wp:wrapNone/>
+                <wp:docPr id="16" name="Straight Arrow Connector 16"/>
+                <wp:cNvGraphicFramePr/>
+                <a:graphic xmlns:a="http://schemas.openxmlformats.org/drawingml/2006/main">
+                  <a:graphicData uri="http://schemas.microsoft.com/office/word/2010/wordprocessingShape">
+                    <wps:wsp>
+                      <wps:cNvCnPr/>
+                      <wps:spPr>
+                        <a:xfrm>
+                          <a:off x="0" y="0"/>
+                          <a:ext cx="228600" cy="0"/>
+                        </a:xfrm>
+                        <a:prstGeom prst="straightConnector1">
+                          <a:avLst/>
+                        </a:prstGeom>
+                        <a:ln>
+                          <a:tailEnd type="triangle"/>
+                        </a:ln>
+                      </wps:spPr>
+                      <wps:style>
+                        <a:lnRef idx="1">
+                          <a:schemeClr val="accent1"/>
+                        </a:lnRef>
+                        <a:fillRef idx="0">
+                          <a:schemeClr val="accent1"/>
+                        </a:fillRef>
+                        <a:effectRef idx="0">
+                          <a:schemeClr val="accent1"/>
+                        </a:effectRef>
+                        <a:fontRef idx="minor">
+                          <a:schemeClr val="tx1"/>
+                        </a:fontRef>
+                      </wps:style>
+                      <wps:bodyPr/>
+                    </wps:wsp>
+                  </a:graphicData>
+                </a:graphic>
+                <wp14:sizeRelH relativeFrom="margin">
+                  <wp14:pctWidth>0</wp14:pctWidth>
+                </wp14:sizeRelH>
+                <wp14:sizeRelV relativeFrom="margin">
+                  <wp14:pctHeight>0</wp14:pctHeight>
+                </wp14:sizeRelV>
+              </wp:anchor>
+            </w:drawing>
+          </mc:Choice>
+          <mc:Fallback>
+            <w:pict>
+              <v:shape w14:anchorId="05030CD5" id="Straight Arrow Connector 16" o:spid="_x0000_s1026" type="#_x0000_t32" style="position:absolute;margin-left:210.65pt;margin-top:64.65pt;width:18pt;height:0;z-index:251666432;visibility:visible;mso-wrap-style:square;mso-width-percent:0;mso-height-percent:0;mso-wrap-distance-left:9pt;mso-wrap-distance-top:0;mso-wrap-distance-right:9pt;mso-wrap-distance-bottom:0;mso-position-horizontal:absolute;mso-position-horizontal-relative:margin;mso-position-vertical:absolute;mso-position-vertical-relative:text;mso-width-percent:0;mso-height-percent:0;mso-width-relative:margin;mso-height-relative:margin" o:gfxdata="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" strokecolor="#4472c4 [3204]" strokeweight=".5pt">
+                <v:stroke endarrow="block" joinstyle="miter"/>
+                <w10:wrap anchorx="margin"/>
+              </v:shape>
+            </w:pict>
+          </mc:Fallback>
+        </mc:AlternateContent>
+      </w:r>
+      <w:r>
+        <w:rPr>
+          <w:rFonts w:eastAsiaTheme="minorEastAsia"/>
+          <w:noProof/>
+        </w:rPr>
+        <mc:AlternateContent>
+          <mc:Choice Requires="wps">
+            <w:drawing>
+              <wp:anchor distT="45720" distB="45720" distL="114300" distR="114300" simplePos="0" relativeHeight="251664384" behindDoc="0" locked="0" layoutInCell="1" allowOverlap="1" wp14:anchorId="209EB512" wp14:editId="1D9CCD1E">
+                <wp:simplePos x="0" y="0"/>
+                <wp:positionH relativeFrom="margin">
+                  <wp:posOffset>-361506</wp:posOffset>
+                </wp:positionH>
+                <wp:positionV relativeFrom="paragraph">
+                  <wp:posOffset>392755</wp:posOffset>
+                </wp:positionV>
+                <wp:extent cx="3038475" cy="828675"/>
+                <wp:effectExtent l="0" t="0" r="28575" b="28575"/>
+                <wp:wrapTopAndBottom/>
+                <wp:docPr id="15" name="Text Box 2"/>
+                <wp:cNvGraphicFramePr>
+                  <a:graphicFrameLocks xmlns:a="http://schemas.openxmlformats.org/drawingml/2006/main"/>
+                </wp:cNvGraphicFramePr>
+                <a:graphic xmlns:a="http://schemas.openxmlformats.org/drawingml/2006/main">
+                  <a:graphicData uri="http://schemas.microsoft.com/office/word/2010/wordprocessingShape">
+                    <wps:wsp>
+                      <wps:cNvSpPr txBox="1">
+                        <a:spLocks noChangeArrowheads="1"/>
+                      </wps:cNvSpPr>
+                      <wps:spPr bwMode="auto">
+                        <a:xfrm>
+                          <a:off x="0" y="0"/>
+                          <a:ext cx="3038475" cy="828675"/>
+                        </a:xfrm>
+                        <a:prstGeom prst="rect">
+                          <a:avLst/>
+                        </a:prstGeom>
+                        <a:solidFill>
+                          <a:srgbClr val="FFFFFF"/>
+                        </a:solidFill>
+                        <a:ln w="9525">
+                          <a:solidFill>
+                            <a:srgbClr val="000000"/>
+                          </a:solidFill>
+                          <a:miter lim="800000"/>
+                          <a:headEnd/>
+                          <a:tailEnd/>
+                        </a:ln>
+                      </wps:spPr>
+                      <wps:txbx>
+                        <w:txbxContent>
+                          <w:p>
+                            <w:pPr>
+                              <w:shd w:val="clear" w:color="auto" w:fill="FDF6E3"/>
+                              <w:spacing w:after="0" w:line="285" w:lineRule="atLeast"/>
+                              <w:rPr>
+                                <w:rFonts w:ascii="Consolas" w:eastAsia="Times New Roman" w:hAnsi="Consolas" w:cs="Times New Roman"/>
+                                <w:color w:val="657B83"/>
+                                <w:sz w:val="20"/>
+                                <w:szCs w:val="20"/>
+                              </w:rPr>
+                            </w:pPr>
+                            <w:r>
+                              <w:rPr>
+                                <w:rFonts w:ascii="Consolas" w:eastAsia="Times New Roman" w:hAnsi="Consolas" w:cs="Times New Roman"/>
+                                <w:color w:val="859900"/>
+                                <w:sz w:val="20"/>
+                                <w:szCs w:val="20"/>
+                              </w:rPr>
+                              <w:t>for</w:t>
+                            </w:r>
+                            <w:r>
+                              <w:rPr>
+                                <w:rFonts w:ascii="Consolas" w:eastAsia="Times New Roman" w:hAnsi="Consolas" w:cs="Times New Roman"/>
+                                <w:color w:val="657B83"/>
+                                <w:sz w:val="20"/>
+                                <w:szCs w:val="20"/>
+                              </w:rPr>
+                              <w:t xml:space="preserve"> </w:t>
+                            </w:r>
+                            <w:proofErr w:type="spellStart"/>
+                            <w:r>
+                              <w:rPr>
+                                <w:rFonts w:ascii="Consolas" w:eastAsia="Times New Roman" w:hAnsi="Consolas" w:cs="Times New Roman"/>
+                                <w:color w:val="268BD2"/>
+                                <w:sz w:val="20"/>
+                                <w:szCs w:val="20"/>
+                              </w:rPr>
+                              <w:t>i</w:t>
+                            </w:r>
+                            <w:proofErr w:type="spellEnd"/>
+                            <w:r>
+                              <w:rPr>
+                                <w:rFonts w:ascii="Consolas" w:eastAsia="Times New Roman" w:hAnsi="Consolas" w:cs="Times New Roman"/>
+                                <w:color w:val="657B83"/>
+                                <w:sz w:val="20"/>
+                                <w:szCs w:val="20"/>
+                              </w:rPr>
+                              <w:t xml:space="preserve"> </w:t>
+                            </w:r>
+                            <w:r>
+                              <w:rPr>
+                                <w:rFonts w:ascii="Consolas" w:eastAsia="Times New Roman" w:hAnsi="Consolas" w:cs="Times New Roman"/>
+                                <w:color w:val="859900"/>
+                                <w:sz w:val="20"/>
+                                <w:szCs w:val="20"/>
+                              </w:rPr>
+                              <w:t>in</w:t>
+                            </w:r>
+                            <w:r>
+                              <w:rPr>
+                                <w:rFonts w:ascii="Consolas" w:eastAsia="Times New Roman" w:hAnsi="Consolas" w:cs="Times New Roman"/>
+                                <w:color w:val="657B83"/>
+                                <w:sz w:val="20"/>
+                                <w:szCs w:val="20"/>
+                              </w:rPr>
+                              <w:t xml:space="preserve"> </w:t>
+                            </w:r>
+                            <w:proofErr w:type="gramStart"/>
+                            <w:r>
+                              <w:rPr>
+                                <w:rFonts w:ascii="Consolas" w:eastAsia="Times New Roman" w:hAnsi="Consolas" w:cs="Times New Roman"/>
+                                <w:color w:val="CB4B16"/>
+                                <w:sz w:val="20"/>
+                                <w:szCs w:val="20"/>
+                              </w:rPr>
+                              <w:t>range</w:t>
+                            </w:r>
+                            <w:r>
+                              <w:rPr>
+                                <w:rFonts w:ascii="Consolas" w:eastAsia="Times New Roman" w:hAnsi="Consolas" w:cs="Times New Roman"/>
+                                <w:color w:val="657B83"/>
+                                <w:sz w:val="20"/>
+                                <w:szCs w:val="20"/>
+                              </w:rPr>
+                              <w:t>(</w:t>
+                            </w:r>
+                            <w:proofErr w:type="gramEnd"/>
+                            <w:r>
+                              <w:rPr>
+                                <w:rFonts w:ascii="Consolas" w:eastAsia="Times New Roman" w:hAnsi="Consolas" w:cs="Times New Roman"/>
+                                <w:color w:val="D33682"/>
+                                <w:sz w:val="20"/>
+                                <w:szCs w:val="20"/>
+                              </w:rPr>
+                              <w:t>2</w:t>
+                            </w:r>
+                            <w:r>
+                              <w:rPr>
+                                <w:rFonts w:ascii="Consolas" w:eastAsia="Times New Roman" w:hAnsi="Consolas" w:cs="Times New Roman"/>
+                                <w:color w:val="657B83"/>
+                                <w:sz w:val="20"/>
+                                <w:szCs w:val="20"/>
+                              </w:rPr>
+                              <w:t xml:space="preserve">, </w:t>
+                            </w:r>
+                            <w:proofErr w:type="spellStart"/>
+                            <w:r>
+                              <w:rPr>
+                                <w:rFonts w:ascii="Consolas" w:eastAsia="Times New Roman" w:hAnsi="Consolas" w:cs="Times New Roman"/>
+                                <w:color w:val="268BD2"/>
+                                <w:sz w:val="20"/>
+                                <w:szCs w:val="20"/>
+                              </w:rPr>
+                              <w:t>N_sqrt</w:t>
+                            </w:r>
+                            <w:proofErr w:type="spellEnd"/>
+                            <w:r>
+                              <w:rPr>
+                                <w:rFonts w:ascii="Consolas" w:eastAsia="Times New Roman" w:hAnsi="Consolas" w:cs="Times New Roman"/>
+                                <w:color w:val="268BD2"/>
+                                <w:sz w:val="20"/>
+                                <w:szCs w:val="20"/>
+                              </w:rPr>
+                              <w:t xml:space="preserve"> + 1</w:t>
+                            </w:r>
+                            <w:r>
+                              <w:rPr>
+                                <w:rFonts w:ascii="Consolas" w:eastAsia="Times New Roman" w:hAnsi="Consolas" w:cs="Times New Roman"/>
+                                <w:color w:val="657B83"/>
+                                <w:sz w:val="20"/>
+                                <w:szCs w:val="20"/>
+                              </w:rPr>
+                              <w:t>):</w:t>
+                            </w:r>
+                          </w:p>
+                          <w:p>
+                            <w:pPr>
+                              <w:shd w:val="clear" w:color="auto" w:fill="FDF6E3"/>
+                              <w:spacing w:after="0" w:line="285" w:lineRule="atLeast"/>
+                              <w:rPr>
+                                <w:rFonts w:ascii="Consolas" w:eastAsia="Times New Roman" w:hAnsi="Consolas" w:cs="Times New Roman"/>
+                                <w:color w:val="657B83"/>
+                                <w:sz w:val="20"/>
+                                <w:szCs w:val="20"/>
+                              </w:rPr>
+                            </w:pPr>
+                            <w:r>
+                              <w:rPr>
+                                <w:rFonts w:ascii="Consolas" w:eastAsia="Times New Roman" w:hAnsi="Consolas" w:cs="Times New Roman"/>
+                                <w:color w:val="657B83"/>
+                                <w:sz w:val="20"/>
+                                <w:szCs w:val="20"/>
+                              </w:rPr>
+                              <w:t xml:space="preserve">    </w:t>
+                            </w:r>
+                            <w:r>
+                              <w:rPr>
+                                <w:rFonts w:ascii="Consolas" w:eastAsia="Times New Roman" w:hAnsi="Consolas" w:cs="Times New Roman"/>
+                                <w:color w:val="859900"/>
+                                <w:sz w:val="20"/>
+                                <w:szCs w:val="20"/>
+                              </w:rPr>
+                              <w:t>if</w:t>
+                            </w:r>
+                            <w:r>
+                              <w:rPr>
+                                <w:rFonts w:ascii="Consolas" w:eastAsia="Times New Roman" w:hAnsi="Consolas" w:cs="Times New Roman"/>
+                                <w:color w:val="657B83"/>
+                                <w:sz w:val="20"/>
+                                <w:szCs w:val="20"/>
+                              </w:rPr>
+                              <w:t> </w:t>
+                            </w:r>
+                            <w:r>
+                              <w:rPr>
+                                <w:rFonts w:ascii="Consolas" w:eastAsia="Times New Roman" w:hAnsi="Consolas" w:cs="Times New Roman"/>
+                                <w:color w:val="268BD2"/>
+                                <w:sz w:val="20"/>
+                                <w:szCs w:val="20"/>
+                              </w:rPr>
+                              <w:t>sieve</w:t>
+                            </w:r>
+                            <w:r>
+                              <w:rPr>
+                                <w:rFonts w:ascii="Consolas" w:eastAsia="Times New Roman" w:hAnsi="Consolas" w:cs="Times New Roman"/>
+                                <w:color w:val="657B83"/>
+                                <w:sz w:val="20"/>
+                                <w:szCs w:val="20"/>
+                              </w:rPr>
+                              <w:t>[</w:t>
+                            </w:r>
+                            <w:proofErr w:type="spellStart"/>
+                            <w:r>
+                              <w:rPr>
+                                <w:rFonts w:ascii="Consolas" w:eastAsia="Times New Roman" w:hAnsi="Consolas" w:cs="Times New Roman"/>
+                                <w:color w:val="268BD2"/>
+                                <w:sz w:val="20"/>
+                                <w:szCs w:val="20"/>
+                              </w:rPr>
+                              <w:t>i</w:t>
+                            </w:r>
+                            <w:proofErr w:type="spellEnd"/>
+                            <w:proofErr w:type="gramStart"/>
+                            <w:r>
+                              <w:rPr>
+                                <w:rFonts w:ascii="Consolas" w:eastAsia="Times New Roman" w:hAnsi="Consolas" w:cs="Times New Roman"/>
+                                <w:color w:val="657B83"/>
+                                <w:sz w:val="20"/>
+                                <w:szCs w:val="20"/>
+                              </w:rPr>
+                              <w:t xml:space="preserve">] </w:t>
+                            </w:r>
+                            <w:r>
+                              <w:rPr>
+                                <w:rFonts w:ascii="Consolas" w:eastAsia="Times New Roman" w:hAnsi="Consolas" w:cs="Times New Roman"/>
+                                <w:color w:val="859900"/>
+                                <w:sz w:val="20"/>
+                                <w:szCs w:val="20"/>
+                              </w:rPr>
+                              <w:t>!</w:t>
+                            </w:r>
+                            <w:proofErr w:type="gramEnd"/>
+                            <w:r>
+                              <w:rPr>
+                                <w:rFonts w:ascii="Consolas" w:eastAsia="Times New Roman" w:hAnsi="Consolas" w:cs="Times New Roman"/>
+                                <w:color w:val="859900"/>
+                                <w:sz w:val="20"/>
+                                <w:szCs w:val="20"/>
+                              </w:rPr>
+                              <w:t>=</w:t>
+                            </w:r>
+                            <w:r>
+                              <w:rPr>
+                                <w:rFonts w:ascii="Consolas" w:eastAsia="Times New Roman" w:hAnsi="Consolas" w:cs="Times New Roman"/>
+                                <w:color w:val="657B83"/>
+                                <w:sz w:val="20"/>
+                                <w:szCs w:val="20"/>
+                              </w:rPr>
+                              <w:t xml:space="preserve"> </w:t>
+                            </w:r>
+                            <w:r>
+                              <w:rPr>
+                                <w:rFonts w:ascii="Consolas" w:eastAsia="Times New Roman" w:hAnsi="Consolas" w:cs="Times New Roman"/>
+                                <w:color w:val="D33682"/>
+                                <w:sz w:val="20"/>
+                                <w:szCs w:val="20"/>
+                              </w:rPr>
+                              <w:t>0</w:t>
+                            </w:r>
+                            <w:r>
+                              <w:rPr>
+                                <w:rFonts w:ascii="Consolas" w:eastAsia="Times New Roman" w:hAnsi="Consolas" w:cs="Times New Roman"/>
+                                <w:color w:val="657B83"/>
+                                <w:sz w:val="20"/>
+                                <w:szCs w:val="20"/>
+                              </w:rPr>
+                              <w:t>:</w:t>
+                            </w:r>
+                          </w:p>
+                          <w:p>
+                            <w:pPr>
+                              <w:shd w:val="clear" w:color="auto" w:fill="FDF6E3"/>
+                              <w:spacing w:after="0" w:line="285" w:lineRule="atLeast"/>
+                              <w:rPr>
+                                <w:rFonts w:ascii="Consolas" w:eastAsia="Times New Roman" w:hAnsi="Consolas" w:cs="Times New Roman"/>
+                                <w:color w:val="657B83"/>
+                                <w:sz w:val="20"/>
+                                <w:szCs w:val="20"/>
+                              </w:rPr>
+                            </w:pPr>
+                            <w:r>
+                              <w:rPr>
+                                <w:rFonts w:ascii="Consolas" w:eastAsia="Times New Roman" w:hAnsi="Consolas" w:cs="Times New Roman"/>
+                                <w:color w:val="657B83"/>
+                                <w:sz w:val="20"/>
+                                <w:szCs w:val="20"/>
+                              </w:rPr>
+                              <w:t xml:space="preserve">        </w:t>
+                            </w:r>
+                            <w:r>
+                              <w:rPr>
+                                <w:rFonts w:ascii="Consolas" w:eastAsia="Times New Roman" w:hAnsi="Consolas" w:cs="Times New Roman"/>
+                                <w:color w:val="859900"/>
+                                <w:sz w:val="20"/>
+                                <w:szCs w:val="20"/>
+                              </w:rPr>
+                              <w:t>for</w:t>
+                            </w:r>
+                            <w:r>
+                              <w:rPr>
+                                <w:rFonts w:ascii="Consolas" w:eastAsia="Times New Roman" w:hAnsi="Consolas" w:cs="Times New Roman"/>
+                                <w:color w:val="657B83"/>
+                                <w:sz w:val="20"/>
+                                <w:szCs w:val="20"/>
+                              </w:rPr>
+                              <w:t xml:space="preserve"> </w:t>
+                            </w:r>
+                            <w:r>
+                              <w:rPr>
+                                <w:rFonts w:ascii="Consolas" w:eastAsia="Times New Roman" w:hAnsi="Consolas" w:cs="Times New Roman"/>
+                                <w:color w:val="268BD2"/>
+                                <w:sz w:val="20"/>
+                                <w:szCs w:val="20"/>
+                              </w:rPr>
+                              <w:t>j</w:t>
+                            </w:r>
+                            <w:r>
+                              <w:rPr>
+                                <w:rFonts w:ascii="Consolas" w:eastAsia="Times New Roman" w:hAnsi="Consolas" w:cs="Times New Roman"/>
+                                <w:color w:val="657B83"/>
+                                <w:sz w:val="20"/>
+                                <w:szCs w:val="20"/>
+                              </w:rPr>
+                              <w:t xml:space="preserve"> </w:t>
+                            </w:r>
+                            <w:r>
+                              <w:rPr>
+                                <w:rFonts w:ascii="Consolas" w:eastAsia="Times New Roman" w:hAnsi="Consolas" w:cs="Times New Roman"/>
+                                <w:color w:val="859900"/>
+                                <w:sz w:val="20"/>
+                                <w:szCs w:val="20"/>
+                              </w:rPr>
+                              <w:t>in</w:t>
+                            </w:r>
+                            <w:r>
+                              <w:rPr>
+                                <w:rFonts w:ascii="Consolas" w:eastAsia="Times New Roman" w:hAnsi="Consolas" w:cs="Times New Roman"/>
+                                <w:color w:val="657B83"/>
+                                <w:sz w:val="20"/>
+                                <w:szCs w:val="20"/>
+                              </w:rPr>
+                              <w:t xml:space="preserve"> </w:t>
+                            </w:r>
+                            <w:proofErr w:type="gramStart"/>
+                            <w:r>
+                              <w:rPr>
+                                <w:rFonts w:ascii="Consolas" w:eastAsia="Times New Roman" w:hAnsi="Consolas" w:cs="Times New Roman"/>
+                                <w:color w:val="CB4B16"/>
+                                <w:sz w:val="20"/>
+                                <w:szCs w:val="20"/>
+                              </w:rPr>
+                              <w:t>range</w:t>
+                            </w:r>
+                            <w:r>
+                              <w:rPr>
+                                <w:rFonts w:ascii="Consolas" w:eastAsia="Times New Roman" w:hAnsi="Consolas" w:cs="Times New Roman"/>
+                                <w:color w:val="657B83"/>
+                                <w:sz w:val="20"/>
+                                <w:szCs w:val="20"/>
+                              </w:rPr>
+                              <w:t>(</w:t>
+                            </w:r>
+                            <w:proofErr w:type="spellStart"/>
+                            <w:proofErr w:type="gramEnd"/>
+                            <w:r>
+                              <w:rPr>
+                                <w:rFonts w:ascii="Consolas" w:eastAsia="Times New Roman" w:hAnsi="Consolas" w:cs="Times New Roman"/>
+                                <w:color w:val="268BD2"/>
+                                <w:sz w:val="20"/>
+                                <w:szCs w:val="20"/>
+                              </w:rPr>
+                              <w:t>i</w:t>
+                            </w:r>
+                            <w:proofErr w:type="spellEnd"/>
+                            <w:r>
+                              <w:rPr>
+                                <w:rFonts w:ascii="Consolas" w:eastAsia="Times New Roman" w:hAnsi="Consolas" w:cs="Times New Roman"/>
+                                <w:color w:val="859900"/>
+                                <w:sz w:val="20"/>
+                                <w:szCs w:val="20"/>
+                              </w:rPr>
+                              <w:t>**</w:t>
+                            </w:r>
+                            <w:r>
+                              <w:rPr>
+                                <w:rFonts w:ascii="Consolas" w:eastAsia="Times New Roman" w:hAnsi="Consolas" w:cs="Times New Roman"/>
+                                <w:color w:val="D33682"/>
+                                <w:sz w:val="20"/>
+                                <w:szCs w:val="20"/>
+                              </w:rPr>
+                              <w:t>2</w:t>
+                            </w:r>
+                            <w:r>
+                              <w:rPr>
+                                <w:rFonts w:ascii="Consolas" w:eastAsia="Times New Roman" w:hAnsi="Consolas" w:cs="Times New Roman"/>
+                                <w:color w:val="657B83"/>
+                                <w:sz w:val="20"/>
+                                <w:szCs w:val="20"/>
+                              </w:rPr>
+                              <w:t xml:space="preserve">, </w:t>
+                            </w:r>
+                            <w:proofErr w:type="spellStart"/>
+                            <w:r>
+                              <w:rPr>
+                                <w:rFonts w:ascii="Consolas" w:eastAsia="Times New Roman" w:hAnsi="Consolas" w:cs="Times New Roman"/>
+                                <w:color w:val="657B83"/>
+                                <w:sz w:val="20"/>
+                                <w:szCs w:val="20"/>
+                              </w:rPr>
+                              <w:t>N_max</w:t>
+                            </w:r>
+                            <w:proofErr w:type="spellEnd"/>
+                            <w:r>
+                              <w:rPr>
+                                <w:rFonts w:ascii="Consolas" w:eastAsia="Times New Roman" w:hAnsi="Consolas" w:cs="Times New Roman"/>
+                                <w:color w:val="657B83"/>
+                                <w:sz w:val="20"/>
+                                <w:szCs w:val="20"/>
+                              </w:rPr>
+                              <w:t xml:space="preserve">, </w:t>
+                            </w:r>
+                            <w:proofErr w:type="spellStart"/>
+                            <w:r>
+                              <w:rPr>
+                                <w:rFonts w:ascii="Consolas" w:eastAsia="Times New Roman" w:hAnsi="Consolas" w:cs="Times New Roman"/>
+                                <w:color w:val="268BD2"/>
+                                <w:sz w:val="20"/>
+                                <w:szCs w:val="20"/>
+                              </w:rPr>
+                              <w:t>i</w:t>
+                            </w:r>
+                            <w:proofErr w:type="spellEnd"/>
+                            <w:r>
+                              <w:rPr>
+                                <w:rFonts w:ascii="Consolas" w:eastAsia="Times New Roman" w:hAnsi="Consolas" w:cs="Times New Roman"/>
+                                <w:color w:val="657B83"/>
+                                <w:sz w:val="20"/>
+                                <w:szCs w:val="20"/>
+                              </w:rPr>
+                              <w:t>):</w:t>
+                            </w:r>
+                          </w:p>
+                          <w:p>
+                            <w:pPr>
+                              <w:shd w:val="clear" w:color="auto" w:fill="FDF6E3"/>
+                              <w:spacing w:after="0" w:line="285" w:lineRule="atLeast"/>
+                              <w:rPr>
+                                <w:rFonts w:ascii="Consolas" w:eastAsia="Times New Roman" w:hAnsi="Consolas" w:cs="Times New Roman"/>
+                                <w:color w:val="657B83"/>
+                                <w:sz w:val="20"/>
+                                <w:szCs w:val="20"/>
+                              </w:rPr>
+                            </w:pPr>
+                            <w:r>
+                              <w:rPr>
+                                <w:rFonts w:ascii="Consolas" w:eastAsia="Times New Roman" w:hAnsi="Consolas" w:cs="Times New Roman"/>
+                                <w:color w:val="657B83"/>
+                                <w:sz w:val="20"/>
+                                <w:szCs w:val="20"/>
+                              </w:rPr>
+                              <w:t xml:space="preserve">            </w:t>
+                            </w:r>
+                            <w:r>
+                              <w:rPr>
+                                <w:rFonts w:ascii="Consolas" w:eastAsia="Times New Roman" w:hAnsi="Consolas" w:cs="Times New Roman"/>
+                                <w:color w:val="268BD2"/>
+                                <w:sz w:val="20"/>
+                                <w:szCs w:val="20"/>
+                              </w:rPr>
+                              <w:t>sieve</w:t>
+                            </w:r>
+                            <w:r>
+                              <w:rPr>
+                                <w:rFonts w:ascii="Consolas" w:eastAsia="Times New Roman" w:hAnsi="Consolas" w:cs="Times New Roman"/>
+                                <w:color w:val="657B83"/>
+                                <w:sz w:val="20"/>
+                                <w:szCs w:val="20"/>
+                              </w:rPr>
+                              <w:t>[</w:t>
+                            </w:r>
+                            <w:r>
+                              <w:rPr>
+                                <w:rFonts w:ascii="Consolas" w:eastAsia="Times New Roman" w:hAnsi="Consolas" w:cs="Times New Roman"/>
+                                <w:color w:val="268BD2"/>
+                                <w:sz w:val="20"/>
+                                <w:szCs w:val="20"/>
+                              </w:rPr>
+                              <w:t>j</w:t>
+                            </w:r>
+                            <w:r>
+                              <w:rPr>
+                                <w:rFonts w:ascii="Consolas" w:eastAsia="Times New Roman" w:hAnsi="Consolas" w:cs="Times New Roman"/>
+                                <w:color w:val="657B83"/>
+                                <w:sz w:val="20"/>
+                                <w:szCs w:val="20"/>
+                              </w:rPr>
+                              <w:t xml:space="preserve">] </w:t>
+                            </w:r>
+                            <w:r>
+                              <w:rPr>
+                                <w:rFonts w:ascii="Consolas" w:eastAsia="Times New Roman" w:hAnsi="Consolas" w:cs="Times New Roman"/>
+                                <w:color w:val="859900"/>
+                                <w:sz w:val="20"/>
+                                <w:szCs w:val="20"/>
+                              </w:rPr>
+                              <w:t>=</w:t>
+                            </w:r>
+                            <w:r>
+                              <w:rPr>
+                                <w:rFonts w:ascii="Consolas" w:eastAsia="Times New Roman" w:hAnsi="Consolas" w:cs="Times New Roman"/>
+                                <w:color w:val="657B83"/>
+                                <w:sz w:val="20"/>
+                                <w:szCs w:val="20"/>
+                              </w:rPr>
+                              <w:t xml:space="preserve"> </w:t>
+                            </w:r>
+                            <w:r>
+                              <w:rPr>
+                                <w:rFonts w:ascii="Consolas" w:eastAsia="Times New Roman" w:hAnsi="Consolas" w:cs="Times New Roman"/>
+                                <w:color w:val="B58900"/>
+                                <w:sz w:val="20"/>
+                                <w:szCs w:val="20"/>
+                              </w:rPr>
+                              <w:t>False</w:t>
+                            </w:r>
+                          </w:p>
+                          <w:p/>
+                        </w:txbxContent>
+                      </wps:txbx>
+                      <wps:bodyPr rot="0" vert="horz" wrap="square" lIns="91440" tIns="45720" rIns="91440" bIns="45720" anchor="t" anchorCtr="0">
+                        <a:noAutofit/>
+                      </wps:bodyPr>
+                    </wps:wsp>
+                  </a:graphicData>
+                </a:graphic>
+                <wp14:sizeRelH relativeFrom="margin">
+                  <wp14:pctWidth>0</wp14:pctWidth>
+                </wp14:sizeRelH>
+                <wp14:sizeRelV relativeFrom="margin">
+                  <wp14:pctHeight>0</wp14:pctHeight>
+                </wp14:sizeRelV>
+              </wp:anchor>
+            </w:drawing>
+          </mc:Choice>
+          <mc:Fallback>
+            <w:pict>
+              <v:shape w14:anchorId="209EB512" id="_x0000_s1029" type="#_x0000_t202" style="position:absolute;left:0;text-align:left;margin-left:-28.45pt;margin-top:30.95pt;width:239.25pt;height:65.25pt;z-index:251664384;visibility:visible;mso-wrap-style:square;mso-width-percent:0;mso-height-percent:0;mso-wrap-distance-left:9pt;mso-wrap-distance-top:3.6pt;mso-wrap-distance-right:9pt;mso-wrap-distance-bottom:3.6pt;mso-position-horizontal:absolute;mso-position-horizontal-relative:margin;mso-position-vertical:absolute;mso-position-vertical-relative:text;mso-width-percent:0;mso-height-percent:0;mso-width-relative:margin;mso-height-relative:margin;v-text-anchor:top" o:gfxdata="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">
+                <v:textbox>
+                  <w:txbxContent>
+                    <w:p>
+                      <w:pPr>
+                        <w:shd w:val="clear" w:color="auto" w:fill="FDF6E3"/>
+                        <w:spacing w:after="0" w:line="285" w:lineRule="atLeast"/>
+                        <w:rPr>
+                          <w:rFonts w:ascii="Consolas" w:eastAsia="Times New Roman" w:hAnsi="Consolas" w:cs="Times New Roman"/>
+                          <w:color w:val="657B83"/>
+                          <w:sz w:val="20"/>
+                          <w:szCs w:val="20"/>
+                        </w:rPr>
+                      </w:pPr>
+                      <w:r>
+                        <w:rPr>
+                          <w:rFonts w:ascii="Consolas" w:eastAsia="Times New Roman" w:hAnsi="Consolas" w:cs="Times New Roman"/>
+                          <w:color w:val="859900"/>
+                          <w:sz w:val="20"/>
+                          <w:szCs w:val="20"/>
+                        </w:rPr>
+                        <w:t>for</w:t>
+                      </w:r>
+                      <w:r>
+                        <w:rPr>
+                          <w:rFonts w:ascii="Consolas" w:eastAsia="Times New Roman" w:hAnsi="Consolas" w:cs="Times New Roman"/>
+                          <w:color w:val="657B83"/>
+                          <w:sz w:val="20"/>
+                          <w:szCs w:val="20"/>
+                        </w:rPr>
+                        <w:t xml:space="preserve"> </w:t>
+                      </w:r>
+                      <w:proofErr w:type="spellStart"/>
+                      <w:r>
+                        <w:rPr>
+                          <w:rFonts w:ascii="Consolas" w:eastAsia="Times New Roman" w:hAnsi="Consolas" w:cs="Times New Roman"/>
+                          <w:color w:val="268BD2"/>
+                          <w:sz w:val="20"/>
+                          <w:szCs w:val="20"/>
+                        </w:rPr>
+                        <w:t>i</w:t>
+                      </w:r>
+                      <w:proofErr w:type="spellEnd"/>
+                      <w:r>
+                        <w:rPr>
+                          <w:rFonts w:ascii="Consolas" w:eastAsia="Times New Roman" w:hAnsi="Consolas" w:cs="Times New Roman"/>
+                          <w:color w:val="657B83"/>
+                          <w:sz w:val="20"/>
+                          <w:szCs w:val="20"/>
+                        </w:rPr>
+                        <w:t xml:space="preserve"> </w:t>
+                      </w:r>
+                      <w:r>
+                        <w:rPr>
+                          <w:rFonts w:ascii="Consolas" w:eastAsia="Times New Roman" w:hAnsi="Consolas" w:cs="Times New Roman"/>
+                          <w:color w:val="859900"/>
+                          <w:sz w:val="20"/>
+                          <w:szCs w:val="20"/>
+                        </w:rPr>
+                        <w:t>in</w:t>
+                      </w:r>
+                      <w:r>
+                        <w:rPr>
+                          <w:rFonts w:ascii="Consolas" w:eastAsia="Times New Roman" w:hAnsi="Consolas" w:cs="Times New Roman"/>
+                          <w:color w:val="657B83"/>
+                          <w:sz w:val="20"/>
+                          <w:szCs w:val="20"/>
+                        </w:rPr>
+                        <w:t xml:space="preserve"> </w:t>
+                      </w:r>
+                      <w:proofErr w:type="gramStart"/>
+                      <w:r>
+                        <w:rPr>
+                          <w:rFonts w:ascii="Consolas" w:eastAsia="Times New Roman" w:hAnsi="Consolas" w:cs="Times New Roman"/>
+                          <w:color w:val="CB4B16"/>
+                          <w:sz w:val="20"/>
+                          <w:szCs w:val="20"/>
+                        </w:rPr>
+                        <w:t>range</w:t>
+                      </w:r>
+                      <w:r>
+                        <w:rPr>
+                          <w:rFonts w:ascii="Consolas" w:eastAsia="Times New Roman" w:hAnsi="Consolas" w:cs="Times New Roman"/>
+                          <w:color w:val="657B83"/>
+                          <w:sz w:val="20"/>
+                          <w:szCs w:val="20"/>
+                        </w:rPr>
+                        <w:t>(</w:t>
+                      </w:r>
+                      <w:proofErr w:type="gramEnd"/>
+                      <w:r>
+                        <w:rPr>
+                          <w:rFonts w:ascii="Consolas" w:eastAsia="Times New Roman" w:hAnsi="Consolas" w:cs="Times New Roman"/>
+                          <w:color w:val="D33682"/>
+                          <w:sz w:val="20"/>
+                          <w:szCs w:val="20"/>
+                        </w:rPr>
+                        <w:t>2</w:t>
+                      </w:r>
+                      <w:r>
+                        <w:rPr>
+                          <w:rFonts w:ascii="Consolas" w:eastAsia="Times New Roman" w:hAnsi="Consolas" w:cs="Times New Roman"/>
+                          <w:color w:val="657B83"/>
+                          <w:sz w:val="20"/>
+                          <w:szCs w:val="20"/>
+                        </w:rPr>
+                        <w:t xml:space="preserve">, </w:t>
+                      </w:r>
+                      <w:proofErr w:type="spellStart"/>
+                      <w:r>
+                        <w:rPr>
+                          <w:rFonts w:ascii="Consolas" w:eastAsia="Times New Roman" w:hAnsi="Consolas" w:cs="Times New Roman"/>
+                          <w:color w:val="268BD2"/>
+                          <w:sz w:val="20"/>
+                          <w:szCs w:val="20"/>
+                        </w:rPr>
+                        <w:t>N_sqrt</w:t>
+                      </w:r>
+                      <w:proofErr w:type="spellEnd"/>
+                      <w:r>
+                        <w:rPr>
+                          <w:rFonts w:ascii="Consolas" w:eastAsia="Times New Roman" w:hAnsi="Consolas" w:cs="Times New Roman"/>
+                          <w:color w:val="268BD2"/>
+                          <w:sz w:val="20"/>
+                          <w:szCs w:val="20"/>
+                        </w:rPr>
+                        <w:t xml:space="preserve"> + 1</w:t>
+                      </w:r>
+                      <w:r>
+                        <w:rPr>
+                          <w:rFonts w:ascii="Consolas" w:eastAsia="Times New Roman" w:hAnsi="Consolas" w:cs="Times New Roman"/>
+                          <w:color w:val="657B83"/>
+                          <w:sz w:val="20"/>
+                          <w:szCs w:val="20"/>
+                        </w:rPr>
+                        <w:t>):</w:t>
+                      </w:r>
+                    </w:p>
+                    <w:p>
+                      <w:pPr>
+                        <w:shd w:val="clear" w:color="auto" w:fill="FDF6E3"/>
+                        <w:spacing w:after="0" w:line="285" w:lineRule="atLeast"/>
+                        <w:rPr>
+                          <w:rFonts w:ascii="Consolas" w:eastAsia="Times New Roman" w:hAnsi="Consolas" w:cs="Times New Roman"/>
+                          <w:color w:val="657B83"/>
+                          <w:sz w:val="20"/>
+                          <w:szCs w:val="20"/>
+                        </w:rPr>
+                      </w:pPr>
+                      <w:r>
+                        <w:rPr>
+                          <w:rFonts w:ascii="Consolas" w:eastAsia="Times New Roman" w:hAnsi="Consolas" w:cs="Times New Roman"/>
+                          <w:color w:val="657B83"/>
+                          <w:sz w:val="20"/>
+                          <w:szCs w:val="20"/>
+                        </w:rPr>
+                        <w:t xml:space="preserve">    </w:t>
+                      </w:r>
+                      <w:r>
+                        <w:rPr>
+                          <w:rFonts w:ascii="Consolas" w:eastAsia="Times New Roman" w:hAnsi="Consolas" w:cs="Times New Roman"/>
+                          <w:color w:val="859900"/>
+                          <w:sz w:val="20"/>
+                          <w:szCs w:val="20"/>
+                        </w:rPr>
+                        <w:t>if</w:t>
+                      </w:r>
+                      <w:r>
+                        <w:rPr>
+                          <w:rFonts w:ascii="Consolas" w:eastAsia="Times New Roman" w:hAnsi="Consolas" w:cs="Times New Roman"/>
+                          <w:color w:val="657B83"/>
+                          <w:sz w:val="20"/>
+                          <w:szCs w:val="20"/>
+                        </w:rPr>
+                        <w:t> </w:t>
+                      </w:r>
+                      <w:r>
+                        <w:rPr>
+                          <w:rFonts w:ascii="Consolas" w:eastAsia="Times New Roman" w:hAnsi="Consolas" w:cs="Times New Roman"/>
+                          <w:color w:val="268BD2"/>
+                          <w:sz w:val="20"/>
+                          <w:szCs w:val="20"/>
+                        </w:rPr>
+                        <w:t>sieve</w:t>
+                      </w:r>
+                      <w:r>
+                        <w:rPr>
+                          <w:rFonts w:ascii="Consolas" w:eastAsia="Times New Roman" w:hAnsi="Consolas" w:cs="Times New Roman"/>
+                          <w:color w:val="657B83"/>
+                          <w:sz w:val="20"/>
+                          <w:szCs w:val="20"/>
+                        </w:rPr>
+                        <w:t>[</w:t>
+                      </w:r>
+                      <w:proofErr w:type="spellStart"/>
+                      <w:r>
+                        <w:rPr>
+                          <w:rFonts w:ascii="Consolas" w:eastAsia="Times New Roman" w:hAnsi="Consolas" w:cs="Times New Roman"/>
+                          <w:color w:val="268BD2"/>
+                          <w:sz w:val="20"/>
+                          <w:szCs w:val="20"/>
+                        </w:rPr>
+                        <w:t>i</w:t>
+                      </w:r>
+                      <w:proofErr w:type="spellEnd"/>
+                      <w:proofErr w:type="gramStart"/>
+                      <w:r>
+                        <w:rPr>
+                          <w:rFonts w:ascii="Consolas" w:eastAsia="Times New Roman" w:hAnsi="Consolas" w:cs="Times New Roman"/>
+                          <w:color w:val="657B83"/>
+                          <w:sz w:val="20"/>
+                          <w:szCs w:val="20"/>
+                        </w:rPr>
+                        <w:t xml:space="preserve">] </w:t>
+                      </w:r>
+                      <w:r>
+                        <w:rPr>
+                          <w:rFonts w:ascii="Consolas" w:eastAsia="Times New Roman" w:hAnsi="Consolas" w:cs="Times New Roman"/>
+                          <w:color w:val="859900"/>
+                          <w:sz w:val="20"/>
+                          <w:szCs w:val="20"/>
+                        </w:rPr>
+                        <w:t>!</w:t>
+                      </w:r>
+                      <w:proofErr w:type="gramEnd"/>
+                      <w:r>
+                        <w:rPr>
+                          <w:rFonts w:ascii="Consolas" w:eastAsia="Times New Roman" w:hAnsi="Consolas" w:cs="Times New Roman"/>
+                          <w:color w:val="859900"/>
+                          <w:sz w:val="20"/>
+                          <w:szCs w:val="20"/>
+                        </w:rPr>
+                        <w:t>=</w:t>
+                      </w:r>
+                      <w:r>
+                        <w:rPr>
+                          <w:rFonts w:ascii="Consolas" w:eastAsia="Times New Roman" w:hAnsi="Consolas" w:cs="Times New Roman"/>
+                          <w:color w:val="657B83"/>
+                          <w:sz w:val="20"/>
+                          <w:szCs w:val="20"/>
+                        </w:rPr>
+                        <w:t xml:space="preserve"> </w:t>
+                      </w:r>
+                      <w:r>
+                        <w:rPr>
+                          <w:rFonts w:ascii="Consolas" w:eastAsia="Times New Roman" w:hAnsi="Consolas" w:cs="Times New Roman"/>
+                          <w:color w:val="D33682"/>
+                          <w:sz w:val="20"/>
+                          <w:szCs w:val="20"/>
+                        </w:rPr>
+                        <w:t>0</w:t>
+                      </w:r>
+                      <w:r>
+                        <w:rPr>
+                          <w:rFonts w:ascii="Consolas" w:eastAsia="Times New Roman" w:hAnsi="Consolas" w:cs="Times New Roman"/>
+                          <w:color w:val="657B83"/>
+                          <w:sz w:val="20"/>
+                          <w:szCs w:val="20"/>
+                        </w:rPr>
+                        <w:t>:</w:t>
+                      </w:r>
+                    </w:p>
+                    <w:p>
+                      <w:pPr>
+                        <w:shd w:val="clear" w:color="auto" w:fill="FDF6E3"/>
+                        <w:spacing w:after="0" w:line="285" w:lineRule="atLeast"/>
+                        <w:rPr>
+                          <w:rFonts w:ascii="Consolas" w:eastAsia="Times New Roman" w:hAnsi="Consolas" w:cs="Times New Roman"/>
+                          <w:color w:val="657B83"/>
+                          <w:sz w:val="20"/>
+                          <w:szCs w:val="20"/>
+                        </w:rPr>
+                      </w:pPr>
+                      <w:r>
+                        <w:rPr>
+                          <w:rFonts w:ascii="Consolas" w:eastAsia="Times New Roman" w:hAnsi="Consolas" w:cs="Times New Roman"/>
+                          <w:color w:val="657B83"/>
+                          <w:sz w:val="20"/>
+                          <w:szCs w:val="20"/>
+                        </w:rPr>
+                        <w:t xml:space="preserve">        </w:t>
+                      </w:r>
+                      <w:r>
+                        <w:rPr>
+                          <w:rFonts w:ascii="Consolas" w:eastAsia="Times New Roman" w:hAnsi="Consolas" w:cs="Times New Roman"/>
+                          <w:color w:val="859900"/>
+                          <w:sz w:val="20"/>
+                          <w:szCs w:val="20"/>
+                        </w:rPr>
+                        <w:t>for</w:t>
+                      </w:r>
+                      <w:r>
+                        <w:rPr>
+                          <w:rFonts w:ascii="Consolas" w:eastAsia="Times New Roman" w:hAnsi="Consolas" w:cs="Times New Roman"/>
+                          <w:color w:val="657B83"/>
+                          <w:sz w:val="20"/>
+                          <w:szCs w:val="20"/>
+                        </w:rPr>
+                        <w:t xml:space="preserve"> </w:t>
+                      </w:r>
+                      <w:r>
+                        <w:rPr>
+                          <w:rFonts w:ascii="Consolas" w:eastAsia="Times New Roman" w:hAnsi="Consolas" w:cs="Times New Roman"/>
+                          <w:color w:val="268BD2"/>
+                          <w:sz w:val="20"/>
+                          <w:szCs w:val="20"/>
+                        </w:rPr>
+                        <w:t>j</w:t>
+                      </w:r>
+                      <w:r>
+                        <w:rPr>
+                          <w:rFonts w:ascii="Consolas" w:eastAsia="Times New Roman" w:hAnsi="Consolas" w:cs="Times New Roman"/>
+                          <w:color w:val="657B83"/>
+                          <w:sz w:val="20"/>
+                          <w:szCs w:val="20"/>
+                        </w:rPr>
+                        <w:t xml:space="preserve"> </w:t>
+                      </w:r>
+                      <w:r>
+                        <w:rPr>
+                          <w:rFonts w:ascii="Consolas" w:eastAsia="Times New Roman" w:hAnsi="Consolas" w:cs="Times New Roman"/>
+                          <w:color w:val="859900"/>
+                          <w:sz w:val="20"/>
+                          <w:szCs w:val="20"/>
+                        </w:rPr>
+                        <w:t>in</w:t>
+                      </w:r>
+                      <w:r>
+                        <w:rPr>
+                          <w:rFonts w:ascii="Consolas" w:eastAsia="Times New Roman" w:hAnsi="Consolas" w:cs="Times New Roman"/>
+                          <w:color w:val="657B83"/>
+                          <w:sz w:val="20"/>
+                          <w:szCs w:val="20"/>
+                        </w:rPr>
+                        <w:t xml:space="preserve"> </w:t>
+                      </w:r>
+                      <w:proofErr w:type="gramStart"/>
+                      <w:r>
+                        <w:rPr>
+                          <w:rFonts w:ascii="Consolas" w:eastAsia="Times New Roman" w:hAnsi="Consolas" w:cs="Times New Roman"/>
+                          <w:color w:val="CB4B16"/>
+                          <w:sz w:val="20"/>
+                          <w:szCs w:val="20"/>
+                        </w:rPr>
+                        <w:t>range</w:t>
+                      </w:r>
+                      <w:r>
+                        <w:rPr>
+                          <w:rFonts w:ascii="Consolas" w:eastAsia="Times New Roman" w:hAnsi="Consolas" w:cs="Times New Roman"/>
+                          <w:color w:val="657B83"/>
+                          <w:sz w:val="20"/>
+                          <w:szCs w:val="20"/>
+                        </w:rPr>
+                        <w:t>(</w:t>
+                      </w:r>
+                      <w:proofErr w:type="spellStart"/>
+                      <w:proofErr w:type="gramEnd"/>
+                      <w:r>
+                        <w:rPr>
+                          <w:rFonts w:ascii="Consolas" w:eastAsia="Times New Roman" w:hAnsi="Consolas" w:cs="Times New Roman"/>
+                          <w:color w:val="268BD2"/>
+                          <w:sz w:val="20"/>
+                          <w:szCs w:val="20"/>
+                        </w:rPr>
+                        <w:t>i</w:t>
+                      </w:r>
+                      <w:proofErr w:type="spellEnd"/>
+                      <w:r>
+                        <w:rPr>
+                          <w:rFonts w:ascii="Consolas" w:eastAsia="Times New Roman" w:hAnsi="Consolas" w:cs="Times New Roman"/>
+                          <w:color w:val="859900"/>
+                          <w:sz w:val="20"/>
+                          <w:szCs w:val="20"/>
+                        </w:rPr>
+                        <w:t>**</w:t>
+                      </w:r>
+                      <w:r>
+                        <w:rPr>
+                          <w:rFonts w:ascii="Consolas" w:eastAsia="Times New Roman" w:hAnsi="Consolas" w:cs="Times New Roman"/>
+                          <w:color w:val="D33682"/>
+                          <w:sz w:val="20"/>
+                          <w:szCs w:val="20"/>
+                        </w:rPr>
+                        <w:t>2</w:t>
+                      </w:r>
+                      <w:r>
+                        <w:rPr>
+                          <w:rFonts w:ascii="Consolas" w:eastAsia="Times New Roman" w:hAnsi="Consolas" w:cs="Times New Roman"/>
+                          <w:color w:val="657B83"/>
+                          <w:sz w:val="20"/>
+                          <w:szCs w:val="20"/>
+                        </w:rPr>
+                        <w:t xml:space="preserve">, </w:t>
+                      </w:r>
+                      <w:proofErr w:type="spellStart"/>
+                      <w:r>
+                        <w:rPr>
+                          <w:rFonts w:ascii="Consolas" w:eastAsia="Times New Roman" w:hAnsi="Consolas" w:cs="Times New Roman"/>
+                          <w:color w:val="657B83"/>
+                          <w:sz w:val="20"/>
+                          <w:szCs w:val="20"/>
+                        </w:rPr>
+                        <w:t>N_max</w:t>
+                      </w:r>
+                      <w:proofErr w:type="spellEnd"/>
+                      <w:r>
+                        <w:rPr>
+                          <w:rFonts w:ascii="Consolas" w:eastAsia="Times New Roman" w:hAnsi="Consolas" w:cs="Times New Roman"/>
+                          <w:color w:val="657B83"/>
+                          <w:sz w:val="20"/>
+                          <w:szCs w:val="20"/>
+                        </w:rPr>
+                        <w:t xml:space="preserve">, </w:t>
+                      </w:r>
+                      <w:proofErr w:type="spellStart"/>
+                      <w:r>
+                        <w:rPr>
+                          <w:rFonts w:ascii="Consolas" w:eastAsia="Times New Roman" w:hAnsi="Consolas" w:cs="Times New Roman"/>
+                          <w:color w:val="268BD2"/>
+                          <w:sz w:val="20"/>
+                          <w:szCs w:val="20"/>
+                        </w:rPr>
+                        <w:t>i</w:t>
+                      </w:r>
+                      <w:proofErr w:type="spellEnd"/>
+                      <w:r>
+                        <w:rPr>
+                          <w:rFonts w:ascii="Consolas" w:eastAsia="Times New Roman" w:hAnsi="Consolas" w:cs="Times New Roman"/>
+                          <w:color w:val="657B83"/>
+                          <w:sz w:val="20"/>
+                          <w:szCs w:val="20"/>
+                        </w:rPr>
+                        <w:t>):</w:t>
+                      </w:r>
+                    </w:p>
+                    <w:p>
+                      <w:pPr>
+                        <w:shd w:val="clear" w:color="auto" w:fill="FDF6E3"/>
+                        <w:spacing w:after="0" w:line="285" w:lineRule="atLeast"/>
+                        <w:rPr>
+                          <w:rFonts w:ascii="Consolas" w:eastAsia="Times New Roman" w:hAnsi="Consolas" w:cs="Times New Roman"/>
+                          <w:color w:val="657B83"/>
+                          <w:sz w:val="20"/>
+                          <w:szCs w:val="20"/>
+                        </w:rPr>
+                      </w:pPr>
+                      <w:r>
+                        <w:rPr>
+                          <w:rFonts w:ascii="Consolas" w:eastAsia="Times New Roman" w:hAnsi="Consolas" w:cs="Times New Roman"/>
+                          <w:color w:val="657B83"/>
+                          <w:sz w:val="20"/>
+                          <w:szCs w:val="20"/>
+                        </w:rPr>
+                        <w:t xml:space="preserve">            </w:t>
+                      </w:r>
+                      <w:r>
+                        <w:rPr>
+                          <w:rFonts w:ascii="Consolas" w:eastAsia="Times New Roman" w:hAnsi="Consolas" w:cs="Times New Roman"/>
+                          <w:color w:val="268BD2"/>
+                          <w:sz w:val="20"/>
+                          <w:szCs w:val="20"/>
+                        </w:rPr>
+                        <w:t>sieve</w:t>
+                      </w:r>
+                      <w:r>
+                        <w:rPr>
+                          <w:rFonts w:ascii="Consolas" w:eastAsia="Times New Roman" w:hAnsi="Consolas" w:cs="Times New Roman"/>
+                          <w:color w:val="657B83"/>
+                          <w:sz w:val="20"/>
+                          <w:szCs w:val="20"/>
+                        </w:rPr>
+                        <w:t>[</w:t>
+                      </w:r>
+                      <w:r>
+                        <w:rPr>
+                          <w:rFonts w:ascii="Consolas" w:eastAsia="Times New Roman" w:hAnsi="Consolas" w:cs="Times New Roman"/>
+                          <w:color w:val="268BD2"/>
+                          <w:sz w:val="20"/>
+                          <w:szCs w:val="20"/>
+                        </w:rPr>
+                        <w:t>j</w:t>
+                      </w:r>
+                      <w:r>
+                        <w:rPr>
+                          <w:rFonts w:ascii="Consolas" w:eastAsia="Times New Roman" w:hAnsi="Consolas" w:cs="Times New Roman"/>
+                          <w:color w:val="657B83"/>
+                          <w:sz w:val="20"/>
+                          <w:szCs w:val="20"/>
+                        </w:rPr>
+                        <w:t xml:space="preserve">] </w:t>
+                      </w:r>
+                      <w:r>
+                        <w:rPr>
+                          <w:rFonts w:ascii="Consolas" w:eastAsia="Times New Roman" w:hAnsi="Consolas" w:cs="Times New Roman"/>
+                          <w:color w:val="859900"/>
+                          <w:sz w:val="20"/>
+                          <w:szCs w:val="20"/>
+                        </w:rPr>
+                        <w:t>=</w:t>
+                      </w:r>
+                      <w:r>
+                        <w:rPr>
+                          <w:rFonts w:ascii="Consolas" w:eastAsia="Times New Roman" w:hAnsi="Consolas" w:cs="Times New Roman"/>
+                          <w:color w:val="657B83"/>
+                          <w:sz w:val="20"/>
+                          <w:szCs w:val="20"/>
+                        </w:rPr>
+                        <w:t xml:space="preserve"> </w:t>
+                      </w:r>
+                      <w:r>
+                        <w:rPr>
+                          <w:rFonts w:ascii="Consolas" w:eastAsia="Times New Roman" w:hAnsi="Consolas" w:cs="Times New Roman"/>
+                          <w:color w:val="B58900"/>
+                          <w:sz w:val="20"/>
+                          <w:szCs w:val="20"/>
+                        </w:rPr>
+                        <w:t>False</w:t>
+                      </w:r>
+                    </w:p>
+                    <w:p/>
+                  </w:txbxContent>
+                </v:textbox>
+                <w10:wrap type="topAndBottom" anchorx="margin"/>
+              </v:shape>
+            </w:pict>
+          </mc:Fallback>
+        </mc:AlternateContent>
+      </w:r>
+      <w:r>
+        <w:rPr>
+          <w:rFonts w:eastAsiaTheme="minorEastAsia"/>
+          <w:color w:val="000000" w:themeColor="text1"/>
+        </w:rPr>
+        <w:t xml:space="preserve">The inner loop could also be replaced with a </w:t>
+      </w:r>
+      <w:proofErr w:type="spellStart"/>
+      <w:r>
+        <w:rPr>
+          <w:rFonts w:eastAsiaTheme="minorEastAsia"/>
+          <w:color w:val="000000" w:themeColor="text1"/>
+        </w:rPr>
+        <w:t>Numba</w:t>
+      </w:r>
+      <w:proofErr w:type="spellEnd"/>
+      <w:r>
+        <w:rPr>
+          <w:rFonts w:eastAsiaTheme="minorEastAsia"/>
+          <w:color w:val="000000" w:themeColor="text1"/>
+        </w:rPr>
+        <w:t xml:space="preserve"> JIT function </w:t>
+      </w:r>
+      <w:r>
+        <w:rPr>
+          <w:rFonts w:eastAsiaTheme="minorEastAsia"/>
+        </w:rPr>
+        <w:t xml:space="preserve"> </w:t>
+      </w:r>
+    </w:p>
+    <w:p>
+      <w:pPr>
+        <w:spacing w:line="276" w:lineRule="auto"/>
+        <w:rPr>
+          <w:rFonts w:eastAsiaTheme="minorEastAsia"/>
+          <w:color w:val="000000" w:themeColor="text1"/>
+        </w:rPr>
+      </w:pPr>
+      <w:r>
+        <w:rPr>
+          <w:rFonts w:eastAsiaTheme="minorEastAsia"/>
+          <w:color w:val="000000" w:themeColor="text1"/>
+        </w:rPr>
+        <w:t>Wit</w:t>
+      </w:r>
+      <w:r>
+        <w:rPr>
+          <w:rFonts w:eastAsiaTheme="minorEastAsia"/>
+          <w:color w:val="000000" w:themeColor="text1"/>
+        </w:rPr>
+        <w:t>h</w:t>
+      </w:r>
+    </w:p>
+    <w:p>
+      <w:pPr>
+        <w:shd w:val="clear" w:color="auto" w:fill="FDF6E3"/>
+        <w:spacing w:after="0" w:line="276" w:lineRule="auto"/>
+        <w:rPr>
+          <w:rFonts w:ascii="Consolas" w:eastAsia="Times New Roman" w:hAnsi="Consolas" w:cs="Times New Roman"/>
+          <w:color w:val="657B83"/>
+          <w:sz w:val="21"/>
+          <w:szCs w:val="21"/>
+        </w:rPr>
+      </w:pPr>
+      <w:r>
+        <w:rPr>
+          <w:rFonts w:ascii="Consolas" w:eastAsia="Times New Roman" w:hAnsi="Consolas" w:cs="Times New Roman"/>
+          <w:color w:val="268BD2"/>
+          <w:sz w:val="21"/>
+          <w:szCs w:val="21"/>
+        </w:rPr>
+        <w:t>@</w:t>
+      </w:r>
+      <w:proofErr w:type="gramStart"/>
+      <w:r>
+        <w:rPr>
+          <w:rFonts w:ascii="Consolas" w:eastAsia="Times New Roman" w:hAnsi="Consolas" w:cs="Times New Roman"/>
+          <w:color w:val="268BD2"/>
+          <w:sz w:val="21"/>
+          <w:szCs w:val="21"/>
+        </w:rPr>
+        <w:t>njit</w:t>
+      </w:r>
+      <w:proofErr w:type="gramEnd"/>
+      <w:r>
+        <w:rPr>
+          <w:rFonts w:ascii="Consolas" w:eastAsia="Times New Roman" w:hAnsi="Consolas" w:cs="Times New Roman"/>
+          <w:color w:val="657B83"/>
+          <w:sz w:val="21"/>
+          <w:szCs w:val="21"/>
+        </w:rPr>
+        <w:t>(parallel</w:t>
+      </w:r>
+      <w:r>
+        <w:rPr>
+          <w:rFonts w:ascii="Consolas" w:eastAsia="Times New Roman" w:hAnsi="Consolas" w:cs="Times New Roman"/>
+          <w:color w:val="859900"/>
+          <w:sz w:val="21"/>
+          <w:szCs w:val="21"/>
+        </w:rPr>
+        <w:t>=</w:t>
+      </w:r>
+      <w:r>
+        <w:rPr>
+          <w:rFonts w:ascii="Consolas" w:eastAsia="Times New Roman" w:hAnsi="Consolas" w:cs="Times New Roman"/>
+          <w:color w:val="B58900"/>
+          <w:sz w:val="21"/>
+          <w:szCs w:val="21"/>
+        </w:rPr>
+        <w:t>True</w:t>
+      </w:r>
+      <w:r>
+        <w:rPr>
+          <w:rFonts w:ascii="Consolas" w:eastAsia="Times New Roman" w:hAnsi="Consolas" w:cs="Times New Roman"/>
+          <w:color w:val="657B83"/>
+          <w:sz w:val="21"/>
+          <w:szCs w:val="21"/>
+        </w:rPr>
+        <w:t>)</w:t>
+      </w:r>
+    </w:p>
+    <w:p>
+      <w:pPr>
+        <w:shd w:val="clear" w:color="auto" w:fill="FDF6E3"/>
+        <w:spacing w:after="0" w:line="285" w:lineRule="atLeast"/>
+        <w:rPr>
+          <w:rFonts w:ascii="Consolas" w:eastAsia="Times New Roman" w:hAnsi="Consolas" w:cs="Times New Roman"/>
+          <w:color w:val="657B83"/>
+          <w:sz w:val="21"/>
+          <w:szCs w:val="21"/>
+        </w:rPr>
+      </w:pPr>
+      <w:r>
+        <w:rPr>
+          <w:rFonts w:ascii="Consolas" w:eastAsia="Times New Roman" w:hAnsi="Consolas" w:cs="Times New Roman"/>
+          <w:b/>
+          <w:bCs/>
+          <w:color w:val="586E75"/>
+          <w:sz w:val="21"/>
+          <w:szCs w:val="21"/>
+        </w:rPr>
+        <w:t>def</w:t>
+      </w:r>
+      <w:r>
+        <w:rPr>
+          <w:rFonts w:ascii="Consolas" w:eastAsia="Times New Roman" w:hAnsi="Consolas" w:cs="Times New Roman"/>
+          <w:color w:val="657B83"/>
+          <w:sz w:val="21"/>
+          <w:szCs w:val="21"/>
+        </w:rPr>
+        <w:t xml:space="preserve"> </w:t>
+      </w:r>
+      <w:proofErr w:type="spellStart"/>
+      <w:r>
+        <w:rPr>
+          <w:rFonts w:ascii="Consolas" w:eastAsia="Times New Roman" w:hAnsi="Consolas" w:cs="Times New Roman"/>
+          <w:color w:val="268BD2"/>
+          <w:sz w:val="21"/>
+          <w:szCs w:val="21"/>
+        </w:rPr>
+        <w:t>mark_multiples_</w:t>
+      </w:r>
+      <w:proofErr w:type="gramStart"/>
+      <w:r>
+        <w:rPr>
+          <w:rFonts w:ascii="Consolas" w:eastAsia="Times New Roman" w:hAnsi="Consolas" w:cs="Times New Roman"/>
+          <w:color w:val="268BD2"/>
+          <w:sz w:val="21"/>
+          <w:szCs w:val="21"/>
+        </w:rPr>
+        <w:t>parallel</w:t>
+      </w:r>
+      <w:proofErr w:type="spellEnd"/>
+      <w:r>
+        <w:rPr>
+          <w:rFonts w:ascii="Consolas" w:eastAsia="Times New Roman" w:hAnsi="Consolas" w:cs="Times New Roman"/>
+          <w:color w:val="657B83"/>
+          <w:sz w:val="21"/>
+          <w:szCs w:val="21"/>
+        </w:rPr>
+        <w:t>(</w:t>
+      </w:r>
+      <w:proofErr w:type="gramEnd"/>
+      <w:r>
+        <w:rPr>
+          <w:rFonts w:ascii="Consolas" w:eastAsia="Times New Roman" w:hAnsi="Consolas" w:cs="Times New Roman"/>
+          <w:color w:val="657B83"/>
+          <w:sz w:val="21"/>
+          <w:szCs w:val="21"/>
+        </w:rPr>
+        <w:t>sieve, p, N):</w:t>
+      </w:r>
+    </w:p>
+    <w:p>
+      <w:pPr>
+        <w:shd w:val="clear" w:color="auto" w:fill="FDF6E3"/>
+        <w:spacing w:after="0" w:line="285" w:lineRule="atLeast"/>
+        <w:rPr>
+          <w:rFonts w:ascii="Consolas" w:eastAsia="Times New Roman" w:hAnsi="Consolas" w:cs="Times New Roman"/>
+          <w:color w:val="657B83"/>
+          <w:sz w:val="21"/>
+          <w:szCs w:val="21"/>
+        </w:rPr>
+      </w:pPr>
+      <w:r>
+        <w:rPr>
+          <w:rFonts w:ascii="Consolas" w:eastAsia="Times New Roman" w:hAnsi="Consolas" w:cs="Times New Roman"/>
+          <w:color w:val="657B83"/>
+          <w:sz w:val="21"/>
+          <w:szCs w:val="21"/>
+        </w:rPr>
+        <w:t xml:space="preserve">    </w:t>
+      </w:r>
+      <w:r>
+        <w:rPr>
+          <w:rFonts w:ascii="Consolas" w:eastAsia="Times New Roman" w:hAnsi="Consolas" w:cs="Times New Roman"/>
+          <w:color w:val="2AA198"/>
+          <w:sz w:val="21"/>
+          <w:szCs w:val="21"/>
+        </w:rPr>
+        <w:t>"""</w:t>
+      </w:r>
+    </w:p>
+    <w:p>
+      <w:pPr>
+        <w:shd w:val="clear" w:color="auto" w:fill="FDF6E3"/>
+        <w:spacing w:after="0" w:line="285" w:lineRule="atLeast"/>
+        <w:rPr>
+          <w:rFonts w:ascii="Consolas" w:eastAsia="Times New Roman" w:hAnsi="Consolas" w:cs="Times New Roman"/>
+          <w:color w:val="657B83"/>
+          <w:sz w:val="21"/>
+          <w:szCs w:val="21"/>
+        </w:rPr>
+      </w:pPr>
+      <w:r>
+        <w:rPr>
+          <w:rFonts w:ascii="Consolas" w:eastAsia="Times New Roman" w:hAnsi="Consolas" w:cs="Times New Roman"/>
+          <w:color w:val="2AA198"/>
+          <w:sz w:val="21"/>
+          <w:szCs w:val="21"/>
+        </w:rPr>
+        <w:t>    Mark multiples of p as False in sieve.</w:t>
+      </w:r>
+    </w:p>
+    <w:p>
+      <w:pPr>
+        <w:shd w:val="clear" w:color="auto" w:fill="FDF6E3"/>
+        <w:spacing w:after="0" w:line="285" w:lineRule="atLeast"/>
+        <w:rPr>
+          <w:rFonts w:ascii="Consolas" w:eastAsia="Times New Roman" w:hAnsi="Consolas" w:cs="Times New Roman"/>
+          <w:color w:val="657B83"/>
+          <w:sz w:val="21"/>
+          <w:szCs w:val="21"/>
+        </w:rPr>
+      </w:pPr>
+      <w:r>
+        <w:rPr>
+          <w:rFonts w:ascii="Consolas" w:eastAsia="Times New Roman" w:hAnsi="Consolas" w:cs="Times New Roman"/>
+          <w:color w:val="2AA198"/>
+          <w:sz w:val="21"/>
+          <w:szCs w:val="21"/>
+        </w:rPr>
+        <w:t xml:space="preserve">    </w:t>
+      </w:r>
+      <w:proofErr w:type="spellStart"/>
+      <w:r>
+        <w:rPr>
+          <w:rFonts w:ascii="Consolas" w:eastAsia="Times New Roman" w:hAnsi="Consolas" w:cs="Times New Roman"/>
+          <w:color w:val="2AA198"/>
+          <w:sz w:val="21"/>
+          <w:szCs w:val="21"/>
+        </w:rPr>
+        <w:t>prange</w:t>
+      </w:r>
+      <w:proofErr w:type="spellEnd"/>
+      <w:r>
+        <w:rPr>
+          <w:rFonts w:ascii="Consolas" w:eastAsia="Times New Roman" w:hAnsi="Consolas" w:cs="Times New Roman"/>
+          <w:color w:val="2AA198"/>
+          <w:sz w:val="21"/>
+          <w:szCs w:val="21"/>
+        </w:rPr>
+        <w:t xml:space="preserve"> iterates over k (</w:t>
+      </w:r>
+      <w:proofErr w:type="gramStart"/>
+      <w:r>
+        <w:rPr>
+          <w:rFonts w:ascii="Consolas" w:eastAsia="Times New Roman" w:hAnsi="Consolas" w:cs="Times New Roman"/>
+          <w:color w:val="2AA198"/>
+          <w:sz w:val="21"/>
+          <w:szCs w:val="21"/>
+        </w:rPr>
+        <w:t>0..</w:t>
+      </w:r>
+      <w:proofErr w:type="gramEnd"/>
+      <w:r>
+        <w:rPr>
+          <w:rFonts w:ascii="Consolas" w:eastAsia="Times New Roman" w:hAnsi="Consolas" w:cs="Times New Roman"/>
+          <w:color w:val="2AA198"/>
+          <w:sz w:val="21"/>
+          <w:szCs w:val="21"/>
+        </w:rPr>
+        <w:t>nsteps-1) with constant step 1.</w:t>
+      </w:r>
+    </w:p>
+    <w:p>
+      <w:pPr>
+        <w:shd w:val="clear" w:color="auto" w:fill="FDF6E3"/>
+        <w:spacing w:after="0" w:line="285" w:lineRule="atLeast"/>
+        <w:rPr>
+          <w:rFonts w:ascii="Consolas" w:eastAsia="Times New Roman" w:hAnsi="Consolas" w:cs="Times New Roman"/>
+          <w:color w:val="657B83"/>
+          <w:sz w:val="21"/>
+          <w:szCs w:val="21"/>
+        </w:rPr>
+      </w:pPr>
+      <w:r>
+        <w:rPr>
+          <w:rFonts w:ascii="Consolas" w:eastAsia="Times New Roman" w:hAnsi="Consolas" w:cs="Times New Roman"/>
+          <w:color w:val="2AA198"/>
+          <w:sz w:val="21"/>
+          <w:szCs w:val="21"/>
+        </w:rPr>
+        <w:t>    j = start + k * p is computed inside the loop.</w:t>
+      </w:r>
+    </w:p>
+    <w:p>
+      <w:pPr>
+        <w:shd w:val="clear" w:color="auto" w:fill="FDF6E3"/>
+        <w:spacing w:after="0" w:line="285" w:lineRule="atLeast"/>
+        <w:rPr>
+          <w:rFonts w:ascii="Consolas" w:eastAsia="Times New Roman" w:hAnsi="Consolas" w:cs="Times New Roman"/>
+          <w:color w:val="657B83"/>
+          <w:sz w:val="21"/>
+          <w:szCs w:val="21"/>
+        </w:rPr>
+      </w:pPr>
+      <w:r>
+        <w:rPr>
+          <w:rFonts w:ascii="Consolas" w:eastAsia="Times New Roman" w:hAnsi="Consolas" w:cs="Times New Roman"/>
+          <w:color w:val="2AA198"/>
+          <w:sz w:val="21"/>
+          <w:szCs w:val="21"/>
+        </w:rPr>
+        <w:t>    """</w:t>
+      </w:r>
+    </w:p>
+    <w:p>
+      <w:pPr>
+        <w:shd w:val="clear" w:color="auto" w:fill="FDF6E3"/>
+        <w:spacing w:after="0" w:line="285" w:lineRule="atLeast"/>
+        <w:rPr>
+          <w:rFonts w:ascii="Consolas" w:eastAsia="Times New Roman" w:hAnsi="Consolas" w:cs="Times New Roman"/>
+          <w:color w:val="657B83"/>
+          <w:sz w:val="21"/>
+          <w:szCs w:val="21"/>
+        </w:rPr>
+      </w:pPr>
+      <w:r>
+        <w:rPr>
+          <w:rFonts w:ascii="Consolas" w:eastAsia="Times New Roman" w:hAnsi="Consolas" w:cs="Times New Roman"/>
+          <w:color w:val="657B83"/>
+          <w:sz w:val="21"/>
+          <w:szCs w:val="21"/>
+        </w:rPr>
+        <w:t xml:space="preserve">    </w:t>
+      </w:r>
+      <w:r>
+        <w:rPr>
+          <w:rFonts w:ascii="Consolas" w:eastAsia="Times New Roman" w:hAnsi="Consolas" w:cs="Times New Roman"/>
+          <w:color w:val="268BD2"/>
+          <w:sz w:val="21"/>
+          <w:szCs w:val="21"/>
+        </w:rPr>
+        <w:t>start</w:t>
+      </w:r>
+      <w:r>
+        <w:rPr>
+          <w:rFonts w:ascii="Consolas" w:eastAsia="Times New Roman" w:hAnsi="Consolas" w:cs="Times New Roman"/>
+          <w:color w:val="657B83"/>
+          <w:sz w:val="21"/>
+          <w:szCs w:val="21"/>
+        </w:rPr>
+        <w:t xml:space="preserve"> </w:t>
+      </w:r>
+      <w:r>
+        <w:rPr>
+          <w:rFonts w:ascii="Consolas" w:eastAsia="Times New Roman" w:hAnsi="Consolas" w:cs="Times New Roman"/>
+          <w:color w:val="859900"/>
+          <w:sz w:val="21"/>
+          <w:szCs w:val="21"/>
+        </w:rPr>
+        <w:t>=</w:t>
+      </w:r>
+      <w:r>
+        <w:rPr>
+          <w:rFonts w:ascii="Consolas" w:eastAsia="Times New Roman" w:hAnsi="Consolas" w:cs="Times New Roman"/>
+          <w:color w:val="657B83"/>
+          <w:sz w:val="21"/>
+          <w:szCs w:val="21"/>
+        </w:rPr>
+        <w:t xml:space="preserve"> p </w:t>
+      </w:r>
+      <w:r>
+        <w:rPr>
+          <w:rFonts w:ascii="Consolas" w:eastAsia="Times New Roman" w:hAnsi="Consolas" w:cs="Times New Roman"/>
+          <w:color w:val="859900"/>
+          <w:sz w:val="21"/>
+          <w:szCs w:val="21"/>
+        </w:rPr>
+        <w:t>*</w:t>
+      </w:r>
+      <w:r>
+        <w:rPr>
+          <w:rFonts w:ascii="Consolas" w:eastAsia="Times New Roman" w:hAnsi="Consolas" w:cs="Times New Roman"/>
+          <w:color w:val="657B83"/>
+          <w:sz w:val="21"/>
+          <w:szCs w:val="21"/>
+        </w:rPr>
+        <w:t xml:space="preserve"> p</w:t>
+      </w:r>
+    </w:p>
+    <w:p>
+      <w:pPr>
+        <w:shd w:val="clear" w:color="auto" w:fill="FDF6E3"/>
+        <w:spacing w:after="0" w:line="285" w:lineRule="atLeast"/>
+        <w:rPr>
+          <w:rFonts w:ascii="Consolas" w:eastAsia="Times New Roman" w:hAnsi="Consolas" w:cs="Times New Roman"/>
+          <w:color w:val="657B83"/>
+          <w:sz w:val="21"/>
+          <w:szCs w:val="21"/>
+        </w:rPr>
+      </w:pPr>
+      <w:r>
+        <w:rPr>
+          <w:rFonts w:ascii="Consolas" w:eastAsia="Times New Roman" w:hAnsi="Consolas" w:cs="Times New Roman"/>
+          <w:color w:val="657B83"/>
+          <w:sz w:val="21"/>
+          <w:szCs w:val="21"/>
+        </w:rPr>
+        <w:t xml:space="preserve">    </w:t>
+      </w:r>
+      <w:r>
+        <w:rPr>
+          <w:rFonts w:ascii="Consolas" w:eastAsia="Times New Roman" w:hAnsi="Consolas" w:cs="Times New Roman"/>
+          <w:color w:val="859900"/>
+          <w:sz w:val="21"/>
+          <w:szCs w:val="21"/>
+        </w:rPr>
+        <w:t>if</w:t>
+      </w:r>
+      <w:r>
+        <w:rPr>
+          <w:rFonts w:ascii="Consolas" w:eastAsia="Times New Roman" w:hAnsi="Consolas" w:cs="Times New Roman"/>
+          <w:color w:val="657B83"/>
+          <w:sz w:val="21"/>
+          <w:szCs w:val="21"/>
+        </w:rPr>
+        <w:t xml:space="preserve"> </w:t>
+      </w:r>
+      <w:r>
+        <w:rPr>
+          <w:rFonts w:ascii="Consolas" w:eastAsia="Times New Roman" w:hAnsi="Consolas" w:cs="Times New Roman"/>
+          <w:color w:val="268BD2"/>
+          <w:sz w:val="21"/>
+          <w:szCs w:val="21"/>
+        </w:rPr>
+        <w:t>start</w:t>
+      </w:r>
+      <w:r>
+        <w:rPr>
+          <w:rFonts w:ascii="Consolas" w:eastAsia="Times New Roman" w:hAnsi="Consolas" w:cs="Times New Roman"/>
+          <w:color w:val="657B83"/>
+          <w:sz w:val="21"/>
+          <w:szCs w:val="21"/>
+        </w:rPr>
+        <w:t xml:space="preserve"> </w:t>
+      </w:r>
+      <w:r>
+        <w:rPr>
+          <w:rFonts w:ascii="Consolas" w:eastAsia="Times New Roman" w:hAnsi="Consolas" w:cs="Times New Roman"/>
+          <w:color w:val="859900"/>
+          <w:sz w:val="21"/>
+          <w:szCs w:val="21"/>
+        </w:rPr>
+        <w:t>&gt;=</w:t>
+      </w:r>
+      <w:r>
+        <w:rPr>
+          <w:rFonts w:ascii="Consolas" w:eastAsia="Times New Roman" w:hAnsi="Consolas" w:cs="Times New Roman"/>
+          <w:color w:val="657B83"/>
+          <w:sz w:val="21"/>
+          <w:szCs w:val="21"/>
+        </w:rPr>
+        <w:t xml:space="preserve"> N:</w:t>
+      </w:r>
+    </w:p>
+    <w:p>
+      <w:pPr>
+        <w:shd w:val="clear" w:color="auto" w:fill="FDF6E3"/>
+        <w:spacing w:after="0" w:line="285" w:lineRule="atLeast"/>
+        <w:rPr>
+          <w:rFonts w:ascii="Consolas" w:eastAsia="Times New Roman" w:hAnsi="Consolas" w:cs="Times New Roman"/>
+          <w:color w:val="657B83"/>
+          <w:sz w:val="21"/>
+          <w:szCs w:val="21"/>
+        </w:rPr>
+      </w:pPr>
+      <w:r>
+        <w:rPr>
+          <w:rFonts w:ascii="Consolas" w:eastAsia="Times New Roman" w:hAnsi="Consolas" w:cs="Times New Roman"/>
+          <w:color w:val="657B83"/>
+          <w:sz w:val="21"/>
+          <w:szCs w:val="21"/>
+        </w:rPr>
+        <w:t xml:space="preserve">        </w:t>
+      </w:r>
+      <w:r>
+        <w:rPr>
+          <w:rFonts w:ascii="Consolas" w:eastAsia="Times New Roman" w:hAnsi="Consolas" w:cs="Times New Roman"/>
+          <w:color w:val="859900"/>
+          <w:sz w:val="21"/>
+          <w:szCs w:val="21"/>
+        </w:rPr>
+        <w:t>return</w:t>
+      </w:r>
+    </w:p>
+    <w:p>
+      <w:pPr>
+        <w:shd w:val="clear" w:color="auto" w:fill="FDF6E3"/>
+        <w:spacing w:after="0" w:line="285" w:lineRule="atLeast"/>
+        <w:rPr>
+          <w:rFonts w:ascii="Consolas" w:eastAsia="Times New Roman" w:hAnsi="Consolas" w:cs="Times New Roman"/>
+          <w:color w:val="657B83"/>
+          <w:sz w:val="21"/>
+          <w:szCs w:val="21"/>
+        </w:rPr>
+      </w:pPr>
+      <w:r>
+        <w:rPr>
+          <w:rFonts w:ascii="Consolas" w:eastAsia="Times New Roman" w:hAnsi="Consolas" w:cs="Times New Roman"/>
+          <w:color w:val="657B83"/>
+          <w:sz w:val="21"/>
+          <w:szCs w:val="21"/>
+        </w:rPr>
+        <w:t xml:space="preserve">    </w:t>
+      </w:r>
+    </w:p>
+    <w:p>
+      <w:pPr>
+        <w:shd w:val="clear" w:color="auto" w:fill="FDF6E3"/>
+        <w:spacing w:after="0" w:line="285" w:lineRule="atLeast"/>
+        <w:rPr>
+          <w:rFonts w:ascii="Consolas" w:eastAsia="Times New Roman" w:hAnsi="Consolas" w:cs="Times New Roman"/>
+          <w:color w:val="657B83"/>
+          <w:sz w:val="21"/>
+          <w:szCs w:val="21"/>
+        </w:rPr>
+      </w:pPr>
+      <w:r>
+        <w:rPr>
+          <w:rFonts w:ascii="Consolas" w:eastAsia="Times New Roman" w:hAnsi="Consolas" w:cs="Times New Roman"/>
+          <w:color w:val="657B83"/>
+          <w:sz w:val="21"/>
+          <w:szCs w:val="21"/>
+        </w:rPr>
+        <w:t xml:space="preserve">    </w:t>
+      </w:r>
+      <w:proofErr w:type="spellStart"/>
+      <w:r>
+        <w:rPr>
+          <w:rFonts w:ascii="Consolas" w:eastAsia="Times New Roman" w:hAnsi="Consolas" w:cs="Times New Roman"/>
+          <w:color w:val="268BD2"/>
+          <w:sz w:val="21"/>
+          <w:szCs w:val="21"/>
+        </w:rPr>
+        <w:t>nsteps</w:t>
+      </w:r>
+      <w:proofErr w:type="spellEnd"/>
+      <w:r>
+        <w:rPr>
+          <w:rFonts w:ascii="Consolas" w:eastAsia="Times New Roman" w:hAnsi="Consolas" w:cs="Times New Roman"/>
+          <w:color w:val="657B83"/>
+          <w:sz w:val="21"/>
+          <w:szCs w:val="21"/>
+        </w:rPr>
+        <w:t xml:space="preserve"> </w:t>
+      </w:r>
+      <w:r>
+        <w:rPr>
+          <w:rFonts w:ascii="Consolas" w:eastAsia="Times New Roman" w:hAnsi="Consolas" w:cs="Times New Roman"/>
+          <w:color w:val="859900"/>
+          <w:sz w:val="21"/>
+          <w:szCs w:val="21"/>
+        </w:rPr>
+        <w:t>=</w:t>
+      </w:r>
+      <w:r>
+        <w:rPr>
+          <w:rFonts w:ascii="Consolas" w:eastAsia="Times New Roman" w:hAnsi="Consolas" w:cs="Times New Roman"/>
+          <w:color w:val="657B83"/>
+          <w:sz w:val="21"/>
+          <w:szCs w:val="21"/>
+        </w:rPr>
+        <w:t xml:space="preserve"> (N </w:t>
+      </w:r>
+      <w:r>
+        <w:rPr>
+          <w:rFonts w:ascii="Consolas" w:eastAsia="Times New Roman" w:hAnsi="Consolas" w:cs="Times New Roman"/>
+          <w:color w:val="859900"/>
+          <w:sz w:val="21"/>
+          <w:szCs w:val="21"/>
+        </w:rPr>
+        <w:t>-</w:t>
+      </w:r>
+      <w:r>
+        <w:rPr>
+          <w:rFonts w:ascii="Consolas" w:eastAsia="Times New Roman" w:hAnsi="Consolas" w:cs="Times New Roman"/>
+          <w:color w:val="657B83"/>
+          <w:sz w:val="21"/>
+          <w:szCs w:val="21"/>
+        </w:rPr>
+        <w:t xml:space="preserve"> </w:t>
+      </w:r>
+      <w:r>
+        <w:rPr>
+          <w:rFonts w:ascii="Consolas" w:eastAsia="Times New Roman" w:hAnsi="Consolas" w:cs="Times New Roman"/>
+          <w:color w:val="268BD2"/>
+          <w:sz w:val="21"/>
+          <w:szCs w:val="21"/>
+        </w:rPr>
+        <w:t>start</w:t>
+      </w:r>
+      <w:r>
+        <w:rPr>
+          <w:rFonts w:ascii="Consolas" w:eastAsia="Times New Roman" w:hAnsi="Consolas" w:cs="Times New Roman"/>
+          <w:color w:val="657B83"/>
+          <w:sz w:val="21"/>
+          <w:szCs w:val="21"/>
+        </w:rPr>
+        <w:t xml:space="preserve"> </w:t>
+      </w:r>
+      <w:r>
+        <w:rPr>
+          <w:rFonts w:ascii="Consolas" w:eastAsia="Times New Roman" w:hAnsi="Consolas" w:cs="Times New Roman"/>
+          <w:color w:val="859900"/>
+          <w:sz w:val="21"/>
+          <w:szCs w:val="21"/>
+        </w:rPr>
+        <w:t>+</w:t>
+      </w:r>
+      <w:r>
+        <w:rPr>
+          <w:rFonts w:ascii="Consolas" w:eastAsia="Times New Roman" w:hAnsi="Consolas" w:cs="Times New Roman"/>
+          <w:color w:val="657B83"/>
+          <w:sz w:val="21"/>
+          <w:szCs w:val="21"/>
+        </w:rPr>
+        <w:t xml:space="preserve"> p </w:t>
+      </w:r>
+      <w:r>
+        <w:rPr>
+          <w:rFonts w:ascii="Consolas" w:eastAsia="Times New Roman" w:hAnsi="Consolas" w:cs="Times New Roman"/>
+          <w:color w:val="859900"/>
+          <w:sz w:val="21"/>
+          <w:szCs w:val="21"/>
+        </w:rPr>
+        <w:t>-</w:t>
+      </w:r>
+      <w:r>
+        <w:rPr>
+          <w:rFonts w:ascii="Consolas" w:eastAsia="Times New Roman" w:hAnsi="Consolas" w:cs="Times New Roman"/>
+          <w:color w:val="657B83"/>
+          <w:sz w:val="21"/>
+          <w:szCs w:val="21"/>
+        </w:rPr>
+        <w:t xml:space="preserve"> </w:t>
+      </w:r>
+      <w:r>
+        <w:rPr>
+          <w:rFonts w:ascii="Consolas" w:eastAsia="Times New Roman" w:hAnsi="Consolas" w:cs="Times New Roman"/>
+          <w:color w:val="D33682"/>
+          <w:sz w:val="21"/>
+          <w:szCs w:val="21"/>
+        </w:rPr>
+        <w:t>1</w:t>
+      </w:r>
+      <w:r>
+        <w:rPr>
+          <w:rFonts w:ascii="Consolas" w:eastAsia="Times New Roman" w:hAnsi="Consolas" w:cs="Times New Roman"/>
+          <w:color w:val="657B83"/>
+          <w:sz w:val="21"/>
+          <w:szCs w:val="21"/>
+        </w:rPr>
+        <w:t xml:space="preserve">) </w:t>
+      </w:r>
+      <w:r>
+        <w:rPr>
+          <w:rFonts w:ascii="Consolas" w:eastAsia="Times New Roman" w:hAnsi="Consolas" w:cs="Times New Roman"/>
+          <w:color w:val="859900"/>
+          <w:sz w:val="21"/>
+          <w:szCs w:val="21"/>
+        </w:rPr>
+        <w:t>//</w:t>
+      </w:r>
+      <w:r>
+        <w:rPr>
+          <w:rFonts w:ascii="Consolas" w:eastAsia="Times New Roman" w:hAnsi="Consolas" w:cs="Times New Roman"/>
+          <w:color w:val="657B83"/>
+          <w:sz w:val="21"/>
+          <w:szCs w:val="21"/>
+        </w:rPr>
+        <w:t xml:space="preserve"> p</w:t>
+      </w:r>
+    </w:p>
+    <w:p>
+      <w:pPr>
+        <w:shd w:val="clear" w:color="auto" w:fill="FDF6E3"/>
+        <w:spacing w:after="0" w:line="285" w:lineRule="atLeast"/>
+        <w:rPr>
+          <w:rFonts w:ascii="Consolas" w:eastAsia="Times New Roman" w:hAnsi="Consolas" w:cs="Times New Roman"/>
+          <w:color w:val="657B83"/>
+          <w:sz w:val="21"/>
+          <w:szCs w:val="21"/>
+        </w:rPr>
+      </w:pPr>
+      <w:r>
+        <w:rPr>
+          <w:rFonts w:ascii="Consolas" w:eastAsia="Times New Roman" w:hAnsi="Consolas" w:cs="Times New Roman"/>
+          <w:color w:val="657B83"/>
+          <w:sz w:val="21"/>
+          <w:szCs w:val="21"/>
+        </w:rPr>
+        <w:t xml:space="preserve">    </w:t>
+      </w:r>
+      <w:proofErr w:type="spellStart"/>
+      <w:r>
+        <w:rPr>
+          <w:rFonts w:ascii="Consolas" w:eastAsia="Times New Roman" w:hAnsi="Consolas" w:cs="Times New Roman"/>
+          <w:color w:val="859900"/>
+          <w:sz w:val="21"/>
+          <w:szCs w:val="21"/>
+        </w:rPr>
+        <w:t>for</w:t>
+      </w:r>
+      <w:r>
+        <w:rPr>
+          <w:rFonts w:ascii="Consolas" w:eastAsia="Times New Roman" w:hAnsi="Consolas" w:cs="Times New Roman"/>
+          <w:color w:val="657B83"/>
+          <w:sz w:val="21"/>
+          <w:szCs w:val="21"/>
+        </w:rPr>
+        <w:t xml:space="preserve"> </w:t>
+      </w:r>
+      <w:r>
+        <w:rPr>
+          <w:rFonts w:ascii="Consolas" w:eastAsia="Times New Roman" w:hAnsi="Consolas" w:cs="Times New Roman"/>
+          <w:color w:val="268BD2"/>
+          <w:sz w:val="21"/>
+          <w:szCs w:val="21"/>
+        </w:rPr>
+        <w:t>k</w:t>
+      </w:r>
+      <w:proofErr w:type="spellEnd"/>
+      <w:r>
+        <w:rPr>
+          <w:rFonts w:ascii="Consolas" w:eastAsia="Times New Roman" w:hAnsi="Consolas" w:cs="Times New Roman"/>
+          <w:color w:val="657B83"/>
+          <w:sz w:val="21"/>
+          <w:szCs w:val="21"/>
+        </w:rPr>
+        <w:t xml:space="preserve"> </w:t>
+      </w:r>
+      <w:r>
+        <w:rPr>
+          <w:rFonts w:ascii="Consolas" w:eastAsia="Times New Roman" w:hAnsi="Consolas" w:cs="Times New Roman"/>
+          <w:color w:val="859900"/>
+          <w:sz w:val="21"/>
+          <w:szCs w:val="21"/>
+        </w:rPr>
+        <w:t>in</w:t>
+      </w:r>
+      <w:r>
+        <w:rPr>
+          <w:rFonts w:ascii="Consolas" w:eastAsia="Times New Roman" w:hAnsi="Consolas" w:cs="Times New Roman"/>
+          <w:color w:val="657B83"/>
+          <w:sz w:val="21"/>
+          <w:szCs w:val="21"/>
+        </w:rPr>
+        <w:t xml:space="preserve"> </w:t>
+      </w:r>
+      <w:proofErr w:type="spellStart"/>
+      <w:r>
+        <w:rPr>
+          <w:rFonts w:ascii="Consolas" w:eastAsia="Times New Roman" w:hAnsi="Consolas" w:cs="Times New Roman"/>
+          <w:color w:val="CB4B16"/>
+          <w:sz w:val="21"/>
+          <w:szCs w:val="21"/>
+        </w:rPr>
+        <w:t>prange</w:t>
+      </w:r>
+      <w:proofErr w:type="spellEnd"/>
+      <w:r>
+        <w:rPr>
+          <w:rFonts w:ascii="Consolas" w:eastAsia="Times New Roman" w:hAnsi="Consolas" w:cs="Times New Roman"/>
+          <w:color w:val="657B83"/>
+          <w:sz w:val="21"/>
+          <w:szCs w:val="21"/>
+        </w:rPr>
+        <w:t>(</w:t>
+      </w:r>
+      <w:proofErr w:type="spellStart"/>
+      <w:r>
+        <w:rPr>
+          <w:rFonts w:ascii="Consolas" w:eastAsia="Times New Roman" w:hAnsi="Consolas" w:cs="Times New Roman"/>
+          <w:color w:val="268BD2"/>
+          <w:sz w:val="21"/>
+          <w:szCs w:val="21"/>
+        </w:rPr>
+        <w:t>nsteps</w:t>
+      </w:r>
+      <w:proofErr w:type="spellEnd"/>
+      <w:r>
+        <w:rPr>
+          <w:rFonts w:ascii="Consolas" w:eastAsia="Times New Roman" w:hAnsi="Consolas" w:cs="Times New Roman"/>
+          <w:color w:val="657B83"/>
+          <w:sz w:val="21"/>
+          <w:szCs w:val="21"/>
+        </w:rPr>
+        <w:t>):  </w:t>
+      </w:r>
+    </w:p>
+    <w:p>
+      <w:pPr>
+        <w:shd w:val="clear" w:color="auto" w:fill="FDF6E3"/>
+        <w:spacing w:after="0" w:line="285" w:lineRule="atLeast"/>
+        <w:rPr>
+          <w:rFonts w:ascii="Consolas" w:eastAsia="Times New Roman" w:hAnsi="Consolas" w:cs="Times New Roman"/>
+          <w:color w:val="657B83"/>
+          <w:sz w:val="21"/>
+          <w:szCs w:val="21"/>
+        </w:rPr>
+      </w:pPr>
+      <w:r>
+        <w:rPr>
+          <w:rFonts w:ascii="Consolas" w:eastAsia="Times New Roman" w:hAnsi="Consolas" w:cs="Times New Roman"/>
+          <w:color w:val="657B83"/>
+          <w:sz w:val="21"/>
+          <w:szCs w:val="21"/>
+        </w:rPr>
+        <w:t xml:space="preserve">        </w:t>
+      </w:r>
+      <w:r>
+        <w:rPr>
+          <w:rFonts w:ascii="Consolas" w:eastAsia="Times New Roman" w:hAnsi="Consolas" w:cs="Times New Roman"/>
+          <w:color w:val="268BD2"/>
+          <w:sz w:val="21"/>
+          <w:szCs w:val="21"/>
+        </w:rPr>
+        <w:t>j</w:t>
+      </w:r>
+      <w:r>
+        <w:rPr>
+          <w:rFonts w:ascii="Consolas" w:eastAsia="Times New Roman" w:hAnsi="Consolas" w:cs="Times New Roman"/>
+          <w:color w:val="657B83"/>
+          <w:sz w:val="21"/>
+          <w:szCs w:val="21"/>
+        </w:rPr>
+        <w:t xml:space="preserve"> </w:t>
+      </w:r>
+      <w:r>
+        <w:rPr>
+          <w:rFonts w:ascii="Consolas" w:eastAsia="Times New Roman" w:hAnsi="Consolas" w:cs="Times New Roman"/>
+          <w:color w:val="859900"/>
+          <w:sz w:val="21"/>
+          <w:szCs w:val="21"/>
+        </w:rPr>
+        <w:t>=</w:t>
+      </w:r>
+      <w:r>
+        <w:rPr>
+          <w:rFonts w:ascii="Consolas" w:eastAsia="Times New Roman" w:hAnsi="Consolas" w:cs="Times New Roman"/>
+          <w:color w:val="657B83"/>
+          <w:sz w:val="21"/>
+          <w:szCs w:val="21"/>
+        </w:rPr>
+        <w:t xml:space="preserve"> </w:t>
+      </w:r>
+      <w:r>
+        <w:rPr>
+          <w:rFonts w:ascii="Consolas" w:eastAsia="Times New Roman" w:hAnsi="Consolas" w:cs="Times New Roman"/>
+          <w:color w:val="268BD2"/>
+          <w:sz w:val="21"/>
+          <w:szCs w:val="21"/>
+        </w:rPr>
+        <w:t>start</w:t>
+      </w:r>
+      <w:r>
+        <w:rPr>
+          <w:rFonts w:ascii="Consolas" w:eastAsia="Times New Roman" w:hAnsi="Consolas" w:cs="Times New Roman"/>
+          <w:color w:val="657B83"/>
+          <w:sz w:val="21"/>
+          <w:szCs w:val="21"/>
+        </w:rPr>
+        <w:t xml:space="preserve"> </w:t>
+      </w:r>
+      <w:r>
+        <w:rPr>
+          <w:rFonts w:ascii="Consolas" w:eastAsia="Times New Roman" w:hAnsi="Consolas" w:cs="Times New Roman"/>
+          <w:color w:val="859900"/>
+          <w:sz w:val="21"/>
+          <w:szCs w:val="21"/>
+        </w:rPr>
+        <w:t>+</w:t>
+      </w:r>
+      <w:r>
+        <w:rPr>
+          <w:rFonts w:ascii="Consolas" w:eastAsia="Times New Roman" w:hAnsi="Consolas" w:cs="Times New Roman"/>
+          <w:color w:val="657B83"/>
+          <w:sz w:val="21"/>
+          <w:szCs w:val="21"/>
+        </w:rPr>
+        <w:t xml:space="preserve"> </w:t>
+      </w:r>
+      <w:r>
+        <w:rPr>
+          <w:rFonts w:ascii="Consolas" w:eastAsia="Times New Roman" w:hAnsi="Consolas" w:cs="Times New Roman"/>
+          <w:color w:val="268BD2"/>
+          <w:sz w:val="21"/>
+          <w:szCs w:val="21"/>
+        </w:rPr>
+        <w:t>k</w:t>
+      </w:r>
+      <w:r>
+        <w:rPr>
+          <w:rFonts w:ascii="Consolas" w:eastAsia="Times New Roman" w:hAnsi="Consolas" w:cs="Times New Roman"/>
+          <w:color w:val="657B83"/>
+          <w:sz w:val="21"/>
+          <w:szCs w:val="21"/>
+        </w:rPr>
+        <w:t xml:space="preserve"> </w:t>
+      </w:r>
+      <w:r>
+        <w:rPr>
+          <w:rFonts w:ascii="Consolas" w:eastAsia="Times New Roman" w:hAnsi="Consolas" w:cs="Times New Roman"/>
+          <w:color w:val="859900"/>
+          <w:sz w:val="21"/>
+          <w:szCs w:val="21"/>
+        </w:rPr>
+        <w:t>*</w:t>
+      </w:r>
+      <w:r>
+        <w:rPr>
+          <w:rFonts w:ascii="Consolas" w:eastAsia="Times New Roman" w:hAnsi="Consolas" w:cs="Times New Roman"/>
+          <w:color w:val="657B83"/>
+          <w:sz w:val="21"/>
+          <w:szCs w:val="21"/>
+        </w:rPr>
+        <w:t xml:space="preserve"> p</w:t>
+      </w:r>
+    </w:p>
+    <w:p>
+      <w:pPr>
+        <w:shd w:val="clear" w:color="auto" w:fill="FDF6E3"/>
+        <w:spacing w:after="0" w:line="276" w:lineRule="auto"/>
+        <w:rPr>
+          <w:rFonts w:ascii="Consolas" w:eastAsia="Times New Roman" w:hAnsi="Consolas" w:cs="Times New Roman"/>
+          <w:color w:val="657B83"/>
+          <w:sz w:val="21"/>
+          <w:szCs w:val="21"/>
+        </w:rPr>
+      </w:pPr>
+      <w:r>
+        <w:rPr>
+          <w:rFonts w:ascii="Consolas" w:eastAsia="Times New Roman" w:hAnsi="Consolas" w:cs="Times New Roman"/>
+          <w:color w:val="657B83"/>
+          <w:sz w:val="21"/>
+          <w:szCs w:val="21"/>
+        </w:rPr>
+        <w:t>        sieve[</w:t>
+      </w:r>
+      <w:r>
+        <w:rPr>
+          <w:rFonts w:ascii="Consolas" w:eastAsia="Times New Roman" w:hAnsi="Consolas" w:cs="Times New Roman"/>
+          <w:color w:val="268BD2"/>
+          <w:sz w:val="21"/>
+          <w:szCs w:val="21"/>
+        </w:rPr>
+        <w:t>j</w:t>
+      </w:r>
+      <w:r>
+        <w:rPr>
+          <w:rFonts w:ascii="Consolas" w:eastAsia="Times New Roman" w:hAnsi="Consolas" w:cs="Times New Roman"/>
+          <w:color w:val="657B83"/>
+          <w:sz w:val="21"/>
+          <w:szCs w:val="21"/>
+        </w:rPr>
+        <w:t xml:space="preserve">] </w:t>
+      </w:r>
+      <w:r>
+        <w:rPr>
+          <w:rFonts w:ascii="Consolas" w:eastAsia="Times New Roman" w:hAnsi="Consolas" w:cs="Times New Roman"/>
+          <w:color w:val="859900"/>
+          <w:sz w:val="21"/>
+          <w:szCs w:val="21"/>
+        </w:rPr>
+        <w:t>=</w:t>
+      </w:r>
+      <w:r>
+        <w:rPr>
+          <w:rFonts w:ascii="Consolas" w:eastAsia="Times New Roman" w:hAnsi="Consolas" w:cs="Times New Roman"/>
+          <w:color w:val="657B83"/>
+          <w:sz w:val="21"/>
+          <w:szCs w:val="21"/>
+        </w:rPr>
+        <w:t xml:space="preserve"> </w:t>
+      </w:r>
+      <w:r>
+        <w:rPr>
+          <w:rFonts w:ascii="Consolas" w:eastAsia="Times New Roman" w:hAnsi="Consolas" w:cs="Times New Roman"/>
+          <w:color w:val="B58900"/>
+          <w:sz w:val="21"/>
+          <w:szCs w:val="21"/>
+        </w:rPr>
+        <w:t>False</w:t>
+      </w:r>
+    </w:p>
+    <w:p>
+      <w:pPr>
+        <w:spacing w:line="276" w:lineRule="auto"/>
         <w:rPr>
           <w:rFonts w:eastAsiaTheme="minorEastAsia"/>
           <w:b/>
@@ -9056,6 +13106,305 @@
           <w:szCs w:val="24"/>
         </w:rPr>
       </w:pPr>
+      <w:r>
+        <w:rPr>
+          <w:rFonts w:eastAsiaTheme="minorEastAsia"/>
+          <w:b/>
+          <w:bCs/>
+          <w:sz w:val="24"/>
+          <w:szCs w:val="24"/>
+        </w:rPr>
+        <w:tab/>
+      </w:r>
+    </w:p>
+    <w:p>
+      <w:pPr>
+        <w:spacing w:line="276" w:lineRule="auto"/>
+        <w:ind w:firstLine="360"/>
+        <w:rPr>
+          <w:rFonts w:eastAsiaTheme="minorEastAsia"/>
+          <w:sz w:val="24"/>
+          <w:szCs w:val="24"/>
+        </w:rPr>
+      </w:pPr>
+      <w:r>
+        <w:rPr>
+          <w:rFonts w:eastAsiaTheme="minorEastAsia"/>
+        </w:rPr>
+        <w:t>In the same way as the</w:t>
+      </w:r>
+      <w:r>
+        <w:rPr>
+          <w:rFonts w:eastAsiaTheme="minorEastAsia"/>
+          <w:sz w:val="24"/>
+          <w:szCs w:val="24"/>
+        </w:rPr>
+        <w:t xml:space="preserve"> vectorization the interpreter’s overhead is removed</w:t>
+      </w:r>
+      <w:r>
+        <w:rPr>
+          <w:rFonts w:eastAsiaTheme="minorEastAsia"/>
+          <w:sz w:val="24"/>
+          <w:szCs w:val="24"/>
+        </w:rPr>
+        <w:t>.</w:t>
+      </w:r>
+      <w:r>
+        <w:rPr>
+          <w:rFonts w:eastAsiaTheme="minorEastAsia"/>
+          <w:sz w:val="24"/>
+          <w:szCs w:val="24"/>
+        </w:rPr>
+        <w:t xml:space="preserve"> </w:t>
+      </w:r>
+      <w:proofErr w:type="gramStart"/>
+      <w:r>
+        <w:rPr>
+          <w:rFonts w:eastAsiaTheme="minorEastAsia"/>
+          <w:sz w:val="24"/>
+          <w:szCs w:val="24"/>
+        </w:rPr>
+        <w:t>So</w:t>
+      </w:r>
+      <w:proofErr w:type="gramEnd"/>
+      <w:r>
+        <w:rPr>
+          <w:rFonts w:eastAsiaTheme="minorEastAsia"/>
+          <w:sz w:val="24"/>
+          <w:szCs w:val="24"/>
+        </w:rPr>
+        <w:t xml:space="preserve"> the same speedup could be expected even when using only a single thread (including the same shift around the cache fitting maximal size). Having multiple cores execute the marking loop in parallel, will add a further multiplier. The multiplier would be the number of cores used, if the problem was compute-bound, which it is not unless for small N. </w:t>
+      </w:r>
+      <w:r>
+        <w:rPr>
+          <w:rFonts w:eastAsiaTheme="minorEastAsia"/>
+          <w:sz w:val="24"/>
+          <w:szCs w:val="24"/>
+        </w:rPr>
+        <w:t>So,</w:t>
+      </w:r>
+      <w:r>
+        <w:rPr>
+          <w:rFonts w:eastAsiaTheme="minorEastAsia"/>
+          <w:sz w:val="24"/>
+          <w:szCs w:val="24"/>
+        </w:rPr>
+        <w:t xml:space="preserve"> for big N only </w:t>
+      </w:r>
+      <w:r>
+        <w:rPr>
+          <w:rFonts w:eastAsiaTheme="minorEastAsia"/>
+          <w:sz w:val="24"/>
+          <w:szCs w:val="24"/>
+        </w:rPr>
+        <w:t xml:space="preserve">a </w:t>
+      </w:r>
+      <w:r>
+        <w:rPr>
+          <w:rFonts w:eastAsiaTheme="minorEastAsia"/>
+          <w:sz w:val="24"/>
+          <w:szCs w:val="24"/>
+        </w:rPr>
+        <w:t>modes</w:t>
+      </w:r>
+      <w:r>
+        <w:rPr>
+          <w:rFonts w:eastAsiaTheme="minorEastAsia"/>
+          <w:sz w:val="24"/>
+          <w:szCs w:val="24"/>
+        </w:rPr>
+        <w:t xml:space="preserve">t multiplier is expected. </w:t>
+      </w:r>
+    </w:p>
+    <w:p>
+      <w:pPr>
+        <w:ind w:firstLine="360"/>
+        <w:rPr>
+          <w:rFonts w:eastAsiaTheme="minorEastAsia"/>
+          <w:sz w:val="24"/>
+          <w:szCs w:val="24"/>
+        </w:rPr>
+      </w:pPr>
+      <w:r>
+        <w:rPr>
+          <w:rFonts w:eastAsiaTheme="minorEastAsia"/>
+          <w:sz w:val="24"/>
+          <w:szCs w:val="24"/>
+        </w:rPr>
+        <w:drawing>
+          <wp:anchor distT="0" distB="0" distL="114300" distR="114300" simplePos="0" relativeHeight="251667456" behindDoc="0" locked="0" layoutInCell="1" allowOverlap="1" wp14:anchorId="18E509B5" wp14:editId="37F6A10F">
+            <wp:simplePos x="0" y="0"/>
+            <wp:positionH relativeFrom="margin">
+              <wp:align>center</wp:align>
+            </wp:positionH>
+            <wp:positionV relativeFrom="paragraph">
+              <wp:posOffset>637559</wp:posOffset>
+            </wp:positionV>
+            <wp:extent cx="6182360" cy="618490"/>
+            <wp:effectExtent l="0" t="0" r="8890" b="0"/>
+            <wp:wrapTopAndBottom/>
+            <wp:docPr id="18" name="Picture 18"/>
+            <wp:cNvGraphicFramePr>
+              <a:graphicFrameLocks xmlns:a="http://schemas.openxmlformats.org/drawingml/2006/main" noChangeAspect="1"/>
+            </wp:cNvGraphicFramePr>
+            <a:graphic xmlns:a="http://schemas.openxmlformats.org/drawingml/2006/main">
+              <a:graphicData uri="http://schemas.openxmlformats.org/drawingml/2006/picture">
+                <pic:pic xmlns:pic="http://schemas.openxmlformats.org/drawingml/2006/picture">
+                  <pic:nvPicPr>
+                    <pic:cNvPr id="1" name=""/>
+                    <pic:cNvPicPr/>
+                  </pic:nvPicPr>
+                  <pic:blipFill>
+                    <a:blip r:embed="rId19">
+                      <a:extLst>
+                        <a:ext uri="{28A0092B-C50C-407E-A947-70E740481C1C}">
+                          <a14:useLocalDpi xmlns:a14="http://schemas.microsoft.com/office/drawing/2010/main" val="0"/>
+                        </a:ext>
+                      </a:extLst>
+                    </a:blip>
+                    <a:stretch>
+                      <a:fillRect/>
+                    </a:stretch>
+                  </pic:blipFill>
+                  <pic:spPr>
+                    <a:xfrm>
+                      <a:off x="0" y="0"/>
+                      <a:ext cx="6182360" cy="618490"/>
+                    </a:xfrm>
+                    <a:prstGeom prst="rect">
+                      <a:avLst/>
+                    </a:prstGeom>
+                  </pic:spPr>
+                </pic:pic>
+              </a:graphicData>
+            </a:graphic>
+            <wp14:sizeRelH relativeFrom="margin">
+              <wp14:pctWidth>0</wp14:pctWidth>
+            </wp14:sizeRelH>
+            <wp14:sizeRelV relativeFrom="margin">
+              <wp14:pctHeight>0</wp14:pctHeight>
+            </wp14:sizeRelV>
+          </wp:anchor>
+        </w:drawing>
+      </w:r>
+      <w:r>
+        <w:rPr>
+          <w:rFonts w:eastAsiaTheme="minorEastAsia"/>
+          <w:sz w:val="24"/>
+          <w:szCs w:val="24"/>
+        </w:rPr>
+        <w:t xml:space="preserve">   </w:t>
+      </w:r>
+      <w:r>
+        <w:rPr>
+          <w:rFonts w:eastAsiaTheme="minorEastAsia"/>
+          <w:sz w:val="24"/>
+          <w:szCs w:val="24"/>
+        </w:rPr>
+        <w:t>Running the vectorized and the parallelized versions side by side we see just that – depending on the number of cores the run times of the two could eighter be similar or the parallel version has a varying speedup between 1.2 and 2.</w:t>
+      </w:r>
+    </w:p>
+    <w:p>
+      <w:pPr>
+        <w:jc w:val="center"/>
+        <w:rPr>
+          <w:rFonts w:eastAsiaTheme="minorEastAsia"/>
+          <w:i/>
+          <w:iCs/>
+          <w:color w:val="808080" w:themeColor="background1" w:themeShade="80"/>
+        </w:rPr>
+      </w:pPr>
+      <w:r>
+        <w:rPr>
+          <w:rFonts w:eastAsiaTheme="minorEastAsia"/>
+          <w:i/>
+          <w:iCs/>
+          <w:color w:val="808080" w:themeColor="background1" w:themeShade="80"/>
+        </w:rPr>
+        <w:t>Table 3,</w:t>
+      </w:r>
+      <w:r>
+        <w:rPr>
+          <w:rFonts w:eastAsiaTheme="minorEastAsia"/>
+          <w:i/>
+          <w:iCs/>
+          <w:color w:val="808080" w:themeColor="background1" w:themeShade="80"/>
+        </w:rPr>
+        <w:t xml:space="preserve"> Execution times of the 2 variants optimizing the inner loop</w:t>
+      </w:r>
+    </w:p>
+    <w:p>
+      <w:pPr>
+        <w:rPr>
+          <w:rFonts w:eastAsiaTheme="minorEastAsia"/>
+          <w:b/>
+          <w:bCs/>
+          <w:sz w:val="32"/>
+          <w:szCs w:val="32"/>
+        </w:rPr>
+      </w:pPr>
+      <w:r>
+        <w:rPr>
+          <w:rFonts w:eastAsiaTheme="minorEastAsia"/>
+          <w:b/>
+          <w:bCs/>
+          <w:sz w:val="32"/>
+          <w:szCs w:val="32"/>
+        </w:rPr>
+        <w:br w:type="page"/>
+      </w:r>
+    </w:p>
+    <w:p>
+      <w:pPr>
+        <w:rPr>
+          <w:rFonts w:eastAsiaTheme="minorEastAsia"/>
+        </w:rPr>
+      </w:pPr>
+      <w:r>
+        <w:rPr>
+          <w:rFonts w:eastAsiaTheme="minorEastAsia"/>
+        </w:rPr>
+        <w:lastRenderedPageBreak/>
+        <w:t>We also note the warm-up</w:t>
+      </w:r>
+      <w:r>
+        <w:rPr>
+          <w:rFonts w:eastAsiaTheme="minorEastAsia"/>
+        </w:rPr>
+        <w:t xml:space="preserve"> time of over 1s for the first call.</w:t>
+      </w:r>
+    </w:p>
+    <w:p>
+      <w:pPr>
+        <w:rPr>
+          <w:rFonts w:eastAsiaTheme="minorEastAsia"/>
+        </w:rPr>
+      </w:pPr>
+    </w:p>
+    <w:p>
+      <w:pPr>
+        <w:rPr>
+          <w:rFonts w:eastAsiaTheme="minorEastAsia"/>
+        </w:rPr>
+      </w:pPr>
+      <w:r>
+        <w:rPr>
+          <w:rFonts w:eastAsiaTheme="minorEastAsia"/>
+        </w:rPr>
+        <w:t xml:space="preserve">The interesting testbench here is to compare the speed-up </w:t>
+      </w:r>
+      <w:r>
+        <w:rPr>
+          <w:rFonts w:eastAsiaTheme="minorEastAsia"/>
+        </w:rPr>
+        <w:t xml:space="preserve">as a function of the </w:t>
+      </w:r>
+      <w:r>
+        <w:rPr>
+          <w:rFonts w:eastAsiaTheme="minorEastAsia"/>
+        </w:rPr>
+        <w:t xml:space="preserve">number of threads. This is organized in file </w:t>
+      </w:r>
     </w:p>
     <w:p>
       <w:pPr>
@@ -9085,23 +13434,2031 @@
     </w:p>
     <w:p>
       <w:pPr>
+        <w:ind w:firstLine="720"/>
+        <w:rPr>
+          <w:rFonts w:eastAsiaTheme="minorEastAsia"/>
+        </w:rPr>
+      </w:pPr>
+      <w:r>
+        <w:rPr>
+          <w:rFonts w:eastAsiaTheme="minorEastAsia"/>
+        </w:rPr>
+        <w:t xml:space="preserve">To make </w:t>
+      </w:r>
+      <w:r>
+        <w:rPr>
+          <w:rFonts w:eastAsiaTheme="minorEastAsia"/>
+        </w:rPr>
+        <w:t xml:space="preserve">the implementation easier, an approach of recalculating the first  </w:t>
+      </w:r>
+      <m:oMath>
+        <m:rad>
+          <m:radPr>
+            <m:degHide m:val="1"/>
+            <m:ctrlPr>
+              <w:rPr>
+                <w:rFonts w:ascii="Cambria Math" w:eastAsiaTheme="minorEastAsia" w:hAnsi="Cambria Math"/>
+                <w:i/>
+              </w:rPr>
+            </m:ctrlPr>
+          </m:radPr>
+          <m:deg/>
+          <m:e>
+            <m:sSub>
+              <m:sSubPr>
+                <m:ctrlPr>
+                  <w:rPr>
+                    <w:rFonts w:ascii="Cambria Math" w:eastAsiaTheme="minorEastAsia" w:hAnsi="Cambria Math"/>
+                    <w:i/>
+                  </w:rPr>
+                </m:ctrlPr>
+              </m:sSubPr>
+              <m:e>
+                <m:r>
+                  <w:rPr>
+                    <w:rFonts w:ascii="Cambria Math" w:eastAsiaTheme="minorEastAsia" w:hAnsi="Cambria Math"/>
+                  </w:rPr>
+                  <m:t>N</m:t>
+                </m:r>
+              </m:e>
+              <m:sub>
+                <m:r>
+                  <w:rPr>
+                    <w:rFonts w:ascii="Cambria Math" w:eastAsiaTheme="minorEastAsia" w:hAnsi="Cambria Math"/>
+                  </w:rPr>
+                  <m:t>max</m:t>
+                </m:r>
+              </m:sub>
+            </m:sSub>
+          </m:e>
+        </m:rad>
+      </m:oMath>
+      <w:r>
+        <w:rPr>
+          <w:rFonts w:eastAsiaTheme="minorEastAsia"/>
+        </w:rPr>
+        <w:t xml:space="preserve"> . This becomes an inherit serial part, but </w:t>
+      </w:r>
+      <w:r>
+        <w:rPr>
+          <w:rFonts w:eastAsiaTheme="minorEastAsia"/>
+        </w:rPr>
+        <w:t xml:space="preserve">as ratio of the total work in decreases with </w:t>
+      </w:r>
+      <m:oMath>
+        <m:sSub>
+          <m:sSubPr>
+            <m:ctrlPr>
+              <w:rPr>
+                <w:rFonts w:ascii="Cambria Math" w:eastAsiaTheme="minorEastAsia" w:hAnsi="Cambria Math"/>
+                <w:i/>
+              </w:rPr>
+            </m:ctrlPr>
+          </m:sSubPr>
+          <m:e>
+            <m:r>
+              <w:rPr>
+                <w:rFonts w:ascii="Cambria Math" w:eastAsiaTheme="minorEastAsia" w:hAnsi="Cambria Math"/>
+              </w:rPr>
+              <m:t>N</m:t>
+            </m:r>
+          </m:e>
+          <m:sub>
+            <m:r>
+              <w:rPr>
+                <w:rFonts w:ascii="Cambria Math" w:eastAsiaTheme="minorEastAsia" w:hAnsi="Cambria Math"/>
+              </w:rPr>
+              <m:t>max</m:t>
+            </m:r>
+          </m:sub>
+        </m:sSub>
+      </m:oMath>
+      <w:r>
+        <w:rPr>
+          <w:rFonts w:eastAsiaTheme="minorEastAsia"/>
+        </w:rPr>
+        <w:t>.</w:t>
+      </w:r>
+      <w:r>
+        <w:rPr>
+          <w:rFonts w:eastAsiaTheme="minorEastAsia"/>
+        </w:rPr>
+        <w:t xml:space="preserve"> In </w:t>
+      </w:r>
+      <w:r>
+        <w:rPr>
+          <w:rFonts w:eastAsiaTheme="minorEastAsia"/>
+        </w:rPr>
+        <w:t>general,</w:t>
+      </w:r>
+      <w:r>
+        <w:rPr>
+          <w:rFonts w:eastAsiaTheme="minorEastAsia"/>
+        </w:rPr>
+        <w:t xml:space="preserve"> this could be avoided as if the segment size </w:t>
+      </w:r>
+      <m:oMath>
+        <m:r>
+          <w:rPr>
+            <w:rFonts w:ascii="Cambria Math" w:eastAsiaTheme="minorEastAsia" w:hAnsi="Cambria Math"/>
+          </w:rPr>
+          <m:t xml:space="preserve">d&lt; </m:t>
+        </m:r>
+        <m:rad>
+          <m:radPr>
+            <m:degHide m:val="1"/>
+            <m:ctrlPr>
+              <w:rPr>
+                <w:rFonts w:ascii="Cambria Math" w:eastAsiaTheme="minorEastAsia" w:hAnsi="Cambria Math"/>
+                <w:i/>
+              </w:rPr>
+            </m:ctrlPr>
+          </m:radPr>
+          <m:deg/>
+          <m:e>
+            <m:sSub>
+              <m:sSubPr>
+                <m:ctrlPr>
+                  <w:rPr>
+                    <w:rFonts w:ascii="Cambria Math" w:eastAsiaTheme="minorEastAsia" w:hAnsi="Cambria Math"/>
+                    <w:i/>
+                  </w:rPr>
+                </m:ctrlPr>
+              </m:sSubPr>
+              <m:e>
+                <m:r>
+                  <w:rPr>
+                    <w:rFonts w:ascii="Cambria Math" w:eastAsiaTheme="minorEastAsia" w:hAnsi="Cambria Math"/>
+                  </w:rPr>
+                  <m:t>N</m:t>
+                </m:r>
+              </m:e>
+              <m:sub>
+                <m:r>
+                  <w:rPr>
+                    <w:rFonts w:ascii="Cambria Math" w:eastAsiaTheme="minorEastAsia" w:hAnsi="Cambria Math"/>
+                  </w:rPr>
+                  <m:t>max</m:t>
+                </m:r>
+              </m:sub>
+            </m:sSub>
+          </m:e>
+        </m:rad>
+      </m:oMath>
+      <w:r>
+        <w:rPr>
+          <w:rFonts w:eastAsiaTheme="minorEastAsia"/>
+        </w:rPr>
+        <w:t xml:space="preserve">  (or even better that size is adaptive) the algorithm could start with just a single small serial part of the segment </w:t>
+      </w:r>
+      <m:oMath>
+        <m:r>
+          <w:rPr>
+            <w:rFonts w:ascii="Cambria Math" w:eastAsiaTheme="minorEastAsia" w:hAnsi="Cambria Math"/>
+          </w:rPr>
+          <m:t xml:space="preserve">[0, </m:t>
+        </m:r>
+        <m:sSub>
+          <m:sSubPr>
+            <m:ctrlPr>
+              <w:rPr>
+                <w:rFonts w:ascii="Cambria Math" w:eastAsiaTheme="minorEastAsia" w:hAnsi="Cambria Math"/>
+                <w:i/>
+              </w:rPr>
+            </m:ctrlPr>
+          </m:sSubPr>
+          <m:e>
+            <m:r>
+              <w:rPr>
+                <w:rFonts w:ascii="Cambria Math" w:eastAsiaTheme="minorEastAsia" w:hAnsi="Cambria Math"/>
+              </w:rPr>
+              <m:t>d</m:t>
+            </m:r>
+          </m:e>
+          <m:sub>
+            <m:r>
+              <w:rPr>
+                <w:rFonts w:ascii="Cambria Math" w:eastAsiaTheme="minorEastAsia" w:hAnsi="Cambria Math"/>
+              </w:rPr>
+              <m:t>1</m:t>
+            </m:r>
+          </m:sub>
+        </m:sSub>
+      </m:oMath>
+      <w:r>
+        <w:rPr>
+          <w:rFonts w:eastAsiaTheme="minorEastAsia"/>
+        </w:rPr>
+        <w:t xml:space="preserve">] and be followed by </w:t>
+      </w:r>
+    </w:p>
+    <w:p>
+      <w:pPr>
+        <w:rPr>
+          <w:rFonts w:eastAsiaTheme="minorEastAsia"/>
+        </w:rPr>
+      </w:pPr>
+    </w:p>
+    <w:p>
+      <w:pPr>
+        <w:ind w:firstLine="720"/>
+        <w:rPr>
+          <w:rFonts w:eastAsiaTheme="minorEastAsia"/>
+        </w:rPr>
+      </w:pPr>
+      <w:r>
+        <w:rPr>
+          <w:rFonts w:eastAsiaTheme="minorEastAsia"/>
+        </w:rPr>
+        <w:t>Also, for all subsequent version a vectorization of the inner loop will be used as it has no downsides and practically no added complexity.</w:t>
+      </w:r>
+    </w:p>
+    <w:p>
+      <w:pPr>
         <w:rPr>
           <w:rFonts w:eastAsiaTheme="minorEastAsia"/>
           <w:b/>
           <w:bCs/>
-          <w:sz w:val="32"/>
-          <w:szCs w:val="32"/>
-        </w:rPr>
-      </w:pPr>
+          <w:sz w:val="24"/>
+          <w:szCs w:val="24"/>
+        </w:rPr>
+      </w:pPr>
+      <w:r>
+        <w:rPr>
+          <w:rFonts w:eastAsiaTheme="minorEastAsia"/>
+          <w:b/>
+          <w:bCs/>
+          <w:sz w:val="24"/>
+          <w:szCs w:val="24"/>
+        </w:rPr>
+        <w:t xml:space="preserve">5.1 Serial segmented </w:t>
+      </w:r>
+      <w:r>
+        <w:rPr>
+          <w:rFonts w:eastAsiaTheme="minorEastAsia"/>
+          <w:b/>
+          <w:bCs/>
+          <w:sz w:val="24"/>
+          <w:szCs w:val="24"/>
+        </w:rPr>
+        <w:t>sieve algorithm</w:t>
+      </w:r>
     </w:p>
     <w:p>
       <w:pPr>
-        <w:rPr>
-          <w:rFonts w:eastAsiaTheme="minorEastAsia"/>
+        <w:ind w:firstLine="720"/>
+        <w:rPr>
+          <w:rFonts w:eastAsiaTheme="minorEastAsia"/>
+        </w:rPr>
+      </w:pPr>
+      <w:r>
+        <w:rPr>
+          <w:rFonts w:eastAsiaTheme="minorEastAsia"/>
+        </w:rPr>
+        <w:t xml:space="preserve">A function handling a single segment of the sieve, with the needed primes for that segment given as an input is implemented. The primes could be given as a list or a sieve. The list could in theory be smaller and   </w:t>
+      </w:r>
+    </w:p>
+    <w:p>
+      <w:pPr>
+        <w:ind w:firstLine="720"/>
+        <w:rPr>
+          <w:rFonts w:eastAsiaTheme="minorEastAsia"/>
+        </w:rPr>
+      </w:pPr>
+    </w:p>
+    <w:p>
+      <w:pPr>
+        <w:shd w:val="clear" w:color="auto" w:fill="FDF6E3"/>
+        <w:spacing w:after="0" w:line="285" w:lineRule="atLeast"/>
+        <w:rPr>
+          <w:rFonts w:ascii="Consolas" w:eastAsia="Times New Roman" w:hAnsi="Consolas" w:cs="Times New Roman"/>
+          <w:color w:val="657B83"/>
+          <w:sz w:val="21"/>
+          <w:szCs w:val="21"/>
+        </w:rPr>
+      </w:pPr>
+      <w:r>
+        <w:rPr>
+          <w:rFonts w:ascii="Consolas" w:eastAsia="Times New Roman" w:hAnsi="Consolas" w:cs="Times New Roman"/>
           <w:b/>
           <w:bCs/>
-          <w:sz w:val="32"/>
-          <w:szCs w:val="32"/>
+          <w:color w:val="586E75"/>
+          <w:sz w:val="21"/>
+          <w:szCs w:val="21"/>
+        </w:rPr>
+        <w:t>def</w:t>
+      </w:r>
+      <w:r>
+        <w:rPr>
+          <w:rFonts w:ascii="Consolas" w:eastAsia="Times New Roman" w:hAnsi="Consolas" w:cs="Times New Roman"/>
+          <w:color w:val="657B83"/>
+          <w:sz w:val="21"/>
+          <w:szCs w:val="21"/>
+        </w:rPr>
+        <w:t xml:space="preserve"> </w:t>
+      </w:r>
+      <w:proofErr w:type="spellStart"/>
+      <w:r>
+        <w:rPr>
+          <w:rFonts w:ascii="Consolas" w:eastAsia="Times New Roman" w:hAnsi="Consolas" w:cs="Times New Roman"/>
+          <w:color w:val="268BD2"/>
+          <w:sz w:val="21"/>
+          <w:szCs w:val="21"/>
+        </w:rPr>
+        <w:t>segment_</w:t>
+      </w:r>
+      <w:proofErr w:type="gramStart"/>
+      <w:r>
+        <w:rPr>
+          <w:rFonts w:ascii="Consolas" w:eastAsia="Times New Roman" w:hAnsi="Consolas" w:cs="Times New Roman"/>
+          <w:color w:val="268BD2"/>
+          <w:sz w:val="21"/>
+          <w:szCs w:val="21"/>
+        </w:rPr>
+        <w:t>sieve</w:t>
+      </w:r>
+      <w:proofErr w:type="spellEnd"/>
+      <w:r>
+        <w:rPr>
+          <w:rFonts w:ascii="Consolas" w:eastAsia="Times New Roman" w:hAnsi="Consolas" w:cs="Times New Roman"/>
+          <w:color w:val="657B83"/>
+          <w:sz w:val="21"/>
+          <w:szCs w:val="21"/>
+        </w:rPr>
+        <w:t>(</w:t>
+      </w:r>
+      <w:proofErr w:type="spellStart"/>
+      <w:proofErr w:type="gramEnd"/>
+      <w:r>
+        <w:rPr>
+          <w:rFonts w:ascii="Consolas" w:eastAsia="Times New Roman" w:hAnsi="Consolas" w:cs="Times New Roman"/>
+          <w:color w:val="657B83"/>
+          <w:sz w:val="21"/>
+          <w:szCs w:val="21"/>
+        </w:rPr>
+        <w:t>primes_seed</w:t>
+      </w:r>
+      <w:proofErr w:type="spellEnd"/>
+      <w:r>
+        <w:rPr>
+          <w:rFonts w:ascii="Consolas" w:eastAsia="Times New Roman" w:hAnsi="Consolas" w:cs="Times New Roman"/>
+          <w:color w:val="657B83"/>
+          <w:sz w:val="21"/>
+          <w:szCs w:val="21"/>
+        </w:rPr>
+        <w:t xml:space="preserve">, </w:t>
+      </w:r>
+      <w:proofErr w:type="spellStart"/>
+      <w:r>
+        <w:rPr>
+          <w:rFonts w:ascii="Consolas" w:eastAsia="Times New Roman" w:hAnsi="Consolas" w:cs="Times New Roman"/>
+          <w:color w:val="657B83"/>
+          <w:sz w:val="21"/>
+          <w:szCs w:val="21"/>
+        </w:rPr>
+        <w:t>N_start</w:t>
+      </w:r>
+      <w:proofErr w:type="spellEnd"/>
+      <w:r>
+        <w:rPr>
+          <w:rFonts w:ascii="Consolas" w:eastAsia="Times New Roman" w:hAnsi="Consolas" w:cs="Times New Roman"/>
+          <w:color w:val="657B83"/>
+          <w:sz w:val="21"/>
+          <w:szCs w:val="21"/>
+        </w:rPr>
+        <w:t>, d):</w:t>
+      </w:r>
+    </w:p>
+    <w:p>
+      <w:pPr>
+        <w:shd w:val="clear" w:color="auto" w:fill="FDF6E3"/>
+        <w:spacing w:after="0" w:line="285" w:lineRule="atLeast"/>
+        <w:rPr>
+          <w:rFonts w:ascii="Consolas" w:eastAsia="Times New Roman" w:hAnsi="Consolas" w:cs="Times New Roman"/>
+          <w:color w:val="657B83"/>
+          <w:sz w:val="21"/>
+          <w:szCs w:val="21"/>
+        </w:rPr>
+      </w:pPr>
+      <w:r>
+        <w:rPr>
+          <w:rFonts w:ascii="Consolas" w:eastAsia="Times New Roman" w:hAnsi="Consolas" w:cs="Times New Roman"/>
+          <w:color w:val="657B83"/>
+          <w:sz w:val="21"/>
+          <w:szCs w:val="21"/>
+        </w:rPr>
+        <w:t xml:space="preserve">    </w:t>
+      </w:r>
+      <w:r>
+        <w:rPr>
+          <w:rFonts w:ascii="Consolas" w:eastAsia="Times New Roman" w:hAnsi="Consolas" w:cs="Times New Roman"/>
+          <w:color w:val="2AA198"/>
+          <w:sz w:val="21"/>
+          <w:szCs w:val="21"/>
+        </w:rPr>
+        <w:t>"""</w:t>
+      </w:r>
+    </w:p>
+    <w:p>
+      <w:pPr>
+        <w:shd w:val="clear" w:color="auto" w:fill="FDF6E3"/>
+        <w:spacing w:after="0" w:line="285" w:lineRule="atLeast"/>
+        <w:rPr>
+          <w:rFonts w:ascii="Consolas" w:eastAsia="Times New Roman" w:hAnsi="Consolas" w:cs="Times New Roman"/>
+          <w:color w:val="657B83"/>
+          <w:sz w:val="21"/>
+          <w:szCs w:val="21"/>
+        </w:rPr>
+      </w:pPr>
+      <w:r>
+        <w:rPr>
+          <w:rFonts w:ascii="Consolas" w:eastAsia="Times New Roman" w:hAnsi="Consolas" w:cs="Times New Roman"/>
+          <w:color w:val="2AA198"/>
+          <w:sz w:val="21"/>
+          <w:szCs w:val="21"/>
+        </w:rPr>
+        <w:t>    Create a sieve for the interval [</w:t>
+      </w:r>
+      <w:proofErr w:type="spellStart"/>
+      <w:r>
+        <w:rPr>
+          <w:rFonts w:ascii="Consolas" w:eastAsia="Times New Roman" w:hAnsi="Consolas" w:cs="Times New Roman"/>
+          <w:color w:val="2AA198"/>
+          <w:sz w:val="21"/>
+          <w:szCs w:val="21"/>
+        </w:rPr>
+        <w:t>N_start</w:t>
+      </w:r>
+      <w:proofErr w:type="spellEnd"/>
+      <w:r>
+        <w:rPr>
+          <w:rFonts w:ascii="Consolas" w:eastAsia="Times New Roman" w:hAnsi="Consolas" w:cs="Times New Roman"/>
+          <w:color w:val="2AA198"/>
+          <w:sz w:val="21"/>
+          <w:szCs w:val="21"/>
+        </w:rPr>
+        <w:t xml:space="preserve">, </w:t>
+      </w:r>
+      <w:proofErr w:type="spellStart"/>
+      <w:r>
+        <w:rPr>
+          <w:rFonts w:ascii="Consolas" w:eastAsia="Times New Roman" w:hAnsi="Consolas" w:cs="Times New Roman"/>
+          <w:color w:val="2AA198"/>
+          <w:sz w:val="21"/>
+          <w:szCs w:val="21"/>
+        </w:rPr>
+        <w:t>N_start</w:t>
+      </w:r>
+      <w:proofErr w:type="spellEnd"/>
+      <w:r>
+        <w:rPr>
+          <w:rFonts w:ascii="Consolas" w:eastAsia="Times New Roman" w:hAnsi="Consolas" w:cs="Times New Roman"/>
+          <w:color w:val="2AA198"/>
+          <w:sz w:val="21"/>
+          <w:szCs w:val="21"/>
+        </w:rPr>
+        <w:t xml:space="preserve"> + d);</w:t>
+      </w:r>
+    </w:p>
+    <w:p>
+      <w:pPr>
+        <w:shd w:val="clear" w:color="auto" w:fill="FDF6E3"/>
+        <w:spacing w:after="0" w:line="285" w:lineRule="atLeast"/>
+        <w:rPr>
+          <w:rFonts w:ascii="Consolas" w:eastAsia="Times New Roman" w:hAnsi="Consolas" w:cs="Times New Roman"/>
+          <w:color w:val="657B83"/>
+          <w:sz w:val="21"/>
+          <w:szCs w:val="21"/>
+        </w:rPr>
+      </w:pPr>
+      <w:r>
+        <w:rPr>
+          <w:rFonts w:ascii="Consolas" w:eastAsia="Times New Roman" w:hAnsi="Consolas" w:cs="Times New Roman"/>
+          <w:color w:val="2AA198"/>
+          <w:sz w:val="21"/>
+          <w:szCs w:val="21"/>
+        </w:rPr>
+        <w:t xml:space="preserve">    Uses </w:t>
+      </w:r>
+      <w:proofErr w:type="spellStart"/>
+      <w:r>
+        <w:rPr>
+          <w:rFonts w:ascii="Consolas" w:eastAsia="Times New Roman" w:hAnsi="Consolas" w:cs="Times New Roman"/>
+          <w:color w:val="2AA198"/>
+          <w:sz w:val="21"/>
+          <w:szCs w:val="21"/>
+        </w:rPr>
+        <w:t>primes_seed</w:t>
+      </w:r>
+      <w:proofErr w:type="spellEnd"/>
+      <w:r>
+        <w:rPr>
+          <w:rFonts w:ascii="Consolas" w:eastAsia="Times New Roman" w:hAnsi="Consolas" w:cs="Times New Roman"/>
+          <w:color w:val="2AA198"/>
+          <w:sz w:val="21"/>
+          <w:szCs w:val="21"/>
+        </w:rPr>
+        <w:t xml:space="preserve"> (the primes </w:t>
+      </w:r>
+      <w:proofErr w:type="spellStart"/>
+      <w:r>
+        <w:rPr>
+          <w:rFonts w:ascii="Consolas" w:eastAsia="Times New Roman" w:hAnsi="Consolas" w:cs="Times New Roman"/>
+          <w:color w:val="2AA198"/>
+          <w:sz w:val="21"/>
+          <w:szCs w:val="21"/>
+        </w:rPr>
+        <w:t>primes</w:t>
+      </w:r>
+      <w:proofErr w:type="spellEnd"/>
+      <w:r>
+        <w:rPr>
+          <w:rFonts w:ascii="Consolas" w:eastAsia="Times New Roman" w:hAnsi="Consolas" w:cs="Times New Roman"/>
+          <w:color w:val="2AA198"/>
+          <w:sz w:val="21"/>
+          <w:szCs w:val="21"/>
+        </w:rPr>
+        <w:t xml:space="preserve"> &lt;= </w:t>
+      </w:r>
+      <w:proofErr w:type="gramStart"/>
+      <w:r>
+        <w:rPr>
+          <w:rFonts w:ascii="Consolas" w:eastAsia="Times New Roman" w:hAnsi="Consolas" w:cs="Times New Roman"/>
+          <w:color w:val="2AA198"/>
+          <w:sz w:val="21"/>
+          <w:szCs w:val="21"/>
+        </w:rPr>
+        <w:t>sqrt(</w:t>
+      </w:r>
+      <w:proofErr w:type="spellStart"/>
+      <w:proofErr w:type="gramEnd"/>
+      <w:r>
+        <w:rPr>
+          <w:rFonts w:ascii="Consolas" w:eastAsia="Times New Roman" w:hAnsi="Consolas" w:cs="Times New Roman"/>
+          <w:color w:val="2AA198"/>
+          <w:sz w:val="21"/>
+          <w:szCs w:val="21"/>
+        </w:rPr>
+        <w:t>N_start</w:t>
+      </w:r>
+      <w:proofErr w:type="spellEnd"/>
+      <w:r>
+        <w:rPr>
+          <w:rFonts w:ascii="Consolas" w:eastAsia="Times New Roman" w:hAnsi="Consolas" w:cs="Times New Roman"/>
+          <w:color w:val="2AA198"/>
+          <w:sz w:val="21"/>
+          <w:szCs w:val="21"/>
+        </w:rPr>
+        <w:t xml:space="preserve"> + d - 1)) to mark composites in that segment;</w:t>
+      </w:r>
+    </w:p>
+    <w:p>
+      <w:pPr>
+        <w:shd w:val="clear" w:color="auto" w:fill="FDF6E3"/>
+        <w:spacing w:after="0" w:line="285" w:lineRule="atLeast"/>
+        <w:rPr>
+          <w:rFonts w:ascii="Consolas" w:eastAsia="Times New Roman" w:hAnsi="Consolas" w:cs="Times New Roman"/>
+          <w:color w:val="657B83"/>
+          <w:sz w:val="21"/>
+          <w:szCs w:val="21"/>
+        </w:rPr>
+      </w:pPr>
+      <w:r>
+        <w:rPr>
+          <w:rFonts w:ascii="Consolas" w:eastAsia="Times New Roman" w:hAnsi="Consolas" w:cs="Times New Roman"/>
+          <w:color w:val="2AA198"/>
+          <w:sz w:val="21"/>
+          <w:szCs w:val="21"/>
+        </w:rPr>
+        <w:t>    Extracts and returns the primes contained in that segment.</w:t>
+      </w:r>
+    </w:p>
+    <w:p>
+      <w:pPr>
+        <w:shd w:val="clear" w:color="auto" w:fill="FDF6E3"/>
+        <w:spacing w:after="0" w:line="285" w:lineRule="atLeast"/>
+        <w:rPr>
+          <w:rFonts w:ascii="Consolas" w:eastAsia="Times New Roman" w:hAnsi="Consolas" w:cs="Times New Roman"/>
+          <w:color w:val="657B83"/>
+          <w:sz w:val="21"/>
+          <w:szCs w:val="21"/>
+        </w:rPr>
+      </w:pPr>
+      <w:r>
+        <w:rPr>
+          <w:rFonts w:ascii="Consolas" w:eastAsia="Times New Roman" w:hAnsi="Consolas" w:cs="Times New Roman"/>
+          <w:color w:val="2AA198"/>
+          <w:sz w:val="21"/>
+          <w:szCs w:val="21"/>
+        </w:rPr>
+        <w:t>    """</w:t>
+      </w:r>
+      <w:r>
+        <w:rPr>
+          <w:rFonts w:ascii="Consolas" w:eastAsia="Times New Roman" w:hAnsi="Consolas" w:cs="Times New Roman"/>
+          <w:color w:val="657B83"/>
+          <w:sz w:val="21"/>
+          <w:szCs w:val="21"/>
+        </w:rPr>
+        <w:t xml:space="preserve">    </w:t>
+      </w:r>
+    </w:p>
+    <w:p>
+      <w:pPr>
+        <w:shd w:val="clear" w:color="auto" w:fill="FDF6E3"/>
+        <w:spacing w:after="0" w:line="285" w:lineRule="atLeast"/>
+        <w:rPr>
+          <w:rFonts w:ascii="Consolas" w:eastAsia="Times New Roman" w:hAnsi="Consolas" w:cs="Times New Roman"/>
+          <w:color w:val="657B83"/>
+          <w:sz w:val="21"/>
+          <w:szCs w:val="21"/>
+        </w:rPr>
+      </w:pPr>
+      <w:r>
+        <w:rPr>
+          <w:rFonts w:ascii="Consolas" w:eastAsia="Times New Roman" w:hAnsi="Consolas" w:cs="Times New Roman"/>
+          <w:color w:val="657B83"/>
+          <w:sz w:val="21"/>
+          <w:szCs w:val="21"/>
+        </w:rPr>
+        <w:t xml:space="preserve">    </w:t>
+      </w:r>
+      <w:r>
+        <w:rPr>
+          <w:rFonts w:ascii="Consolas" w:eastAsia="Times New Roman" w:hAnsi="Consolas" w:cs="Times New Roman"/>
+          <w:color w:val="268BD2"/>
+          <w:sz w:val="21"/>
+          <w:szCs w:val="21"/>
+        </w:rPr>
+        <w:t>sieve</w:t>
+      </w:r>
+      <w:r>
+        <w:rPr>
+          <w:rFonts w:ascii="Consolas" w:eastAsia="Times New Roman" w:hAnsi="Consolas" w:cs="Times New Roman"/>
+          <w:color w:val="657B83"/>
+          <w:sz w:val="21"/>
+          <w:szCs w:val="21"/>
+        </w:rPr>
+        <w:t xml:space="preserve"> </w:t>
+      </w:r>
+      <w:r>
+        <w:rPr>
+          <w:rFonts w:ascii="Consolas" w:eastAsia="Times New Roman" w:hAnsi="Consolas" w:cs="Times New Roman"/>
+          <w:color w:val="859900"/>
+          <w:sz w:val="21"/>
+          <w:szCs w:val="21"/>
+        </w:rPr>
+        <w:t>=</w:t>
+      </w:r>
+      <w:r>
+        <w:rPr>
+          <w:rFonts w:ascii="Consolas" w:eastAsia="Times New Roman" w:hAnsi="Consolas" w:cs="Times New Roman"/>
+          <w:color w:val="657B83"/>
+          <w:sz w:val="21"/>
+          <w:szCs w:val="21"/>
+        </w:rPr>
+        <w:t xml:space="preserve"> </w:t>
+      </w:r>
+      <w:proofErr w:type="spellStart"/>
+      <w:proofErr w:type="gramStart"/>
+      <w:r>
+        <w:rPr>
+          <w:rFonts w:ascii="Consolas" w:eastAsia="Times New Roman" w:hAnsi="Consolas" w:cs="Times New Roman"/>
+          <w:color w:val="CB4B16"/>
+          <w:sz w:val="21"/>
+          <w:szCs w:val="21"/>
+        </w:rPr>
+        <w:t>np</w:t>
+      </w:r>
+      <w:r>
+        <w:rPr>
+          <w:rFonts w:ascii="Consolas" w:eastAsia="Times New Roman" w:hAnsi="Consolas" w:cs="Times New Roman"/>
+          <w:color w:val="657B83"/>
+          <w:sz w:val="21"/>
+          <w:szCs w:val="21"/>
+        </w:rPr>
+        <w:t>.</w:t>
+      </w:r>
+      <w:r>
+        <w:rPr>
+          <w:rFonts w:ascii="Consolas" w:eastAsia="Times New Roman" w:hAnsi="Consolas" w:cs="Times New Roman"/>
+          <w:color w:val="268BD2"/>
+          <w:sz w:val="21"/>
+          <w:szCs w:val="21"/>
+        </w:rPr>
+        <w:t>ones</w:t>
+      </w:r>
+      <w:proofErr w:type="spellEnd"/>
+      <w:proofErr w:type="gramEnd"/>
+      <w:r>
+        <w:rPr>
+          <w:rFonts w:ascii="Consolas" w:eastAsia="Times New Roman" w:hAnsi="Consolas" w:cs="Times New Roman"/>
+          <w:color w:val="657B83"/>
+          <w:sz w:val="21"/>
+          <w:szCs w:val="21"/>
+        </w:rPr>
+        <w:t xml:space="preserve">(d, </w:t>
+      </w:r>
+      <w:proofErr w:type="spellStart"/>
+      <w:r>
+        <w:rPr>
+          <w:rFonts w:ascii="Consolas" w:eastAsia="Times New Roman" w:hAnsi="Consolas" w:cs="Times New Roman"/>
+          <w:color w:val="657B83"/>
+          <w:sz w:val="21"/>
+          <w:szCs w:val="21"/>
+        </w:rPr>
+        <w:t>dtype</w:t>
+      </w:r>
+      <w:proofErr w:type="spellEnd"/>
+      <w:r>
+        <w:rPr>
+          <w:rFonts w:ascii="Consolas" w:eastAsia="Times New Roman" w:hAnsi="Consolas" w:cs="Times New Roman"/>
+          <w:color w:val="859900"/>
+          <w:sz w:val="21"/>
+          <w:szCs w:val="21"/>
+        </w:rPr>
+        <w:t>=</w:t>
+      </w:r>
+      <w:r>
+        <w:rPr>
+          <w:rFonts w:ascii="Consolas" w:eastAsia="Times New Roman" w:hAnsi="Consolas" w:cs="Times New Roman"/>
+          <w:color w:val="CB4B16"/>
+          <w:sz w:val="21"/>
+          <w:szCs w:val="21"/>
+        </w:rPr>
+        <w:t>bool</w:t>
+      </w:r>
+      <w:r>
+        <w:rPr>
+          <w:rFonts w:ascii="Consolas" w:eastAsia="Times New Roman" w:hAnsi="Consolas" w:cs="Times New Roman"/>
+          <w:color w:val="657B83"/>
+          <w:sz w:val="21"/>
+          <w:szCs w:val="21"/>
+        </w:rPr>
+        <w:t>)</w:t>
+      </w:r>
+    </w:p>
+    <w:p>
+      <w:pPr>
+        <w:shd w:val="clear" w:color="auto" w:fill="FDF6E3"/>
+        <w:spacing w:after="0" w:line="285" w:lineRule="atLeast"/>
+        <w:rPr>
+          <w:rFonts w:ascii="Consolas" w:eastAsia="Times New Roman" w:hAnsi="Consolas" w:cs="Times New Roman"/>
+          <w:color w:val="657B83"/>
+          <w:sz w:val="21"/>
+          <w:szCs w:val="21"/>
+        </w:rPr>
+      </w:pPr>
+    </w:p>
+    <w:p>
+      <w:pPr>
+        <w:shd w:val="clear" w:color="auto" w:fill="FDF6E3"/>
+        <w:spacing w:after="0" w:line="285" w:lineRule="atLeast"/>
+        <w:rPr>
+          <w:rFonts w:ascii="Consolas" w:eastAsia="Times New Roman" w:hAnsi="Consolas" w:cs="Times New Roman"/>
+          <w:color w:val="657B83"/>
+          <w:sz w:val="21"/>
+          <w:szCs w:val="21"/>
+        </w:rPr>
+      </w:pPr>
+      <w:r>
+        <w:rPr>
+          <w:rFonts w:ascii="Consolas" w:eastAsia="Times New Roman" w:hAnsi="Consolas" w:cs="Times New Roman"/>
+          <w:color w:val="657B83"/>
+          <w:sz w:val="21"/>
+          <w:szCs w:val="21"/>
+        </w:rPr>
+        <w:t xml:space="preserve">    </w:t>
+      </w:r>
+      <w:r>
+        <w:rPr>
+          <w:rFonts w:ascii="Consolas" w:eastAsia="Times New Roman" w:hAnsi="Consolas" w:cs="Times New Roman"/>
+          <w:color w:val="859900"/>
+          <w:sz w:val="21"/>
+          <w:szCs w:val="21"/>
+        </w:rPr>
+        <w:t>for</w:t>
+      </w:r>
+      <w:r>
+        <w:rPr>
+          <w:rFonts w:ascii="Consolas" w:eastAsia="Times New Roman" w:hAnsi="Consolas" w:cs="Times New Roman"/>
+          <w:color w:val="657B83"/>
+          <w:sz w:val="21"/>
+          <w:szCs w:val="21"/>
+        </w:rPr>
+        <w:t xml:space="preserve"> </w:t>
+      </w:r>
+      <w:r>
+        <w:rPr>
+          <w:rFonts w:ascii="Consolas" w:eastAsia="Times New Roman" w:hAnsi="Consolas" w:cs="Times New Roman"/>
+          <w:color w:val="268BD2"/>
+          <w:sz w:val="21"/>
+          <w:szCs w:val="21"/>
+        </w:rPr>
+        <w:t>p</w:t>
+      </w:r>
+      <w:r>
+        <w:rPr>
+          <w:rFonts w:ascii="Consolas" w:eastAsia="Times New Roman" w:hAnsi="Consolas" w:cs="Times New Roman"/>
+          <w:color w:val="657B83"/>
+          <w:sz w:val="21"/>
+          <w:szCs w:val="21"/>
+        </w:rPr>
+        <w:t xml:space="preserve"> </w:t>
+      </w:r>
+      <w:r>
+        <w:rPr>
+          <w:rFonts w:ascii="Consolas" w:eastAsia="Times New Roman" w:hAnsi="Consolas" w:cs="Times New Roman"/>
+          <w:color w:val="859900"/>
+          <w:sz w:val="21"/>
+          <w:szCs w:val="21"/>
+        </w:rPr>
+        <w:t>in</w:t>
+      </w:r>
+      <w:r>
+        <w:rPr>
+          <w:rFonts w:ascii="Consolas" w:eastAsia="Times New Roman" w:hAnsi="Consolas" w:cs="Times New Roman"/>
+          <w:color w:val="657B83"/>
+          <w:sz w:val="21"/>
+          <w:szCs w:val="21"/>
+        </w:rPr>
+        <w:t xml:space="preserve"> </w:t>
+      </w:r>
+      <w:proofErr w:type="spellStart"/>
+      <w:r>
+        <w:rPr>
+          <w:rFonts w:ascii="Consolas" w:eastAsia="Times New Roman" w:hAnsi="Consolas" w:cs="Times New Roman"/>
+          <w:color w:val="657B83"/>
+          <w:sz w:val="21"/>
+          <w:szCs w:val="21"/>
+        </w:rPr>
+        <w:t>primes_seed</w:t>
+      </w:r>
+      <w:proofErr w:type="spellEnd"/>
+      <w:r>
+        <w:rPr>
+          <w:rFonts w:ascii="Consolas" w:eastAsia="Times New Roman" w:hAnsi="Consolas" w:cs="Times New Roman"/>
+          <w:color w:val="657B83"/>
+          <w:sz w:val="21"/>
+          <w:szCs w:val="21"/>
+        </w:rPr>
+        <w:t>:</w:t>
+      </w:r>
+    </w:p>
+    <w:p>
+      <w:pPr>
+        <w:shd w:val="clear" w:color="auto" w:fill="FDF6E3"/>
+        <w:spacing w:after="0" w:line="285" w:lineRule="atLeast"/>
+        <w:rPr>
+          <w:rFonts w:ascii="Consolas" w:eastAsia="Times New Roman" w:hAnsi="Consolas" w:cs="Times New Roman"/>
+          <w:color w:val="657B83"/>
+          <w:sz w:val="21"/>
+          <w:szCs w:val="21"/>
+        </w:rPr>
+      </w:pPr>
+      <w:r>
+        <w:rPr>
+          <w:rFonts w:ascii="Consolas" w:eastAsia="Times New Roman" w:hAnsi="Consolas" w:cs="Times New Roman"/>
+          <w:color w:val="657B83"/>
+          <w:sz w:val="21"/>
+          <w:szCs w:val="21"/>
+        </w:rPr>
+        <w:t xml:space="preserve">        </w:t>
+      </w:r>
+      <w:r>
+        <w:rPr>
+          <w:rFonts w:ascii="Consolas" w:eastAsia="Times New Roman" w:hAnsi="Consolas" w:cs="Times New Roman"/>
+          <w:color w:val="859900"/>
+          <w:sz w:val="21"/>
+          <w:szCs w:val="21"/>
+        </w:rPr>
+        <w:t>if</w:t>
+      </w:r>
+      <w:r>
+        <w:rPr>
+          <w:rFonts w:ascii="Consolas" w:eastAsia="Times New Roman" w:hAnsi="Consolas" w:cs="Times New Roman"/>
+          <w:color w:val="657B83"/>
+          <w:sz w:val="21"/>
+          <w:szCs w:val="21"/>
+        </w:rPr>
+        <w:t xml:space="preserve"> </w:t>
+      </w:r>
+      <w:r>
+        <w:rPr>
+          <w:rFonts w:ascii="Consolas" w:eastAsia="Times New Roman" w:hAnsi="Consolas" w:cs="Times New Roman"/>
+          <w:color w:val="268BD2"/>
+          <w:sz w:val="21"/>
+          <w:szCs w:val="21"/>
+        </w:rPr>
+        <w:t>p</w:t>
+      </w:r>
+      <w:r>
+        <w:rPr>
+          <w:rFonts w:ascii="Consolas" w:eastAsia="Times New Roman" w:hAnsi="Consolas" w:cs="Times New Roman"/>
+          <w:color w:val="657B83"/>
+          <w:sz w:val="21"/>
+          <w:szCs w:val="21"/>
+        </w:rPr>
+        <w:t xml:space="preserve"> </w:t>
+      </w:r>
+      <w:r>
+        <w:rPr>
+          <w:rFonts w:ascii="Consolas" w:eastAsia="Times New Roman" w:hAnsi="Consolas" w:cs="Times New Roman"/>
+          <w:color w:val="859900"/>
+          <w:sz w:val="21"/>
+          <w:szCs w:val="21"/>
+        </w:rPr>
+        <w:t>*</w:t>
+      </w:r>
+      <w:r>
+        <w:rPr>
+          <w:rFonts w:ascii="Consolas" w:eastAsia="Times New Roman" w:hAnsi="Consolas" w:cs="Times New Roman"/>
+          <w:color w:val="657B83"/>
+          <w:sz w:val="21"/>
+          <w:szCs w:val="21"/>
+        </w:rPr>
+        <w:t xml:space="preserve"> </w:t>
+      </w:r>
+      <w:r>
+        <w:rPr>
+          <w:rFonts w:ascii="Consolas" w:eastAsia="Times New Roman" w:hAnsi="Consolas" w:cs="Times New Roman"/>
+          <w:color w:val="268BD2"/>
+          <w:sz w:val="21"/>
+          <w:szCs w:val="21"/>
+        </w:rPr>
+        <w:t>p</w:t>
+      </w:r>
+      <w:r>
+        <w:rPr>
+          <w:rFonts w:ascii="Consolas" w:eastAsia="Times New Roman" w:hAnsi="Consolas" w:cs="Times New Roman"/>
+          <w:color w:val="657B83"/>
+          <w:sz w:val="21"/>
+          <w:szCs w:val="21"/>
+        </w:rPr>
+        <w:t xml:space="preserve"> </w:t>
+      </w:r>
+      <w:r>
+        <w:rPr>
+          <w:rFonts w:ascii="Consolas" w:eastAsia="Times New Roman" w:hAnsi="Consolas" w:cs="Times New Roman"/>
+          <w:color w:val="859900"/>
+          <w:sz w:val="21"/>
+          <w:szCs w:val="21"/>
+        </w:rPr>
+        <w:t>&gt;=</w:t>
+      </w:r>
+      <w:r>
+        <w:rPr>
+          <w:rFonts w:ascii="Consolas" w:eastAsia="Times New Roman" w:hAnsi="Consolas" w:cs="Times New Roman"/>
+          <w:color w:val="657B83"/>
+          <w:sz w:val="21"/>
+          <w:szCs w:val="21"/>
+        </w:rPr>
+        <w:t xml:space="preserve"> </w:t>
+      </w:r>
+      <w:proofErr w:type="spellStart"/>
+      <w:r>
+        <w:rPr>
+          <w:rFonts w:ascii="Consolas" w:eastAsia="Times New Roman" w:hAnsi="Consolas" w:cs="Times New Roman"/>
+          <w:color w:val="657B83"/>
+          <w:sz w:val="21"/>
+          <w:szCs w:val="21"/>
+        </w:rPr>
+        <w:t>N_start</w:t>
+      </w:r>
+      <w:proofErr w:type="spellEnd"/>
+      <w:r>
+        <w:rPr>
+          <w:rFonts w:ascii="Consolas" w:eastAsia="Times New Roman" w:hAnsi="Consolas" w:cs="Times New Roman"/>
+          <w:color w:val="657B83"/>
+          <w:sz w:val="21"/>
+          <w:szCs w:val="21"/>
+        </w:rPr>
+        <w:t xml:space="preserve"> </w:t>
+      </w:r>
+      <w:r>
+        <w:rPr>
+          <w:rFonts w:ascii="Consolas" w:eastAsia="Times New Roman" w:hAnsi="Consolas" w:cs="Times New Roman"/>
+          <w:color w:val="859900"/>
+          <w:sz w:val="21"/>
+          <w:szCs w:val="21"/>
+        </w:rPr>
+        <w:t>+</w:t>
+      </w:r>
+      <w:r>
+        <w:rPr>
+          <w:rFonts w:ascii="Consolas" w:eastAsia="Times New Roman" w:hAnsi="Consolas" w:cs="Times New Roman"/>
+          <w:color w:val="657B83"/>
+          <w:sz w:val="21"/>
+          <w:szCs w:val="21"/>
+        </w:rPr>
+        <w:t xml:space="preserve"> </w:t>
+      </w:r>
+      <w:proofErr w:type="gramStart"/>
+      <w:r>
+        <w:rPr>
+          <w:rFonts w:ascii="Consolas" w:eastAsia="Times New Roman" w:hAnsi="Consolas" w:cs="Times New Roman"/>
+          <w:color w:val="657B83"/>
+          <w:sz w:val="21"/>
+          <w:szCs w:val="21"/>
+        </w:rPr>
+        <w:t>d :</w:t>
+      </w:r>
+      <w:proofErr w:type="gramEnd"/>
+    </w:p>
+    <w:p>
+      <w:pPr>
+        <w:shd w:val="clear" w:color="auto" w:fill="FDF6E3"/>
+        <w:spacing w:after="0" w:line="285" w:lineRule="atLeast"/>
+        <w:rPr>
+          <w:rFonts w:ascii="Consolas" w:eastAsia="Times New Roman" w:hAnsi="Consolas" w:cs="Times New Roman"/>
+          <w:color w:val="657B83"/>
+          <w:sz w:val="21"/>
+          <w:szCs w:val="21"/>
+        </w:rPr>
+      </w:pPr>
+      <w:r>
+        <w:rPr>
+          <w:rFonts w:ascii="Consolas" w:eastAsia="Times New Roman" w:hAnsi="Consolas" w:cs="Times New Roman"/>
+          <w:color w:val="657B83"/>
+          <w:sz w:val="21"/>
+          <w:szCs w:val="21"/>
+        </w:rPr>
+        <w:t xml:space="preserve">            </w:t>
+      </w:r>
+      <w:r>
+        <w:rPr>
+          <w:rFonts w:ascii="Consolas" w:eastAsia="Times New Roman" w:hAnsi="Consolas" w:cs="Times New Roman"/>
+          <w:color w:val="859900"/>
+          <w:sz w:val="21"/>
+          <w:szCs w:val="21"/>
+        </w:rPr>
+        <w:t>break</w:t>
+      </w:r>
+      <w:r>
+        <w:rPr>
+          <w:rFonts w:ascii="Consolas" w:eastAsia="Times New Roman" w:hAnsi="Consolas" w:cs="Times New Roman"/>
+          <w:color w:val="657B83"/>
+          <w:sz w:val="21"/>
+          <w:szCs w:val="21"/>
+        </w:rPr>
+        <w:t xml:space="preserve">  </w:t>
+      </w:r>
+    </w:p>
+    <w:p>
+      <w:pPr>
+        <w:shd w:val="clear" w:color="auto" w:fill="FDF6E3"/>
+        <w:spacing w:after="0" w:line="285" w:lineRule="atLeast"/>
+        <w:rPr>
+          <w:rFonts w:ascii="Consolas" w:eastAsia="Times New Roman" w:hAnsi="Consolas" w:cs="Times New Roman"/>
+          <w:color w:val="657B83"/>
+          <w:sz w:val="21"/>
+          <w:szCs w:val="21"/>
+        </w:rPr>
+      </w:pPr>
+    </w:p>
+    <w:p>
+      <w:pPr>
+        <w:shd w:val="clear" w:color="auto" w:fill="FDF6E3"/>
+        <w:spacing w:after="0" w:line="285" w:lineRule="atLeast"/>
+        <w:rPr>
+          <w:rFonts w:ascii="Consolas" w:eastAsia="Times New Roman" w:hAnsi="Consolas" w:cs="Times New Roman"/>
+          <w:color w:val="657B83"/>
+          <w:sz w:val="21"/>
+          <w:szCs w:val="21"/>
+        </w:rPr>
+      </w:pPr>
+      <w:r>
+        <w:rPr>
+          <w:rFonts w:ascii="Consolas" w:eastAsia="Times New Roman" w:hAnsi="Consolas" w:cs="Times New Roman"/>
+          <w:color w:val="657B83"/>
+          <w:sz w:val="21"/>
+          <w:szCs w:val="21"/>
+        </w:rPr>
+        <w:t xml:space="preserve">        </w:t>
+      </w:r>
+      <w:r>
+        <w:rPr>
+          <w:rFonts w:ascii="Consolas" w:eastAsia="Times New Roman" w:hAnsi="Consolas" w:cs="Times New Roman"/>
+          <w:color w:val="268BD2"/>
+          <w:sz w:val="21"/>
+          <w:szCs w:val="21"/>
+        </w:rPr>
+        <w:t>start</w:t>
+      </w:r>
+      <w:r>
+        <w:rPr>
+          <w:rFonts w:ascii="Consolas" w:eastAsia="Times New Roman" w:hAnsi="Consolas" w:cs="Times New Roman"/>
+          <w:color w:val="657B83"/>
+          <w:sz w:val="21"/>
+          <w:szCs w:val="21"/>
+        </w:rPr>
+        <w:t xml:space="preserve"> </w:t>
+      </w:r>
+      <w:r>
+        <w:rPr>
+          <w:rFonts w:ascii="Consolas" w:eastAsia="Times New Roman" w:hAnsi="Consolas" w:cs="Times New Roman"/>
+          <w:color w:val="859900"/>
+          <w:sz w:val="21"/>
+          <w:szCs w:val="21"/>
+        </w:rPr>
+        <w:t>=</w:t>
+      </w:r>
+      <w:r>
+        <w:rPr>
+          <w:rFonts w:ascii="Consolas" w:eastAsia="Times New Roman" w:hAnsi="Consolas" w:cs="Times New Roman"/>
+          <w:color w:val="657B83"/>
+          <w:sz w:val="21"/>
+          <w:szCs w:val="21"/>
+        </w:rPr>
+        <w:t xml:space="preserve"> </w:t>
+      </w:r>
+      <w:r>
+        <w:rPr>
+          <w:rFonts w:ascii="Consolas" w:eastAsia="Times New Roman" w:hAnsi="Consolas" w:cs="Times New Roman"/>
+          <w:color w:val="268BD2"/>
+          <w:sz w:val="21"/>
+          <w:szCs w:val="21"/>
+        </w:rPr>
+        <w:t>p</w:t>
+      </w:r>
+      <w:r>
+        <w:rPr>
+          <w:rFonts w:ascii="Consolas" w:eastAsia="Times New Roman" w:hAnsi="Consolas" w:cs="Times New Roman"/>
+          <w:color w:val="657B83"/>
+          <w:sz w:val="21"/>
+          <w:szCs w:val="21"/>
+        </w:rPr>
+        <w:t xml:space="preserve"> </w:t>
+      </w:r>
+      <w:r>
+        <w:rPr>
+          <w:rFonts w:ascii="Consolas" w:eastAsia="Times New Roman" w:hAnsi="Consolas" w:cs="Times New Roman"/>
+          <w:color w:val="859900"/>
+          <w:sz w:val="21"/>
+          <w:szCs w:val="21"/>
+        </w:rPr>
+        <w:t>*</w:t>
+      </w:r>
+      <w:r>
+        <w:rPr>
+          <w:rFonts w:ascii="Consolas" w:eastAsia="Times New Roman" w:hAnsi="Consolas" w:cs="Times New Roman"/>
+          <w:color w:val="657B83"/>
+          <w:sz w:val="21"/>
+          <w:szCs w:val="21"/>
+        </w:rPr>
+        <w:t xml:space="preserve"> </w:t>
+      </w:r>
+      <w:r>
+        <w:rPr>
+          <w:rFonts w:ascii="Consolas" w:eastAsia="Times New Roman" w:hAnsi="Consolas" w:cs="Times New Roman"/>
+          <w:color w:val="268BD2"/>
+          <w:sz w:val="21"/>
+          <w:szCs w:val="21"/>
+        </w:rPr>
+        <w:t>p</w:t>
+      </w:r>
+    </w:p>
+    <w:p>
+      <w:pPr>
+        <w:shd w:val="clear" w:color="auto" w:fill="FDF6E3"/>
+        <w:spacing w:after="0" w:line="285" w:lineRule="atLeast"/>
+        <w:rPr>
+          <w:rFonts w:ascii="Consolas" w:eastAsia="Times New Roman" w:hAnsi="Consolas" w:cs="Times New Roman"/>
+          <w:color w:val="657B83"/>
+          <w:sz w:val="21"/>
+          <w:szCs w:val="21"/>
+        </w:rPr>
+      </w:pPr>
+      <w:r>
+        <w:rPr>
+          <w:rFonts w:ascii="Consolas" w:eastAsia="Times New Roman" w:hAnsi="Consolas" w:cs="Times New Roman"/>
+          <w:color w:val="657B83"/>
+          <w:sz w:val="21"/>
+          <w:szCs w:val="21"/>
+        </w:rPr>
+        <w:t xml:space="preserve">        </w:t>
+      </w:r>
+      <w:r>
+        <w:rPr>
+          <w:rFonts w:ascii="Consolas" w:eastAsia="Times New Roman" w:hAnsi="Consolas" w:cs="Times New Roman"/>
+          <w:color w:val="859900"/>
+          <w:sz w:val="21"/>
+          <w:szCs w:val="21"/>
+        </w:rPr>
+        <w:t>if</w:t>
+      </w:r>
+      <w:r>
+        <w:rPr>
+          <w:rFonts w:ascii="Consolas" w:eastAsia="Times New Roman" w:hAnsi="Consolas" w:cs="Times New Roman"/>
+          <w:color w:val="657B83"/>
+          <w:sz w:val="21"/>
+          <w:szCs w:val="21"/>
+        </w:rPr>
+        <w:t xml:space="preserve"> </w:t>
+      </w:r>
+      <w:r>
+        <w:rPr>
+          <w:rFonts w:ascii="Consolas" w:eastAsia="Times New Roman" w:hAnsi="Consolas" w:cs="Times New Roman"/>
+          <w:color w:val="268BD2"/>
+          <w:sz w:val="21"/>
+          <w:szCs w:val="21"/>
+        </w:rPr>
+        <w:t>start</w:t>
+      </w:r>
+      <w:r>
+        <w:rPr>
+          <w:rFonts w:ascii="Consolas" w:eastAsia="Times New Roman" w:hAnsi="Consolas" w:cs="Times New Roman"/>
+          <w:color w:val="657B83"/>
+          <w:sz w:val="21"/>
+          <w:szCs w:val="21"/>
+        </w:rPr>
+        <w:t xml:space="preserve"> </w:t>
+      </w:r>
+      <w:r>
+        <w:rPr>
+          <w:rFonts w:ascii="Consolas" w:eastAsia="Times New Roman" w:hAnsi="Consolas" w:cs="Times New Roman"/>
+          <w:color w:val="859900"/>
+          <w:sz w:val="21"/>
+          <w:szCs w:val="21"/>
+        </w:rPr>
+        <w:t>&lt;</w:t>
+      </w:r>
+      <w:r>
+        <w:rPr>
+          <w:rFonts w:ascii="Consolas" w:eastAsia="Times New Roman" w:hAnsi="Consolas" w:cs="Times New Roman"/>
+          <w:color w:val="657B83"/>
+          <w:sz w:val="21"/>
+          <w:szCs w:val="21"/>
+        </w:rPr>
+        <w:t xml:space="preserve"> </w:t>
+      </w:r>
+      <w:proofErr w:type="spellStart"/>
+      <w:r>
+        <w:rPr>
+          <w:rFonts w:ascii="Consolas" w:eastAsia="Times New Roman" w:hAnsi="Consolas" w:cs="Times New Roman"/>
+          <w:color w:val="657B83"/>
+          <w:sz w:val="21"/>
+          <w:szCs w:val="21"/>
+        </w:rPr>
+        <w:t>N_start</w:t>
+      </w:r>
+      <w:proofErr w:type="spellEnd"/>
+      <w:r>
+        <w:rPr>
+          <w:rFonts w:ascii="Consolas" w:eastAsia="Times New Roman" w:hAnsi="Consolas" w:cs="Times New Roman"/>
+          <w:color w:val="657B83"/>
+          <w:sz w:val="21"/>
+          <w:szCs w:val="21"/>
+        </w:rPr>
+        <w:t>:</w:t>
+      </w:r>
+    </w:p>
+    <w:p>
+      <w:pPr>
+        <w:shd w:val="clear" w:color="auto" w:fill="FDF6E3"/>
+        <w:spacing w:after="0" w:line="285" w:lineRule="atLeast"/>
+        <w:rPr>
+          <w:rFonts w:ascii="Consolas" w:eastAsia="Times New Roman" w:hAnsi="Consolas" w:cs="Times New Roman"/>
+          <w:color w:val="657B83"/>
+          <w:sz w:val="21"/>
+          <w:szCs w:val="21"/>
+        </w:rPr>
+      </w:pPr>
+      <w:r>
+        <w:rPr>
+          <w:rFonts w:ascii="Consolas" w:eastAsia="Times New Roman" w:hAnsi="Consolas" w:cs="Times New Roman"/>
+          <w:color w:val="657B83"/>
+          <w:sz w:val="21"/>
+          <w:szCs w:val="21"/>
+        </w:rPr>
+        <w:t xml:space="preserve">            </w:t>
+      </w:r>
+      <w:r>
+        <w:rPr>
+          <w:rFonts w:ascii="Consolas" w:eastAsia="Times New Roman" w:hAnsi="Consolas" w:cs="Times New Roman"/>
+          <w:i/>
+          <w:iCs/>
+          <w:color w:val="93A1A1"/>
+          <w:sz w:val="21"/>
+          <w:szCs w:val="21"/>
+        </w:rPr>
+        <w:t xml:space="preserve"># </w:t>
+      </w:r>
+      <w:proofErr w:type="gramStart"/>
+      <w:r>
+        <w:rPr>
+          <w:rFonts w:ascii="Consolas" w:eastAsia="Times New Roman" w:hAnsi="Consolas" w:cs="Times New Roman"/>
+          <w:i/>
+          <w:iCs/>
+          <w:color w:val="93A1A1"/>
+          <w:sz w:val="21"/>
+          <w:szCs w:val="21"/>
+        </w:rPr>
+        <w:t>first</w:t>
+      </w:r>
+      <w:proofErr w:type="gramEnd"/>
+      <w:r>
+        <w:rPr>
+          <w:rFonts w:ascii="Consolas" w:eastAsia="Times New Roman" w:hAnsi="Consolas" w:cs="Times New Roman"/>
+          <w:i/>
+          <w:iCs/>
+          <w:color w:val="93A1A1"/>
+          <w:sz w:val="21"/>
+          <w:szCs w:val="21"/>
+        </w:rPr>
+        <w:t xml:space="preserve"> multiple of p that is &gt;= </w:t>
+      </w:r>
+      <w:proofErr w:type="spellStart"/>
+      <w:r>
+        <w:rPr>
+          <w:rFonts w:ascii="Consolas" w:eastAsia="Times New Roman" w:hAnsi="Consolas" w:cs="Times New Roman"/>
+          <w:i/>
+          <w:iCs/>
+          <w:color w:val="93A1A1"/>
+          <w:sz w:val="21"/>
+          <w:szCs w:val="21"/>
+        </w:rPr>
+        <w:t>N_start</w:t>
+      </w:r>
+      <w:proofErr w:type="spellEnd"/>
+      <w:r>
+        <w:rPr>
+          <w:rFonts w:ascii="Consolas" w:eastAsia="Times New Roman" w:hAnsi="Consolas" w:cs="Times New Roman"/>
+          <w:i/>
+          <w:iCs/>
+          <w:color w:val="93A1A1"/>
+          <w:sz w:val="21"/>
+          <w:szCs w:val="21"/>
+        </w:rPr>
+        <w:t>, via integer ceil-division</w:t>
+      </w:r>
+    </w:p>
+    <w:p>
+      <w:pPr>
+        <w:shd w:val="clear" w:color="auto" w:fill="FDF6E3"/>
+        <w:spacing w:after="0" w:line="285" w:lineRule="atLeast"/>
+        <w:rPr>
+          <w:rFonts w:ascii="Consolas" w:eastAsia="Times New Roman" w:hAnsi="Consolas" w:cs="Times New Roman"/>
+          <w:color w:val="657B83"/>
+          <w:sz w:val="21"/>
+          <w:szCs w:val="21"/>
+        </w:rPr>
+      </w:pPr>
+      <w:r>
+        <w:rPr>
+          <w:rFonts w:ascii="Consolas" w:eastAsia="Times New Roman" w:hAnsi="Consolas" w:cs="Times New Roman"/>
+          <w:color w:val="657B83"/>
+          <w:sz w:val="21"/>
+          <w:szCs w:val="21"/>
+        </w:rPr>
+        <w:t xml:space="preserve">            </w:t>
+      </w:r>
+      <w:r>
+        <w:rPr>
+          <w:rFonts w:ascii="Consolas" w:eastAsia="Times New Roman" w:hAnsi="Consolas" w:cs="Times New Roman"/>
+          <w:color w:val="268BD2"/>
+          <w:sz w:val="21"/>
+          <w:szCs w:val="21"/>
+        </w:rPr>
+        <w:t>start</w:t>
+      </w:r>
+      <w:r>
+        <w:rPr>
+          <w:rFonts w:ascii="Consolas" w:eastAsia="Times New Roman" w:hAnsi="Consolas" w:cs="Times New Roman"/>
+          <w:color w:val="657B83"/>
+          <w:sz w:val="21"/>
+          <w:szCs w:val="21"/>
+        </w:rPr>
+        <w:t xml:space="preserve"> </w:t>
+      </w:r>
+      <w:r>
+        <w:rPr>
+          <w:rFonts w:ascii="Consolas" w:eastAsia="Times New Roman" w:hAnsi="Consolas" w:cs="Times New Roman"/>
+          <w:color w:val="859900"/>
+          <w:sz w:val="21"/>
+          <w:szCs w:val="21"/>
+        </w:rPr>
+        <w:t>=</w:t>
+      </w:r>
+      <w:r>
+        <w:rPr>
+          <w:rFonts w:ascii="Consolas" w:eastAsia="Times New Roman" w:hAnsi="Consolas" w:cs="Times New Roman"/>
+          <w:color w:val="657B83"/>
+          <w:sz w:val="21"/>
+          <w:szCs w:val="21"/>
+        </w:rPr>
+        <w:t xml:space="preserve"> </w:t>
+      </w:r>
+      <w:proofErr w:type="gramStart"/>
+      <w:r>
+        <w:rPr>
+          <w:rFonts w:ascii="Consolas" w:eastAsia="Times New Roman" w:hAnsi="Consolas" w:cs="Times New Roman"/>
+          <w:color w:val="859900"/>
+          <w:sz w:val="21"/>
+          <w:szCs w:val="21"/>
+        </w:rPr>
+        <w:t>-</w:t>
+      </w:r>
+      <w:r>
+        <w:rPr>
+          <w:rFonts w:ascii="Consolas" w:eastAsia="Times New Roman" w:hAnsi="Consolas" w:cs="Times New Roman"/>
+          <w:color w:val="657B83"/>
+          <w:sz w:val="21"/>
+          <w:szCs w:val="21"/>
+        </w:rPr>
+        <w:t>(</w:t>
+      </w:r>
+      <w:proofErr w:type="gramEnd"/>
+      <w:r>
+        <w:rPr>
+          <w:rFonts w:ascii="Consolas" w:eastAsia="Times New Roman" w:hAnsi="Consolas" w:cs="Times New Roman"/>
+          <w:color w:val="859900"/>
+          <w:sz w:val="21"/>
+          <w:szCs w:val="21"/>
+        </w:rPr>
+        <w:t>-</w:t>
+      </w:r>
+      <w:proofErr w:type="spellStart"/>
+      <w:r>
+        <w:rPr>
+          <w:rFonts w:ascii="Consolas" w:eastAsia="Times New Roman" w:hAnsi="Consolas" w:cs="Times New Roman"/>
+          <w:color w:val="657B83"/>
+          <w:sz w:val="21"/>
+          <w:szCs w:val="21"/>
+        </w:rPr>
+        <w:t>N_start</w:t>
+      </w:r>
+      <w:proofErr w:type="spellEnd"/>
+      <w:r>
+        <w:rPr>
+          <w:rFonts w:ascii="Consolas" w:eastAsia="Times New Roman" w:hAnsi="Consolas" w:cs="Times New Roman"/>
+          <w:color w:val="657B83"/>
+          <w:sz w:val="21"/>
+          <w:szCs w:val="21"/>
+        </w:rPr>
+        <w:t xml:space="preserve"> </w:t>
+      </w:r>
+      <w:r>
+        <w:rPr>
+          <w:rFonts w:ascii="Consolas" w:eastAsia="Times New Roman" w:hAnsi="Consolas" w:cs="Times New Roman"/>
+          <w:color w:val="859900"/>
+          <w:sz w:val="21"/>
+          <w:szCs w:val="21"/>
+        </w:rPr>
+        <w:t>//</w:t>
+      </w:r>
+      <w:r>
+        <w:rPr>
+          <w:rFonts w:ascii="Consolas" w:eastAsia="Times New Roman" w:hAnsi="Consolas" w:cs="Times New Roman"/>
+          <w:color w:val="657B83"/>
+          <w:sz w:val="21"/>
+          <w:szCs w:val="21"/>
+        </w:rPr>
+        <w:t xml:space="preserve"> </w:t>
+      </w:r>
+      <w:r>
+        <w:rPr>
+          <w:rFonts w:ascii="Consolas" w:eastAsia="Times New Roman" w:hAnsi="Consolas" w:cs="Times New Roman"/>
+          <w:color w:val="268BD2"/>
+          <w:sz w:val="21"/>
+          <w:szCs w:val="21"/>
+        </w:rPr>
+        <w:t>p</w:t>
+      </w:r>
+      <w:r>
+        <w:rPr>
+          <w:rFonts w:ascii="Consolas" w:eastAsia="Times New Roman" w:hAnsi="Consolas" w:cs="Times New Roman"/>
+          <w:color w:val="657B83"/>
+          <w:sz w:val="21"/>
+          <w:szCs w:val="21"/>
+        </w:rPr>
+        <w:t xml:space="preserve">) </w:t>
+      </w:r>
+      <w:r>
+        <w:rPr>
+          <w:rFonts w:ascii="Consolas" w:eastAsia="Times New Roman" w:hAnsi="Consolas" w:cs="Times New Roman"/>
+          <w:color w:val="859900"/>
+          <w:sz w:val="21"/>
+          <w:szCs w:val="21"/>
+        </w:rPr>
+        <w:t>*</w:t>
+      </w:r>
+      <w:r>
+        <w:rPr>
+          <w:rFonts w:ascii="Consolas" w:eastAsia="Times New Roman" w:hAnsi="Consolas" w:cs="Times New Roman"/>
+          <w:color w:val="657B83"/>
+          <w:sz w:val="21"/>
+          <w:szCs w:val="21"/>
+        </w:rPr>
+        <w:t xml:space="preserve"> </w:t>
+      </w:r>
+      <w:r>
+        <w:rPr>
+          <w:rFonts w:ascii="Consolas" w:eastAsia="Times New Roman" w:hAnsi="Consolas" w:cs="Times New Roman"/>
+          <w:color w:val="268BD2"/>
+          <w:sz w:val="21"/>
+          <w:szCs w:val="21"/>
+        </w:rPr>
+        <w:t>p</w:t>
+      </w:r>
+    </w:p>
+    <w:p>
+      <w:pPr>
+        <w:shd w:val="clear" w:color="auto" w:fill="FDF6E3"/>
+        <w:spacing w:after="0" w:line="285" w:lineRule="atLeast"/>
+        <w:rPr>
+          <w:rFonts w:ascii="Consolas" w:eastAsia="Times New Roman" w:hAnsi="Consolas" w:cs="Times New Roman"/>
+          <w:color w:val="657B83"/>
+          <w:sz w:val="21"/>
+          <w:szCs w:val="21"/>
+        </w:rPr>
+      </w:pPr>
+    </w:p>
+    <w:p>
+      <w:pPr>
+        <w:shd w:val="clear" w:color="auto" w:fill="FDF6E3"/>
+        <w:spacing w:after="0" w:line="285" w:lineRule="atLeast"/>
+        <w:rPr>
+          <w:rFonts w:ascii="Consolas" w:eastAsia="Times New Roman" w:hAnsi="Consolas" w:cs="Times New Roman"/>
+          <w:color w:val="657B83"/>
+          <w:sz w:val="21"/>
+          <w:szCs w:val="21"/>
+        </w:rPr>
+      </w:pPr>
+      <w:r>
+        <w:rPr>
+          <w:rFonts w:ascii="Consolas" w:eastAsia="Times New Roman" w:hAnsi="Consolas" w:cs="Times New Roman"/>
+          <w:color w:val="657B83"/>
+          <w:sz w:val="21"/>
+          <w:szCs w:val="21"/>
+        </w:rPr>
+        <w:t xml:space="preserve">        </w:t>
+      </w:r>
+      <w:r>
+        <w:rPr>
+          <w:rFonts w:ascii="Consolas" w:eastAsia="Times New Roman" w:hAnsi="Consolas" w:cs="Times New Roman"/>
+          <w:color w:val="268BD2"/>
+          <w:sz w:val="21"/>
+          <w:szCs w:val="21"/>
+        </w:rPr>
+        <w:t>index</w:t>
+      </w:r>
+      <w:r>
+        <w:rPr>
+          <w:rFonts w:ascii="Consolas" w:eastAsia="Times New Roman" w:hAnsi="Consolas" w:cs="Times New Roman"/>
+          <w:color w:val="657B83"/>
+          <w:sz w:val="21"/>
+          <w:szCs w:val="21"/>
+        </w:rPr>
+        <w:t xml:space="preserve"> </w:t>
+      </w:r>
+      <w:r>
+        <w:rPr>
+          <w:rFonts w:ascii="Consolas" w:eastAsia="Times New Roman" w:hAnsi="Consolas" w:cs="Times New Roman"/>
+          <w:color w:val="859900"/>
+          <w:sz w:val="21"/>
+          <w:szCs w:val="21"/>
+        </w:rPr>
+        <w:t>=</w:t>
+      </w:r>
+      <w:r>
+        <w:rPr>
+          <w:rFonts w:ascii="Consolas" w:eastAsia="Times New Roman" w:hAnsi="Consolas" w:cs="Times New Roman"/>
+          <w:color w:val="657B83"/>
+          <w:sz w:val="21"/>
+          <w:szCs w:val="21"/>
+        </w:rPr>
+        <w:t xml:space="preserve"> </w:t>
+      </w:r>
+      <w:r>
+        <w:rPr>
+          <w:rFonts w:ascii="Consolas" w:eastAsia="Times New Roman" w:hAnsi="Consolas" w:cs="Times New Roman"/>
+          <w:color w:val="268BD2"/>
+          <w:sz w:val="21"/>
+          <w:szCs w:val="21"/>
+        </w:rPr>
+        <w:t>start</w:t>
+      </w:r>
+      <w:r>
+        <w:rPr>
+          <w:rFonts w:ascii="Consolas" w:eastAsia="Times New Roman" w:hAnsi="Consolas" w:cs="Times New Roman"/>
+          <w:color w:val="657B83"/>
+          <w:sz w:val="21"/>
+          <w:szCs w:val="21"/>
+        </w:rPr>
+        <w:t xml:space="preserve"> </w:t>
+      </w:r>
+      <w:r>
+        <w:rPr>
+          <w:rFonts w:ascii="Consolas" w:eastAsia="Times New Roman" w:hAnsi="Consolas" w:cs="Times New Roman"/>
+          <w:color w:val="859900"/>
+          <w:sz w:val="21"/>
+          <w:szCs w:val="21"/>
+        </w:rPr>
+        <w:t>-</w:t>
+      </w:r>
+      <w:r>
+        <w:rPr>
+          <w:rFonts w:ascii="Consolas" w:eastAsia="Times New Roman" w:hAnsi="Consolas" w:cs="Times New Roman"/>
+          <w:color w:val="657B83"/>
+          <w:sz w:val="21"/>
+          <w:szCs w:val="21"/>
+        </w:rPr>
+        <w:t xml:space="preserve"> </w:t>
+      </w:r>
+      <w:proofErr w:type="spellStart"/>
+      <w:r>
+        <w:rPr>
+          <w:rFonts w:ascii="Consolas" w:eastAsia="Times New Roman" w:hAnsi="Consolas" w:cs="Times New Roman"/>
+          <w:color w:val="657B83"/>
+          <w:sz w:val="21"/>
+          <w:szCs w:val="21"/>
+        </w:rPr>
+        <w:t>N_start</w:t>
+      </w:r>
+      <w:proofErr w:type="spellEnd"/>
+    </w:p>
+    <w:p>
+      <w:pPr>
+        <w:shd w:val="clear" w:color="auto" w:fill="FDF6E3"/>
+        <w:spacing w:after="0" w:line="285" w:lineRule="atLeast"/>
+        <w:rPr>
+          <w:rFonts w:ascii="Consolas" w:eastAsia="Times New Roman" w:hAnsi="Consolas" w:cs="Times New Roman"/>
+          <w:color w:val="657B83"/>
+          <w:sz w:val="21"/>
+          <w:szCs w:val="21"/>
+        </w:rPr>
+      </w:pPr>
+      <w:r>
+        <w:rPr>
+          <w:rFonts w:ascii="Consolas" w:eastAsia="Times New Roman" w:hAnsi="Consolas" w:cs="Times New Roman"/>
+          <w:color w:val="657B83"/>
+          <w:sz w:val="21"/>
+          <w:szCs w:val="21"/>
+        </w:rPr>
+        <w:t xml:space="preserve">        </w:t>
+      </w:r>
+      <w:proofErr w:type="gramStart"/>
+      <w:r>
+        <w:rPr>
+          <w:rFonts w:ascii="Consolas" w:eastAsia="Times New Roman" w:hAnsi="Consolas" w:cs="Times New Roman"/>
+          <w:color w:val="268BD2"/>
+          <w:sz w:val="21"/>
+          <w:szCs w:val="21"/>
+        </w:rPr>
+        <w:t>sieve</w:t>
+      </w:r>
+      <w:r>
+        <w:rPr>
+          <w:rFonts w:ascii="Consolas" w:eastAsia="Times New Roman" w:hAnsi="Consolas" w:cs="Times New Roman"/>
+          <w:color w:val="657B83"/>
+          <w:sz w:val="21"/>
+          <w:szCs w:val="21"/>
+        </w:rPr>
+        <w:t>[</w:t>
+      </w:r>
+      <w:proofErr w:type="gramEnd"/>
+      <w:r>
+        <w:rPr>
+          <w:rFonts w:ascii="Consolas" w:eastAsia="Times New Roman" w:hAnsi="Consolas" w:cs="Times New Roman"/>
+          <w:color w:val="268BD2"/>
+          <w:sz w:val="21"/>
+          <w:szCs w:val="21"/>
+        </w:rPr>
+        <w:t>index</w:t>
+      </w:r>
+      <w:r>
+        <w:rPr>
+          <w:rFonts w:ascii="Consolas" w:eastAsia="Times New Roman" w:hAnsi="Consolas" w:cs="Times New Roman"/>
+          <w:color w:val="657B83"/>
+          <w:sz w:val="21"/>
+          <w:szCs w:val="21"/>
+        </w:rPr>
+        <w:t>::</w:t>
+      </w:r>
+      <w:r>
+        <w:rPr>
+          <w:rFonts w:ascii="Consolas" w:eastAsia="Times New Roman" w:hAnsi="Consolas" w:cs="Times New Roman"/>
+          <w:color w:val="268BD2"/>
+          <w:sz w:val="21"/>
+          <w:szCs w:val="21"/>
+        </w:rPr>
+        <w:t>p</w:t>
+      </w:r>
+      <w:r>
+        <w:rPr>
+          <w:rFonts w:ascii="Consolas" w:eastAsia="Times New Roman" w:hAnsi="Consolas" w:cs="Times New Roman"/>
+          <w:color w:val="657B83"/>
+          <w:sz w:val="21"/>
+          <w:szCs w:val="21"/>
+        </w:rPr>
+        <w:t xml:space="preserve">] </w:t>
+      </w:r>
+      <w:r>
+        <w:rPr>
+          <w:rFonts w:ascii="Consolas" w:eastAsia="Times New Roman" w:hAnsi="Consolas" w:cs="Times New Roman"/>
+          <w:color w:val="859900"/>
+          <w:sz w:val="21"/>
+          <w:szCs w:val="21"/>
+        </w:rPr>
+        <w:t>=</w:t>
+      </w:r>
+      <w:r>
+        <w:rPr>
+          <w:rFonts w:ascii="Consolas" w:eastAsia="Times New Roman" w:hAnsi="Consolas" w:cs="Times New Roman"/>
+          <w:color w:val="657B83"/>
+          <w:sz w:val="21"/>
+          <w:szCs w:val="21"/>
+        </w:rPr>
+        <w:t xml:space="preserve"> </w:t>
+      </w:r>
+      <w:r>
+        <w:rPr>
+          <w:rFonts w:ascii="Consolas" w:eastAsia="Times New Roman" w:hAnsi="Consolas" w:cs="Times New Roman"/>
+          <w:color w:val="B58900"/>
+          <w:sz w:val="21"/>
+          <w:szCs w:val="21"/>
+        </w:rPr>
+        <w:t>False</w:t>
+      </w:r>
+    </w:p>
+    <w:p>
+      <w:pPr>
+        <w:shd w:val="clear" w:color="auto" w:fill="FDF6E3"/>
+        <w:spacing w:after="0" w:line="285" w:lineRule="atLeast"/>
+        <w:rPr>
+          <w:rFonts w:ascii="Consolas" w:eastAsia="Times New Roman" w:hAnsi="Consolas" w:cs="Times New Roman"/>
+          <w:color w:val="657B83"/>
+          <w:sz w:val="21"/>
+          <w:szCs w:val="21"/>
+        </w:rPr>
+      </w:pPr>
+    </w:p>
+    <w:p>
+      <w:pPr>
+        <w:shd w:val="clear" w:color="auto" w:fill="FDF6E3"/>
+        <w:spacing w:after="0" w:line="285" w:lineRule="atLeast"/>
+        <w:rPr>
+          <w:rFonts w:ascii="Consolas" w:eastAsia="Times New Roman" w:hAnsi="Consolas" w:cs="Times New Roman"/>
+          <w:color w:val="657B83"/>
+          <w:sz w:val="21"/>
+          <w:szCs w:val="21"/>
+        </w:rPr>
+      </w:pPr>
+      <w:r>
+        <w:rPr>
+          <w:rFonts w:ascii="Consolas" w:eastAsia="Times New Roman" w:hAnsi="Consolas" w:cs="Times New Roman"/>
+          <w:color w:val="657B83"/>
+          <w:sz w:val="21"/>
+          <w:szCs w:val="21"/>
+        </w:rPr>
+        <w:lastRenderedPageBreak/>
+        <w:t xml:space="preserve">    </w:t>
+      </w:r>
+      <w:r>
+        <w:rPr>
+          <w:rFonts w:ascii="Consolas" w:eastAsia="Times New Roman" w:hAnsi="Consolas" w:cs="Times New Roman"/>
+          <w:color w:val="268BD2"/>
+          <w:sz w:val="21"/>
+          <w:szCs w:val="21"/>
+        </w:rPr>
+        <w:t>primes</w:t>
+      </w:r>
+      <w:r>
+        <w:rPr>
+          <w:rFonts w:ascii="Consolas" w:eastAsia="Times New Roman" w:hAnsi="Consolas" w:cs="Times New Roman"/>
+          <w:color w:val="657B83"/>
+          <w:sz w:val="21"/>
+          <w:szCs w:val="21"/>
+        </w:rPr>
+        <w:t xml:space="preserve"> </w:t>
+      </w:r>
+      <w:r>
+        <w:rPr>
+          <w:rFonts w:ascii="Consolas" w:eastAsia="Times New Roman" w:hAnsi="Consolas" w:cs="Times New Roman"/>
+          <w:color w:val="859900"/>
+          <w:sz w:val="21"/>
+          <w:szCs w:val="21"/>
+        </w:rPr>
+        <w:t>=</w:t>
+      </w:r>
+      <w:r>
+        <w:rPr>
+          <w:rFonts w:ascii="Consolas" w:eastAsia="Times New Roman" w:hAnsi="Consolas" w:cs="Times New Roman"/>
+          <w:color w:val="657B83"/>
+          <w:sz w:val="21"/>
+          <w:szCs w:val="21"/>
+        </w:rPr>
+        <w:t xml:space="preserve"> </w:t>
+      </w:r>
+      <w:proofErr w:type="spellStart"/>
+      <w:r>
+        <w:rPr>
+          <w:rFonts w:ascii="Consolas" w:eastAsia="Times New Roman" w:hAnsi="Consolas" w:cs="Times New Roman"/>
+          <w:color w:val="657B83"/>
+          <w:sz w:val="21"/>
+          <w:szCs w:val="21"/>
+        </w:rPr>
+        <w:t>N_start</w:t>
+      </w:r>
+      <w:proofErr w:type="spellEnd"/>
+      <w:r>
+        <w:rPr>
+          <w:rFonts w:ascii="Consolas" w:eastAsia="Times New Roman" w:hAnsi="Consolas" w:cs="Times New Roman"/>
+          <w:color w:val="657B83"/>
+          <w:sz w:val="21"/>
+          <w:szCs w:val="21"/>
+        </w:rPr>
+        <w:t xml:space="preserve"> </w:t>
+      </w:r>
+      <w:r>
+        <w:rPr>
+          <w:rFonts w:ascii="Consolas" w:eastAsia="Times New Roman" w:hAnsi="Consolas" w:cs="Times New Roman"/>
+          <w:color w:val="268BD2"/>
+          <w:sz w:val="21"/>
+          <w:szCs w:val="21"/>
+        </w:rPr>
+        <w:t>+</w:t>
+      </w:r>
+      <w:r>
+        <w:rPr>
+          <w:rFonts w:ascii="Consolas" w:eastAsia="Times New Roman" w:hAnsi="Consolas" w:cs="Times New Roman"/>
+          <w:color w:val="657B83"/>
+          <w:sz w:val="21"/>
+          <w:szCs w:val="21"/>
+        </w:rPr>
+        <w:t xml:space="preserve"> </w:t>
+      </w:r>
+      <w:proofErr w:type="spellStart"/>
+      <w:proofErr w:type="gramStart"/>
+      <w:r>
+        <w:rPr>
+          <w:rFonts w:ascii="Consolas" w:eastAsia="Times New Roman" w:hAnsi="Consolas" w:cs="Times New Roman"/>
+          <w:color w:val="CB4B16"/>
+          <w:sz w:val="21"/>
+          <w:szCs w:val="21"/>
+        </w:rPr>
+        <w:t>np</w:t>
+      </w:r>
+      <w:r>
+        <w:rPr>
+          <w:rFonts w:ascii="Consolas" w:eastAsia="Times New Roman" w:hAnsi="Consolas" w:cs="Times New Roman"/>
+          <w:color w:val="657B83"/>
+          <w:sz w:val="21"/>
+          <w:szCs w:val="21"/>
+        </w:rPr>
+        <w:t>.</w:t>
+      </w:r>
+      <w:r>
+        <w:rPr>
+          <w:rFonts w:ascii="Consolas" w:eastAsia="Times New Roman" w:hAnsi="Consolas" w:cs="Times New Roman"/>
+          <w:color w:val="268BD2"/>
+          <w:sz w:val="21"/>
+          <w:szCs w:val="21"/>
+        </w:rPr>
+        <w:t>flatnonzero</w:t>
+      </w:r>
+      <w:proofErr w:type="spellEnd"/>
+      <w:proofErr w:type="gramEnd"/>
+      <w:r>
+        <w:rPr>
+          <w:rFonts w:ascii="Consolas" w:eastAsia="Times New Roman" w:hAnsi="Consolas" w:cs="Times New Roman"/>
+          <w:color w:val="657B83"/>
+          <w:sz w:val="21"/>
+          <w:szCs w:val="21"/>
+        </w:rPr>
+        <w:t>(</w:t>
+      </w:r>
+      <w:r>
+        <w:rPr>
+          <w:rFonts w:ascii="Consolas" w:eastAsia="Times New Roman" w:hAnsi="Consolas" w:cs="Times New Roman"/>
+          <w:color w:val="268BD2"/>
+          <w:sz w:val="21"/>
+          <w:szCs w:val="21"/>
+        </w:rPr>
+        <w:t>sieve</w:t>
+      </w:r>
+      <w:r>
+        <w:rPr>
+          <w:rFonts w:ascii="Consolas" w:eastAsia="Times New Roman" w:hAnsi="Consolas" w:cs="Times New Roman"/>
+          <w:color w:val="657B83"/>
+          <w:sz w:val="21"/>
+          <w:szCs w:val="21"/>
+        </w:rPr>
+        <w:t>)</w:t>
+      </w:r>
+    </w:p>
+    <w:p>
+      <w:pPr>
+        <w:shd w:val="clear" w:color="auto" w:fill="FDF6E3"/>
+        <w:spacing w:after="0" w:line="285" w:lineRule="atLeast"/>
+        <w:rPr>
+          <w:rFonts w:ascii="Consolas" w:eastAsia="Times New Roman" w:hAnsi="Consolas" w:cs="Times New Roman"/>
+          <w:color w:val="657B83"/>
+          <w:sz w:val="21"/>
+          <w:szCs w:val="21"/>
+        </w:rPr>
+      </w:pPr>
+      <w:r>
+        <w:rPr>
+          <w:rFonts w:ascii="Consolas" w:eastAsia="Times New Roman" w:hAnsi="Consolas" w:cs="Times New Roman"/>
+          <w:color w:val="657B83"/>
+          <w:sz w:val="21"/>
+          <w:szCs w:val="21"/>
+        </w:rPr>
+        <w:t xml:space="preserve">    </w:t>
+      </w:r>
+      <w:r>
+        <w:rPr>
+          <w:rFonts w:ascii="Consolas" w:eastAsia="Times New Roman" w:hAnsi="Consolas" w:cs="Times New Roman"/>
+          <w:color w:val="859900"/>
+          <w:sz w:val="21"/>
+          <w:szCs w:val="21"/>
+        </w:rPr>
+        <w:t>return</w:t>
+      </w:r>
+      <w:r>
+        <w:rPr>
+          <w:rFonts w:ascii="Consolas" w:eastAsia="Times New Roman" w:hAnsi="Consolas" w:cs="Times New Roman"/>
+          <w:color w:val="657B83"/>
+          <w:sz w:val="21"/>
+          <w:szCs w:val="21"/>
+        </w:rPr>
+        <w:t xml:space="preserve"> </w:t>
+      </w:r>
+      <w:proofErr w:type="spellStart"/>
+      <w:proofErr w:type="gramStart"/>
+      <w:r>
+        <w:rPr>
+          <w:rFonts w:ascii="Consolas" w:eastAsia="Times New Roman" w:hAnsi="Consolas" w:cs="Times New Roman"/>
+          <w:color w:val="268BD2"/>
+          <w:sz w:val="21"/>
+          <w:szCs w:val="21"/>
+        </w:rPr>
+        <w:t>primes</w:t>
+      </w:r>
+      <w:r>
+        <w:rPr>
+          <w:rFonts w:ascii="Consolas" w:eastAsia="Times New Roman" w:hAnsi="Consolas" w:cs="Times New Roman"/>
+          <w:color w:val="657B83"/>
+          <w:sz w:val="21"/>
+          <w:szCs w:val="21"/>
+        </w:rPr>
+        <w:t>.astype</w:t>
+      </w:r>
+      <w:proofErr w:type="spellEnd"/>
+      <w:proofErr w:type="gramEnd"/>
+      <w:r>
+        <w:rPr>
+          <w:rFonts w:ascii="Consolas" w:eastAsia="Times New Roman" w:hAnsi="Consolas" w:cs="Times New Roman"/>
+          <w:color w:val="657B83"/>
+          <w:sz w:val="21"/>
+          <w:szCs w:val="21"/>
+        </w:rPr>
+        <w:t>(</w:t>
+      </w:r>
+      <w:r>
+        <w:rPr>
+          <w:rFonts w:ascii="Consolas" w:eastAsia="Times New Roman" w:hAnsi="Consolas" w:cs="Times New Roman"/>
+          <w:color w:val="CB4B16"/>
+          <w:sz w:val="21"/>
+          <w:szCs w:val="21"/>
+        </w:rPr>
+        <w:t>np</w:t>
+      </w:r>
+      <w:r>
+        <w:rPr>
+          <w:rFonts w:ascii="Consolas" w:eastAsia="Times New Roman" w:hAnsi="Consolas" w:cs="Times New Roman"/>
+          <w:color w:val="657B83"/>
+          <w:sz w:val="21"/>
+          <w:szCs w:val="21"/>
+        </w:rPr>
+        <w:t>.</w:t>
+      </w:r>
+      <w:r>
+        <w:rPr>
+          <w:rFonts w:ascii="Consolas" w:eastAsia="Times New Roman" w:hAnsi="Consolas" w:cs="Times New Roman"/>
+          <w:color w:val="CB4B16"/>
+          <w:sz w:val="21"/>
+          <w:szCs w:val="21"/>
+        </w:rPr>
+        <w:t>uint64</w:t>
+      </w:r>
+      <w:r>
+        <w:rPr>
+          <w:rFonts w:ascii="Consolas" w:eastAsia="Times New Roman" w:hAnsi="Consolas" w:cs="Times New Roman"/>
+          <w:color w:val="657B83"/>
+          <w:sz w:val="21"/>
+          <w:szCs w:val="21"/>
+        </w:rPr>
+        <w:t>)</w:t>
+      </w:r>
+    </w:p>
+    <w:p>
+      <w:pPr>
+        <w:ind w:firstLine="720"/>
+        <w:rPr>
+          <w:rFonts w:eastAsiaTheme="minorEastAsia"/>
         </w:rPr>
       </w:pPr>
     </w:p>
@@ -9295,6 +15652,56 @@
     </w:sectPr>
   </w:body>
 </w:document>
+</file>
+
+<file path=word/endnotes.xml><?xml version="1.0" encoding="utf-8"?>
+<w:endnotes xmlns:wpc="http://schemas.microsoft.com/office/word/2010/wordprocessingCanvas" xmlns:cx="http://schemas.microsoft.com/office/drawing/2014/chartex" xmlns:cx1="http://schemas.microsoft.com/office/drawing/2015/9/8/chartex" xmlns:cx2="http://schemas.microsoft.com/office/drawing/2015/10/21/chartex" xmlns:cx3="http://schemas.microsoft.com/office/drawing/2016/5/9/chartex" xmlns:cx4="http://schemas.microsoft.com/office/drawing/2016/5/10/chartex" xmlns:cx5="http://schemas.microsoft.com/office/drawing/2016/5/11/chartex" xmlns:cx6="http://schemas.microsoft.com/office/drawing/2016/5/12/chartex" xmlns:cx7="http://schemas.microsoft.com/office/drawing/2016/5/13/chartex" xmlns:cx8="http://schemas.microsoft.com/office/drawing/2016/5/14/chartex" xmlns:mc="http://schemas.openxmlformats.org/markup-compatibility/2006" xmlns:aink="http://schemas.microsoft.com/office/drawing/2016/ink" xmlns:am3d="http://schemas.microsoft.com/office/drawing/2017/model3d" xmlns:o="urn:schemas-microsoft-com:office:office" xmlns:r="http://schemas.openxmlformats.org/officeDocument/2006/relationships" xmlns:m="http://schemas.openxmlformats.org/officeDocument/2006/math" xmlns:v="urn:schemas-microsoft-com:vml" xmlns:wp14="http://schemas.microsoft.com/office/word/2010/wordprocessingDrawing" xmlns:wp="http://schemas.openxmlformats.org/drawingml/2006/wordprocessingDrawing" xmlns:w10="urn:schemas-microsoft-com:office:word" xmlns:w="http://schemas.openxmlformats.org/wordprocessingml/2006/main" xmlns:w14="http://schemas.microsoft.com/office/word/2010/wordml" xmlns:w15="http://schemas.microsoft.com/office/word/2012/wordml" xmlns:w16cex="http://schemas.microsoft.com/office/word/2018/wordml/cex" xmlns:w16cid="http://schemas.microsoft.com/office/word/2016/wordml/cid" xmlns:w16="http://schemas.microsoft.com/office/word/2018/wordml" xmlns:w16sdtdh="http://schemas.microsoft.com/office/word/2020/wordml/sdtdatahash" xmlns:w16se="http://schemas.microsoft.com/office/word/2015/wordml/symex" xmlns:wpg="http://schemas.microsoft.com/office/word/2010/wordprocessingGroup" xmlns:wpi="http://schemas.microsoft.com/office/word/2010/wordprocessingInk" xmlns:wne="http://schemas.microsoft.com/office/word/2006/wordml" xmlns:wps="http://schemas.microsoft.com/office/word/2010/wordprocessingShape" mc:Ignorable="w14 w15 w16se w16cid w16 w16cex w16sdtdh wp14">
+  <w:endnote w:type="separator" w:id="-1">
+    <w:p>
+      <w:pPr>
+        <w:spacing w:after="0" w:line="240" w:lineRule="auto"/>
+      </w:pPr>
+      <w:r>
+        <w:separator/>
+      </w:r>
+    </w:p>
+  </w:endnote>
+  <w:endnote w:type="continuationSeparator" w:id="0">
+    <w:p>
+      <w:pPr>
+        <w:spacing w:after="0" w:line="240" w:lineRule="auto"/>
+      </w:pPr>
+      <w:r>
+        <w:continuationSeparator/>
+      </w:r>
+    </w:p>
+  </w:endnote>
+</w:endnotes>
+</file>
+
+<file path=word/footnotes.xml><?xml version="1.0" encoding="utf-8"?>
+<w:footnotes xmlns:wpc="http://schemas.microsoft.com/office/word/2010/wordprocessingCanvas" xmlns:cx="http://schemas.microsoft.com/office/drawing/2014/chartex" xmlns:cx1="http://schemas.microsoft.com/office/drawing/2015/9/8/chartex" xmlns:cx2="http://schemas.microsoft.com/office/drawing/2015/10/21/chartex" xmlns:cx3="http://schemas.microsoft.com/office/drawing/2016/5/9/chartex" xmlns:cx4="http://schemas.microsoft.com/office/drawing/2016/5/10/chartex" xmlns:cx5="http://schemas.microsoft.com/office/drawing/2016/5/11/chartex" xmlns:cx6="http://schemas.microsoft.com/office/drawing/2016/5/12/chartex" xmlns:cx7="http://schemas.microsoft.com/office/drawing/2016/5/13/chartex" xmlns:cx8="http://schemas.microsoft.com/office/drawing/2016/5/14/chartex" xmlns:mc="http://schemas.openxmlformats.org/markup-compatibility/2006" xmlns:aink="http://schemas.microsoft.com/office/drawing/2016/ink" xmlns:am3d="http://schemas.microsoft.com/office/drawing/2017/model3d" xmlns:o="urn:schemas-microsoft-com:office:office" xmlns:r="http://schemas.openxmlformats.org/officeDocument/2006/relationships" xmlns:m="http://schemas.openxmlformats.org/officeDocument/2006/math" xmlns:v="urn:schemas-microsoft-com:vml" xmlns:wp14="http://schemas.microsoft.com/office/word/2010/wordprocessingDrawing" xmlns:wp="http://schemas.openxmlformats.org/drawingml/2006/wordprocessingDrawing" xmlns:w10="urn:schemas-microsoft-com:office:word" xmlns:w="http://schemas.openxmlformats.org/wordprocessingml/2006/main" xmlns:w14="http://schemas.microsoft.com/office/word/2010/wordml" xmlns:w15="http://schemas.microsoft.com/office/word/2012/wordml" xmlns:w16cex="http://schemas.microsoft.com/office/word/2018/wordml/cex" xmlns:w16cid="http://schemas.microsoft.com/office/word/2016/wordml/cid" xmlns:w16="http://schemas.microsoft.com/office/word/2018/wordml" xmlns:w16sdtdh="http://schemas.microsoft.com/office/word/2020/wordml/sdtdatahash" xmlns:w16se="http://schemas.microsoft.com/office/word/2015/wordml/symex" xmlns:wpg="http://schemas.microsoft.com/office/word/2010/wordprocessingGroup" xmlns:wpi="http://schemas.microsoft.com/office/word/2010/wordprocessingInk" xmlns:wne="http://schemas.microsoft.com/office/word/2006/wordml" xmlns:wps="http://schemas.microsoft.com/office/word/2010/wordprocessingShape" mc:Ignorable="w14 w15 w16se w16cid w16 w16cex w16sdtdh wp14">
+  <w:footnote w:type="separator" w:id="-1">
+    <w:p>
+      <w:pPr>
+        <w:spacing w:after="0" w:line="240" w:lineRule="auto"/>
+      </w:pPr>
+      <w:r>
+        <w:separator/>
+      </w:r>
+    </w:p>
+  </w:footnote>
+  <w:footnote w:type="continuationSeparator" w:id="0">
+    <w:p>
+      <w:pPr>
+        <w:spacing w:after="0" w:line="240" w:lineRule="auto"/>
+      </w:pPr>
+      <w:r>
+        <w:continuationSeparator/>
+      </w:r>
+    </w:p>
+  </w:footnote>
+</w:footnotes>
 </file>
 
 <file path=word/numbering.xml><?xml version="1.0" encoding="utf-8"?>
@@ -10542,7 +16949,6 @@
   <w:style w:type="character" w:default="1" w:styleId="DefaultParagraphFont">
     <w:name w:val="Default Paragraph Font"/>
     <w:uiPriority w:val="1"/>
-    <w:semiHidden/>
     <w:unhideWhenUsed/>
   </w:style>
   <w:style w:type="table" w:default="1" w:styleId="TableNormal">
@@ -10646,6 +17052,69 @@
     <w:rPr>
       <w:color w:val="808080"/>
     </w:rPr>
+  </w:style>
+  <w:style w:type="table" w:styleId="TableGrid">
+    <w:name w:val="Table Grid"/>
+    <w:basedOn w:val="TableNormal"/>
+    <w:uiPriority w:val="39"/>
+    <w:rsid w:val="007845EF"/>
+    <w:pPr>
+      <w:spacing w:after="0" w:line="240" w:lineRule="auto"/>
+    </w:pPr>
+    <w:tblPr>
+      <w:tblBorders>
+        <w:top w:val="single" w:sz="4" w:space="0" w:color="auto"/>
+        <w:left w:val="single" w:sz="4" w:space="0" w:color="auto"/>
+        <w:bottom w:val="single" w:sz="4" w:space="0" w:color="auto"/>
+        <w:right w:val="single" w:sz="4" w:space="0" w:color="auto"/>
+        <w:insideH w:val="single" w:sz="4" w:space="0" w:color="auto"/>
+        <w:insideV w:val="single" w:sz="4" w:space="0" w:color="auto"/>
+      </w:tblBorders>
+    </w:tblPr>
+  </w:style>
+  <w:style w:type="paragraph" w:styleId="Header">
+    <w:name w:val="header"/>
+    <w:basedOn w:val="Normal"/>
+    <w:link w:val="HeaderChar"/>
+    <w:uiPriority w:val="99"/>
+    <w:unhideWhenUsed/>
+    <w:rsid w:val="0024769B"/>
+    <w:pPr>
+      <w:tabs>
+        <w:tab w:val="center" w:pos="4680"/>
+        <w:tab w:val="right" w:pos="9360"/>
+      </w:tabs>
+      <w:spacing w:after="0" w:line="240" w:lineRule="auto"/>
+    </w:pPr>
+  </w:style>
+  <w:style w:type="character" w:customStyle="1" w:styleId="HeaderChar">
+    <w:name w:val="Header Char"/>
+    <w:basedOn w:val="DefaultParagraphFont"/>
+    <w:link w:val="Header"/>
+    <w:uiPriority w:val="99"/>
+    <w:rsid w:val="0024769B"/>
+  </w:style>
+  <w:style w:type="paragraph" w:styleId="Footer">
+    <w:name w:val="footer"/>
+    <w:basedOn w:val="Normal"/>
+    <w:link w:val="FooterChar"/>
+    <w:uiPriority w:val="99"/>
+    <w:unhideWhenUsed/>
+    <w:rsid w:val="0024769B"/>
+    <w:pPr>
+      <w:tabs>
+        <w:tab w:val="center" w:pos="4680"/>
+        <w:tab w:val="right" w:pos="9360"/>
+      </w:tabs>
+      <w:spacing w:after="0" w:line="240" w:lineRule="auto"/>
+    </w:pPr>
+  </w:style>
+  <w:style w:type="character" w:customStyle="1" w:styleId="FooterChar">
+    <w:name w:val="Footer Char"/>
+    <w:basedOn w:val="DefaultParagraphFont"/>
+    <w:link w:val="Footer"/>
+    <w:uiPriority w:val="99"/>
+    <w:rsid w:val="0024769B"/>
   </w:style>
 </w:styles>
 </file>
@@ -11738,6 +18207,969 @@
 </c:chartSpace>
 </file>
 
+<file path=word/charts/chart3.xml><?xml version="1.0" encoding="utf-8"?>
+<c:chartSpace xmlns:c="http://schemas.openxmlformats.org/drawingml/2006/chart" xmlns:a="http://schemas.openxmlformats.org/drawingml/2006/main" xmlns:r="http://schemas.openxmlformats.org/officeDocument/2006/relationships" xmlns:c16r2="http://schemas.microsoft.com/office/drawing/2015/06/chart">
+  <c:date1904 val="0"/>
+  <c:lang val="en-US"/>
+  <c:roundedCorners val="0"/>
+  <mc:AlternateContent xmlns:mc="http://schemas.openxmlformats.org/markup-compatibility/2006">
+    <mc:Choice xmlns:c14="http://schemas.microsoft.com/office/drawing/2007/8/2/chart" Requires="c14">
+      <c14:style val="102"/>
+    </mc:Choice>
+    <mc:Fallback>
+      <c:style val="2"/>
+    </mc:Fallback>
+  </mc:AlternateContent>
+  <c:chart>
+    <c:title>
+      <c:tx>
+        <c:rich>
+          <a:bodyPr rot="0" spcFirstLastPara="1" vertOverflow="ellipsis" vert="horz" wrap="square" anchor="ctr" anchorCtr="1"/>
+          <a:lstStyle/>
+          <a:p>
+            <a:pPr>
+              <a:defRPr sz="1400" b="0" i="0" u="none" strike="noStrike" kern="1200" spc="0" baseline="0">
+                <a:solidFill>
+                  <a:schemeClr val="tx1">
+                    <a:lumMod val="65000"/>
+                    <a:lumOff val="35000"/>
+                  </a:schemeClr>
+                </a:solidFill>
+                <a:latin typeface="+mn-lt"/>
+                <a:ea typeface="+mn-ea"/>
+                <a:cs typeface="+mn-cs"/>
+              </a:defRPr>
+            </a:pPr>
+            <a:r>
+              <a:rPr lang="en-US"/>
+              <a:t>Execution speed</a:t>
+            </a:r>
+            <a:r>
+              <a:rPr lang="en-US" baseline="0"/>
+              <a:t> of the vectorized sieve around the size of the cache</a:t>
+            </a:r>
+            <a:endParaRPr lang="en-US"/>
+          </a:p>
+        </c:rich>
+      </c:tx>
+      <c:overlay val="0"/>
+      <c:spPr>
+        <a:noFill/>
+        <a:ln>
+          <a:noFill/>
+        </a:ln>
+        <a:effectLst/>
+      </c:spPr>
+      <c:txPr>
+        <a:bodyPr rot="0" spcFirstLastPara="1" vertOverflow="ellipsis" vert="horz" wrap="square" anchor="ctr" anchorCtr="1"/>
+        <a:lstStyle/>
+        <a:p>
+          <a:pPr>
+            <a:defRPr sz="1400" b="0" i="0" u="none" strike="noStrike" kern="1200" spc="0" baseline="0">
+              <a:solidFill>
+                <a:schemeClr val="tx1">
+                  <a:lumMod val="65000"/>
+                  <a:lumOff val="35000"/>
+                </a:schemeClr>
+              </a:solidFill>
+              <a:latin typeface="+mn-lt"/>
+              <a:ea typeface="+mn-ea"/>
+              <a:cs typeface="+mn-cs"/>
+            </a:defRPr>
+          </a:pPr>
+          <a:endParaRPr lang="en-US"/>
+        </a:p>
+      </c:txPr>
+    </c:title>
+    <c:autoTitleDeleted val="0"/>
+    <c:plotArea>
+      <c:layout/>
+      <c:scatterChart>
+        <c:scatterStyle val="lineMarker"/>
+        <c:varyColors val="0"/>
+        <c:ser>
+          <c:idx val="0"/>
+          <c:order val="0"/>
+          <c:spPr>
+            <a:ln w="19050" cap="rnd">
+              <a:noFill/>
+              <a:round/>
+            </a:ln>
+            <a:effectLst/>
+          </c:spPr>
+          <c:marker>
+            <c:symbol val="circle"/>
+            <c:size val="5"/>
+            <c:spPr>
+              <a:solidFill>
+                <a:schemeClr val="accent1"/>
+              </a:solidFill>
+              <a:ln w="9525">
+                <a:solidFill>
+                  <a:schemeClr val="accent1"/>
+                </a:solidFill>
+              </a:ln>
+              <a:effectLst/>
+            </c:spPr>
+          </c:marker>
+          <c:trendline>
+            <c:spPr>
+              <a:ln w="19050" cap="rnd">
+                <a:solidFill>
+                  <a:schemeClr val="accent1"/>
+                </a:solidFill>
+                <a:prstDash val="sysDot"/>
+              </a:ln>
+              <a:effectLst/>
+            </c:spPr>
+            <c:trendlineType val="linear"/>
+            <c:dispRSqr val="0"/>
+            <c:dispEq val="1"/>
+            <c:trendlineLbl>
+              <c:layout>
+                <c:manualLayout>
+                  <c:x val="-3.4678073415382059E-2"/>
+                  <c:y val="-0.19433877598003735"/>
+                </c:manualLayout>
+              </c:layout>
+              <c:tx>
+                <c:rich>
+                  <a:bodyPr rot="0" spcFirstLastPara="1" vertOverflow="ellipsis" vert="horz" wrap="square" anchor="ctr" anchorCtr="1"/>
+                  <a:lstStyle/>
+                  <a:p>
+                    <a:pPr>
+                      <a:defRPr sz="900" b="0" i="0" u="none" strike="noStrike" kern="1200" baseline="0">
+                        <a:solidFill>
+                          <a:schemeClr val="tx1">
+                            <a:lumMod val="65000"/>
+                            <a:lumOff val="35000"/>
+                          </a:schemeClr>
+                        </a:solidFill>
+                        <a:latin typeface="+mn-lt"/>
+                        <a:ea typeface="+mn-ea"/>
+                        <a:cs typeface="+mn-cs"/>
+                      </a:defRPr>
+                    </a:pPr>
+                    <a:r>
+                      <a:rPr lang="en-US" sz="1400" baseline="0"/>
+                      <a:t>y = 3E-09x + 0.0035</a:t>
+                    </a:r>
+                    <a:endParaRPr lang="en-US" sz="1400"/>
+                  </a:p>
+                </c:rich>
+              </c:tx>
+              <c:numFmt formatCode="General" sourceLinked="0"/>
+              <c:spPr>
+                <a:noFill/>
+                <a:ln>
+                  <a:noFill/>
+                </a:ln>
+                <a:effectLst/>
+              </c:spPr>
+              <c:txPr>
+                <a:bodyPr rot="0" spcFirstLastPara="1" vertOverflow="ellipsis" vert="horz" wrap="square" anchor="ctr" anchorCtr="1"/>
+                <a:lstStyle/>
+                <a:p>
+                  <a:pPr>
+                    <a:defRPr sz="900" b="0" i="0" u="none" strike="noStrike" kern="1200" baseline="0">
+                      <a:solidFill>
+                        <a:schemeClr val="tx1">
+                          <a:lumMod val="65000"/>
+                          <a:lumOff val="35000"/>
+                        </a:schemeClr>
+                      </a:solidFill>
+                      <a:latin typeface="+mn-lt"/>
+                      <a:ea typeface="+mn-ea"/>
+                      <a:cs typeface="+mn-cs"/>
+                    </a:defRPr>
+                  </a:pPr>
+                  <a:endParaRPr lang="en-US"/>
+                </a:p>
+              </c:txPr>
+            </c:trendlineLbl>
+          </c:trendline>
+          <c:xVal>
+            <c:numRef>
+              <c:f>combined!$A$8:$A$33</c:f>
+              <c:numCache>
+                <c:formatCode>General</c:formatCode>
+                <c:ptCount val="26"/>
+                <c:pt idx="0">
+                  <c:v>7000000</c:v>
+                </c:pt>
+                <c:pt idx="1">
+                  <c:v>7000000</c:v>
+                </c:pt>
+                <c:pt idx="2">
+                  <c:v>8000000</c:v>
+                </c:pt>
+                <c:pt idx="3">
+                  <c:v>8000000</c:v>
+                </c:pt>
+                <c:pt idx="4">
+                  <c:v>9000000</c:v>
+                </c:pt>
+                <c:pt idx="5">
+                  <c:v>9000000</c:v>
+                </c:pt>
+                <c:pt idx="6">
+                  <c:v>10000000</c:v>
+                </c:pt>
+                <c:pt idx="7">
+                  <c:v>10000000</c:v>
+                </c:pt>
+                <c:pt idx="8">
+                  <c:v>10000000</c:v>
+                </c:pt>
+                <c:pt idx="9">
+                  <c:v>10000000</c:v>
+                </c:pt>
+                <c:pt idx="10">
+                  <c:v>11000000</c:v>
+                </c:pt>
+                <c:pt idx="11">
+                  <c:v>11000000</c:v>
+                </c:pt>
+                <c:pt idx="12">
+                  <c:v>12000000</c:v>
+                </c:pt>
+                <c:pt idx="13">
+                  <c:v>12000000</c:v>
+                </c:pt>
+                <c:pt idx="14">
+                  <c:v>12000000</c:v>
+                </c:pt>
+                <c:pt idx="15">
+                  <c:v>12000000</c:v>
+                </c:pt>
+                <c:pt idx="16">
+                  <c:v>13000000</c:v>
+                </c:pt>
+                <c:pt idx="17">
+                  <c:v>13000000</c:v>
+                </c:pt>
+                <c:pt idx="18">
+                  <c:v>13000000</c:v>
+                </c:pt>
+                <c:pt idx="19">
+                  <c:v>14000000</c:v>
+                </c:pt>
+                <c:pt idx="20">
+                  <c:v>14000000</c:v>
+                </c:pt>
+                <c:pt idx="21">
+                  <c:v>14000000</c:v>
+                </c:pt>
+                <c:pt idx="22">
+                  <c:v>14000000</c:v>
+                </c:pt>
+                <c:pt idx="23">
+                  <c:v>15000000</c:v>
+                </c:pt>
+                <c:pt idx="24">
+                  <c:v>15000000</c:v>
+                </c:pt>
+                <c:pt idx="25">
+                  <c:v>15000000</c:v>
+                </c:pt>
+              </c:numCache>
+            </c:numRef>
+          </c:xVal>
+          <c:yVal>
+            <c:numRef>
+              <c:f>combined!$B$8:$B$33</c:f>
+              <c:numCache>
+                <c:formatCode>General</c:formatCode>
+                <c:ptCount val="26"/>
+                <c:pt idx="0">
+                  <c:v>1.9105194997973699E-2</c:v>
+                </c:pt>
+                <c:pt idx="1">
+                  <c:v>4.5452310003020101E-2</c:v>
+                </c:pt>
+                <c:pt idx="2">
+                  <c:v>1.9063584999094E-2</c:v>
+                </c:pt>
+                <c:pt idx="3">
+                  <c:v>3.5821249999571501E-2</c:v>
+                </c:pt>
+                <c:pt idx="4">
+                  <c:v>2.1224899999651801E-2</c:v>
+                </c:pt>
+                <c:pt idx="5">
+                  <c:v>4.61318000030587E-2</c:v>
+                </c:pt>
+                <c:pt idx="6">
+                  <c:v>3.5949969998910002E-2</c:v>
+                </c:pt>
+                <c:pt idx="7">
+                  <c:v>5.5370129999937401E-2</c:v>
+                </c:pt>
+                <c:pt idx="8">
+                  <c:v>2.3904185002174901E-2</c:v>
+                </c:pt>
+                <c:pt idx="9">
+                  <c:v>2.6662155000667501E-2</c:v>
+                </c:pt>
+                <c:pt idx="10">
+                  <c:v>2.67299750004895E-2</c:v>
+                </c:pt>
+                <c:pt idx="11">
+                  <c:v>2.6049119998788201E-2</c:v>
+                </c:pt>
+                <c:pt idx="12">
+                  <c:v>3.1098014999588398E-2</c:v>
+                </c:pt>
+                <c:pt idx="13">
+                  <c:v>3.8761324999359199E-2</c:v>
+                </c:pt>
+                <c:pt idx="14">
+                  <c:v>2.8746990001673099E-2</c:v>
+                </c:pt>
+                <c:pt idx="15">
+                  <c:v>2.8609019999566901E-2</c:v>
+                </c:pt>
+                <c:pt idx="16">
+                  <c:v>3.4439445001043997E-2</c:v>
+                </c:pt>
+                <c:pt idx="17">
+                  <c:v>4.6712405002472202E-2</c:v>
+                </c:pt>
+                <c:pt idx="18">
+                  <c:v>3.2370250001258601E-2</c:v>
+                </c:pt>
+                <c:pt idx="19">
+                  <c:v>3.7025225000979801E-2</c:v>
+                </c:pt>
+                <c:pt idx="20">
+                  <c:v>5.5168810000031897E-2</c:v>
+                </c:pt>
+                <c:pt idx="21">
+                  <c:v>6.7276015000243203E-2</c:v>
+                </c:pt>
+                <c:pt idx="22">
+                  <c:v>3.3876349999627499E-2</c:v>
+                </c:pt>
+                <c:pt idx="23">
+                  <c:v>4.17634049990738E-2</c:v>
+                </c:pt>
+                <c:pt idx="24">
+                  <c:v>6.2576300000364404E-2</c:v>
+                </c:pt>
+                <c:pt idx="25">
+                  <c:v>3.9156625001487498E-2</c:v>
+                </c:pt>
+              </c:numCache>
+            </c:numRef>
+          </c:yVal>
+          <c:smooth val="0"/>
+          <c:extLst>
+            <c:ext xmlns:c16="http://schemas.microsoft.com/office/drawing/2014/chart" uri="{C3380CC4-5D6E-409C-BE32-E72D297353CC}">
+              <c16:uniqueId val="{00000001-82A2-43D1-9E06-64FCF77B5ACE}"/>
+            </c:ext>
+          </c:extLst>
+        </c:ser>
+        <c:ser>
+          <c:idx val="1"/>
+          <c:order val="1"/>
+          <c:spPr>
+            <a:ln w="25400" cap="rnd">
+              <a:noFill/>
+              <a:round/>
+            </a:ln>
+            <a:effectLst/>
+          </c:spPr>
+          <c:marker>
+            <c:symbol val="circle"/>
+            <c:size val="5"/>
+            <c:spPr>
+              <a:solidFill>
+                <a:schemeClr val="accent2"/>
+              </a:solidFill>
+              <a:ln w="9525">
+                <a:solidFill>
+                  <a:schemeClr val="accent2"/>
+                </a:solidFill>
+              </a:ln>
+              <a:effectLst/>
+            </c:spPr>
+          </c:marker>
+          <c:trendline>
+            <c:spPr>
+              <a:ln w="19050" cap="rnd">
+                <a:solidFill>
+                  <a:schemeClr val="accent2"/>
+                </a:solidFill>
+                <a:prstDash val="sysDot"/>
+              </a:ln>
+              <a:effectLst/>
+            </c:spPr>
+            <c:trendlineType val="linear"/>
+            <c:dispRSqr val="0"/>
+            <c:dispEq val="1"/>
+            <c:trendlineLbl>
+              <c:layout>
+                <c:manualLayout>
+                  <c:x val="-8.3559566419462841E-2"/>
+                  <c:y val="-3.4219803846206376E-2"/>
+                </c:manualLayout>
+              </c:layout>
+              <c:tx>
+                <c:rich>
+                  <a:bodyPr rot="0" spcFirstLastPara="1" vertOverflow="ellipsis" vert="horz" wrap="square" anchor="ctr" anchorCtr="1"/>
+                  <a:lstStyle/>
+                  <a:p>
+                    <a:pPr>
+                      <a:defRPr sz="900" b="0" i="0" u="none" strike="noStrike" kern="1200" baseline="0">
+                        <a:solidFill>
+                          <a:schemeClr val="tx1">
+                            <a:lumMod val="65000"/>
+                            <a:lumOff val="35000"/>
+                          </a:schemeClr>
+                        </a:solidFill>
+                        <a:latin typeface="+mn-lt"/>
+                        <a:ea typeface="+mn-ea"/>
+                        <a:cs typeface="+mn-cs"/>
+                      </a:defRPr>
+                    </a:pPr>
+                    <a:r>
+                      <a:rPr lang="en-US" sz="1400" baseline="0"/>
+                      <a:t>y = 7E-09x - 0.0618</a:t>
+                    </a:r>
+                    <a:endParaRPr lang="en-US" sz="1400"/>
+                  </a:p>
+                </c:rich>
+              </c:tx>
+              <c:numFmt formatCode="General" sourceLinked="0"/>
+              <c:spPr>
+                <a:noFill/>
+                <a:ln>
+                  <a:noFill/>
+                </a:ln>
+                <a:effectLst/>
+              </c:spPr>
+              <c:txPr>
+                <a:bodyPr rot="0" spcFirstLastPara="1" vertOverflow="ellipsis" vert="horz" wrap="square" anchor="ctr" anchorCtr="1"/>
+                <a:lstStyle/>
+                <a:p>
+                  <a:pPr>
+                    <a:defRPr sz="900" b="0" i="0" u="none" strike="noStrike" kern="1200" baseline="0">
+                      <a:solidFill>
+                        <a:schemeClr val="tx1">
+                          <a:lumMod val="65000"/>
+                          <a:lumOff val="35000"/>
+                        </a:schemeClr>
+                      </a:solidFill>
+                      <a:latin typeface="+mn-lt"/>
+                      <a:ea typeface="+mn-ea"/>
+                      <a:cs typeface="+mn-cs"/>
+                    </a:defRPr>
+                  </a:pPr>
+                  <a:endParaRPr lang="en-US"/>
+                </a:p>
+              </c:txPr>
+            </c:trendlineLbl>
+          </c:trendline>
+          <c:xVal>
+            <c:numRef>
+              <c:f>combined!$A$34:$A$61</c:f>
+              <c:numCache>
+                <c:formatCode>General</c:formatCode>
+                <c:ptCount val="28"/>
+                <c:pt idx="0">
+                  <c:v>16000000</c:v>
+                </c:pt>
+                <c:pt idx="1">
+                  <c:v>16000000</c:v>
+                </c:pt>
+                <c:pt idx="2">
+                  <c:v>16000000</c:v>
+                </c:pt>
+                <c:pt idx="3">
+                  <c:v>16000000</c:v>
+                </c:pt>
+                <c:pt idx="4">
+                  <c:v>17000000</c:v>
+                </c:pt>
+                <c:pt idx="5">
+                  <c:v>17000000</c:v>
+                </c:pt>
+                <c:pt idx="6">
+                  <c:v>17000000</c:v>
+                </c:pt>
+                <c:pt idx="7">
+                  <c:v>18000000</c:v>
+                </c:pt>
+                <c:pt idx="8">
+                  <c:v>18000000</c:v>
+                </c:pt>
+                <c:pt idx="9">
+                  <c:v>18000000</c:v>
+                </c:pt>
+                <c:pt idx="10">
+                  <c:v>18000000</c:v>
+                </c:pt>
+                <c:pt idx="11">
+                  <c:v>19000000</c:v>
+                </c:pt>
+                <c:pt idx="12">
+                  <c:v>19000000</c:v>
+                </c:pt>
+                <c:pt idx="13">
+                  <c:v>20000000</c:v>
+                </c:pt>
+                <c:pt idx="14">
+                  <c:v>20000000</c:v>
+                </c:pt>
+                <c:pt idx="15">
+                  <c:v>20000000</c:v>
+                </c:pt>
+                <c:pt idx="16">
+                  <c:v>20000000</c:v>
+                </c:pt>
+                <c:pt idx="17">
+                  <c:v>21000000</c:v>
+                </c:pt>
+                <c:pt idx="18">
+                  <c:v>21000000</c:v>
+                </c:pt>
+                <c:pt idx="19">
+                  <c:v>22000000</c:v>
+                </c:pt>
+                <c:pt idx="20">
+                  <c:v>22000000</c:v>
+                </c:pt>
+                <c:pt idx="21">
+                  <c:v>22000000</c:v>
+                </c:pt>
+                <c:pt idx="22">
+                  <c:v>23000000</c:v>
+                </c:pt>
+                <c:pt idx="23">
+                  <c:v>23000000</c:v>
+                </c:pt>
+                <c:pt idx="24">
+                  <c:v>24000000</c:v>
+                </c:pt>
+                <c:pt idx="25">
+                  <c:v>24000000</c:v>
+                </c:pt>
+                <c:pt idx="26">
+                  <c:v>25000000</c:v>
+                </c:pt>
+                <c:pt idx="27">
+                  <c:v>25000000</c:v>
+                </c:pt>
+              </c:numCache>
+            </c:numRef>
+          </c:xVal>
+          <c:yVal>
+            <c:numRef>
+              <c:f>combined!$B$34:$B$61</c:f>
+              <c:numCache>
+                <c:formatCode>General</c:formatCode>
+                <c:ptCount val="28"/>
+                <c:pt idx="0">
+                  <c:v>4.9861934997897997E-2</c:v>
+                </c:pt>
+                <c:pt idx="1">
+                  <c:v>6.6678465002041706E-2</c:v>
+                </c:pt>
+                <c:pt idx="2">
+                  <c:v>4.4559899998421297E-2</c:v>
+                </c:pt>
+                <c:pt idx="3">
+                  <c:v>4.53479600000719E-2</c:v>
+                </c:pt>
+                <c:pt idx="4">
+                  <c:v>5.93079499994928E-2</c:v>
+                </c:pt>
+                <c:pt idx="5">
+                  <c:v>5.4834580000897401E-2</c:v>
+                </c:pt>
+                <c:pt idx="6">
+                  <c:v>5.3457604999857702E-2</c:v>
+                </c:pt>
+                <c:pt idx="7">
+                  <c:v>6.8865535001532405E-2</c:v>
+                </c:pt>
+                <c:pt idx="8">
+                  <c:v>9.5244164999894507E-2</c:v>
+                </c:pt>
+                <c:pt idx="9">
+                  <c:v>6.2576654997246794E-2</c:v>
+                </c:pt>
+                <c:pt idx="10">
+                  <c:v>8.2802459998492797E-2</c:v>
+                </c:pt>
+                <c:pt idx="11">
+                  <c:v>7.1411820001958407E-2</c:v>
+                </c:pt>
+                <c:pt idx="12">
+                  <c:v>0.102940015002968</c:v>
+                </c:pt>
+                <c:pt idx="13">
+                  <c:v>8.3634030000393905E-2</c:v>
+                </c:pt>
+                <c:pt idx="14">
+                  <c:v>0.114431659999536</c:v>
+                </c:pt>
+                <c:pt idx="15">
+                  <c:v>7.8134205001697404E-2</c:v>
+                </c:pt>
+                <c:pt idx="16">
+                  <c:v>9.0538704998470998E-2</c:v>
+                </c:pt>
+                <c:pt idx="17">
+                  <c:v>8.5536225000396301E-2</c:v>
+                </c:pt>
+                <c:pt idx="18">
+                  <c:v>8.3987134999915697E-2</c:v>
+                </c:pt>
+                <c:pt idx="19">
+                  <c:v>9.5658005002041996E-2</c:v>
+                </c:pt>
+                <c:pt idx="20">
+                  <c:v>9.0389680002408504E-2</c:v>
+                </c:pt>
+                <c:pt idx="21">
+                  <c:v>9.3686675000935707E-2</c:v>
+                </c:pt>
+                <c:pt idx="22">
+                  <c:v>9.7441610000532794E-2</c:v>
+                </c:pt>
+                <c:pt idx="23">
+                  <c:v>0.106232224999257</c:v>
+                </c:pt>
+                <c:pt idx="24">
+                  <c:v>0.10621339499993999</c:v>
+                </c:pt>
+                <c:pt idx="25">
+                  <c:v>0.104718959998717</c:v>
+                </c:pt>
+                <c:pt idx="26">
+                  <c:v>0.11622024000098399</c:v>
+                </c:pt>
+                <c:pt idx="27">
+                  <c:v>0.147356640000361</c:v>
+                </c:pt>
+              </c:numCache>
+            </c:numRef>
+          </c:yVal>
+          <c:smooth val="0"/>
+          <c:extLst>
+            <c:ext xmlns:c16="http://schemas.microsoft.com/office/drawing/2014/chart" uri="{C3380CC4-5D6E-409C-BE32-E72D297353CC}">
+              <c16:uniqueId val="{00000003-82A2-43D1-9E06-64FCF77B5ACE}"/>
+            </c:ext>
+          </c:extLst>
+        </c:ser>
+        <c:dLbls>
+          <c:showLegendKey val="0"/>
+          <c:showVal val="0"/>
+          <c:showCatName val="0"/>
+          <c:showSerName val="0"/>
+          <c:showPercent val="0"/>
+          <c:showBubbleSize val="0"/>
+        </c:dLbls>
+        <c:axId val="1818833728"/>
+        <c:axId val="1818817504"/>
+      </c:scatterChart>
+      <c:valAx>
+        <c:axId val="1818833728"/>
+        <c:scaling>
+          <c:orientation val="minMax"/>
+          <c:max val="26000000"/>
+          <c:min val="5000000"/>
+        </c:scaling>
+        <c:delete val="0"/>
+        <c:axPos val="b"/>
+        <c:majorGridlines>
+          <c:spPr>
+            <a:ln w="9525" cap="flat" cmpd="sng" algn="ctr">
+              <a:solidFill>
+                <a:schemeClr val="tx1">
+                  <a:lumMod val="15000"/>
+                  <a:lumOff val="85000"/>
+                </a:schemeClr>
+              </a:solidFill>
+              <a:round/>
+            </a:ln>
+            <a:effectLst/>
+          </c:spPr>
+        </c:majorGridlines>
+        <c:title>
+          <c:tx>
+            <c:rich>
+              <a:bodyPr rot="0" spcFirstLastPara="1" vertOverflow="ellipsis" vert="horz" wrap="square" anchor="ctr" anchorCtr="1"/>
+              <a:lstStyle/>
+              <a:p>
+                <a:pPr>
+                  <a:defRPr sz="1000" b="0" i="0" u="none" strike="noStrike" kern="1200" baseline="0">
+                    <a:solidFill>
+                      <a:schemeClr val="tx1">
+                        <a:lumMod val="65000"/>
+                        <a:lumOff val="35000"/>
+                      </a:schemeClr>
+                    </a:solidFill>
+                    <a:latin typeface="+mn-lt"/>
+                    <a:ea typeface="+mn-ea"/>
+                    <a:cs typeface="+mn-cs"/>
+                  </a:defRPr>
+                </a:pPr>
+                <a:r>
+                  <a:rPr lang="en-US"/>
+                  <a:t>N</a:t>
+                </a:r>
+                <a:r>
+                  <a:rPr lang="en-US" baseline="0"/>
+                  <a:t>_max</a:t>
+                </a:r>
+                <a:endParaRPr lang="en-US"/>
+              </a:p>
+            </c:rich>
+          </c:tx>
+          <c:overlay val="0"/>
+          <c:spPr>
+            <a:noFill/>
+            <a:ln>
+              <a:noFill/>
+            </a:ln>
+            <a:effectLst/>
+          </c:spPr>
+          <c:txPr>
+            <a:bodyPr rot="0" spcFirstLastPara="1" vertOverflow="ellipsis" vert="horz" wrap="square" anchor="ctr" anchorCtr="1"/>
+            <a:lstStyle/>
+            <a:p>
+              <a:pPr>
+                <a:defRPr sz="1000" b="0" i="0" u="none" strike="noStrike" kern="1200" baseline="0">
+                  <a:solidFill>
+                    <a:schemeClr val="tx1">
+                      <a:lumMod val="65000"/>
+                      <a:lumOff val="35000"/>
+                    </a:schemeClr>
+                  </a:solidFill>
+                  <a:latin typeface="+mn-lt"/>
+                  <a:ea typeface="+mn-ea"/>
+                  <a:cs typeface="+mn-cs"/>
+                </a:defRPr>
+              </a:pPr>
+              <a:endParaRPr lang="en-US"/>
+            </a:p>
+          </c:txPr>
+        </c:title>
+        <c:numFmt formatCode="General" sourceLinked="1"/>
+        <c:majorTickMark val="none"/>
+        <c:minorTickMark val="none"/>
+        <c:tickLblPos val="nextTo"/>
+        <c:spPr>
+          <a:noFill/>
+          <a:ln w="9525" cap="flat" cmpd="sng" algn="ctr">
+            <a:solidFill>
+              <a:schemeClr val="tx1">
+                <a:lumMod val="25000"/>
+                <a:lumOff val="75000"/>
+              </a:schemeClr>
+            </a:solidFill>
+            <a:round/>
+          </a:ln>
+          <a:effectLst/>
+        </c:spPr>
+        <c:txPr>
+          <a:bodyPr rot="-60000000" spcFirstLastPara="1" vertOverflow="ellipsis" vert="horz" wrap="square" anchor="ctr" anchorCtr="1"/>
+          <a:lstStyle/>
+          <a:p>
+            <a:pPr>
+              <a:defRPr sz="900" b="0" i="0" u="none" strike="noStrike" kern="1200" baseline="0">
+                <a:solidFill>
+                  <a:schemeClr val="tx1">
+                    <a:lumMod val="65000"/>
+                    <a:lumOff val="35000"/>
+                  </a:schemeClr>
+                </a:solidFill>
+                <a:latin typeface="+mn-lt"/>
+                <a:ea typeface="+mn-ea"/>
+                <a:cs typeface="+mn-cs"/>
+              </a:defRPr>
+            </a:pPr>
+            <a:endParaRPr lang="en-US"/>
+          </a:p>
+        </c:txPr>
+        <c:crossAx val="1818817504"/>
+        <c:crosses val="autoZero"/>
+        <c:crossBetween val="midCat"/>
+      </c:valAx>
+      <c:valAx>
+        <c:axId val="1818817504"/>
+        <c:scaling>
+          <c:orientation val="minMax"/>
+        </c:scaling>
+        <c:delete val="0"/>
+        <c:axPos val="l"/>
+        <c:majorGridlines>
+          <c:spPr>
+            <a:ln w="9525" cap="flat" cmpd="sng" algn="ctr">
+              <a:solidFill>
+                <a:schemeClr val="tx1">
+                  <a:lumMod val="15000"/>
+                  <a:lumOff val="85000"/>
+                </a:schemeClr>
+              </a:solidFill>
+              <a:round/>
+            </a:ln>
+            <a:effectLst/>
+          </c:spPr>
+        </c:majorGridlines>
+        <c:title>
+          <c:tx>
+            <c:rich>
+              <a:bodyPr rot="-5400000" spcFirstLastPara="1" vertOverflow="ellipsis" vert="horz" wrap="square" anchor="ctr" anchorCtr="1"/>
+              <a:lstStyle/>
+              <a:p>
+                <a:pPr>
+                  <a:defRPr sz="1000" b="0" i="0" u="none" strike="noStrike" kern="1200" baseline="0">
+                    <a:solidFill>
+                      <a:schemeClr val="tx1">
+                        <a:lumMod val="65000"/>
+                        <a:lumOff val="35000"/>
+                      </a:schemeClr>
+                    </a:solidFill>
+                    <a:latin typeface="+mn-lt"/>
+                    <a:ea typeface="+mn-ea"/>
+                    <a:cs typeface="+mn-cs"/>
+                  </a:defRPr>
+                </a:pPr>
+                <a:r>
+                  <a:rPr lang="en-US"/>
+                  <a:t>t</a:t>
+                </a:r>
+                <a:r>
+                  <a:rPr lang="en-US" baseline="0"/>
+                  <a:t> [s]</a:t>
+                </a:r>
+                <a:endParaRPr lang="en-US"/>
+              </a:p>
+            </c:rich>
+          </c:tx>
+          <c:overlay val="0"/>
+          <c:spPr>
+            <a:noFill/>
+            <a:ln>
+              <a:noFill/>
+            </a:ln>
+            <a:effectLst/>
+          </c:spPr>
+          <c:txPr>
+            <a:bodyPr rot="-5400000" spcFirstLastPara="1" vertOverflow="ellipsis" vert="horz" wrap="square" anchor="ctr" anchorCtr="1"/>
+            <a:lstStyle/>
+            <a:p>
+              <a:pPr>
+                <a:defRPr sz="1000" b="0" i="0" u="none" strike="noStrike" kern="1200" baseline="0">
+                  <a:solidFill>
+                    <a:schemeClr val="tx1">
+                      <a:lumMod val="65000"/>
+                      <a:lumOff val="35000"/>
+                    </a:schemeClr>
+                  </a:solidFill>
+                  <a:latin typeface="+mn-lt"/>
+                  <a:ea typeface="+mn-ea"/>
+                  <a:cs typeface="+mn-cs"/>
+                </a:defRPr>
+              </a:pPr>
+              <a:endParaRPr lang="en-US"/>
+            </a:p>
+          </c:txPr>
+        </c:title>
+        <c:numFmt formatCode="General" sourceLinked="1"/>
+        <c:majorTickMark val="none"/>
+        <c:minorTickMark val="none"/>
+        <c:tickLblPos val="nextTo"/>
+        <c:spPr>
+          <a:noFill/>
+          <a:ln w="9525" cap="flat" cmpd="sng" algn="ctr">
+            <a:solidFill>
+              <a:schemeClr val="tx1">
+                <a:lumMod val="25000"/>
+                <a:lumOff val="75000"/>
+              </a:schemeClr>
+            </a:solidFill>
+            <a:round/>
+          </a:ln>
+          <a:effectLst/>
+        </c:spPr>
+        <c:txPr>
+          <a:bodyPr rot="-60000000" spcFirstLastPara="1" vertOverflow="ellipsis" vert="horz" wrap="square" anchor="ctr" anchorCtr="1"/>
+          <a:lstStyle/>
+          <a:p>
+            <a:pPr>
+              <a:defRPr sz="900" b="0" i="0" u="none" strike="noStrike" kern="1200" baseline="0">
+                <a:solidFill>
+                  <a:schemeClr val="tx1">
+                    <a:lumMod val="65000"/>
+                    <a:lumOff val="35000"/>
+                  </a:schemeClr>
+                </a:solidFill>
+                <a:latin typeface="+mn-lt"/>
+                <a:ea typeface="+mn-ea"/>
+                <a:cs typeface="+mn-cs"/>
+              </a:defRPr>
+            </a:pPr>
+            <a:endParaRPr lang="en-US"/>
+          </a:p>
+        </c:txPr>
+        <c:crossAx val="1818833728"/>
+        <c:crosses val="autoZero"/>
+        <c:crossBetween val="midCat"/>
+      </c:valAx>
+      <c:spPr>
+        <a:noFill/>
+        <a:ln>
+          <a:noFill/>
+        </a:ln>
+        <a:effectLst/>
+      </c:spPr>
+    </c:plotArea>
+    <c:plotVisOnly val="1"/>
+    <c:dispBlanksAs val="gap"/>
+    <c:extLst>
+      <c:ext xmlns:c16r3="http://schemas.microsoft.com/office/drawing/2017/03/chart" uri="{56B9EC1D-385E-4148-901F-78D8002777C0}">
+        <c16r3:dataDisplayOptions16>
+          <c16r3:dispNaAsBlank val="1"/>
+        </c16r3:dataDisplayOptions16>
+      </c:ext>
+    </c:extLst>
+    <c:showDLblsOverMax val="0"/>
+  </c:chart>
+  <c:spPr>
+    <a:solidFill>
+      <a:schemeClr val="bg1"/>
+    </a:solidFill>
+    <a:ln w="9525" cap="flat" cmpd="sng" algn="ctr">
+      <a:solidFill>
+        <a:schemeClr val="tx1">
+          <a:lumMod val="15000"/>
+          <a:lumOff val="85000"/>
+        </a:schemeClr>
+      </a:solidFill>
+      <a:round/>
+    </a:ln>
+    <a:effectLst/>
+  </c:spPr>
+  <c:txPr>
+    <a:bodyPr/>
+    <a:lstStyle/>
+    <a:p>
+      <a:pPr>
+        <a:defRPr/>
+      </a:pPr>
+      <a:endParaRPr lang="en-US"/>
+    </a:p>
+  </c:txPr>
+  <c:externalData r:id="rId3">
+    <c:autoUpdate val="0"/>
+  </c:externalData>
+</c:chartSpace>
+</file>
+
 <file path=word/charts/colors1.xml><?xml version="1.0" encoding="utf-8"?>
 <cs:colorStyle xmlns:cs="http://schemas.microsoft.com/office/drawing/2012/chartStyle" xmlns:a="http://schemas.openxmlformats.org/drawingml/2006/main" meth="cycle" id="10">
   <a:schemeClr val="accent1"/>
@@ -11779,6 +19211,46 @@
 </file>
 
 <file path=word/charts/colors2.xml><?xml version="1.0" encoding="utf-8"?>
+<cs:colorStyle xmlns:cs="http://schemas.microsoft.com/office/drawing/2012/chartStyle" xmlns:a="http://schemas.openxmlformats.org/drawingml/2006/main" meth="cycle" id="10">
+  <a:schemeClr val="accent1"/>
+  <a:schemeClr val="accent2"/>
+  <a:schemeClr val="accent3"/>
+  <a:schemeClr val="accent4"/>
+  <a:schemeClr val="accent5"/>
+  <a:schemeClr val="accent6"/>
+  <cs:variation/>
+  <cs:variation>
+    <a:lumMod val="60000"/>
+  </cs:variation>
+  <cs:variation>
+    <a:lumMod val="80000"/>
+    <a:lumOff val="20000"/>
+  </cs:variation>
+  <cs:variation>
+    <a:lumMod val="80000"/>
+  </cs:variation>
+  <cs:variation>
+    <a:lumMod val="60000"/>
+    <a:lumOff val="40000"/>
+  </cs:variation>
+  <cs:variation>
+    <a:lumMod val="50000"/>
+  </cs:variation>
+  <cs:variation>
+    <a:lumMod val="70000"/>
+    <a:lumOff val="30000"/>
+  </cs:variation>
+  <cs:variation>
+    <a:lumMod val="70000"/>
+  </cs:variation>
+  <cs:variation>
+    <a:lumMod val="50000"/>
+    <a:lumOff val="50000"/>
+  </cs:variation>
+</cs:colorStyle>
+</file>
+
+<file path=word/charts/colors3.xml><?xml version="1.0" encoding="utf-8"?>
 <cs:colorStyle xmlns:cs="http://schemas.microsoft.com/office/drawing/2012/chartStyle" xmlns:a="http://schemas.openxmlformats.org/drawingml/2006/main" meth="cycle" id="10">
   <a:schemeClr val="accent1"/>
   <a:schemeClr val="accent2"/>
@@ -12850,6 +20322,522 @@
 </cs:chartStyle>
 </file>
 
+<file path=word/charts/style3.xml><?xml version="1.0" encoding="utf-8"?>
+<cs:chartStyle xmlns:cs="http://schemas.microsoft.com/office/drawing/2012/chartStyle" xmlns:a="http://schemas.openxmlformats.org/drawingml/2006/main" id="240">
+  <cs:axisTitle>
+    <cs:lnRef idx="0"/>
+    <cs:fillRef idx="0"/>
+    <cs:effectRef idx="0"/>
+    <cs:fontRef idx="minor">
+      <a:schemeClr val="tx1">
+        <a:lumMod val="65000"/>
+        <a:lumOff val="35000"/>
+      </a:schemeClr>
+    </cs:fontRef>
+    <cs:defRPr sz="1000" kern="1200"/>
+  </cs:axisTitle>
+  <cs:categoryAxis>
+    <cs:lnRef idx="0"/>
+    <cs:fillRef idx="0"/>
+    <cs:effectRef idx="0"/>
+    <cs:fontRef idx="minor">
+      <a:schemeClr val="tx1">
+        <a:lumMod val="65000"/>
+        <a:lumOff val="35000"/>
+      </a:schemeClr>
+    </cs:fontRef>
+    <cs:spPr>
+      <a:ln w="9525" cap="flat" cmpd="sng" algn="ctr">
+        <a:solidFill>
+          <a:schemeClr val="tx1">
+            <a:lumMod val="25000"/>
+            <a:lumOff val="75000"/>
+          </a:schemeClr>
+        </a:solidFill>
+        <a:round/>
+      </a:ln>
+    </cs:spPr>
+    <cs:defRPr sz="900" kern="1200"/>
+  </cs:categoryAxis>
+  <cs:chartArea mods="allowNoFillOverride allowNoLineOverride">
+    <cs:lnRef idx="0"/>
+    <cs:fillRef idx="0"/>
+    <cs:effectRef idx="0"/>
+    <cs:fontRef idx="minor">
+      <a:schemeClr val="tx1"/>
+    </cs:fontRef>
+    <cs:spPr>
+      <a:solidFill>
+        <a:schemeClr val="bg1"/>
+      </a:solidFill>
+      <a:ln w="9525" cap="flat" cmpd="sng" algn="ctr">
+        <a:solidFill>
+          <a:schemeClr val="tx1">
+            <a:lumMod val="15000"/>
+            <a:lumOff val="85000"/>
+          </a:schemeClr>
+        </a:solidFill>
+        <a:round/>
+      </a:ln>
+    </cs:spPr>
+    <cs:defRPr sz="1000" kern="1200"/>
+  </cs:chartArea>
+  <cs:dataLabel>
+    <cs:lnRef idx="0"/>
+    <cs:fillRef idx="0"/>
+    <cs:effectRef idx="0"/>
+    <cs:fontRef idx="minor">
+      <a:schemeClr val="tx1">
+        <a:lumMod val="75000"/>
+        <a:lumOff val="25000"/>
+      </a:schemeClr>
+    </cs:fontRef>
+    <cs:defRPr sz="900" kern="1200"/>
+  </cs:dataLabel>
+  <cs:dataLabelCallout>
+    <cs:lnRef idx="0"/>
+    <cs:fillRef idx="0"/>
+    <cs:effectRef idx="0"/>
+    <cs:fontRef idx="minor">
+      <a:schemeClr val="dk1">
+        <a:lumMod val="65000"/>
+        <a:lumOff val="35000"/>
+      </a:schemeClr>
+    </cs:fontRef>
+    <cs:spPr>
+      <a:solidFill>
+        <a:schemeClr val="lt1"/>
+      </a:solidFill>
+      <a:ln>
+        <a:solidFill>
+          <a:schemeClr val="dk1">
+            <a:lumMod val="25000"/>
+            <a:lumOff val="75000"/>
+          </a:schemeClr>
+        </a:solidFill>
+      </a:ln>
+    </cs:spPr>
+    <cs:defRPr sz="900" kern="1200"/>
+    <cs:bodyPr rot="0" spcFirstLastPara="1" vertOverflow="clip" horzOverflow="clip" vert="horz" wrap="square" lIns="36576" tIns="18288" rIns="36576" bIns="18288" anchor="ctr" anchorCtr="1">
+      <a:spAutoFit/>
+    </cs:bodyPr>
+  </cs:dataLabelCallout>
+  <cs:dataPoint>
+    <cs:lnRef idx="0"/>
+    <cs:fillRef idx="1">
+      <cs:styleClr val="auto"/>
+    </cs:fillRef>
+    <cs:effectRef idx="0"/>
+    <cs:fontRef idx="minor">
+      <a:schemeClr val="tx1"/>
+    </cs:fontRef>
+  </cs:dataPoint>
+  <cs:dataPoint3D>
+    <cs:lnRef idx="0"/>
+    <cs:fillRef idx="1">
+      <cs:styleClr val="auto"/>
+    </cs:fillRef>
+    <cs:effectRef idx="0"/>
+    <cs:fontRef idx="minor">
+      <a:schemeClr val="tx1"/>
+    </cs:fontRef>
+  </cs:dataPoint3D>
+  <cs:dataPointLine>
+    <cs:lnRef idx="0">
+      <cs:styleClr val="auto"/>
+    </cs:lnRef>
+    <cs:fillRef idx="1"/>
+    <cs:effectRef idx="0"/>
+    <cs:fontRef idx="minor">
+      <a:schemeClr val="tx1"/>
+    </cs:fontRef>
+    <cs:spPr>
+      <a:ln w="19050" cap="rnd">
+        <a:solidFill>
+          <a:schemeClr val="phClr"/>
+        </a:solidFill>
+        <a:round/>
+      </a:ln>
+    </cs:spPr>
+  </cs:dataPointLine>
+  <cs:dataPointMarker>
+    <cs:lnRef idx="0">
+      <cs:styleClr val="auto"/>
+    </cs:lnRef>
+    <cs:fillRef idx="1">
+      <cs:styleClr val="auto"/>
+    </cs:fillRef>
+    <cs:effectRef idx="0"/>
+    <cs:fontRef idx="minor">
+      <a:schemeClr val="tx1"/>
+    </cs:fontRef>
+    <cs:spPr>
+      <a:ln w="9525">
+        <a:solidFill>
+          <a:schemeClr val="phClr"/>
+        </a:solidFill>
+      </a:ln>
+    </cs:spPr>
+  </cs:dataPointMarker>
+  <cs:dataPointMarkerLayout symbol="circle" size="5"/>
+  <cs:dataPointWireframe>
+    <cs:lnRef idx="0">
+      <cs:styleClr val="auto"/>
+    </cs:lnRef>
+    <cs:fillRef idx="0"/>
+    <cs:effectRef idx="0"/>
+    <cs:fontRef idx="minor">
+      <a:schemeClr val="dk1"/>
+    </cs:fontRef>
+    <cs:spPr>
+      <a:ln w="9525" cap="rnd">
+        <a:solidFill>
+          <a:schemeClr val="phClr"/>
+        </a:solidFill>
+        <a:round/>
+      </a:ln>
+    </cs:spPr>
+  </cs:dataPointWireframe>
+  <cs:dataTable>
+    <cs:lnRef idx="0"/>
+    <cs:fillRef idx="0"/>
+    <cs:effectRef idx="0"/>
+    <cs:fontRef idx="minor">
+      <a:schemeClr val="tx1">
+        <a:lumMod val="65000"/>
+        <a:lumOff val="35000"/>
+      </a:schemeClr>
+    </cs:fontRef>
+    <cs:spPr>
+      <a:noFill/>
+      <a:ln w="9525" cap="flat" cmpd="sng" algn="ctr">
+        <a:solidFill>
+          <a:schemeClr val="tx1">
+            <a:lumMod val="15000"/>
+            <a:lumOff val="85000"/>
+          </a:schemeClr>
+        </a:solidFill>
+        <a:round/>
+      </a:ln>
+    </cs:spPr>
+    <cs:defRPr sz="900" kern="1200"/>
+  </cs:dataTable>
+  <cs:downBar>
+    <cs:lnRef idx="0"/>
+    <cs:fillRef idx="0"/>
+    <cs:effectRef idx="0"/>
+    <cs:fontRef idx="minor">
+      <a:schemeClr val="tx1"/>
+    </cs:fontRef>
+    <cs:spPr>
+      <a:solidFill>
+        <a:schemeClr val="dk1">
+          <a:lumMod val="75000"/>
+          <a:lumOff val="25000"/>
+        </a:schemeClr>
+      </a:solidFill>
+      <a:ln w="9525" cap="flat" cmpd="sng" algn="ctr">
+        <a:solidFill>
+          <a:schemeClr val="tx1">
+            <a:lumMod val="65000"/>
+            <a:lumOff val="35000"/>
+          </a:schemeClr>
+        </a:solidFill>
+        <a:round/>
+      </a:ln>
+    </cs:spPr>
+  </cs:downBar>
+  <cs:dropLine>
+    <cs:lnRef idx="0"/>
+    <cs:fillRef idx="0"/>
+    <cs:effectRef idx="0"/>
+    <cs:fontRef idx="minor">
+      <a:schemeClr val="tx1"/>
+    </cs:fontRef>
+    <cs:spPr>
+      <a:ln w="9525" cap="flat" cmpd="sng" algn="ctr">
+        <a:solidFill>
+          <a:schemeClr val="tx1">
+            <a:lumMod val="35000"/>
+            <a:lumOff val="65000"/>
+          </a:schemeClr>
+        </a:solidFill>
+        <a:round/>
+      </a:ln>
+    </cs:spPr>
+  </cs:dropLine>
+  <cs:errorBar>
+    <cs:lnRef idx="0"/>
+    <cs:fillRef idx="0"/>
+    <cs:effectRef idx="0"/>
+    <cs:fontRef idx="minor">
+      <a:schemeClr val="tx1"/>
+    </cs:fontRef>
+    <cs:spPr>
+      <a:ln w="9525" cap="flat" cmpd="sng" algn="ctr">
+        <a:solidFill>
+          <a:schemeClr val="tx1">
+            <a:lumMod val="65000"/>
+            <a:lumOff val="35000"/>
+          </a:schemeClr>
+        </a:solidFill>
+        <a:round/>
+      </a:ln>
+    </cs:spPr>
+  </cs:errorBar>
+  <cs:floor>
+    <cs:lnRef idx="0"/>
+    <cs:fillRef idx="0"/>
+    <cs:effectRef idx="0"/>
+    <cs:fontRef idx="minor">
+      <a:schemeClr val="tx1"/>
+    </cs:fontRef>
+    <cs:spPr>
+      <a:noFill/>
+      <a:ln>
+        <a:noFill/>
+      </a:ln>
+    </cs:spPr>
+  </cs:floor>
+  <cs:gridlineMajor>
+    <cs:lnRef idx="0"/>
+    <cs:fillRef idx="0"/>
+    <cs:effectRef idx="0"/>
+    <cs:fontRef idx="minor">
+      <a:schemeClr val="tx1"/>
+    </cs:fontRef>
+    <cs:spPr>
+      <a:ln w="9525" cap="flat" cmpd="sng" algn="ctr">
+        <a:solidFill>
+          <a:schemeClr val="tx1">
+            <a:lumMod val="15000"/>
+            <a:lumOff val="85000"/>
+          </a:schemeClr>
+        </a:solidFill>
+        <a:round/>
+      </a:ln>
+    </cs:spPr>
+  </cs:gridlineMajor>
+  <cs:gridlineMinor>
+    <cs:lnRef idx="0"/>
+    <cs:fillRef idx="0"/>
+    <cs:effectRef idx="0"/>
+    <cs:fontRef idx="minor">
+      <a:schemeClr val="tx1"/>
+    </cs:fontRef>
+    <cs:spPr>
+      <a:ln w="9525" cap="flat" cmpd="sng" algn="ctr">
+        <a:solidFill>
+          <a:schemeClr val="tx1">
+            <a:lumMod val="5000"/>
+            <a:lumOff val="95000"/>
+          </a:schemeClr>
+        </a:solidFill>
+        <a:round/>
+      </a:ln>
+    </cs:spPr>
+  </cs:gridlineMinor>
+  <cs:hiLoLine>
+    <cs:lnRef idx="0"/>
+    <cs:fillRef idx="0"/>
+    <cs:effectRef idx="0"/>
+    <cs:fontRef idx="minor">
+      <a:schemeClr val="tx1"/>
+    </cs:fontRef>
+    <cs:spPr>
+      <a:ln w="9525" cap="flat" cmpd="sng" algn="ctr">
+        <a:solidFill>
+          <a:schemeClr val="tx1">
+            <a:lumMod val="50000"/>
+            <a:lumOff val="50000"/>
+          </a:schemeClr>
+        </a:solidFill>
+        <a:round/>
+      </a:ln>
+    </cs:spPr>
+  </cs:hiLoLine>
+  <cs:leaderLine>
+    <cs:lnRef idx="0"/>
+    <cs:fillRef idx="0"/>
+    <cs:effectRef idx="0"/>
+    <cs:fontRef idx="minor">
+      <a:schemeClr val="tx1"/>
+    </cs:fontRef>
+    <cs:spPr>
+      <a:ln w="9525" cap="flat" cmpd="sng" algn="ctr">
+        <a:solidFill>
+          <a:schemeClr val="tx1">
+            <a:lumMod val="35000"/>
+            <a:lumOff val="65000"/>
+          </a:schemeClr>
+        </a:solidFill>
+        <a:round/>
+      </a:ln>
+    </cs:spPr>
+  </cs:leaderLine>
+  <cs:legend>
+    <cs:lnRef idx="0"/>
+    <cs:fillRef idx="0"/>
+    <cs:effectRef idx="0"/>
+    <cs:fontRef idx="minor">
+      <a:schemeClr val="tx1">
+        <a:lumMod val="65000"/>
+        <a:lumOff val="35000"/>
+      </a:schemeClr>
+    </cs:fontRef>
+    <cs:defRPr sz="900" kern="1200"/>
+  </cs:legend>
+  <cs:plotArea mods="allowNoFillOverride allowNoLineOverride">
+    <cs:lnRef idx="0"/>
+    <cs:fillRef idx="0"/>
+    <cs:effectRef idx="0"/>
+    <cs:fontRef idx="minor">
+      <a:schemeClr val="tx1"/>
+    </cs:fontRef>
+  </cs:plotArea>
+  <cs:plotArea3D mods="allowNoFillOverride allowNoLineOverride">
+    <cs:lnRef idx="0"/>
+    <cs:fillRef idx="0"/>
+    <cs:effectRef idx="0"/>
+    <cs:fontRef idx="minor">
+      <a:schemeClr val="tx1"/>
+    </cs:fontRef>
+  </cs:plotArea3D>
+  <cs:seriesAxis>
+    <cs:lnRef idx="0"/>
+    <cs:fillRef idx="0"/>
+    <cs:effectRef idx="0"/>
+    <cs:fontRef idx="minor">
+      <a:schemeClr val="tx1">
+        <a:lumMod val="65000"/>
+        <a:lumOff val="35000"/>
+      </a:schemeClr>
+    </cs:fontRef>
+    <cs:defRPr sz="900" kern="1200"/>
+  </cs:seriesAxis>
+  <cs:seriesLine>
+    <cs:lnRef idx="0"/>
+    <cs:fillRef idx="0"/>
+    <cs:effectRef idx="0"/>
+    <cs:fontRef idx="minor">
+      <a:schemeClr val="tx1"/>
+    </cs:fontRef>
+    <cs:spPr>
+      <a:ln w="9525" cap="flat" cmpd="sng" algn="ctr">
+        <a:solidFill>
+          <a:schemeClr val="tx1">
+            <a:lumMod val="35000"/>
+            <a:lumOff val="65000"/>
+          </a:schemeClr>
+        </a:solidFill>
+        <a:round/>
+      </a:ln>
+    </cs:spPr>
+  </cs:seriesLine>
+  <cs:title>
+    <cs:lnRef idx="0"/>
+    <cs:fillRef idx="0"/>
+    <cs:effectRef idx="0"/>
+    <cs:fontRef idx="minor">
+      <a:schemeClr val="tx1">
+        <a:lumMod val="65000"/>
+        <a:lumOff val="35000"/>
+      </a:schemeClr>
+    </cs:fontRef>
+    <cs:defRPr sz="1400" b="0" kern="1200" spc="0" baseline="0"/>
+  </cs:title>
+  <cs:trendline>
+    <cs:lnRef idx="0">
+      <cs:styleClr val="auto"/>
+    </cs:lnRef>
+    <cs:fillRef idx="0"/>
+    <cs:effectRef idx="0"/>
+    <cs:fontRef idx="minor">
+      <a:schemeClr val="tx1"/>
+    </cs:fontRef>
+    <cs:spPr>
+      <a:ln w="19050" cap="rnd">
+        <a:solidFill>
+          <a:schemeClr val="phClr"/>
+        </a:solidFill>
+        <a:prstDash val="sysDot"/>
+      </a:ln>
+    </cs:spPr>
+  </cs:trendline>
+  <cs:trendlineLabel>
+    <cs:lnRef idx="0"/>
+    <cs:fillRef idx="0"/>
+    <cs:effectRef idx="0"/>
+    <cs:fontRef idx="minor">
+      <a:schemeClr val="tx1">
+        <a:lumMod val="65000"/>
+        <a:lumOff val="35000"/>
+      </a:schemeClr>
+    </cs:fontRef>
+    <cs:defRPr sz="900" kern="1200"/>
+  </cs:trendlineLabel>
+  <cs:upBar>
+    <cs:lnRef idx="0"/>
+    <cs:fillRef idx="0"/>
+    <cs:effectRef idx="0"/>
+    <cs:fontRef idx="minor">
+      <a:schemeClr val="tx1"/>
+    </cs:fontRef>
+    <cs:spPr>
+      <a:solidFill>
+        <a:schemeClr val="lt1"/>
+      </a:solidFill>
+      <a:ln w="9525" cap="flat" cmpd="sng" algn="ctr">
+        <a:solidFill>
+          <a:schemeClr val="tx1">
+            <a:lumMod val="65000"/>
+            <a:lumOff val="35000"/>
+          </a:schemeClr>
+        </a:solidFill>
+        <a:round/>
+      </a:ln>
+    </cs:spPr>
+  </cs:upBar>
+  <cs:valueAxis>
+    <cs:lnRef idx="0"/>
+    <cs:fillRef idx="0"/>
+    <cs:effectRef idx="0"/>
+    <cs:fontRef idx="minor">
+      <a:schemeClr val="tx1">
+        <a:lumMod val="65000"/>
+        <a:lumOff val="35000"/>
+      </a:schemeClr>
+    </cs:fontRef>
+    <cs:spPr>
+      <a:ln w="9525" cap="flat" cmpd="sng" algn="ctr">
+        <a:solidFill>
+          <a:schemeClr val="tx1">
+            <a:lumMod val="25000"/>
+            <a:lumOff val="75000"/>
+          </a:schemeClr>
+        </a:solidFill>
+        <a:round/>
+      </a:ln>
+    </cs:spPr>
+    <cs:defRPr sz="900" kern="1200"/>
+  </cs:valueAxis>
+  <cs:wall>
+    <cs:lnRef idx="0"/>
+    <cs:fillRef idx="0"/>
+    <cs:effectRef idx="0"/>
+    <cs:fontRef idx="minor">
+      <a:schemeClr val="tx1"/>
+    </cs:fontRef>
+    <cs:spPr>
+      <a:noFill/>
+      <a:ln>
+        <a:noFill/>
+      </a:ln>
+    </cs:spPr>
+  </cs:wall>
+</cs:chartStyle>
+</file>
+
 <file path=word/theme/theme1.xml><?xml version="1.0" encoding="utf-8"?>
 <a:theme xmlns:a="http://schemas.openxmlformats.org/drawingml/2006/main" name="Office Theme">
   <a:themeElements>

--- a/documentation/Primes.docx
+++ b/documentation/Primes.docx
@@ -2355,9 +2355,950 @@
       <w:r>
         <w:rPr>
           <w:rFonts w:eastAsiaTheme="minorEastAsia"/>
-        </w:rPr>
-        <w:t>Note on the structure of this report – the implementation description, the expectations, the measurement/testbench details, the results and the analysis and conclusion are given in that order for each version in its corresponding part.</w:t>
-      </w:r>
+          <w:b/>
+          <w:bCs/>
+        </w:rPr>
+        <w:t>Note</w:t>
+      </w:r>
+      <w:r>
+        <w:rPr>
+          <w:rFonts w:eastAsiaTheme="minorEastAsia"/>
+        </w:rPr>
+        <w:t xml:space="preserve"> on the structure of this report – the implementation description, the expectations, the measurement/testbench details, the results and the analysis and conclusion are given in that order for each version in its corresponding part.</w:t>
+      </w:r>
+    </w:p>
+    <w:p>
+      <w:pPr>
+        <w:pStyle w:val="ListParagraph"/>
+        <w:rPr>
+          <w:rFonts w:eastAsiaTheme="minorEastAsia"/>
+        </w:rPr>
+      </w:pPr>
+    </w:p>
+    <w:p>
+      <w:pPr>
+        <w:pStyle w:val="ListParagraph"/>
+        <w:rPr>
+          <w:rFonts w:eastAsiaTheme="minorEastAsia"/>
+        </w:rPr>
+      </w:pPr>
+      <w:r>
+        <w:rPr>
+          <w:rFonts w:eastAsiaTheme="minorEastAsia"/>
+          <w:b/>
+          <w:bCs/>
+        </w:rPr>
+        <w:t>Note</w:t>
+      </w:r>
+      <w:r>
+        <w:rPr>
+          <w:rFonts w:eastAsiaTheme="minorEastAsia"/>
+        </w:rPr>
+        <w:t xml:space="preserve"> – all the code is executed on a personal laptop with the following characteristics:</w:t>
+      </w:r>
+    </w:p>
+    <w:p>
+      <w:pPr>
+        <w:shd w:val="clear" w:color="auto" w:fill="FDF6E3"/>
+        <w:spacing w:after="0" w:line="285" w:lineRule="atLeast"/>
+        <w:rPr>
+          <w:rFonts w:ascii="Consolas" w:eastAsia="Times New Roman" w:hAnsi="Consolas" w:cs="Times New Roman"/>
+          <w:color w:val="657B83"/>
+          <w:sz w:val="21"/>
+          <w:szCs w:val="21"/>
+        </w:rPr>
+      </w:pPr>
+      <w:r>
+        <w:rPr>
+          <w:rFonts w:ascii="Consolas" w:eastAsia="Times New Roman" w:hAnsi="Consolas" w:cs="Times New Roman"/>
+          <w:color w:val="657B83"/>
+          <w:sz w:val="21"/>
+          <w:szCs w:val="21"/>
+        </w:rPr>
+        <w:t xml:space="preserve">    </w:t>
+      </w:r>
+      <w:r>
+        <w:rPr>
+          <w:rFonts w:ascii="Consolas" w:eastAsia="Times New Roman" w:hAnsi="Consolas" w:cs="Times New Roman"/>
+          <w:color w:val="859900"/>
+          <w:sz w:val="21"/>
+          <w:szCs w:val="21"/>
+        </w:rPr>
+        <w:t>"</w:t>
+      </w:r>
+      <w:proofErr w:type="spellStart"/>
+      <w:proofErr w:type="gramStart"/>
+      <w:r>
+        <w:rPr>
+          <w:rFonts w:ascii="Consolas" w:eastAsia="Times New Roman" w:hAnsi="Consolas" w:cs="Times New Roman"/>
+          <w:color w:val="859900"/>
+          <w:sz w:val="21"/>
+          <w:szCs w:val="21"/>
+        </w:rPr>
+        <w:t>ref</w:t>
+      </w:r>
+      <w:proofErr w:type="gramEnd"/>
+      <w:r>
+        <w:rPr>
+          <w:rFonts w:ascii="Consolas" w:eastAsia="Times New Roman" w:hAnsi="Consolas" w:cs="Times New Roman"/>
+          <w:color w:val="859900"/>
+          <w:sz w:val="21"/>
+          <w:szCs w:val="21"/>
+        </w:rPr>
+        <w:t>_name</w:t>
+      </w:r>
+      <w:proofErr w:type="spellEnd"/>
+      <w:r>
+        <w:rPr>
+          <w:rFonts w:ascii="Consolas" w:eastAsia="Times New Roman" w:hAnsi="Consolas" w:cs="Times New Roman"/>
+          <w:color w:val="859900"/>
+          <w:sz w:val="21"/>
+          <w:szCs w:val="21"/>
+        </w:rPr>
+        <w:t>"</w:t>
+      </w:r>
+      <w:r>
+        <w:rPr>
+          <w:rFonts w:ascii="Consolas" w:eastAsia="Times New Roman" w:hAnsi="Consolas" w:cs="Times New Roman"/>
+          <w:color w:val="657B83"/>
+          <w:sz w:val="21"/>
+          <w:szCs w:val="21"/>
+        </w:rPr>
+        <w:t xml:space="preserve">: </w:t>
+      </w:r>
+      <w:r>
+        <w:rPr>
+          <w:rFonts w:ascii="Consolas" w:eastAsia="Times New Roman" w:hAnsi="Consolas" w:cs="Times New Roman"/>
+          <w:color w:val="2AA198"/>
+          <w:sz w:val="21"/>
+          <w:szCs w:val="21"/>
+        </w:rPr>
+        <w:t>"PC_AMD_Ryzen_7_7735HS"</w:t>
+      </w:r>
+      <w:r>
+        <w:rPr>
+          <w:rFonts w:ascii="Consolas" w:eastAsia="Times New Roman" w:hAnsi="Consolas" w:cs="Times New Roman"/>
+          <w:color w:val="657B83"/>
+          <w:sz w:val="21"/>
+          <w:szCs w:val="21"/>
+        </w:rPr>
+        <w:t>,</w:t>
+      </w:r>
+    </w:p>
+    <w:p>
+      <w:pPr>
+        <w:shd w:val="clear" w:color="auto" w:fill="FDF6E3"/>
+        <w:spacing w:after="0" w:line="285" w:lineRule="atLeast"/>
+        <w:rPr>
+          <w:rFonts w:ascii="Consolas" w:eastAsia="Times New Roman" w:hAnsi="Consolas" w:cs="Times New Roman"/>
+          <w:color w:val="657B83"/>
+          <w:sz w:val="21"/>
+          <w:szCs w:val="21"/>
+        </w:rPr>
+      </w:pPr>
+      <w:r>
+        <w:rPr>
+          <w:rFonts w:ascii="Consolas" w:eastAsia="Times New Roman" w:hAnsi="Consolas" w:cs="Times New Roman"/>
+          <w:color w:val="657B83"/>
+          <w:sz w:val="21"/>
+          <w:szCs w:val="21"/>
+        </w:rPr>
+        <w:t xml:space="preserve">    </w:t>
+      </w:r>
+      <w:r>
+        <w:rPr>
+          <w:rFonts w:ascii="Consolas" w:eastAsia="Times New Roman" w:hAnsi="Consolas" w:cs="Times New Roman"/>
+          <w:color w:val="859900"/>
+          <w:sz w:val="21"/>
+          <w:szCs w:val="21"/>
+        </w:rPr>
+        <w:t>"platform"</w:t>
+      </w:r>
+      <w:r>
+        <w:rPr>
+          <w:rFonts w:ascii="Consolas" w:eastAsia="Times New Roman" w:hAnsi="Consolas" w:cs="Times New Roman"/>
+          <w:color w:val="657B83"/>
+          <w:sz w:val="21"/>
+          <w:szCs w:val="21"/>
+        </w:rPr>
+        <w:t xml:space="preserve">: </w:t>
+      </w:r>
+      <w:r>
+        <w:rPr>
+          <w:rFonts w:ascii="Consolas" w:eastAsia="Times New Roman" w:hAnsi="Consolas" w:cs="Times New Roman"/>
+          <w:color w:val="2AA198"/>
+          <w:sz w:val="21"/>
+          <w:szCs w:val="21"/>
+        </w:rPr>
+        <w:t>"Windows-11-10.0.26200-SP0"</w:t>
+      </w:r>
+      <w:r>
+        <w:rPr>
+          <w:rFonts w:ascii="Consolas" w:eastAsia="Times New Roman" w:hAnsi="Consolas" w:cs="Times New Roman"/>
+          <w:color w:val="657B83"/>
+          <w:sz w:val="21"/>
+          <w:szCs w:val="21"/>
+        </w:rPr>
+        <w:t>,</w:t>
+      </w:r>
+    </w:p>
+    <w:p>
+      <w:pPr>
+        <w:shd w:val="clear" w:color="auto" w:fill="FDF6E3"/>
+        <w:spacing w:after="0" w:line="285" w:lineRule="atLeast"/>
+        <w:rPr>
+          <w:rFonts w:ascii="Consolas" w:eastAsia="Times New Roman" w:hAnsi="Consolas" w:cs="Times New Roman"/>
+          <w:color w:val="657B83"/>
+          <w:sz w:val="21"/>
+          <w:szCs w:val="21"/>
+        </w:rPr>
+      </w:pPr>
+      <w:r>
+        <w:rPr>
+          <w:rFonts w:ascii="Consolas" w:eastAsia="Times New Roman" w:hAnsi="Consolas" w:cs="Times New Roman"/>
+          <w:color w:val="657B83"/>
+          <w:sz w:val="21"/>
+          <w:szCs w:val="21"/>
+        </w:rPr>
+        <w:t xml:space="preserve">    </w:t>
+      </w:r>
+      <w:r>
+        <w:rPr>
+          <w:rFonts w:ascii="Consolas" w:eastAsia="Times New Roman" w:hAnsi="Consolas" w:cs="Times New Roman"/>
+          <w:color w:val="859900"/>
+          <w:sz w:val="21"/>
+          <w:szCs w:val="21"/>
+        </w:rPr>
+        <w:t>"processor"</w:t>
+      </w:r>
+      <w:r>
+        <w:rPr>
+          <w:rFonts w:ascii="Consolas" w:eastAsia="Times New Roman" w:hAnsi="Consolas" w:cs="Times New Roman"/>
+          <w:color w:val="657B83"/>
+          <w:sz w:val="21"/>
+          <w:szCs w:val="21"/>
+        </w:rPr>
+        <w:t xml:space="preserve">: </w:t>
+      </w:r>
+      <w:r>
+        <w:rPr>
+          <w:rFonts w:ascii="Consolas" w:eastAsia="Times New Roman" w:hAnsi="Consolas" w:cs="Times New Roman"/>
+          <w:color w:val="2AA198"/>
+          <w:sz w:val="21"/>
+          <w:szCs w:val="21"/>
+        </w:rPr>
+        <w:t xml:space="preserve">"AMD64 Family 25 Model 68 Stepping 1, </w:t>
+      </w:r>
+      <w:proofErr w:type="spellStart"/>
+      <w:r>
+        <w:rPr>
+          <w:rFonts w:ascii="Consolas" w:eastAsia="Times New Roman" w:hAnsi="Consolas" w:cs="Times New Roman"/>
+          <w:color w:val="2AA198"/>
+          <w:sz w:val="21"/>
+          <w:szCs w:val="21"/>
+        </w:rPr>
+        <w:t>AuthenticAMD</w:t>
+      </w:r>
+      <w:proofErr w:type="spellEnd"/>
+      <w:r>
+        <w:rPr>
+          <w:rFonts w:ascii="Consolas" w:eastAsia="Times New Roman" w:hAnsi="Consolas" w:cs="Times New Roman"/>
+          <w:color w:val="2AA198"/>
+          <w:sz w:val="21"/>
+          <w:szCs w:val="21"/>
+        </w:rPr>
+        <w:t>"</w:t>
+      </w:r>
+      <w:r>
+        <w:rPr>
+          <w:rFonts w:ascii="Consolas" w:eastAsia="Times New Roman" w:hAnsi="Consolas" w:cs="Times New Roman"/>
+          <w:color w:val="657B83"/>
+          <w:sz w:val="21"/>
+          <w:szCs w:val="21"/>
+        </w:rPr>
+        <w:t>,</w:t>
+      </w:r>
+    </w:p>
+    <w:p>
+      <w:pPr>
+        <w:shd w:val="clear" w:color="auto" w:fill="FDF6E3"/>
+        <w:spacing w:after="0" w:line="285" w:lineRule="atLeast"/>
+        <w:rPr>
+          <w:rFonts w:ascii="Consolas" w:eastAsia="Times New Roman" w:hAnsi="Consolas" w:cs="Times New Roman"/>
+          <w:color w:val="657B83"/>
+          <w:sz w:val="21"/>
+          <w:szCs w:val="21"/>
+        </w:rPr>
+      </w:pPr>
+      <w:r>
+        <w:rPr>
+          <w:rFonts w:ascii="Consolas" w:eastAsia="Times New Roman" w:hAnsi="Consolas" w:cs="Times New Roman"/>
+          <w:color w:val="657B83"/>
+          <w:sz w:val="21"/>
+          <w:szCs w:val="21"/>
+        </w:rPr>
+        <w:t xml:space="preserve">    </w:t>
+      </w:r>
+      <w:r>
+        <w:rPr>
+          <w:rFonts w:ascii="Consolas" w:eastAsia="Times New Roman" w:hAnsi="Consolas" w:cs="Times New Roman"/>
+          <w:color w:val="859900"/>
+          <w:sz w:val="21"/>
+          <w:szCs w:val="21"/>
+        </w:rPr>
+        <w:t>"</w:t>
+      </w:r>
+      <w:proofErr w:type="spellStart"/>
+      <w:proofErr w:type="gramStart"/>
+      <w:r>
+        <w:rPr>
+          <w:rFonts w:ascii="Consolas" w:eastAsia="Times New Roman" w:hAnsi="Consolas" w:cs="Times New Roman"/>
+          <w:color w:val="859900"/>
+          <w:sz w:val="21"/>
+          <w:szCs w:val="21"/>
+        </w:rPr>
+        <w:t>cpu</w:t>
+      </w:r>
+      <w:proofErr w:type="gramEnd"/>
+      <w:r>
+        <w:rPr>
+          <w:rFonts w:ascii="Consolas" w:eastAsia="Times New Roman" w:hAnsi="Consolas" w:cs="Times New Roman"/>
+          <w:color w:val="859900"/>
+          <w:sz w:val="21"/>
+          <w:szCs w:val="21"/>
+        </w:rPr>
+        <w:t>_count_logical</w:t>
+      </w:r>
+      <w:proofErr w:type="spellEnd"/>
+      <w:r>
+        <w:rPr>
+          <w:rFonts w:ascii="Consolas" w:eastAsia="Times New Roman" w:hAnsi="Consolas" w:cs="Times New Roman"/>
+          <w:color w:val="859900"/>
+          <w:sz w:val="21"/>
+          <w:szCs w:val="21"/>
+        </w:rPr>
+        <w:t>"</w:t>
+      </w:r>
+      <w:r>
+        <w:rPr>
+          <w:rFonts w:ascii="Consolas" w:eastAsia="Times New Roman" w:hAnsi="Consolas" w:cs="Times New Roman"/>
+          <w:color w:val="657B83"/>
+          <w:sz w:val="21"/>
+          <w:szCs w:val="21"/>
+        </w:rPr>
+        <w:t xml:space="preserve">: </w:t>
+      </w:r>
+      <w:r>
+        <w:rPr>
+          <w:rFonts w:ascii="Consolas" w:eastAsia="Times New Roman" w:hAnsi="Consolas" w:cs="Times New Roman"/>
+          <w:color w:val="D33682"/>
+          <w:sz w:val="21"/>
+          <w:szCs w:val="21"/>
+        </w:rPr>
+        <w:t>16</w:t>
+      </w:r>
+      <w:r>
+        <w:rPr>
+          <w:rFonts w:ascii="Consolas" w:eastAsia="Times New Roman" w:hAnsi="Consolas" w:cs="Times New Roman"/>
+          <w:color w:val="657B83"/>
+          <w:sz w:val="21"/>
+          <w:szCs w:val="21"/>
+        </w:rPr>
+        <w:t>,</w:t>
+      </w:r>
+    </w:p>
+    <w:p>
+      <w:pPr>
+        <w:shd w:val="clear" w:color="auto" w:fill="FDF6E3"/>
+        <w:spacing w:after="0" w:line="285" w:lineRule="atLeast"/>
+        <w:rPr>
+          <w:rFonts w:ascii="Consolas" w:eastAsia="Times New Roman" w:hAnsi="Consolas" w:cs="Times New Roman"/>
+          <w:color w:val="657B83"/>
+          <w:sz w:val="21"/>
+          <w:szCs w:val="21"/>
+        </w:rPr>
+      </w:pPr>
+      <w:r>
+        <w:rPr>
+          <w:rFonts w:ascii="Consolas" w:eastAsia="Times New Roman" w:hAnsi="Consolas" w:cs="Times New Roman"/>
+          <w:color w:val="657B83"/>
+          <w:sz w:val="21"/>
+          <w:szCs w:val="21"/>
+        </w:rPr>
+        <w:t xml:space="preserve">    </w:t>
+      </w:r>
+      <w:r>
+        <w:rPr>
+          <w:rFonts w:ascii="Consolas" w:eastAsia="Times New Roman" w:hAnsi="Consolas" w:cs="Times New Roman"/>
+          <w:color w:val="859900"/>
+          <w:sz w:val="21"/>
+          <w:szCs w:val="21"/>
+        </w:rPr>
+        <w:t>"</w:t>
+      </w:r>
+      <w:proofErr w:type="spellStart"/>
+      <w:proofErr w:type="gramStart"/>
+      <w:r>
+        <w:rPr>
+          <w:rFonts w:ascii="Consolas" w:eastAsia="Times New Roman" w:hAnsi="Consolas" w:cs="Times New Roman"/>
+          <w:color w:val="859900"/>
+          <w:sz w:val="21"/>
+          <w:szCs w:val="21"/>
+        </w:rPr>
+        <w:t>cpu</w:t>
+      </w:r>
+      <w:proofErr w:type="gramEnd"/>
+      <w:r>
+        <w:rPr>
+          <w:rFonts w:ascii="Consolas" w:eastAsia="Times New Roman" w:hAnsi="Consolas" w:cs="Times New Roman"/>
+          <w:color w:val="859900"/>
+          <w:sz w:val="21"/>
+          <w:szCs w:val="21"/>
+        </w:rPr>
+        <w:t>_count_physical</w:t>
+      </w:r>
+      <w:proofErr w:type="spellEnd"/>
+      <w:r>
+        <w:rPr>
+          <w:rFonts w:ascii="Consolas" w:eastAsia="Times New Roman" w:hAnsi="Consolas" w:cs="Times New Roman"/>
+          <w:color w:val="859900"/>
+          <w:sz w:val="21"/>
+          <w:szCs w:val="21"/>
+        </w:rPr>
+        <w:t>"</w:t>
+      </w:r>
+      <w:r>
+        <w:rPr>
+          <w:rFonts w:ascii="Consolas" w:eastAsia="Times New Roman" w:hAnsi="Consolas" w:cs="Times New Roman"/>
+          <w:color w:val="657B83"/>
+          <w:sz w:val="21"/>
+          <w:szCs w:val="21"/>
+        </w:rPr>
+        <w:t xml:space="preserve">: </w:t>
+      </w:r>
+      <w:r>
+        <w:rPr>
+          <w:rFonts w:ascii="Consolas" w:eastAsia="Times New Roman" w:hAnsi="Consolas" w:cs="Times New Roman"/>
+          <w:color w:val="D33682"/>
+          <w:sz w:val="21"/>
+          <w:szCs w:val="21"/>
+        </w:rPr>
+        <w:t>8</w:t>
+      </w:r>
+      <w:r>
+        <w:rPr>
+          <w:rFonts w:ascii="Consolas" w:eastAsia="Times New Roman" w:hAnsi="Consolas" w:cs="Times New Roman"/>
+          <w:color w:val="657B83"/>
+          <w:sz w:val="21"/>
+          <w:szCs w:val="21"/>
+        </w:rPr>
+        <w:t>,</w:t>
+      </w:r>
+    </w:p>
+    <w:p>
+      <w:pPr>
+        <w:shd w:val="clear" w:color="auto" w:fill="FDF6E3"/>
+        <w:spacing w:after="0" w:line="285" w:lineRule="atLeast"/>
+        <w:rPr>
+          <w:rFonts w:ascii="Consolas" w:eastAsia="Times New Roman" w:hAnsi="Consolas" w:cs="Times New Roman"/>
+          <w:color w:val="657B83"/>
+          <w:sz w:val="21"/>
+          <w:szCs w:val="21"/>
+        </w:rPr>
+      </w:pPr>
+      <w:r>
+        <w:rPr>
+          <w:rFonts w:ascii="Consolas" w:eastAsia="Times New Roman" w:hAnsi="Consolas" w:cs="Times New Roman"/>
+          <w:color w:val="657B83"/>
+          <w:sz w:val="21"/>
+          <w:szCs w:val="21"/>
+        </w:rPr>
+        <w:t xml:space="preserve">    </w:t>
+      </w:r>
+      <w:r>
+        <w:rPr>
+          <w:rFonts w:ascii="Consolas" w:eastAsia="Times New Roman" w:hAnsi="Consolas" w:cs="Times New Roman"/>
+          <w:color w:val="859900"/>
+          <w:sz w:val="21"/>
+          <w:szCs w:val="21"/>
+        </w:rPr>
+        <w:t>"</w:t>
+      </w:r>
+      <w:proofErr w:type="spellStart"/>
+      <w:proofErr w:type="gramStart"/>
+      <w:r>
+        <w:rPr>
+          <w:rFonts w:ascii="Consolas" w:eastAsia="Times New Roman" w:hAnsi="Consolas" w:cs="Times New Roman"/>
+          <w:color w:val="859900"/>
+          <w:sz w:val="21"/>
+          <w:szCs w:val="21"/>
+        </w:rPr>
+        <w:t>ram</w:t>
+      </w:r>
+      <w:proofErr w:type="gramEnd"/>
+      <w:r>
+        <w:rPr>
+          <w:rFonts w:ascii="Consolas" w:eastAsia="Times New Roman" w:hAnsi="Consolas" w:cs="Times New Roman"/>
+          <w:color w:val="859900"/>
+          <w:sz w:val="21"/>
+          <w:szCs w:val="21"/>
+        </w:rPr>
+        <w:t>_gb</w:t>
+      </w:r>
+      <w:proofErr w:type="spellEnd"/>
+      <w:r>
+        <w:rPr>
+          <w:rFonts w:ascii="Consolas" w:eastAsia="Times New Roman" w:hAnsi="Consolas" w:cs="Times New Roman"/>
+          <w:color w:val="859900"/>
+          <w:sz w:val="21"/>
+          <w:szCs w:val="21"/>
+        </w:rPr>
+        <w:t>"</w:t>
+      </w:r>
+      <w:r>
+        <w:rPr>
+          <w:rFonts w:ascii="Consolas" w:eastAsia="Times New Roman" w:hAnsi="Consolas" w:cs="Times New Roman"/>
+          <w:color w:val="657B83"/>
+          <w:sz w:val="21"/>
+          <w:szCs w:val="21"/>
+        </w:rPr>
+        <w:t xml:space="preserve">: </w:t>
+      </w:r>
+      <w:r>
+        <w:rPr>
+          <w:rFonts w:ascii="Consolas" w:eastAsia="Times New Roman" w:hAnsi="Consolas" w:cs="Times New Roman"/>
+          <w:color w:val="D33682"/>
+          <w:sz w:val="21"/>
+          <w:szCs w:val="21"/>
+        </w:rPr>
+        <w:t>29.36</w:t>
+      </w:r>
+      <w:r>
+        <w:rPr>
+          <w:rFonts w:ascii="Consolas" w:eastAsia="Times New Roman" w:hAnsi="Consolas" w:cs="Times New Roman"/>
+          <w:color w:val="657B83"/>
+          <w:sz w:val="21"/>
+          <w:szCs w:val="21"/>
+        </w:rPr>
+        <w:t>,</w:t>
+      </w:r>
+    </w:p>
+    <w:p>
+      <w:pPr>
+        <w:shd w:val="clear" w:color="auto" w:fill="FDF6E3"/>
+        <w:spacing w:after="0" w:line="285" w:lineRule="atLeast"/>
+        <w:rPr>
+          <w:rFonts w:ascii="Consolas" w:eastAsia="Times New Roman" w:hAnsi="Consolas" w:cs="Times New Roman"/>
+          <w:color w:val="657B83"/>
+          <w:sz w:val="21"/>
+          <w:szCs w:val="21"/>
+        </w:rPr>
+      </w:pPr>
+      <w:r>
+        <w:rPr>
+          <w:rFonts w:ascii="Consolas" w:eastAsia="Times New Roman" w:hAnsi="Consolas" w:cs="Times New Roman"/>
+          <w:color w:val="657B83"/>
+          <w:sz w:val="21"/>
+          <w:szCs w:val="21"/>
+        </w:rPr>
+        <w:t xml:space="preserve">    </w:t>
+      </w:r>
+      <w:r>
+        <w:rPr>
+          <w:rFonts w:ascii="Consolas" w:eastAsia="Times New Roman" w:hAnsi="Consolas" w:cs="Times New Roman"/>
+          <w:color w:val="859900"/>
+          <w:sz w:val="21"/>
+          <w:szCs w:val="21"/>
+        </w:rPr>
+        <w:t>"L1_Data_cache_per_core"</w:t>
+      </w:r>
+      <w:r>
+        <w:rPr>
+          <w:rFonts w:ascii="Consolas" w:eastAsia="Times New Roman" w:hAnsi="Consolas" w:cs="Times New Roman"/>
+          <w:color w:val="657B83"/>
+          <w:sz w:val="21"/>
+          <w:szCs w:val="21"/>
+        </w:rPr>
+        <w:t xml:space="preserve">: </w:t>
+      </w:r>
+      <w:r>
+        <w:rPr>
+          <w:rFonts w:ascii="Consolas" w:eastAsia="Times New Roman" w:hAnsi="Consolas" w:cs="Times New Roman"/>
+          <w:color w:val="2AA198"/>
+          <w:sz w:val="21"/>
+          <w:szCs w:val="21"/>
+        </w:rPr>
+        <w:t>"32 KiB"</w:t>
+      </w:r>
+      <w:r>
+        <w:rPr>
+          <w:rFonts w:ascii="Consolas" w:eastAsia="Times New Roman" w:hAnsi="Consolas" w:cs="Times New Roman"/>
+          <w:color w:val="657B83"/>
+          <w:sz w:val="21"/>
+          <w:szCs w:val="21"/>
+        </w:rPr>
+        <w:t>,</w:t>
+      </w:r>
+    </w:p>
+    <w:p>
+      <w:pPr>
+        <w:shd w:val="clear" w:color="auto" w:fill="FDF6E3"/>
+        <w:spacing w:after="0" w:line="285" w:lineRule="atLeast"/>
+        <w:rPr>
+          <w:rFonts w:ascii="Consolas" w:eastAsia="Times New Roman" w:hAnsi="Consolas" w:cs="Times New Roman"/>
+          <w:color w:val="657B83"/>
+          <w:sz w:val="21"/>
+          <w:szCs w:val="21"/>
+        </w:rPr>
+      </w:pPr>
+      <w:r>
+        <w:rPr>
+          <w:rFonts w:ascii="Consolas" w:eastAsia="Times New Roman" w:hAnsi="Consolas" w:cs="Times New Roman"/>
+          <w:color w:val="657B83"/>
+          <w:sz w:val="21"/>
+          <w:szCs w:val="21"/>
+        </w:rPr>
+        <w:t xml:space="preserve">    </w:t>
+      </w:r>
+      <w:r>
+        <w:rPr>
+          <w:rFonts w:ascii="Consolas" w:eastAsia="Times New Roman" w:hAnsi="Consolas" w:cs="Times New Roman"/>
+          <w:color w:val="859900"/>
+          <w:sz w:val="21"/>
+          <w:szCs w:val="21"/>
+        </w:rPr>
+        <w:t>"L1_Instruction_cache_per_core"</w:t>
+      </w:r>
+      <w:r>
+        <w:rPr>
+          <w:rFonts w:ascii="Consolas" w:eastAsia="Times New Roman" w:hAnsi="Consolas" w:cs="Times New Roman"/>
+          <w:color w:val="657B83"/>
+          <w:sz w:val="21"/>
+          <w:szCs w:val="21"/>
+        </w:rPr>
+        <w:t xml:space="preserve">: </w:t>
+      </w:r>
+      <w:r>
+        <w:rPr>
+          <w:rFonts w:ascii="Consolas" w:eastAsia="Times New Roman" w:hAnsi="Consolas" w:cs="Times New Roman"/>
+          <w:color w:val="2AA198"/>
+          <w:sz w:val="21"/>
+          <w:szCs w:val="21"/>
+        </w:rPr>
+        <w:t>"32 KiB"</w:t>
+      </w:r>
+      <w:r>
+        <w:rPr>
+          <w:rFonts w:ascii="Consolas" w:eastAsia="Times New Roman" w:hAnsi="Consolas" w:cs="Times New Roman"/>
+          <w:color w:val="657B83"/>
+          <w:sz w:val="21"/>
+          <w:szCs w:val="21"/>
+        </w:rPr>
+        <w:t>,</w:t>
+      </w:r>
+    </w:p>
+    <w:p>
+      <w:pPr>
+        <w:shd w:val="clear" w:color="auto" w:fill="FDF6E3"/>
+        <w:spacing w:after="0" w:line="285" w:lineRule="atLeast"/>
+        <w:rPr>
+          <w:rFonts w:ascii="Consolas" w:eastAsia="Times New Roman" w:hAnsi="Consolas" w:cs="Times New Roman"/>
+          <w:color w:val="657B83"/>
+          <w:sz w:val="21"/>
+          <w:szCs w:val="21"/>
+        </w:rPr>
+      </w:pPr>
+      <w:r>
+        <w:rPr>
+          <w:rFonts w:ascii="Consolas" w:eastAsia="Times New Roman" w:hAnsi="Consolas" w:cs="Times New Roman"/>
+          <w:color w:val="657B83"/>
+          <w:sz w:val="21"/>
+          <w:szCs w:val="21"/>
+        </w:rPr>
+        <w:t xml:space="preserve">    </w:t>
+      </w:r>
+      <w:r>
+        <w:rPr>
+          <w:rFonts w:ascii="Consolas" w:eastAsia="Times New Roman" w:hAnsi="Consolas" w:cs="Times New Roman"/>
+          <w:color w:val="859900"/>
+          <w:sz w:val="21"/>
+          <w:szCs w:val="21"/>
+        </w:rPr>
+        <w:t>"L2_cache_per_core"</w:t>
+      </w:r>
+      <w:r>
+        <w:rPr>
+          <w:rFonts w:ascii="Consolas" w:eastAsia="Times New Roman" w:hAnsi="Consolas" w:cs="Times New Roman"/>
+          <w:color w:val="657B83"/>
+          <w:sz w:val="21"/>
+          <w:szCs w:val="21"/>
+        </w:rPr>
+        <w:t xml:space="preserve">: </w:t>
+      </w:r>
+      <w:r>
+        <w:rPr>
+          <w:rFonts w:ascii="Consolas" w:eastAsia="Times New Roman" w:hAnsi="Consolas" w:cs="Times New Roman"/>
+          <w:color w:val="2AA198"/>
+          <w:sz w:val="21"/>
+          <w:szCs w:val="21"/>
+        </w:rPr>
+        <w:t>"512KiB"</w:t>
+      </w:r>
+      <w:r>
+        <w:rPr>
+          <w:rFonts w:ascii="Consolas" w:eastAsia="Times New Roman" w:hAnsi="Consolas" w:cs="Times New Roman"/>
+          <w:color w:val="657B83"/>
+          <w:sz w:val="21"/>
+          <w:szCs w:val="21"/>
+        </w:rPr>
+        <w:t>,</w:t>
+      </w:r>
+    </w:p>
+    <w:p>
+      <w:pPr>
+        <w:shd w:val="clear" w:color="auto" w:fill="FDF6E3"/>
+        <w:spacing w:after="0" w:line="285" w:lineRule="atLeast"/>
+        <w:rPr>
+          <w:rFonts w:ascii="Consolas" w:eastAsia="Times New Roman" w:hAnsi="Consolas" w:cs="Times New Roman"/>
+          <w:color w:val="657B83"/>
+          <w:sz w:val="21"/>
+          <w:szCs w:val="21"/>
+        </w:rPr>
+      </w:pPr>
+      <w:r>
+        <w:rPr>
+          <w:rFonts w:ascii="Consolas" w:eastAsia="Times New Roman" w:hAnsi="Consolas" w:cs="Times New Roman"/>
+          <w:color w:val="657B83"/>
+          <w:sz w:val="21"/>
+          <w:szCs w:val="21"/>
+        </w:rPr>
+        <w:t xml:space="preserve">    </w:t>
+      </w:r>
+      <w:r>
+        <w:rPr>
+          <w:rFonts w:ascii="Consolas" w:eastAsia="Times New Roman" w:hAnsi="Consolas" w:cs="Times New Roman"/>
+          <w:color w:val="859900"/>
+          <w:sz w:val="21"/>
+          <w:szCs w:val="21"/>
+        </w:rPr>
+        <w:t>"L3_cache_shared_across_all_cores"</w:t>
+      </w:r>
+      <w:r>
+        <w:rPr>
+          <w:rFonts w:ascii="Consolas" w:eastAsia="Times New Roman" w:hAnsi="Consolas" w:cs="Times New Roman"/>
+          <w:color w:val="657B83"/>
+          <w:sz w:val="21"/>
+          <w:szCs w:val="21"/>
+        </w:rPr>
+        <w:t xml:space="preserve">: </w:t>
+      </w:r>
+      <w:r>
+        <w:rPr>
+          <w:rFonts w:ascii="Consolas" w:eastAsia="Times New Roman" w:hAnsi="Consolas" w:cs="Times New Roman"/>
+          <w:color w:val="2AA198"/>
+          <w:sz w:val="21"/>
+          <w:szCs w:val="21"/>
+        </w:rPr>
+        <w:t>"16MiB"</w:t>
+      </w:r>
+    </w:p>
+    <w:p>
+      <w:pPr>
+        <w:pStyle w:val="ListParagraph"/>
+        <w:rPr>
+          <w:rFonts w:eastAsiaTheme="minorEastAsia"/>
+        </w:rPr>
+      </w:pPr>
+      <w:r>
+        <w:rPr>
+          <w:rFonts w:eastAsiaTheme="minorEastAsia"/>
+        </w:rPr>
+        <w:t>The SW versions are:</w:t>
+      </w:r>
+    </w:p>
+    <w:p>
+      <w:pPr>
+        <w:shd w:val="clear" w:color="auto" w:fill="FDF6E3"/>
+        <w:spacing w:after="0" w:line="285" w:lineRule="atLeast"/>
+        <w:rPr>
+          <w:rFonts w:ascii="Consolas" w:eastAsia="Times New Roman" w:hAnsi="Consolas" w:cs="Times New Roman"/>
+          <w:color w:val="657B83"/>
+          <w:sz w:val="21"/>
+          <w:szCs w:val="21"/>
+        </w:rPr>
+      </w:pPr>
+      <w:r>
+        <w:rPr>
+          <w:rFonts w:ascii="Consolas" w:eastAsia="Times New Roman" w:hAnsi="Consolas" w:cs="Times New Roman"/>
+          <w:color w:val="657B83"/>
+          <w:sz w:val="21"/>
+          <w:szCs w:val="21"/>
+        </w:rPr>
+        <w:t xml:space="preserve">    </w:t>
+      </w:r>
+      <w:r>
+        <w:rPr>
+          <w:rFonts w:ascii="Consolas" w:eastAsia="Times New Roman" w:hAnsi="Consolas" w:cs="Times New Roman"/>
+          <w:color w:val="859900"/>
+          <w:sz w:val="21"/>
+          <w:szCs w:val="21"/>
+        </w:rPr>
+        <w:t>"</w:t>
+      </w:r>
+      <w:proofErr w:type="spellStart"/>
+      <w:proofErr w:type="gramStart"/>
+      <w:r>
+        <w:rPr>
+          <w:rFonts w:ascii="Consolas" w:eastAsia="Times New Roman" w:hAnsi="Consolas" w:cs="Times New Roman"/>
+          <w:color w:val="859900"/>
+          <w:sz w:val="21"/>
+          <w:szCs w:val="21"/>
+        </w:rPr>
+        <w:t>python</w:t>
+      </w:r>
+      <w:proofErr w:type="gramEnd"/>
+      <w:r>
+        <w:rPr>
+          <w:rFonts w:ascii="Consolas" w:eastAsia="Times New Roman" w:hAnsi="Consolas" w:cs="Times New Roman"/>
+          <w:color w:val="859900"/>
+          <w:sz w:val="21"/>
+          <w:szCs w:val="21"/>
+        </w:rPr>
+        <w:t>_version</w:t>
+      </w:r>
+      <w:proofErr w:type="spellEnd"/>
+      <w:r>
+        <w:rPr>
+          <w:rFonts w:ascii="Consolas" w:eastAsia="Times New Roman" w:hAnsi="Consolas" w:cs="Times New Roman"/>
+          <w:color w:val="859900"/>
+          <w:sz w:val="21"/>
+          <w:szCs w:val="21"/>
+        </w:rPr>
+        <w:t>"</w:t>
+      </w:r>
+      <w:r>
+        <w:rPr>
+          <w:rFonts w:ascii="Consolas" w:eastAsia="Times New Roman" w:hAnsi="Consolas" w:cs="Times New Roman"/>
+          <w:color w:val="657B83"/>
+          <w:sz w:val="21"/>
+          <w:szCs w:val="21"/>
+        </w:rPr>
+        <w:t xml:space="preserve">: </w:t>
+      </w:r>
+      <w:r>
+        <w:rPr>
+          <w:rFonts w:ascii="Consolas" w:eastAsia="Times New Roman" w:hAnsi="Consolas" w:cs="Times New Roman"/>
+          <w:color w:val="2AA198"/>
+          <w:sz w:val="21"/>
+          <w:szCs w:val="21"/>
+        </w:rPr>
+        <w:t>"3.13.14"</w:t>
+      </w:r>
+      <w:r>
+        <w:rPr>
+          <w:rFonts w:ascii="Consolas" w:eastAsia="Times New Roman" w:hAnsi="Consolas" w:cs="Times New Roman"/>
+          <w:color w:val="657B83"/>
+          <w:sz w:val="21"/>
+          <w:szCs w:val="21"/>
+        </w:rPr>
+        <w:t>,</w:t>
+      </w:r>
+    </w:p>
+    <w:p>
+      <w:pPr>
+        <w:shd w:val="clear" w:color="auto" w:fill="FDF6E3"/>
+        <w:spacing w:after="0" w:line="285" w:lineRule="atLeast"/>
+        <w:rPr>
+          <w:rFonts w:ascii="Consolas" w:eastAsia="Times New Roman" w:hAnsi="Consolas" w:cs="Times New Roman"/>
+          <w:color w:val="657B83"/>
+          <w:sz w:val="21"/>
+          <w:szCs w:val="21"/>
+        </w:rPr>
+      </w:pPr>
+      <w:r>
+        <w:rPr>
+          <w:rFonts w:ascii="Consolas" w:eastAsia="Times New Roman" w:hAnsi="Consolas" w:cs="Times New Roman"/>
+          <w:color w:val="657B83"/>
+          <w:sz w:val="21"/>
+          <w:szCs w:val="21"/>
+        </w:rPr>
+        <w:t xml:space="preserve">    </w:t>
+      </w:r>
+      <w:r>
+        <w:rPr>
+          <w:rFonts w:ascii="Consolas" w:eastAsia="Times New Roman" w:hAnsi="Consolas" w:cs="Times New Roman"/>
+          <w:color w:val="859900"/>
+          <w:sz w:val="21"/>
+          <w:szCs w:val="21"/>
+        </w:rPr>
+        <w:t>"</w:t>
+      </w:r>
+      <w:proofErr w:type="spellStart"/>
+      <w:proofErr w:type="gramStart"/>
+      <w:r>
+        <w:rPr>
+          <w:rFonts w:ascii="Consolas" w:eastAsia="Times New Roman" w:hAnsi="Consolas" w:cs="Times New Roman"/>
+          <w:color w:val="859900"/>
+          <w:sz w:val="21"/>
+          <w:szCs w:val="21"/>
+        </w:rPr>
+        <w:t>numpy</w:t>
+      </w:r>
+      <w:proofErr w:type="gramEnd"/>
+      <w:r>
+        <w:rPr>
+          <w:rFonts w:ascii="Consolas" w:eastAsia="Times New Roman" w:hAnsi="Consolas" w:cs="Times New Roman"/>
+          <w:color w:val="859900"/>
+          <w:sz w:val="21"/>
+          <w:szCs w:val="21"/>
+        </w:rPr>
+        <w:t>_version</w:t>
+      </w:r>
+      <w:proofErr w:type="spellEnd"/>
+      <w:r>
+        <w:rPr>
+          <w:rFonts w:ascii="Consolas" w:eastAsia="Times New Roman" w:hAnsi="Consolas" w:cs="Times New Roman"/>
+          <w:color w:val="859900"/>
+          <w:sz w:val="21"/>
+          <w:szCs w:val="21"/>
+        </w:rPr>
+        <w:t>"</w:t>
+      </w:r>
+      <w:r>
+        <w:rPr>
+          <w:rFonts w:ascii="Consolas" w:eastAsia="Times New Roman" w:hAnsi="Consolas" w:cs="Times New Roman"/>
+          <w:color w:val="657B83"/>
+          <w:sz w:val="21"/>
+          <w:szCs w:val="21"/>
+        </w:rPr>
+        <w:t xml:space="preserve">: </w:t>
+      </w:r>
+      <w:r>
+        <w:rPr>
+          <w:rFonts w:ascii="Consolas" w:eastAsia="Times New Roman" w:hAnsi="Consolas" w:cs="Times New Roman"/>
+          <w:color w:val="2AA198"/>
+          <w:sz w:val="21"/>
+          <w:szCs w:val="21"/>
+        </w:rPr>
+        <w:t>"2.2.6"</w:t>
+      </w:r>
+      <w:r>
+        <w:rPr>
+          <w:rFonts w:ascii="Consolas" w:eastAsia="Times New Roman" w:hAnsi="Consolas" w:cs="Times New Roman"/>
+          <w:color w:val="657B83"/>
+          <w:sz w:val="21"/>
+          <w:szCs w:val="21"/>
+        </w:rPr>
+        <w:t>,</w:t>
+      </w:r>
+    </w:p>
+    <w:p>
+      <w:pPr>
+        <w:pStyle w:val="ListParagraph"/>
+        <w:rPr>
+          <w:rFonts w:eastAsiaTheme="minorEastAsia"/>
+        </w:rPr>
+      </w:pPr>
     </w:p>
     <w:p>
       <w:pPr>
@@ -8027,7 +8968,7 @@
           </mc:Choice>
           <mc:Fallback>
             <w:pict>
-              <v:shapetype w14:anchorId="71C3C6C2" id="_x0000_t32" coordsize="21600,21600" o:spt="32" o:oned="t" path="m,l21600,21600e" filled="f">
+              <v:shapetype w14:anchorId="4E52739F" id="_x0000_t32" coordsize="21600,21600" o:spt="32" o:oned="t" path="m,l21600,21600e" filled="f">
                 <v:path arrowok="t" fillok="f" o:connecttype="none"/>
                 <o:lock v:ext="edit" shapetype="t"/>
               </v:shapetype>
@@ -10945,7 +11886,7 @@
           </mc:Choice>
           <mc:Fallback>
             <w:pict>
-              <v:shape w14:anchorId="05030CD5" id="Straight Arrow Connector 16" o:spid="_x0000_s1026" type="#_x0000_t32" style="position:absolute;margin-left:210.65pt;margin-top:64.65pt;width:18pt;height:0;z-index:251666432;visibility:visible;mso-wrap-style:square;mso-width-percent:0;mso-height-percent:0;mso-wrap-distance-left:9pt;mso-wrap-distance-top:0;mso-wrap-distance-right:9pt;mso-wrap-distance-bottom:0;mso-position-horizontal:absolute;mso-position-horizontal-relative:margin;mso-position-vertical:absolute;mso-position-vertical-relative:text;mso-width-percent:0;mso-height-percent:0;mso-width-relative:margin;mso-height-relative:margin" o:gfxdata="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" strokecolor="#4472c4 [3204]" strokeweight=".5pt">
+              <v:shape w14:anchorId="61DF66AA" id="Straight Arrow Connector 16" o:spid="_x0000_s1026" type="#_x0000_t32" style="position:absolute;margin-left:210.65pt;margin-top:64.65pt;width:18pt;height:0;z-index:251666432;visibility:visible;mso-wrap-style:square;mso-width-percent:0;mso-height-percent:0;mso-wrap-distance-left:9pt;mso-wrap-distance-top:0;mso-wrap-distance-right:9pt;mso-wrap-distance-bottom:0;mso-position-horizontal:absolute;mso-position-horizontal-relative:margin;mso-position-vertical:absolute;mso-position-vertical-relative:text;mso-width-percent:0;mso-height-percent:0;mso-width-relative:margin;mso-height-relative:margin" o:gfxdata="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" strokecolor="#4472c4 [3204]" strokeweight=".5pt">
                 <v:stroke endarrow="block" joinstyle="miter"/>
                 <w10:wrap anchorx="margin"/>
               </v:shape>
@@ -13376,34 +14317,158 @@
     </w:p>
     <w:p>
       <w:pPr>
-        <w:rPr>
-          <w:rFonts w:eastAsiaTheme="minorEastAsia"/>
-        </w:rPr>
-      </w:pPr>
+        <w:ind w:firstLine="720"/>
+        <w:rPr>
+          <w:rFonts w:eastAsiaTheme="minorEastAsia"/>
+        </w:rPr>
+      </w:pPr>
+      <w:r>
+        <w:rPr>
+          <w:rFonts w:eastAsiaTheme="minorEastAsia"/>
+        </w:rPr>
+        <w:t xml:space="preserve">The interesting testbench here is to compare the speed-up </w:t>
+      </w:r>
+      <w:r>
+        <w:rPr>
+          <w:rFonts w:eastAsiaTheme="minorEastAsia"/>
+        </w:rPr>
+        <w:t xml:space="preserve">as a function of the </w:t>
+      </w:r>
+      <w:r>
+        <w:rPr>
+          <w:rFonts w:eastAsiaTheme="minorEastAsia"/>
+        </w:rPr>
+        <w:t xml:space="preserve">number of threads. This is organized in file </w:t>
+      </w:r>
+      <w:r>
+        <w:rPr>
+          <w:rFonts w:eastAsiaTheme="minorEastAsia"/>
+        </w:rPr>
+        <w:t>measuring</w:t>
+      </w:r>
+      <w:r>
+        <w:rPr>
+          <w:rFonts w:eastAsiaTheme="minorEastAsia"/>
+        </w:rPr>
+        <w:t>/</w:t>
+      </w:r>
+      <w:r>
+        <w:rPr>
+          <w:rFonts w:eastAsiaTheme="minorEastAsia"/>
+        </w:rPr>
+        <w:t>time_parallel_funcs_</w:t>
+      </w:r>
+      <w:r>
+        <w:rPr>
+          <w:rFonts w:eastAsiaTheme="minorEastAsia"/>
+        </w:rPr>
+        <w:t>1.py, where the processes are started in isolation and the warmup is taken into account.</w:t>
+      </w:r>
     </w:p>
     <w:p>
       <w:pPr>
-        <w:rPr>
-          <w:rFonts w:eastAsiaTheme="minorEastAsia"/>
-        </w:rPr>
-      </w:pPr>
-      <w:r>
-        <w:rPr>
-          <w:rFonts w:eastAsiaTheme="minorEastAsia"/>
-        </w:rPr>
-        <w:t xml:space="preserve">The interesting testbench here is to compare the speed-up </w:t>
-      </w:r>
-      <w:r>
-        <w:rPr>
-          <w:rFonts w:eastAsiaTheme="minorEastAsia"/>
-        </w:rPr>
-        <w:t xml:space="preserve">as a function of the </w:t>
-      </w:r>
-      <w:r>
-        <w:rPr>
-          <w:rFonts w:eastAsiaTheme="minorEastAsia"/>
-        </w:rPr>
-        <w:t xml:space="preserve">number of threads. This is organized in file </w:t>
+        <w:jc w:val="center"/>
+        <w:rPr>
+          <w:rFonts w:eastAsiaTheme="minorEastAsia"/>
+        </w:rPr>
+      </w:pPr>
+      <w:r>
+        <w:rPr>
+          <w:noProof/>
+        </w:rPr>
+        <w:drawing>
+          <wp:inline distT="0" distB="0" distL="0" distR="0" wp14:anchorId="3E28A416" wp14:editId="1B811B1B">
+            <wp:extent cx="4248150" cy="2333625"/>
+            <wp:effectExtent l="0" t="0" r="0" b="9525"/>
+            <wp:docPr id="19" name="Chart 19">
+              <a:extLst xmlns:a="http://schemas.openxmlformats.org/drawingml/2006/main">
+                <a:ext uri="{FF2B5EF4-FFF2-40B4-BE49-F238E27FC236}">
+                  <a16:creationId xmlns:a16="http://schemas.microsoft.com/office/drawing/2014/main" id="{CC3A2A29-75AB-4169-B319-D251836F1EE7}"/>
+                </a:ext>
+              </a:extLst>
+            </wp:docPr>
+            <wp:cNvGraphicFramePr/>
+            <a:graphic xmlns:a="http://schemas.openxmlformats.org/drawingml/2006/main">
+              <a:graphicData uri="http://schemas.openxmlformats.org/drawingml/2006/chart">
+                <c:chart xmlns:c="http://schemas.openxmlformats.org/drawingml/2006/chart" xmlns:r="http://schemas.openxmlformats.org/officeDocument/2006/relationships" r:id="rId20"/>
+              </a:graphicData>
+            </a:graphic>
+          </wp:inline>
+        </w:drawing>
+      </w:r>
+    </w:p>
+    <w:p>
+      <w:pPr>
+        <w:jc w:val="center"/>
+        <w:rPr>
+          <w:rFonts w:eastAsiaTheme="minorEastAsia"/>
+          <w:color w:val="808080" w:themeColor="background1" w:themeShade="80"/>
+        </w:rPr>
+      </w:pPr>
+      <w:r>
+        <w:rPr>
+          <w:rFonts w:eastAsiaTheme="minorEastAsia"/>
+          <w:color w:val="808080" w:themeColor="background1" w:themeShade="80"/>
+        </w:rPr>
+        <w:t>Figure 8, Speedup as a function of cores used in the parallelization of the inner loop</w:t>
+      </w:r>
+    </w:p>
+    <w:p>
+      <w:pPr>
+        <w:rPr>
+          <w:rFonts w:eastAsiaTheme="minorEastAsia"/>
+        </w:rPr>
+      </w:pPr>
+      <w:r>
+        <w:rPr>
+          <w:rFonts w:eastAsiaTheme="minorEastAsia"/>
+        </w:rPr>
+        <w:t>We</w:t>
+      </w:r>
+      <w:r>
+        <w:rPr>
+          <w:rFonts w:eastAsiaTheme="minorEastAsia"/>
+        </w:rPr>
+        <w:t xml:space="preserve"> </w:t>
+      </w:r>
+      <w:r>
+        <w:rPr>
+          <w:rFonts w:eastAsiaTheme="minorEastAsia"/>
+        </w:rPr>
+        <w:t xml:space="preserve">see that </w:t>
+      </w:r>
+      <w:r>
+        <w:rPr>
+          <w:rFonts w:eastAsiaTheme="minorEastAsia"/>
+        </w:rPr>
+        <w:t>most of the speed</w:t>
+      </w:r>
+      <w:r>
+        <w:rPr>
+          <w:rFonts w:eastAsiaTheme="minorEastAsia"/>
+        </w:rPr>
+        <w:t>up is achieved when adding a second thread, while more could lead to lost of speedup as the memory throughput is already saturated and is limiting the execution speed.</w:t>
+      </w:r>
+    </w:p>
+    <w:p>
+      <w:pPr>
+        <w:rPr>
+          <w:rFonts w:eastAsiaTheme="minorEastAsia"/>
+          <w:b/>
+          <w:bCs/>
+          <w:sz w:val="32"/>
+          <w:szCs w:val="32"/>
+        </w:rPr>
+      </w:pPr>
+      <w:r>
+        <w:rPr>
+          <w:rFonts w:eastAsiaTheme="minorEastAsia"/>
+          <w:b/>
+          <w:bCs/>
+          <w:sz w:val="32"/>
+          <w:szCs w:val="32"/>
+        </w:rPr>
+        <w:br w:type="page"/>
       </w:r>
     </w:p>
     <w:p>
@@ -13429,6 +14494,7 @@
           <w:sz w:val="32"/>
           <w:szCs w:val="32"/>
         </w:rPr>
+        <w:lastRenderedPageBreak/>
         <w:t xml:space="preserve">Segmented sieve algorithms </w:t>
       </w:r>
     </w:p>
@@ -13651,16 +14717,43 @@
         </w:rPr>
         <w:t xml:space="preserve">] and be followed by </w:t>
       </w:r>
+      <m:oMath>
+        <m:sSub>
+          <m:sSubPr>
+            <m:ctrlPr>
+              <w:rPr>
+                <w:rFonts w:ascii="Cambria Math" w:eastAsiaTheme="minorEastAsia" w:hAnsi="Cambria Math"/>
+                <w:i/>
+              </w:rPr>
+            </m:ctrlPr>
+          </m:sSubPr>
+          <m:e>
+            <m:r>
+              <w:rPr>
+                <w:rFonts w:ascii="Cambria Math" w:eastAsiaTheme="minorEastAsia" w:hAnsi="Cambria Math"/>
+              </w:rPr>
+              <m:t>d</m:t>
+            </m:r>
+          </m:e>
+          <m:sub>
+            <m:r>
+              <w:rPr>
+                <w:rFonts w:ascii="Cambria Math" w:eastAsiaTheme="minorEastAsia" w:hAnsi="Cambria Math"/>
+              </w:rPr>
+              <m:t>1</m:t>
+            </m:r>
+          </m:sub>
+        </m:sSub>
+      </m:oMath>
+      <w:r>
+        <w:rPr>
+          <w:rFonts w:eastAsiaTheme="minorEastAsia"/>
+        </w:rPr>
+        <w:t xml:space="preserve"> new parallel steps of the same size. This is not done in the project for simplicity. The time for this first serial part could be measured directly or observed through the limit of the speedup (via Amdahl’s law).</w:t>
+      </w:r>
     </w:p>
     <w:p>
       <w:pPr>
-        <w:rPr>
-          <w:rFonts w:eastAsiaTheme="minorEastAsia"/>
-        </w:rPr>
-      </w:pPr>
-    </w:p>
-    <w:p>
-      <w:pPr>
         <w:ind w:firstLine="720"/>
         <w:rPr>
           <w:rFonts w:eastAsiaTheme="minorEastAsia"/>
@@ -13670,7 +14763,13 @@
         <w:rPr>
           <w:rFonts w:eastAsiaTheme="minorEastAsia"/>
         </w:rPr>
-        <w:t>Also, for all subsequent version a vectorization of the inner loop will be used as it has no downsides and practically no added complexity.</w:t>
+        <w:t>F</w:t>
+      </w:r>
+      <w:r>
+        <w:rPr>
+          <w:rFonts w:eastAsiaTheme="minorEastAsia"/>
+        </w:rPr>
+        <w:t>or all subsequent version a vectorization of the inner loop will be used as it has no downsides and practically no added complexity.</w:t>
       </w:r>
     </w:p>
     <w:p>
@@ -13715,7 +14814,25 @@
         <w:rPr>
           <w:rFonts w:eastAsiaTheme="minorEastAsia"/>
         </w:rPr>
-        <w:t xml:space="preserve">A function handling a single segment of the sieve, with the needed primes for that segment given as an input is implemented. The primes could be given as a list or a sieve. The list could in theory be smaller and   </w:t>
+        <w:t xml:space="preserve">A function handling a single segment of the sieve, with the needed primes for that segment given as an input is implemented. The primes could be given as a list or a sieve. The list </w:t>
+      </w:r>
+      <w:r>
+        <w:rPr>
+          <w:rFonts w:eastAsiaTheme="minorEastAsia"/>
+        </w:rPr>
+        <w:t>is</w:t>
+      </w:r>
+      <w:r>
+        <w:rPr>
+          <w:rFonts w:eastAsiaTheme="minorEastAsia"/>
+        </w:rPr>
+        <w:t xml:space="preserve"> in theory smaller and </w:t>
+      </w:r>
+      <w:r>
+        <w:rPr>
+          <w:rFonts w:eastAsiaTheme="minorEastAsia"/>
+        </w:rPr>
+        <w:t>also simplifies the algorithm as the primes could be iterated directly.</w:t>
       </w:r>
     </w:p>
     <w:p>
@@ -14451,19 +15568,8 @@
           <w:sz w:val="21"/>
           <w:szCs w:val="21"/>
         </w:rPr>
-        <w:t xml:space="preserve"> </w:t>
-      </w:r>
-      <w:proofErr w:type="gramStart"/>
-      <w:r>
-        <w:rPr>
-          <w:rFonts w:ascii="Consolas" w:eastAsia="Times New Roman" w:hAnsi="Consolas" w:cs="Times New Roman"/>
-          <w:color w:val="657B83"/>
-          <w:sz w:val="21"/>
-          <w:szCs w:val="21"/>
-        </w:rPr>
-        <w:t>d :</w:t>
-      </w:r>
-      <w:proofErr w:type="gramEnd"/>
+        <w:t xml:space="preserve"> d:</w:t>
+      </w:r>
     </w:p>
     <w:p>
       <w:pPr>
@@ -15212,7 +16318,6 @@
           <w:sz w:val="21"/>
           <w:szCs w:val="21"/>
         </w:rPr>
-        <w:lastRenderedPageBreak/>
         <w:t xml:space="preserve">    </w:t>
       </w:r>
       <w:r>
@@ -15453,6 +16558,1420 @@
         </w:rPr>
         <w:t>)</w:t>
       </w:r>
+    </w:p>
+    <w:p>
+      <w:pPr>
+        <w:ind w:firstLine="720"/>
+        <w:rPr>
+          <w:rFonts w:eastAsiaTheme="minorEastAsia"/>
+        </w:rPr>
+      </w:pPr>
+    </w:p>
+    <w:p>
+      <w:pPr>
+        <w:ind w:firstLine="720"/>
+        <w:rPr>
+          <w:rFonts w:eastAsiaTheme="minorEastAsia"/>
+        </w:rPr>
+      </w:pPr>
+      <w:r>
+        <w:rPr>
+          <w:rFonts w:eastAsiaTheme="minorEastAsia"/>
+        </w:rPr>
+        <w:lastRenderedPageBreak/>
+        <w:t xml:space="preserve">This function is then </w:t>
+      </w:r>
+      <w:r>
+        <w:rPr>
+          <w:rFonts w:eastAsiaTheme="minorEastAsia"/>
+        </w:rPr>
+        <w:t>called for each segment (</w:t>
+      </w:r>
+      <w:proofErr w:type="gramStart"/>
+      <w:r>
+        <w:rPr>
+          <w:rFonts w:eastAsiaTheme="minorEastAsia"/>
+        </w:rPr>
+        <w:t>i.e.</w:t>
+      </w:r>
+      <w:proofErr w:type="gramEnd"/>
+      <w:r>
+        <w:rPr>
+          <w:rFonts w:eastAsiaTheme="minorEastAsia"/>
+        </w:rPr>
+        <w:t xml:space="preserve"> </w:t>
+      </w:r>
+      <m:oMath>
+        <m:r>
+          <w:rPr>
+            <w:rFonts w:ascii="Cambria Math" w:eastAsiaTheme="minorEastAsia" w:hAnsi="Cambria Math"/>
+          </w:rPr>
+          <m:t xml:space="preserve"> </m:t>
+        </m:r>
+        <m:f>
+          <m:fPr>
+            <m:ctrlPr>
+              <w:rPr>
+                <w:rFonts w:ascii="Cambria Math" w:eastAsiaTheme="minorEastAsia" w:hAnsi="Cambria Math"/>
+                <w:i/>
+              </w:rPr>
+            </m:ctrlPr>
+          </m:fPr>
+          <m:num>
+            <m:r>
+              <w:rPr>
+                <w:rFonts w:ascii="Cambria Math" w:eastAsiaTheme="minorEastAsia" w:hAnsi="Cambria Math"/>
+              </w:rPr>
+              <m:t>(</m:t>
+            </m:r>
+            <m:sSub>
+              <m:sSubPr>
+                <m:ctrlPr>
+                  <w:rPr>
+                    <w:rFonts w:ascii="Cambria Math" w:eastAsiaTheme="minorEastAsia" w:hAnsi="Cambria Math"/>
+                    <w:i/>
+                  </w:rPr>
+                </m:ctrlPr>
+              </m:sSubPr>
+              <m:e>
+                <m:r>
+                  <w:rPr>
+                    <w:rFonts w:ascii="Cambria Math" w:eastAsiaTheme="minorEastAsia" w:hAnsi="Cambria Math"/>
+                  </w:rPr>
+                  <m:t>N</m:t>
+                </m:r>
+              </m:e>
+              <m:sub>
+                <m:r>
+                  <w:rPr>
+                    <w:rFonts w:ascii="Cambria Math" w:eastAsiaTheme="minorEastAsia" w:hAnsi="Cambria Math"/>
+                  </w:rPr>
+                  <m:t>max</m:t>
+                </m:r>
+              </m:sub>
+            </m:sSub>
+            <m:r>
+              <w:rPr>
+                <w:rFonts w:ascii="Cambria Math" w:eastAsiaTheme="minorEastAsia" w:hAnsi="Cambria Math"/>
+              </w:rPr>
+              <m:t xml:space="preserve">- </m:t>
+            </m:r>
+            <m:rad>
+              <m:radPr>
+                <m:degHide m:val="1"/>
+                <m:ctrlPr>
+                  <w:rPr>
+                    <w:rFonts w:ascii="Cambria Math" w:eastAsiaTheme="minorEastAsia" w:hAnsi="Cambria Math"/>
+                    <w:i/>
+                  </w:rPr>
+                </m:ctrlPr>
+              </m:radPr>
+              <m:deg/>
+              <m:e>
+                <m:sSub>
+                  <m:sSubPr>
+                    <m:ctrlPr>
+                      <w:rPr>
+                        <w:rFonts w:ascii="Cambria Math" w:eastAsiaTheme="minorEastAsia" w:hAnsi="Cambria Math"/>
+                        <w:i/>
+                      </w:rPr>
+                    </m:ctrlPr>
+                  </m:sSubPr>
+                  <m:e>
+                    <m:r>
+                      <w:rPr>
+                        <w:rFonts w:ascii="Cambria Math" w:eastAsiaTheme="minorEastAsia" w:hAnsi="Cambria Math"/>
+                      </w:rPr>
+                      <m:t>N</m:t>
+                    </m:r>
+                  </m:e>
+                  <m:sub>
+                    <m:r>
+                      <w:rPr>
+                        <w:rFonts w:ascii="Cambria Math" w:eastAsiaTheme="minorEastAsia" w:hAnsi="Cambria Math"/>
+                      </w:rPr>
+                      <m:t>max</m:t>
+                    </m:r>
+                  </m:sub>
+                </m:sSub>
+                <m:r>
+                  <w:rPr>
+                    <w:rFonts w:ascii="Cambria Math" w:eastAsiaTheme="minorEastAsia" w:hAnsi="Cambria Math"/>
+                  </w:rPr>
+                  <m:t>)</m:t>
+                </m:r>
+              </m:e>
+            </m:rad>
+          </m:num>
+          <m:den>
+            <m:r>
+              <w:rPr>
+                <w:rFonts w:ascii="Cambria Math" w:eastAsiaTheme="minorEastAsia" w:hAnsi="Cambria Math"/>
+              </w:rPr>
+              <m:t>d</m:t>
+            </m:r>
+          </m:den>
+        </m:f>
+      </m:oMath>
+      <w:r>
+        <w:rPr>
+          <w:rFonts w:eastAsiaTheme="minorEastAsia"/>
+        </w:rPr>
+        <w:t xml:space="preserve"> times) and the outputs are appended to each other. </w:t>
+      </w:r>
+    </w:p>
+    <w:p>
+      <w:pPr>
+        <w:ind w:firstLine="720"/>
+        <w:rPr>
+          <w:rFonts w:eastAsiaTheme="minorEastAsia"/>
+        </w:rPr>
+      </w:pPr>
+    </w:p>
+    <w:p>
+      <w:pPr>
+        <w:shd w:val="clear" w:color="auto" w:fill="FDF6E3"/>
+        <w:spacing w:after="0" w:line="285" w:lineRule="atLeast"/>
+        <w:rPr>
+          <w:rFonts w:ascii="Consolas" w:eastAsia="Times New Roman" w:hAnsi="Consolas" w:cs="Times New Roman"/>
+          <w:color w:val="657B83"/>
+          <w:sz w:val="21"/>
+          <w:szCs w:val="21"/>
+        </w:rPr>
+      </w:pPr>
+      <w:r>
+        <w:rPr>
+          <w:rFonts w:ascii="Consolas" w:eastAsia="Times New Roman" w:hAnsi="Consolas" w:cs="Times New Roman"/>
+          <w:b/>
+          <w:bCs/>
+          <w:color w:val="586E75"/>
+          <w:sz w:val="21"/>
+          <w:szCs w:val="21"/>
+        </w:rPr>
+        <w:t>def</w:t>
+      </w:r>
+      <w:r>
+        <w:rPr>
+          <w:rFonts w:ascii="Consolas" w:eastAsia="Times New Roman" w:hAnsi="Consolas" w:cs="Times New Roman"/>
+          <w:color w:val="657B83"/>
+          <w:sz w:val="21"/>
+          <w:szCs w:val="21"/>
+        </w:rPr>
+        <w:t xml:space="preserve"> </w:t>
+      </w:r>
+      <w:proofErr w:type="spellStart"/>
+      <w:r>
+        <w:rPr>
+          <w:rFonts w:ascii="Consolas" w:eastAsia="Times New Roman" w:hAnsi="Consolas" w:cs="Times New Roman"/>
+          <w:color w:val="268BD2"/>
+          <w:sz w:val="21"/>
+          <w:szCs w:val="21"/>
+        </w:rPr>
+        <w:t>serial_</w:t>
+      </w:r>
+      <w:proofErr w:type="gramStart"/>
+      <w:r>
+        <w:rPr>
+          <w:rFonts w:ascii="Consolas" w:eastAsia="Times New Roman" w:hAnsi="Consolas" w:cs="Times New Roman"/>
+          <w:color w:val="268BD2"/>
+          <w:sz w:val="21"/>
+          <w:szCs w:val="21"/>
+        </w:rPr>
+        <w:t>segmented</w:t>
+      </w:r>
+      <w:proofErr w:type="spellEnd"/>
+      <w:r>
+        <w:rPr>
+          <w:rFonts w:ascii="Consolas" w:eastAsia="Times New Roman" w:hAnsi="Consolas" w:cs="Times New Roman"/>
+          <w:color w:val="657B83"/>
+          <w:sz w:val="21"/>
+          <w:szCs w:val="21"/>
+        </w:rPr>
+        <w:t>(</w:t>
+      </w:r>
+      <w:proofErr w:type="spellStart"/>
+      <w:proofErr w:type="gramEnd"/>
+      <w:r>
+        <w:rPr>
+          <w:rFonts w:ascii="Consolas" w:eastAsia="Times New Roman" w:hAnsi="Consolas" w:cs="Times New Roman"/>
+          <w:color w:val="657B83"/>
+          <w:sz w:val="21"/>
+          <w:szCs w:val="21"/>
+        </w:rPr>
+        <w:t>N_max</w:t>
+      </w:r>
+      <w:proofErr w:type="spellEnd"/>
+      <w:r>
+        <w:rPr>
+          <w:rFonts w:ascii="Consolas" w:eastAsia="Times New Roman" w:hAnsi="Consolas" w:cs="Times New Roman"/>
+          <w:color w:val="657B83"/>
+          <w:sz w:val="21"/>
+          <w:szCs w:val="21"/>
+        </w:rPr>
+        <w:t>, d):</w:t>
+      </w:r>
+    </w:p>
+    <w:p>
+      <w:pPr>
+        <w:shd w:val="clear" w:color="auto" w:fill="FDF6E3"/>
+        <w:spacing w:after="0" w:line="285" w:lineRule="atLeast"/>
+        <w:rPr>
+          <w:rFonts w:ascii="Consolas" w:eastAsia="Times New Roman" w:hAnsi="Consolas" w:cs="Times New Roman"/>
+          <w:color w:val="657B83"/>
+          <w:sz w:val="21"/>
+          <w:szCs w:val="21"/>
+        </w:rPr>
+      </w:pPr>
+      <w:r>
+        <w:rPr>
+          <w:rFonts w:ascii="Consolas" w:eastAsia="Times New Roman" w:hAnsi="Consolas" w:cs="Times New Roman"/>
+          <w:color w:val="657B83"/>
+          <w:sz w:val="21"/>
+          <w:szCs w:val="21"/>
+        </w:rPr>
+        <w:t> </w:t>
+      </w:r>
+    </w:p>
+    <w:p>
+      <w:pPr>
+        <w:shd w:val="clear" w:color="auto" w:fill="FDF6E3"/>
+        <w:spacing w:after="0" w:line="285" w:lineRule="atLeast"/>
+        <w:rPr>
+          <w:rFonts w:ascii="Consolas" w:eastAsia="Times New Roman" w:hAnsi="Consolas" w:cs="Times New Roman"/>
+          <w:color w:val="657B83"/>
+          <w:sz w:val="21"/>
+          <w:szCs w:val="21"/>
+        </w:rPr>
+      </w:pPr>
+      <w:r>
+        <w:rPr>
+          <w:rFonts w:ascii="Consolas" w:eastAsia="Times New Roman" w:hAnsi="Consolas" w:cs="Times New Roman"/>
+          <w:color w:val="657B83"/>
+          <w:sz w:val="21"/>
+          <w:szCs w:val="21"/>
+        </w:rPr>
+        <w:t xml:space="preserve">    </w:t>
+      </w:r>
+      <w:proofErr w:type="spellStart"/>
+      <w:r>
+        <w:rPr>
+          <w:rFonts w:ascii="Consolas" w:eastAsia="Times New Roman" w:hAnsi="Consolas" w:cs="Times New Roman"/>
+          <w:color w:val="268BD2"/>
+          <w:sz w:val="21"/>
+          <w:szCs w:val="21"/>
+        </w:rPr>
+        <w:t>N_sqrt</w:t>
+      </w:r>
+      <w:proofErr w:type="spellEnd"/>
+      <w:r>
+        <w:rPr>
+          <w:rFonts w:ascii="Consolas" w:eastAsia="Times New Roman" w:hAnsi="Consolas" w:cs="Times New Roman"/>
+          <w:color w:val="657B83"/>
+          <w:sz w:val="21"/>
+          <w:szCs w:val="21"/>
+        </w:rPr>
+        <w:t xml:space="preserve"> </w:t>
+      </w:r>
+      <w:r>
+        <w:rPr>
+          <w:rFonts w:ascii="Consolas" w:eastAsia="Times New Roman" w:hAnsi="Consolas" w:cs="Times New Roman"/>
+          <w:color w:val="859900"/>
+          <w:sz w:val="21"/>
+          <w:szCs w:val="21"/>
+        </w:rPr>
+        <w:t>=</w:t>
+      </w:r>
+      <w:r>
+        <w:rPr>
+          <w:rFonts w:ascii="Consolas" w:eastAsia="Times New Roman" w:hAnsi="Consolas" w:cs="Times New Roman"/>
+          <w:color w:val="657B83"/>
+          <w:sz w:val="21"/>
+          <w:szCs w:val="21"/>
+        </w:rPr>
+        <w:t xml:space="preserve"> </w:t>
+      </w:r>
+      <w:proofErr w:type="spellStart"/>
+      <w:proofErr w:type="gramStart"/>
+      <w:r>
+        <w:rPr>
+          <w:rFonts w:ascii="Consolas" w:eastAsia="Times New Roman" w:hAnsi="Consolas" w:cs="Times New Roman"/>
+          <w:color w:val="CB4B16"/>
+          <w:sz w:val="21"/>
+          <w:szCs w:val="21"/>
+        </w:rPr>
+        <w:t>math</w:t>
+      </w:r>
+      <w:r>
+        <w:rPr>
+          <w:rFonts w:ascii="Consolas" w:eastAsia="Times New Roman" w:hAnsi="Consolas" w:cs="Times New Roman"/>
+          <w:color w:val="657B83"/>
+          <w:sz w:val="21"/>
+          <w:szCs w:val="21"/>
+        </w:rPr>
+        <w:t>.</w:t>
+      </w:r>
+      <w:r>
+        <w:rPr>
+          <w:rFonts w:ascii="Consolas" w:eastAsia="Times New Roman" w:hAnsi="Consolas" w:cs="Times New Roman"/>
+          <w:color w:val="268BD2"/>
+          <w:sz w:val="21"/>
+          <w:szCs w:val="21"/>
+        </w:rPr>
+        <w:t>isqrt</w:t>
+      </w:r>
+      <w:proofErr w:type="spellEnd"/>
+      <w:proofErr w:type="gramEnd"/>
+      <w:r>
+        <w:rPr>
+          <w:rFonts w:ascii="Consolas" w:eastAsia="Times New Roman" w:hAnsi="Consolas" w:cs="Times New Roman"/>
+          <w:color w:val="657B83"/>
+          <w:sz w:val="21"/>
+          <w:szCs w:val="21"/>
+        </w:rPr>
+        <w:t>(</w:t>
+      </w:r>
+      <w:proofErr w:type="spellStart"/>
+      <w:r>
+        <w:rPr>
+          <w:rFonts w:ascii="Consolas" w:eastAsia="Times New Roman" w:hAnsi="Consolas" w:cs="Times New Roman"/>
+          <w:color w:val="657B83"/>
+          <w:sz w:val="21"/>
+          <w:szCs w:val="21"/>
+        </w:rPr>
+        <w:t>N_max</w:t>
+      </w:r>
+      <w:proofErr w:type="spellEnd"/>
+      <w:r>
+        <w:rPr>
+          <w:rFonts w:ascii="Consolas" w:eastAsia="Times New Roman" w:hAnsi="Consolas" w:cs="Times New Roman"/>
+          <w:color w:val="657B83"/>
+          <w:sz w:val="21"/>
+          <w:szCs w:val="21"/>
+        </w:rPr>
+        <w:t xml:space="preserve"> </w:t>
+      </w:r>
+      <w:r>
+        <w:rPr>
+          <w:rFonts w:ascii="Consolas" w:eastAsia="Times New Roman" w:hAnsi="Consolas" w:cs="Times New Roman"/>
+          <w:color w:val="859900"/>
+          <w:sz w:val="21"/>
+          <w:szCs w:val="21"/>
+        </w:rPr>
+        <w:t>–</w:t>
+      </w:r>
+      <w:r>
+        <w:rPr>
+          <w:rFonts w:ascii="Consolas" w:eastAsia="Times New Roman" w:hAnsi="Consolas" w:cs="Times New Roman"/>
+          <w:color w:val="657B83"/>
+          <w:sz w:val="21"/>
+          <w:szCs w:val="21"/>
+        </w:rPr>
+        <w:t xml:space="preserve"> </w:t>
+      </w:r>
+      <w:r>
+        <w:rPr>
+          <w:rFonts w:ascii="Consolas" w:eastAsia="Times New Roman" w:hAnsi="Consolas" w:cs="Times New Roman"/>
+          <w:color w:val="D33682"/>
+          <w:sz w:val="21"/>
+          <w:szCs w:val="21"/>
+        </w:rPr>
+        <w:t>1</w:t>
+      </w:r>
+      <w:r>
+        <w:rPr>
+          <w:rFonts w:ascii="Consolas" w:eastAsia="Times New Roman" w:hAnsi="Consolas" w:cs="Times New Roman"/>
+          <w:color w:val="657B83"/>
+          <w:sz w:val="21"/>
+          <w:szCs w:val="21"/>
+        </w:rPr>
+        <w:t>)</w:t>
+      </w:r>
+    </w:p>
+    <w:p>
+      <w:pPr>
+        <w:shd w:val="clear" w:color="auto" w:fill="FDF6E3"/>
+        <w:spacing w:after="0" w:line="285" w:lineRule="atLeast"/>
+        <w:rPr>
+          <w:rFonts w:ascii="Consolas" w:eastAsia="Times New Roman" w:hAnsi="Consolas" w:cs="Times New Roman"/>
+          <w:color w:val="657B83"/>
+          <w:sz w:val="21"/>
+          <w:szCs w:val="21"/>
+        </w:rPr>
+      </w:pPr>
+      <w:r>
+        <w:rPr>
+          <w:rFonts w:ascii="Consolas" w:eastAsia="Times New Roman" w:hAnsi="Consolas" w:cs="Times New Roman"/>
+          <w:color w:val="657B83"/>
+          <w:sz w:val="21"/>
+          <w:szCs w:val="21"/>
+        </w:rPr>
+        <w:t xml:space="preserve">    </w:t>
+      </w:r>
+      <w:r>
+        <w:rPr>
+          <w:rFonts w:ascii="Consolas" w:eastAsia="Times New Roman" w:hAnsi="Consolas" w:cs="Times New Roman"/>
+          <w:color w:val="268BD2"/>
+          <w:sz w:val="21"/>
+          <w:szCs w:val="21"/>
+        </w:rPr>
+        <w:t>seed</w:t>
+      </w:r>
+      <w:r>
+        <w:rPr>
+          <w:rFonts w:ascii="Consolas" w:eastAsia="Times New Roman" w:hAnsi="Consolas" w:cs="Times New Roman"/>
+          <w:color w:val="657B83"/>
+          <w:sz w:val="21"/>
+          <w:szCs w:val="21"/>
+        </w:rPr>
+        <w:t xml:space="preserve"> </w:t>
+      </w:r>
+      <w:r>
+        <w:rPr>
+          <w:rFonts w:ascii="Consolas" w:eastAsia="Times New Roman" w:hAnsi="Consolas" w:cs="Times New Roman"/>
+          <w:color w:val="859900"/>
+          <w:sz w:val="21"/>
+          <w:szCs w:val="21"/>
+        </w:rPr>
+        <w:t>=</w:t>
+      </w:r>
+      <w:r>
+        <w:rPr>
+          <w:rFonts w:ascii="Consolas" w:eastAsia="Times New Roman" w:hAnsi="Consolas" w:cs="Times New Roman"/>
+          <w:color w:val="657B83"/>
+          <w:sz w:val="21"/>
+          <w:szCs w:val="21"/>
+        </w:rPr>
+        <w:t xml:space="preserve"> </w:t>
+      </w:r>
+      <w:proofErr w:type="spellStart"/>
+      <w:r>
+        <w:rPr>
+          <w:rFonts w:ascii="Consolas" w:eastAsia="Times New Roman" w:hAnsi="Consolas" w:cs="Times New Roman"/>
+          <w:color w:val="268BD2"/>
+          <w:sz w:val="21"/>
+          <w:szCs w:val="21"/>
+        </w:rPr>
+        <w:t>serial_</w:t>
+      </w:r>
+      <w:proofErr w:type="gramStart"/>
+      <w:r>
+        <w:rPr>
+          <w:rFonts w:ascii="Consolas" w:eastAsia="Times New Roman" w:hAnsi="Consolas" w:cs="Times New Roman"/>
+          <w:color w:val="268BD2"/>
+          <w:sz w:val="21"/>
+          <w:szCs w:val="21"/>
+        </w:rPr>
+        <w:t>sieve</w:t>
+      </w:r>
+      <w:proofErr w:type="spellEnd"/>
+      <w:r>
+        <w:rPr>
+          <w:rFonts w:ascii="Consolas" w:eastAsia="Times New Roman" w:hAnsi="Consolas" w:cs="Times New Roman"/>
+          <w:color w:val="657B83"/>
+          <w:sz w:val="21"/>
+          <w:szCs w:val="21"/>
+        </w:rPr>
+        <w:t>(</w:t>
+      </w:r>
+      <w:proofErr w:type="spellStart"/>
+      <w:proofErr w:type="gramEnd"/>
+      <w:r>
+        <w:rPr>
+          <w:rFonts w:ascii="Consolas" w:eastAsia="Times New Roman" w:hAnsi="Consolas" w:cs="Times New Roman"/>
+          <w:color w:val="268BD2"/>
+          <w:sz w:val="21"/>
+          <w:szCs w:val="21"/>
+        </w:rPr>
+        <w:t>N_sqrt</w:t>
+      </w:r>
+      <w:proofErr w:type="spellEnd"/>
+      <w:r>
+        <w:rPr>
+          <w:rFonts w:ascii="Consolas" w:eastAsia="Times New Roman" w:hAnsi="Consolas" w:cs="Times New Roman"/>
+          <w:color w:val="657B83"/>
+          <w:sz w:val="21"/>
+          <w:szCs w:val="21"/>
+        </w:rPr>
+        <w:t xml:space="preserve"> </w:t>
+      </w:r>
+      <w:r>
+        <w:rPr>
+          <w:rFonts w:ascii="Consolas" w:eastAsia="Times New Roman" w:hAnsi="Consolas" w:cs="Times New Roman"/>
+          <w:color w:val="859900"/>
+          <w:sz w:val="21"/>
+          <w:szCs w:val="21"/>
+        </w:rPr>
+        <w:t>+</w:t>
+      </w:r>
+      <w:r>
+        <w:rPr>
+          <w:rFonts w:ascii="Consolas" w:eastAsia="Times New Roman" w:hAnsi="Consolas" w:cs="Times New Roman"/>
+          <w:color w:val="657B83"/>
+          <w:sz w:val="21"/>
+          <w:szCs w:val="21"/>
+        </w:rPr>
+        <w:t xml:space="preserve"> </w:t>
+      </w:r>
+      <w:r>
+        <w:rPr>
+          <w:rFonts w:ascii="Consolas" w:eastAsia="Times New Roman" w:hAnsi="Consolas" w:cs="Times New Roman"/>
+          <w:color w:val="D33682"/>
+          <w:sz w:val="21"/>
+          <w:szCs w:val="21"/>
+        </w:rPr>
+        <w:t>1</w:t>
+      </w:r>
+      <w:r>
+        <w:rPr>
+          <w:rFonts w:ascii="Consolas" w:eastAsia="Times New Roman" w:hAnsi="Consolas" w:cs="Times New Roman"/>
+          <w:color w:val="657B83"/>
+          <w:sz w:val="21"/>
+          <w:szCs w:val="21"/>
+        </w:rPr>
+        <w:t>)</w:t>
+      </w:r>
+    </w:p>
+    <w:p>
+      <w:pPr>
+        <w:shd w:val="clear" w:color="auto" w:fill="FDF6E3"/>
+        <w:spacing w:after="0" w:line="285" w:lineRule="atLeast"/>
+        <w:rPr>
+          <w:rFonts w:ascii="Consolas" w:eastAsia="Times New Roman" w:hAnsi="Consolas" w:cs="Times New Roman"/>
+          <w:color w:val="657B83"/>
+          <w:sz w:val="21"/>
+          <w:szCs w:val="21"/>
+        </w:rPr>
+      </w:pPr>
+      <w:r>
+        <w:rPr>
+          <w:rFonts w:ascii="Consolas" w:eastAsia="Times New Roman" w:hAnsi="Consolas" w:cs="Times New Roman"/>
+          <w:color w:val="657B83"/>
+          <w:sz w:val="21"/>
+          <w:szCs w:val="21"/>
+        </w:rPr>
+        <w:t xml:space="preserve">    </w:t>
+      </w:r>
+      <w:r>
+        <w:rPr>
+          <w:rFonts w:ascii="Consolas" w:eastAsia="Times New Roman" w:hAnsi="Consolas" w:cs="Times New Roman"/>
+          <w:color w:val="268BD2"/>
+          <w:sz w:val="21"/>
+          <w:szCs w:val="21"/>
+        </w:rPr>
+        <w:t>chunks</w:t>
+      </w:r>
+      <w:r>
+        <w:rPr>
+          <w:rFonts w:ascii="Consolas" w:eastAsia="Times New Roman" w:hAnsi="Consolas" w:cs="Times New Roman"/>
+          <w:color w:val="657B83"/>
+          <w:sz w:val="21"/>
+          <w:szCs w:val="21"/>
+        </w:rPr>
+        <w:t xml:space="preserve"> </w:t>
+      </w:r>
+      <w:r>
+        <w:rPr>
+          <w:rFonts w:ascii="Consolas" w:eastAsia="Times New Roman" w:hAnsi="Consolas" w:cs="Times New Roman"/>
+          <w:color w:val="859900"/>
+          <w:sz w:val="21"/>
+          <w:szCs w:val="21"/>
+        </w:rPr>
+        <w:t>=</w:t>
+      </w:r>
+      <w:r>
+        <w:rPr>
+          <w:rFonts w:ascii="Consolas" w:eastAsia="Times New Roman" w:hAnsi="Consolas" w:cs="Times New Roman"/>
+          <w:color w:val="657B83"/>
+          <w:sz w:val="21"/>
+          <w:szCs w:val="21"/>
+        </w:rPr>
+        <w:t xml:space="preserve"> [</w:t>
+      </w:r>
+      <w:proofErr w:type="spellStart"/>
+      <w:proofErr w:type="gramStart"/>
+      <w:r>
+        <w:rPr>
+          <w:rFonts w:ascii="Consolas" w:eastAsia="Times New Roman" w:hAnsi="Consolas" w:cs="Times New Roman"/>
+          <w:color w:val="268BD2"/>
+          <w:sz w:val="21"/>
+          <w:szCs w:val="21"/>
+        </w:rPr>
+        <w:t>seed</w:t>
+      </w:r>
+      <w:r>
+        <w:rPr>
+          <w:rFonts w:ascii="Consolas" w:eastAsia="Times New Roman" w:hAnsi="Consolas" w:cs="Times New Roman"/>
+          <w:color w:val="657B83"/>
+          <w:sz w:val="21"/>
+          <w:szCs w:val="21"/>
+        </w:rPr>
+        <w:t>.</w:t>
+      </w:r>
+      <w:r>
+        <w:rPr>
+          <w:rFonts w:ascii="Consolas" w:eastAsia="Times New Roman" w:hAnsi="Consolas" w:cs="Times New Roman"/>
+          <w:color w:val="268BD2"/>
+          <w:sz w:val="21"/>
+          <w:szCs w:val="21"/>
+        </w:rPr>
+        <w:t>astype</w:t>
+      </w:r>
+      <w:proofErr w:type="spellEnd"/>
+      <w:proofErr w:type="gramEnd"/>
+      <w:r>
+        <w:rPr>
+          <w:rFonts w:ascii="Consolas" w:eastAsia="Times New Roman" w:hAnsi="Consolas" w:cs="Times New Roman"/>
+          <w:color w:val="657B83"/>
+          <w:sz w:val="21"/>
+          <w:szCs w:val="21"/>
+        </w:rPr>
+        <w:t>(</w:t>
+      </w:r>
+      <w:r>
+        <w:rPr>
+          <w:rFonts w:ascii="Consolas" w:eastAsia="Times New Roman" w:hAnsi="Consolas" w:cs="Times New Roman"/>
+          <w:color w:val="CB4B16"/>
+          <w:sz w:val="21"/>
+          <w:szCs w:val="21"/>
+        </w:rPr>
+        <w:t>np</w:t>
+      </w:r>
+      <w:r>
+        <w:rPr>
+          <w:rFonts w:ascii="Consolas" w:eastAsia="Times New Roman" w:hAnsi="Consolas" w:cs="Times New Roman"/>
+          <w:color w:val="657B83"/>
+          <w:sz w:val="21"/>
+          <w:szCs w:val="21"/>
+        </w:rPr>
+        <w:t>.</w:t>
+      </w:r>
+      <w:r>
+        <w:rPr>
+          <w:rFonts w:ascii="Consolas" w:eastAsia="Times New Roman" w:hAnsi="Consolas" w:cs="Times New Roman"/>
+          <w:color w:val="CB4B16"/>
+          <w:sz w:val="21"/>
+          <w:szCs w:val="21"/>
+        </w:rPr>
+        <w:t>uint64</w:t>
+      </w:r>
+      <w:r>
+        <w:rPr>
+          <w:rFonts w:ascii="Consolas" w:eastAsia="Times New Roman" w:hAnsi="Consolas" w:cs="Times New Roman"/>
+          <w:color w:val="657B83"/>
+          <w:sz w:val="21"/>
+          <w:szCs w:val="21"/>
+        </w:rPr>
+        <w:t>)]</w:t>
+      </w:r>
+    </w:p>
+    <w:p>
+      <w:pPr>
+        <w:shd w:val="clear" w:color="auto" w:fill="FDF6E3"/>
+        <w:spacing w:after="0" w:line="285" w:lineRule="atLeast"/>
+        <w:rPr>
+          <w:rFonts w:ascii="Consolas" w:eastAsia="Times New Roman" w:hAnsi="Consolas" w:cs="Times New Roman"/>
+          <w:color w:val="657B83"/>
+          <w:sz w:val="21"/>
+          <w:szCs w:val="21"/>
+        </w:rPr>
+      </w:pPr>
+      <w:r>
+        <w:rPr>
+          <w:rFonts w:ascii="Consolas" w:eastAsia="Times New Roman" w:hAnsi="Consolas" w:cs="Times New Roman"/>
+          <w:color w:val="657B83"/>
+          <w:sz w:val="21"/>
+          <w:szCs w:val="21"/>
+        </w:rPr>
+        <w:t xml:space="preserve">    </w:t>
+      </w:r>
+      <w:r>
+        <w:rPr>
+          <w:rFonts w:ascii="Consolas" w:eastAsia="Times New Roman" w:hAnsi="Consolas" w:cs="Times New Roman"/>
+          <w:color w:val="268BD2"/>
+          <w:sz w:val="21"/>
+          <w:szCs w:val="21"/>
+        </w:rPr>
+        <w:t>start</w:t>
+      </w:r>
+      <w:r>
+        <w:rPr>
+          <w:rFonts w:ascii="Consolas" w:eastAsia="Times New Roman" w:hAnsi="Consolas" w:cs="Times New Roman"/>
+          <w:color w:val="657B83"/>
+          <w:sz w:val="21"/>
+          <w:szCs w:val="21"/>
+        </w:rPr>
+        <w:t xml:space="preserve"> </w:t>
+      </w:r>
+      <w:r>
+        <w:rPr>
+          <w:rFonts w:ascii="Consolas" w:eastAsia="Times New Roman" w:hAnsi="Consolas" w:cs="Times New Roman"/>
+          <w:color w:val="859900"/>
+          <w:sz w:val="21"/>
+          <w:szCs w:val="21"/>
+        </w:rPr>
+        <w:t>=</w:t>
+      </w:r>
+      <w:r>
+        <w:rPr>
+          <w:rFonts w:ascii="Consolas" w:eastAsia="Times New Roman" w:hAnsi="Consolas" w:cs="Times New Roman"/>
+          <w:color w:val="657B83"/>
+          <w:sz w:val="21"/>
+          <w:szCs w:val="21"/>
+        </w:rPr>
+        <w:t xml:space="preserve"> </w:t>
+      </w:r>
+      <w:proofErr w:type="spellStart"/>
+      <w:r>
+        <w:rPr>
+          <w:rFonts w:ascii="Consolas" w:eastAsia="Times New Roman" w:hAnsi="Consolas" w:cs="Times New Roman"/>
+          <w:color w:val="268BD2"/>
+          <w:sz w:val="21"/>
+          <w:szCs w:val="21"/>
+        </w:rPr>
+        <w:t>N_sqrt</w:t>
+      </w:r>
+      <w:proofErr w:type="spellEnd"/>
+      <w:r>
+        <w:rPr>
+          <w:rFonts w:ascii="Consolas" w:eastAsia="Times New Roman" w:hAnsi="Consolas" w:cs="Times New Roman"/>
+          <w:color w:val="657B83"/>
+          <w:sz w:val="21"/>
+          <w:szCs w:val="21"/>
+        </w:rPr>
+        <w:t xml:space="preserve"> </w:t>
+      </w:r>
+      <w:r>
+        <w:rPr>
+          <w:rFonts w:ascii="Consolas" w:eastAsia="Times New Roman" w:hAnsi="Consolas" w:cs="Times New Roman"/>
+          <w:color w:val="859900"/>
+          <w:sz w:val="21"/>
+          <w:szCs w:val="21"/>
+        </w:rPr>
+        <w:t>+</w:t>
+      </w:r>
+      <w:r>
+        <w:rPr>
+          <w:rFonts w:ascii="Consolas" w:eastAsia="Times New Roman" w:hAnsi="Consolas" w:cs="Times New Roman"/>
+          <w:color w:val="657B83"/>
+          <w:sz w:val="21"/>
+          <w:szCs w:val="21"/>
+        </w:rPr>
+        <w:t xml:space="preserve"> </w:t>
+      </w:r>
+      <w:r>
+        <w:rPr>
+          <w:rFonts w:ascii="Consolas" w:eastAsia="Times New Roman" w:hAnsi="Consolas" w:cs="Times New Roman"/>
+          <w:color w:val="D33682"/>
+          <w:sz w:val="21"/>
+          <w:szCs w:val="21"/>
+        </w:rPr>
+        <w:t>1</w:t>
+      </w:r>
+    </w:p>
+    <w:p>
+      <w:pPr>
+        <w:shd w:val="clear" w:color="auto" w:fill="FDF6E3"/>
+        <w:spacing w:after="0" w:line="285" w:lineRule="atLeast"/>
+        <w:rPr>
+          <w:rFonts w:ascii="Consolas" w:eastAsia="Times New Roman" w:hAnsi="Consolas" w:cs="Times New Roman"/>
+          <w:color w:val="657B83"/>
+          <w:sz w:val="21"/>
+          <w:szCs w:val="21"/>
+        </w:rPr>
+      </w:pPr>
+      <w:r>
+        <w:rPr>
+          <w:rFonts w:ascii="Consolas" w:eastAsia="Times New Roman" w:hAnsi="Consolas" w:cs="Times New Roman"/>
+          <w:color w:val="657B83"/>
+          <w:sz w:val="21"/>
+          <w:szCs w:val="21"/>
+        </w:rPr>
+        <w:t xml:space="preserve">    </w:t>
+      </w:r>
+      <w:r>
+        <w:rPr>
+          <w:rFonts w:ascii="Consolas" w:eastAsia="Times New Roman" w:hAnsi="Consolas" w:cs="Times New Roman"/>
+          <w:color w:val="859900"/>
+          <w:sz w:val="21"/>
+          <w:szCs w:val="21"/>
+        </w:rPr>
+        <w:t>while</w:t>
+      </w:r>
+      <w:r>
+        <w:rPr>
+          <w:rFonts w:ascii="Consolas" w:eastAsia="Times New Roman" w:hAnsi="Consolas" w:cs="Times New Roman"/>
+          <w:color w:val="657B83"/>
+          <w:sz w:val="21"/>
+          <w:szCs w:val="21"/>
+        </w:rPr>
+        <w:t xml:space="preserve"> </w:t>
+      </w:r>
+      <w:r>
+        <w:rPr>
+          <w:rFonts w:ascii="Consolas" w:eastAsia="Times New Roman" w:hAnsi="Consolas" w:cs="Times New Roman"/>
+          <w:color w:val="268BD2"/>
+          <w:sz w:val="21"/>
+          <w:szCs w:val="21"/>
+        </w:rPr>
+        <w:t>start</w:t>
+      </w:r>
+      <w:r>
+        <w:rPr>
+          <w:rFonts w:ascii="Consolas" w:eastAsia="Times New Roman" w:hAnsi="Consolas" w:cs="Times New Roman"/>
+          <w:color w:val="657B83"/>
+          <w:sz w:val="21"/>
+          <w:szCs w:val="21"/>
+        </w:rPr>
+        <w:t xml:space="preserve"> </w:t>
+      </w:r>
+      <w:r>
+        <w:rPr>
+          <w:rFonts w:ascii="Consolas" w:eastAsia="Times New Roman" w:hAnsi="Consolas" w:cs="Times New Roman"/>
+          <w:color w:val="859900"/>
+          <w:sz w:val="21"/>
+          <w:szCs w:val="21"/>
+        </w:rPr>
+        <w:t>&lt;</w:t>
+      </w:r>
+      <w:r>
+        <w:rPr>
+          <w:rFonts w:ascii="Consolas" w:eastAsia="Times New Roman" w:hAnsi="Consolas" w:cs="Times New Roman"/>
+          <w:color w:val="657B83"/>
+          <w:sz w:val="21"/>
+          <w:szCs w:val="21"/>
+        </w:rPr>
+        <w:t xml:space="preserve"> </w:t>
+      </w:r>
+      <w:proofErr w:type="spellStart"/>
+      <w:r>
+        <w:rPr>
+          <w:rFonts w:ascii="Consolas" w:eastAsia="Times New Roman" w:hAnsi="Consolas" w:cs="Times New Roman"/>
+          <w:color w:val="657B83"/>
+          <w:sz w:val="21"/>
+          <w:szCs w:val="21"/>
+        </w:rPr>
+        <w:t>N_max</w:t>
+      </w:r>
+      <w:proofErr w:type="spellEnd"/>
+      <w:r>
+        <w:rPr>
+          <w:rFonts w:ascii="Consolas" w:eastAsia="Times New Roman" w:hAnsi="Consolas" w:cs="Times New Roman"/>
+          <w:color w:val="657B83"/>
+          <w:sz w:val="21"/>
+          <w:szCs w:val="21"/>
+        </w:rPr>
+        <w:t>:</w:t>
+      </w:r>
+    </w:p>
+    <w:p>
+      <w:pPr>
+        <w:shd w:val="clear" w:color="auto" w:fill="FDF6E3"/>
+        <w:spacing w:after="0" w:line="285" w:lineRule="atLeast"/>
+        <w:rPr>
+          <w:rFonts w:ascii="Consolas" w:eastAsia="Times New Roman" w:hAnsi="Consolas" w:cs="Times New Roman"/>
+          <w:color w:val="657B83"/>
+          <w:sz w:val="21"/>
+          <w:szCs w:val="21"/>
+        </w:rPr>
+      </w:pPr>
+      <w:r>
+        <w:rPr>
+          <w:rFonts w:ascii="Consolas" w:eastAsia="Times New Roman" w:hAnsi="Consolas" w:cs="Times New Roman"/>
+          <w:color w:val="657B83"/>
+          <w:sz w:val="21"/>
+          <w:szCs w:val="21"/>
+        </w:rPr>
+        <w:t xml:space="preserve">        </w:t>
+      </w:r>
+      <w:proofErr w:type="spellStart"/>
+      <w:r>
+        <w:rPr>
+          <w:rFonts w:ascii="Consolas" w:eastAsia="Times New Roman" w:hAnsi="Consolas" w:cs="Times New Roman"/>
+          <w:color w:val="268BD2"/>
+          <w:sz w:val="21"/>
+          <w:szCs w:val="21"/>
+        </w:rPr>
+        <w:t>this_d</w:t>
+      </w:r>
+      <w:proofErr w:type="spellEnd"/>
+      <w:r>
+        <w:rPr>
+          <w:rFonts w:ascii="Consolas" w:eastAsia="Times New Roman" w:hAnsi="Consolas" w:cs="Times New Roman"/>
+          <w:color w:val="657B83"/>
+          <w:sz w:val="21"/>
+          <w:szCs w:val="21"/>
+        </w:rPr>
+        <w:t xml:space="preserve"> </w:t>
+      </w:r>
+      <w:r>
+        <w:rPr>
+          <w:rFonts w:ascii="Consolas" w:eastAsia="Times New Roman" w:hAnsi="Consolas" w:cs="Times New Roman"/>
+          <w:color w:val="859900"/>
+          <w:sz w:val="21"/>
+          <w:szCs w:val="21"/>
+        </w:rPr>
+        <w:t>=</w:t>
+      </w:r>
+      <w:r>
+        <w:rPr>
+          <w:rFonts w:ascii="Consolas" w:eastAsia="Times New Roman" w:hAnsi="Consolas" w:cs="Times New Roman"/>
+          <w:color w:val="657B83"/>
+          <w:sz w:val="21"/>
+          <w:szCs w:val="21"/>
+        </w:rPr>
+        <w:t xml:space="preserve"> </w:t>
+      </w:r>
+      <w:proofErr w:type="gramStart"/>
+      <w:r>
+        <w:rPr>
+          <w:rFonts w:ascii="Consolas" w:eastAsia="Times New Roman" w:hAnsi="Consolas" w:cs="Times New Roman"/>
+          <w:color w:val="268BD2"/>
+          <w:sz w:val="21"/>
+          <w:szCs w:val="21"/>
+        </w:rPr>
+        <w:t>min</w:t>
+      </w:r>
+      <w:r>
+        <w:rPr>
+          <w:rFonts w:ascii="Consolas" w:eastAsia="Times New Roman" w:hAnsi="Consolas" w:cs="Times New Roman"/>
+          <w:color w:val="657B83"/>
+          <w:sz w:val="21"/>
+          <w:szCs w:val="21"/>
+        </w:rPr>
+        <w:t>(</w:t>
+      </w:r>
+      <w:proofErr w:type="gramEnd"/>
+      <w:r>
+        <w:rPr>
+          <w:rFonts w:ascii="Consolas" w:eastAsia="Times New Roman" w:hAnsi="Consolas" w:cs="Times New Roman"/>
+          <w:color w:val="657B83"/>
+          <w:sz w:val="21"/>
+          <w:szCs w:val="21"/>
+        </w:rPr>
+        <w:t xml:space="preserve">d, </w:t>
+      </w:r>
+      <w:proofErr w:type="spellStart"/>
+      <w:r>
+        <w:rPr>
+          <w:rFonts w:ascii="Consolas" w:eastAsia="Times New Roman" w:hAnsi="Consolas" w:cs="Times New Roman"/>
+          <w:color w:val="657B83"/>
+          <w:sz w:val="21"/>
+          <w:szCs w:val="21"/>
+        </w:rPr>
+        <w:t>N_max</w:t>
+      </w:r>
+      <w:proofErr w:type="spellEnd"/>
+      <w:r>
+        <w:rPr>
+          <w:rFonts w:ascii="Consolas" w:eastAsia="Times New Roman" w:hAnsi="Consolas" w:cs="Times New Roman"/>
+          <w:color w:val="657B83"/>
+          <w:sz w:val="21"/>
+          <w:szCs w:val="21"/>
+        </w:rPr>
+        <w:t xml:space="preserve"> </w:t>
+      </w:r>
+      <w:r>
+        <w:rPr>
+          <w:rFonts w:ascii="Consolas" w:eastAsia="Times New Roman" w:hAnsi="Consolas" w:cs="Times New Roman"/>
+          <w:color w:val="859900"/>
+          <w:sz w:val="21"/>
+          <w:szCs w:val="21"/>
+        </w:rPr>
+        <w:t>-</w:t>
+      </w:r>
+      <w:r>
+        <w:rPr>
+          <w:rFonts w:ascii="Consolas" w:eastAsia="Times New Roman" w:hAnsi="Consolas" w:cs="Times New Roman"/>
+          <w:color w:val="657B83"/>
+          <w:sz w:val="21"/>
+          <w:szCs w:val="21"/>
+        </w:rPr>
+        <w:t xml:space="preserve"> </w:t>
+      </w:r>
+      <w:r>
+        <w:rPr>
+          <w:rFonts w:ascii="Consolas" w:eastAsia="Times New Roman" w:hAnsi="Consolas" w:cs="Times New Roman"/>
+          <w:color w:val="268BD2"/>
+          <w:sz w:val="21"/>
+          <w:szCs w:val="21"/>
+        </w:rPr>
+        <w:t>start</w:t>
+      </w:r>
+      <w:r>
+        <w:rPr>
+          <w:rFonts w:ascii="Consolas" w:eastAsia="Times New Roman" w:hAnsi="Consolas" w:cs="Times New Roman"/>
+          <w:color w:val="657B83"/>
+          <w:sz w:val="21"/>
+          <w:szCs w:val="21"/>
+        </w:rPr>
+        <w:t>)  </w:t>
+      </w:r>
+      <w:r>
+        <w:rPr>
+          <w:rFonts w:ascii="Consolas" w:eastAsia="Times New Roman" w:hAnsi="Consolas" w:cs="Times New Roman"/>
+          <w:i/>
+          <w:iCs/>
+          <w:color w:val="93A1A1"/>
+          <w:sz w:val="21"/>
+          <w:szCs w:val="21"/>
+        </w:rPr>
+        <w:t># clip the final</w:t>
+      </w:r>
+    </w:p>
+    <w:p>
+      <w:pPr>
+        <w:shd w:val="clear" w:color="auto" w:fill="FDF6E3"/>
+        <w:spacing w:after="0" w:line="285" w:lineRule="atLeast"/>
+        <w:rPr>
+          <w:rFonts w:ascii="Consolas" w:eastAsia="Times New Roman" w:hAnsi="Consolas" w:cs="Times New Roman"/>
+          <w:color w:val="657B83"/>
+          <w:sz w:val="21"/>
+          <w:szCs w:val="21"/>
+        </w:rPr>
+      </w:pPr>
+      <w:r>
+        <w:rPr>
+          <w:rFonts w:ascii="Consolas" w:eastAsia="Times New Roman" w:hAnsi="Consolas" w:cs="Times New Roman"/>
+          <w:color w:val="657B83"/>
+          <w:sz w:val="21"/>
+          <w:szCs w:val="21"/>
+        </w:rPr>
+        <w:t xml:space="preserve">        </w:t>
+      </w:r>
+      <w:proofErr w:type="spellStart"/>
+      <w:proofErr w:type="gramStart"/>
+      <w:r>
+        <w:rPr>
+          <w:rFonts w:ascii="Consolas" w:eastAsia="Times New Roman" w:hAnsi="Consolas" w:cs="Times New Roman"/>
+          <w:color w:val="268BD2"/>
+          <w:sz w:val="21"/>
+          <w:szCs w:val="21"/>
+        </w:rPr>
+        <w:t>chunks</w:t>
+      </w:r>
+      <w:r>
+        <w:rPr>
+          <w:rFonts w:ascii="Consolas" w:eastAsia="Times New Roman" w:hAnsi="Consolas" w:cs="Times New Roman"/>
+          <w:color w:val="657B83"/>
+          <w:sz w:val="21"/>
+          <w:szCs w:val="21"/>
+        </w:rPr>
+        <w:t>.</w:t>
+      </w:r>
+      <w:r>
+        <w:rPr>
+          <w:rFonts w:ascii="Consolas" w:eastAsia="Times New Roman" w:hAnsi="Consolas" w:cs="Times New Roman"/>
+          <w:color w:val="268BD2"/>
+          <w:sz w:val="21"/>
+          <w:szCs w:val="21"/>
+        </w:rPr>
+        <w:t>append</w:t>
+      </w:r>
+      <w:proofErr w:type="spellEnd"/>
+      <w:proofErr w:type="gramEnd"/>
+      <w:r>
+        <w:rPr>
+          <w:rFonts w:ascii="Consolas" w:eastAsia="Times New Roman" w:hAnsi="Consolas" w:cs="Times New Roman"/>
+          <w:color w:val="657B83"/>
+          <w:sz w:val="21"/>
+          <w:szCs w:val="21"/>
+        </w:rPr>
+        <w:t>(</w:t>
+      </w:r>
+      <w:proofErr w:type="spellStart"/>
+      <w:r>
+        <w:rPr>
+          <w:rFonts w:ascii="Consolas" w:eastAsia="Times New Roman" w:hAnsi="Consolas" w:cs="Times New Roman"/>
+          <w:color w:val="268BD2"/>
+          <w:sz w:val="21"/>
+          <w:szCs w:val="21"/>
+        </w:rPr>
+        <w:t>segment_sieve</w:t>
+      </w:r>
+      <w:proofErr w:type="spellEnd"/>
+      <w:r>
+        <w:rPr>
+          <w:rFonts w:ascii="Consolas" w:eastAsia="Times New Roman" w:hAnsi="Consolas" w:cs="Times New Roman"/>
+          <w:color w:val="657B83"/>
+          <w:sz w:val="21"/>
+          <w:szCs w:val="21"/>
+        </w:rPr>
+        <w:t>(</w:t>
+      </w:r>
+      <w:r>
+        <w:rPr>
+          <w:rFonts w:ascii="Consolas" w:eastAsia="Times New Roman" w:hAnsi="Consolas" w:cs="Times New Roman"/>
+          <w:color w:val="268BD2"/>
+          <w:sz w:val="21"/>
+          <w:szCs w:val="21"/>
+        </w:rPr>
+        <w:t>seed</w:t>
+      </w:r>
+      <w:r>
+        <w:rPr>
+          <w:rFonts w:ascii="Consolas" w:eastAsia="Times New Roman" w:hAnsi="Consolas" w:cs="Times New Roman"/>
+          <w:color w:val="657B83"/>
+          <w:sz w:val="21"/>
+          <w:szCs w:val="21"/>
+        </w:rPr>
+        <w:t xml:space="preserve">, </w:t>
+      </w:r>
+      <w:r>
+        <w:rPr>
+          <w:rFonts w:ascii="Consolas" w:eastAsia="Times New Roman" w:hAnsi="Consolas" w:cs="Times New Roman"/>
+          <w:color w:val="268BD2"/>
+          <w:sz w:val="21"/>
+          <w:szCs w:val="21"/>
+        </w:rPr>
+        <w:t>start</w:t>
+      </w:r>
+      <w:r>
+        <w:rPr>
+          <w:rFonts w:ascii="Consolas" w:eastAsia="Times New Roman" w:hAnsi="Consolas" w:cs="Times New Roman"/>
+          <w:color w:val="657B83"/>
+          <w:sz w:val="21"/>
+          <w:szCs w:val="21"/>
+        </w:rPr>
+        <w:t xml:space="preserve">, </w:t>
+      </w:r>
+      <w:proofErr w:type="spellStart"/>
+      <w:r>
+        <w:rPr>
+          <w:rFonts w:ascii="Consolas" w:eastAsia="Times New Roman" w:hAnsi="Consolas" w:cs="Times New Roman"/>
+          <w:color w:val="268BD2"/>
+          <w:sz w:val="21"/>
+          <w:szCs w:val="21"/>
+        </w:rPr>
+        <w:t>this_d</w:t>
+      </w:r>
+      <w:proofErr w:type="spellEnd"/>
+      <w:r>
+        <w:rPr>
+          <w:rFonts w:ascii="Consolas" w:eastAsia="Times New Roman" w:hAnsi="Consolas" w:cs="Times New Roman"/>
+          <w:color w:val="657B83"/>
+          <w:sz w:val="21"/>
+          <w:szCs w:val="21"/>
+        </w:rPr>
+        <w:t>))</w:t>
+      </w:r>
+    </w:p>
+    <w:p>
+      <w:pPr>
+        <w:shd w:val="clear" w:color="auto" w:fill="FDF6E3"/>
+        <w:spacing w:after="0" w:line="285" w:lineRule="atLeast"/>
+        <w:rPr>
+          <w:rFonts w:ascii="Consolas" w:eastAsia="Times New Roman" w:hAnsi="Consolas" w:cs="Times New Roman"/>
+          <w:color w:val="657B83"/>
+          <w:sz w:val="21"/>
+          <w:szCs w:val="21"/>
+        </w:rPr>
+      </w:pPr>
+      <w:r>
+        <w:rPr>
+          <w:rFonts w:ascii="Consolas" w:eastAsia="Times New Roman" w:hAnsi="Consolas" w:cs="Times New Roman"/>
+          <w:color w:val="657B83"/>
+          <w:sz w:val="21"/>
+          <w:szCs w:val="21"/>
+        </w:rPr>
+        <w:t xml:space="preserve">        </w:t>
+      </w:r>
+      <w:r>
+        <w:rPr>
+          <w:rFonts w:ascii="Consolas" w:eastAsia="Times New Roman" w:hAnsi="Consolas" w:cs="Times New Roman"/>
+          <w:color w:val="268BD2"/>
+          <w:sz w:val="21"/>
+          <w:szCs w:val="21"/>
+        </w:rPr>
+        <w:t>start</w:t>
+      </w:r>
+      <w:r>
+        <w:rPr>
+          <w:rFonts w:ascii="Consolas" w:eastAsia="Times New Roman" w:hAnsi="Consolas" w:cs="Times New Roman"/>
+          <w:color w:val="657B83"/>
+          <w:sz w:val="21"/>
+          <w:szCs w:val="21"/>
+        </w:rPr>
+        <w:t xml:space="preserve"> </w:t>
+      </w:r>
+      <w:r>
+        <w:rPr>
+          <w:rFonts w:ascii="Consolas" w:eastAsia="Times New Roman" w:hAnsi="Consolas" w:cs="Times New Roman"/>
+          <w:color w:val="859900"/>
+          <w:sz w:val="21"/>
+          <w:szCs w:val="21"/>
+        </w:rPr>
+        <w:t>+=</w:t>
+      </w:r>
+      <w:r>
+        <w:rPr>
+          <w:rFonts w:ascii="Consolas" w:eastAsia="Times New Roman" w:hAnsi="Consolas" w:cs="Times New Roman"/>
+          <w:color w:val="657B83"/>
+          <w:sz w:val="21"/>
+          <w:szCs w:val="21"/>
+        </w:rPr>
+        <w:t xml:space="preserve"> </w:t>
+      </w:r>
+      <w:proofErr w:type="spellStart"/>
+      <w:r>
+        <w:rPr>
+          <w:rFonts w:ascii="Consolas" w:eastAsia="Times New Roman" w:hAnsi="Consolas" w:cs="Times New Roman"/>
+          <w:color w:val="268BD2"/>
+          <w:sz w:val="21"/>
+          <w:szCs w:val="21"/>
+        </w:rPr>
+        <w:t>this_d</w:t>
+      </w:r>
+      <w:proofErr w:type="spellEnd"/>
+    </w:p>
+    <w:p>
+      <w:pPr>
+        <w:shd w:val="clear" w:color="auto" w:fill="FDF6E3"/>
+        <w:spacing w:after="0" w:line="285" w:lineRule="atLeast"/>
+        <w:rPr>
+          <w:rFonts w:ascii="Consolas" w:eastAsia="Times New Roman" w:hAnsi="Consolas" w:cs="Times New Roman"/>
+          <w:color w:val="657B83"/>
+          <w:sz w:val="21"/>
+          <w:szCs w:val="21"/>
+        </w:rPr>
+      </w:pPr>
+      <w:r>
+        <w:rPr>
+          <w:rFonts w:ascii="Consolas" w:eastAsia="Times New Roman" w:hAnsi="Consolas" w:cs="Times New Roman"/>
+          <w:color w:val="657B83"/>
+          <w:sz w:val="21"/>
+          <w:szCs w:val="21"/>
+        </w:rPr>
+        <w:t> </w:t>
+      </w:r>
+    </w:p>
+    <w:p>
+      <w:pPr>
+        <w:shd w:val="clear" w:color="auto" w:fill="FDF6E3"/>
+        <w:spacing w:after="0" w:line="285" w:lineRule="atLeast"/>
+        <w:rPr>
+          <w:rFonts w:ascii="Consolas" w:eastAsia="Times New Roman" w:hAnsi="Consolas" w:cs="Times New Roman"/>
+          <w:color w:val="657B83"/>
+          <w:sz w:val="21"/>
+          <w:szCs w:val="21"/>
+        </w:rPr>
+      </w:pPr>
+      <w:r>
+        <w:rPr>
+          <w:rFonts w:ascii="Consolas" w:eastAsia="Times New Roman" w:hAnsi="Consolas" w:cs="Times New Roman"/>
+          <w:color w:val="657B83"/>
+          <w:sz w:val="21"/>
+          <w:szCs w:val="21"/>
+        </w:rPr>
+        <w:t xml:space="preserve">    </w:t>
+      </w:r>
+      <w:r>
+        <w:rPr>
+          <w:rFonts w:ascii="Consolas" w:eastAsia="Times New Roman" w:hAnsi="Consolas" w:cs="Times New Roman"/>
+          <w:color w:val="859900"/>
+          <w:sz w:val="21"/>
+          <w:szCs w:val="21"/>
+        </w:rPr>
+        <w:t>return</w:t>
+      </w:r>
+      <w:r>
+        <w:rPr>
+          <w:rFonts w:ascii="Consolas" w:eastAsia="Times New Roman" w:hAnsi="Consolas" w:cs="Times New Roman"/>
+          <w:color w:val="657B83"/>
+          <w:sz w:val="21"/>
+          <w:szCs w:val="21"/>
+        </w:rPr>
+        <w:t xml:space="preserve"> </w:t>
+      </w:r>
+      <w:proofErr w:type="spellStart"/>
+      <w:proofErr w:type="gramStart"/>
+      <w:r>
+        <w:rPr>
+          <w:rFonts w:ascii="Consolas" w:eastAsia="Times New Roman" w:hAnsi="Consolas" w:cs="Times New Roman"/>
+          <w:color w:val="CB4B16"/>
+          <w:sz w:val="21"/>
+          <w:szCs w:val="21"/>
+        </w:rPr>
+        <w:t>np</w:t>
+      </w:r>
+      <w:r>
+        <w:rPr>
+          <w:rFonts w:ascii="Consolas" w:eastAsia="Times New Roman" w:hAnsi="Consolas" w:cs="Times New Roman"/>
+          <w:color w:val="657B83"/>
+          <w:sz w:val="21"/>
+          <w:szCs w:val="21"/>
+        </w:rPr>
+        <w:t>.</w:t>
+      </w:r>
+      <w:r>
+        <w:rPr>
+          <w:rFonts w:ascii="Consolas" w:eastAsia="Times New Roman" w:hAnsi="Consolas" w:cs="Times New Roman"/>
+          <w:color w:val="268BD2"/>
+          <w:sz w:val="21"/>
+          <w:szCs w:val="21"/>
+        </w:rPr>
+        <w:t>concatenate</w:t>
+      </w:r>
+      <w:proofErr w:type="spellEnd"/>
+      <w:proofErr w:type="gramEnd"/>
+      <w:r>
+        <w:rPr>
+          <w:rFonts w:ascii="Consolas" w:eastAsia="Times New Roman" w:hAnsi="Consolas" w:cs="Times New Roman"/>
+          <w:color w:val="657B83"/>
+          <w:sz w:val="21"/>
+          <w:szCs w:val="21"/>
+        </w:rPr>
+        <w:t>(</w:t>
+      </w:r>
+      <w:r>
+        <w:rPr>
+          <w:rFonts w:ascii="Consolas" w:eastAsia="Times New Roman" w:hAnsi="Consolas" w:cs="Times New Roman"/>
+          <w:color w:val="268BD2"/>
+          <w:sz w:val="21"/>
+          <w:szCs w:val="21"/>
+        </w:rPr>
+        <w:t>chunks</w:t>
+      </w:r>
+      <w:r>
+        <w:rPr>
+          <w:rFonts w:ascii="Consolas" w:eastAsia="Times New Roman" w:hAnsi="Consolas" w:cs="Times New Roman"/>
+          <w:color w:val="657B83"/>
+          <w:sz w:val="21"/>
+          <w:szCs w:val="21"/>
+        </w:rPr>
+        <w:t>)</w:t>
+      </w:r>
+    </w:p>
+    <w:p>
+      <w:pPr>
+        <w:ind w:firstLine="720"/>
+        <w:rPr>
+          <w:rFonts w:eastAsiaTheme="minorEastAsia"/>
+        </w:rPr>
+      </w:pPr>
+    </w:p>
+    <w:p>
+      <w:pPr>
+        <w:ind w:firstLine="720"/>
+        <w:rPr>
+          <w:rFonts w:eastAsiaTheme="minorEastAsia"/>
+        </w:rPr>
+      </w:pPr>
+    </w:p>
+    <w:p>
+      <w:pPr>
+        <w:ind w:firstLine="720"/>
+        <w:rPr>
+          <w:rFonts w:eastAsiaTheme="minorEastAsia"/>
+        </w:rPr>
+      </w:pPr>
+    </w:p>
+    <w:p>
+      <w:pPr>
+        <w:ind w:firstLine="720"/>
+        <w:rPr>
+          <w:rFonts w:eastAsiaTheme="minorEastAsia"/>
+        </w:rPr>
+      </w:pPr>
     </w:p>
     <w:p>
       <w:pPr>
@@ -19170,6 +21689,664 @@
 </c:chartSpace>
 </file>
 
+<file path=word/charts/chart4.xml><?xml version="1.0" encoding="utf-8"?>
+<c:chartSpace xmlns:c="http://schemas.openxmlformats.org/drawingml/2006/chart" xmlns:a="http://schemas.openxmlformats.org/drawingml/2006/main" xmlns:r="http://schemas.openxmlformats.org/officeDocument/2006/relationships" xmlns:c16r2="http://schemas.microsoft.com/office/drawing/2015/06/chart">
+  <c:date1904 val="0"/>
+  <c:lang val="en-US"/>
+  <c:roundedCorners val="0"/>
+  <mc:AlternateContent xmlns:mc="http://schemas.openxmlformats.org/markup-compatibility/2006">
+    <mc:Choice xmlns:c14="http://schemas.microsoft.com/office/drawing/2007/8/2/chart" Requires="c14">
+      <c14:style val="102"/>
+    </mc:Choice>
+    <mc:Fallback>
+      <c:style val="2"/>
+    </mc:Fallback>
+  </mc:AlternateContent>
+  <c:chart>
+    <c:title>
+      <c:tx>
+        <c:rich>
+          <a:bodyPr rot="0" spcFirstLastPara="1" vertOverflow="ellipsis" vert="horz" wrap="square" anchor="ctr" anchorCtr="1"/>
+          <a:lstStyle/>
+          <a:p>
+            <a:pPr>
+              <a:defRPr sz="1400" b="0" i="0" u="none" strike="noStrike" kern="1200" spc="0" baseline="0">
+                <a:solidFill>
+                  <a:schemeClr val="tx1">
+                    <a:lumMod val="65000"/>
+                    <a:lumOff val="35000"/>
+                  </a:schemeClr>
+                </a:solidFill>
+                <a:latin typeface="+mn-lt"/>
+                <a:ea typeface="+mn-ea"/>
+                <a:cs typeface="+mn-cs"/>
+              </a:defRPr>
+            </a:pPr>
+            <a:r>
+              <a:rPr lang="en-US"/>
+              <a:t>Speedup as a function of cores</a:t>
+            </a:r>
+          </a:p>
+        </c:rich>
+      </c:tx>
+      <c:overlay val="0"/>
+      <c:spPr>
+        <a:noFill/>
+        <a:ln>
+          <a:noFill/>
+        </a:ln>
+        <a:effectLst/>
+      </c:spPr>
+      <c:txPr>
+        <a:bodyPr rot="0" spcFirstLastPara="1" vertOverflow="ellipsis" vert="horz" wrap="square" anchor="ctr" anchorCtr="1"/>
+        <a:lstStyle/>
+        <a:p>
+          <a:pPr>
+            <a:defRPr sz="1400" b="0" i="0" u="none" strike="noStrike" kern="1200" spc="0" baseline="0">
+              <a:solidFill>
+                <a:schemeClr val="tx1">
+                  <a:lumMod val="65000"/>
+                  <a:lumOff val="35000"/>
+                </a:schemeClr>
+              </a:solidFill>
+              <a:latin typeface="+mn-lt"/>
+              <a:ea typeface="+mn-ea"/>
+              <a:cs typeface="+mn-cs"/>
+            </a:defRPr>
+          </a:pPr>
+          <a:endParaRPr lang="en-US"/>
+        </a:p>
+      </c:txPr>
+    </c:title>
+    <c:autoTitleDeleted val="0"/>
+    <c:plotArea>
+      <c:layout/>
+      <c:scatterChart>
+        <c:scatterStyle val="lineMarker"/>
+        <c:varyColors val="0"/>
+        <c:ser>
+          <c:idx val="0"/>
+          <c:order val="0"/>
+          <c:tx>
+            <c:v>1GB</c:v>
+          </c:tx>
+          <c:spPr>
+            <a:ln w="19050" cap="rnd">
+              <a:solidFill>
+                <a:schemeClr val="accent1"/>
+              </a:solidFill>
+              <a:round/>
+            </a:ln>
+            <a:effectLst/>
+          </c:spPr>
+          <c:marker>
+            <c:symbol val="circle"/>
+            <c:size val="5"/>
+            <c:spPr>
+              <a:solidFill>
+                <a:schemeClr val="accent1"/>
+              </a:solidFill>
+              <a:ln w="9525">
+                <a:solidFill>
+                  <a:schemeClr val="accent1"/>
+                </a:solidFill>
+              </a:ln>
+              <a:effectLst/>
+            </c:spPr>
+          </c:marker>
+          <c:xVal>
+            <c:numRef>
+              <c:f>'numba_thread_sweep_2026-07-03T1'!$D$30:$D$37</c:f>
+              <c:numCache>
+                <c:formatCode>General</c:formatCode>
+                <c:ptCount val="8"/>
+                <c:pt idx="0">
+                  <c:v>1</c:v>
+                </c:pt>
+                <c:pt idx="1">
+                  <c:v>2</c:v>
+                </c:pt>
+                <c:pt idx="2">
+                  <c:v>3</c:v>
+                </c:pt>
+                <c:pt idx="3">
+                  <c:v>4</c:v>
+                </c:pt>
+                <c:pt idx="4">
+                  <c:v>5</c:v>
+                </c:pt>
+                <c:pt idx="5">
+                  <c:v>6</c:v>
+                </c:pt>
+                <c:pt idx="6">
+                  <c:v>7</c:v>
+                </c:pt>
+                <c:pt idx="7">
+                  <c:v>8</c:v>
+                </c:pt>
+              </c:numCache>
+            </c:numRef>
+          </c:xVal>
+          <c:yVal>
+            <c:numRef>
+              <c:f>'numba_thread_sweep_2026-07-03T1'!$G$30:$G$37</c:f>
+              <c:numCache>
+                <c:formatCode>General</c:formatCode>
+                <c:ptCount val="8"/>
+                <c:pt idx="0">
+                  <c:v>1</c:v>
+                </c:pt>
+                <c:pt idx="1">
+                  <c:v>1.4808839770204301</c:v>
+                </c:pt>
+                <c:pt idx="2">
+                  <c:v>1.49284059768407</c:v>
+                </c:pt>
+                <c:pt idx="3">
+                  <c:v>1.4519555200237899</c:v>
+                </c:pt>
+                <c:pt idx="4">
+                  <c:v>1.47159213765737</c:v>
+                </c:pt>
+                <c:pt idx="5">
+                  <c:v>1.5419937227326399</c:v>
+                </c:pt>
+                <c:pt idx="6">
+                  <c:v>1.67317715074572</c:v>
+                </c:pt>
+                <c:pt idx="7">
+                  <c:v>1.86269965911916</c:v>
+                </c:pt>
+              </c:numCache>
+            </c:numRef>
+          </c:yVal>
+          <c:smooth val="0"/>
+          <c:extLst>
+            <c:ext xmlns:c16="http://schemas.microsoft.com/office/drawing/2014/chart" uri="{C3380CC4-5D6E-409C-BE32-E72D297353CC}">
+              <c16:uniqueId val="{00000000-FA74-4D95-AE58-8D1C4718C543}"/>
+            </c:ext>
+          </c:extLst>
+        </c:ser>
+        <c:ser>
+          <c:idx val="1"/>
+          <c:order val="1"/>
+          <c:tx>
+            <c:v>100MB</c:v>
+          </c:tx>
+          <c:spPr>
+            <a:ln w="19050" cap="rnd">
+              <a:solidFill>
+                <a:schemeClr val="accent2"/>
+              </a:solidFill>
+              <a:round/>
+            </a:ln>
+            <a:effectLst/>
+          </c:spPr>
+          <c:marker>
+            <c:symbol val="circle"/>
+            <c:size val="5"/>
+            <c:spPr>
+              <a:solidFill>
+                <a:schemeClr val="accent2"/>
+              </a:solidFill>
+              <a:ln w="9525">
+                <a:solidFill>
+                  <a:schemeClr val="accent2"/>
+                </a:solidFill>
+              </a:ln>
+              <a:effectLst/>
+            </c:spPr>
+          </c:marker>
+          <c:xVal>
+            <c:numRef>
+              <c:f>'numba_thread_sweep_2026-07-03T1'!$D$30:$D$37</c:f>
+              <c:numCache>
+                <c:formatCode>General</c:formatCode>
+                <c:ptCount val="8"/>
+                <c:pt idx="0">
+                  <c:v>1</c:v>
+                </c:pt>
+                <c:pt idx="1">
+                  <c:v>2</c:v>
+                </c:pt>
+                <c:pt idx="2">
+                  <c:v>3</c:v>
+                </c:pt>
+                <c:pt idx="3">
+                  <c:v>4</c:v>
+                </c:pt>
+                <c:pt idx="4">
+                  <c:v>5</c:v>
+                </c:pt>
+                <c:pt idx="5">
+                  <c:v>6</c:v>
+                </c:pt>
+                <c:pt idx="6">
+                  <c:v>7</c:v>
+                </c:pt>
+                <c:pt idx="7">
+                  <c:v>8</c:v>
+                </c:pt>
+              </c:numCache>
+            </c:numRef>
+          </c:xVal>
+          <c:yVal>
+            <c:numRef>
+              <c:f>'numba_thread_sweep_2026-07-03T1'!$F$30:$F$37</c:f>
+              <c:numCache>
+                <c:formatCode>General</c:formatCode>
+                <c:ptCount val="8"/>
+                <c:pt idx="0">
+                  <c:v>1</c:v>
+                </c:pt>
+                <c:pt idx="1">
+                  <c:v>1.34503978187853</c:v>
+                </c:pt>
+                <c:pt idx="2">
+                  <c:v>1.251675085342</c:v>
+                </c:pt>
+                <c:pt idx="3">
+                  <c:v>1.4146769288790499</c:v>
+                </c:pt>
+                <c:pt idx="4">
+                  <c:v>1.3971630534516299</c:v>
+                </c:pt>
+                <c:pt idx="5">
+                  <c:v>1.30930244822502</c:v>
+                </c:pt>
+                <c:pt idx="6">
+                  <c:v>1.24161427510124</c:v>
+                </c:pt>
+                <c:pt idx="7">
+                  <c:v>1.2940569898505301</c:v>
+                </c:pt>
+              </c:numCache>
+            </c:numRef>
+          </c:yVal>
+          <c:smooth val="0"/>
+          <c:extLst>
+            <c:ext xmlns:c16="http://schemas.microsoft.com/office/drawing/2014/chart" uri="{C3380CC4-5D6E-409C-BE32-E72D297353CC}">
+              <c16:uniqueId val="{00000001-FA74-4D95-AE58-8D1C4718C543}"/>
+            </c:ext>
+          </c:extLst>
+        </c:ser>
+        <c:ser>
+          <c:idx val="3"/>
+          <c:order val="2"/>
+          <c:tx>
+            <c:v>10MB</c:v>
+          </c:tx>
+          <c:spPr>
+            <a:ln w="19050" cap="rnd">
+              <a:solidFill>
+                <a:schemeClr val="accent4"/>
+              </a:solidFill>
+              <a:round/>
+            </a:ln>
+            <a:effectLst/>
+          </c:spPr>
+          <c:marker>
+            <c:symbol val="circle"/>
+            <c:size val="5"/>
+            <c:spPr>
+              <a:solidFill>
+                <a:schemeClr val="accent4"/>
+              </a:solidFill>
+              <a:ln w="9525">
+                <a:solidFill>
+                  <a:schemeClr val="accent4"/>
+                </a:solidFill>
+              </a:ln>
+              <a:effectLst/>
+            </c:spPr>
+          </c:marker>
+          <c:xVal>
+            <c:numRef>
+              <c:f>'numba_thread_sweep_2026-07-03T1'!$D$30:$D$37</c:f>
+              <c:numCache>
+                <c:formatCode>General</c:formatCode>
+                <c:ptCount val="8"/>
+                <c:pt idx="0">
+                  <c:v>1</c:v>
+                </c:pt>
+                <c:pt idx="1">
+                  <c:v>2</c:v>
+                </c:pt>
+                <c:pt idx="2">
+                  <c:v>3</c:v>
+                </c:pt>
+                <c:pt idx="3">
+                  <c:v>4</c:v>
+                </c:pt>
+                <c:pt idx="4">
+                  <c:v>5</c:v>
+                </c:pt>
+                <c:pt idx="5">
+                  <c:v>6</c:v>
+                </c:pt>
+                <c:pt idx="6">
+                  <c:v>7</c:v>
+                </c:pt>
+                <c:pt idx="7">
+                  <c:v>8</c:v>
+                </c:pt>
+              </c:numCache>
+            </c:numRef>
+          </c:xVal>
+          <c:yVal>
+            <c:numRef>
+              <c:f>'numba_thread_sweep_2026-07-03T1'!$E$30:$E$37</c:f>
+              <c:numCache>
+                <c:formatCode>General</c:formatCode>
+                <c:ptCount val="8"/>
+                <c:pt idx="0">
+                  <c:v>1</c:v>
+                </c:pt>
+                <c:pt idx="1">
+                  <c:v>1.4471576087676301</c:v>
+                </c:pt>
+                <c:pt idx="2">
+                  <c:v>1.3590038479117601</c:v>
+                </c:pt>
+                <c:pt idx="3">
+                  <c:v>1.36643995178902</c:v>
+                </c:pt>
+                <c:pt idx="4">
+                  <c:v>1.1113363035288</c:v>
+                </c:pt>
+                <c:pt idx="5">
+                  <c:v>1.2128101034236201</c:v>
+                </c:pt>
+                <c:pt idx="6">
+                  <c:v>1.1042370185685799</c:v>
+                </c:pt>
+                <c:pt idx="7">
+                  <c:v>1.0084406855250101</c:v>
+                </c:pt>
+              </c:numCache>
+            </c:numRef>
+          </c:yVal>
+          <c:smooth val="0"/>
+          <c:extLst>
+            <c:ext xmlns:c16="http://schemas.microsoft.com/office/drawing/2014/chart" uri="{C3380CC4-5D6E-409C-BE32-E72D297353CC}">
+              <c16:uniqueId val="{00000002-FA74-4D95-AE58-8D1C4718C543}"/>
+            </c:ext>
+          </c:extLst>
+        </c:ser>
+        <c:dLbls>
+          <c:showLegendKey val="0"/>
+          <c:showVal val="0"/>
+          <c:showCatName val="0"/>
+          <c:showSerName val="0"/>
+          <c:showPercent val="0"/>
+          <c:showBubbleSize val="0"/>
+        </c:dLbls>
+        <c:axId val="750342064"/>
+        <c:axId val="750341648"/>
+      </c:scatterChart>
+      <c:valAx>
+        <c:axId val="750342064"/>
+        <c:scaling>
+          <c:orientation val="minMax"/>
+          <c:max val="8"/>
+          <c:min val="1"/>
+        </c:scaling>
+        <c:delete val="0"/>
+        <c:axPos val="b"/>
+        <c:majorGridlines>
+          <c:spPr>
+            <a:ln w="9525" cap="flat" cmpd="sng" algn="ctr">
+              <a:solidFill>
+                <a:schemeClr val="tx1">
+                  <a:lumMod val="15000"/>
+                  <a:lumOff val="85000"/>
+                </a:schemeClr>
+              </a:solidFill>
+              <a:round/>
+            </a:ln>
+            <a:effectLst/>
+          </c:spPr>
+        </c:majorGridlines>
+        <c:title>
+          <c:tx>
+            <c:rich>
+              <a:bodyPr rot="0" spcFirstLastPara="1" vertOverflow="ellipsis" vert="horz" wrap="square" anchor="ctr" anchorCtr="1"/>
+              <a:lstStyle/>
+              <a:p>
+                <a:pPr>
+                  <a:defRPr sz="1000" b="0" i="0" u="none" strike="noStrike" kern="1200" baseline="0">
+                    <a:solidFill>
+                      <a:schemeClr val="tx1">
+                        <a:lumMod val="65000"/>
+                        <a:lumOff val="35000"/>
+                      </a:schemeClr>
+                    </a:solidFill>
+                    <a:latin typeface="+mn-lt"/>
+                    <a:ea typeface="+mn-ea"/>
+                    <a:cs typeface="+mn-cs"/>
+                  </a:defRPr>
+                </a:pPr>
+                <a:r>
+                  <a:rPr lang="en-US"/>
+                  <a:t>cores</a:t>
+                </a:r>
+              </a:p>
+            </c:rich>
+          </c:tx>
+          <c:overlay val="0"/>
+          <c:spPr>
+            <a:noFill/>
+            <a:ln>
+              <a:noFill/>
+            </a:ln>
+            <a:effectLst/>
+          </c:spPr>
+          <c:txPr>
+            <a:bodyPr rot="0" spcFirstLastPara="1" vertOverflow="ellipsis" vert="horz" wrap="square" anchor="ctr" anchorCtr="1"/>
+            <a:lstStyle/>
+            <a:p>
+              <a:pPr>
+                <a:defRPr sz="1000" b="0" i="0" u="none" strike="noStrike" kern="1200" baseline="0">
+                  <a:solidFill>
+                    <a:schemeClr val="tx1">
+                      <a:lumMod val="65000"/>
+                      <a:lumOff val="35000"/>
+                    </a:schemeClr>
+                  </a:solidFill>
+                  <a:latin typeface="+mn-lt"/>
+                  <a:ea typeface="+mn-ea"/>
+                  <a:cs typeface="+mn-cs"/>
+                </a:defRPr>
+              </a:pPr>
+              <a:endParaRPr lang="en-US"/>
+            </a:p>
+          </c:txPr>
+        </c:title>
+        <c:numFmt formatCode="General" sourceLinked="1"/>
+        <c:majorTickMark val="none"/>
+        <c:minorTickMark val="none"/>
+        <c:tickLblPos val="nextTo"/>
+        <c:spPr>
+          <a:noFill/>
+          <a:ln w="9525" cap="flat" cmpd="sng" algn="ctr">
+            <a:solidFill>
+              <a:schemeClr val="tx1">
+                <a:lumMod val="25000"/>
+                <a:lumOff val="75000"/>
+              </a:schemeClr>
+            </a:solidFill>
+            <a:round/>
+          </a:ln>
+          <a:effectLst/>
+        </c:spPr>
+        <c:txPr>
+          <a:bodyPr rot="-60000000" spcFirstLastPara="1" vertOverflow="ellipsis" vert="horz" wrap="square" anchor="ctr" anchorCtr="1"/>
+          <a:lstStyle/>
+          <a:p>
+            <a:pPr>
+              <a:defRPr sz="900" b="0" i="0" u="none" strike="noStrike" kern="1200" baseline="0">
+                <a:solidFill>
+                  <a:schemeClr val="tx1">
+                    <a:lumMod val="65000"/>
+                    <a:lumOff val="35000"/>
+                  </a:schemeClr>
+                </a:solidFill>
+                <a:latin typeface="+mn-lt"/>
+                <a:ea typeface="+mn-ea"/>
+                <a:cs typeface="+mn-cs"/>
+              </a:defRPr>
+            </a:pPr>
+            <a:endParaRPr lang="en-US"/>
+          </a:p>
+        </c:txPr>
+        <c:crossAx val="750341648"/>
+        <c:crosses val="autoZero"/>
+        <c:crossBetween val="midCat"/>
+      </c:valAx>
+      <c:valAx>
+        <c:axId val="750341648"/>
+        <c:scaling>
+          <c:orientation val="minMax"/>
+          <c:min val="1"/>
+        </c:scaling>
+        <c:delete val="0"/>
+        <c:axPos val="l"/>
+        <c:majorGridlines>
+          <c:spPr>
+            <a:ln w="9525" cap="flat" cmpd="sng" algn="ctr">
+              <a:solidFill>
+                <a:schemeClr val="tx1">
+                  <a:lumMod val="15000"/>
+                  <a:lumOff val="85000"/>
+                </a:schemeClr>
+              </a:solidFill>
+              <a:round/>
+            </a:ln>
+            <a:effectLst/>
+          </c:spPr>
+        </c:majorGridlines>
+        <c:numFmt formatCode="General" sourceLinked="1"/>
+        <c:majorTickMark val="none"/>
+        <c:minorTickMark val="none"/>
+        <c:tickLblPos val="nextTo"/>
+        <c:spPr>
+          <a:noFill/>
+          <a:ln w="9525" cap="flat" cmpd="sng" algn="ctr">
+            <a:solidFill>
+              <a:schemeClr val="tx1">
+                <a:lumMod val="25000"/>
+                <a:lumOff val="75000"/>
+              </a:schemeClr>
+            </a:solidFill>
+            <a:round/>
+          </a:ln>
+          <a:effectLst/>
+        </c:spPr>
+        <c:txPr>
+          <a:bodyPr rot="-60000000" spcFirstLastPara="1" vertOverflow="ellipsis" vert="horz" wrap="square" anchor="ctr" anchorCtr="1"/>
+          <a:lstStyle/>
+          <a:p>
+            <a:pPr>
+              <a:defRPr sz="900" b="0" i="0" u="none" strike="noStrike" kern="1200" baseline="0">
+                <a:solidFill>
+                  <a:schemeClr val="tx1">
+                    <a:lumMod val="65000"/>
+                    <a:lumOff val="35000"/>
+                  </a:schemeClr>
+                </a:solidFill>
+                <a:latin typeface="+mn-lt"/>
+                <a:ea typeface="+mn-ea"/>
+                <a:cs typeface="+mn-cs"/>
+              </a:defRPr>
+            </a:pPr>
+            <a:endParaRPr lang="en-US"/>
+          </a:p>
+        </c:txPr>
+        <c:crossAx val="750342064"/>
+        <c:crosses val="autoZero"/>
+        <c:crossBetween val="midCat"/>
+      </c:valAx>
+      <c:spPr>
+        <a:noFill/>
+        <a:ln>
+          <a:noFill/>
+        </a:ln>
+        <a:effectLst/>
+      </c:spPr>
+    </c:plotArea>
+    <c:legend>
+      <c:legendPos val="r"/>
+      <c:overlay val="0"/>
+      <c:spPr>
+        <a:noFill/>
+        <a:ln>
+          <a:noFill/>
+        </a:ln>
+        <a:effectLst/>
+      </c:spPr>
+      <c:txPr>
+        <a:bodyPr rot="0" spcFirstLastPara="1" vertOverflow="ellipsis" vert="horz" wrap="square" anchor="ctr" anchorCtr="1"/>
+        <a:lstStyle/>
+        <a:p>
+          <a:pPr>
+            <a:defRPr sz="900" b="0" i="0" u="none" strike="noStrike" kern="1200" baseline="0">
+              <a:solidFill>
+                <a:schemeClr val="tx1">
+                  <a:lumMod val="65000"/>
+                  <a:lumOff val="35000"/>
+                </a:schemeClr>
+              </a:solidFill>
+              <a:latin typeface="+mn-lt"/>
+              <a:ea typeface="+mn-ea"/>
+              <a:cs typeface="+mn-cs"/>
+            </a:defRPr>
+          </a:pPr>
+          <a:endParaRPr lang="en-US"/>
+        </a:p>
+      </c:txPr>
+    </c:legend>
+    <c:plotVisOnly val="1"/>
+    <c:dispBlanksAs val="gap"/>
+    <c:extLst>
+      <c:ext xmlns:c16r3="http://schemas.microsoft.com/office/drawing/2017/03/chart" uri="{56B9EC1D-385E-4148-901F-78D8002777C0}">
+        <c16r3:dataDisplayOptions16>
+          <c16r3:dispNaAsBlank val="1"/>
+        </c16r3:dataDisplayOptions16>
+      </c:ext>
+    </c:extLst>
+    <c:showDLblsOverMax val="0"/>
+  </c:chart>
+  <c:spPr>
+    <a:solidFill>
+      <a:schemeClr val="bg1"/>
+    </a:solidFill>
+    <a:ln w="9525" cap="flat" cmpd="sng" algn="ctr">
+      <a:solidFill>
+        <a:schemeClr val="tx1">
+          <a:lumMod val="15000"/>
+          <a:lumOff val="85000"/>
+        </a:schemeClr>
+      </a:solidFill>
+      <a:round/>
+    </a:ln>
+    <a:effectLst/>
+  </c:spPr>
+  <c:txPr>
+    <a:bodyPr/>
+    <a:lstStyle/>
+    <a:p>
+      <a:pPr>
+        <a:defRPr/>
+      </a:pPr>
+      <a:endParaRPr lang="en-US"/>
+    </a:p>
+  </c:txPr>
+  <c:externalData r:id="rId3">
+    <c:autoUpdate val="0"/>
+  </c:externalData>
+</c:chartSpace>
+</file>
+
 <file path=word/charts/colors1.xml><?xml version="1.0" encoding="utf-8"?>
 <cs:colorStyle xmlns:cs="http://schemas.microsoft.com/office/drawing/2012/chartStyle" xmlns:a="http://schemas.openxmlformats.org/drawingml/2006/main" meth="cycle" id="10">
   <a:schemeClr val="accent1"/>
@@ -19251,6 +22428,46 @@
 </file>
 
 <file path=word/charts/colors3.xml><?xml version="1.0" encoding="utf-8"?>
+<cs:colorStyle xmlns:cs="http://schemas.microsoft.com/office/drawing/2012/chartStyle" xmlns:a="http://schemas.openxmlformats.org/drawingml/2006/main" meth="cycle" id="10">
+  <a:schemeClr val="accent1"/>
+  <a:schemeClr val="accent2"/>
+  <a:schemeClr val="accent3"/>
+  <a:schemeClr val="accent4"/>
+  <a:schemeClr val="accent5"/>
+  <a:schemeClr val="accent6"/>
+  <cs:variation/>
+  <cs:variation>
+    <a:lumMod val="60000"/>
+  </cs:variation>
+  <cs:variation>
+    <a:lumMod val="80000"/>
+    <a:lumOff val="20000"/>
+  </cs:variation>
+  <cs:variation>
+    <a:lumMod val="80000"/>
+  </cs:variation>
+  <cs:variation>
+    <a:lumMod val="60000"/>
+    <a:lumOff val="40000"/>
+  </cs:variation>
+  <cs:variation>
+    <a:lumMod val="50000"/>
+  </cs:variation>
+  <cs:variation>
+    <a:lumMod val="70000"/>
+    <a:lumOff val="30000"/>
+  </cs:variation>
+  <cs:variation>
+    <a:lumMod val="70000"/>
+  </cs:variation>
+  <cs:variation>
+    <a:lumMod val="50000"/>
+    <a:lumOff val="50000"/>
+  </cs:variation>
+</cs:colorStyle>
+</file>
+
+<file path=word/charts/colors4.xml><?xml version="1.0" encoding="utf-8"?>
 <cs:colorStyle xmlns:cs="http://schemas.microsoft.com/office/drawing/2012/chartStyle" xmlns:a="http://schemas.openxmlformats.org/drawingml/2006/main" meth="cycle" id="10">
   <a:schemeClr val="accent1"/>
   <a:schemeClr val="accent2"/>
@@ -20838,6 +24055,522 @@
 </cs:chartStyle>
 </file>
 
+<file path=word/charts/style4.xml><?xml version="1.0" encoding="utf-8"?>
+<cs:chartStyle xmlns:cs="http://schemas.microsoft.com/office/drawing/2012/chartStyle" xmlns:a="http://schemas.openxmlformats.org/drawingml/2006/main" id="240">
+  <cs:axisTitle>
+    <cs:lnRef idx="0"/>
+    <cs:fillRef idx="0"/>
+    <cs:effectRef idx="0"/>
+    <cs:fontRef idx="minor">
+      <a:schemeClr val="tx1">
+        <a:lumMod val="65000"/>
+        <a:lumOff val="35000"/>
+      </a:schemeClr>
+    </cs:fontRef>
+    <cs:defRPr sz="1000" kern="1200"/>
+  </cs:axisTitle>
+  <cs:categoryAxis>
+    <cs:lnRef idx="0"/>
+    <cs:fillRef idx="0"/>
+    <cs:effectRef idx="0"/>
+    <cs:fontRef idx="minor">
+      <a:schemeClr val="tx1">
+        <a:lumMod val="65000"/>
+        <a:lumOff val="35000"/>
+      </a:schemeClr>
+    </cs:fontRef>
+    <cs:spPr>
+      <a:ln w="9525" cap="flat" cmpd="sng" algn="ctr">
+        <a:solidFill>
+          <a:schemeClr val="tx1">
+            <a:lumMod val="25000"/>
+            <a:lumOff val="75000"/>
+          </a:schemeClr>
+        </a:solidFill>
+        <a:round/>
+      </a:ln>
+    </cs:spPr>
+    <cs:defRPr sz="900" kern="1200"/>
+  </cs:categoryAxis>
+  <cs:chartArea mods="allowNoFillOverride allowNoLineOverride">
+    <cs:lnRef idx="0"/>
+    <cs:fillRef idx="0"/>
+    <cs:effectRef idx="0"/>
+    <cs:fontRef idx="minor">
+      <a:schemeClr val="tx1"/>
+    </cs:fontRef>
+    <cs:spPr>
+      <a:solidFill>
+        <a:schemeClr val="bg1"/>
+      </a:solidFill>
+      <a:ln w="9525" cap="flat" cmpd="sng" algn="ctr">
+        <a:solidFill>
+          <a:schemeClr val="tx1">
+            <a:lumMod val="15000"/>
+            <a:lumOff val="85000"/>
+          </a:schemeClr>
+        </a:solidFill>
+        <a:round/>
+      </a:ln>
+    </cs:spPr>
+    <cs:defRPr sz="1000" kern="1200"/>
+  </cs:chartArea>
+  <cs:dataLabel>
+    <cs:lnRef idx="0"/>
+    <cs:fillRef idx="0"/>
+    <cs:effectRef idx="0"/>
+    <cs:fontRef idx="minor">
+      <a:schemeClr val="tx1">
+        <a:lumMod val="75000"/>
+        <a:lumOff val="25000"/>
+      </a:schemeClr>
+    </cs:fontRef>
+    <cs:defRPr sz="900" kern="1200"/>
+  </cs:dataLabel>
+  <cs:dataLabelCallout>
+    <cs:lnRef idx="0"/>
+    <cs:fillRef idx="0"/>
+    <cs:effectRef idx="0"/>
+    <cs:fontRef idx="minor">
+      <a:schemeClr val="dk1">
+        <a:lumMod val="65000"/>
+        <a:lumOff val="35000"/>
+      </a:schemeClr>
+    </cs:fontRef>
+    <cs:spPr>
+      <a:solidFill>
+        <a:schemeClr val="lt1"/>
+      </a:solidFill>
+      <a:ln>
+        <a:solidFill>
+          <a:schemeClr val="dk1">
+            <a:lumMod val="25000"/>
+            <a:lumOff val="75000"/>
+          </a:schemeClr>
+        </a:solidFill>
+      </a:ln>
+    </cs:spPr>
+    <cs:defRPr sz="900" kern="1200"/>
+    <cs:bodyPr rot="0" spcFirstLastPara="1" vertOverflow="clip" horzOverflow="clip" vert="horz" wrap="square" lIns="36576" tIns="18288" rIns="36576" bIns="18288" anchor="ctr" anchorCtr="1">
+      <a:spAutoFit/>
+    </cs:bodyPr>
+  </cs:dataLabelCallout>
+  <cs:dataPoint>
+    <cs:lnRef idx="0"/>
+    <cs:fillRef idx="1">
+      <cs:styleClr val="auto"/>
+    </cs:fillRef>
+    <cs:effectRef idx="0"/>
+    <cs:fontRef idx="minor">
+      <a:schemeClr val="tx1"/>
+    </cs:fontRef>
+  </cs:dataPoint>
+  <cs:dataPoint3D>
+    <cs:lnRef idx="0"/>
+    <cs:fillRef idx="1">
+      <cs:styleClr val="auto"/>
+    </cs:fillRef>
+    <cs:effectRef idx="0"/>
+    <cs:fontRef idx="minor">
+      <a:schemeClr val="tx1"/>
+    </cs:fontRef>
+  </cs:dataPoint3D>
+  <cs:dataPointLine>
+    <cs:lnRef idx="0">
+      <cs:styleClr val="auto"/>
+    </cs:lnRef>
+    <cs:fillRef idx="1"/>
+    <cs:effectRef idx="0"/>
+    <cs:fontRef idx="minor">
+      <a:schemeClr val="tx1"/>
+    </cs:fontRef>
+    <cs:spPr>
+      <a:ln w="19050" cap="rnd">
+        <a:solidFill>
+          <a:schemeClr val="phClr"/>
+        </a:solidFill>
+        <a:round/>
+      </a:ln>
+    </cs:spPr>
+  </cs:dataPointLine>
+  <cs:dataPointMarker>
+    <cs:lnRef idx="0">
+      <cs:styleClr val="auto"/>
+    </cs:lnRef>
+    <cs:fillRef idx="1">
+      <cs:styleClr val="auto"/>
+    </cs:fillRef>
+    <cs:effectRef idx="0"/>
+    <cs:fontRef idx="minor">
+      <a:schemeClr val="tx1"/>
+    </cs:fontRef>
+    <cs:spPr>
+      <a:ln w="9525">
+        <a:solidFill>
+          <a:schemeClr val="phClr"/>
+        </a:solidFill>
+      </a:ln>
+    </cs:spPr>
+  </cs:dataPointMarker>
+  <cs:dataPointMarkerLayout symbol="circle" size="5"/>
+  <cs:dataPointWireframe>
+    <cs:lnRef idx="0">
+      <cs:styleClr val="auto"/>
+    </cs:lnRef>
+    <cs:fillRef idx="0"/>
+    <cs:effectRef idx="0"/>
+    <cs:fontRef idx="minor">
+      <a:schemeClr val="dk1"/>
+    </cs:fontRef>
+    <cs:spPr>
+      <a:ln w="9525" cap="rnd">
+        <a:solidFill>
+          <a:schemeClr val="phClr"/>
+        </a:solidFill>
+        <a:round/>
+      </a:ln>
+    </cs:spPr>
+  </cs:dataPointWireframe>
+  <cs:dataTable>
+    <cs:lnRef idx="0"/>
+    <cs:fillRef idx="0"/>
+    <cs:effectRef idx="0"/>
+    <cs:fontRef idx="minor">
+      <a:schemeClr val="tx1">
+        <a:lumMod val="65000"/>
+        <a:lumOff val="35000"/>
+      </a:schemeClr>
+    </cs:fontRef>
+    <cs:spPr>
+      <a:noFill/>
+      <a:ln w="9525" cap="flat" cmpd="sng" algn="ctr">
+        <a:solidFill>
+          <a:schemeClr val="tx1">
+            <a:lumMod val="15000"/>
+            <a:lumOff val="85000"/>
+          </a:schemeClr>
+        </a:solidFill>
+        <a:round/>
+      </a:ln>
+    </cs:spPr>
+    <cs:defRPr sz="900" kern="1200"/>
+  </cs:dataTable>
+  <cs:downBar>
+    <cs:lnRef idx="0"/>
+    <cs:fillRef idx="0"/>
+    <cs:effectRef idx="0"/>
+    <cs:fontRef idx="minor">
+      <a:schemeClr val="tx1"/>
+    </cs:fontRef>
+    <cs:spPr>
+      <a:solidFill>
+        <a:schemeClr val="dk1">
+          <a:lumMod val="75000"/>
+          <a:lumOff val="25000"/>
+        </a:schemeClr>
+      </a:solidFill>
+      <a:ln w="9525" cap="flat" cmpd="sng" algn="ctr">
+        <a:solidFill>
+          <a:schemeClr val="tx1">
+            <a:lumMod val="65000"/>
+            <a:lumOff val="35000"/>
+          </a:schemeClr>
+        </a:solidFill>
+        <a:round/>
+      </a:ln>
+    </cs:spPr>
+  </cs:downBar>
+  <cs:dropLine>
+    <cs:lnRef idx="0"/>
+    <cs:fillRef idx="0"/>
+    <cs:effectRef idx="0"/>
+    <cs:fontRef idx="minor">
+      <a:schemeClr val="tx1"/>
+    </cs:fontRef>
+    <cs:spPr>
+      <a:ln w="9525" cap="flat" cmpd="sng" algn="ctr">
+        <a:solidFill>
+          <a:schemeClr val="tx1">
+            <a:lumMod val="35000"/>
+            <a:lumOff val="65000"/>
+          </a:schemeClr>
+        </a:solidFill>
+        <a:round/>
+      </a:ln>
+    </cs:spPr>
+  </cs:dropLine>
+  <cs:errorBar>
+    <cs:lnRef idx="0"/>
+    <cs:fillRef idx="0"/>
+    <cs:effectRef idx="0"/>
+    <cs:fontRef idx="minor">
+      <a:schemeClr val="tx1"/>
+    </cs:fontRef>
+    <cs:spPr>
+      <a:ln w="9525" cap="flat" cmpd="sng" algn="ctr">
+        <a:solidFill>
+          <a:schemeClr val="tx1">
+            <a:lumMod val="65000"/>
+            <a:lumOff val="35000"/>
+          </a:schemeClr>
+        </a:solidFill>
+        <a:round/>
+      </a:ln>
+    </cs:spPr>
+  </cs:errorBar>
+  <cs:floor>
+    <cs:lnRef idx="0"/>
+    <cs:fillRef idx="0"/>
+    <cs:effectRef idx="0"/>
+    <cs:fontRef idx="minor">
+      <a:schemeClr val="tx1"/>
+    </cs:fontRef>
+    <cs:spPr>
+      <a:noFill/>
+      <a:ln>
+        <a:noFill/>
+      </a:ln>
+    </cs:spPr>
+  </cs:floor>
+  <cs:gridlineMajor>
+    <cs:lnRef idx="0"/>
+    <cs:fillRef idx="0"/>
+    <cs:effectRef idx="0"/>
+    <cs:fontRef idx="minor">
+      <a:schemeClr val="tx1"/>
+    </cs:fontRef>
+    <cs:spPr>
+      <a:ln w="9525" cap="flat" cmpd="sng" algn="ctr">
+        <a:solidFill>
+          <a:schemeClr val="tx1">
+            <a:lumMod val="15000"/>
+            <a:lumOff val="85000"/>
+          </a:schemeClr>
+        </a:solidFill>
+        <a:round/>
+      </a:ln>
+    </cs:spPr>
+  </cs:gridlineMajor>
+  <cs:gridlineMinor>
+    <cs:lnRef idx="0"/>
+    <cs:fillRef idx="0"/>
+    <cs:effectRef idx="0"/>
+    <cs:fontRef idx="minor">
+      <a:schemeClr val="tx1"/>
+    </cs:fontRef>
+    <cs:spPr>
+      <a:ln w="9525" cap="flat" cmpd="sng" algn="ctr">
+        <a:solidFill>
+          <a:schemeClr val="tx1">
+            <a:lumMod val="5000"/>
+            <a:lumOff val="95000"/>
+          </a:schemeClr>
+        </a:solidFill>
+        <a:round/>
+      </a:ln>
+    </cs:spPr>
+  </cs:gridlineMinor>
+  <cs:hiLoLine>
+    <cs:lnRef idx="0"/>
+    <cs:fillRef idx="0"/>
+    <cs:effectRef idx="0"/>
+    <cs:fontRef idx="minor">
+      <a:schemeClr val="tx1"/>
+    </cs:fontRef>
+    <cs:spPr>
+      <a:ln w="9525" cap="flat" cmpd="sng" algn="ctr">
+        <a:solidFill>
+          <a:schemeClr val="tx1">
+            <a:lumMod val="50000"/>
+            <a:lumOff val="50000"/>
+          </a:schemeClr>
+        </a:solidFill>
+        <a:round/>
+      </a:ln>
+    </cs:spPr>
+  </cs:hiLoLine>
+  <cs:leaderLine>
+    <cs:lnRef idx="0"/>
+    <cs:fillRef idx="0"/>
+    <cs:effectRef idx="0"/>
+    <cs:fontRef idx="minor">
+      <a:schemeClr val="tx1"/>
+    </cs:fontRef>
+    <cs:spPr>
+      <a:ln w="9525" cap="flat" cmpd="sng" algn="ctr">
+        <a:solidFill>
+          <a:schemeClr val="tx1">
+            <a:lumMod val="35000"/>
+            <a:lumOff val="65000"/>
+          </a:schemeClr>
+        </a:solidFill>
+        <a:round/>
+      </a:ln>
+    </cs:spPr>
+  </cs:leaderLine>
+  <cs:legend>
+    <cs:lnRef idx="0"/>
+    <cs:fillRef idx="0"/>
+    <cs:effectRef idx="0"/>
+    <cs:fontRef idx="minor">
+      <a:schemeClr val="tx1">
+        <a:lumMod val="65000"/>
+        <a:lumOff val="35000"/>
+      </a:schemeClr>
+    </cs:fontRef>
+    <cs:defRPr sz="900" kern="1200"/>
+  </cs:legend>
+  <cs:plotArea mods="allowNoFillOverride allowNoLineOverride">
+    <cs:lnRef idx="0"/>
+    <cs:fillRef idx="0"/>
+    <cs:effectRef idx="0"/>
+    <cs:fontRef idx="minor">
+      <a:schemeClr val="tx1"/>
+    </cs:fontRef>
+  </cs:plotArea>
+  <cs:plotArea3D mods="allowNoFillOverride allowNoLineOverride">
+    <cs:lnRef idx="0"/>
+    <cs:fillRef idx="0"/>
+    <cs:effectRef idx="0"/>
+    <cs:fontRef idx="minor">
+      <a:schemeClr val="tx1"/>
+    </cs:fontRef>
+  </cs:plotArea3D>
+  <cs:seriesAxis>
+    <cs:lnRef idx="0"/>
+    <cs:fillRef idx="0"/>
+    <cs:effectRef idx="0"/>
+    <cs:fontRef idx="minor">
+      <a:schemeClr val="tx1">
+        <a:lumMod val="65000"/>
+        <a:lumOff val="35000"/>
+      </a:schemeClr>
+    </cs:fontRef>
+    <cs:defRPr sz="900" kern="1200"/>
+  </cs:seriesAxis>
+  <cs:seriesLine>
+    <cs:lnRef idx="0"/>
+    <cs:fillRef idx="0"/>
+    <cs:effectRef idx="0"/>
+    <cs:fontRef idx="minor">
+      <a:schemeClr val="tx1"/>
+    </cs:fontRef>
+    <cs:spPr>
+      <a:ln w="9525" cap="flat" cmpd="sng" algn="ctr">
+        <a:solidFill>
+          <a:schemeClr val="tx1">
+            <a:lumMod val="35000"/>
+            <a:lumOff val="65000"/>
+          </a:schemeClr>
+        </a:solidFill>
+        <a:round/>
+      </a:ln>
+    </cs:spPr>
+  </cs:seriesLine>
+  <cs:title>
+    <cs:lnRef idx="0"/>
+    <cs:fillRef idx="0"/>
+    <cs:effectRef idx="0"/>
+    <cs:fontRef idx="minor">
+      <a:schemeClr val="tx1">
+        <a:lumMod val="65000"/>
+        <a:lumOff val="35000"/>
+      </a:schemeClr>
+    </cs:fontRef>
+    <cs:defRPr sz="1400" b="0" kern="1200" spc="0" baseline="0"/>
+  </cs:title>
+  <cs:trendline>
+    <cs:lnRef idx="0">
+      <cs:styleClr val="auto"/>
+    </cs:lnRef>
+    <cs:fillRef idx="0"/>
+    <cs:effectRef idx="0"/>
+    <cs:fontRef idx="minor">
+      <a:schemeClr val="tx1"/>
+    </cs:fontRef>
+    <cs:spPr>
+      <a:ln w="19050" cap="rnd">
+        <a:solidFill>
+          <a:schemeClr val="phClr"/>
+        </a:solidFill>
+        <a:prstDash val="sysDot"/>
+      </a:ln>
+    </cs:spPr>
+  </cs:trendline>
+  <cs:trendlineLabel>
+    <cs:lnRef idx="0"/>
+    <cs:fillRef idx="0"/>
+    <cs:effectRef idx="0"/>
+    <cs:fontRef idx="minor">
+      <a:schemeClr val="tx1">
+        <a:lumMod val="65000"/>
+        <a:lumOff val="35000"/>
+      </a:schemeClr>
+    </cs:fontRef>
+    <cs:defRPr sz="900" kern="1200"/>
+  </cs:trendlineLabel>
+  <cs:upBar>
+    <cs:lnRef idx="0"/>
+    <cs:fillRef idx="0"/>
+    <cs:effectRef idx="0"/>
+    <cs:fontRef idx="minor">
+      <a:schemeClr val="tx1"/>
+    </cs:fontRef>
+    <cs:spPr>
+      <a:solidFill>
+        <a:schemeClr val="lt1"/>
+      </a:solidFill>
+      <a:ln w="9525" cap="flat" cmpd="sng" algn="ctr">
+        <a:solidFill>
+          <a:schemeClr val="tx1">
+            <a:lumMod val="65000"/>
+            <a:lumOff val="35000"/>
+          </a:schemeClr>
+        </a:solidFill>
+        <a:round/>
+      </a:ln>
+    </cs:spPr>
+  </cs:upBar>
+  <cs:valueAxis>
+    <cs:lnRef idx="0"/>
+    <cs:fillRef idx="0"/>
+    <cs:effectRef idx="0"/>
+    <cs:fontRef idx="minor">
+      <a:schemeClr val="tx1">
+        <a:lumMod val="65000"/>
+        <a:lumOff val="35000"/>
+      </a:schemeClr>
+    </cs:fontRef>
+    <cs:spPr>
+      <a:ln w="9525" cap="flat" cmpd="sng" algn="ctr">
+        <a:solidFill>
+          <a:schemeClr val="tx1">
+            <a:lumMod val="25000"/>
+            <a:lumOff val="75000"/>
+          </a:schemeClr>
+        </a:solidFill>
+        <a:round/>
+      </a:ln>
+    </cs:spPr>
+    <cs:defRPr sz="900" kern="1200"/>
+  </cs:valueAxis>
+  <cs:wall>
+    <cs:lnRef idx="0"/>
+    <cs:fillRef idx="0"/>
+    <cs:effectRef idx="0"/>
+    <cs:fontRef idx="minor">
+      <a:schemeClr val="tx1"/>
+    </cs:fontRef>
+    <cs:spPr>
+      <a:noFill/>
+      <a:ln>
+        <a:noFill/>
+      </a:ln>
+    </cs:spPr>
+  </cs:wall>
+</cs:chartStyle>
+</file>
+
 <file path=word/theme/theme1.xml><?xml version="1.0" encoding="utf-8"?>
 <a:theme xmlns:a="http://schemas.openxmlformats.org/drawingml/2006/main" name="Office Theme">
   <a:themeElements>

--- a/documentation/Primes.docx
+++ b/documentation/Primes.docx
@@ -613,10 +613,40 @@
         <w:ind w:firstLine="360"/>
       </w:pPr>
       <w:r>
-        <w:t xml:space="preserve">The output of a prime generating program, could be the complete list of primes less than a given integer or just one prime (or a subset of primes) satisficing a given criteria. </w:t>
-      </w:r>
-      <w:r>
-        <w:t xml:space="preserve">For the project we select the first. In addition, we specify that the usual </w:t>
+        <w:t>The output of a prime generating program, could be the complete list of primes less than a given integer</w:t>
+      </w:r>
+      <w:r>
+        <w:t>,</w:t>
+      </w:r>
+      <w:r>
+        <w:t xml:space="preserve"> </w:t>
+      </w:r>
+      <w:r>
+        <w:t>a single</w:t>
+      </w:r>
+      <w:r>
+        <w:t xml:space="preserve"> prime or a subset of primes</w:t>
+      </w:r>
+      <w:r>
+        <w:t xml:space="preserve"> that</w:t>
+      </w:r>
+      <w:r>
+        <w:t xml:space="preserve"> </w:t>
+      </w:r>
+      <w:r>
+        <w:t xml:space="preserve">satisfy </w:t>
+      </w:r>
+      <w:r>
+        <w:t xml:space="preserve">a given criteria. </w:t>
+      </w:r>
+      <w:r>
+        <w:t>For the project we select the first</w:t>
+      </w:r>
+      <w:r>
+        <w:t xml:space="preserve"> variant</w:t>
+      </w:r>
+      <w:r>
+        <w:t xml:space="preserve">. In addition, we specify that the usual </w:t>
       </w:r>
       <w:bookmarkStart w:id="0" w:name="_Hlk233708816"/>
       <w:r>
@@ -625,6 +655,9 @@
       <w:bookmarkEnd w:id="0"/>
       <w:r>
         <w:t>algorithm with all primes in memory</w:t>
+      </w:r>
+      <w:r>
+        <w:t xml:space="preserve"> as an array called sieve will be used.</w:t>
       </w:r>
     </w:p>
     <w:p>
@@ -875,6 +908,52 @@
           <w:rFonts w:eastAsiaTheme="minorEastAsia"/>
         </w:rPr>
         <w:t>, but for the purposes of this project</w:t>
+      </w:r>
+      <w:r>
+        <w:rPr>
+          <w:rFonts w:eastAsiaTheme="minorEastAsia"/>
+        </w:rPr>
+        <w:t xml:space="preserve"> we will use at most </w:t>
+      </w:r>
+      <m:oMath>
+        <m:r>
+          <w:rPr>
+            <w:rFonts w:ascii="Cambria Math" w:eastAsiaTheme="minorEastAsia" w:hAnsi="Cambria Math"/>
+          </w:rPr>
+          <m:t>N=</m:t>
+        </m:r>
+        <m:sSup>
+          <m:sSupPr>
+            <m:ctrlPr>
+              <w:rPr>
+                <w:rFonts w:ascii="Cambria Math" w:eastAsiaTheme="minorEastAsia" w:hAnsi="Cambria Math"/>
+                <w:i/>
+              </w:rPr>
+            </m:ctrlPr>
+          </m:sSupPr>
+          <m:e>
+            <m:r>
+              <w:rPr>
+                <w:rFonts w:ascii="Cambria Math" w:eastAsiaTheme="minorEastAsia" w:hAnsi="Cambria Math"/>
+              </w:rPr>
+              <m:t>10</m:t>
+            </m:r>
+          </m:e>
+          <m:sup>
+            <m:r>
+              <w:rPr>
+                <w:rFonts w:ascii="Cambria Math" w:eastAsiaTheme="minorEastAsia" w:hAnsi="Cambria Math"/>
+              </w:rPr>
+              <m:t>10</m:t>
+            </m:r>
+          </m:sup>
+        </m:sSup>
+      </m:oMath>
+      <w:r>
+        <w:rPr>
+          <w:rFonts w:eastAsiaTheme="minorEastAsia"/>
+        </w:rPr>
+        <w:t xml:space="preserve"> as a task size.</w:t>
       </w:r>
     </w:p>
     <w:p>
@@ -1106,13 +1185,10 @@
         </w:rPr>
       </w:pPr>
       <w:r>
-        <w:t xml:space="preserve">The </w:t>
-      </w:r>
-      <w:r>
-        <w:t xml:space="preserve">other aspect of the required </w:t>
-      </w:r>
-      <w:r>
-        <w:t xml:space="preserve">memory is the is that of the sieve which is directly proportional to </w:t>
+        <w:t>The other important memory component is the sieve itself, whose size is directly proportional to</w:t>
+      </w:r>
+      <w:r>
+        <w:t xml:space="preserve"> </w:t>
       </w:r>
       <m:oMath>
         <m:sSub>
@@ -1240,7 +1316,7 @@
         <w:rPr>
           <w:rFonts w:eastAsiaTheme="minorEastAsia"/>
         </w:rPr>
-        <w:t>, it if the optimal representation is used (</w:t>
+        <w:t>, if the optimal representation is used (</w:t>
       </w:r>
       <w:proofErr w:type="spellStart"/>
       <w:r>
@@ -1333,6 +1409,7 @@
       <w:pPr>
         <w:rPr>
           <w:rFonts w:eastAsiaTheme="minorEastAsia"/>
+          <w:lang w:val="bg-BG"/>
         </w:rPr>
       </w:pPr>
     </w:p>
@@ -1435,7 +1512,19 @@
         <w:rPr>
           <w:rFonts w:eastAsiaTheme="minorEastAsia"/>
         </w:rPr>
-        <w:t xml:space="preserve"> we can work only 32-bit unsigned integers (</w:t>
+        <w:t xml:space="preserve"> we can work only</w:t>
+      </w:r>
+      <w:r>
+        <w:rPr>
+          <w:rFonts w:eastAsiaTheme="minorEastAsia"/>
+        </w:rPr>
+        <w:t xml:space="preserve"> with</w:t>
+      </w:r>
+      <w:r>
+        <w:rPr>
+          <w:rFonts w:eastAsiaTheme="minorEastAsia"/>
+        </w:rPr>
+        <w:t xml:space="preserve"> 32-bit unsigned integers (</w:t>
       </w:r>
       <w:proofErr w:type="gramStart"/>
       <w:r>
@@ -1771,13 +1860,6 @@
     <w:p>
       <w:pPr>
         <w:rPr>
-          <w:color w:val="A6A6A6" w:themeColor="background1" w:themeShade="A6"/>
-        </w:rPr>
-      </w:pPr>
-    </w:p>
-    <w:p>
-      <w:pPr>
-        <w:rPr>
           <w:rFonts w:eastAsiaTheme="minorEastAsia"/>
           <w:b/>
           <w:bCs/>
@@ -1991,6 +2073,50 @@
           <w:rFonts w:eastAsiaTheme="minorEastAsia"/>
         </w:rPr>
       </w:pPr>
+      <w:r>
+        <w:rPr>
+          <w:rFonts w:eastAsiaTheme="minorEastAsia"/>
+        </w:rPr>
+        <w:t>Vectorization t</w:t>
+      </w:r>
+      <w:r>
+        <w:rPr>
+          <w:rFonts w:eastAsiaTheme="minorEastAsia"/>
+        </w:rPr>
+        <w:t>h</w:t>
+      </w:r>
+      <w:r>
+        <w:rPr>
+          <w:rFonts w:eastAsiaTheme="minorEastAsia"/>
+        </w:rPr>
+        <w:t xml:space="preserve">rough </w:t>
+      </w:r>
+      <w:proofErr w:type="spellStart"/>
+      <w:r>
+        <w:rPr>
+          <w:rFonts w:eastAsiaTheme="minorEastAsia"/>
+        </w:rPr>
+        <w:t>Numpy</w:t>
+      </w:r>
+      <w:proofErr w:type="spellEnd"/>
+      <w:r>
+        <w:rPr>
+          <w:rFonts w:eastAsiaTheme="minorEastAsia"/>
+        </w:rPr>
+        <w:t xml:space="preserve"> slicing </w:t>
+      </w:r>
+    </w:p>
+    <w:p>
+      <w:pPr>
+        <w:pStyle w:val="ListParagraph"/>
+        <w:numPr>
+          <w:ilvl w:val="1"/>
+          <w:numId w:val="2"/>
+        </w:numPr>
+        <w:rPr>
+          <w:rFonts w:eastAsiaTheme="minorEastAsia"/>
+        </w:rPr>
+      </w:pPr>
       <w:proofErr w:type="spellStart"/>
       <w:r>
         <w:rPr>
@@ -2067,14 +2193,12 @@
         </w:rPr>
         <w:t xml:space="preserve">) which could still yield a speedup </w:t>
       </w:r>
-      <w:proofErr w:type="gramStart"/>
-      <w:r>
-        <w:rPr>
-          <w:rFonts w:eastAsiaTheme="minorEastAsia"/>
-        </w:rPr>
-        <w:t>a each</w:t>
-      </w:r>
-      <w:proofErr w:type="gramEnd"/>
+      <w:r>
+        <w:rPr>
+          <w:rFonts w:eastAsiaTheme="minorEastAsia"/>
+        </w:rPr>
+        <w:t>as each</w:t>
+      </w:r>
       <w:r>
         <w:rPr>
           <w:rFonts w:eastAsiaTheme="minorEastAsia"/>
@@ -2104,21 +2228,88 @@
         <w:rPr>
           <w:rFonts w:eastAsiaTheme="minorEastAsia"/>
         </w:rPr>
-        <w:t xml:space="preserve">Maybe a version with fixed number of workers getting big chunks vs. the </w:t>
-      </w:r>
-      <w:proofErr w:type="spellStart"/>
-      <w:r>
-        <w:rPr>
-          <w:rFonts w:eastAsiaTheme="minorEastAsia"/>
-        </w:rPr>
-        <w:t>sam</w:t>
-      </w:r>
-      <w:proofErr w:type="spellEnd"/>
-      <w:r>
-        <w:rPr>
-          <w:rFonts w:eastAsiaTheme="minorEastAsia"/>
-        </w:rPr>
-        <w:t xml:space="preserve"> number but getting smaller segments in a pool fashion.</w:t>
+        <w:t>Mu</w:t>
+      </w:r>
+      <w:r>
+        <w:rPr>
+          <w:rFonts w:eastAsiaTheme="minorEastAsia"/>
+        </w:rPr>
+        <w:t>ltiprocessing</w:t>
+      </w:r>
+      <w:r>
+        <w:rPr>
+          <w:rFonts w:eastAsiaTheme="minorEastAsia"/>
+        </w:rPr>
+        <w:t xml:space="preserve"> pool of workers,</w:t>
+      </w:r>
+      <w:r>
+        <w:rPr>
+          <w:rFonts w:eastAsiaTheme="minorEastAsia"/>
+        </w:rPr>
+        <w:t xml:space="preserve"> each</w:t>
+      </w:r>
+      <w:r>
+        <w:rPr>
+          <w:rFonts w:eastAsiaTheme="minorEastAsia"/>
+        </w:rPr>
+        <w:t xml:space="preserve"> working on </w:t>
+      </w:r>
+      <w:r>
+        <w:rPr>
+          <w:rFonts w:eastAsiaTheme="minorEastAsia"/>
+        </w:rPr>
+        <w:t xml:space="preserve">its segment and getting the next free </w:t>
+      </w:r>
+      <w:r>
+        <w:rPr>
+          <w:rFonts w:eastAsiaTheme="minorEastAsia"/>
+        </w:rPr>
+        <w:t>segment once</w:t>
+      </w:r>
+      <w:r>
+        <w:rPr>
+          <w:rFonts w:eastAsiaTheme="minorEastAsia"/>
+        </w:rPr>
+        <w:t xml:space="preserve"> done</w:t>
+      </w:r>
+      <w:r>
+        <w:rPr>
+          <w:rFonts w:eastAsiaTheme="minorEastAsia"/>
+        </w:rPr>
+        <w:t>.</w:t>
+      </w:r>
+    </w:p>
+    <w:p>
+      <w:pPr>
+        <w:pStyle w:val="ListParagraph"/>
+        <w:numPr>
+          <w:ilvl w:val="2"/>
+          <w:numId w:val="2"/>
+        </w:numPr>
+        <w:spacing w:before="240"/>
+        <w:rPr>
+          <w:rFonts w:eastAsiaTheme="minorEastAsia"/>
+        </w:rPr>
+      </w:pPr>
+      <w:r>
+        <w:rPr>
+          <w:rFonts w:eastAsiaTheme="minorEastAsia"/>
+          <w:color w:val="808080" w:themeColor="background1" w:themeShade="80"/>
+        </w:rPr>
+        <w:t xml:space="preserve">Maybe a version with fixed number of workers getting big chunks </w:t>
+      </w:r>
+      <w:r>
+        <w:rPr>
+          <w:rFonts w:eastAsiaTheme="minorEastAsia"/>
+          <w:color w:val="808080" w:themeColor="background1" w:themeShade="80"/>
+        </w:rPr>
+        <w:t xml:space="preserve">could be done and compared to. </w:t>
+      </w:r>
+      <w:r>
+        <w:rPr>
+          <w:rFonts w:eastAsiaTheme="minorEastAsia"/>
+        </w:rPr>
+        <w:t>→ Not implemented</w:t>
       </w:r>
     </w:p>
     <w:p>
@@ -2128,30 +2319,67 @@
           <w:ilvl w:val="1"/>
           <w:numId w:val="2"/>
         </w:numPr>
-        <w:spacing w:before="240"/>
-        <w:rPr>
-          <w:rFonts w:eastAsiaTheme="minorEastAsia"/>
-        </w:rPr>
-      </w:pPr>
-      <w:r>
-        <w:rPr>
-          <w:rFonts w:eastAsiaTheme="minorEastAsia"/>
-        </w:rPr>
-        <w:t xml:space="preserve">Make a version where the segments are so </w:t>
-      </w:r>
+        <w:rPr>
+          <w:rFonts w:eastAsiaTheme="minorEastAsia"/>
+          <w:color w:val="808080" w:themeColor="background1" w:themeShade="80"/>
+        </w:rPr>
+      </w:pPr>
       <w:proofErr w:type="spellStart"/>
       <w:r>
         <w:rPr>
           <w:rFonts w:eastAsiaTheme="minorEastAsia"/>
-        </w:rPr>
-        <w:t>choosen</w:t>
+          <w:color w:val="808080" w:themeColor="background1" w:themeShade="80"/>
+        </w:rPr>
+        <w:t>Numba</w:t>
       </w:r>
       <w:proofErr w:type="spellEnd"/>
       <w:r>
         <w:rPr>
           <w:rFonts w:eastAsiaTheme="minorEastAsia"/>
-        </w:rPr>
-        <w:t xml:space="preserve"> that the workload is expected equal – see if there is any additional improvement</w:t>
+          <w:color w:val="808080" w:themeColor="background1" w:themeShade="80"/>
+        </w:rPr>
+        <w:t xml:space="preserve"> parallelization</w:t>
+      </w:r>
+      <w:r>
+        <w:rPr>
+          <w:rFonts w:eastAsiaTheme="minorEastAsia"/>
+          <w:color w:val="808080" w:themeColor="background1" w:themeShade="80"/>
+        </w:rPr>
+        <w:t xml:space="preserve"> </w:t>
+      </w:r>
+      <w:r>
+        <w:rPr>
+          <w:rFonts w:eastAsiaTheme="minorEastAsia"/>
+          <w:color w:val="808080" w:themeColor="background1" w:themeShade="80"/>
+        </w:rPr>
+        <w:t>on the outer the loop over the segments.</w:t>
+      </w:r>
+      <w:r>
+        <w:rPr>
+          <w:rFonts w:eastAsiaTheme="minorEastAsia"/>
+          <w:color w:val="808080" w:themeColor="background1" w:themeShade="80"/>
+        </w:rPr>
+        <w:t xml:space="preserve"> </w:t>
+      </w:r>
+      <w:r>
+        <w:rPr>
+          <w:rFonts w:eastAsiaTheme="minorEastAsia"/>
+          <w:color w:val="808080" w:themeColor="background1" w:themeShade="80"/>
+        </w:rPr>
+        <w:t>Different from the multiprocessing as the memory is shared</w:t>
+      </w:r>
+      <w:r>
+        <w:rPr>
+          <w:rFonts w:eastAsiaTheme="minorEastAsia"/>
+          <w:color w:val="808080" w:themeColor="background1" w:themeShade="80"/>
+        </w:rPr>
+        <w:t xml:space="preserve"> </w:t>
+      </w:r>
+      <w:r>
+        <w:rPr>
+          <w:rFonts w:eastAsiaTheme="minorEastAsia"/>
+        </w:rPr>
+        <w:t>→ Not implemented</w:t>
       </w:r>
     </w:p>
     <w:p>
@@ -2163,75 +2391,126 @@
         </w:numPr>
         <w:rPr>
           <w:rFonts w:eastAsiaTheme="minorEastAsia"/>
-        </w:rPr>
-      </w:pPr>
-      <w:proofErr w:type="spellStart"/>
-      <w:r>
-        <w:rPr>
-          <w:rFonts w:eastAsiaTheme="minorEastAsia"/>
-        </w:rPr>
-        <w:t>Numba</w:t>
-      </w:r>
-      <w:proofErr w:type="spellEnd"/>
-      <w:r>
-        <w:rPr>
-          <w:rFonts w:eastAsiaTheme="minorEastAsia"/>
-        </w:rPr>
-        <w:t xml:space="preserve"> vs. Mu</w:t>
-      </w:r>
-      <w:r>
-        <w:rPr>
-          <w:rFonts w:eastAsiaTheme="minorEastAsia"/>
-        </w:rPr>
-        <w:t>ltiprocessing</w:t>
-      </w:r>
-      <w:r>
-        <w:rPr>
-          <w:rFonts w:eastAsiaTheme="minorEastAsia"/>
-        </w:rPr>
-        <w:t xml:space="preserve"> – not sure what the logical difference is? Do they also share memory or multiprocessing can be controller- workers patterns and </w:t>
-      </w:r>
-      <w:proofErr w:type="spellStart"/>
-      <w:r>
-        <w:rPr>
-          <w:rFonts w:eastAsiaTheme="minorEastAsia"/>
-        </w:rPr>
-        <w:t>eacg</w:t>
-      </w:r>
-      <w:proofErr w:type="spellEnd"/>
-      <w:r>
-        <w:rPr>
-          <w:rFonts w:eastAsiaTheme="minorEastAsia"/>
-        </w:rPr>
-        <w:t xml:space="preserve"> worker to have a copy? Is that of interest if it is possible? Or does multiprocessing </w:t>
-      </w:r>
-      <w:proofErr w:type="gramStart"/>
-      <w:r>
-        <w:rPr>
-          <w:rFonts w:eastAsiaTheme="minorEastAsia"/>
-        </w:rPr>
-        <w:t>allow  run</w:t>
-      </w:r>
-      <w:proofErr w:type="gramEnd"/>
-      <w:r>
-        <w:rPr>
-          <w:rFonts w:eastAsiaTheme="minorEastAsia"/>
-        </w:rPr>
-        <w:t xml:space="preserve"> over multiple nodes while </w:t>
-      </w:r>
-      <w:proofErr w:type="spellStart"/>
-      <w:r>
-        <w:rPr>
-          <w:rFonts w:eastAsiaTheme="minorEastAsia"/>
-        </w:rPr>
-        <w:t>numba</w:t>
-      </w:r>
-      <w:proofErr w:type="spellEnd"/>
-      <w:r>
-        <w:rPr>
-          <w:rFonts w:eastAsiaTheme="minorEastAsia"/>
-        </w:rPr>
-        <w:t xml:space="preserve"> does not? =&gt; need to research!</w:t>
+          <w:color w:val="808080" w:themeColor="background1" w:themeShade="80"/>
+        </w:rPr>
+      </w:pPr>
+      <w:r>
+        <w:rPr>
+          <w:rFonts w:eastAsiaTheme="minorEastAsia"/>
+          <w:color w:val="808080" w:themeColor="background1" w:themeShade="80"/>
+        </w:rPr>
+        <w:t>For the last two items</w:t>
+      </w:r>
+      <w:r>
+        <w:rPr>
+          <w:rFonts w:eastAsiaTheme="minorEastAsia"/>
+          <w:color w:val="808080" w:themeColor="background1" w:themeShade="80"/>
+        </w:rPr>
+        <w:t xml:space="preserve"> a version where the </w:t>
+      </w:r>
+      <w:r>
+        <w:rPr>
+          <w:rFonts w:eastAsiaTheme="minorEastAsia"/>
+          <w:color w:val="808080" w:themeColor="background1" w:themeShade="80"/>
+        </w:rPr>
+        <w:t xml:space="preserve">equal </w:t>
+      </w:r>
+      <w:r>
+        <w:rPr>
+          <w:rFonts w:eastAsiaTheme="minorEastAsia"/>
+          <w:color w:val="808080" w:themeColor="background1" w:themeShade="80"/>
+        </w:rPr>
+        <w:t>segments</w:t>
+      </w:r>
+      <w:r>
+        <w:rPr>
+          <w:rFonts w:eastAsiaTheme="minorEastAsia"/>
+          <w:color w:val="808080" w:themeColor="background1" w:themeShade="80"/>
+        </w:rPr>
+        <w:t xml:space="preserve"> replaced by segments</w:t>
+      </w:r>
+      <w:r>
+        <w:rPr>
+          <w:rFonts w:eastAsiaTheme="minorEastAsia"/>
+          <w:color w:val="808080" w:themeColor="background1" w:themeShade="80"/>
+        </w:rPr>
+        <w:t xml:space="preserve"> </w:t>
+      </w:r>
+      <w:r>
+        <w:rPr>
+          <w:rFonts w:eastAsiaTheme="minorEastAsia"/>
+          <w:color w:val="808080" w:themeColor="background1" w:themeShade="80"/>
+        </w:rPr>
+        <w:t>such that</w:t>
+      </w:r>
+      <w:r>
+        <w:rPr>
+          <w:rFonts w:eastAsiaTheme="minorEastAsia"/>
+          <w:color w:val="808080" w:themeColor="background1" w:themeShade="80"/>
+        </w:rPr>
+        <w:t xml:space="preserve"> the workload is expected </w:t>
+      </w:r>
+      <w:r>
+        <w:rPr>
+          <w:rFonts w:eastAsiaTheme="minorEastAsia"/>
+          <w:color w:val="808080" w:themeColor="background1" w:themeShade="80"/>
+        </w:rPr>
+        <w:t>to be e</w:t>
+      </w:r>
+      <w:r>
+        <w:rPr>
+          <w:rFonts w:eastAsiaTheme="minorEastAsia"/>
+          <w:color w:val="808080" w:themeColor="background1" w:themeShade="80"/>
+        </w:rPr>
+        <w:t>qual</w:t>
+      </w:r>
+      <w:r>
+        <w:rPr>
+          <w:rFonts w:eastAsiaTheme="minorEastAsia"/>
+          <w:color w:val="808080" w:themeColor="background1" w:themeShade="80"/>
+        </w:rPr>
+        <w:t xml:space="preserve"> (segments sizes calculated via formula 1)</w:t>
+      </w:r>
+      <w:r>
+        <w:rPr>
+          <w:rFonts w:eastAsiaTheme="minorEastAsia"/>
+          <w:color w:val="808080" w:themeColor="background1" w:themeShade="80"/>
+        </w:rPr>
+        <w:t xml:space="preserve"> </w:t>
+      </w:r>
+      <w:r>
+        <w:rPr>
+          <w:rFonts w:eastAsiaTheme="minorEastAsia"/>
+          <w:color w:val="808080" w:themeColor="background1" w:themeShade="80"/>
+        </w:rPr>
+        <w:t>to</w:t>
+      </w:r>
+      <w:r>
+        <w:rPr>
+          <w:rFonts w:eastAsiaTheme="minorEastAsia"/>
+          <w:color w:val="808080" w:themeColor="background1" w:themeShade="80"/>
+        </w:rPr>
+        <w:t xml:space="preserve"> see if there is any additional improvement</w:t>
+      </w:r>
+      <w:r>
+        <w:rPr>
+          <w:rFonts w:eastAsiaTheme="minorEastAsia"/>
+          <w:color w:val="808080" w:themeColor="background1" w:themeShade="80"/>
+        </w:rPr>
+        <w:t>.</w:t>
+      </w:r>
+      <w:r>
+        <w:rPr>
+          <w:rFonts w:eastAsiaTheme="minorEastAsia"/>
+          <w:color w:val="808080" w:themeColor="background1" w:themeShade="80"/>
+        </w:rPr>
+        <w:t xml:space="preserve"> </w:t>
+      </w:r>
+      <w:r>
+        <w:rPr>
+          <w:rFonts w:eastAsiaTheme="minorEastAsia"/>
+        </w:rPr>
+        <w:t>→ Not implemented</w:t>
       </w:r>
     </w:p>
     <w:p>
@@ -2242,6 +2521,26 @@
           <w:rFonts w:eastAsiaTheme="minorEastAsia"/>
         </w:rPr>
       </w:pPr>
+    </w:p>
+    <w:p>
+      <w:pPr>
+        <w:pStyle w:val="ListParagraph"/>
+        <w:numPr>
+          <w:ilvl w:val="0"/>
+          <w:numId w:val="2"/>
+        </w:numPr>
+        <w:rPr>
+          <w:rFonts w:eastAsiaTheme="minorEastAsia"/>
+          <w:color w:val="808080" w:themeColor="background1" w:themeShade="80"/>
+        </w:rPr>
+      </w:pPr>
+      <w:r>
+        <w:rPr>
+          <w:rFonts w:eastAsiaTheme="minorEastAsia"/>
+          <w:color w:val="808080" w:themeColor="background1" w:themeShade="80"/>
+        </w:rPr>
+        <w:t>MPI</w:t>
+      </w:r>
     </w:p>
     <w:p>
       <w:pPr>
@@ -2252,1074 +2551,1107 @@
         </w:numPr>
         <w:rPr>
           <w:rFonts w:eastAsiaTheme="minorEastAsia"/>
-        </w:rPr>
-      </w:pPr>
-      <w:r>
-        <w:rPr>
-          <w:rFonts w:eastAsiaTheme="minorEastAsia"/>
-        </w:rPr>
-        <w:t xml:space="preserve">Combo with run on diff nodes and on each do </w:t>
-      </w:r>
-      <w:r>
-        <w:rPr>
-          <w:rFonts w:eastAsiaTheme="minorEastAsia"/>
-        </w:rPr>
-        <w:t>the penalization of the work per prime</w:t>
-      </w:r>
-      <w:r>
-        <w:rPr>
-          <w:rFonts w:eastAsiaTheme="minorEastAsia"/>
-        </w:rPr>
-        <w:t xml:space="preserve"> as well?</w:t>
+          <w:color w:val="808080" w:themeColor="background1" w:themeShade="80"/>
+        </w:rPr>
+      </w:pPr>
+      <w:r>
+        <w:rPr>
+          <w:rFonts w:eastAsiaTheme="minorEastAsia"/>
+          <w:color w:val="808080" w:themeColor="background1" w:themeShade="80"/>
+        </w:rPr>
+        <w:t>Similar to the last multiprocessing option</w:t>
+      </w:r>
+      <w:r>
+        <w:rPr>
+          <w:rFonts w:eastAsiaTheme="minorEastAsia"/>
+          <w:color w:val="808080" w:themeColor="background1" w:themeShade="80"/>
+        </w:rPr>
+        <w:t xml:space="preserve"> with controller and workers, but the memory is distributed </w:t>
+      </w:r>
+      <w:r>
+        <w:rPr>
+          <w:rFonts w:eastAsiaTheme="minorEastAsia"/>
+          <w:color w:val="808080" w:themeColor="background1" w:themeShade="80"/>
+        </w:rPr>
+        <w:t>so the information exchange</w:t>
+      </w:r>
+      <w:r>
+        <w:rPr>
+          <w:rFonts w:eastAsiaTheme="minorEastAsia"/>
+          <w:color w:val="808080" w:themeColor="background1" w:themeShade="80"/>
+        </w:rPr>
+        <w:t xml:space="preserve"> </w:t>
+      </w:r>
+      <w:r>
+        <w:rPr>
+          <w:rFonts w:eastAsiaTheme="minorEastAsia"/>
+          <w:color w:val="808080" w:themeColor="background1" w:themeShade="80"/>
+        </w:rPr>
+        <w:t>(</w:t>
+      </w:r>
+      <w:r>
+        <w:rPr>
+          <w:rFonts w:eastAsiaTheme="minorEastAsia"/>
+          <w:color w:val="808080" w:themeColor="background1" w:themeShade="80"/>
+        </w:rPr>
+        <w:t>the needed primes</w:t>
+      </w:r>
+      <w:r>
+        <w:rPr>
+          <w:rFonts w:eastAsiaTheme="minorEastAsia"/>
+          <w:color w:val="808080" w:themeColor="background1" w:themeShade="80"/>
+        </w:rPr>
+        <w:t xml:space="preserve"> </w:t>
+      </w:r>
+      <w:r>
+        <w:rPr>
+          <w:rFonts w:eastAsiaTheme="minorEastAsia"/>
+          <w:color w:val="808080" w:themeColor="background1" w:themeShade="80"/>
+        </w:rPr>
+        <w:t xml:space="preserve">sent to the worker and the newly calculated primes sent back to the controller) </w:t>
       </w:r>
     </w:p>
     <w:p>
       <w:pPr>
-        <w:pStyle w:val="ListParagraph"/>
-        <w:numPr>
-          <w:ilvl w:val="0"/>
-          <w:numId w:val="2"/>
-        </w:numPr>
-        <w:rPr>
-          <w:rFonts w:eastAsiaTheme="minorEastAsia"/>
-        </w:rPr>
-      </w:pPr>
-      <w:r>
-        <w:rPr>
-          <w:rFonts w:eastAsiaTheme="minorEastAsia"/>
-        </w:rPr>
-        <w:t xml:space="preserve">MPI </w:t>
+        <w:ind w:left="720" w:firstLine="720"/>
+        <w:rPr>
+          <w:rFonts w:eastAsiaTheme="minorEastAsia"/>
+        </w:rPr>
+      </w:pPr>
+      <w:r>
+        <w:rPr>
+          <w:rFonts w:eastAsiaTheme="minorEastAsia"/>
+        </w:rPr>
+        <w:t>→ Not implemented</w:t>
       </w:r>
     </w:p>
     <w:p>
       <w:pPr>
         <w:pStyle w:val="ListParagraph"/>
-        <w:numPr>
-          <w:ilvl w:val="1"/>
-          <w:numId w:val="2"/>
-        </w:numPr>
-        <w:rPr>
-          <w:rFonts w:eastAsiaTheme="minorEastAsia"/>
-        </w:rPr>
-      </w:pPr>
-      <w:r>
-        <w:rPr>
-          <w:rFonts w:eastAsiaTheme="minorEastAsia"/>
-        </w:rPr>
-        <w:t>Similar to the last multiprocessing option</w:t>
-      </w:r>
-      <w:r>
-        <w:rPr>
-          <w:rFonts w:eastAsiaTheme="minorEastAsia"/>
-        </w:rPr>
-        <w:t>?</w:t>
-      </w:r>
-      <w:r>
-        <w:rPr>
-          <w:rFonts w:eastAsiaTheme="minorEastAsia"/>
-        </w:rPr>
-        <w:t xml:space="preserve"> </w:t>
-      </w:r>
+        <w:rPr>
+          <w:rFonts w:eastAsiaTheme="minorEastAsia"/>
+        </w:rPr>
+      </w:pPr>
     </w:p>
     <w:p>
       <w:pPr>
-        <w:pStyle w:val="ListParagraph"/>
-        <w:rPr>
-          <w:rFonts w:eastAsiaTheme="minorEastAsia"/>
-        </w:rPr>
-      </w:pPr>
+        <w:rPr>
+          <w:rFonts w:eastAsiaTheme="minorEastAsia"/>
+        </w:rPr>
+      </w:pPr>
+      <w:r>
+        <w:rPr>
+          <w:rFonts w:eastAsiaTheme="minorEastAsia"/>
+          <w:b/>
+          <w:bCs/>
+        </w:rPr>
+        <w:t>Note</w:t>
+      </w:r>
+      <w:r>
+        <w:rPr>
+          <w:rFonts w:eastAsiaTheme="minorEastAsia"/>
+        </w:rPr>
+        <w:t xml:space="preserve"> on the structure of this report – the implementation description, the expectations, the measurement/testbench details, the results and the analysis and conclusion are given in that order for each version in its corresponding part.</w:t>
+      </w:r>
     </w:p>
     <w:p>
       <w:pPr>
-        <w:pStyle w:val="ListParagraph"/>
-        <w:rPr>
-          <w:rFonts w:eastAsiaTheme="minorEastAsia"/>
-        </w:rPr>
-      </w:pPr>
+        <w:rPr>
+          <w:rFonts w:eastAsiaTheme="minorEastAsia"/>
+        </w:rPr>
+      </w:pPr>
+      <w:r>
+        <w:rPr>
+          <w:rFonts w:eastAsiaTheme="minorEastAsia"/>
+          <w:b/>
+          <w:bCs/>
+        </w:rPr>
+        <w:t>Note</w:t>
+      </w:r>
+      <w:r>
+        <w:rPr>
+          <w:rFonts w:eastAsiaTheme="minorEastAsia"/>
+        </w:rPr>
+        <w:t xml:space="preserve"> – all the code is executed on a personal laptop with the following characteristics:</w:t>
+      </w:r>
     </w:p>
     <w:p>
       <w:pPr>
-        <w:pStyle w:val="ListParagraph"/>
-        <w:rPr>
-          <w:rFonts w:eastAsiaTheme="minorEastAsia"/>
-        </w:rPr>
-      </w:pPr>
+        <w:shd w:val="clear" w:color="auto" w:fill="FDF6E3"/>
+        <w:spacing w:after="0" w:line="285" w:lineRule="atLeast"/>
+        <w:rPr>
+          <w:rFonts w:ascii="Consolas" w:eastAsia="Times New Roman" w:hAnsi="Consolas" w:cs="Times New Roman"/>
+          <w:color w:val="657B83"/>
+          <w:sz w:val="21"/>
+          <w:szCs w:val="21"/>
+        </w:rPr>
+      </w:pPr>
+      <w:r>
+        <w:rPr>
+          <w:rFonts w:ascii="Consolas" w:eastAsia="Times New Roman" w:hAnsi="Consolas" w:cs="Times New Roman"/>
+          <w:color w:val="657B83"/>
+          <w:sz w:val="21"/>
+          <w:szCs w:val="21"/>
+        </w:rPr>
+        <w:t xml:space="preserve">    </w:t>
+      </w:r>
+      <w:r>
+        <w:rPr>
+          <w:rFonts w:ascii="Consolas" w:eastAsia="Times New Roman" w:hAnsi="Consolas" w:cs="Times New Roman"/>
+          <w:color w:val="859900"/>
+          <w:sz w:val="21"/>
+          <w:szCs w:val="21"/>
+        </w:rPr>
+        <w:t>"</w:t>
+      </w:r>
+      <w:proofErr w:type="spellStart"/>
+      <w:proofErr w:type="gramStart"/>
+      <w:r>
+        <w:rPr>
+          <w:rFonts w:ascii="Consolas" w:eastAsia="Times New Roman" w:hAnsi="Consolas" w:cs="Times New Roman"/>
+          <w:color w:val="859900"/>
+          <w:sz w:val="21"/>
+          <w:szCs w:val="21"/>
+        </w:rPr>
+        <w:t>ref</w:t>
+      </w:r>
+      <w:proofErr w:type="gramEnd"/>
+      <w:r>
+        <w:rPr>
+          <w:rFonts w:ascii="Consolas" w:eastAsia="Times New Roman" w:hAnsi="Consolas" w:cs="Times New Roman"/>
+          <w:color w:val="859900"/>
+          <w:sz w:val="21"/>
+          <w:szCs w:val="21"/>
+        </w:rPr>
+        <w:t>_name</w:t>
+      </w:r>
+      <w:proofErr w:type="spellEnd"/>
+      <w:r>
+        <w:rPr>
+          <w:rFonts w:ascii="Consolas" w:eastAsia="Times New Roman" w:hAnsi="Consolas" w:cs="Times New Roman"/>
+          <w:color w:val="859900"/>
+          <w:sz w:val="21"/>
+          <w:szCs w:val="21"/>
+        </w:rPr>
+        <w:t>"</w:t>
+      </w:r>
+      <w:r>
+        <w:rPr>
+          <w:rFonts w:ascii="Consolas" w:eastAsia="Times New Roman" w:hAnsi="Consolas" w:cs="Times New Roman"/>
+          <w:color w:val="657B83"/>
+          <w:sz w:val="21"/>
+          <w:szCs w:val="21"/>
+        </w:rPr>
+        <w:t xml:space="preserve">: </w:t>
+      </w:r>
+      <w:r>
+        <w:rPr>
+          <w:rFonts w:ascii="Consolas" w:eastAsia="Times New Roman" w:hAnsi="Consolas" w:cs="Times New Roman"/>
+          <w:color w:val="2AA198"/>
+          <w:sz w:val="21"/>
+          <w:szCs w:val="21"/>
+        </w:rPr>
+        <w:t>"PC_AMD_Ryzen_7_7735HS"</w:t>
+      </w:r>
+      <w:r>
+        <w:rPr>
+          <w:rFonts w:ascii="Consolas" w:eastAsia="Times New Roman" w:hAnsi="Consolas" w:cs="Times New Roman"/>
+          <w:color w:val="657B83"/>
+          <w:sz w:val="21"/>
+          <w:szCs w:val="21"/>
+        </w:rPr>
+        <w:t>,</w:t>
+      </w:r>
     </w:p>
     <w:p>
       <w:pPr>
+        <w:shd w:val="clear" w:color="auto" w:fill="FDF6E3"/>
+        <w:spacing w:after="0" w:line="285" w:lineRule="atLeast"/>
+        <w:rPr>
+          <w:rFonts w:ascii="Consolas" w:eastAsia="Times New Roman" w:hAnsi="Consolas" w:cs="Times New Roman"/>
+          <w:color w:val="657B83"/>
+          <w:sz w:val="21"/>
+          <w:szCs w:val="21"/>
+        </w:rPr>
+      </w:pPr>
+      <w:r>
+        <w:rPr>
+          <w:rFonts w:ascii="Consolas" w:eastAsia="Times New Roman" w:hAnsi="Consolas" w:cs="Times New Roman"/>
+          <w:color w:val="657B83"/>
+          <w:sz w:val="21"/>
+          <w:szCs w:val="21"/>
+        </w:rPr>
+        <w:t xml:space="preserve">    </w:t>
+      </w:r>
+      <w:r>
+        <w:rPr>
+          <w:rFonts w:ascii="Consolas" w:eastAsia="Times New Roman" w:hAnsi="Consolas" w:cs="Times New Roman"/>
+          <w:color w:val="859900"/>
+          <w:sz w:val="21"/>
+          <w:szCs w:val="21"/>
+        </w:rPr>
+        <w:t>"platform"</w:t>
+      </w:r>
+      <w:r>
+        <w:rPr>
+          <w:rFonts w:ascii="Consolas" w:eastAsia="Times New Roman" w:hAnsi="Consolas" w:cs="Times New Roman"/>
+          <w:color w:val="657B83"/>
+          <w:sz w:val="21"/>
+          <w:szCs w:val="21"/>
+        </w:rPr>
+        <w:t xml:space="preserve">: </w:t>
+      </w:r>
+      <w:r>
+        <w:rPr>
+          <w:rFonts w:ascii="Consolas" w:eastAsia="Times New Roman" w:hAnsi="Consolas" w:cs="Times New Roman"/>
+          <w:color w:val="2AA198"/>
+          <w:sz w:val="21"/>
+          <w:szCs w:val="21"/>
+        </w:rPr>
+        <w:t>"Windows-11-10.0.26200-SP0"</w:t>
+      </w:r>
+      <w:r>
+        <w:rPr>
+          <w:rFonts w:ascii="Consolas" w:eastAsia="Times New Roman" w:hAnsi="Consolas" w:cs="Times New Roman"/>
+          <w:color w:val="657B83"/>
+          <w:sz w:val="21"/>
+          <w:szCs w:val="21"/>
+        </w:rPr>
+        <w:t>,</w:t>
+      </w:r>
+    </w:p>
+    <w:p>
+      <w:pPr>
+        <w:shd w:val="clear" w:color="auto" w:fill="FDF6E3"/>
+        <w:spacing w:after="0" w:line="285" w:lineRule="atLeast"/>
+        <w:rPr>
+          <w:rFonts w:ascii="Consolas" w:eastAsia="Times New Roman" w:hAnsi="Consolas" w:cs="Times New Roman"/>
+          <w:color w:val="657B83"/>
+          <w:sz w:val="21"/>
+          <w:szCs w:val="21"/>
+        </w:rPr>
+      </w:pPr>
+      <w:r>
+        <w:rPr>
+          <w:rFonts w:ascii="Consolas" w:eastAsia="Times New Roman" w:hAnsi="Consolas" w:cs="Times New Roman"/>
+          <w:color w:val="657B83"/>
+          <w:sz w:val="21"/>
+          <w:szCs w:val="21"/>
+        </w:rPr>
+        <w:t xml:space="preserve">    </w:t>
+      </w:r>
+      <w:r>
+        <w:rPr>
+          <w:rFonts w:ascii="Consolas" w:eastAsia="Times New Roman" w:hAnsi="Consolas" w:cs="Times New Roman"/>
+          <w:color w:val="859900"/>
+          <w:sz w:val="21"/>
+          <w:szCs w:val="21"/>
+        </w:rPr>
+        <w:t>"processor"</w:t>
+      </w:r>
+      <w:r>
+        <w:rPr>
+          <w:rFonts w:ascii="Consolas" w:eastAsia="Times New Roman" w:hAnsi="Consolas" w:cs="Times New Roman"/>
+          <w:color w:val="657B83"/>
+          <w:sz w:val="21"/>
+          <w:szCs w:val="21"/>
+        </w:rPr>
+        <w:t xml:space="preserve">: </w:t>
+      </w:r>
+      <w:r>
+        <w:rPr>
+          <w:rFonts w:ascii="Consolas" w:eastAsia="Times New Roman" w:hAnsi="Consolas" w:cs="Times New Roman"/>
+          <w:color w:val="2AA198"/>
+          <w:sz w:val="21"/>
+          <w:szCs w:val="21"/>
+        </w:rPr>
+        <w:t xml:space="preserve">"AMD64 Family 25 Model 68 Stepping 1, </w:t>
+      </w:r>
+      <w:proofErr w:type="spellStart"/>
+      <w:r>
+        <w:rPr>
+          <w:rFonts w:ascii="Consolas" w:eastAsia="Times New Roman" w:hAnsi="Consolas" w:cs="Times New Roman"/>
+          <w:color w:val="2AA198"/>
+          <w:sz w:val="21"/>
+          <w:szCs w:val="21"/>
+        </w:rPr>
+        <w:t>AuthenticAMD</w:t>
+      </w:r>
+      <w:proofErr w:type="spellEnd"/>
+      <w:r>
+        <w:rPr>
+          <w:rFonts w:ascii="Consolas" w:eastAsia="Times New Roman" w:hAnsi="Consolas" w:cs="Times New Roman"/>
+          <w:color w:val="2AA198"/>
+          <w:sz w:val="21"/>
+          <w:szCs w:val="21"/>
+        </w:rPr>
+        <w:t>"</w:t>
+      </w:r>
+      <w:r>
+        <w:rPr>
+          <w:rFonts w:ascii="Consolas" w:eastAsia="Times New Roman" w:hAnsi="Consolas" w:cs="Times New Roman"/>
+          <w:color w:val="657B83"/>
+          <w:sz w:val="21"/>
+          <w:szCs w:val="21"/>
+        </w:rPr>
+        <w:t>,</w:t>
+      </w:r>
+    </w:p>
+    <w:p>
+      <w:pPr>
+        <w:shd w:val="clear" w:color="auto" w:fill="FDF6E3"/>
+        <w:spacing w:after="0" w:line="285" w:lineRule="atLeast"/>
+        <w:rPr>
+          <w:rFonts w:ascii="Consolas" w:eastAsia="Times New Roman" w:hAnsi="Consolas" w:cs="Times New Roman"/>
+          <w:color w:val="657B83"/>
+          <w:sz w:val="21"/>
+          <w:szCs w:val="21"/>
+        </w:rPr>
+      </w:pPr>
+      <w:r>
+        <w:rPr>
+          <w:rFonts w:ascii="Consolas" w:eastAsia="Times New Roman" w:hAnsi="Consolas" w:cs="Times New Roman"/>
+          <w:color w:val="657B83"/>
+          <w:sz w:val="21"/>
+          <w:szCs w:val="21"/>
+        </w:rPr>
+        <w:t xml:space="preserve">    </w:t>
+      </w:r>
+      <w:r>
+        <w:rPr>
+          <w:rFonts w:ascii="Consolas" w:eastAsia="Times New Roman" w:hAnsi="Consolas" w:cs="Times New Roman"/>
+          <w:color w:val="859900"/>
+          <w:sz w:val="21"/>
+          <w:szCs w:val="21"/>
+        </w:rPr>
+        <w:t>"</w:t>
+      </w:r>
+      <w:proofErr w:type="spellStart"/>
+      <w:proofErr w:type="gramStart"/>
+      <w:r>
+        <w:rPr>
+          <w:rFonts w:ascii="Consolas" w:eastAsia="Times New Roman" w:hAnsi="Consolas" w:cs="Times New Roman"/>
+          <w:color w:val="859900"/>
+          <w:sz w:val="21"/>
+          <w:szCs w:val="21"/>
+        </w:rPr>
+        <w:t>cpu</w:t>
+      </w:r>
+      <w:proofErr w:type="gramEnd"/>
+      <w:r>
+        <w:rPr>
+          <w:rFonts w:ascii="Consolas" w:eastAsia="Times New Roman" w:hAnsi="Consolas" w:cs="Times New Roman"/>
+          <w:color w:val="859900"/>
+          <w:sz w:val="21"/>
+          <w:szCs w:val="21"/>
+        </w:rPr>
+        <w:t>_count_logical</w:t>
+      </w:r>
+      <w:proofErr w:type="spellEnd"/>
+      <w:r>
+        <w:rPr>
+          <w:rFonts w:ascii="Consolas" w:eastAsia="Times New Roman" w:hAnsi="Consolas" w:cs="Times New Roman"/>
+          <w:color w:val="859900"/>
+          <w:sz w:val="21"/>
+          <w:szCs w:val="21"/>
+        </w:rPr>
+        <w:t>"</w:t>
+      </w:r>
+      <w:r>
+        <w:rPr>
+          <w:rFonts w:ascii="Consolas" w:eastAsia="Times New Roman" w:hAnsi="Consolas" w:cs="Times New Roman"/>
+          <w:color w:val="657B83"/>
+          <w:sz w:val="21"/>
+          <w:szCs w:val="21"/>
+        </w:rPr>
+        <w:t xml:space="preserve">: </w:t>
+      </w:r>
+      <w:r>
+        <w:rPr>
+          <w:rFonts w:ascii="Consolas" w:eastAsia="Times New Roman" w:hAnsi="Consolas" w:cs="Times New Roman"/>
+          <w:color w:val="D33682"/>
+          <w:sz w:val="21"/>
+          <w:szCs w:val="21"/>
+        </w:rPr>
+        <w:t>16</w:t>
+      </w:r>
+      <w:r>
+        <w:rPr>
+          <w:rFonts w:ascii="Consolas" w:eastAsia="Times New Roman" w:hAnsi="Consolas" w:cs="Times New Roman"/>
+          <w:color w:val="657B83"/>
+          <w:sz w:val="21"/>
+          <w:szCs w:val="21"/>
+        </w:rPr>
+        <w:t>,</w:t>
+      </w:r>
+    </w:p>
+    <w:p>
+      <w:pPr>
+        <w:shd w:val="clear" w:color="auto" w:fill="FDF6E3"/>
+        <w:spacing w:after="0" w:line="285" w:lineRule="atLeast"/>
+        <w:rPr>
+          <w:rFonts w:ascii="Consolas" w:eastAsia="Times New Roman" w:hAnsi="Consolas" w:cs="Times New Roman"/>
+          <w:color w:val="657B83"/>
+          <w:sz w:val="21"/>
+          <w:szCs w:val="21"/>
+        </w:rPr>
+      </w:pPr>
+      <w:r>
+        <w:rPr>
+          <w:rFonts w:ascii="Consolas" w:eastAsia="Times New Roman" w:hAnsi="Consolas" w:cs="Times New Roman"/>
+          <w:color w:val="657B83"/>
+          <w:sz w:val="21"/>
+          <w:szCs w:val="21"/>
+        </w:rPr>
+        <w:t xml:space="preserve">    </w:t>
+      </w:r>
+      <w:r>
+        <w:rPr>
+          <w:rFonts w:ascii="Consolas" w:eastAsia="Times New Roman" w:hAnsi="Consolas" w:cs="Times New Roman"/>
+          <w:color w:val="859900"/>
+          <w:sz w:val="21"/>
+          <w:szCs w:val="21"/>
+        </w:rPr>
+        <w:t>"</w:t>
+      </w:r>
+      <w:proofErr w:type="spellStart"/>
+      <w:proofErr w:type="gramStart"/>
+      <w:r>
+        <w:rPr>
+          <w:rFonts w:ascii="Consolas" w:eastAsia="Times New Roman" w:hAnsi="Consolas" w:cs="Times New Roman"/>
+          <w:color w:val="859900"/>
+          <w:sz w:val="21"/>
+          <w:szCs w:val="21"/>
+        </w:rPr>
+        <w:t>cpu</w:t>
+      </w:r>
+      <w:proofErr w:type="gramEnd"/>
+      <w:r>
+        <w:rPr>
+          <w:rFonts w:ascii="Consolas" w:eastAsia="Times New Roman" w:hAnsi="Consolas" w:cs="Times New Roman"/>
+          <w:color w:val="859900"/>
+          <w:sz w:val="21"/>
+          <w:szCs w:val="21"/>
+        </w:rPr>
+        <w:t>_count_physical</w:t>
+      </w:r>
+      <w:proofErr w:type="spellEnd"/>
+      <w:r>
+        <w:rPr>
+          <w:rFonts w:ascii="Consolas" w:eastAsia="Times New Roman" w:hAnsi="Consolas" w:cs="Times New Roman"/>
+          <w:color w:val="859900"/>
+          <w:sz w:val="21"/>
+          <w:szCs w:val="21"/>
+        </w:rPr>
+        <w:t>"</w:t>
+      </w:r>
+      <w:r>
+        <w:rPr>
+          <w:rFonts w:ascii="Consolas" w:eastAsia="Times New Roman" w:hAnsi="Consolas" w:cs="Times New Roman"/>
+          <w:color w:val="657B83"/>
+          <w:sz w:val="21"/>
+          <w:szCs w:val="21"/>
+        </w:rPr>
+        <w:t xml:space="preserve">: </w:t>
+      </w:r>
+      <w:r>
+        <w:rPr>
+          <w:rFonts w:ascii="Consolas" w:eastAsia="Times New Roman" w:hAnsi="Consolas" w:cs="Times New Roman"/>
+          <w:color w:val="D33682"/>
+          <w:sz w:val="21"/>
+          <w:szCs w:val="21"/>
+        </w:rPr>
+        <w:t>8</w:t>
+      </w:r>
+      <w:r>
+        <w:rPr>
+          <w:rFonts w:ascii="Consolas" w:eastAsia="Times New Roman" w:hAnsi="Consolas" w:cs="Times New Roman"/>
+          <w:color w:val="657B83"/>
+          <w:sz w:val="21"/>
+          <w:szCs w:val="21"/>
+        </w:rPr>
+        <w:t>,</w:t>
+      </w:r>
+    </w:p>
+    <w:p>
+      <w:pPr>
+        <w:shd w:val="clear" w:color="auto" w:fill="FDF6E3"/>
+        <w:spacing w:after="0" w:line="285" w:lineRule="atLeast"/>
+        <w:rPr>
+          <w:rFonts w:ascii="Consolas" w:eastAsia="Times New Roman" w:hAnsi="Consolas" w:cs="Times New Roman"/>
+          <w:color w:val="657B83"/>
+          <w:sz w:val="21"/>
+          <w:szCs w:val="21"/>
+        </w:rPr>
+      </w:pPr>
+      <w:r>
+        <w:rPr>
+          <w:rFonts w:ascii="Consolas" w:eastAsia="Times New Roman" w:hAnsi="Consolas" w:cs="Times New Roman"/>
+          <w:color w:val="657B83"/>
+          <w:sz w:val="21"/>
+          <w:szCs w:val="21"/>
+        </w:rPr>
+        <w:t xml:space="preserve">    </w:t>
+      </w:r>
+      <w:r>
+        <w:rPr>
+          <w:rFonts w:ascii="Consolas" w:eastAsia="Times New Roman" w:hAnsi="Consolas" w:cs="Times New Roman"/>
+          <w:color w:val="859900"/>
+          <w:sz w:val="21"/>
+          <w:szCs w:val="21"/>
+        </w:rPr>
+        <w:t>"</w:t>
+      </w:r>
+      <w:proofErr w:type="spellStart"/>
+      <w:proofErr w:type="gramStart"/>
+      <w:r>
+        <w:rPr>
+          <w:rFonts w:ascii="Consolas" w:eastAsia="Times New Roman" w:hAnsi="Consolas" w:cs="Times New Roman"/>
+          <w:color w:val="859900"/>
+          <w:sz w:val="21"/>
+          <w:szCs w:val="21"/>
+        </w:rPr>
+        <w:t>ram</w:t>
+      </w:r>
+      <w:proofErr w:type="gramEnd"/>
+      <w:r>
+        <w:rPr>
+          <w:rFonts w:ascii="Consolas" w:eastAsia="Times New Roman" w:hAnsi="Consolas" w:cs="Times New Roman"/>
+          <w:color w:val="859900"/>
+          <w:sz w:val="21"/>
+          <w:szCs w:val="21"/>
+        </w:rPr>
+        <w:t>_gb</w:t>
+      </w:r>
+      <w:proofErr w:type="spellEnd"/>
+      <w:r>
+        <w:rPr>
+          <w:rFonts w:ascii="Consolas" w:eastAsia="Times New Roman" w:hAnsi="Consolas" w:cs="Times New Roman"/>
+          <w:color w:val="859900"/>
+          <w:sz w:val="21"/>
+          <w:szCs w:val="21"/>
+        </w:rPr>
+        <w:t>"</w:t>
+      </w:r>
+      <w:r>
+        <w:rPr>
+          <w:rFonts w:ascii="Consolas" w:eastAsia="Times New Roman" w:hAnsi="Consolas" w:cs="Times New Roman"/>
+          <w:color w:val="657B83"/>
+          <w:sz w:val="21"/>
+          <w:szCs w:val="21"/>
+        </w:rPr>
+        <w:t xml:space="preserve">: </w:t>
+      </w:r>
+      <w:r>
+        <w:rPr>
+          <w:rFonts w:ascii="Consolas" w:eastAsia="Times New Roman" w:hAnsi="Consolas" w:cs="Times New Roman"/>
+          <w:color w:val="D33682"/>
+          <w:sz w:val="21"/>
+          <w:szCs w:val="21"/>
+        </w:rPr>
+        <w:t>29.36</w:t>
+      </w:r>
+      <w:r>
+        <w:rPr>
+          <w:rFonts w:ascii="Consolas" w:eastAsia="Times New Roman" w:hAnsi="Consolas" w:cs="Times New Roman"/>
+          <w:color w:val="657B83"/>
+          <w:sz w:val="21"/>
+          <w:szCs w:val="21"/>
+        </w:rPr>
+        <w:t>,</w:t>
+      </w:r>
+    </w:p>
+    <w:p>
+      <w:pPr>
+        <w:shd w:val="clear" w:color="auto" w:fill="FDF6E3"/>
+        <w:spacing w:after="0" w:line="285" w:lineRule="atLeast"/>
+        <w:rPr>
+          <w:rFonts w:ascii="Consolas" w:eastAsia="Times New Roman" w:hAnsi="Consolas" w:cs="Times New Roman"/>
+          <w:color w:val="657B83"/>
+          <w:sz w:val="21"/>
+          <w:szCs w:val="21"/>
+        </w:rPr>
+      </w:pPr>
+      <w:r>
+        <w:rPr>
+          <w:rFonts w:ascii="Consolas" w:eastAsia="Times New Roman" w:hAnsi="Consolas" w:cs="Times New Roman"/>
+          <w:color w:val="657B83"/>
+          <w:sz w:val="21"/>
+          <w:szCs w:val="21"/>
+        </w:rPr>
+        <w:t xml:space="preserve">    </w:t>
+      </w:r>
+      <w:r>
+        <w:rPr>
+          <w:rFonts w:ascii="Consolas" w:eastAsia="Times New Roman" w:hAnsi="Consolas" w:cs="Times New Roman"/>
+          <w:color w:val="859900"/>
+          <w:sz w:val="21"/>
+          <w:szCs w:val="21"/>
+        </w:rPr>
+        <w:t>"L1_Data_cache_per_core"</w:t>
+      </w:r>
+      <w:r>
+        <w:rPr>
+          <w:rFonts w:ascii="Consolas" w:eastAsia="Times New Roman" w:hAnsi="Consolas" w:cs="Times New Roman"/>
+          <w:color w:val="657B83"/>
+          <w:sz w:val="21"/>
+          <w:szCs w:val="21"/>
+        </w:rPr>
+        <w:t xml:space="preserve">: </w:t>
+      </w:r>
+      <w:r>
+        <w:rPr>
+          <w:rFonts w:ascii="Consolas" w:eastAsia="Times New Roman" w:hAnsi="Consolas" w:cs="Times New Roman"/>
+          <w:color w:val="2AA198"/>
+          <w:sz w:val="21"/>
+          <w:szCs w:val="21"/>
+        </w:rPr>
+        <w:t>"32 KiB"</w:t>
+      </w:r>
+      <w:r>
+        <w:rPr>
+          <w:rFonts w:ascii="Consolas" w:eastAsia="Times New Roman" w:hAnsi="Consolas" w:cs="Times New Roman"/>
+          <w:color w:val="657B83"/>
+          <w:sz w:val="21"/>
+          <w:szCs w:val="21"/>
+        </w:rPr>
+        <w:t>,</w:t>
+      </w:r>
+    </w:p>
+    <w:p>
+      <w:pPr>
+        <w:shd w:val="clear" w:color="auto" w:fill="FDF6E3"/>
+        <w:spacing w:after="0" w:line="285" w:lineRule="atLeast"/>
+        <w:rPr>
+          <w:rFonts w:ascii="Consolas" w:eastAsia="Times New Roman" w:hAnsi="Consolas" w:cs="Times New Roman"/>
+          <w:color w:val="657B83"/>
+          <w:sz w:val="21"/>
+          <w:szCs w:val="21"/>
+        </w:rPr>
+      </w:pPr>
+      <w:r>
+        <w:rPr>
+          <w:rFonts w:ascii="Consolas" w:eastAsia="Times New Roman" w:hAnsi="Consolas" w:cs="Times New Roman"/>
+          <w:color w:val="657B83"/>
+          <w:sz w:val="21"/>
+          <w:szCs w:val="21"/>
+        </w:rPr>
+        <w:t xml:space="preserve">    </w:t>
+      </w:r>
+      <w:r>
+        <w:rPr>
+          <w:rFonts w:ascii="Consolas" w:eastAsia="Times New Roman" w:hAnsi="Consolas" w:cs="Times New Roman"/>
+          <w:color w:val="859900"/>
+          <w:sz w:val="21"/>
+          <w:szCs w:val="21"/>
+        </w:rPr>
+        <w:t>"L1_Instruction_cache_per_core"</w:t>
+      </w:r>
+      <w:r>
+        <w:rPr>
+          <w:rFonts w:ascii="Consolas" w:eastAsia="Times New Roman" w:hAnsi="Consolas" w:cs="Times New Roman"/>
+          <w:color w:val="657B83"/>
+          <w:sz w:val="21"/>
+          <w:szCs w:val="21"/>
+        </w:rPr>
+        <w:t xml:space="preserve">: </w:t>
+      </w:r>
+      <w:r>
+        <w:rPr>
+          <w:rFonts w:ascii="Consolas" w:eastAsia="Times New Roman" w:hAnsi="Consolas" w:cs="Times New Roman"/>
+          <w:color w:val="2AA198"/>
+          <w:sz w:val="21"/>
+          <w:szCs w:val="21"/>
+        </w:rPr>
+        <w:t>"32 KiB"</w:t>
+      </w:r>
+      <w:r>
+        <w:rPr>
+          <w:rFonts w:ascii="Consolas" w:eastAsia="Times New Roman" w:hAnsi="Consolas" w:cs="Times New Roman"/>
+          <w:color w:val="657B83"/>
+          <w:sz w:val="21"/>
+          <w:szCs w:val="21"/>
+        </w:rPr>
+        <w:t>,</w:t>
+      </w:r>
+    </w:p>
+    <w:p>
+      <w:pPr>
+        <w:shd w:val="clear" w:color="auto" w:fill="FDF6E3"/>
+        <w:spacing w:after="0" w:line="285" w:lineRule="atLeast"/>
+        <w:rPr>
+          <w:rFonts w:ascii="Consolas" w:eastAsia="Times New Roman" w:hAnsi="Consolas" w:cs="Times New Roman"/>
+          <w:color w:val="657B83"/>
+          <w:sz w:val="21"/>
+          <w:szCs w:val="21"/>
+        </w:rPr>
+      </w:pPr>
+      <w:r>
+        <w:rPr>
+          <w:rFonts w:ascii="Consolas" w:eastAsia="Times New Roman" w:hAnsi="Consolas" w:cs="Times New Roman"/>
+          <w:color w:val="657B83"/>
+          <w:sz w:val="21"/>
+          <w:szCs w:val="21"/>
+        </w:rPr>
+        <w:t xml:space="preserve">    </w:t>
+      </w:r>
+      <w:r>
+        <w:rPr>
+          <w:rFonts w:ascii="Consolas" w:eastAsia="Times New Roman" w:hAnsi="Consolas" w:cs="Times New Roman"/>
+          <w:color w:val="859900"/>
+          <w:sz w:val="21"/>
+          <w:szCs w:val="21"/>
+        </w:rPr>
+        <w:t>"L2_cache_per_core"</w:t>
+      </w:r>
+      <w:r>
+        <w:rPr>
+          <w:rFonts w:ascii="Consolas" w:eastAsia="Times New Roman" w:hAnsi="Consolas" w:cs="Times New Roman"/>
+          <w:color w:val="657B83"/>
+          <w:sz w:val="21"/>
+          <w:szCs w:val="21"/>
+        </w:rPr>
+        <w:t xml:space="preserve">: </w:t>
+      </w:r>
+      <w:r>
+        <w:rPr>
+          <w:rFonts w:ascii="Consolas" w:eastAsia="Times New Roman" w:hAnsi="Consolas" w:cs="Times New Roman"/>
+          <w:color w:val="2AA198"/>
+          <w:sz w:val="21"/>
+          <w:szCs w:val="21"/>
+        </w:rPr>
+        <w:t>"512KiB"</w:t>
+      </w:r>
+      <w:r>
+        <w:rPr>
+          <w:rFonts w:ascii="Consolas" w:eastAsia="Times New Roman" w:hAnsi="Consolas" w:cs="Times New Roman"/>
+          <w:color w:val="657B83"/>
+          <w:sz w:val="21"/>
+          <w:szCs w:val="21"/>
+        </w:rPr>
+        <w:t>,</w:t>
+      </w:r>
+    </w:p>
+    <w:p>
+      <w:pPr>
+        <w:shd w:val="clear" w:color="auto" w:fill="FDF6E3"/>
+        <w:spacing w:after="0" w:line="285" w:lineRule="atLeast"/>
+        <w:rPr>
+          <w:rFonts w:ascii="Consolas" w:eastAsia="Times New Roman" w:hAnsi="Consolas" w:cs="Times New Roman"/>
+          <w:color w:val="657B83"/>
+          <w:sz w:val="21"/>
+          <w:szCs w:val="21"/>
+        </w:rPr>
+      </w:pPr>
+      <w:r>
+        <w:rPr>
+          <w:rFonts w:ascii="Consolas" w:eastAsia="Times New Roman" w:hAnsi="Consolas" w:cs="Times New Roman"/>
+          <w:color w:val="657B83"/>
+          <w:sz w:val="21"/>
+          <w:szCs w:val="21"/>
+        </w:rPr>
+        <w:t xml:space="preserve">    </w:t>
+      </w:r>
+      <w:r>
+        <w:rPr>
+          <w:rFonts w:ascii="Consolas" w:eastAsia="Times New Roman" w:hAnsi="Consolas" w:cs="Times New Roman"/>
+          <w:color w:val="859900"/>
+          <w:sz w:val="21"/>
+          <w:szCs w:val="21"/>
+        </w:rPr>
+        <w:t>"L3_cache_shared_across_all_cores"</w:t>
+      </w:r>
+      <w:r>
+        <w:rPr>
+          <w:rFonts w:ascii="Consolas" w:eastAsia="Times New Roman" w:hAnsi="Consolas" w:cs="Times New Roman"/>
+          <w:color w:val="657B83"/>
+          <w:sz w:val="21"/>
+          <w:szCs w:val="21"/>
+        </w:rPr>
+        <w:t xml:space="preserve">: </w:t>
+      </w:r>
+      <w:r>
+        <w:rPr>
+          <w:rFonts w:ascii="Consolas" w:eastAsia="Times New Roman" w:hAnsi="Consolas" w:cs="Times New Roman"/>
+          <w:color w:val="2AA198"/>
+          <w:sz w:val="21"/>
+          <w:szCs w:val="21"/>
+        </w:rPr>
+        <w:t>"16MiB"</w:t>
+      </w:r>
+    </w:p>
+    <w:p>
+      <w:pPr>
         <w:pStyle w:val="ListParagraph"/>
         <w:rPr>
           <w:rFonts w:eastAsiaTheme="minorEastAsia"/>
         </w:rPr>
       </w:pPr>
       <w:r>
+        <w:rPr>
+          <w:rFonts w:eastAsiaTheme="minorEastAsia"/>
+        </w:rPr>
+        <w:t>The SW versions are:</w:t>
+      </w:r>
+    </w:p>
+    <w:p>
+      <w:pPr>
+        <w:shd w:val="clear" w:color="auto" w:fill="FDF6E3"/>
+        <w:spacing w:after="0" w:line="285" w:lineRule="atLeast"/>
+        <w:rPr>
+          <w:rFonts w:ascii="Consolas" w:eastAsia="Times New Roman" w:hAnsi="Consolas" w:cs="Times New Roman"/>
+          <w:color w:val="657B83"/>
+          <w:sz w:val="21"/>
+          <w:szCs w:val="21"/>
+        </w:rPr>
+      </w:pPr>
+      <w:r>
+        <w:rPr>
+          <w:rFonts w:ascii="Consolas" w:eastAsia="Times New Roman" w:hAnsi="Consolas" w:cs="Times New Roman"/>
+          <w:color w:val="657B83"/>
+          <w:sz w:val="21"/>
+          <w:szCs w:val="21"/>
+        </w:rPr>
+        <w:t xml:space="preserve">    </w:t>
+      </w:r>
+      <w:r>
+        <w:rPr>
+          <w:rFonts w:ascii="Consolas" w:eastAsia="Times New Roman" w:hAnsi="Consolas" w:cs="Times New Roman"/>
+          <w:color w:val="859900"/>
+          <w:sz w:val="21"/>
+          <w:szCs w:val="21"/>
+        </w:rPr>
+        <w:t>"</w:t>
+      </w:r>
+      <w:proofErr w:type="spellStart"/>
+      <w:proofErr w:type="gramStart"/>
+      <w:r>
+        <w:rPr>
+          <w:rFonts w:ascii="Consolas" w:eastAsia="Times New Roman" w:hAnsi="Consolas" w:cs="Times New Roman"/>
+          <w:color w:val="859900"/>
+          <w:sz w:val="21"/>
+          <w:szCs w:val="21"/>
+        </w:rPr>
+        <w:t>python</w:t>
+      </w:r>
+      <w:proofErr w:type="gramEnd"/>
+      <w:r>
+        <w:rPr>
+          <w:rFonts w:ascii="Consolas" w:eastAsia="Times New Roman" w:hAnsi="Consolas" w:cs="Times New Roman"/>
+          <w:color w:val="859900"/>
+          <w:sz w:val="21"/>
+          <w:szCs w:val="21"/>
+        </w:rPr>
+        <w:t>_version</w:t>
+      </w:r>
+      <w:proofErr w:type="spellEnd"/>
+      <w:r>
+        <w:rPr>
+          <w:rFonts w:ascii="Consolas" w:eastAsia="Times New Roman" w:hAnsi="Consolas" w:cs="Times New Roman"/>
+          <w:color w:val="859900"/>
+          <w:sz w:val="21"/>
+          <w:szCs w:val="21"/>
+        </w:rPr>
+        <w:t>"</w:t>
+      </w:r>
+      <w:r>
+        <w:rPr>
+          <w:rFonts w:ascii="Consolas" w:eastAsia="Times New Roman" w:hAnsi="Consolas" w:cs="Times New Roman"/>
+          <w:color w:val="657B83"/>
+          <w:sz w:val="21"/>
+          <w:szCs w:val="21"/>
+        </w:rPr>
+        <w:t xml:space="preserve">: </w:t>
+      </w:r>
+      <w:r>
+        <w:rPr>
+          <w:rFonts w:ascii="Consolas" w:eastAsia="Times New Roman" w:hAnsi="Consolas" w:cs="Times New Roman"/>
+          <w:color w:val="2AA198"/>
+          <w:sz w:val="21"/>
+          <w:szCs w:val="21"/>
+        </w:rPr>
+        <w:t>"3.13.14"</w:t>
+      </w:r>
+      <w:r>
+        <w:rPr>
+          <w:rFonts w:ascii="Consolas" w:eastAsia="Times New Roman" w:hAnsi="Consolas" w:cs="Times New Roman"/>
+          <w:color w:val="657B83"/>
+          <w:sz w:val="21"/>
+          <w:szCs w:val="21"/>
+        </w:rPr>
+        <w:t>,</w:t>
+      </w:r>
+    </w:p>
+    <w:p>
+      <w:pPr>
+        <w:shd w:val="clear" w:color="auto" w:fill="FDF6E3"/>
+        <w:spacing w:after="0" w:line="285" w:lineRule="atLeast"/>
+        <w:rPr>
+          <w:rFonts w:ascii="Consolas" w:eastAsia="Times New Roman" w:hAnsi="Consolas" w:cs="Times New Roman"/>
+          <w:color w:val="657B83"/>
+          <w:sz w:val="21"/>
+          <w:szCs w:val="21"/>
+        </w:rPr>
+      </w:pPr>
+      <w:r>
+        <w:rPr>
+          <w:rFonts w:ascii="Consolas" w:eastAsia="Times New Roman" w:hAnsi="Consolas" w:cs="Times New Roman"/>
+          <w:color w:val="657B83"/>
+          <w:sz w:val="21"/>
+          <w:szCs w:val="21"/>
+        </w:rPr>
+        <w:t xml:space="preserve">    </w:t>
+      </w:r>
+      <w:r>
+        <w:rPr>
+          <w:rFonts w:ascii="Consolas" w:eastAsia="Times New Roman" w:hAnsi="Consolas" w:cs="Times New Roman"/>
+          <w:color w:val="859900"/>
+          <w:sz w:val="21"/>
+          <w:szCs w:val="21"/>
+        </w:rPr>
+        <w:t>"</w:t>
+      </w:r>
+      <w:proofErr w:type="spellStart"/>
+      <w:proofErr w:type="gramStart"/>
+      <w:r>
+        <w:rPr>
+          <w:rFonts w:ascii="Consolas" w:eastAsia="Times New Roman" w:hAnsi="Consolas" w:cs="Times New Roman"/>
+          <w:color w:val="859900"/>
+          <w:sz w:val="21"/>
+          <w:szCs w:val="21"/>
+        </w:rPr>
+        <w:t>numpy</w:t>
+      </w:r>
+      <w:proofErr w:type="gramEnd"/>
+      <w:r>
+        <w:rPr>
+          <w:rFonts w:ascii="Consolas" w:eastAsia="Times New Roman" w:hAnsi="Consolas" w:cs="Times New Roman"/>
+          <w:color w:val="859900"/>
+          <w:sz w:val="21"/>
+          <w:szCs w:val="21"/>
+        </w:rPr>
+        <w:t>_version</w:t>
+      </w:r>
+      <w:proofErr w:type="spellEnd"/>
+      <w:r>
+        <w:rPr>
+          <w:rFonts w:ascii="Consolas" w:eastAsia="Times New Roman" w:hAnsi="Consolas" w:cs="Times New Roman"/>
+          <w:color w:val="859900"/>
+          <w:sz w:val="21"/>
+          <w:szCs w:val="21"/>
+        </w:rPr>
+        <w:t>"</w:t>
+      </w:r>
+      <w:r>
+        <w:rPr>
+          <w:rFonts w:ascii="Consolas" w:eastAsia="Times New Roman" w:hAnsi="Consolas" w:cs="Times New Roman"/>
+          <w:color w:val="657B83"/>
+          <w:sz w:val="21"/>
+          <w:szCs w:val="21"/>
+        </w:rPr>
+        <w:t xml:space="preserve">: </w:t>
+      </w:r>
+      <w:r>
+        <w:rPr>
+          <w:rFonts w:ascii="Consolas" w:eastAsia="Times New Roman" w:hAnsi="Consolas" w:cs="Times New Roman"/>
+          <w:color w:val="2AA198"/>
+          <w:sz w:val="21"/>
+          <w:szCs w:val="21"/>
+        </w:rPr>
+        <w:t>"2.2.6"</w:t>
+      </w:r>
+      <w:r>
+        <w:rPr>
+          <w:rFonts w:ascii="Consolas" w:eastAsia="Times New Roman" w:hAnsi="Consolas" w:cs="Times New Roman"/>
+          <w:color w:val="657B83"/>
+          <w:sz w:val="21"/>
+          <w:szCs w:val="21"/>
+        </w:rPr>
+        <w:t>,</w:t>
+      </w:r>
+    </w:p>
+    <w:p>
+      <w:pPr>
         <w:rPr>
           <w:rFonts w:eastAsiaTheme="minorEastAsia"/>
           <w:b/>
           <w:bCs/>
         </w:rPr>
-        <w:t>Note</w:t>
-      </w:r>
-      <w:r>
-        <w:rPr>
-          <w:rFonts w:eastAsiaTheme="minorEastAsia"/>
-        </w:rPr>
-        <w:t xml:space="preserve"> on the structure of this report – the implementation description, the expectations, the measurement/testbench details, the results and the analysis and conclusion are given in that order for each version in its corresponding part.</w:t>
-      </w:r>
+      </w:pPr>
     </w:p>
     <w:p>
       <w:pPr>
-        <w:pStyle w:val="ListParagraph"/>
-        <w:rPr>
-          <w:rFonts w:eastAsiaTheme="minorEastAsia"/>
-        </w:rPr>
-      </w:pPr>
+        <w:rPr>
+          <w:rFonts w:eastAsiaTheme="minorEastAsia"/>
+        </w:rPr>
+      </w:pPr>
+      <w:r>
+        <w:rPr>
+          <w:rFonts w:eastAsiaTheme="minorEastAsia"/>
+          <w:b/>
+          <w:bCs/>
+        </w:rPr>
+        <w:t>Note</w:t>
+      </w:r>
+      <w:r>
+        <w:rPr>
+          <w:rFonts w:eastAsiaTheme="minorEastAsia"/>
+          <w:b/>
+          <w:bCs/>
+        </w:rPr>
+        <w:t xml:space="preserve">: </w:t>
+      </w:r>
+      <w:r>
+        <w:rPr>
+          <w:rFonts w:eastAsiaTheme="minorEastAsia"/>
+        </w:rPr>
+        <w:t>For</w:t>
+      </w:r>
+      <w:r>
+        <w:rPr>
+          <w:rFonts w:eastAsiaTheme="minorEastAsia"/>
+        </w:rPr>
+        <w:t xml:space="preserve"> traceability and reproducibility the different results have a reference to their generating function (testbench)</w:t>
+      </w:r>
+      <w:r>
+        <w:rPr>
+          <w:rFonts w:eastAsiaTheme="minorEastAsia"/>
+        </w:rPr>
+        <w:t xml:space="preserve">. The references are relative path for the project, which can be found in </w:t>
+      </w:r>
+      <w:hyperlink r:id="rId11" w:history="1">
+        <w:r>
+          <w:rPr>
+            <w:rStyle w:val="Hyperlink"/>
+            <w:rFonts w:eastAsiaTheme="minorEastAsia"/>
+          </w:rPr>
+          <w:t>https://github.com/dimitrov-radostin/Prime_numbers_parallel</w:t>
+        </w:r>
+      </w:hyperlink>
+      <w:r>
+        <w:rPr>
+          <w:rFonts w:eastAsiaTheme="minorEastAsia"/>
+        </w:rPr>
+        <w:t xml:space="preserve"> </w:t>
+      </w:r>
     </w:p>
     <w:p>
       <w:pPr>
-        <w:pStyle w:val="ListParagraph"/>
-        <w:rPr>
-          <w:rFonts w:eastAsiaTheme="minorEastAsia"/>
-        </w:rPr>
-      </w:pPr>
-      <w:r>
+        <w:rPr>
+          <w:rFonts w:eastAsiaTheme="minorEastAsia"/>
+        </w:rPr>
+      </w:pPr>
+    </w:p>
+    <w:p>
+      <w:pPr>
         <w:rPr>
           <w:rFonts w:eastAsiaTheme="minorEastAsia"/>
           <w:b/>
           <w:bCs/>
-        </w:rPr>
-        <w:t>Note</w:t>
-      </w:r>
-      <w:r>
-        <w:rPr>
-          <w:rFonts w:eastAsiaTheme="minorEastAsia"/>
-        </w:rPr>
-        <w:t xml:space="preserve"> – all the code is executed on a personal laptop with the following characteristics:</w:t>
-      </w:r>
-    </w:p>
-    <w:p>
-      <w:pPr>
-        <w:shd w:val="clear" w:color="auto" w:fill="FDF6E3"/>
-        <w:spacing w:after="0" w:line="285" w:lineRule="atLeast"/>
-        <w:rPr>
-          <w:rFonts w:ascii="Consolas" w:eastAsia="Times New Roman" w:hAnsi="Consolas" w:cs="Times New Roman"/>
-          <w:color w:val="657B83"/>
-          <w:sz w:val="21"/>
-          <w:szCs w:val="21"/>
-        </w:rPr>
-      </w:pPr>
-      <w:r>
-        <w:rPr>
-          <w:rFonts w:ascii="Consolas" w:eastAsia="Times New Roman" w:hAnsi="Consolas" w:cs="Times New Roman"/>
-          <w:color w:val="657B83"/>
-          <w:sz w:val="21"/>
-          <w:szCs w:val="21"/>
-        </w:rPr>
-        <w:t xml:space="preserve">    </w:t>
-      </w:r>
-      <w:r>
-        <w:rPr>
-          <w:rFonts w:ascii="Consolas" w:eastAsia="Times New Roman" w:hAnsi="Consolas" w:cs="Times New Roman"/>
-          <w:color w:val="859900"/>
-          <w:sz w:val="21"/>
-          <w:szCs w:val="21"/>
-        </w:rPr>
-        <w:t>"</w:t>
-      </w:r>
-      <w:proofErr w:type="spellStart"/>
-      <w:proofErr w:type="gramStart"/>
-      <w:r>
-        <w:rPr>
-          <w:rFonts w:ascii="Consolas" w:eastAsia="Times New Roman" w:hAnsi="Consolas" w:cs="Times New Roman"/>
-          <w:color w:val="859900"/>
-          <w:sz w:val="21"/>
-          <w:szCs w:val="21"/>
-        </w:rPr>
-        <w:t>ref</w:t>
-      </w:r>
-      <w:proofErr w:type="gramEnd"/>
-      <w:r>
-        <w:rPr>
-          <w:rFonts w:ascii="Consolas" w:eastAsia="Times New Roman" w:hAnsi="Consolas" w:cs="Times New Roman"/>
-          <w:color w:val="859900"/>
-          <w:sz w:val="21"/>
-          <w:szCs w:val="21"/>
-        </w:rPr>
-        <w:t>_name</w:t>
-      </w:r>
-      <w:proofErr w:type="spellEnd"/>
-      <w:r>
-        <w:rPr>
-          <w:rFonts w:ascii="Consolas" w:eastAsia="Times New Roman" w:hAnsi="Consolas" w:cs="Times New Roman"/>
-          <w:color w:val="859900"/>
-          <w:sz w:val="21"/>
-          <w:szCs w:val="21"/>
-        </w:rPr>
-        <w:t>"</w:t>
-      </w:r>
-      <w:r>
-        <w:rPr>
-          <w:rFonts w:ascii="Consolas" w:eastAsia="Times New Roman" w:hAnsi="Consolas" w:cs="Times New Roman"/>
-          <w:color w:val="657B83"/>
-          <w:sz w:val="21"/>
-          <w:szCs w:val="21"/>
-        </w:rPr>
-        <w:t xml:space="preserve">: </w:t>
-      </w:r>
-      <w:r>
-        <w:rPr>
-          <w:rFonts w:ascii="Consolas" w:eastAsia="Times New Roman" w:hAnsi="Consolas" w:cs="Times New Roman"/>
-          <w:color w:val="2AA198"/>
-          <w:sz w:val="21"/>
-          <w:szCs w:val="21"/>
-        </w:rPr>
-        <w:t>"PC_AMD_Ryzen_7_7735HS"</w:t>
-      </w:r>
-      <w:r>
-        <w:rPr>
-          <w:rFonts w:ascii="Consolas" w:eastAsia="Times New Roman" w:hAnsi="Consolas" w:cs="Times New Roman"/>
-          <w:color w:val="657B83"/>
-          <w:sz w:val="21"/>
-          <w:szCs w:val="21"/>
-        </w:rPr>
-        <w:t>,</w:t>
-      </w:r>
-    </w:p>
-    <w:p>
-      <w:pPr>
-        <w:shd w:val="clear" w:color="auto" w:fill="FDF6E3"/>
-        <w:spacing w:after="0" w:line="285" w:lineRule="atLeast"/>
-        <w:rPr>
-          <w:rFonts w:ascii="Consolas" w:eastAsia="Times New Roman" w:hAnsi="Consolas" w:cs="Times New Roman"/>
-          <w:color w:val="657B83"/>
-          <w:sz w:val="21"/>
-          <w:szCs w:val="21"/>
-        </w:rPr>
-      </w:pPr>
-      <w:r>
-        <w:rPr>
-          <w:rFonts w:ascii="Consolas" w:eastAsia="Times New Roman" w:hAnsi="Consolas" w:cs="Times New Roman"/>
-          <w:color w:val="657B83"/>
-          <w:sz w:val="21"/>
-          <w:szCs w:val="21"/>
-        </w:rPr>
-        <w:t xml:space="preserve">    </w:t>
-      </w:r>
-      <w:r>
-        <w:rPr>
-          <w:rFonts w:ascii="Consolas" w:eastAsia="Times New Roman" w:hAnsi="Consolas" w:cs="Times New Roman"/>
-          <w:color w:val="859900"/>
-          <w:sz w:val="21"/>
-          <w:szCs w:val="21"/>
-        </w:rPr>
-        <w:t>"platform"</w:t>
-      </w:r>
-      <w:r>
-        <w:rPr>
-          <w:rFonts w:ascii="Consolas" w:eastAsia="Times New Roman" w:hAnsi="Consolas" w:cs="Times New Roman"/>
-          <w:color w:val="657B83"/>
-          <w:sz w:val="21"/>
-          <w:szCs w:val="21"/>
-        </w:rPr>
-        <w:t xml:space="preserve">: </w:t>
-      </w:r>
-      <w:r>
-        <w:rPr>
-          <w:rFonts w:ascii="Consolas" w:eastAsia="Times New Roman" w:hAnsi="Consolas" w:cs="Times New Roman"/>
-          <w:color w:val="2AA198"/>
-          <w:sz w:val="21"/>
-          <w:szCs w:val="21"/>
-        </w:rPr>
-        <w:t>"Windows-11-10.0.26200-SP0"</w:t>
-      </w:r>
-      <w:r>
-        <w:rPr>
-          <w:rFonts w:ascii="Consolas" w:eastAsia="Times New Roman" w:hAnsi="Consolas" w:cs="Times New Roman"/>
-          <w:color w:val="657B83"/>
-          <w:sz w:val="21"/>
-          <w:szCs w:val="21"/>
-        </w:rPr>
-        <w:t>,</w:t>
-      </w:r>
-    </w:p>
-    <w:p>
-      <w:pPr>
-        <w:shd w:val="clear" w:color="auto" w:fill="FDF6E3"/>
-        <w:spacing w:after="0" w:line="285" w:lineRule="atLeast"/>
-        <w:rPr>
-          <w:rFonts w:ascii="Consolas" w:eastAsia="Times New Roman" w:hAnsi="Consolas" w:cs="Times New Roman"/>
-          <w:color w:val="657B83"/>
-          <w:sz w:val="21"/>
-          <w:szCs w:val="21"/>
-        </w:rPr>
-      </w:pPr>
-      <w:r>
-        <w:rPr>
-          <w:rFonts w:ascii="Consolas" w:eastAsia="Times New Roman" w:hAnsi="Consolas" w:cs="Times New Roman"/>
-          <w:color w:val="657B83"/>
-          <w:sz w:val="21"/>
-          <w:szCs w:val="21"/>
-        </w:rPr>
-        <w:t xml:space="preserve">    </w:t>
-      </w:r>
-      <w:r>
-        <w:rPr>
-          <w:rFonts w:ascii="Consolas" w:eastAsia="Times New Roman" w:hAnsi="Consolas" w:cs="Times New Roman"/>
-          <w:color w:val="859900"/>
-          <w:sz w:val="21"/>
-          <w:szCs w:val="21"/>
-        </w:rPr>
-        <w:t>"processor"</w:t>
-      </w:r>
-      <w:r>
-        <w:rPr>
-          <w:rFonts w:ascii="Consolas" w:eastAsia="Times New Roman" w:hAnsi="Consolas" w:cs="Times New Roman"/>
-          <w:color w:val="657B83"/>
-          <w:sz w:val="21"/>
-          <w:szCs w:val="21"/>
-        </w:rPr>
-        <w:t xml:space="preserve">: </w:t>
-      </w:r>
-      <w:r>
-        <w:rPr>
-          <w:rFonts w:ascii="Consolas" w:eastAsia="Times New Roman" w:hAnsi="Consolas" w:cs="Times New Roman"/>
-          <w:color w:val="2AA198"/>
-          <w:sz w:val="21"/>
-          <w:szCs w:val="21"/>
-        </w:rPr>
-        <w:t xml:space="preserve">"AMD64 Family 25 Model 68 Stepping 1, </w:t>
-      </w:r>
-      <w:proofErr w:type="spellStart"/>
-      <w:r>
-        <w:rPr>
-          <w:rFonts w:ascii="Consolas" w:eastAsia="Times New Roman" w:hAnsi="Consolas" w:cs="Times New Roman"/>
-          <w:color w:val="2AA198"/>
-          <w:sz w:val="21"/>
-          <w:szCs w:val="21"/>
-        </w:rPr>
-        <w:t>AuthenticAMD</w:t>
-      </w:r>
-      <w:proofErr w:type="spellEnd"/>
-      <w:r>
-        <w:rPr>
-          <w:rFonts w:ascii="Consolas" w:eastAsia="Times New Roman" w:hAnsi="Consolas" w:cs="Times New Roman"/>
-          <w:color w:val="2AA198"/>
-          <w:sz w:val="21"/>
-          <w:szCs w:val="21"/>
-        </w:rPr>
-        <w:t>"</w:t>
-      </w:r>
-      <w:r>
-        <w:rPr>
-          <w:rFonts w:ascii="Consolas" w:eastAsia="Times New Roman" w:hAnsi="Consolas" w:cs="Times New Roman"/>
-          <w:color w:val="657B83"/>
-          <w:sz w:val="21"/>
-          <w:szCs w:val="21"/>
-        </w:rPr>
-        <w:t>,</w:t>
-      </w:r>
-    </w:p>
-    <w:p>
-      <w:pPr>
-        <w:shd w:val="clear" w:color="auto" w:fill="FDF6E3"/>
-        <w:spacing w:after="0" w:line="285" w:lineRule="atLeast"/>
-        <w:rPr>
-          <w:rFonts w:ascii="Consolas" w:eastAsia="Times New Roman" w:hAnsi="Consolas" w:cs="Times New Roman"/>
-          <w:color w:val="657B83"/>
-          <w:sz w:val="21"/>
-          <w:szCs w:val="21"/>
-        </w:rPr>
-      </w:pPr>
-      <w:r>
-        <w:rPr>
-          <w:rFonts w:ascii="Consolas" w:eastAsia="Times New Roman" w:hAnsi="Consolas" w:cs="Times New Roman"/>
-          <w:color w:val="657B83"/>
-          <w:sz w:val="21"/>
-          <w:szCs w:val="21"/>
-        </w:rPr>
-        <w:t xml:space="preserve">    </w:t>
-      </w:r>
-      <w:r>
-        <w:rPr>
-          <w:rFonts w:ascii="Consolas" w:eastAsia="Times New Roman" w:hAnsi="Consolas" w:cs="Times New Roman"/>
-          <w:color w:val="859900"/>
-          <w:sz w:val="21"/>
-          <w:szCs w:val="21"/>
-        </w:rPr>
-        <w:t>"</w:t>
-      </w:r>
-      <w:proofErr w:type="spellStart"/>
-      <w:proofErr w:type="gramStart"/>
-      <w:r>
-        <w:rPr>
-          <w:rFonts w:ascii="Consolas" w:eastAsia="Times New Roman" w:hAnsi="Consolas" w:cs="Times New Roman"/>
-          <w:color w:val="859900"/>
-          <w:sz w:val="21"/>
-          <w:szCs w:val="21"/>
-        </w:rPr>
-        <w:t>cpu</w:t>
-      </w:r>
-      <w:proofErr w:type="gramEnd"/>
-      <w:r>
-        <w:rPr>
-          <w:rFonts w:ascii="Consolas" w:eastAsia="Times New Roman" w:hAnsi="Consolas" w:cs="Times New Roman"/>
-          <w:color w:val="859900"/>
-          <w:sz w:val="21"/>
-          <w:szCs w:val="21"/>
-        </w:rPr>
-        <w:t>_count_logical</w:t>
-      </w:r>
-      <w:proofErr w:type="spellEnd"/>
-      <w:r>
-        <w:rPr>
-          <w:rFonts w:ascii="Consolas" w:eastAsia="Times New Roman" w:hAnsi="Consolas" w:cs="Times New Roman"/>
-          <w:color w:val="859900"/>
-          <w:sz w:val="21"/>
-          <w:szCs w:val="21"/>
-        </w:rPr>
-        <w:t>"</w:t>
-      </w:r>
-      <w:r>
-        <w:rPr>
-          <w:rFonts w:ascii="Consolas" w:eastAsia="Times New Roman" w:hAnsi="Consolas" w:cs="Times New Roman"/>
-          <w:color w:val="657B83"/>
-          <w:sz w:val="21"/>
-          <w:szCs w:val="21"/>
-        </w:rPr>
-        <w:t xml:space="preserve">: </w:t>
-      </w:r>
-      <w:r>
-        <w:rPr>
-          <w:rFonts w:ascii="Consolas" w:eastAsia="Times New Roman" w:hAnsi="Consolas" w:cs="Times New Roman"/>
-          <w:color w:val="D33682"/>
-          <w:sz w:val="21"/>
-          <w:szCs w:val="21"/>
-        </w:rPr>
-        <w:t>16</w:t>
-      </w:r>
-      <w:r>
-        <w:rPr>
-          <w:rFonts w:ascii="Consolas" w:eastAsia="Times New Roman" w:hAnsi="Consolas" w:cs="Times New Roman"/>
-          <w:color w:val="657B83"/>
-          <w:sz w:val="21"/>
-          <w:szCs w:val="21"/>
-        </w:rPr>
-        <w:t>,</w:t>
-      </w:r>
-    </w:p>
-    <w:p>
-      <w:pPr>
-        <w:shd w:val="clear" w:color="auto" w:fill="FDF6E3"/>
-        <w:spacing w:after="0" w:line="285" w:lineRule="atLeast"/>
-        <w:rPr>
-          <w:rFonts w:ascii="Consolas" w:eastAsia="Times New Roman" w:hAnsi="Consolas" w:cs="Times New Roman"/>
-          <w:color w:val="657B83"/>
-          <w:sz w:val="21"/>
-          <w:szCs w:val="21"/>
-        </w:rPr>
-      </w:pPr>
-      <w:r>
-        <w:rPr>
-          <w:rFonts w:ascii="Consolas" w:eastAsia="Times New Roman" w:hAnsi="Consolas" w:cs="Times New Roman"/>
-          <w:color w:val="657B83"/>
-          <w:sz w:val="21"/>
-          <w:szCs w:val="21"/>
-        </w:rPr>
-        <w:t xml:space="preserve">    </w:t>
-      </w:r>
-      <w:r>
-        <w:rPr>
-          <w:rFonts w:ascii="Consolas" w:eastAsia="Times New Roman" w:hAnsi="Consolas" w:cs="Times New Roman"/>
-          <w:color w:val="859900"/>
-          <w:sz w:val="21"/>
-          <w:szCs w:val="21"/>
-        </w:rPr>
-        <w:t>"</w:t>
-      </w:r>
-      <w:proofErr w:type="spellStart"/>
-      <w:proofErr w:type="gramStart"/>
-      <w:r>
-        <w:rPr>
-          <w:rFonts w:ascii="Consolas" w:eastAsia="Times New Roman" w:hAnsi="Consolas" w:cs="Times New Roman"/>
-          <w:color w:val="859900"/>
-          <w:sz w:val="21"/>
-          <w:szCs w:val="21"/>
-        </w:rPr>
-        <w:t>cpu</w:t>
-      </w:r>
-      <w:proofErr w:type="gramEnd"/>
-      <w:r>
-        <w:rPr>
-          <w:rFonts w:ascii="Consolas" w:eastAsia="Times New Roman" w:hAnsi="Consolas" w:cs="Times New Roman"/>
-          <w:color w:val="859900"/>
-          <w:sz w:val="21"/>
-          <w:szCs w:val="21"/>
-        </w:rPr>
-        <w:t>_count_physical</w:t>
-      </w:r>
-      <w:proofErr w:type="spellEnd"/>
-      <w:r>
-        <w:rPr>
-          <w:rFonts w:ascii="Consolas" w:eastAsia="Times New Roman" w:hAnsi="Consolas" w:cs="Times New Roman"/>
-          <w:color w:val="859900"/>
-          <w:sz w:val="21"/>
-          <w:szCs w:val="21"/>
-        </w:rPr>
-        <w:t>"</w:t>
-      </w:r>
-      <w:r>
-        <w:rPr>
-          <w:rFonts w:ascii="Consolas" w:eastAsia="Times New Roman" w:hAnsi="Consolas" w:cs="Times New Roman"/>
-          <w:color w:val="657B83"/>
-          <w:sz w:val="21"/>
-          <w:szCs w:val="21"/>
-        </w:rPr>
-        <w:t xml:space="preserve">: </w:t>
-      </w:r>
-      <w:r>
-        <w:rPr>
-          <w:rFonts w:ascii="Consolas" w:eastAsia="Times New Roman" w:hAnsi="Consolas" w:cs="Times New Roman"/>
-          <w:color w:val="D33682"/>
-          <w:sz w:val="21"/>
-          <w:szCs w:val="21"/>
-        </w:rPr>
-        <w:t>8</w:t>
-      </w:r>
-      <w:r>
-        <w:rPr>
-          <w:rFonts w:ascii="Consolas" w:eastAsia="Times New Roman" w:hAnsi="Consolas" w:cs="Times New Roman"/>
-          <w:color w:val="657B83"/>
-          <w:sz w:val="21"/>
-          <w:szCs w:val="21"/>
-        </w:rPr>
-        <w:t>,</w:t>
-      </w:r>
-    </w:p>
-    <w:p>
-      <w:pPr>
-        <w:shd w:val="clear" w:color="auto" w:fill="FDF6E3"/>
-        <w:spacing w:after="0" w:line="285" w:lineRule="atLeast"/>
-        <w:rPr>
-          <w:rFonts w:ascii="Consolas" w:eastAsia="Times New Roman" w:hAnsi="Consolas" w:cs="Times New Roman"/>
-          <w:color w:val="657B83"/>
-          <w:sz w:val="21"/>
-          <w:szCs w:val="21"/>
-        </w:rPr>
-      </w:pPr>
-      <w:r>
-        <w:rPr>
-          <w:rFonts w:ascii="Consolas" w:eastAsia="Times New Roman" w:hAnsi="Consolas" w:cs="Times New Roman"/>
-          <w:color w:val="657B83"/>
-          <w:sz w:val="21"/>
-          <w:szCs w:val="21"/>
-        </w:rPr>
-        <w:t xml:space="preserve">    </w:t>
-      </w:r>
-      <w:r>
-        <w:rPr>
-          <w:rFonts w:ascii="Consolas" w:eastAsia="Times New Roman" w:hAnsi="Consolas" w:cs="Times New Roman"/>
-          <w:color w:val="859900"/>
-          <w:sz w:val="21"/>
-          <w:szCs w:val="21"/>
-        </w:rPr>
-        <w:t>"</w:t>
-      </w:r>
-      <w:proofErr w:type="spellStart"/>
-      <w:proofErr w:type="gramStart"/>
-      <w:r>
-        <w:rPr>
-          <w:rFonts w:ascii="Consolas" w:eastAsia="Times New Roman" w:hAnsi="Consolas" w:cs="Times New Roman"/>
-          <w:color w:val="859900"/>
-          <w:sz w:val="21"/>
-          <w:szCs w:val="21"/>
-        </w:rPr>
-        <w:t>ram</w:t>
-      </w:r>
-      <w:proofErr w:type="gramEnd"/>
-      <w:r>
-        <w:rPr>
-          <w:rFonts w:ascii="Consolas" w:eastAsia="Times New Roman" w:hAnsi="Consolas" w:cs="Times New Roman"/>
-          <w:color w:val="859900"/>
-          <w:sz w:val="21"/>
-          <w:szCs w:val="21"/>
-        </w:rPr>
-        <w:t>_gb</w:t>
-      </w:r>
-      <w:proofErr w:type="spellEnd"/>
-      <w:r>
-        <w:rPr>
-          <w:rFonts w:ascii="Consolas" w:eastAsia="Times New Roman" w:hAnsi="Consolas" w:cs="Times New Roman"/>
-          <w:color w:val="859900"/>
-          <w:sz w:val="21"/>
-          <w:szCs w:val="21"/>
-        </w:rPr>
-        <w:t>"</w:t>
-      </w:r>
-      <w:r>
-        <w:rPr>
-          <w:rFonts w:ascii="Consolas" w:eastAsia="Times New Roman" w:hAnsi="Consolas" w:cs="Times New Roman"/>
-          <w:color w:val="657B83"/>
-          <w:sz w:val="21"/>
-          <w:szCs w:val="21"/>
-        </w:rPr>
-        <w:t xml:space="preserve">: </w:t>
-      </w:r>
-      <w:r>
-        <w:rPr>
-          <w:rFonts w:ascii="Consolas" w:eastAsia="Times New Roman" w:hAnsi="Consolas" w:cs="Times New Roman"/>
-          <w:color w:val="D33682"/>
-          <w:sz w:val="21"/>
-          <w:szCs w:val="21"/>
-        </w:rPr>
-        <w:t>29.36</w:t>
-      </w:r>
-      <w:r>
-        <w:rPr>
-          <w:rFonts w:ascii="Consolas" w:eastAsia="Times New Roman" w:hAnsi="Consolas" w:cs="Times New Roman"/>
-          <w:color w:val="657B83"/>
-          <w:sz w:val="21"/>
-          <w:szCs w:val="21"/>
-        </w:rPr>
-        <w:t>,</w:t>
-      </w:r>
-    </w:p>
-    <w:p>
-      <w:pPr>
-        <w:shd w:val="clear" w:color="auto" w:fill="FDF6E3"/>
-        <w:spacing w:after="0" w:line="285" w:lineRule="atLeast"/>
-        <w:rPr>
-          <w:rFonts w:ascii="Consolas" w:eastAsia="Times New Roman" w:hAnsi="Consolas" w:cs="Times New Roman"/>
-          <w:color w:val="657B83"/>
-          <w:sz w:val="21"/>
-          <w:szCs w:val="21"/>
-        </w:rPr>
-      </w:pPr>
-      <w:r>
-        <w:rPr>
-          <w:rFonts w:ascii="Consolas" w:eastAsia="Times New Roman" w:hAnsi="Consolas" w:cs="Times New Roman"/>
-          <w:color w:val="657B83"/>
-          <w:sz w:val="21"/>
-          <w:szCs w:val="21"/>
-        </w:rPr>
-        <w:t xml:space="preserve">    </w:t>
-      </w:r>
-      <w:r>
-        <w:rPr>
-          <w:rFonts w:ascii="Consolas" w:eastAsia="Times New Roman" w:hAnsi="Consolas" w:cs="Times New Roman"/>
-          <w:color w:val="859900"/>
-          <w:sz w:val="21"/>
-          <w:szCs w:val="21"/>
-        </w:rPr>
-        <w:t>"L1_Data_cache_per_core"</w:t>
-      </w:r>
-      <w:r>
-        <w:rPr>
-          <w:rFonts w:ascii="Consolas" w:eastAsia="Times New Roman" w:hAnsi="Consolas" w:cs="Times New Roman"/>
-          <w:color w:val="657B83"/>
-          <w:sz w:val="21"/>
-          <w:szCs w:val="21"/>
-        </w:rPr>
-        <w:t xml:space="preserve">: </w:t>
-      </w:r>
-      <w:r>
-        <w:rPr>
-          <w:rFonts w:ascii="Consolas" w:eastAsia="Times New Roman" w:hAnsi="Consolas" w:cs="Times New Roman"/>
-          <w:color w:val="2AA198"/>
-          <w:sz w:val="21"/>
-          <w:szCs w:val="21"/>
-        </w:rPr>
-        <w:t>"32 KiB"</w:t>
-      </w:r>
-      <w:r>
-        <w:rPr>
-          <w:rFonts w:ascii="Consolas" w:eastAsia="Times New Roman" w:hAnsi="Consolas" w:cs="Times New Roman"/>
-          <w:color w:val="657B83"/>
-          <w:sz w:val="21"/>
-          <w:szCs w:val="21"/>
-        </w:rPr>
-        <w:t>,</w:t>
-      </w:r>
-    </w:p>
-    <w:p>
-      <w:pPr>
-        <w:shd w:val="clear" w:color="auto" w:fill="FDF6E3"/>
-        <w:spacing w:after="0" w:line="285" w:lineRule="atLeast"/>
-        <w:rPr>
-          <w:rFonts w:ascii="Consolas" w:eastAsia="Times New Roman" w:hAnsi="Consolas" w:cs="Times New Roman"/>
-          <w:color w:val="657B83"/>
-          <w:sz w:val="21"/>
-          <w:szCs w:val="21"/>
-        </w:rPr>
-      </w:pPr>
-      <w:r>
-        <w:rPr>
-          <w:rFonts w:ascii="Consolas" w:eastAsia="Times New Roman" w:hAnsi="Consolas" w:cs="Times New Roman"/>
-          <w:color w:val="657B83"/>
-          <w:sz w:val="21"/>
-          <w:szCs w:val="21"/>
-        </w:rPr>
-        <w:t xml:space="preserve">    </w:t>
-      </w:r>
-      <w:r>
-        <w:rPr>
-          <w:rFonts w:ascii="Consolas" w:eastAsia="Times New Roman" w:hAnsi="Consolas" w:cs="Times New Roman"/>
-          <w:color w:val="859900"/>
-          <w:sz w:val="21"/>
-          <w:szCs w:val="21"/>
-        </w:rPr>
-        <w:t>"L1_Instruction_cache_per_core"</w:t>
-      </w:r>
-      <w:r>
-        <w:rPr>
-          <w:rFonts w:ascii="Consolas" w:eastAsia="Times New Roman" w:hAnsi="Consolas" w:cs="Times New Roman"/>
-          <w:color w:val="657B83"/>
-          <w:sz w:val="21"/>
-          <w:szCs w:val="21"/>
-        </w:rPr>
-        <w:t xml:space="preserve">: </w:t>
-      </w:r>
-      <w:r>
-        <w:rPr>
-          <w:rFonts w:ascii="Consolas" w:eastAsia="Times New Roman" w:hAnsi="Consolas" w:cs="Times New Roman"/>
-          <w:color w:val="2AA198"/>
-          <w:sz w:val="21"/>
-          <w:szCs w:val="21"/>
-        </w:rPr>
-        <w:t>"32 KiB"</w:t>
-      </w:r>
-      <w:r>
-        <w:rPr>
-          <w:rFonts w:ascii="Consolas" w:eastAsia="Times New Roman" w:hAnsi="Consolas" w:cs="Times New Roman"/>
-          <w:color w:val="657B83"/>
-          <w:sz w:val="21"/>
-          <w:szCs w:val="21"/>
-        </w:rPr>
-        <w:t>,</w:t>
-      </w:r>
-    </w:p>
-    <w:p>
-      <w:pPr>
-        <w:shd w:val="clear" w:color="auto" w:fill="FDF6E3"/>
-        <w:spacing w:after="0" w:line="285" w:lineRule="atLeast"/>
-        <w:rPr>
-          <w:rFonts w:ascii="Consolas" w:eastAsia="Times New Roman" w:hAnsi="Consolas" w:cs="Times New Roman"/>
-          <w:color w:val="657B83"/>
-          <w:sz w:val="21"/>
-          <w:szCs w:val="21"/>
-        </w:rPr>
-      </w:pPr>
-      <w:r>
-        <w:rPr>
-          <w:rFonts w:ascii="Consolas" w:eastAsia="Times New Roman" w:hAnsi="Consolas" w:cs="Times New Roman"/>
-          <w:color w:val="657B83"/>
-          <w:sz w:val="21"/>
-          <w:szCs w:val="21"/>
-        </w:rPr>
-        <w:t xml:space="preserve">    </w:t>
-      </w:r>
-      <w:r>
-        <w:rPr>
-          <w:rFonts w:ascii="Consolas" w:eastAsia="Times New Roman" w:hAnsi="Consolas" w:cs="Times New Roman"/>
-          <w:color w:val="859900"/>
-          <w:sz w:val="21"/>
-          <w:szCs w:val="21"/>
-        </w:rPr>
-        <w:t>"L2_cache_per_core"</w:t>
-      </w:r>
-      <w:r>
-        <w:rPr>
-          <w:rFonts w:ascii="Consolas" w:eastAsia="Times New Roman" w:hAnsi="Consolas" w:cs="Times New Roman"/>
-          <w:color w:val="657B83"/>
-          <w:sz w:val="21"/>
-          <w:szCs w:val="21"/>
-        </w:rPr>
-        <w:t xml:space="preserve">: </w:t>
-      </w:r>
-      <w:r>
-        <w:rPr>
-          <w:rFonts w:ascii="Consolas" w:eastAsia="Times New Roman" w:hAnsi="Consolas" w:cs="Times New Roman"/>
-          <w:color w:val="2AA198"/>
-          <w:sz w:val="21"/>
-          <w:szCs w:val="21"/>
-        </w:rPr>
-        <w:t>"512KiB"</w:t>
-      </w:r>
-      <w:r>
-        <w:rPr>
-          <w:rFonts w:ascii="Consolas" w:eastAsia="Times New Roman" w:hAnsi="Consolas" w:cs="Times New Roman"/>
-          <w:color w:val="657B83"/>
-          <w:sz w:val="21"/>
-          <w:szCs w:val="21"/>
-        </w:rPr>
-        <w:t>,</w:t>
-      </w:r>
-    </w:p>
-    <w:p>
-      <w:pPr>
-        <w:shd w:val="clear" w:color="auto" w:fill="FDF6E3"/>
-        <w:spacing w:after="0" w:line="285" w:lineRule="atLeast"/>
-        <w:rPr>
-          <w:rFonts w:ascii="Consolas" w:eastAsia="Times New Roman" w:hAnsi="Consolas" w:cs="Times New Roman"/>
-          <w:color w:val="657B83"/>
-          <w:sz w:val="21"/>
-          <w:szCs w:val="21"/>
-        </w:rPr>
-      </w:pPr>
-      <w:r>
-        <w:rPr>
-          <w:rFonts w:ascii="Consolas" w:eastAsia="Times New Roman" w:hAnsi="Consolas" w:cs="Times New Roman"/>
-          <w:color w:val="657B83"/>
-          <w:sz w:val="21"/>
-          <w:szCs w:val="21"/>
-        </w:rPr>
-        <w:t xml:space="preserve">    </w:t>
-      </w:r>
-      <w:r>
-        <w:rPr>
-          <w:rFonts w:ascii="Consolas" w:eastAsia="Times New Roman" w:hAnsi="Consolas" w:cs="Times New Roman"/>
-          <w:color w:val="859900"/>
-          <w:sz w:val="21"/>
-          <w:szCs w:val="21"/>
-        </w:rPr>
-        <w:t>"L3_cache_shared_across_all_cores"</w:t>
-      </w:r>
-      <w:r>
-        <w:rPr>
-          <w:rFonts w:ascii="Consolas" w:eastAsia="Times New Roman" w:hAnsi="Consolas" w:cs="Times New Roman"/>
-          <w:color w:val="657B83"/>
-          <w:sz w:val="21"/>
-          <w:szCs w:val="21"/>
-        </w:rPr>
-        <w:t xml:space="preserve">: </w:t>
-      </w:r>
-      <w:r>
-        <w:rPr>
-          <w:rFonts w:ascii="Consolas" w:eastAsia="Times New Roman" w:hAnsi="Consolas" w:cs="Times New Roman"/>
-          <w:color w:val="2AA198"/>
-          <w:sz w:val="21"/>
-          <w:szCs w:val="21"/>
-        </w:rPr>
-        <w:t>"16MiB"</w:t>
-      </w:r>
-    </w:p>
-    <w:p>
-      <w:pPr>
-        <w:pStyle w:val="ListParagraph"/>
-        <w:rPr>
-          <w:rFonts w:eastAsiaTheme="minorEastAsia"/>
-        </w:rPr>
-      </w:pPr>
-      <w:r>
-        <w:rPr>
-          <w:rFonts w:eastAsiaTheme="minorEastAsia"/>
-        </w:rPr>
-        <w:t>The SW versions are:</w:t>
-      </w:r>
-    </w:p>
-    <w:p>
-      <w:pPr>
-        <w:shd w:val="clear" w:color="auto" w:fill="FDF6E3"/>
-        <w:spacing w:after="0" w:line="285" w:lineRule="atLeast"/>
-        <w:rPr>
-          <w:rFonts w:ascii="Consolas" w:eastAsia="Times New Roman" w:hAnsi="Consolas" w:cs="Times New Roman"/>
-          <w:color w:val="657B83"/>
-          <w:sz w:val="21"/>
-          <w:szCs w:val="21"/>
-        </w:rPr>
-      </w:pPr>
-      <w:r>
-        <w:rPr>
-          <w:rFonts w:ascii="Consolas" w:eastAsia="Times New Roman" w:hAnsi="Consolas" w:cs="Times New Roman"/>
-          <w:color w:val="657B83"/>
-          <w:sz w:val="21"/>
-          <w:szCs w:val="21"/>
-        </w:rPr>
-        <w:t xml:space="preserve">    </w:t>
-      </w:r>
-      <w:r>
-        <w:rPr>
-          <w:rFonts w:ascii="Consolas" w:eastAsia="Times New Roman" w:hAnsi="Consolas" w:cs="Times New Roman"/>
-          <w:color w:val="859900"/>
-          <w:sz w:val="21"/>
-          <w:szCs w:val="21"/>
-        </w:rPr>
-        <w:t>"</w:t>
-      </w:r>
-      <w:proofErr w:type="spellStart"/>
-      <w:proofErr w:type="gramStart"/>
-      <w:r>
-        <w:rPr>
-          <w:rFonts w:ascii="Consolas" w:eastAsia="Times New Roman" w:hAnsi="Consolas" w:cs="Times New Roman"/>
-          <w:color w:val="859900"/>
-          <w:sz w:val="21"/>
-          <w:szCs w:val="21"/>
-        </w:rPr>
-        <w:t>python</w:t>
-      </w:r>
-      <w:proofErr w:type="gramEnd"/>
-      <w:r>
-        <w:rPr>
-          <w:rFonts w:ascii="Consolas" w:eastAsia="Times New Roman" w:hAnsi="Consolas" w:cs="Times New Roman"/>
-          <w:color w:val="859900"/>
-          <w:sz w:val="21"/>
-          <w:szCs w:val="21"/>
-        </w:rPr>
-        <w:t>_version</w:t>
-      </w:r>
-      <w:proofErr w:type="spellEnd"/>
-      <w:r>
-        <w:rPr>
-          <w:rFonts w:ascii="Consolas" w:eastAsia="Times New Roman" w:hAnsi="Consolas" w:cs="Times New Roman"/>
-          <w:color w:val="859900"/>
-          <w:sz w:val="21"/>
-          <w:szCs w:val="21"/>
-        </w:rPr>
-        <w:t>"</w:t>
-      </w:r>
-      <w:r>
-        <w:rPr>
-          <w:rFonts w:ascii="Consolas" w:eastAsia="Times New Roman" w:hAnsi="Consolas" w:cs="Times New Roman"/>
-          <w:color w:val="657B83"/>
-          <w:sz w:val="21"/>
-          <w:szCs w:val="21"/>
-        </w:rPr>
-        <w:t xml:space="preserve">: </w:t>
-      </w:r>
-      <w:r>
-        <w:rPr>
-          <w:rFonts w:ascii="Consolas" w:eastAsia="Times New Roman" w:hAnsi="Consolas" w:cs="Times New Roman"/>
-          <w:color w:val="2AA198"/>
-          <w:sz w:val="21"/>
-          <w:szCs w:val="21"/>
-        </w:rPr>
-        <w:t>"3.13.14"</w:t>
-      </w:r>
-      <w:r>
-        <w:rPr>
-          <w:rFonts w:ascii="Consolas" w:eastAsia="Times New Roman" w:hAnsi="Consolas" w:cs="Times New Roman"/>
-          <w:color w:val="657B83"/>
-          <w:sz w:val="21"/>
-          <w:szCs w:val="21"/>
-        </w:rPr>
-        <w:t>,</w:t>
-      </w:r>
-    </w:p>
-    <w:p>
-      <w:pPr>
-        <w:shd w:val="clear" w:color="auto" w:fill="FDF6E3"/>
-        <w:spacing w:after="0" w:line="285" w:lineRule="atLeast"/>
-        <w:rPr>
-          <w:rFonts w:ascii="Consolas" w:eastAsia="Times New Roman" w:hAnsi="Consolas" w:cs="Times New Roman"/>
-          <w:color w:val="657B83"/>
-          <w:sz w:val="21"/>
-          <w:szCs w:val="21"/>
-        </w:rPr>
-      </w:pPr>
-      <w:r>
-        <w:rPr>
-          <w:rFonts w:ascii="Consolas" w:eastAsia="Times New Roman" w:hAnsi="Consolas" w:cs="Times New Roman"/>
-          <w:color w:val="657B83"/>
-          <w:sz w:val="21"/>
-          <w:szCs w:val="21"/>
-        </w:rPr>
-        <w:t xml:space="preserve">    </w:t>
-      </w:r>
-      <w:r>
-        <w:rPr>
-          <w:rFonts w:ascii="Consolas" w:eastAsia="Times New Roman" w:hAnsi="Consolas" w:cs="Times New Roman"/>
-          <w:color w:val="859900"/>
-          <w:sz w:val="21"/>
-          <w:szCs w:val="21"/>
-        </w:rPr>
-        <w:t>"</w:t>
-      </w:r>
-      <w:proofErr w:type="spellStart"/>
-      <w:proofErr w:type="gramStart"/>
-      <w:r>
-        <w:rPr>
-          <w:rFonts w:ascii="Consolas" w:eastAsia="Times New Roman" w:hAnsi="Consolas" w:cs="Times New Roman"/>
-          <w:color w:val="859900"/>
-          <w:sz w:val="21"/>
-          <w:szCs w:val="21"/>
-        </w:rPr>
-        <w:t>numpy</w:t>
-      </w:r>
-      <w:proofErr w:type="gramEnd"/>
-      <w:r>
-        <w:rPr>
-          <w:rFonts w:ascii="Consolas" w:eastAsia="Times New Roman" w:hAnsi="Consolas" w:cs="Times New Roman"/>
-          <w:color w:val="859900"/>
-          <w:sz w:val="21"/>
-          <w:szCs w:val="21"/>
-        </w:rPr>
-        <w:t>_version</w:t>
-      </w:r>
-      <w:proofErr w:type="spellEnd"/>
-      <w:r>
-        <w:rPr>
-          <w:rFonts w:ascii="Consolas" w:eastAsia="Times New Roman" w:hAnsi="Consolas" w:cs="Times New Roman"/>
-          <w:color w:val="859900"/>
-          <w:sz w:val="21"/>
-          <w:szCs w:val="21"/>
-        </w:rPr>
-        <w:t>"</w:t>
-      </w:r>
-      <w:r>
-        <w:rPr>
-          <w:rFonts w:ascii="Consolas" w:eastAsia="Times New Roman" w:hAnsi="Consolas" w:cs="Times New Roman"/>
-          <w:color w:val="657B83"/>
-          <w:sz w:val="21"/>
-          <w:szCs w:val="21"/>
-        </w:rPr>
-        <w:t xml:space="preserve">: </w:t>
-      </w:r>
-      <w:r>
-        <w:rPr>
-          <w:rFonts w:ascii="Consolas" w:eastAsia="Times New Roman" w:hAnsi="Consolas" w:cs="Times New Roman"/>
-          <w:color w:val="2AA198"/>
-          <w:sz w:val="21"/>
-          <w:szCs w:val="21"/>
-        </w:rPr>
-        <w:t>"2.2.6"</w:t>
-      </w:r>
-      <w:r>
-        <w:rPr>
-          <w:rFonts w:ascii="Consolas" w:eastAsia="Times New Roman" w:hAnsi="Consolas" w:cs="Times New Roman"/>
-          <w:color w:val="657B83"/>
-          <w:sz w:val="21"/>
-          <w:szCs w:val="21"/>
-        </w:rPr>
-        <w:t>,</w:t>
-      </w:r>
-    </w:p>
-    <w:p>
-      <w:pPr>
-        <w:pStyle w:val="ListParagraph"/>
-        <w:rPr>
-          <w:rFonts w:eastAsiaTheme="minorEastAsia"/>
-        </w:rPr>
-      </w:pPr>
-    </w:p>
-    <w:p>
-      <w:pPr>
-        <w:rPr>
-          <w:rFonts w:eastAsiaTheme="minorEastAsia"/>
-          <w:b/>
-          <w:bCs/>
-          <w:sz w:val="32"/>
-          <w:szCs w:val="32"/>
-        </w:rPr>
-      </w:pPr>
-      <w:r>
-        <w:rPr>
-          <w:rFonts w:eastAsiaTheme="minorEastAsia"/>
-          <w:b/>
-          <w:bCs/>
-          <w:sz w:val="32"/>
-          <w:szCs w:val="32"/>
-        </w:rPr>
-        <w:br w:type="page"/>
-      </w:r>
+          <w:sz w:val="16"/>
+          <w:szCs w:val="16"/>
+        </w:rPr>
+      </w:pPr>
     </w:p>
     <w:p>
       <w:pPr>
@@ -3344,7 +3676,6 @@
           <w:sz w:val="32"/>
           <w:szCs w:val="32"/>
         </w:rPr>
-        <w:lastRenderedPageBreak/>
         <w:t>Sieve of Eratosthenes</w:t>
       </w:r>
       <w:r>
@@ -3589,7 +3920,7 @@
                     <pic:cNvPicPr/>
                   </pic:nvPicPr>
                   <pic:blipFill>
-                    <a:blip r:embed="rId11"/>
+                    <a:blip r:embed="rId12"/>
                     <a:stretch>
                       <a:fillRect/>
                     </a:stretch>
@@ -5577,22 +5908,34 @@
         </w:rPr>
       </w:pPr>
       <w:r>
-        <w:rPr>
-          <w:rFonts w:eastAsiaTheme="minorEastAsia"/>
-        </w:rPr>
-        <w:t xml:space="preserve">As the input and output are quite simple, to </w:t>
-      </w:r>
-      <w:r>
-        <w:rPr>
-          <w:rFonts w:eastAsiaTheme="minorEastAsia"/>
-        </w:rPr>
-        <w:t>check</w:t>
-      </w:r>
-      <w:r>
-        <w:rPr>
-          <w:rFonts w:eastAsiaTheme="minorEastAsia"/>
-        </w:rPr>
-        <w:t xml:space="preserve"> the correctness we compare to just a couple of known correct values e.g. for </w:t>
+        <w:t xml:space="preserve">To check correctness we compare results against a few known </w:t>
+      </w:r>
+      <w:r>
+        <w:t xml:space="preserve">small </w:t>
+      </w:r>
+      <w:r>
+        <w:t>references</w:t>
+      </w:r>
+      <w:r>
+        <w:t xml:space="preserve"> (</w:t>
+      </w:r>
+      <w:r>
+        <w:rPr>
+          <w:rFonts w:eastAsiaTheme="minorEastAsia"/>
+        </w:rPr>
+        <w:t>for</w:t>
+      </w:r>
+      <w:r>
+        <w:rPr>
+          <w:rFonts w:eastAsiaTheme="minorEastAsia"/>
+        </w:rPr>
+        <w:t xml:space="preserve"> example</w:t>
+      </w:r>
+      <w:r>
+        <w:rPr>
+          <w:rFonts w:eastAsiaTheme="minorEastAsia"/>
+        </w:rPr>
+        <w:t xml:space="preserve"> </w:t>
       </w:r>
       <m:oMath>
         <m:sSub>
@@ -5677,20 +6020,99 @@
           <w:rPr>
             <w:rFonts w:ascii="Cambria Math" w:hAnsi="Cambria Math"/>
           </w:rPr>
-          <m:t xml:space="preserve">=111 </m:t>
+          <m:t>=111</m:t>
         </m:r>
       </m:oMath>
       <w:r>
         <w:rPr>
           <w:rFonts w:eastAsiaTheme="minorEastAsia"/>
         </w:rPr>
+        <w:t>)</w:t>
+      </w:r>
+      <w:r>
+        <w:rPr>
+          <w:rFonts w:eastAsiaTheme="minorEastAsia"/>
+        </w:rPr>
         <w:t xml:space="preserve"> </w:t>
       </w:r>
       <w:r>
         <w:rPr>
           <w:rFonts w:eastAsiaTheme="minorEastAsia"/>
         </w:rPr>
-        <w:t>and a bigger one as 100 000 000, for which the number of primes and the last prime are taken from ana online source</w:t>
+        <w:t xml:space="preserve">and a bigger one </w:t>
+      </w:r>
+      <w:r>
+        <w:rPr>
+          <w:rFonts w:eastAsiaTheme="minorEastAsia"/>
+        </w:rPr>
+        <w:t>(</w:t>
+      </w:r>
+      <m:oMath>
+        <m:sSub>
+          <m:sSubPr>
+            <m:ctrlPr>
+              <w:rPr>
+                <w:rFonts w:ascii="Cambria Math" w:hAnsi="Cambria Math"/>
+                <w:i/>
+              </w:rPr>
+            </m:ctrlPr>
+          </m:sSubPr>
+          <m:e>
+            <m:r>
+              <w:rPr>
+                <w:rFonts w:ascii="Cambria Math" w:hAnsi="Cambria Math"/>
+              </w:rPr>
+              <m:t>N</m:t>
+            </m:r>
+            <m:ctrlPr>
+              <w:rPr>
+                <w:rFonts w:ascii="Cambria Math" w:eastAsiaTheme="minorEastAsia" w:hAnsi="Cambria Math" w:cstheme="minorHAnsi"/>
+                <w:i/>
+              </w:rPr>
+            </m:ctrlPr>
+          </m:e>
+          <m:sub>
+            <m:r>
+              <w:rPr>
+                <w:rFonts w:ascii="Cambria Math" w:eastAsiaTheme="minorEastAsia" w:hAnsi="Cambria Math" w:cstheme="minorHAnsi"/>
+              </w:rPr>
+              <m:t>max</m:t>
+            </m:r>
+          </m:sub>
+        </m:sSub>
+        <m:r>
+          <w:rPr>
+            <w:rFonts w:ascii="Cambria Math" w:hAnsi="Cambria Math"/>
+          </w:rPr>
+          <m:t>=</m:t>
+        </m:r>
+        <m:r>
+          <w:rPr>
+            <w:rFonts w:ascii="Cambria Math" w:hAnsi="Cambria Math"/>
+          </w:rPr>
+          <m:t xml:space="preserve"> </m:t>
+        </m:r>
+        <m:r>
+          <m:rPr>
+            <m:sty m:val="p"/>
+          </m:rPr>
+          <w:rPr>
+            <w:rFonts w:ascii="Cambria Math" w:eastAsiaTheme="minorEastAsia" w:hAnsi="Cambria Math"/>
+          </w:rPr>
+          <m:t>100 000 000</m:t>
+        </m:r>
+      </m:oMath>
+      <w:r>
+        <w:rPr>
+          <w:rFonts w:eastAsiaTheme="minorEastAsia"/>
+        </w:rPr>
+        <w:t>),</w:t>
+      </w:r>
+      <w:r>
+        <w:rPr>
+          <w:rFonts w:eastAsiaTheme="minorEastAsia"/>
+        </w:rPr>
+        <w:t xml:space="preserve"> for which the number of primes and the last prime are taken from an online source</w:t>
       </w:r>
       <w:r>
         <w:rPr>
@@ -5764,34 +6186,20 @@
         <w:rPr>
           <w:rFonts w:eastAsiaTheme="minorEastAsia"/>
         </w:rPr>
-        <w:t>check_</w:t>
-      </w:r>
-      <w:proofErr w:type="gramStart"/>
-      <w:r>
-        <w:rPr>
-          <w:rFonts w:eastAsiaTheme="minorEastAsia"/>
-        </w:rPr>
-        <w:t>correctness</w:t>
+        <w:t>check_correctness</w:t>
       </w:r>
       <w:proofErr w:type="spellEnd"/>
       <w:r>
         <w:rPr>
           <w:rFonts w:eastAsiaTheme="minorEastAsia"/>
         </w:rPr>
-        <w:t>(</w:t>
-      </w:r>
-      <w:proofErr w:type="gramEnd"/>
-      <w:r>
-        <w:rPr>
-          <w:rFonts w:eastAsiaTheme="minorEastAsia"/>
-        </w:rPr>
-        <w:t>))</w:t>
-      </w:r>
-      <w:r>
-        <w:rPr>
-          <w:rFonts w:eastAsiaTheme="minorEastAsia"/>
-        </w:rPr>
-        <w:t>.</w:t>
+        <w:t>())</w:t>
+      </w:r>
+      <w:r>
+        <w:rPr>
+          <w:rFonts w:eastAsiaTheme="minorEastAsia"/>
+        </w:rPr>
+        <w:t xml:space="preserve"> and checked against the function output.</w:t>
       </w:r>
     </w:p>
     <w:p>
@@ -6142,7 +6550,7 @@
                     <pic:cNvPicPr/>
                   </pic:nvPicPr>
                   <pic:blipFill>
-                    <a:blip r:embed="rId12"/>
+                    <a:blip r:embed="rId13"/>
                     <a:stretch>
                       <a:fillRect/>
                     </a:stretch>
@@ -6591,10 +6999,7 @@
         </w:rPr>
       </w:pPr>
       <w:r>
-        <w:rPr>
-          <w:rFonts w:eastAsiaTheme="minorEastAsia"/>
-        </w:rPr>
-        <w:t>the 3 methods usages are compared to the expected and between them;</w:t>
+        <w:t>the three implementations are compared to their expected memory usage and to each other;</w:t>
       </w:r>
     </w:p>
     <w:p>
@@ -6817,21 +7222,19 @@
         <w:rPr>
           <w:rFonts w:eastAsiaTheme="minorEastAsia"/>
         </w:rPr>
-        <w:t xml:space="preserve">. The analysis shown here is with the peak memory. Each function is </w:t>
-      </w:r>
-      <w:proofErr w:type="gramStart"/>
-      <w:r>
-        <w:rPr>
-          <w:rFonts w:eastAsiaTheme="minorEastAsia"/>
-        </w:rPr>
-        <w:t>ran</w:t>
-      </w:r>
-      <w:proofErr w:type="gramEnd"/>
-      <w:r>
-        <w:rPr>
-          <w:rFonts w:eastAsiaTheme="minorEastAsia"/>
-        </w:rPr>
-        <w:t xml:space="preserve"> 5 times for </w:t>
+        <w:t>. The analysis shown here is with the peak memory. Each function is r</w:t>
+      </w:r>
+      <w:r>
+        <w:rPr>
+          <w:rFonts w:eastAsiaTheme="minorEastAsia"/>
+        </w:rPr>
+        <w:t>u</w:t>
+      </w:r>
+      <w:r>
+        <w:rPr>
+          <w:rFonts w:eastAsiaTheme="minorEastAsia"/>
+        </w:rPr>
+        <w:t xml:space="preserve">n 5 times for </w:t>
       </w:r>
       <m:oMath>
         <m:sSub>
@@ -6907,7 +7310,7 @@
                     <pic:cNvPicPr/>
                   </pic:nvPicPr>
                   <pic:blipFill>
-                    <a:blip r:embed="rId13"/>
+                    <a:blip r:embed="rId14"/>
                     <a:stretch>
                       <a:fillRect/>
                     </a:stretch>
@@ -6962,7 +7365,7 @@
         <w:rPr>
           <w:rFonts w:eastAsiaTheme="minorEastAsia"/>
         </w:rPr>
-        <w:t xml:space="preserve">We observe that all measured memory is more than the expected, but the ratio decreases as for the bigger inputs, hinting that the difference between the two is constant. In fact, we make the calculation to see that this memory difference is always 36.2MB. This is not surprising </w:t>
+        <w:t xml:space="preserve">We observe that all measured memory is more than the expected, but the ratio decreases for the bigger inputs, hinting that the difference between the two is constant. In fact, we make the calculation to see that this memory difference is always 36.2MB. This is not surprising </w:t>
       </w:r>
       <w:r>
         <w:rPr>
@@ -7040,7 +7443,7 @@
                     <pic:cNvPicPr/>
                   </pic:nvPicPr>
                   <pic:blipFill>
-                    <a:blip r:embed="rId14"/>
+                    <a:blip r:embed="rId15"/>
                     <a:stretch>
                       <a:fillRect/>
                     </a:stretch>
@@ -7074,7 +7477,21 @@
           <w:rFonts w:eastAsiaTheme="minorEastAsia"/>
           <w:color w:val="808080" w:themeColor="background1" w:themeShade="80"/>
         </w:rPr>
-        <w:t xml:space="preserve">Figure 4, Serial algorithms memory </w:t>
+        <w:t xml:space="preserve">Figure </w:t>
+      </w:r>
+      <w:r>
+        <w:rPr>
+          <w:rFonts w:eastAsiaTheme="minorEastAsia"/>
+          <w:color w:val="808080" w:themeColor="background1" w:themeShade="80"/>
+        </w:rPr>
+        <w:t>5</w:t>
+      </w:r>
+      <w:r>
+        <w:rPr>
+          <w:rFonts w:eastAsiaTheme="minorEastAsia"/>
+          <w:color w:val="808080" w:themeColor="background1" w:themeShade="80"/>
+        </w:rPr>
+        <w:t xml:space="preserve">, Serial algorithms memory </w:t>
       </w:r>
       <w:r>
         <w:rPr>
@@ -7109,7 +7526,19 @@
         <w:rPr>
           <w:rFonts w:eastAsiaTheme="minorEastAsia"/>
         </w:rPr>
-        <w:t>. The standard deviation is at most 0.38% (and 0.08% at average) from the mean values. This is much more accurate than the time measurements for which the same variance metric is up to 7.5%.</w:t>
+        <w:t xml:space="preserve">. The standard deviation is at most 0.38% (and 0.08% </w:t>
+      </w:r>
+      <w:r>
+        <w:rPr>
+          <w:rFonts w:eastAsiaTheme="minorEastAsia"/>
+        </w:rPr>
+        <w:t>on</w:t>
+      </w:r>
+      <w:r>
+        <w:rPr>
+          <w:rFonts w:eastAsiaTheme="minorEastAsia"/>
+        </w:rPr>
+        <w:t xml:space="preserve"> average) from the mean values. This is much more accurate than the time measurements for which the same variance metric is up to 7.5%.</w:t>
       </w:r>
       <w:r>
         <w:rPr>
@@ -7170,7 +7599,7 @@
             <wp:cNvGraphicFramePr/>
             <a:graphic xmlns:a="http://schemas.openxmlformats.org/drawingml/2006/main">
               <a:graphicData uri="http://schemas.openxmlformats.org/drawingml/2006/chart">
-                <c:chart xmlns:c="http://schemas.openxmlformats.org/drawingml/2006/chart" xmlns:r="http://schemas.openxmlformats.org/officeDocument/2006/relationships" r:id="rId15"/>
+                <c:chart xmlns:c="http://schemas.openxmlformats.org/drawingml/2006/chart" xmlns:r="http://schemas.openxmlformats.org/officeDocument/2006/relationships" r:id="rId16"/>
               </a:graphicData>
             </a:graphic>
           </wp:inline>
@@ -7196,7 +7625,7 @@
                     <pic:cNvPicPr/>
                   </pic:nvPicPr>
                   <pic:blipFill>
-                    <a:blip r:embed="rId16"/>
+                    <a:blip r:embed="rId17"/>
                     <a:stretch>
                       <a:fillRect/>
                     </a:stretch>
@@ -7234,7 +7663,7 @@
           <w:noProof/>
           <w:color w:val="808080" w:themeColor="background1" w:themeShade="80"/>
         </w:rPr>
-        <w:t xml:space="preserve">Figure 5, </w:t>
+        <w:t xml:space="preserve">Figure </w:t>
       </w:r>
       <w:r>
         <w:rPr>
@@ -7243,7 +7672,7 @@
           <w:noProof/>
           <w:color w:val="808080" w:themeColor="background1" w:themeShade="80"/>
         </w:rPr>
-        <w:t xml:space="preserve">Comparison of </w:t>
+        <w:t>6</w:t>
       </w:r>
       <w:r>
         <w:rPr>
@@ -7252,6 +7681,24 @@
           <w:noProof/>
           <w:color w:val="808080" w:themeColor="background1" w:themeShade="80"/>
         </w:rPr>
+        <w:t xml:space="preserve">, </w:t>
+      </w:r>
+      <w:r>
+        <w:rPr>
+          <w:i/>
+          <w:iCs/>
+          <w:noProof/>
+          <w:color w:val="808080" w:themeColor="background1" w:themeShade="80"/>
+        </w:rPr>
+        <w:t xml:space="preserve">Comparison of </w:t>
+      </w:r>
+      <w:r>
+        <w:rPr>
+          <w:i/>
+          <w:iCs/>
+          <w:noProof/>
+          <w:color w:val="808080" w:themeColor="background1" w:themeShade="80"/>
+        </w:rPr>
         <w:t>sieves with different data types</w:t>
       </w:r>
     </w:p>
@@ -7286,7 +7733,19 @@
         <w:rPr>
           <w:rFonts w:eastAsiaTheme="minorEastAsia"/>
         </w:rPr>
-        <w:t>There are several factors related to memory that effect the time</w:t>
+        <w:t xml:space="preserve">There are several factors related to memory that </w:t>
+      </w:r>
+      <w:r>
+        <w:rPr>
+          <w:rFonts w:eastAsiaTheme="minorEastAsia"/>
+        </w:rPr>
+        <w:t>a</w:t>
+      </w:r>
+      <w:r>
+        <w:rPr>
+          <w:rFonts w:eastAsiaTheme="minorEastAsia"/>
+        </w:rPr>
+        <w:t>ffect the time</w:t>
       </w:r>
       <w:r>
         <w:rPr>
@@ -7310,7 +7769,13 @@
         <w:rPr>
           <w:rFonts w:eastAsiaTheme="minorEastAsia"/>
         </w:rPr>
-        <w:t xml:space="preserve"> what part of the arrays fit into memory</w:t>
+        <w:t xml:space="preserve"> what part of the arrays fit into </w:t>
+      </w:r>
+      <w:r>
+        <w:rPr>
+          <w:rFonts w:eastAsiaTheme="minorEastAsia"/>
+        </w:rPr>
+        <w:t>cache</w:t>
       </w:r>
       <w:r>
         <w:rPr>
@@ -7357,7 +7822,13 @@
         <w:t xml:space="preserve"> in all cases </w:t>
       </w:r>
       <w:r>
-        <w:t>operate with frequent cache misses and sustained DRAM traffic.</w:t>
+        <w:t>the algorithm experiences</w:t>
+      </w:r>
+      <w:r>
+        <w:t xml:space="preserve"> </w:t>
+      </w:r>
+      <w:r>
+        <w:t>frequent cache misses and sustained DRAM traffic.</w:t>
       </w:r>
       <w:r>
         <w:rPr>
@@ -7661,47 +8132,20 @@
         <w:rPr>
           <w:rFonts w:eastAsiaTheme="minorEastAsia"/>
         </w:rPr>
-        <w:t>Here</w:t>
-      </w:r>
-      <w:r>
-        <w:rPr>
-          <w:rFonts w:eastAsiaTheme="minorEastAsia"/>
-        </w:rPr>
-        <w:t xml:space="preserve"> we take a look a 2 very easy to add to the algorithm techniques, that </w:t>
-      </w:r>
-      <w:r>
-        <w:rPr>
-          <w:rFonts w:eastAsiaTheme="minorEastAsia"/>
-        </w:rPr>
-        <w:t xml:space="preserve">both rely on </w:t>
+        <w:t>In this part</w:t>
+      </w:r>
+      <w:r>
+        <w:t xml:space="preserve"> we look at two techniques that are easy to add to the algorithm, both relying on NumPy data types, so their speedup will be judged against the plain </w:t>
       </w:r>
       <w:proofErr w:type="spellStart"/>
-      <w:r>
-        <w:rPr>
-          <w:rFonts w:eastAsiaTheme="minorEastAsia"/>
-        </w:rPr>
-        <w:t>numpy</w:t>
+      <w:proofErr w:type="gramStart"/>
+      <w:r>
+        <w:t>np.bool</w:t>
       </w:r>
       <w:proofErr w:type="spellEnd"/>
-      <w:r>
-        <w:rPr>
-          <w:rFonts w:eastAsiaTheme="minorEastAsia"/>
-        </w:rPr>
-        <w:t xml:space="preserve"> data types so the work, so </w:t>
-      </w:r>
-      <w:proofErr w:type="gramStart"/>
-      <w:r>
-        <w:rPr>
-          <w:rFonts w:eastAsiaTheme="minorEastAsia"/>
-        </w:rPr>
-        <w:t>there</w:t>
-      </w:r>
       <w:proofErr w:type="gramEnd"/>
       <w:r>
-        <w:rPr>
-          <w:rFonts w:eastAsiaTheme="minorEastAsia"/>
-        </w:rPr>
-        <w:t xml:space="preserve"> speedup will be judged against </w:t>
+        <w:t>_ baseline.</w:t>
       </w:r>
     </w:p>
     <w:p>
@@ -7727,7 +8171,27 @@
           <w:sz w:val="24"/>
           <w:szCs w:val="24"/>
         </w:rPr>
-        <w:t xml:space="preserve">Vectorization trough </w:t>
+        <w:t>Vectorization t</w:t>
+      </w:r>
+      <w:r>
+        <w:rPr>
+          <w:rFonts w:eastAsiaTheme="minorEastAsia"/>
+          <w:b/>
+          <w:bCs/>
+          <w:sz w:val="24"/>
+          <w:szCs w:val="24"/>
+        </w:rPr>
+        <w:t>h</w:t>
+      </w:r>
+      <w:r>
+        <w:rPr>
+          <w:rFonts w:eastAsiaTheme="minorEastAsia"/>
+          <w:b/>
+          <w:bCs/>
+          <w:sz w:val="24"/>
+          <w:szCs w:val="24"/>
+        </w:rPr>
+        <w:t xml:space="preserve">rough </w:t>
       </w:r>
       <w:proofErr w:type="spellStart"/>
       <w:r>
@@ -8968,7 +9432,7 @@
           </mc:Choice>
           <mc:Fallback>
             <w:pict>
-              <v:shapetype w14:anchorId="4E52739F" id="_x0000_t32" coordsize="21600,21600" o:spt="32" o:oned="t" path="m,l21600,21600e" filled="f">
+              <v:shapetype w14:anchorId="6BE81BF6" id="_x0000_t32" coordsize="21600,21600" o:spt="32" o:oned="t" path="m,l21600,21600e" filled="f">
                 <v:path arrowok="t" fillok="f" o:connecttype="none"/>
                 <o:lock v:ext="edit" shapetype="t"/>
               </v:shapetype>
@@ -9989,7 +10453,7 @@
                     <pic:cNvPicPr/>
                   </pic:nvPicPr>
                   <pic:blipFill>
-                    <a:blip r:embed="rId17"/>
+                    <a:blip r:embed="rId18"/>
                     <a:stretch>
                       <a:fillRect/>
                     </a:stretch>
@@ -10021,7 +10485,21 @@
           <w:rFonts w:eastAsiaTheme="minorEastAsia"/>
           <w:color w:val="808080" w:themeColor="background1" w:themeShade="80"/>
         </w:rPr>
-        <w:t>Figure 6, Comparison of execution times between</w:t>
+        <w:t xml:space="preserve">Figure </w:t>
+      </w:r>
+      <w:r>
+        <w:rPr>
+          <w:rFonts w:eastAsiaTheme="minorEastAsia"/>
+          <w:color w:val="808080" w:themeColor="background1" w:themeShade="80"/>
+        </w:rPr>
+        <w:t>7</w:t>
+      </w:r>
+      <w:r>
+        <w:rPr>
+          <w:rFonts w:eastAsiaTheme="minorEastAsia"/>
+          <w:color w:val="808080" w:themeColor="background1" w:themeShade="80"/>
+        </w:rPr>
+        <w:t>, Comparison of execution times between</w:t>
       </w:r>
       <w:r>
         <w:rPr>
@@ -10812,20 +11290,169 @@
         <w:rPr>
           <w:rFonts w:eastAsiaTheme="minorEastAsia"/>
         </w:rPr>
-        <w:t xml:space="preserve"> the overhead of the initialization of the vectorization is seen</w:t>
-      </w:r>
-      <w:r>
-        <w:rPr>
-          <w:rFonts w:eastAsiaTheme="minorEastAsia"/>
-        </w:rPr>
-        <w:t xml:space="preserve"> and a</w:t>
-      </w:r>
+        <w:t xml:space="preserve"> </w:t>
+      </w:r>
+      <w:r>
+        <w:rPr>
+          <w:rFonts w:eastAsiaTheme="minorEastAsia"/>
+        </w:rPr>
+        <w:t>an</w:t>
+      </w:r>
+      <w:r>
+        <w:rPr>
+          <w:rFonts w:eastAsiaTheme="minorEastAsia"/>
+        </w:rPr>
+        <w:t xml:space="preserve"> overhead of the initialization of the vectorization is seen</w:t>
+      </w:r>
+      <w:r>
+        <w:rPr>
+          <w:rFonts w:eastAsiaTheme="minorEastAsia"/>
+        </w:rPr>
+        <w:t xml:space="preserve">. When going from </w:t>
+      </w:r>
+      <m:oMath>
+        <m:r>
+          <w:rPr>
+            <w:rFonts w:ascii="Cambria Math" w:eastAsiaTheme="minorEastAsia" w:hAnsi="Cambria Math"/>
+          </w:rPr>
+          <m:t>N=</m:t>
+        </m:r>
+        <m:sSup>
+          <m:sSupPr>
+            <m:ctrlPr>
+              <w:rPr>
+                <w:rFonts w:ascii="Cambria Math" w:eastAsiaTheme="minorEastAsia" w:hAnsi="Cambria Math"/>
+                <w:i/>
+              </w:rPr>
+            </m:ctrlPr>
+          </m:sSupPr>
+          <m:e>
+            <m:r>
+              <w:rPr>
+                <w:rFonts w:ascii="Cambria Math" w:eastAsiaTheme="minorEastAsia" w:hAnsi="Cambria Math"/>
+              </w:rPr>
+              <m:t>10</m:t>
+            </m:r>
+          </m:e>
+          <m:sup>
+            <m:r>
+              <w:rPr>
+                <w:rFonts w:ascii="Cambria Math" w:eastAsiaTheme="minorEastAsia" w:hAnsi="Cambria Math"/>
+              </w:rPr>
+              <m:t>7</m:t>
+            </m:r>
+          </m:sup>
+        </m:sSup>
+        <m:d>
+          <m:dPr>
+            <m:ctrlPr>
+              <w:rPr>
+                <w:rFonts w:ascii="Cambria Math" w:eastAsiaTheme="minorEastAsia" w:hAnsi="Cambria Math"/>
+                <w:i/>
+              </w:rPr>
+            </m:ctrlPr>
+          </m:dPr>
+          <m:e>
+            <m:r>
+              <w:rPr>
+                <w:rFonts w:ascii="Cambria Math" w:eastAsiaTheme="minorEastAsia" w:hAnsi="Cambria Math"/>
+              </w:rPr>
+              <m:t>10MB</m:t>
+            </m:r>
+          </m:e>
+        </m:d>
+      </m:oMath>
       <w:r>
         <w:rPr>
           <w:rFonts w:eastAsiaTheme="minorEastAsia"/>
           <w:color w:val="000000" w:themeColor="text1"/>
         </w:rPr>
-        <w:t xml:space="preserve">fter 10MB there is </w:t>
+        <w:t xml:space="preserve"> </w:t>
+      </w:r>
+      <w:r>
+        <w:rPr>
+          <w:rFonts w:eastAsiaTheme="minorEastAsia"/>
+          <w:color w:val="000000" w:themeColor="text1"/>
+        </w:rPr>
+        <w:t xml:space="preserve">to </w:t>
+      </w:r>
+      <m:oMath>
+        <m:r>
+          <w:rPr>
+            <w:rFonts w:ascii="Cambria Math" w:eastAsiaTheme="minorEastAsia" w:hAnsi="Cambria Math"/>
+          </w:rPr>
+          <m:t>N=</m:t>
+        </m:r>
+        <m:sSup>
+          <m:sSupPr>
+            <m:ctrlPr>
+              <w:rPr>
+                <w:rFonts w:ascii="Cambria Math" w:eastAsiaTheme="minorEastAsia" w:hAnsi="Cambria Math"/>
+                <w:i/>
+              </w:rPr>
+            </m:ctrlPr>
+          </m:sSupPr>
+          <m:e>
+            <m:r>
+              <w:rPr>
+                <w:rFonts w:ascii="Cambria Math" w:eastAsiaTheme="minorEastAsia" w:hAnsi="Cambria Math"/>
+              </w:rPr>
+              <m:t>5*</m:t>
+            </m:r>
+            <m:r>
+              <w:rPr>
+                <w:rFonts w:ascii="Cambria Math" w:eastAsiaTheme="minorEastAsia" w:hAnsi="Cambria Math"/>
+              </w:rPr>
+              <m:t>10</m:t>
+            </m:r>
+          </m:e>
+          <m:sup>
+            <m:r>
+              <w:rPr>
+                <w:rFonts w:ascii="Cambria Math" w:eastAsiaTheme="minorEastAsia" w:hAnsi="Cambria Math"/>
+              </w:rPr>
+              <m:t>7</m:t>
+            </m:r>
+          </m:sup>
+        </m:sSup>
+        <m:d>
+          <m:dPr>
+            <m:ctrlPr>
+              <w:rPr>
+                <w:rFonts w:ascii="Cambria Math" w:eastAsiaTheme="minorEastAsia" w:hAnsi="Cambria Math"/>
+                <w:i/>
+              </w:rPr>
+            </m:ctrlPr>
+          </m:dPr>
+          <m:e>
+            <m:r>
+              <w:rPr>
+                <w:rFonts w:ascii="Cambria Math" w:eastAsiaTheme="minorEastAsia" w:hAnsi="Cambria Math"/>
+              </w:rPr>
+              <m:t>5</m:t>
+            </m:r>
+            <m:r>
+              <w:rPr>
+                <w:rFonts w:ascii="Cambria Math" w:eastAsiaTheme="minorEastAsia" w:hAnsi="Cambria Math"/>
+              </w:rPr>
+              <m:t>0MB</m:t>
+            </m:r>
+          </m:e>
+        </m:d>
+      </m:oMath>
+      <w:r>
+        <w:rPr>
+          <w:rFonts w:eastAsiaTheme="minorEastAsia"/>
+          <w:color w:val="000000" w:themeColor="text1"/>
+        </w:rPr>
+        <w:t xml:space="preserve"> </w:t>
+      </w:r>
+      <w:r>
+        <w:rPr>
+          <w:rFonts w:eastAsiaTheme="minorEastAsia"/>
+          <w:color w:val="000000" w:themeColor="text1"/>
+        </w:rPr>
+        <w:t xml:space="preserve">there is </w:t>
       </w:r>
       <w:r>
         <w:rPr>
@@ -10905,7 +11532,7 @@
             <wp:cNvGraphicFramePr/>
             <a:graphic xmlns:a="http://schemas.openxmlformats.org/drawingml/2006/main">
               <a:graphicData uri="http://schemas.openxmlformats.org/drawingml/2006/chart">
-                <c:chart xmlns:c="http://schemas.openxmlformats.org/drawingml/2006/chart" xmlns:r="http://schemas.openxmlformats.org/officeDocument/2006/relationships" r:id="rId18"/>
+                <c:chart xmlns:c="http://schemas.openxmlformats.org/drawingml/2006/chart" xmlns:r="http://schemas.openxmlformats.org/officeDocument/2006/relationships" r:id="rId19"/>
               </a:graphicData>
             </a:graphic>
           </wp:inline>
@@ -10926,7 +11553,21 @@
           <w:rFonts w:eastAsiaTheme="minorEastAsia"/>
           <w:color w:val="808080" w:themeColor="background1" w:themeShade="80"/>
         </w:rPr>
-        <w:t>Figure 7,</w:t>
+        <w:t xml:space="preserve">Figure </w:t>
+      </w:r>
+      <w:r>
+        <w:rPr>
+          <w:rFonts w:eastAsiaTheme="minorEastAsia"/>
+          <w:color w:val="808080" w:themeColor="background1" w:themeShade="80"/>
+        </w:rPr>
+        <w:t>8</w:t>
+      </w:r>
+      <w:r>
+        <w:rPr>
+          <w:rFonts w:eastAsiaTheme="minorEastAsia"/>
+          <w:color w:val="808080" w:themeColor="background1" w:themeShade="80"/>
+        </w:rPr>
+        <w:t>,</w:t>
       </w:r>
       <w:r>
         <w:rPr>
@@ -11886,7 +12527,7 @@
           </mc:Choice>
           <mc:Fallback>
             <w:pict>
-              <v:shape w14:anchorId="61DF66AA" id="Straight Arrow Connector 16" o:spid="_x0000_s1026" type="#_x0000_t32" style="position:absolute;margin-left:210.65pt;margin-top:64.65pt;width:18pt;height:0;z-index:251666432;visibility:visible;mso-wrap-style:square;mso-width-percent:0;mso-height-percent:0;mso-wrap-distance-left:9pt;mso-wrap-distance-top:0;mso-wrap-distance-right:9pt;mso-wrap-distance-bottom:0;mso-position-horizontal:absolute;mso-position-horizontal-relative:margin;mso-position-vertical:absolute;mso-position-vertical-relative:text;mso-width-percent:0;mso-height-percent:0;mso-width-relative:margin;mso-height-relative:margin" o:gfxdata="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" strokecolor="#4472c4 [3204]" strokeweight=".5pt">
+              <v:shape w14:anchorId="7359B61B" id="Straight Arrow Connector 16" o:spid="_x0000_s1026" type="#_x0000_t32" style="position:absolute;margin-left:210.65pt;margin-top:64.65pt;width:18pt;height:0;z-index:251666432;visibility:visible;mso-wrap-style:square;mso-width-percent:0;mso-height-percent:0;mso-wrap-distance-left:9pt;mso-wrap-distance-top:0;mso-wrap-distance-right:9pt;mso-wrap-distance-bottom:0;mso-position-horizontal:absolute;mso-position-horizontal-relative:margin;mso-position-vertical:absolute;mso-position-vertical-relative:text;mso-width-percent:0;mso-height-percent:0;mso-width-relative:margin;mso-height-relative:margin" o:gfxdata="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" strokecolor="#4472c4 [3204]" strokeweight=".5pt">
                 <v:stroke endarrow="block" joinstyle="miter"/>
                 <w10:wrap anchorx="margin"/>
               </v:shape>
@@ -14196,7 +14837,7 @@
                     <pic:cNvPicPr/>
                   </pic:nvPicPr>
                   <pic:blipFill>
-                    <a:blip r:embed="rId19">
+                    <a:blip r:embed="rId20">
                       <a:extLst>
                         <a:ext uri="{28A0092B-C50C-407E-A947-70E740481C1C}">
                           <a14:useLocalDpi xmlns:a14="http://schemas.microsoft.com/office/drawing/2010/main" val="0"/>
@@ -14242,7 +14883,21 @@
           <w:sz w:val="24"/>
           <w:szCs w:val="24"/>
         </w:rPr>
-        <w:t>Running the vectorized and the parallelized versions side by side we see just that – depending on the number of cores the run times of the two could eighter be similar or the parallel version has a varying speedup between 1.2 and 2.</w:t>
+        <w:t xml:space="preserve">Running the vectorized and the parallelized versions side by side we see just that – depending on the number of cores the run times of the two could </w:t>
+      </w:r>
+      <w:r>
+        <w:t>either</w:t>
+      </w:r>
+      <w:r>
+        <w:t xml:space="preserve"> </w:t>
+      </w:r>
+      <w:r>
+        <w:rPr>
+          <w:rFonts w:eastAsiaTheme="minorEastAsia"/>
+          <w:sz w:val="24"/>
+          <w:szCs w:val="24"/>
+        </w:rPr>
+        <w:t>be similar or the parallel version has a varying speedup between 1.2 and 2.</w:t>
       </w:r>
     </w:p>
     <w:p>
@@ -14390,7 +15045,7 @@
             <wp:cNvGraphicFramePr/>
             <a:graphic xmlns:a="http://schemas.openxmlformats.org/drawingml/2006/main">
               <a:graphicData uri="http://schemas.openxmlformats.org/drawingml/2006/chart">
-                <c:chart xmlns:c="http://schemas.openxmlformats.org/drawingml/2006/chart" xmlns:r="http://schemas.openxmlformats.org/officeDocument/2006/relationships" r:id="rId20"/>
+                <c:chart xmlns:c="http://schemas.openxmlformats.org/drawingml/2006/chart" xmlns:r="http://schemas.openxmlformats.org/officeDocument/2006/relationships" r:id="rId21"/>
               </a:graphicData>
             </a:graphic>
           </wp:inline>
@@ -14410,7 +15065,21 @@
           <w:rFonts w:eastAsiaTheme="minorEastAsia"/>
           <w:color w:val="808080" w:themeColor="background1" w:themeShade="80"/>
         </w:rPr>
-        <w:t>Figure 8, Speedup as a function of cores used in the parallelization of the inner loop</w:t>
+        <w:t xml:space="preserve">Figure </w:t>
+      </w:r>
+      <w:r>
+        <w:rPr>
+          <w:rFonts w:eastAsiaTheme="minorEastAsia"/>
+          <w:color w:val="808080" w:themeColor="background1" w:themeShade="80"/>
+        </w:rPr>
+        <w:t>9</w:t>
+      </w:r>
+      <w:r>
+        <w:rPr>
+          <w:rFonts w:eastAsiaTheme="minorEastAsia"/>
+          <w:color w:val="808080" w:themeColor="background1" w:themeShade="80"/>
+        </w:rPr>
+        <w:t>, Speedup as a function of cores used in the parallelization of the inner loop</w:t>
       </w:r>
     </w:p>
     <w:p>
@@ -14447,7 +15116,19 @@
         <w:rPr>
           <w:rFonts w:eastAsiaTheme="minorEastAsia"/>
         </w:rPr>
-        <w:t>up is achieved when adding a second thread, while more could lead to lost of speedup as the memory throughput is already saturated and is limiting the execution speed.</w:t>
+        <w:t>up is achieved when adding a second thread, while more could lead to los</w:t>
+      </w:r>
+      <w:r>
+        <w:rPr>
+          <w:rFonts w:eastAsiaTheme="minorEastAsia"/>
+        </w:rPr>
+        <w:t>s</w:t>
+      </w:r>
+      <w:r>
+        <w:rPr>
+          <w:rFonts w:eastAsiaTheme="minorEastAsia"/>
+        </w:rPr>
+        <w:t xml:space="preserve"> of speedup as the memory throughput is already saturated and is limiting the execution speed.</w:t>
       </w:r>
     </w:p>
     <w:p>
@@ -14515,9 +15196,51 @@
         <w:rPr>
           <w:rFonts w:eastAsiaTheme="minorEastAsia"/>
         </w:rPr>
-        <w:t xml:space="preserve">the implementation easier, an approach of recalculating the first  </w:t>
+        <w:t xml:space="preserve">the implementation easier, an approach of </w:t>
+      </w:r>
+      <w:r>
+        <w:rPr>
+          <w:rFonts w:eastAsiaTheme="minorEastAsia"/>
+        </w:rPr>
+        <w:t>p</w:t>
+      </w:r>
+      <w:r>
+        <w:rPr>
+          <w:rFonts w:eastAsiaTheme="minorEastAsia"/>
+        </w:rPr>
+        <w:t>re</w:t>
+      </w:r>
+      <w:r>
+        <w:rPr>
+          <w:rFonts w:eastAsiaTheme="minorEastAsia"/>
+        </w:rPr>
+        <w:t>-</w:t>
+      </w:r>
+      <w:r>
+        <w:rPr>
+          <w:rFonts w:eastAsiaTheme="minorEastAsia"/>
+        </w:rPr>
+        <w:t xml:space="preserve">calculating the </w:t>
+      </w:r>
+      <w:r>
+        <w:rPr>
+          <w:rFonts w:eastAsiaTheme="minorEastAsia"/>
+        </w:rPr>
+        <w:t xml:space="preserve">primes </w:t>
+      </w:r>
+      <w:r>
+        <w:rPr>
+          <w:rFonts w:eastAsiaTheme="minorEastAsia"/>
+        </w:rPr>
+        <w:t xml:space="preserve">  </w:t>
       </w:r>
       <m:oMath>
+        <m:r>
+          <w:rPr>
+            <w:rFonts w:ascii="Cambria Math" w:eastAsiaTheme="minorEastAsia" w:hAnsi="Cambria Math"/>
+          </w:rPr>
+          <m:t>&lt;</m:t>
+        </m:r>
         <m:rad>
           <m:radPr>
             <m:degHide m:val="1"/>
@@ -14563,13 +15286,37 @@
         <w:rPr>
           <w:rFonts w:eastAsiaTheme="minorEastAsia"/>
         </w:rPr>
-        <w:t xml:space="preserve"> . This becomes an inherit serial part, but </w:t>
-      </w:r>
-      <w:r>
-        <w:rPr>
-          <w:rFonts w:eastAsiaTheme="minorEastAsia"/>
-        </w:rPr>
-        <w:t xml:space="preserve">as ratio of the total work in decreases with </w:t>
+        <w:t xml:space="preserve"> . </w:t>
+      </w:r>
+      <w:r>
+        <w:rPr>
+          <w:rFonts w:eastAsiaTheme="minorEastAsia"/>
+        </w:rPr>
+        <w:t xml:space="preserve">is used. </w:t>
+      </w:r>
+      <w:r>
+        <w:rPr>
+          <w:rFonts w:eastAsiaTheme="minorEastAsia"/>
+        </w:rPr>
+        <w:t>This becomes an inher</w:t>
+      </w:r>
+      <w:r>
+        <w:rPr>
+          <w:rFonts w:eastAsiaTheme="minorEastAsia"/>
+        </w:rPr>
+        <w:t>ent</w:t>
+      </w:r>
+      <w:r>
+        <w:rPr>
+          <w:rFonts w:eastAsiaTheme="minorEastAsia"/>
+        </w:rPr>
+        <w:t xml:space="preserve"> serial part, </w:t>
+      </w:r>
+      <w:r>
+        <w:t>but its share of the total work decreases with</w:t>
+      </w:r>
+      <w:r>
+        <w:t xml:space="preserve"> </w:t>
       </w:r>
       <m:oMath>
         <m:sSub>
@@ -14769,7 +15516,19 @@
         <w:rPr>
           <w:rFonts w:eastAsiaTheme="minorEastAsia"/>
         </w:rPr>
-        <w:t>or all subsequent version a vectorization of the inner loop will be used as it has no downsides and practically no added complexity.</w:t>
+        <w:t>or all subsequent version</w:t>
+      </w:r>
+      <w:r>
+        <w:rPr>
+          <w:rFonts w:eastAsiaTheme="minorEastAsia"/>
+        </w:rPr>
+        <w:t>s</w:t>
+      </w:r>
+      <w:r>
+        <w:rPr>
+          <w:rFonts w:eastAsiaTheme="minorEastAsia"/>
+        </w:rPr>
+        <w:t xml:space="preserve"> a vectorization of the inner loop will be used as it has no downsides and practically no added complexity.</w:t>
       </w:r>
     </w:p>
     <w:p>
@@ -17954,8 +18713,26 @@
         <w:ind w:firstLine="720"/>
         <w:rPr>
           <w:rFonts w:eastAsiaTheme="minorEastAsia"/>
-        </w:rPr>
-      </w:pPr>
+          <w:b/>
+          <w:bCs/>
+        </w:rPr>
+      </w:pPr>
+      <w:r>
+        <w:rPr>
+          <w:rFonts w:eastAsiaTheme="minorEastAsia"/>
+          <w:b/>
+          <w:bCs/>
+        </w:rPr>
+        <w:t>Correctness</w:t>
+      </w:r>
+      <w:r>
+        <w:rPr>
+          <w:rFonts w:eastAsiaTheme="minorEastAsia"/>
+          <w:b/>
+          <w:bCs/>
+        </w:rPr>
+        <w:t xml:space="preserve">: </w:t>
+      </w:r>
     </w:p>
     <w:p>
       <w:pPr>
@@ -17964,14 +18741,2580 @@
           <w:rFonts w:eastAsiaTheme="minorEastAsia"/>
         </w:rPr>
       </w:pPr>
+      <w:r>
+        <w:rPr>
+          <w:rFonts w:eastAsiaTheme="minorEastAsia"/>
+        </w:rPr>
+        <w:t xml:space="preserve">To </w:t>
+      </w:r>
+      <w:r>
+        <w:rPr>
+          <w:rFonts w:eastAsiaTheme="minorEastAsia"/>
+        </w:rPr>
+        <w:t xml:space="preserve">confirm </w:t>
+      </w:r>
+      <w:r>
+        <w:rPr>
+          <w:rFonts w:eastAsiaTheme="minorEastAsia"/>
+        </w:rPr>
+        <w:t xml:space="preserve">this algorithm is correct it is compared to the </w:t>
+      </w:r>
     </w:p>
     <w:p>
       <w:pPr>
+        <w:shd w:val="clear" w:color="auto" w:fill="FDF6E3"/>
+        <w:spacing w:after="0" w:line="285" w:lineRule="atLeast"/>
+        <w:rPr>
+          <w:rFonts w:ascii="Consolas" w:eastAsia="Times New Roman" w:hAnsi="Consolas" w:cs="Times New Roman"/>
+          <w:color w:val="657B83"/>
+          <w:sz w:val="21"/>
+          <w:szCs w:val="21"/>
+        </w:rPr>
+      </w:pPr>
+      <w:r>
+        <w:rPr>
+          <w:rFonts w:ascii="Consolas" w:eastAsia="Times New Roman" w:hAnsi="Consolas" w:cs="Times New Roman"/>
+          <w:color w:val="657B83"/>
+          <w:sz w:val="21"/>
+          <w:szCs w:val="21"/>
+        </w:rPr>
+        <w:t xml:space="preserve">    </w:t>
+      </w:r>
+      <w:proofErr w:type="spellStart"/>
+      <w:r>
+        <w:rPr>
+          <w:rFonts w:ascii="Consolas" w:eastAsia="Times New Roman" w:hAnsi="Consolas" w:cs="Times New Roman"/>
+          <w:color w:val="268BD2"/>
+          <w:sz w:val="21"/>
+          <w:szCs w:val="21"/>
+        </w:rPr>
+        <w:t>test_cases</w:t>
+      </w:r>
+      <w:proofErr w:type="spellEnd"/>
+      <w:r>
+        <w:rPr>
+          <w:rFonts w:ascii="Consolas" w:eastAsia="Times New Roman" w:hAnsi="Consolas" w:cs="Times New Roman"/>
+          <w:color w:val="657B83"/>
+          <w:sz w:val="21"/>
+          <w:szCs w:val="21"/>
+        </w:rPr>
+        <w:t xml:space="preserve"> </w:t>
+      </w:r>
+      <w:r>
+        <w:rPr>
+          <w:rFonts w:ascii="Consolas" w:eastAsia="Times New Roman" w:hAnsi="Consolas" w:cs="Times New Roman"/>
+          <w:color w:val="859900"/>
+          <w:sz w:val="21"/>
+          <w:szCs w:val="21"/>
+        </w:rPr>
+        <w:t>=</w:t>
+      </w:r>
+      <w:r>
+        <w:rPr>
+          <w:rFonts w:ascii="Consolas" w:eastAsia="Times New Roman" w:hAnsi="Consolas" w:cs="Times New Roman"/>
+          <w:color w:val="657B83"/>
+          <w:sz w:val="21"/>
+          <w:szCs w:val="21"/>
+        </w:rPr>
+        <w:t xml:space="preserve"> [</w:t>
+      </w:r>
+    </w:p>
+    <w:p>
+      <w:pPr>
+        <w:shd w:val="clear" w:color="auto" w:fill="FDF6E3"/>
+        <w:spacing w:after="0" w:line="285" w:lineRule="atLeast"/>
+        <w:rPr>
+          <w:rFonts w:ascii="Consolas" w:eastAsia="Times New Roman" w:hAnsi="Consolas" w:cs="Times New Roman"/>
+          <w:color w:val="657B83"/>
+          <w:sz w:val="21"/>
+          <w:szCs w:val="21"/>
+        </w:rPr>
+      </w:pPr>
+      <w:r>
+        <w:rPr>
+          <w:rFonts w:ascii="Consolas" w:eastAsia="Times New Roman" w:hAnsi="Consolas" w:cs="Times New Roman"/>
+          <w:color w:val="657B83"/>
+          <w:sz w:val="21"/>
+          <w:szCs w:val="21"/>
+        </w:rPr>
+        <w:t>        (</w:t>
+      </w:r>
+      <w:r>
+        <w:rPr>
+          <w:rFonts w:ascii="Consolas" w:eastAsia="Times New Roman" w:hAnsi="Consolas" w:cs="Times New Roman"/>
+          <w:color w:val="D33682"/>
+          <w:sz w:val="21"/>
+          <w:szCs w:val="21"/>
+        </w:rPr>
+        <w:t>1000</w:t>
+      </w:r>
+      <w:r>
+        <w:rPr>
+          <w:rFonts w:ascii="Consolas" w:eastAsia="Times New Roman" w:hAnsi="Consolas" w:cs="Times New Roman"/>
+          <w:color w:val="657B83"/>
+          <w:sz w:val="21"/>
+          <w:szCs w:val="21"/>
+        </w:rPr>
+        <w:t xml:space="preserve">, </w:t>
+      </w:r>
+      <w:r>
+        <w:rPr>
+          <w:rFonts w:ascii="Consolas" w:eastAsia="Times New Roman" w:hAnsi="Consolas" w:cs="Times New Roman"/>
+          <w:color w:val="D33682"/>
+          <w:sz w:val="21"/>
+          <w:szCs w:val="21"/>
+        </w:rPr>
+        <w:t>100</w:t>
+      </w:r>
+      <w:r>
+        <w:rPr>
+          <w:rFonts w:ascii="Consolas" w:eastAsia="Times New Roman" w:hAnsi="Consolas" w:cs="Times New Roman"/>
+          <w:color w:val="657B83"/>
+          <w:sz w:val="21"/>
+          <w:szCs w:val="21"/>
+        </w:rPr>
+        <w:t>),</w:t>
+      </w:r>
+    </w:p>
+    <w:p>
+      <w:pPr>
+        <w:shd w:val="clear" w:color="auto" w:fill="FDF6E3"/>
+        <w:spacing w:after="0" w:line="285" w:lineRule="atLeast"/>
+        <w:rPr>
+          <w:rFonts w:ascii="Consolas" w:eastAsia="Times New Roman" w:hAnsi="Consolas" w:cs="Times New Roman"/>
+          <w:color w:val="657B83"/>
+          <w:sz w:val="21"/>
+          <w:szCs w:val="21"/>
+        </w:rPr>
+      </w:pPr>
+      <w:r>
+        <w:rPr>
+          <w:rFonts w:ascii="Consolas" w:eastAsia="Times New Roman" w:hAnsi="Consolas" w:cs="Times New Roman"/>
+          <w:color w:val="657B83"/>
+          <w:sz w:val="21"/>
+          <w:szCs w:val="21"/>
+        </w:rPr>
+        <w:t>        (</w:t>
+      </w:r>
+      <w:r>
+        <w:rPr>
+          <w:rFonts w:ascii="Consolas" w:eastAsia="Times New Roman" w:hAnsi="Consolas" w:cs="Times New Roman"/>
+          <w:color w:val="D33682"/>
+          <w:sz w:val="21"/>
+          <w:szCs w:val="21"/>
+        </w:rPr>
+        <w:t>1000</w:t>
+      </w:r>
+      <w:r>
+        <w:rPr>
+          <w:rFonts w:ascii="Consolas" w:eastAsia="Times New Roman" w:hAnsi="Consolas" w:cs="Times New Roman"/>
+          <w:color w:val="657B83"/>
+          <w:sz w:val="21"/>
+          <w:szCs w:val="21"/>
+        </w:rPr>
+        <w:t xml:space="preserve">, </w:t>
+      </w:r>
+      <w:r>
+        <w:rPr>
+          <w:rFonts w:ascii="Consolas" w:eastAsia="Times New Roman" w:hAnsi="Consolas" w:cs="Times New Roman"/>
+          <w:color w:val="D33682"/>
+          <w:sz w:val="21"/>
+          <w:szCs w:val="21"/>
+        </w:rPr>
+        <w:t>137</w:t>
+      </w:r>
+      <w:proofErr w:type="gramStart"/>
+      <w:r>
+        <w:rPr>
+          <w:rFonts w:ascii="Consolas" w:eastAsia="Times New Roman" w:hAnsi="Consolas" w:cs="Times New Roman"/>
+          <w:color w:val="657B83"/>
+          <w:sz w:val="21"/>
+          <w:szCs w:val="21"/>
+        </w:rPr>
+        <w:t xml:space="preserve">),   </w:t>
+      </w:r>
+      <w:proofErr w:type="gramEnd"/>
+      <w:r>
+        <w:rPr>
+          <w:rFonts w:ascii="Consolas" w:eastAsia="Times New Roman" w:hAnsi="Consolas" w:cs="Times New Roman"/>
+          <w:i/>
+          <w:iCs/>
+          <w:color w:val="93A1A1"/>
+          <w:sz w:val="21"/>
+          <w:szCs w:val="21"/>
+        </w:rPr>
+        <w:t xml:space="preserve"># d does not evenly divide </w:t>
+      </w:r>
+      <w:proofErr w:type="spellStart"/>
+      <w:r>
+        <w:rPr>
+          <w:rFonts w:ascii="Consolas" w:eastAsia="Times New Roman" w:hAnsi="Consolas" w:cs="Times New Roman"/>
+          <w:i/>
+          <w:iCs/>
+          <w:color w:val="93A1A1"/>
+          <w:sz w:val="21"/>
+          <w:szCs w:val="21"/>
+        </w:rPr>
+        <w:t>N_max</w:t>
+      </w:r>
+      <w:proofErr w:type="spellEnd"/>
+    </w:p>
+    <w:p>
+      <w:pPr>
+        <w:shd w:val="clear" w:color="auto" w:fill="FDF6E3"/>
+        <w:spacing w:after="0" w:line="285" w:lineRule="atLeast"/>
+        <w:rPr>
+          <w:rFonts w:ascii="Consolas" w:eastAsia="Times New Roman" w:hAnsi="Consolas" w:cs="Times New Roman"/>
+          <w:color w:val="657B83"/>
+          <w:sz w:val="21"/>
+          <w:szCs w:val="21"/>
+        </w:rPr>
+      </w:pPr>
+      <w:r>
+        <w:rPr>
+          <w:rFonts w:ascii="Consolas" w:eastAsia="Times New Roman" w:hAnsi="Consolas" w:cs="Times New Roman"/>
+          <w:color w:val="657B83"/>
+          <w:sz w:val="21"/>
+          <w:szCs w:val="21"/>
+        </w:rPr>
+        <w:t>        (</w:t>
+      </w:r>
+      <w:r>
+        <w:rPr>
+          <w:rFonts w:ascii="Consolas" w:eastAsia="Times New Roman" w:hAnsi="Consolas" w:cs="Times New Roman"/>
+          <w:color w:val="D33682"/>
+          <w:sz w:val="21"/>
+          <w:szCs w:val="21"/>
+        </w:rPr>
+        <w:t>26</w:t>
+      </w:r>
+      <w:r>
+        <w:rPr>
+          <w:rFonts w:ascii="Consolas" w:eastAsia="Times New Roman" w:hAnsi="Consolas" w:cs="Times New Roman"/>
+          <w:color w:val="657B83"/>
+          <w:sz w:val="21"/>
+          <w:szCs w:val="21"/>
+        </w:rPr>
+        <w:t xml:space="preserve">, </w:t>
+      </w:r>
+      <w:r>
+        <w:rPr>
+          <w:rFonts w:ascii="Consolas" w:eastAsia="Times New Roman" w:hAnsi="Consolas" w:cs="Times New Roman"/>
+          <w:color w:val="D33682"/>
+          <w:sz w:val="21"/>
+          <w:szCs w:val="21"/>
+        </w:rPr>
+        <w:t>5</w:t>
+      </w:r>
+      <w:proofErr w:type="gramStart"/>
+      <w:r>
+        <w:rPr>
+          <w:rFonts w:ascii="Consolas" w:eastAsia="Times New Roman" w:hAnsi="Consolas" w:cs="Times New Roman"/>
+          <w:color w:val="657B83"/>
+          <w:sz w:val="21"/>
+          <w:szCs w:val="21"/>
+        </w:rPr>
+        <w:t xml:space="preserve">),   </w:t>
+      </w:r>
+      <w:proofErr w:type="gramEnd"/>
+      <w:r>
+        <w:rPr>
+          <w:rFonts w:ascii="Consolas" w:eastAsia="Times New Roman" w:hAnsi="Consolas" w:cs="Times New Roman"/>
+          <w:color w:val="657B83"/>
+          <w:sz w:val="21"/>
+          <w:szCs w:val="21"/>
+        </w:rPr>
+        <w:t xml:space="preserve">    </w:t>
+      </w:r>
+      <w:r>
+        <w:rPr>
+          <w:rFonts w:ascii="Consolas" w:eastAsia="Times New Roman" w:hAnsi="Consolas" w:cs="Times New Roman"/>
+          <w:i/>
+          <w:iCs/>
+          <w:color w:val="93A1A1"/>
+          <w:sz w:val="21"/>
+          <w:szCs w:val="21"/>
+        </w:rPr>
+        <w:t xml:space="preserve"># </w:t>
+      </w:r>
+      <w:proofErr w:type="spellStart"/>
+      <w:r>
+        <w:rPr>
+          <w:rFonts w:ascii="Consolas" w:eastAsia="Times New Roman" w:hAnsi="Consolas" w:cs="Times New Roman"/>
+          <w:i/>
+          <w:iCs/>
+          <w:color w:val="93A1A1"/>
+          <w:sz w:val="21"/>
+          <w:szCs w:val="21"/>
+        </w:rPr>
+        <w:t>N_max</w:t>
+      </w:r>
+      <w:proofErr w:type="spellEnd"/>
+      <w:r>
+        <w:rPr>
+          <w:rFonts w:ascii="Consolas" w:eastAsia="Times New Roman" w:hAnsi="Consolas" w:cs="Times New Roman"/>
+          <w:i/>
+          <w:iCs/>
+          <w:color w:val="93A1A1"/>
+          <w:sz w:val="21"/>
+          <w:szCs w:val="21"/>
+        </w:rPr>
+        <w:t xml:space="preserve"> = 5^2 + 1, the perfect-square edge case</w:t>
+      </w:r>
+    </w:p>
+    <w:p>
+      <w:pPr>
+        <w:shd w:val="clear" w:color="auto" w:fill="FDF6E3"/>
+        <w:spacing w:after="0" w:line="285" w:lineRule="atLeast"/>
+        <w:rPr>
+          <w:rFonts w:ascii="Consolas" w:eastAsia="Times New Roman" w:hAnsi="Consolas" w:cs="Times New Roman"/>
+          <w:color w:val="657B83"/>
+          <w:sz w:val="21"/>
+          <w:szCs w:val="21"/>
+        </w:rPr>
+      </w:pPr>
+      <w:r>
+        <w:rPr>
+          <w:rFonts w:ascii="Consolas" w:eastAsia="Times New Roman" w:hAnsi="Consolas" w:cs="Times New Roman"/>
+          <w:color w:val="657B83"/>
+          <w:sz w:val="21"/>
+          <w:szCs w:val="21"/>
+        </w:rPr>
+        <w:t>        (</w:t>
+      </w:r>
+      <w:r>
+        <w:rPr>
+          <w:rFonts w:ascii="Consolas" w:eastAsia="Times New Roman" w:hAnsi="Consolas" w:cs="Times New Roman"/>
+          <w:color w:val="D33682"/>
+          <w:sz w:val="21"/>
+          <w:szCs w:val="21"/>
+        </w:rPr>
+        <w:t>10000</w:t>
+      </w:r>
+      <w:r>
+        <w:rPr>
+          <w:rFonts w:ascii="Consolas" w:eastAsia="Times New Roman" w:hAnsi="Consolas" w:cs="Times New Roman"/>
+          <w:color w:val="657B83"/>
+          <w:sz w:val="21"/>
+          <w:szCs w:val="21"/>
+        </w:rPr>
+        <w:t xml:space="preserve">, </w:t>
+      </w:r>
+      <w:r>
+        <w:rPr>
+          <w:rFonts w:ascii="Consolas" w:eastAsia="Times New Roman" w:hAnsi="Consolas" w:cs="Times New Roman"/>
+          <w:color w:val="D33682"/>
+          <w:sz w:val="21"/>
+          <w:szCs w:val="21"/>
+        </w:rPr>
+        <w:t>7</w:t>
+      </w:r>
+      <w:proofErr w:type="gramStart"/>
+      <w:r>
+        <w:rPr>
+          <w:rFonts w:ascii="Consolas" w:eastAsia="Times New Roman" w:hAnsi="Consolas" w:cs="Times New Roman"/>
+          <w:color w:val="657B83"/>
+          <w:sz w:val="21"/>
+          <w:szCs w:val="21"/>
+        </w:rPr>
+        <w:t xml:space="preserve">),   </w:t>
+      </w:r>
+      <w:proofErr w:type="gramEnd"/>
+      <w:r>
+        <w:rPr>
+          <w:rFonts w:ascii="Consolas" w:eastAsia="Times New Roman" w:hAnsi="Consolas" w:cs="Times New Roman"/>
+          <w:color w:val="657B83"/>
+          <w:sz w:val="21"/>
+          <w:szCs w:val="21"/>
+        </w:rPr>
+        <w:t> </w:t>
+      </w:r>
+      <w:r>
+        <w:rPr>
+          <w:rFonts w:ascii="Consolas" w:eastAsia="Times New Roman" w:hAnsi="Consolas" w:cs="Times New Roman"/>
+          <w:i/>
+          <w:iCs/>
+          <w:color w:val="93A1A1"/>
+          <w:sz w:val="21"/>
+          <w:szCs w:val="21"/>
+        </w:rPr>
+        <w:t># tiny, awkward segment size</w:t>
+      </w:r>
+    </w:p>
+    <w:p>
+      <w:pPr>
+        <w:shd w:val="clear" w:color="auto" w:fill="FDF6E3"/>
+        <w:spacing w:after="0" w:line="285" w:lineRule="atLeast"/>
+        <w:rPr>
+          <w:rFonts w:ascii="Consolas" w:eastAsia="Times New Roman" w:hAnsi="Consolas" w:cs="Times New Roman"/>
+          <w:color w:val="657B83"/>
+          <w:sz w:val="21"/>
+          <w:szCs w:val="21"/>
+        </w:rPr>
+      </w:pPr>
+      <w:r>
+        <w:rPr>
+          <w:rFonts w:ascii="Consolas" w:eastAsia="Times New Roman" w:hAnsi="Consolas" w:cs="Times New Roman"/>
+          <w:color w:val="657B83"/>
+          <w:sz w:val="21"/>
+          <w:szCs w:val="21"/>
+        </w:rPr>
+        <w:t>        (</w:t>
+      </w:r>
+      <w:r>
+        <w:rPr>
+          <w:rFonts w:ascii="Consolas" w:eastAsia="Times New Roman" w:hAnsi="Consolas" w:cs="Times New Roman"/>
+          <w:color w:val="D33682"/>
+          <w:sz w:val="21"/>
+          <w:szCs w:val="21"/>
+        </w:rPr>
+        <w:t>2</w:t>
+      </w:r>
+      <w:r>
+        <w:rPr>
+          <w:rFonts w:ascii="Consolas" w:eastAsia="Times New Roman" w:hAnsi="Consolas" w:cs="Times New Roman"/>
+          <w:color w:val="657B83"/>
+          <w:sz w:val="21"/>
+          <w:szCs w:val="21"/>
+        </w:rPr>
+        <w:t xml:space="preserve">, </w:t>
+      </w:r>
+      <w:r>
+        <w:rPr>
+          <w:rFonts w:ascii="Consolas" w:eastAsia="Times New Roman" w:hAnsi="Consolas" w:cs="Times New Roman"/>
+          <w:color w:val="D33682"/>
+          <w:sz w:val="21"/>
+          <w:szCs w:val="21"/>
+        </w:rPr>
+        <w:t>10</w:t>
+      </w:r>
+      <w:proofErr w:type="gramStart"/>
+      <w:r>
+        <w:rPr>
+          <w:rFonts w:ascii="Consolas" w:eastAsia="Times New Roman" w:hAnsi="Consolas" w:cs="Times New Roman"/>
+          <w:color w:val="657B83"/>
+          <w:sz w:val="21"/>
+          <w:szCs w:val="21"/>
+        </w:rPr>
+        <w:t xml:space="preserve">),   </w:t>
+      </w:r>
+      <w:proofErr w:type="gramEnd"/>
+      <w:r>
+        <w:rPr>
+          <w:rFonts w:ascii="Consolas" w:eastAsia="Times New Roman" w:hAnsi="Consolas" w:cs="Times New Roman"/>
+          <w:color w:val="657B83"/>
+          <w:sz w:val="21"/>
+          <w:szCs w:val="21"/>
+        </w:rPr>
+        <w:t xml:space="preserve">    </w:t>
+      </w:r>
+      <w:r>
+        <w:rPr>
+          <w:rFonts w:ascii="Consolas" w:eastAsia="Times New Roman" w:hAnsi="Consolas" w:cs="Times New Roman"/>
+          <w:i/>
+          <w:iCs/>
+          <w:color w:val="93A1A1"/>
+          <w:sz w:val="21"/>
+          <w:szCs w:val="21"/>
+        </w:rPr>
+        <w:t xml:space="preserve"># d larger than </w:t>
+      </w:r>
+      <w:proofErr w:type="spellStart"/>
+      <w:r>
+        <w:rPr>
+          <w:rFonts w:ascii="Consolas" w:eastAsia="Times New Roman" w:hAnsi="Consolas" w:cs="Times New Roman"/>
+          <w:i/>
+          <w:iCs/>
+          <w:color w:val="93A1A1"/>
+          <w:sz w:val="21"/>
+          <w:szCs w:val="21"/>
+        </w:rPr>
+        <w:t>N_max</w:t>
+      </w:r>
+      <w:proofErr w:type="spellEnd"/>
+    </w:p>
+    <w:p>
+      <w:pPr>
+        <w:shd w:val="clear" w:color="auto" w:fill="FDF6E3"/>
+        <w:spacing w:after="0" w:line="285" w:lineRule="atLeast"/>
+        <w:rPr>
+          <w:rFonts w:ascii="Consolas" w:eastAsia="Times New Roman" w:hAnsi="Consolas" w:cs="Times New Roman"/>
+          <w:color w:val="657B83"/>
+          <w:sz w:val="21"/>
+          <w:szCs w:val="21"/>
+        </w:rPr>
+      </w:pPr>
+      <w:r>
+        <w:rPr>
+          <w:rFonts w:ascii="Consolas" w:eastAsia="Times New Roman" w:hAnsi="Consolas" w:cs="Times New Roman"/>
+          <w:color w:val="657B83"/>
+          <w:sz w:val="21"/>
+          <w:szCs w:val="21"/>
+        </w:rPr>
+        <w:t>    ]</w:t>
+      </w:r>
+    </w:p>
+    <w:p>
+      <w:pPr>
+        <w:shd w:val="clear" w:color="auto" w:fill="FDF6E3"/>
+        <w:spacing w:after="0" w:line="285" w:lineRule="atLeast"/>
+        <w:rPr>
+          <w:rFonts w:ascii="Consolas" w:eastAsia="Times New Roman" w:hAnsi="Consolas" w:cs="Times New Roman"/>
+          <w:color w:val="657B83"/>
+          <w:sz w:val="21"/>
+          <w:szCs w:val="21"/>
+        </w:rPr>
+      </w:pPr>
+      <w:r>
+        <w:rPr>
+          <w:rFonts w:ascii="Consolas" w:eastAsia="Times New Roman" w:hAnsi="Consolas" w:cs="Times New Roman"/>
+          <w:color w:val="657B83"/>
+          <w:sz w:val="21"/>
+          <w:szCs w:val="21"/>
+        </w:rPr>
+        <w:t> </w:t>
+      </w:r>
+    </w:p>
+    <w:p>
+      <w:pPr>
+        <w:shd w:val="clear" w:color="auto" w:fill="FDF6E3"/>
+        <w:spacing w:after="0" w:line="285" w:lineRule="atLeast"/>
+        <w:rPr>
+          <w:rFonts w:ascii="Consolas" w:eastAsia="Times New Roman" w:hAnsi="Consolas" w:cs="Times New Roman"/>
+          <w:color w:val="657B83"/>
+          <w:sz w:val="21"/>
+          <w:szCs w:val="21"/>
+        </w:rPr>
+      </w:pPr>
+      <w:r>
+        <w:rPr>
+          <w:rFonts w:ascii="Consolas" w:eastAsia="Times New Roman" w:hAnsi="Consolas" w:cs="Times New Roman"/>
+          <w:color w:val="657B83"/>
+          <w:sz w:val="21"/>
+          <w:szCs w:val="21"/>
+        </w:rPr>
+        <w:t xml:space="preserve">    </w:t>
+      </w:r>
+      <w:r>
+        <w:rPr>
+          <w:rFonts w:ascii="Consolas" w:eastAsia="Times New Roman" w:hAnsi="Consolas" w:cs="Times New Roman"/>
+          <w:color w:val="859900"/>
+          <w:sz w:val="21"/>
+          <w:szCs w:val="21"/>
+        </w:rPr>
+        <w:t>for</w:t>
+      </w:r>
+      <w:r>
+        <w:rPr>
+          <w:rFonts w:ascii="Consolas" w:eastAsia="Times New Roman" w:hAnsi="Consolas" w:cs="Times New Roman"/>
+          <w:color w:val="657B83"/>
+          <w:sz w:val="21"/>
+          <w:szCs w:val="21"/>
+        </w:rPr>
+        <w:t xml:space="preserve"> </w:t>
+      </w:r>
+      <w:proofErr w:type="spellStart"/>
+      <w:r>
+        <w:rPr>
+          <w:rFonts w:ascii="Consolas" w:eastAsia="Times New Roman" w:hAnsi="Consolas" w:cs="Times New Roman"/>
+          <w:color w:val="268BD2"/>
+          <w:sz w:val="21"/>
+          <w:szCs w:val="21"/>
+        </w:rPr>
+        <w:t>N_max</w:t>
+      </w:r>
+      <w:proofErr w:type="spellEnd"/>
+      <w:r>
+        <w:rPr>
+          <w:rFonts w:ascii="Consolas" w:eastAsia="Times New Roman" w:hAnsi="Consolas" w:cs="Times New Roman"/>
+          <w:color w:val="657B83"/>
+          <w:sz w:val="21"/>
+          <w:szCs w:val="21"/>
+        </w:rPr>
+        <w:t xml:space="preserve">, </w:t>
+      </w:r>
+      <w:r>
+        <w:rPr>
+          <w:rFonts w:ascii="Consolas" w:eastAsia="Times New Roman" w:hAnsi="Consolas" w:cs="Times New Roman"/>
+          <w:color w:val="268BD2"/>
+          <w:sz w:val="21"/>
+          <w:szCs w:val="21"/>
+        </w:rPr>
+        <w:t>d</w:t>
+      </w:r>
+      <w:r>
+        <w:rPr>
+          <w:rFonts w:ascii="Consolas" w:eastAsia="Times New Roman" w:hAnsi="Consolas" w:cs="Times New Roman"/>
+          <w:color w:val="657B83"/>
+          <w:sz w:val="21"/>
+          <w:szCs w:val="21"/>
+        </w:rPr>
+        <w:t xml:space="preserve"> </w:t>
+      </w:r>
+      <w:r>
+        <w:rPr>
+          <w:rFonts w:ascii="Consolas" w:eastAsia="Times New Roman" w:hAnsi="Consolas" w:cs="Times New Roman"/>
+          <w:color w:val="859900"/>
+          <w:sz w:val="21"/>
+          <w:szCs w:val="21"/>
+        </w:rPr>
+        <w:t>in</w:t>
+      </w:r>
+      <w:r>
+        <w:rPr>
+          <w:rFonts w:ascii="Consolas" w:eastAsia="Times New Roman" w:hAnsi="Consolas" w:cs="Times New Roman"/>
+          <w:color w:val="657B83"/>
+          <w:sz w:val="21"/>
+          <w:szCs w:val="21"/>
+        </w:rPr>
+        <w:t xml:space="preserve"> </w:t>
+      </w:r>
+      <w:proofErr w:type="spellStart"/>
+      <w:r>
+        <w:rPr>
+          <w:rFonts w:ascii="Consolas" w:eastAsia="Times New Roman" w:hAnsi="Consolas" w:cs="Times New Roman"/>
+          <w:color w:val="268BD2"/>
+          <w:sz w:val="21"/>
+          <w:szCs w:val="21"/>
+        </w:rPr>
+        <w:t>test_cases</w:t>
+      </w:r>
+      <w:proofErr w:type="spellEnd"/>
+      <w:r>
+        <w:rPr>
+          <w:rFonts w:ascii="Consolas" w:eastAsia="Times New Roman" w:hAnsi="Consolas" w:cs="Times New Roman"/>
+          <w:color w:val="657B83"/>
+          <w:sz w:val="21"/>
+          <w:szCs w:val="21"/>
+        </w:rPr>
+        <w:t>:</w:t>
+      </w:r>
+    </w:p>
+    <w:p>
+      <w:pPr>
+        <w:shd w:val="clear" w:color="auto" w:fill="FDF6E3"/>
+        <w:spacing w:after="0" w:line="285" w:lineRule="atLeast"/>
+        <w:rPr>
+          <w:rFonts w:ascii="Consolas" w:eastAsia="Times New Roman" w:hAnsi="Consolas" w:cs="Times New Roman"/>
+          <w:color w:val="657B83"/>
+          <w:sz w:val="21"/>
+          <w:szCs w:val="21"/>
+        </w:rPr>
+      </w:pPr>
+      <w:r>
+        <w:rPr>
+          <w:rFonts w:ascii="Consolas" w:eastAsia="Times New Roman" w:hAnsi="Consolas" w:cs="Times New Roman"/>
+          <w:color w:val="657B83"/>
+          <w:sz w:val="21"/>
+          <w:szCs w:val="21"/>
+        </w:rPr>
+        <w:t xml:space="preserve">        </w:t>
+      </w:r>
+      <w:r>
+        <w:rPr>
+          <w:rFonts w:ascii="Consolas" w:eastAsia="Times New Roman" w:hAnsi="Consolas" w:cs="Times New Roman"/>
+          <w:color w:val="268BD2"/>
+          <w:sz w:val="21"/>
+          <w:szCs w:val="21"/>
+        </w:rPr>
+        <w:t>expected</w:t>
+      </w:r>
+      <w:r>
+        <w:rPr>
+          <w:rFonts w:ascii="Consolas" w:eastAsia="Times New Roman" w:hAnsi="Consolas" w:cs="Times New Roman"/>
+          <w:color w:val="657B83"/>
+          <w:sz w:val="21"/>
+          <w:szCs w:val="21"/>
+        </w:rPr>
+        <w:t xml:space="preserve"> </w:t>
+      </w:r>
+      <w:r>
+        <w:rPr>
+          <w:rFonts w:ascii="Consolas" w:eastAsia="Times New Roman" w:hAnsi="Consolas" w:cs="Times New Roman"/>
+          <w:color w:val="859900"/>
+          <w:sz w:val="21"/>
+          <w:szCs w:val="21"/>
+        </w:rPr>
+        <w:t>=</w:t>
+      </w:r>
+      <w:r>
+        <w:rPr>
+          <w:rFonts w:ascii="Consolas" w:eastAsia="Times New Roman" w:hAnsi="Consolas" w:cs="Times New Roman"/>
+          <w:color w:val="657B83"/>
+          <w:sz w:val="21"/>
+          <w:szCs w:val="21"/>
+        </w:rPr>
+        <w:t xml:space="preserve"> </w:t>
+      </w:r>
+      <w:proofErr w:type="spellStart"/>
+      <w:r>
+        <w:rPr>
+          <w:rFonts w:ascii="Consolas" w:eastAsia="Times New Roman" w:hAnsi="Consolas" w:cs="Times New Roman"/>
+          <w:color w:val="268BD2"/>
+          <w:sz w:val="21"/>
+          <w:szCs w:val="21"/>
+        </w:rPr>
+        <w:t>numpy_vectorized_inner_loop</w:t>
+      </w:r>
+      <w:proofErr w:type="spellEnd"/>
+      <w:r>
+        <w:rPr>
+          <w:rFonts w:ascii="Consolas" w:eastAsia="Times New Roman" w:hAnsi="Consolas" w:cs="Times New Roman"/>
+          <w:color w:val="657B83"/>
+          <w:sz w:val="21"/>
+          <w:szCs w:val="21"/>
+        </w:rPr>
+        <w:t>(</w:t>
+      </w:r>
+      <w:proofErr w:type="spellStart"/>
+      <w:r>
+        <w:rPr>
+          <w:rFonts w:ascii="Consolas" w:eastAsia="Times New Roman" w:hAnsi="Consolas" w:cs="Times New Roman"/>
+          <w:color w:val="268BD2"/>
+          <w:sz w:val="21"/>
+          <w:szCs w:val="21"/>
+        </w:rPr>
+        <w:t>N_max</w:t>
+      </w:r>
+      <w:proofErr w:type="spellEnd"/>
+      <w:r>
+        <w:rPr>
+          <w:rFonts w:ascii="Consolas" w:eastAsia="Times New Roman" w:hAnsi="Consolas" w:cs="Times New Roman"/>
+          <w:color w:val="657B83"/>
+          <w:sz w:val="21"/>
+          <w:szCs w:val="21"/>
+        </w:rPr>
+        <w:t>)</w:t>
+      </w:r>
+    </w:p>
+    <w:p>
+      <w:pPr>
+        <w:shd w:val="clear" w:color="auto" w:fill="FDF6E3"/>
+        <w:spacing w:after="0" w:line="285" w:lineRule="atLeast"/>
+        <w:rPr>
+          <w:rFonts w:ascii="Consolas" w:eastAsia="Times New Roman" w:hAnsi="Consolas" w:cs="Times New Roman"/>
+          <w:color w:val="657B83"/>
+          <w:sz w:val="21"/>
+          <w:szCs w:val="21"/>
+        </w:rPr>
+      </w:pPr>
+      <w:r>
+        <w:rPr>
+          <w:rFonts w:ascii="Consolas" w:eastAsia="Times New Roman" w:hAnsi="Consolas" w:cs="Times New Roman"/>
+          <w:color w:val="657B83"/>
+          <w:sz w:val="21"/>
+          <w:szCs w:val="21"/>
+        </w:rPr>
+        <w:t xml:space="preserve">        </w:t>
+      </w:r>
+      <w:r>
+        <w:rPr>
+          <w:rFonts w:ascii="Consolas" w:eastAsia="Times New Roman" w:hAnsi="Consolas" w:cs="Times New Roman"/>
+          <w:color w:val="268BD2"/>
+          <w:sz w:val="21"/>
+          <w:szCs w:val="21"/>
+        </w:rPr>
+        <w:t>got</w:t>
+      </w:r>
+      <w:r>
+        <w:rPr>
+          <w:rFonts w:ascii="Consolas" w:eastAsia="Times New Roman" w:hAnsi="Consolas" w:cs="Times New Roman"/>
+          <w:color w:val="657B83"/>
+          <w:sz w:val="21"/>
+          <w:szCs w:val="21"/>
+        </w:rPr>
+        <w:t xml:space="preserve"> </w:t>
+      </w:r>
+      <w:r>
+        <w:rPr>
+          <w:rFonts w:ascii="Consolas" w:eastAsia="Times New Roman" w:hAnsi="Consolas" w:cs="Times New Roman"/>
+          <w:color w:val="859900"/>
+          <w:sz w:val="21"/>
+          <w:szCs w:val="21"/>
+        </w:rPr>
+        <w:t>=</w:t>
+      </w:r>
+      <w:r>
+        <w:rPr>
+          <w:rFonts w:ascii="Consolas" w:eastAsia="Times New Roman" w:hAnsi="Consolas" w:cs="Times New Roman"/>
+          <w:color w:val="657B83"/>
+          <w:sz w:val="21"/>
+          <w:szCs w:val="21"/>
+        </w:rPr>
+        <w:t xml:space="preserve"> </w:t>
+      </w:r>
+      <w:proofErr w:type="spellStart"/>
+      <w:r>
+        <w:rPr>
+          <w:rFonts w:ascii="Consolas" w:eastAsia="Times New Roman" w:hAnsi="Consolas" w:cs="Times New Roman"/>
+          <w:color w:val="268BD2"/>
+          <w:sz w:val="21"/>
+          <w:szCs w:val="21"/>
+        </w:rPr>
+        <w:t>serial_</w:t>
+      </w:r>
+      <w:proofErr w:type="gramStart"/>
+      <w:r>
+        <w:rPr>
+          <w:rFonts w:ascii="Consolas" w:eastAsia="Times New Roman" w:hAnsi="Consolas" w:cs="Times New Roman"/>
+          <w:color w:val="268BD2"/>
+          <w:sz w:val="21"/>
+          <w:szCs w:val="21"/>
+        </w:rPr>
+        <w:t>segmented</w:t>
+      </w:r>
+      <w:proofErr w:type="spellEnd"/>
+      <w:r>
+        <w:rPr>
+          <w:rFonts w:ascii="Consolas" w:eastAsia="Times New Roman" w:hAnsi="Consolas" w:cs="Times New Roman"/>
+          <w:color w:val="657B83"/>
+          <w:sz w:val="21"/>
+          <w:szCs w:val="21"/>
+        </w:rPr>
+        <w:t>(</w:t>
+      </w:r>
+      <w:proofErr w:type="spellStart"/>
+      <w:proofErr w:type="gramEnd"/>
+      <w:r>
+        <w:rPr>
+          <w:rFonts w:ascii="Consolas" w:eastAsia="Times New Roman" w:hAnsi="Consolas" w:cs="Times New Roman"/>
+          <w:color w:val="268BD2"/>
+          <w:sz w:val="21"/>
+          <w:szCs w:val="21"/>
+        </w:rPr>
+        <w:t>N_max</w:t>
+      </w:r>
+      <w:proofErr w:type="spellEnd"/>
+      <w:r>
+        <w:rPr>
+          <w:rFonts w:ascii="Consolas" w:eastAsia="Times New Roman" w:hAnsi="Consolas" w:cs="Times New Roman"/>
+          <w:color w:val="657B83"/>
+          <w:sz w:val="21"/>
+          <w:szCs w:val="21"/>
+        </w:rPr>
+        <w:t xml:space="preserve">, </w:t>
+      </w:r>
+      <w:r>
+        <w:rPr>
+          <w:rFonts w:ascii="Consolas" w:eastAsia="Times New Roman" w:hAnsi="Consolas" w:cs="Times New Roman"/>
+          <w:color w:val="268BD2"/>
+          <w:sz w:val="21"/>
+          <w:szCs w:val="21"/>
+        </w:rPr>
+        <w:t>d</w:t>
+      </w:r>
+      <w:r>
+        <w:rPr>
+          <w:rFonts w:ascii="Consolas" w:eastAsia="Times New Roman" w:hAnsi="Consolas" w:cs="Times New Roman"/>
+          <w:color w:val="657B83"/>
+          <w:sz w:val="21"/>
+          <w:szCs w:val="21"/>
+        </w:rPr>
+        <w:t>)</w:t>
+      </w:r>
+    </w:p>
+    <w:p>
+      <w:pPr>
+        <w:shd w:val="clear" w:color="auto" w:fill="FDF6E3"/>
+        <w:spacing w:after="0" w:line="285" w:lineRule="atLeast"/>
+        <w:rPr>
+          <w:rFonts w:ascii="Consolas" w:eastAsia="Times New Roman" w:hAnsi="Consolas" w:cs="Times New Roman"/>
+          <w:color w:val="657B83"/>
+          <w:sz w:val="21"/>
+          <w:szCs w:val="21"/>
+        </w:rPr>
+      </w:pPr>
+      <w:r>
+        <w:rPr>
+          <w:rFonts w:ascii="Consolas" w:eastAsia="Times New Roman" w:hAnsi="Consolas" w:cs="Times New Roman"/>
+          <w:color w:val="657B83"/>
+          <w:sz w:val="21"/>
+          <w:szCs w:val="21"/>
+        </w:rPr>
+        <w:t xml:space="preserve">        </w:t>
+      </w:r>
+      <w:r>
+        <w:rPr>
+          <w:rFonts w:ascii="Consolas" w:eastAsia="Times New Roman" w:hAnsi="Consolas" w:cs="Times New Roman"/>
+          <w:color w:val="268BD2"/>
+          <w:sz w:val="21"/>
+          <w:szCs w:val="21"/>
+        </w:rPr>
+        <w:t>print</w:t>
+      </w:r>
+      <w:r>
+        <w:rPr>
+          <w:rFonts w:ascii="Consolas" w:eastAsia="Times New Roman" w:hAnsi="Consolas" w:cs="Times New Roman"/>
+          <w:color w:val="657B83"/>
+          <w:sz w:val="21"/>
+          <w:szCs w:val="21"/>
+        </w:rPr>
+        <w:t>(</w:t>
+      </w:r>
+      <w:r>
+        <w:rPr>
+          <w:rFonts w:ascii="Consolas" w:eastAsia="Times New Roman" w:hAnsi="Consolas" w:cs="Times New Roman"/>
+          <w:color w:val="268BD2"/>
+          <w:sz w:val="21"/>
+          <w:szCs w:val="21"/>
+        </w:rPr>
+        <w:t>got</w:t>
+      </w:r>
+      <w:r>
+        <w:rPr>
+          <w:rFonts w:ascii="Consolas" w:eastAsia="Times New Roman" w:hAnsi="Consolas" w:cs="Times New Roman"/>
+          <w:color w:val="657B83"/>
+          <w:sz w:val="21"/>
+          <w:szCs w:val="21"/>
+        </w:rPr>
+        <w:t>)</w:t>
+      </w:r>
+    </w:p>
+    <w:p>
+      <w:pPr>
+        <w:shd w:val="clear" w:color="auto" w:fill="FDF6E3"/>
+        <w:spacing w:after="0" w:line="285" w:lineRule="atLeast"/>
+        <w:rPr>
+          <w:rFonts w:ascii="Consolas" w:eastAsia="Times New Roman" w:hAnsi="Consolas" w:cs="Times New Roman"/>
+          <w:color w:val="657B83"/>
+          <w:sz w:val="21"/>
+          <w:szCs w:val="21"/>
+        </w:rPr>
+      </w:pPr>
+      <w:r>
+        <w:rPr>
+          <w:rFonts w:ascii="Consolas" w:eastAsia="Times New Roman" w:hAnsi="Consolas" w:cs="Times New Roman"/>
+          <w:color w:val="657B83"/>
+          <w:sz w:val="21"/>
+          <w:szCs w:val="21"/>
+        </w:rPr>
+        <w:t xml:space="preserve">        </w:t>
+      </w:r>
+      <w:r>
+        <w:rPr>
+          <w:rFonts w:ascii="Consolas" w:eastAsia="Times New Roman" w:hAnsi="Consolas" w:cs="Times New Roman"/>
+          <w:color w:val="859900"/>
+          <w:sz w:val="21"/>
+          <w:szCs w:val="21"/>
+        </w:rPr>
+        <w:t>assert</w:t>
+      </w:r>
+      <w:r>
+        <w:rPr>
+          <w:rFonts w:ascii="Consolas" w:eastAsia="Times New Roman" w:hAnsi="Consolas" w:cs="Times New Roman"/>
+          <w:color w:val="657B83"/>
+          <w:sz w:val="21"/>
+          <w:szCs w:val="21"/>
+        </w:rPr>
+        <w:t xml:space="preserve"> </w:t>
+      </w:r>
+      <w:proofErr w:type="spellStart"/>
+      <w:proofErr w:type="gramStart"/>
+      <w:r>
+        <w:rPr>
+          <w:rFonts w:ascii="Consolas" w:eastAsia="Times New Roman" w:hAnsi="Consolas" w:cs="Times New Roman"/>
+          <w:color w:val="CB4B16"/>
+          <w:sz w:val="21"/>
+          <w:szCs w:val="21"/>
+        </w:rPr>
+        <w:t>np</w:t>
+      </w:r>
+      <w:r>
+        <w:rPr>
+          <w:rFonts w:ascii="Consolas" w:eastAsia="Times New Roman" w:hAnsi="Consolas" w:cs="Times New Roman"/>
+          <w:color w:val="657B83"/>
+          <w:sz w:val="21"/>
+          <w:szCs w:val="21"/>
+        </w:rPr>
+        <w:t>.</w:t>
+      </w:r>
+      <w:r>
+        <w:rPr>
+          <w:rFonts w:ascii="Consolas" w:eastAsia="Times New Roman" w:hAnsi="Consolas" w:cs="Times New Roman"/>
+          <w:color w:val="268BD2"/>
+          <w:sz w:val="21"/>
+          <w:szCs w:val="21"/>
+        </w:rPr>
+        <w:t>array</w:t>
+      </w:r>
+      <w:proofErr w:type="gramEnd"/>
+      <w:r>
+        <w:rPr>
+          <w:rFonts w:ascii="Consolas" w:eastAsia="Times New Roman" w:hAnsi="Consolas" w:cs="Times New Roman"/>
+          <w:color w:val="268BD2"/>
+          <w:sz w:val="21"/>
+          <w:szCs w:val="21"/>
+        </w:rPr>
+        <w:t>_equal</w:t>
+      </w:r>
+      <w:proofErr w:type="spellEnd"/>
+      <w:r>
+        <w:rPr>
+          <w:rFonts w:ascii="Consolas" w:eastAsia="Times New Roman" w:hAnsi="Consolas" w:cs="Times New Roman"/>
+          <w:color w:val="657B83"/>
+          <w:sz w:val="21"/>
+          <w:szCs w:val="21"/>
+        </w:rPr>
+        <w:t>(</w:t>
+      </w:r>
+      <w:r>
+        <w:rPr>
+          <w:rFonts w:ascii="Consolas" w:eastAsia="Times New Roman" w:hAnsi="Consolas" w:cs="Times New Roman"/>
+          <w:color w:val="268BD2"/>
+          <w:sz w:val="21"/>
+          <w:szCs w:val="21"/>
+        </w:rPr>
+        <w:t>got</w:t>
+      </w:r>
+      <w:r>
+        <w:rPr>
+          <w:rFonts w:ascii="Consolas" w:eastAsia="Times New Roman" w:hAnsi="Consolas" w:cs="Times New Roman"/>
+          <w:color w:val="657B83"/>
+          <w:sz w:val="21"/>
+          <w:szCs w:val="21"/>
+        </w:rPr>
+        <w:t xml:space="preserve">, </w:t>
+      </w:r>
+      <w:r>
+        <w:rPr>
+          <w:rFonts w:ascii="Consolas" w:eastAsia="Times New Roman" w:hAnsi="Consolas" w:cs="Times New Roman"/>
+          <w:color w:val="268BD2"/>
+          <w:sz w:val="21"/>
+          <w:szCs w:val="21"/>
+        </w:rPr>
+        <w:t>expected</w:t>
+      </w:r>
+      <w:r>
+        <w:rPr>
+          <w:rFonts w:ascii="Consolas" w:eastAsia="Times New Roman" w:hAnsi="Consolas" w:cs="Times New Roman"/>
+          <w:color w:val="657B83"/>
+          <w:sz w:val="21"/>
+          <w:szCs w:val="21"/>
+        </w:rPr>
+        <w:t xml:space="preserve">), </w:t>
+      </w:r>
+      <w:proofErr w:type="spellStart"/>
+      <w:r>
+        <w:rPr>
+          <w:rFonts w:ascii="Consolas" w:eastAsia="Times New Roman" w:hAnsi="Consolas" w:cs="Times New Roman"/>
+          <w:b/>
+          <w:bCs/>
+          <w:color w:val="586E75"/>
+          <w:sz w:val="21"/>
+          <w:szCs w:val="21"/>
+        </w:rPr>
+        <w:t>f</w:t>
+      </w:r>
+      <w:r>
+        <w:rPr>
+          <w:rFonts w:ascii="Consolas" w:eastAsia="Times New Roman" w:hAnsi="Consolas" w:cs="Times New Roman"/>
+          <w:color w:val="2AA198"/>
+          <w:sz w:val="21"/>
+          <w:szCs w:val="21"/>
+        </w:rPr>
+        <w:t>"Mismatch</w:t>
+      </w:r>
+      <w:proofErr w:type="spellEnd"/>
+      <w:r>
+        <w:rPr>
+          <w:rFonts w:ascii="Consolas" w:eastAsia="Times New Roman" w:hAnsi="Consolas" w:cs="Times New Roman"/>
+          <w:color w:val="2AA198"/>
+          <w:sz w:val="21"/>
+          <w:szCs w:val="21"/>
+        </w:rPr>
+        <w:t xml:space="preserve"> for </w:t>
+      </w:r>
+      <w:proofErr w:type="spellStart"/>
+      <w:r>
+        <w:rPr>
+          <w:rFonts w:ascii="Consolas" w:eastAsia="Times New Roman" w:hAnsi="Consolas" w:cs="Times New Roman"/>
+          <w:color w:val="2AA198"/>
+          <w:sz w:val="21"/>
+          <w:szCs w:val="21"/>
+        </w:rPr>
+        <w:t>N_max</w:t>
+      </w:r>
+      <w:proofErr w:type="spellEnd"/>
+      <w:r>
+        <w:rPr>
+          <w:rFonts w:ascii="Consolas" w:eastAsia="Times New Roman" w:hAnsi="Consolas" w:cs="Times New Roman"/>
+          <w:color w:val="2AA198"/>
+          <w:sz w:val="21"/>
+          <w:szCs w:val="21"/>
+        </w:rPr>
+        <w:t>=</w:t>
+      </w:r>
+      <w:r>
+        <w:rPr>
+          <w:rFonts w:ascii="Consolas" w:eastAsia="Times New Roman" w:hAnsi="Consolas" w:cs="Times New Roman"/>
+          <w:color w:val="CB4B16"/>
+          <w:sz w:val="21"/>
+          <w:szCs w:val="21"/>
+        </w:rPr>
+        <w:t>{</w:t>
+      </w:r>
+      <w:proofErr w:type="spellStart"/>
+      <w:r>
+        <w:rPr>
+          <w:rFonts w:ascii="Consolas" w:eastAsia="Times New Roman" w:hAnsi="Consolas" w:cs="Times New Roman"/>
+          <w:color w:val="268BD2"/>
+          <w:sz w:val="21"/>
+          <w:szCs w:val="21"/>
+        </w:rPr>
+        <w:t>N_max</w:t>
+      </w:r>
+      <w:proofErr w:type="spellEnd"/>
+      <w:r>
+        <w:rPr>
+          <w:rFonts w:ascii="Consolas" w:eastAsia="Times New Roman" w:hAnsi="Consolas" w:cs="Times New Roman"/>
+          <w:color w:val="CB4B16"/>
+          <w:sz w:val="21"/>
+          <w:szCs w:val="21"/>
+        </w:rPr>
+        <w:t>}</w:t>
+      </w:r>
+      <w:r>
+        <w:rPr>
+          <w:rFonts w:ascii="Consolas" w:eastAsia="Times New Roman" w:hAnsi="Consolas" w:cs="Times New Roman"/>
+          <w:color w:val="2AA198"/>
+          <w:sz w:val="21"/>
+          <w:szCs w:val="21"/>
+        </w:rPr>
+        <w:t>,d=</w:t>
+      </w:r>
+      <w:r>
+        <w:rPr>
+          <w:rFonts w:ascii="Consolas" w:eastAsia="Times New Roman" w:hAnsi="Consolas" w:cs="Times New Roman"/>
+          <w:color w:val="CB4B16"/>
+          <w:sz w:val="21"/>
+          <w:szCs w:val="21"/>
+        </w:rPr>
+        <w:t>{</w:t>
+      </w:r>
+      <w:r>
+        <w:rPr>
+          <w:rFonts w:ascii="Consolas" w:eastAsia="Times New Roman" w:hAnsi="Consolas" w:cs="Times New Roman"/>
+          <w:color w:val="268BD2"/>
+          <w:sz w:val="21"/>
+          <w:szCs w:val="21"/>
+        </w:rPr>
+        <w:t>d</w:t>
+      </w:r>
+      <w:r>
+        <w:rPr>
+          <w:rFonts w:ascii="Consolas" w:eastAsia="Times New Roman" w:hAnsi="Consolas" w:cs="Times New Roman"/>
+          <w:color w:val="CB4B16"/>
+          <w:sz w:val="21"/>
+          <w:szCs w:val="21"/>
+        </w:rPr>
+        <w:t>}</w:t>
+      </w:r>
+      <w:r>
+        <w:rPr>
+          <w:rFonts w:ascii="Consolas" w:eastAsia="Times New Roman" w:hAnsi="Consolas" w:cs="Times New Roman"/>
+          <w:color w:val="2AA198"/>
+          <w:sz w:val="21"/>
+          <w:szCs w:val="21"/>
+        </w:rPr>
+        <w:t>"</w:t>
+      </w:r>
+    </w:p>
+    <w:p>
+      <w:pPr>
         <w:ind w:firstLine="720"/>
         <w:rPr>
           <w:rFonts w:eastAsiaTheme="minorEastAsia"/>
-        </w:rPr>
-      </w:pPr>
+          <w:lang w:val="bg-BG"/>
+        </w:rPr>
+      </w:pPr>
+    </w:p>
+    <w:p>
+      <w:pPr>
+        <w:ind w:firstLine="720"/>
+        <w:rPr>
+          <w:rFonts w:eastAsiaTheme="minorEastAsia"/>
+          <w:b/>
+          <w:bCs/>
+        </w:rPr>
+      </w:pPr>
+      <w:r>
+        <w:rPr>
+          <w:rFonts w:eastAsiaTheme="minorEastAsia"/>
+          <w:b/>
+          <w:bCs/>
+        </w:rPr>
+        <w:t>Speedup:</w:t>
+      </w:r>
+    </w:p>
+    <w:p>
+      <w:pPr>
+        <w:ind w:firstLine="720"/>
+      </w:pPr>
+      <w:r>
+        <w:t xml:space="preserve">To test whether, for any segment size, the cache-optimization benefit exceeds the overhead of passing </w:t>
+      </w:r>
+      <w:proofErr w:type="spellStart"/>
+      <w:r>
+        <w:t>primes_seed</w:t>
+      </w:r>
+      <w:proofErr w:type="spellEnd"/>
+      <w:r>
+        <w:t xml:space="preserve"> to the inner function, we measure execution time using segment sizes just below and just above the L1, L2, and L3 cache sizes.</w:t>
+      </w:r>
+    </w:p>
+    <w:p>
+      <w:pPr>
+        <w:ind w:firstLine="720"/>
+        <w:rPr>
+          <w:rFonts w:eastAsiaTheme="minorEastAsia"/>
+          <w:b/>
+          <w:bCs/>
+        </w:rPr>
+      </w:pPr>
+      <w:r>
+        <w:rPr>
+          <w:rFonts w:eastAsiaTheme="minorEastAsia"/>
+          <w:b/>
+          <w:bCs/>
+        </w:rPr>
+        <w:t>Results:</w:t>
+      </w:r>
+    </w:p>
+    <w:p>
+      <w:pPr>
+        <w:ind w:firstLine="720"/>
+        <w:jc w:val="center"/>
+        <w:rPr>
+          <w:rFonts w:eastAsiaTheme="minorEastAsia"/>
+        </w:rPr>
+      </w:pPr>
+      <w:r>
+        <w:rPr>
+          <w:rFonts w:eastAsiaTheme="minorEastAsia"/>
+          <w:color w:val="808080" w:themeColor="background1" w:themeShade="80"/>
+        </w:rPr>
+        <w:lastRenderedPageBreak/>
+        <w:drawing>
+          <wp:inline distT="0" distB="0" distL="0" distR="0" wp14:anchorId="713BCB30" wp14:editId="1DEEE541">
+            <wp:extent cx="5630061" cy="1390844"/>
+            <wp:effectExtent l="0" t="0" r="8890" b="0"/>
+            <wp:docPr id="21" name="Picture 21"/>
+            <wp:cNvGraphicFramePr>
+              <a:graphicFrameLocks xmlns:a="http://schemas.openxmlformats.org/drawingml/2006/main" noChangeAspect="1"/>
+            </wp:cNvGraphicFramePr>
+            <a:graphic xmlns:a="http://schemas.openxmlformats.org/drawingml/2006/main">
+              <a:graphicData uri="http://schemas.openxmlformats.org/drawingml/2006/picture">
+                <pic:pic xmlns:pic="http://schemas.openxmlformats.org/drawingml/2006/picture">
+                  <pic:nvPicPr>
+                    <pic:cNvPr id="1" name=""/>
+                    <pic:cNvPicPr/>
+                  </pic:nvPicPr>
+                  <pic:blipFill>
+                    <a:blip r:embed="rId22"/>
+                    <a:stretch>
+                      <a:fillRect/>
+                    </a:stretch>
+                  </pic:blipFill>
+                  <pic:spPr>
+                    <a:xfrm>
+                      <a:off x="0" y="0"/>
+                      <a:ext cx="5630061" cy="1390844"/>
+                    </a:xfrm>
+                    <a:prstGeom prst="rect">
+                      <a:avLst/>
+                    </a:prstGeom>
+                  </pic:spPr>
+                </pic:pic>
+              </a:graphicData>
+            </a:graphic>
+          </wp:inline>
+        </w:drawing>
+      </w:r>
+      <w:r>
+        <w:rPr>
+          <w:rFonts w:eastAsiaTheme="minorEastAsia"/>
+          <w:color w:val="808080" w:themeColor="background1" w:themeShade="80"/>
+        </w:rPr>
+        <w:t xml:space="preserve">Table 4, </w:t>
+      </w:r>
+      <w:r>
+        <w:rPr>
+          <w:rFonts w:eastAsiaTheme="minorEastAsia"/>
+          <w:color w:val="808080" w:themeColor="background1" w:themeShade="80"/>
+        </w:rPr>
+        <w:t>Speedup of the segmented serial version with vectorization versus the not segmented</w:t>
+      </w:r>
+    </w:p>
+    <w:p>
+      <w:pPr>
+        <w:ind w:firstLine="720"/>
+        <w:rPr>
+          <w:rFonts w:eastAsiaTheme="minorEastAsia"/>
+        </w:rPr>
+      </w:pPr>
+      <w:r>
+        <w:rPr>
+          <w:rFonts w:eastAsiaTheme="minorEastAsia"/>
+        </w:rPr>
+        <w:t xml:space="preserve">Indeed, a reasonable speedup is </w:t>
+      </w:r>
+      <w:proofErr w:type="spellStart"/>
+      <w:r>
+        <w:rPr>
+          <w:rFonts w:eastAsiaTheme="minorEastAsia"/>
+        </w:rPr>
+        <w:t>achived</w:t>
+      </w:r>
+      <w:proofErr w:type="spellEnd"/>
+      <w:r>
+        <w:rPr>
+          <w:rFonts w:eastAsiaTheme="minorEastAsia"/>
+        </w:rPr>
+        <w:t xml:space="preserve"> for values of the segments that allow the task (primes and segment sieve) to fit in L</w:t>
+      </w:r>
+      <w:r>
+        <w:rPr>
+          <w:rFonts w:eastAsiaTheme="minorEastAsia"/>
+        </w:rPr>
+        <w:t>2 (512KiB)</w:t>
+      </w:r>
+      <w:r>
+        <w:rPr>
+          <w:rFonts w:eastAsiaTheme="minorEastAsia"/>
+        </w:rPr>
+        <w:t xml:space="preserve">. This is basically putting the vectorization of the marking of the sieve for each prime in </w:t>
+      </w:r>
+      <w:r>
+        <w:rPr>
+          <w:rFonts w:eastAsiaTheme="minorEastAsia"/>
+        </w:rPr>
+        <w:t>an</w:t>
+      </w:r>
+      <w:r>
+        <w:rPr>
+          <w:rFonts w:eastAsiaTheme="minorEastAsia"/>
+        </w:rPr>
+        <w:t xml:space="preserve"> optimal region </w:t>
+      </w:r>
+      <w:r>
+        <w:rPr>
+          <w:rFonts w:eastAsiaTheme="minorEastAsia"/>
+        </w:rPr>
+        <w:t xml:space="preserve">similar to that </w:t>
+      </w:r>
+      <w:r>
+        <w:rPr>
+          <w:rFonts w:eastAsiaTheme="minorEastAsia"/>
+        </w:rPr>
+        <w:t>shown at Figure 7</w:t>
+      </w:r>
+      <w:r>
+        <w:rPr>
+          <w:rFonts w:eastAsiaTheme="minorEastAsia"/>
+        </w:rPr>
+        <w:t>, but for L2</w:t>
+      </w:r>
+      <w:r>
+        <w:rPr>
+          <w:rFonts w:eastAsiaTheme="minorEastAsia"/>
+        </w:rPr>
+        <w:t xml:space="preserve">. The speedup is better for larger </w:t>
+      </w:r>
+      <w:proofErr w:type="spellStart"/>
+      <w:r>
+        <w:rPr>
+          <w:rFonts w:eastAsiaTheme="minorEastAsia"/>
+        </w:rPr>
+        <w:t>N_max</w:t>
+      </w:r>
+      <w:proofErr w:type="spellEnd"/>
+      <w:r>
+        <w:rPr>
+          <w:rFonts w:eastAsiaTheme="minorEastAsia"/>
+        </w:rPr>
+        <w:t>.</w:t>
+      </w:r>
+      <w:r>
+        <w:rPr>
+          <w:rFonts w:eastAsiaTheme="minorEastAsia"/>
+        </w:rPr>
+        <w:t xml:space="preserve"> No particular speedup is observed after that segment size.</w:t>
+      </w:r>
+    </w:p>
+    <w:p>
+      <w:pPr>
+        <w:ind w:firstLine="720"/>
+        <w:rPr>
+          <w:rFonts w:eastAsiaTheme="minorEastAsia"/>
+        </w:rPr>
+      </w:pPr>
+      <w:r>
+        <w:rPr>
+          <w:rFonts w:eastAsiaTheme="minorEastAsia"/>
+        </w:rPr>
+        <w:t xml:space="preserve">The data for this table is generated with testbench </w:t>
+      </w:r>
+      <w:r>
+        <w:rPr>
+          <w:rFonts w:eastAsiaTheme="minorEastAsia"/>
+          <w:i/>
+          <w:iCs/>
+        </w:rPr>
+        <w:t>measuring</w:t>
+      </w:r>
+      <w:r>
+        <w:rPr>
+          <w:rFonts w:eastAsiaTheme="minorEastAsia"/>
+          <w:i/>
+          <w:iCs/>
+        </w:rPr>
+        <w:t>/</w:t>
+      </w:r>
+      <w:r>
+        <w:rPr>
+          <w:rFonts w:eastAsiaTheme="minorEastAsia"/>
+          <w:i/>
+          <w:iCs/>
+        </w:rPr>
+        <w:t>segmented_serial_times_for_comparison</w:t>
+      </w:r>
+      <w:r>
+        <w:rPr>
+          <w:rFonts w:eastAsiaTheme="minorEastAsia"/>
+          <w:i/>
+          <w:iCs/>
+        </w:rPr>
+        <w:t>.py</w:t>
+      </w:r>
+    </w:p>
+    <w:p>
+      <w:pPr>
+        <w:ind w:firstLine="720"/>
+        <w:rPr>
+          <w:rFonts w:eastAsiaTheme="minorEastAsia"/>
+        </w:rPr>
+      </w:pPr>
+      <w:r>
+        <w:rPr>
+          <w:rFonts w:eastAsiaTheme="minorEastAsia"/>
+          <w:b/>
+          <w:bCs/>
+        </w:rPr>
+        <w:t>Conclusion:</w:t>
+      </w:r>
+      <w:r>
+        <w:rPr>
+          <w:rFonts w:eastAsiaTheme="minorEastAsia"/>
+          <w:b/>
+          <w:bCs/>
+        </w:rPr>
+        <w:t xml:space="preserve"> </w:t>
+      </w:r>
+      <w:r>
+        <w:rPr>
+          <w:rFonts w:eastAsiaTheme="minorEastAsia"/>
+        </w:rPr>
+        <w:t>Knowing the effect of the task size (input data) o</w:t>
+      </w:r>
+      <w:r>
+        <w:rPr>
+          <w:rFonts w:eastAsiaTheme="minorEastAsia"/>
+        </w:rPr>
+        <w:t>n</w:t>
+      </w:r>
+      <w:r>
+        <w:rPr>
+          <w:rFonts w:eastAsiaTheme="minorEastAsia"/>
+        </w:rPr>
+        <w:t xml:space="preserve"> the execution </w:t>
+      </w:r>
+      <w:r>
+        <w:rPr>
+          <w:rFonts w:eastAsiaTheme="minorEastAsia"/>
+        </w:rPr>
+        <w:t xml:space="preserve">time and why this effect happen can allow for modifying a problem to benefit from cache fitting, even without actually parallelizing the task.  </w:t>
+      </w:r>
+    </w:p>
+    <w:p>
+      <w:pPr>
+        <w:ind w:firstLine="720"/>
+        <w:rPr>
+          <w:rFonts w:eastAsiaTheme="minorEastAsia"/>
+          <w:b/>
+          <w:bCs/>
+        </w:rPr>
+      </w:pPr>
+    </w:p>
+    <w:p>
+      <w:pPr>
+        <w:rPr>
+          <w:rFonts w:eastAsiaTheme="minorEastAsia"/>
+          <w:b/>
+          <w:bCs/>
+          <w:sz w:val="24"/>
+          <w:szCs w:val="24"/>
+        </w:rPr>
+      </w:pPr>
+      <w:r>
+        <w:rPr>
+          <w:rFonts w:eastAsiaTheme="minorEastAsia"/>
+          <w:b/>
+          <w:bCs/>
+          <w:sz w:val="24"/>
+          <w:szCs w:val="24"/>
+        </w:rPr>
+        <w:t>5.</w:t>
+      </w:r>
+      <w:r>
+        <w:rPr>
+          <w:rFonts w:eastAsiaTheme="minorEastAsia"/>
+          <w:b/>
+          <w:bCs/>
+          <w:sz w:val="24"/>
+          <w:szCs w:val="24"/>
+        </w:rPr>
+        <w:t>2</w:t>
+      </w:r>
+      <w:r>
+        <w:rPr>
+          <w:rFonts w:eastAsiaTheme="minorEastAsia"/>
+          <w:b/>
+          <w:bCs/>
+          <w:sz w:val="24"/>
+          <w:szCs w:val="24"/>
+        </w:rPr>
+        <w:t xml:space="preserve"> </w:t>
+      </w:r>
+      <w:r>
+        <w:rPr>
+          <w:rFonts w:eastAsiaTheme="minorEastAsia"/>
+          <w:b/>
+          <w:bCs/>
+          <w:sz w:val="24"/>
+          <w:szCs w:val="24"/>
+        </w:rPr>
+        <w:t>Multiprocessing across segmented sieve</w:t>
+      </w:r>
+    </w:p>
+    <w:p>
+      <w:pPr>
+        <w:rPr>
+          <w:rFonts w:eastAsiaTheme="minorEastAsia"/>
+        </w:rPr>
+      </w:pPr>
+      <w:r>
+        <w:rPr>
+          <w:rFonts w:eastAsiaTheme="minorEastAsia"/>
+          <w:b/>
+          <w:bCs/>
+          <w:sz w:val="24"/>
+          <w:szCs w:val="24"/>
+        </w:rPr>
+        <w:tab/>
+      </w:r>
+      <w:r>
+        <w:rPr>
+          <w:rFonts w:eastAsiaTheme="minorEastAsia"/>
+        </w:rPr>
+        <w:t xml:space="preserve">Parallelization </w:t>
+      </w:r>
+      <w:r>
+        <w:rPr>
+          <w:rFonts w:eastAsiaTheme="minorEastAsia"/>
+        </w:rPr>
+        <w:t xml:space="preserve">of the execution over the different segments through a Pool of Workers is implemented. The parameters of the </w:t>
+      </w:r>
+      <w:r>
+        <w:rPr>
+          <w:rFonts w:eastAsiaTheme="minorEastAsia"/>
+        </w:rPr>
+        <w:t>parallelization</w:t>
+      </w:r>
+      <w:r>
+        <w:rPr>
+          <w:rFonts w:eastAsiaTheme="minorEastAsia"/>
+        </w:rPr>
+        <w:t xml:space="preserve"> are the number of segments </w:t>
+      </w:r>
+      <w:r>
+        <w:rPr>
+          <w:rFonts w:eastAsiaTheme="minorEastAsia"/>
+        </w:rPr>
+        <w:t>and the number of workers.</w:t>
+      </w:r>
+    </w:p>
+    <w:p>
+      <w:pPr>
+        <w:rPr>
+          <w:rFonts w:eastAsiaTheme="minorEastAsia"/>
+          <w:sz w:val="24"/>
+          <w:szCs w:val="24"/>
+        </w:rPr>
+      </w:pPr>
+      <w:r>
+        <w:rPr>
+          <w:rFonts w:eastAsiaTheme="minorEastAsia"/>
+        </w:rPr>
+        <w:t xml:space="preserve">The concatenating of the primes in order is done automatically with </w:t>
+      </w:r>
+      <w:proofErr w:type="spellStart"/>
+      <w:r>
+        <w:rPr>
+          <w:rFonts w:eastAsiaTheme="minorEastAsia"/>
+        </w:rPr>
+        <w:t>pool.map</w:t>
+      </w:r>
+      <w:proofErr w:type="spellEnd"/>
+      <w:r>
+        <w:rPr>
+          <w:rFonts w:eastAsiaTheme="minorEastAsia"/>
+        </w:rPr>
+        <w:t>:</w:t>
+      </w:r>
+    </w:p>
+    <w:p>
+      <w:pPr>
+        <w:shd w:val="clear" w:color="auto" w:fill="FDF6E3"/>
+        <w:spacing w:after="0" w:line="285" w:lineRule="atLeast"/>
+        <w:rPr>
+          <w:rFonts w:ascii="Consolas" w:eastAsia="Times New Roman" w:hAnsi="Consolas" w:cs="Times New Roman"/>
+          <w:color w:val="657B83"/>
+          <w:sz w:val="21"/>
+          <w:szCs w:val="21"/>
+        </w:rPr>
+      </w:pPr>
+      <w:r>
+        <w:rPr>
+          <w:rFonts w:ascii="Consolas" w:eastAsia="Times New Roman" w:hAnsi="Consolas" w:cs="Times New Roman"/>
+          <w:color w:val="657B83"/>
+          <w:sz w:val="21"/>
+          <w:szCs w:val="21"/>
+        </w:rPr>
+        <w:t xml:space="preserve">        </w:t>
+      </w:r>
+      <w:r>
+        <w:rPr>
+          <w:rFonts w:ascii="Consolas" w:eastAsia="Times New Roman" w:hAnsi="Consolas" w:cs="Times New Roman"/>
+          <w:color w:val="268BD2"/>
+          <w:sz w:val="21"/>
+          <w:szCs w:val="21"/>
+        </w:rPr>
+        <w:t>results</w:t>
+      </w:r>
+      <w:r>
+        <w:rPr>
+          <w:rFonts w:ascii="Consolas" w:eastAsia="Times New Roman" w:hAnsi="Consolas" w:cs="Times New Roman"/>
+          <w:color w:val="657B83"/>
+          <w:sz w:val="21"/>
+          <w:szCs w:val="21"/>
+        </w:rPr>
+        <w:t xml:space="preserve"> </w:t>
+      </w:r>
+      <w:r>
+        <w:rPr>
+          <w:rFonts w:ascii="Consolas" w:eastAsia="Times New Roman" w:hAnsi="Consolas" w:cs="Times New Roman"/>
+          <w:color w:val="859900"/>
+          <w:sz w:val="21"/>
+          <w:szCs w:val="21"/>
+        </w:rPr>
+        <w:t>=</w:t>
+      </w:r>
+      <w:r>
+        <w:rPr>
+          <w:rFonts w:ascii="Consolas" w:eastAsia="Times New Roman" w:hAnsi="Consolas" w:cs="Times New Roman"/>
+          <w:color w:val="657B83"/>
+          <w:sz w:val="21"/>
+          <w:szCs w:val="21"/>
+        </w:rPr>
+        <w:t xml:space="preserve"> </w:t>
+      </w:r>
+      <w:proofErr w:type="spellStart"/>
+      <w:proofErr w:type="gramStart"/>
+      <w:r>
+        <w:rPr>
+          <w:rFonts w:ascii="Consolas" w:eastAsia="Times New Roman" w:hAnsi="Consolas" w:cs="Times New Roman"/>
+          <w:color w:val="268BD2"/>
+          <w:sz w:val="21"/>
+          <w:szCs w:val="21"/>
+        </w:rPr>
+        <w:t>pool</w:t>
+      </w:r>
+      <w:r>
+        <w:rPr>
+          <w:rFonts w:ascii="Consolas" w:eastAsia="Times New Roman" w:hAnsi="Consolas" w:cs="Times New Roman"/>
+          <w:color w:val="657B83"/>
+          <w:sz w:val="21"/>
+          <w:szCs w:val="21"/>
+        </w:rPr>
+        <w:t>.</w:t>
+      </w:r>
+      <w:r>
+        <w:rPr>
+          <w:rFonts w:ascii="Consolas" w:eastAsia="Times New Roman" w:hAnsi="Consolas" w:cs="Times New Roman"/>
+          <w:color w:val="268BD2"/>
+          <w:sz w:val="21"/>
+          <w:szCs w:val="21"/>
+        </w:rPr>
+        <w:t>map</w:t>
+      </w:r>
+      <w:proofErr w:type="spellEnd"/>
+      <w:r>
+        <w:rPr>
+          <w:rFonts w:ascii="Consolas" w:eastAsia="Times New Roman" w:hAnsi="Consolas" w:cs="Times New Roman"/>
+          <w:color w:val="657B83"/>
+          <w:sz w:val="21"/>
+          <w:szCs w:val="21"/>
+        </w:rPr>
+        <w:t>(</w:t>
+      </w:r>
+      <w:proofErr w:type="gramEnd"/>
+      <w:r>
+        <w:rPr>
+          <w:rFonts w:ascii="Consolas" w:eastAsia="Times New Roman" w:hAnsi="Consolas" w:cs="Times New Roman"/>
+          <w:color w:val="268BD2"/>
+          <w:sz w:val="21"/>
+          <w:szCs w:val="21"/>
+        </w:rPr>
+        <w:t>_</w:t>
+      </w:r>
+      <w:proofErr w:type="spellStart"/>
+      <w:r>
+        <w:rPr>
+          <w:rFonts w:ascii="Consolas" w:eastAsia="Times New Roman" w:hAnsi="Consolas" w:cs="Times New Roman"/>
+          <w:color w:val="268BD2"/>
+          <w:sz w:val="21"/>
+          <w:szCs w:val="21"/>
+        </w:rPr>
+        <w:t>process_segment</w:t>
+      </w:r>
+      <w:proofErr w:type="spellEnd"/>
+      <w:r>
+        <w:rPr>
+          <w:rFonts w:ascii="Consolas" w:eastAsia="Times New Roman" w:hAnsi="Consolas" w:cs="Times New Roman"/>
+          <w:color w:val="657B83"/>
+          <w:sz w:val="21"/>
+          <w:szCs w:val="21"/>
+        </w:rPr>
+        <w:t xml:space="preserve">, </w:t>
+      </w:r>
+      <w:r>
+        <w:rPr>
+          <w:rFonts w:ascii="Consolas" w:eastAsia="Times New Roman" w:hAnsi="Consolas" w:cs="Times New Roman"/>
+          <w:color w:val="268BD2"/>
+          <w:sz w:val="21"/>
+          <w:szCs w:val="21"/>
+        </w:rPr>
+        <w:t>segments</w:t>
+      </w:r>
+      <w:r>
+        <w:rPr>
+          <w:rFonts w:ascii="Consolas" w:eastAsia="Times New Roman" w:hAnsi="Consolas" w:cs="Times New Roman"/>
+          <w:color w:val="657B83"/>
+          <w:sz w:val="21"/>
+          <w:szCs w:val="21"/>
+        </w:rPr>
+        <w:t>)</w:t>
+      </w:r>
+    </w:p>
+    <w:p>
+      <w:pPr>
+        <w:shd w:val="clear" w:color="auto" w:fill="FDF6E3"/>
+        <w:spacing w:after="0" w:line="285" w:lineRule="atLeast"/>
+        <w:rPr>
+          <w:rFonts w:ascii="Consolas" w:eastAsia="Times New Roman" w:hAnsi="Consolas" w:cs="Times New Roman"/>
+          <w:color w:val="657B83"/>
+          <w:sz w:val="21"/>
+          <w:szCs w:val="21"/>
+        </w:rPr>
+      </w:pPr>
+      <w:r>
+        <w:rPr>
+          <w:rFonts w:ascii="Consolas" w:eastAsia="Times New Roman" w:hAnsi="Consolas" w:cs="Times New Roman"/>
+          <w:color w:val="657B83"/>
+          <w:sz w:val="21"/>
+          <w:szCs w:val="21"/>
+        </w:rPr>
+        <w:t> </w:t>
+      </w:r>
+    </w:p>
+    <w:p>
+      <w:pPr>
+        <w:shd w:val="clear" w:color="auto" w:fill="FDF6E3"/>
+        <w:spacing w:after="0" w:line="285" w:lineRule="atLeast"/>
+        <w:rPr>
+          <w:rFonts w:ascii="Consolas" w:eastAsia="Times New Roman" w:hAnsi="Consolas" w:cs="Times New Roman"/>
+          <w:color w:val="657B83"/>
+          <w:sz w:val="21"/>
+          <w:szCs w:val="21"/>
+        </w:rPr>
+      </w:pPr>
+      <w:r>
+        <w:rPr>
+          <w:rFonts w:ascii="Consolas" w:eastAsia="Times New Roman" w:hAnsi="Consolas" w:cs="Times New Roman"/>
+          <w:color w:val="657B83"/>
+          <w:sz w:val="21"/>
+          <w:szCs w:val="21"/>
+        </w:rPr>
+        <w:t xml:space="preserve">    </w:t>
+      </w:r>
+      <w:r>
+        <w:rPr>
+          <w:rFonts w:ascii="Consolas" w:eastAsia="Times New Roman" w:hAnsi="Consolas" w:cs="Times New Roman"/>
+          <w:color w:val="268BD2"/>
+          <w:sz w:val="21"/>
+          <w:szCs w:val="21"/>
+        </w:rPr>
+        <w:t>chunks</w:t>
+      </w:r>
+      <w:r>
+        <w:rPr>
+          <w:rFonts w:ascii="Consolas" w:eastAsia="Times New Roman" w:hAnsi="Consolas" w:cs="Times New Roman"/>
+          <w:color w:val="657B83"/>
+          <w:sz w:val="21"/>
+          <w:szCs w:val="21"/>
+        </w:rPr>
+        <w:t xml:space="preserve"> </w:t>
+      </w:r>
+      <w:r>
+        <w:rPr>
+          <w:rFonts w:ascii="Consolas" w:eastAsia="Times New Roman" w:hAnsi="Consolas" w:cs="Times New Roman"/>
+          <w:color w:val="859900"/>
+          <w:sz w:val="21"/>
+          <w:szCs w:val="21"/>
+        </w:rPr>
+        <w:t>=</w:t>
+      </w:r>
+      <w:r>
+        <w:rPr>
+          <w:rFonts w:ascii="Consolas" w:eastAsia="Times New Roman" w:hAnsi="Consolas" w:cs="Times New Roman"/>
+          <w:color w:val="657B83"/>
+          <w:sz w:val="21"/>
+          <w:szCs w:val="21"/>
+        </w:rPr>
+        <w:t xml:space="preserve"> [</w:t>
+      </w:r>
+      <w:proofErr w:type="spellStart"/>
+      <w:proofErr w:type="gramStart"/>
+      <w:r>
+        <w:rPr>
+          <w:rFonts w:ascii="Consolas" w:eastAsia="Times New Roman" w:hAnsi="Consolas" w:cs="Times New Roman"/>
+          <w:color w:val="268BD2"/>
+          <w:sz w:val="21"/>
+          <w:szCs w:val="21"/>
+        </w:rPr>
+        <w:t>seed</w:t>
+      </w:r>
+      <w:r>
+        <w:rPr>
+          <w:rFonts w:ascii="Consolas" w:eastAsia="Times New Roman" w:hAnsi="Consolas" w:cs="Times New Roman"/>
+          <w:color w:val="657B83"/>
+          <w:sz w:val="21"/>
+          <w:szCs w:val="21"/>
+        </w:rPr>
+        <w:t>.</w:t>
+      </w:r>
+      <w:r>
+        <w:rPr>
+          <w:rFonts w:ascii="Consolas" w:eastAsia="Times New Roman" w:hAnsi="Consolas" w:cs="Times New Roman"/>
+          <w:color w:val="268BD2"/>
+          <w:sz w:val="21"/>
+          <w:szCs w:val="21"/>
+        </w:rPr>
+        <w:t>astype</w:t>
+      </w:r>
+      <w:proofErr w:type="spellEnd"/>
+      <w:proofErr w:type="gramEnd"/>
+      <w:r>
+        <w:rPr>
+          <w:rFonts w:ascii="Consolas" w:eastAsia="Times New Roman" w:hAnsi="Consolas" w:cs="Times New Roman"/>
+          <w:color w:val="657B83"/>
+          <w:sz w:val="21"/>
+          <w:szCs w:val="21"/>
+        </w:rPr>
+        <w:t>(</w:t>
+      </w:r>
+      <w:r>
+        <w:rPr>
+          <w:rFonts w:ascii="Consolas" w:eastAsia="Times New Roman" w:hAnsi="Consolas" w:cs="Times New Roman"/>
+          <w:color w:val="CB4B16"/>
+          <w:sz w:val="21"/>
+          <w:szCs w:val="21"/>
+        </w:rPr>
+        <w:t>np</w:t>
+      </w:r>
+      <w:r>
+        <w:rPr>
+          <w:rFonts w:ascii="Consolas" w:eastAsia="Times New Roman" w:hAnsi="Consolas" w:cs="Times New Roman"/>
+          <w:color w:val="657B83"/>
+          <w:sz w:val="21"/>
+          <w:szCs w:val="21"/>
+        </w:rPr>
+        <w:t>.</w:t>
+      </w:r>
+      <w:r>
+        <w:rPr>
+          <w:rFonts w:ascii="Consolas" w:eastAsia="Times New Roman" w:hAnsi="Consolas" w:cs="Times New Roman"/>
+          <w:color w:val="CB4B16"/>
+          <w:sz w:val="21"/>
+          <w:szCs w:val="21"/>
+        </w:rPr>
+        <w:t>uint64</w:t>
+      </w:r>
+      <w:r>
+        <w:rPr>
+          <w:rFonts w:ascii="Consolas" w:eastAsia="Times New Roman" w:hAnsi="Consolas" w:cs="Times New Roman"/>
+          <w:color w:val="657B83"/>
+          <w:sz w:val="21"/>
+          <w:szCs w:val="21"/>
+        </w:rPr>
+        <w:t xml:space="preserve">)] </w:t>
+      </w:r>
+      <w:r>
+        <w:rPr>
+          <w:rFonts w:ascii="Consolas" w:eastAsia="Times New Roman" w:hAnsi="Consolas" w:cs="Times New Roman"/>
+          <w:color w:val="859900"/>
+          <w:sz w:val="21"/>
+          <w:szCs w:val="21"/>
+        </w:rPr>
+        <w:t>+</w:t>
+      </w:r>
+      <w:r>
+        <w:rPr>
+          <w:rFonts w:ascii="Consolas" w:eastAsia="Times New Roman" w:hAnsi="Consolas" w:cs="Times New Roman"/>
+          <w:color w:val="657B83"/>
+          <w:sz w:val="21"/>
+          <w:szCs w:val="21"/>
+        </w:rPr>
+        <w:t xml:space="preserve"> </w:t>
+      </w:r>
+      <w:r>
+        <w:rPr>
+          <w:rFonts w:ascii="Consolas" w:eastAsia="Times New Roman" w:hAnsi="Consolas" w:cs="Times New Roman"/>
+          <w:color w:val="268BD2"/>
+          <w:sz w:val="21"/>
+          <w:szCs w:val="21"/>
+        </w:rPr>
+        <w:t>results</w:t>
+      </w:r>
+    </w:p>
+    <w:p>
+      <w:pPr>
+        <w:rPr>
+          <w:rFonts w:eastAsiaTheme="minorEastAsia"/>
+        </w:rPr>
+      </w:pPr>
+      <w:r>
+        <w:rPr>
+          <w:rFonts w:eastAsiaTheme="minorEastAsia"/>
+        </w:rPr>
+        <w:t xml:space="preserve">The </w:t>
+      </w:r>
+      <w:r>
+        <w:rPr>
+          <w:rFonts w:eastAsiaTheme="minorEastAsia"/>
+        </w:rPr>
+        <w:t>in</w:t>
+      </w:r>
+      <w:r>
+        <w:rPr>
+          <w:rFonts w:eastAsiaTheme="minorEastAsia"/>
+        </w:rPr>
+        <w:t>it</w:t>
+      </w:r>
+      <w:r>
+        <w:rPr>
+          <w:rFonts w:eastAsiaTheme="minorEastAsia"/>
+        </w:rPr>
+        <w:t>i</w:t>
+      </w:r>
+      <w:r>
+        <w:rPr>
+          <w:rFonts w:eastAsiaTheme="minorEastAsia"/>
+        </w:rPr>
+        <w:t>ation</w:t>
+      </w:r>
+      <w:r>
+        <w:rPr>
+          <w:rFonts w:eastAsiaTheme="minorEastAsia"/>
+        </w:rPr>
+        <w:t xml:space="preserve"> of the pool</w:t>
+      </w:r>
+      <w:r>
+        <w:rPr>
+          <w:rFonts w:eastAsiaTheme="minorEastAsia"/>
+        </w:rPr>
+        <w:t xml:space="preserve"> was observed to dominate over the calculation time so for the testbench an additional function that receives an initiated pool was made (</w:t>
+      </w:r>
+      <w:proofErr w:type="spellStart"/>
+      <w:r>
+        <w:rPr>
+          <w:rFonts w:eastAsiaTheme="minorEastAsia"/>
+          <w:i/>
+          <w:iCs/>
+        </w:rPr>
+        <w:t>parallel_segmented_with_</w:t>
+      </w:r>
+      <w:proofErr w:type="gramStart"/>
+      <w:r>
+        <w:rPr>
+          <w:rFonts w:eastAsiaTheme="minorEastAsia"/>
+          <w:i/>
+          <w:iCs/>
+        </w:rPr>
+        <w:t>pool</w:t>
+      </w:r>
+      <w:proofErr w:type="spellEnd"/>
+      <w:r>
+        <w:rPr>
+          <w:rFonts w:eastAsiaTheme="minorEastAsia"/>
+          <w:i/>
+          <w:iCs/>
+        </w:rPr>
+        <w:t>(</w:t>
+      </w:r>
+      <w:proofErr w:type="spellStart"/>
+      <w:proofErr w:type="gramEnd"/>
+      <w:r>
+        <w:rPr>
+          <w:rFonts w:eastAsiaTheme="minorEastAsia"/>
+          <w:i/>
+          <w:iCs/>
+        </w:rPr>
+        <w:t>N_max</w:t>
+      </w:r>
+      <w:proofErr w:type="spellEnd"/>
+      <w:r>
+        <w:rPr>
+          <w:rFonts w:eastAsiaTheme="minorEastAsia"/>
+          <w:i/>
+          <w:iCs/>
+        </w:rPr>
+        <w:t>, d, pool</w:t>
+      </w:r>
+      <w:r>
+        <w:rPr>
+          <w:rFonts w:eastAsiaTheme="minorEastAsia"/>
+          <w:i/>
+          <w:iCs/>
+        </w:rPr>
+        <w:t xml:space="preserve">) </w:t>
+      </w:r>
+      <w:r>
+        <w:rPr>
+          <w:rFonts w:eastAsiaTheme="minorEastAsia"/>
+        </w:rPr>
+        <w:t>in</w:t>
+      </w:r>
+      <w:r>
+        <w:rPr>
+          <w:rFonts w:eastAsiaTheme="minorEastAsia"/>
+          <w:i/>
+          <w:iCs/>
+        </w:rPr>
+        <w:t xml:space="preserve"> </w:t>
+      </w:r>
+      <w:proofErr w:type="spellStart"/>
+      <w:r>
+        <w:rPr>
+          <w:rFonts w:eastAsiaTheme="minorEastAsia"/>
+          <w:i/>
+          <w:iCs/>
+        </w:rPr>
+        <w:t>algorithm_versions</w:t>
+      </w:r>
+      <w:proofErr w:type="spellEnd"/>
+      <w:r>
+        <w:rPr>
+          <w:rFonts w:eastAsiaTheme="minorEastAsia"/>
+          <w:i/>
+          <w:iCs/>
+        </w:rPr>
+        <w:t>/</w:t>
+      </w:r>
+      <w:r>
+        <w:rPr>
+          <w:rFonts w:eastAsiaTheme="minorEastAsia"/>
+          <w:i/>
+          <w:iCs/>
+        </w:rPr>
+        <w:t>multiprocessing_segmented.py)</w:t>
+      </w:r>
+      <w:r>
+        <w:rPr>
+          <w:rFonts w:eastAsiaTheme="minorEastAsia"/>
+          <w:i/>
+          <w:iCs/>
+        </w:rPr>
+        <w:t xml:space="preserve">. </w:t>
+      </w:r>
+      <w:r>
+        <w:rPr>
+          <w:rFonts w:eastAsiaTheme="minorEastAsia"/>
+        </w:rPr>
+        <w:t>Further, in the testbench (</w:t>
+      </w:r>
+      <w:r>
+        <w:rPr>
+          <w:rFonts w:eastAsiaTheme="minorEastAsia"/>
+          <w:i/>
+          <w:iCs/>
+        </w:rPr>
+        <w:t>measuring/</w:t>
+      </w:r>
+      <w:r>
+        <w:rPr>
+          <w:rFonts w:eastAsiaTheme="minorEastAsia"/>
+          <w:i/>
+          <w:iCs/>
+        </w:rPr>
+        <w:t>time_meas_parallel_segmented.py</w:t>
+      </w:r>
+      <w:r>
+        <w:rPr>
+          <w:rFonts w:eastAsiaTheme="minorEastAsia"/>
+        </w:rPr>
+        <w:t xml:space="preserve">) the pool startup time is measured separately </w:t>
+      </w:r>
+    </w:p>
+    <w:p>
+      <w:pPr>
+        <w:ind w:firstLine="720"/>
+        <w:rPr>
+          <w:rFonts w:eastAsiaTheme="minorEastAsia"/>
+        </w:rPr>
+      </w:pPr>
+      <w:r>
+        <w:rPr>
+          <w:rFonts w:eastAsiaTheme="minorEastAsia"/>
+          <w:b/>
+          <w:bCs/>
+        </w:rPr>
+        <w:t>Results and observations:</w:t>
+      </w:r>
+    </w:p>
+    <w:p>
+      <w:pPr>
+        <w:rPr>
+          <w:rFonts w:eastAsiaTheme="minorEastAsia"/>
+        </w:rPr>
+      </w:pPr>
+      <w:r>
+        <w:rPr>
+          <w:rFonts w:eastAsiaTheme="minorEastAsia"/>
+        </w:rPr>
+        <w:t xml:space="preserve">As </w:t>
+      </w:r>
+      <w:r>
+        <w:rPr>
+          <w:rFonts w:eastAsiaTheme="minorEastAsia"/>
+        </w:rPr>
+        <w:t>seen on Figure 9, there a speedup that (except for N = 10_000_000) increases with the number of workers. There is some dependence on the size of the segments as well, with the bigger segments yielding better speedup</w:t>
+      </w:r>
+      <w:r>
+        <w:rPr>
+          <w:rFonts w:eastAsiaTheme="minorEastAsia"/>
+        </w:rPr>
+        <w:t>.</w:t>
+      </w:r>
+      <w:r>
+        <w:rPr>
+          <w:rFonts w:eastAsiaTheme="minorEastAsia"/>
+        </w:rPr>
+        <w:t xml:space="preserve"> </w:t>
+      </w:r>
+    </w:p>
+    <w:p>
+      <w:pPr>
+        <w:rPr>
+          <w:rFonts w:eastAsiaTheme="minorEastAsia"/>
+        </w:rPr>
+      </w:pPr>
+      <w:r>
+        <w:rPr>
+          <w:rFonts w:eastAsiaTheme="minorEastAsia"/>
+        </w:rPr>
+        <w:t xml:space="preserve">This speed up however comes only after initiating </w:t>
+      </w:r>
+      <w:r>
+        <w:rPr>
+          <w:rFonts w:eastAsiaTheme="minorEastAsia"/>
+        </w:rPr>
+        <w:t>the pool which we can see for most of t</w:t>
+      </w:r>
+      <w:r>
+        <w:rPr>
+          <w:rFonts w:eastAsiaTheme="minorEastAsia"/>
+        </w:rPr>
+        <w:t>hese</w:t>
+      </w:r>
+      <w:r>
+        <w:rPr>
+          <w:rFonts w:eastAsiaTheme="minorEastAsia"/>
+        </w:rPr>
+        <w:t xml:space="preserve"> parameter combinations is higher than the execution time. It is also proportional to the number of workers which created a tradeoff between decreasing the execution time and increasing the preparation time.</w:t>
+      </w:r>
+    </w:p>
+    <w:p>
+      <w:pPr>
+        <w:ind w:firstLine="720"/>
+        <w:rPr>
+          <w:rFonts w:eastAsiaTheme="minorEastAsia"/>
+          <w:b/>
+          <w:bCs/>
+        </w:rPr>
+      </w:pPr>
+      <w:r>
+        <w:rPr>
+          <w:rFonts w:eastAsiaTheme="minorEastAsia"/>
+          <w:b/>
+          <w:bCs/>
+        </w:rPr>
+        <w:lastRenderedPageBreak/>
+        <w:t xml:space="preserve"> </w:t>
+      </w:r>
+    </w:p>
+    <w:p>
+      <w:pPr>
+        <w:jc w:val="center"/>
+        <w:rPr>
+          <w:rFonts w:eastAsiaTheme="minorEastAsia"/>
+          <w:i/>
+          <w:iCs/>
+          <w:color w:val="808080" w:themeColor="background1" w:themeShade="80"/>
+          <w:sz w:val="24"/>
+          <w:szCs w:val="24"/>
+        </w:rPr>
+      </w:pPr>
+      <w:r>
+        <w:rPr>
+          <w:rFonts w:eastAsiaTheme="minorEastAsia"/>
+          <w:i/>
+          <w:iCs/>
+          <w:noProof/>
+          <w:color w:val="808080" w:themeColor="background1" w:themeShade="80"/>
+          <w:sz w:val="24"/>
+          <w:szCs w:val="24"/>
+        </w:rPr>
+        <w:drawing>
+          <wp:anchor distT="0" distB="0" distL="114300" distR="114300" simplePos="0" relativeHeight="251668480" behindDoc="0" locked="0" layoutInCell="1" allowOverlap="1" wp14:anchorId="24B9F8D1" wp14:editId="704ABD77">
+            <wp:simplePos x="0" y="0"/>
+            <wp:positionH relativeFrom="margin">
+              <wp:align>center</wp:align>
+            </wp:positionH>
+            <wp:positionV relativeFrom="paragraph">
+              <wp:posOffset>0</wp:posOffset>
+            </wp:positionV>
+            <wp:extent cx="6870700" cy="5496560"/>
+            <wp:effectExtent l="0" t="0" r="6350" b="8890"/>
+            <wp:wrapTopAndBottom/>
+            <wp:docPr id="23" name="Picture 23"/>
+            <wp:cNvGraphicFramePr>
+              <a:graphicFrameLocks xmlns:a="http://schemas.openxmlformats.org/drawingml/2006/main" noChangeAspect="1"/>
+            </wp:cNvGraphicFramePr>
+            <a:graphic xmlns:a="http://schemas.openxmlformats.org/drawingml/2006/main">
+              <a:graphicData uri="http://schemas.openxmlformats.org/drawingml/2006/picture">
+                <pic:pic xmlns:pic="http://schemas.openxmlformats.org/drawingml/2006/picture">
+                  <pic:nvPicPr>
+                    <pic:cNvPr id="0" name="Picture 2"/>
+                    <pic:cNvPicPr>
+                      <a:picLocks noChangeAspect="1" noChangeArrowheads="1"/>
+                    </pic:cNvPicPr>
+                  </pic:nvPicPr>
+                  <pic:blipFill>
+                    <a:blip r:embed="rId23" cstate="print">
+                      <a:extLst>
+                        <a:ext uri="{28A0092B-C50C-407E-A947-70E740481C1C}">
+                          <a14:useLocalDpi xmlns:a14="http://schemas.microsoft.com/office/drawing/2010/main" val="0"/>
+                        </a:ext>
+                      </a:extLst>
+                    </a:blip>
+                    <a:srcRect/>
+                    <a:stretch>
+                      <a:fillRect/>
+                    </a:stretch>
+                  </pic:blipFill>
+                  <pic:spPr bwMode="auto">
+                    <a:xfrm>
+                      <a:off x="0" y="0"/>
+                      <a:ext cx="6870700" cy="5496560"/>
+                    </a:xfrm>
+                    <a:prstGeom prst="rect">
+                      <a:avLst/>
+                    </a:prstGeom>
+                    <a:noFill/>
+                  </pic:spPr>
+                </pic:pic>
+              </a:graphicData>
+            </a:graphic>
+            <wp14:sizeRelH relativeFrom="margin">
+              <wp14:pctWidth>0</wp14:pctWidth>
+            </wp14:sizeRelH>
+            <wp14:sizeRelV relativeFrom="margin">
+              <wp14:pctHeight>0</wp14:pctHeight>
+            </wp14:sizeRelV>
+          </wp:anchor>
+        </w:drawing>
+      </w:r>
+      <w:r>
+        <w:rPr>
+          <w:rFonts w:eastAsiaTheme="minorEastAsia"/>
+          <w:i/>
+          <w:iCs/>
+          <w:color w:val="808080" w:themeColor="background1" w:themeShade="80"/>
+          <w:sz w:val="24"/>
+          <w:szCs w:val="24"/>
+        </w:rPr>
+        <w:t xml:space="preserve">Figure </w:t>
+      </w:r>
+      <w:r>
+        <w:rPr>
+          <w:rFonts w:eastAsiaTheme="minorEastAsia"/>
+          <w:i/>
+          <w:iCs/>
+          <w:color w:val="808080" w:themeColor="background1" w:themeShade="80"/>
+          <w:sz w:val="24"/>
+          <w:szCs w:val="24"/>
+        </w:rPr>
+        <w:t>10</w:t>
+      </w:r>
+      <w:r>
+        <w:rPr>
+          <w:rFonts w:eastAsiaTheme="minorEastAsia"/>
+          <w:i/>
+          <w:iCs/>
+          <w:color w:val="808080" w:themeColor="background1" w:themeShade="80"/>
+          <w:sz w:val="24"/>
+          <w:szCs w:val="24"/>
+        </w:rPr>
+        <w:t xml:space="preserve">, </w:t>
+      </w:r>
+      <w:r>
+        <w:rPr>
+          <w:rFonts w:eastAsiaTheme="minorEastAsia"/>
+          <w:i/>
+          <w:iCs/>
+          <w:color w:val="808080" w:themeColor="background1" w:themeShade="80"/>
+          <w:sz w:val="24"/>
+          <w:szCs w:val="24"/>
+        </w:rPr>
+        <w:t xml:space="preserve">Runtime </w:t>
+      </w:r>
+      <w:r>
+        <w:rPr>
+          <w:rFonts w:eastAsiaTheme="minorEastAsia"/>
+          <w:i/>
+          <w:iCs/>
+          <w:color w:val="808080" w:themeColor="background1" w:themeShade="80"/>
+          <w:sz w:val="24"/>
+          <w:szCs w:val="24"/>
+        </w:rPr>
+        <w:t>as a function of the number of workers (excluding the pool time) – top row; and the corresponding speedup relative to the serial baseline – middle row</w:t>
+      </w:r>
+      <w:r>
+        <w:rPr>
+          <w:rFonts w:eastAsiaTheme="minorEastAsia"/>
+          <w:i/>
+          <w:iCs/>
+          <w:color w:val="808080" w:themeColor="background1" w:themeShade="80"/>
+          <w:sz w:val="24"/>
+          <w:szCs w:val="24"/>
+        </w:rPr>
+        <w:t>; and t</w:t>
+      </w:r>
+      <w:r>
+        <w:rPr>
+          <w:rFonts w:eastAsiaTheme="minorEastAsia"/>
+          <w:i/>
+          <w:iCs/>
+          <w:color w:val="808080" w:themeColor="background1" w:themeShade="80"/>
+          <w:sz w:val="24"/>
+          <w:szCs w:val="24"/>
+        </w:rPr>
+        <w:t>ime for the startup</w:t>
+      </w:r>
+      <w:r>
+        <w:rPr>
+          <w:rFonts w:eastAsiaTheme="minorEastAsia"/>
+          <w:i/>
+          <w:iCs/>
+          <w:color w:val="808080" w:themeColor="background1" w:themeShade="80"/>
+          <w:sz w:val="24"/>
+          <w:szCs w:val="24"/>
+        </w:rPr>
+        <w:t xml:space="preserve"> of the pool – bottom row</w:t>
+      </w:r>
+      <w:r>
+        <w:rPr>
+          <w:rFonts w:eastAsiaTheme="minorEastAsia"/>
+          <w:i/>
+          <w:iCs/>
+          <w:color w:val="808080" w:themeColor="background1" w:themeShade="80"/>
+          <w:sz w:val="24"/>
+          <w:szCs w:val="24"/>
+        </w:rPr>
+        <w:t>.</w:t>
+      </w:r>
+    </w:p>
+    <w:p>
+      <w:pPr>
+        <w:pStyle w:val="ListParagraph"/>
+        <w:numPr>
+          <w:ilvl w:val="0"/>
+          <w:numId w:val="1"/>
+        </w:numPr>
+        <w:rPr>
+          <w:rFonts w:eastAsiaTheme="minorEastAsia"/>
+          <w:b/>
+          <w:bCs/>
+          <w:sz w:val="32"/>
+          <w:szCs w:val="32"/>
+        </w:rPr>
+      </w:pPr>
+      <w:r>
+        <w:rPr>
+          <w:rFonts w:eastAsiaTheme="minorEastAsia"/>
+          <w:b/>
+          <w:bCs/>
+          <w:sz w:val="32"/>
+          <w:szCs w:val="32"/>
+        </w:rPr>
+        <w:t>Overall conclusion</w:t>
+      </w:r>
+    </w:p>
+    <w:p>
+      <w:pPr>
+        <w:ind w:firstLine="720"/>
+      </w:pPr>
+      <w:r>
+        <w:rPr>
+          <w:rFonts w:eastAsiaTheme="minorEastAsia"/>
+        </w:rPr>
+        <w:t xml:space="preserve">Through this </w:t>
+      </w:r>
+      <w:r>
+        <w:rPr>
+          <w:rFonts w:eastAsiaTheme="minorEastAsia"/>
+        </w:rPr>
+        <w:t>project</w:t>
+      </w:r>
+      <w:r>
+        <w:rPr>
+          <w:rFonts w:eastAsiaTheme="minorEastAsia"/>
+        </w:rPr>
+        <w:t xml:space="preserve"> we saw that sieve of </w:t>
+      </w:r>
+      <w:r>
+        <w:t>Eratosthenes</w:t>
+      </w:r>
+      <w:r>
+        <w:t xml:space="preserve"> is a good subject for parallelization as it could be done on several different places and with different methods. </w:t>
+      </w:r>
+      <w:r>
+        <w:t>The project explored the algorithm itself, the effect of data representation, before implementing several parallelization techniques. V</w:t>
+      </w:r>
+      <w:r>
+        <w:t xml:space="preserve">ectorization </w:t>
+      </w:r>
+      <w:r>
+        <w:t xml:space="preserve">with </w:t>
+      </w:r>
+      <w:r>
+        <w:t xml:space="preserve">NumPy and JIT compilation </w:t>
+      </w:r>
+      <w:r>
+        <w:t xml:space="preserve">with </w:t>
+      </w:r>
+      <w:proofErr w:type="spellStart"/>
+      <w:r>
+        <w:t>Numba</w:t>
+      </w:r>
+      <w:proofErr w:type="spellEnd"/>
+      <w:r>
+        <w:t xml:space="preserve"> were shown to e</w:t>
+      </w:r>
+      <w:r>
+        <w:t>liminating interpreter overhead</w:t>
+      </w:r>
+      <w:r>
+        <w:t xml:space="preserve">. The parallelization of the inner loop </w:t>
+      </w:r>
+      <w:r>
+        <w:t>leads</w:t>
+      </w:r>
+      <w:r>
+        <w:t xml:space="preserve"> only to limited gains</w:t>
+      </w:r>
+      <w:r>
+        <w:t xml:space="preserve"> </w:t>
+      </w:r>
+      <w:r>
+        <w:t>because the workload becomes memory</w:t>
+      </w:r>
+      <w:r>
+        <w:noBreakHyphen/>
+        <w:t>bandwidth and cache</w:t>
+      </w:r>
+      <w:r>
+        <w:noBreakHyphen/>
+        <w:t>limited for large inputs</w:t>
+      </w:r>
+      <w:r>
+        <w:t xml:space="preserve">. </w:t>
+      </w:r>
+      <w:r>
+        <w:rPr>
+          <w:rStyle w:val="Strong"/>
+          <w:b w:val="0"/>
+          <w:bCs w:val="0"/>
+        </w:rPr>
+        <w:t>Segmentation</w:t>
+      </w:r>
+      <w:r>
+        <w:t xml:space="preserve"> </w:t>
+      </w:r>
+      <w:r>
+        <w:t xml:space="preserve">was used to </w:t>
+      </w:r>
+      <w:r>
+        <w:t>improve locality and enable efficient multiprocessing when segment sizes are chosen to fit cache levels</w:t>
+      </w:r>
+      <w:r>
+        <w:t>.</w:t>
+      </w:r>
+      <w:r>
+        <w:t xml:space="preserve"> </w:t>
+      </w:r>
+    </w:p>
+    <w:p>
+      <w:pPr>
+        <w:ind w:firstLine="720"/>
+      </w:pPr>
+      <w:r>
+        <w:lastRenderedPageBreak/>
+        <w:t xml:space="preserve">Important principles of the parallel programming were demonstrated such as: not every code optimization leads to time improvement; some less obvious parameters of the </w:t>
+      </w:r>
+      <w:r>
+        <w:t>parallelization</w:t>
+      </w:r>
+      <w:r>
+        <w:t xml:space="preserve"> could also matter; and that usually parallelization involves tradeoffs. </w:t>
+      </w:r>
+    </w:p>
+    <w:p>
+      <w:pPr>
+        <w:ind w:firstLine="720"/>
+      </w:pPr>
+      <w:r>
+        <w:t>A few more ideas and important methods for parallelization from the original plan remain to be explored. Running on different hardware (</w:t>
+      </w:r>
+      <w:proofErr w:type="gramStart"/>
+      <w:r>
+        <w:t>i.e.</w:t>
+      </w:r>
+      <w:proofErr w:type="gramEnd"/>
+      <w:r>
+        <w:t xml:space="preserve"> cluster) is another key aspect that had to be left out of the current scope.</w:t>
+      </w:r>
     </w:p>
     <w:p>
       <w:pPr>
@@ -18140,15 +21483,6 @@
               </w:tr>
             </w:tbl>
             <w:p>
-              <w:pPr>
-                <w:divId w:val="297802874"/>
-                <w:rPr>
-                  <w:rFonts w:eastAsia="Times New Roman"/>
-                  <w:noProof/>
-                </w:rPr>
-              </w:pPr>
-            </w:p>
-            <w:p>
               <w:r>
                 <w:rPr>
                   <w:b/>
@@ -18162,7 +21496,6 @@
         </w:sdt>
       </w:sdtContent>
     </w:sdt>
-    <w:p/>
     <w:sectPr>
       <w:pgSz w:w="12240" w:h="15840"/>
       <w:pgMar w:top="1440" w:right="1440" w:bottom="1440" w:left="1440" w:header="708" w:footer="708" w:gutter="0"/>
@@ -19634,6 +22967,17 @@
     <w:link w:val="Footer"/>
     <w:uiPriority w:val="99"/>
     <w:rsid w:val="0024769B"/>
+  </w:style>
+  <w:style w:type="character" w:styleId="Strong">
+    <w:name w:val="Strong"/>
+    <w:basedOn w:val="DefaultParagraphFont"/>
+    <w:uiPriority w:val="22"/>
+    <w:qFormat/>
+    <w:rsid w:val="0075752F"/>
+    <w:rPr>
+      <w:b/>
+      <w:bCs/>
+    </w:rPr>
   </w:style>
 </w:styles>
 </file>
